--- a/7-技术管理/流程制度规范类文件/JXTX-07-01-运维服务技术研发管理制度.docx
+++ b/7-技术管理/流程制度规范类文件/JXTX-07-01-运维服务技术研发管理制度.docx
@@ -22,6 +22,57 @@
         <w:textAlignment w:val="baseline"/>
       </w:pPr>
       <w:bookmarkStart w:id="0" w:name="_Toc30866"/>
+      <w:r>
+        <w:drawing>
+          <wp:anchor distT="0" distB="0" distL="114300" distR="114300" simplePos="0" relativeHeight="251661312" behindDoc="1" locked="0" layoutInCell="1" allowOverlap="1">
+            <wp:simplePos x="0" y="0"/>
+            <wp:positionH relativeFrom="column">
+              <wp:posOffset>-19050</wp:posOffset>
+            </wp:positionH>
+            <wp:positionV relativeFrom="paragraph">
+              <wp:posOffset>-22225</wp:posOffset>
+            </wp:positionV>
+            <wp:extent cx="5304790" cy="8893810"/>
+            <wp:effectExtent l="0" t="0" r="13970" b="6350"/>
+            <wp:wrapNone/>
+            <wp:docPr id="1" name="图片 1"/>
+            <wp:cNvGraphicFramePr>
+              <a:graphicFrameLocks xmlns:a="http://schemas.openxmlformats.org/drawingml/2006/main" noChangeAspect="1"/>
+            </wp:cNvGraphicFramePr>
+            <a:graphic xmlns:a="http://schemas.openxmlformats.org/drawingml/2006/main">
+              <a:graphicData uri="http://schemas.openxmlformats.org/drawingml/2006/picture">
+                <pic:pic xmlns:pic="http://schemas.openxmlformats.org/drawingml/2006/picture">
+                  <pic:nvPicPr>
+                    <pic:cNvPr id="1" name="图片 1"/>
+                    <pic:cNvPicPr>
+                      <a:picLocks noChangeAspect="1"/>
+                    </pic:cNvPicPr>
+                  </pic:nvPicPr>
+                  <pic:blipFill>
+                    <a:blip r:embed="rId7"/>
+                    <a:stretch>
+                      <a:fillRect/>
+                    </a:stretch>
+                  </pic:blipFill>
+                  <pic:spPr>
+                    <a:xfrm>
+                      <a:off x="0" y="0"/>
+                      <a:ext cx="5304790" cy="8893810"/>
+                    </a:xfrm>
+                    <a:prstGeom prst="rect">
+                      <a:avLst/>
+                    </a:prstGeom>
+                    <a:noFill/>
+                    <a:ln>
+                      <a:noFill/>
+                    </a:ln>
+                  </pic:spPr>
+                </pic:pic>
+              </a:graphicData>
+            </a:graphic>
+          </wp:anchor>
+        </w:drawing>
+      </w:r>
       <w:r>
         <w:drawing>
           <wp:anchor distT="0" distB="0" distL="114300" distR="114300" simplePos="0" relativeHeight="251660288" behindDoc="1" locked="0" layoutInCell="1" allowOverlap="1">
@@ -49,7 +100,7 @@
                     </pic:cNvPicPr>
                   </pic:nvPicPr>
                   <pic:blipFill>
-                    <a:blip r:embed="rId7"/>
+                    <a:blip r:embed="rId8"/>
                     <a:stretch>
                       <a:fillRect/>
                     </a:stretch>
@@ -104,7 +155,7 @@
                     </pic:cNvPicPr>
                   </pic:nvPicPr>
                   <pic:blipFill>
-                    <a:blip r:embed="rId8">
+                    <a:blip r:embed="rId9">
                       <a:alphaModFix amt="58000"/>
                       <a:lum contrast="-52000"/>
                     </a:blip>
@@ -1306,8 +1357,6 @@
               </w:rPr>
               <w:t>熊发云</w:t>
             </w:r>
-            <w:bookmarkStart w:id="22" w:name="_GoBack"/>
-            <w:bookmarkEnd w:id="22"/>
           </w:p>
         </w:tc>
         <w:tc>
@@ -4129,7 +4178,6 @@
             <w:insideH w:val="single" w:color="auto" w:sz="4" w:space="0"/>
             <w:insideV w:val="single" w:color="auto" w:sz="4" w:space="0"/>
           </w:tblBorders>
-          <w:shd w:val="clear" w:color="auto" w:fill="auto"/>
           <w:tblCellMar>
             <w:top w:w="15" w:type="dxa"/>
             <w:left w:w="15" w:type="dxa"/>
@@ -4346,7 +4394,6 @@
             <w:insideH w:val="single" w:color="auto" w:sz="4" w:space="0"/>
             <w:insideV w:val="single" w:color="auto" w:sz="4" w:space="0"/>
           </w:tblBorders>
-          <w:shd w:val="clear" w:color="auto" w:fill="auto"/>
           <w:tblCellMar>
             <w:top w:w="15" w:type="dxa"/>
             <w:left w:w="15" w:type="dxa"/>
@@ -4720,7 +4767,6 @@
             <w:insideH w:val="single" w:color="auto" w:sz="4" w:space="0"/>
             <w:insideV w:val="single" w:color="auto" w:sz="4" w:space="0"/>
           </w:tblBorders>
-          <w:shd w:val="clear" w:color="auto" w:fill="auto"/>
           <w:tblCellMar>
             <w:top w:w="15" w:type="dxa"/>
             <w:left w:w="15" w:type="dxa"/>
@@ -5069,7 +5115,6 @@
             <w:insideH w:val="single" w:color="auto" w:sz="4" w:space="0"/>
             <w:insideV w:val="single" w:color="auto" w:sz="4" w:space="0"/>
           </w:tblBorders>
-          <w:shd w:val="clear" w:color="auto" w:fill="auto"/>
           <w:tblCellMar>
             <w:top w:w="15" w:type="dxa"/>
             <w:left w:w="15" w:type="dxa"/>
@@ -5306,7 +5351,6 @@
             <w:insideH w:val="single" w:color="auto" w:sz="4" w:space="0"/>
             <w:insideV w:val="single" w:color="auto" w:sz="4" w:space="0"/>
           </w:tblBorders>
-          <w:shd w:val="clear" w:color="auto" w:fill="auto"/>
           <w:tblCellMar>
             <w:top w:w="15" w:type="dxa"/>
             <w:left w:w="15" w:type="dxa"/>
@@ -5543,7 +5587,6 @@
             <w:insideH w:val="single" w:color="auto" w:sz="4" w:space="0"/>
             <w:insideV w:val="single" w:color="auto" w:sz="4" w:space="0"/>
           </w:tblBorders>
-          <w:shd w:val="clear" w:color="auto" w:fill="auto"/>
           <w:tblCellMar>
             <w:top w:w="15" w:type="dxa"/>
             <w:left w:w="15" w:type="dxa"/>
@@ -5780,7 +5823,6 @@
             <w:insideH w:val="single" w:color="auto" w:sz="4" w:space="0"/>
             <w:insideV w:val="single" w:color="auto" w:sz="4" w:space="0"/>
           </w:tblBorders>
-          <w:shd w:val="clear" w:color="auto" w:fill="auto"/>
           <w:tblCellMar>
             <w:top w:w="15" w:type="dxa"/>
             <w:left w:w="15" w:type="dxa"/>
@@ -7524,6 +7566,785 @@
         </w:rPr>
       </w:pPr>
       <w:bookmarkStart w:id="21" w:name="_Toc1480"/>
+      <w:r>
+        <w:rPr>
+          <w:rFonts w:hint="eastAsia"/>
+          <w:lang w:val="en-US" w:eastAsia="zh-CN"/>
+        </w:rPr>
+        <w:t>考核指标</w:t>
+      </w:r>
+    </w:p>
+    <w:tbl>
+      <w:tblPr>
+        <w:tblW w:w="8504" w:type="dxa"/>
+        <w:tblInd w:w="96" w:type="dxa"/>
+        <w:tblBorders>
+          <w:top w:val="none" w:color="auto" w:sz="0" w:space="0"/>
+          <w:left w:val="none" w:color="auto" w:sz="0" w:space="0"/>
+          <w:bottom w:val="none" w:color="auto" w:sz="0" w:space="0"/>
+          <w:right w:val="none" w:color="auto" w:sz="0" w:space="0"/>
+          <w:insideH w:val="none" w:color="auto" w:sz="0" w:space="0"/>
+          <w:insideV w:val="none" w:color="auto" w:sz="0" w:space="0"/>
+        </w:tblBorders>
+        <w:shd w:val="clear"/>
+        <w:tblLayout w:type="autofit"/>
+        <w:tblCellMar>
+          <w:top w:w="0" w:type="dxa"/>
+          <w:left w:w="108" w:type="dxa"/>
+          <w:bottom w:w="0" w:type="dxa"/>
+          <w:right w:w="108" w:type="dxa"/>
+        </w:tblCellMar>
+      </w:tblPr>
+      <w:tblGrid>
+        <w:gridCol w:w="1723"/>
+        <w:gridCol w:w="1032"/>
+        <w:gridCol w:w="4823"/>
+        <w:gridCol w:w="926"/>
+      </w:tblGrid>
+      <w:tr>
+        <w:tblPrEx>
+          <w:tblBorders>
+            <w:top w:val="none" w:color="auto" w:sz="0" w:space="0"/>
+            <w:left w:val="none" w:color="auto" w:sz="0" w:space="0"/>
+            <w:bottom w:val="none" w:color="auto" w:sz="0" w:space="0"/>
+            <w:right w:val="none" w:color="auto" w:sz="0" w:space="0"/>
+            <w:insideH w:val="none" w:color="auto" w:sz="0" w:space="0"/>
+            <w:insideV w:val="none" w:color="auto" w:sz="0" w:space="0"/>
+          </w:tblBorders>
+          <w:tblCellMar>
+            <w:top w:w="0" w:type="dxa"/>
+            <w:left w:w="108" w:type="dxa"/>
+            <w:bottom w:w="0" w:type="dxa"/>
+            <w:right w:w="108" w:type="dxa"/>
+          </w:tblCellMar>
+        </w:tblPrEx>
+        <w:trPr>
+          <w:trHeight w:val="493" w:hRule="atLeast"/>
+        </w:trPr>
+        <w:tc>
+          <w:tcPr>
+            <w:tcW w:w="1723" w:type="dxa"/>
+            <w:tcBorders>
+              <w:top w:val="single" w:color="000000" w:sz="4" w:space="0"/>
+              <w:left w:val="single" w:color="000000" w:sz="4" w:space="0"/>
+              <w:bottom w:val="single" w:color="000000" w:sz="4" w:space="0"/>
+              <w:right w:val="single" w:color="000000" w:sz="4" w:space="0"/>
+            </w:tcBorders>
+            <w:shd w:val="clear" w:color="auto" w:fill="C0C0C0"/>
+            <w:vAlign w:val="center"/>
+          </w:tcPr>
+          <w:p>
+            <w:pPr>
+              <w:keepNext w:val="0"/>
+              <w:keepLines w:val="0"/>
+              <w:widowControl/>
+              <w:suppressLineNumbers w:val="0"/>
+              <w:jc w:val="center"/>
+              <w:textAlignment w:val="center"/>
+              <w:rPr>
+                <w:rFonts w:ascii="楷体_GB2312" w:hAnsi="宋体" w:eastAsia="楷体_GB2312" w:cs="楷体_GB2312"/>
+                <w:b/>
+                <w:bCs/>
+                <w:i w:val="0"/>
+                <w:iCs w:val="0"/>
+                <w:color w:val="000000"/>
+                <w:sz w:val="22"/>
+                <w:szCs w:val="22"/>
+                <w:u w:val="none"/>
+              </w:rPr>
+            </w:pPr>
+            <w:r>
+              <w:rPr>
+                <w:rFonts w:hint="default" w:ascii="楷体_GB2312" w:hAnsi="宋体" w:eastAsia="楷体_GB2312" w:cs="楷体_GB2312"/>
+                <w:b/>
+                <w:bCs/>
+                <w:i w:val="0"/>
+                <w:iCs w:val="0"/>
+                <w:snapToGrid w:val="0"/>
+                <w:color w:val="000000"/>
+                <w:kern w:val="0"/>
+                <w:sz w:val="22"/>
+                <w:szCs w:val="22"/>
+                <w:u w:val="none"/>
+                <w:bdr w:val="none" w:color="auto" w:sz="0" w:space="0"/>
+                <w:lang w:val="en-US" w:eastAsia="zh-CN" w:bidi="ar"/>
+              </w:rPr>
+              <w:t>KPI</w:t>
+            </w:r>
+          </w:p>
+        </w:tc>
+        <w:tc>
+          <w:tcPr>
+            <w:tcW w:w="1032" w:type="dxa"/>
+            <w:tcBorders>
+              <w:top w:val="single" w:color="000000" w:sz="4" w:space="0"/>
+              <w:left w:val="single" w:color="000000" w:sz="4" w:space="0"/>
+              <w:bottom w:val="single" w:color="000000" w:sz="4" w:space="0"/>
+              <w:right w:val="single" w:color="000000" w:sz="4" w:space="0"/>
+            </w:tcBorders>
+            <w:shd w:val="clear" w:color="auto" w:fill="C0C0C0"/>
+            <w:vAlign w:val="center"/>
+          </w:tcPr>
+          <w:p>
+            <w:pPr>
+              <w:keepNext w:val="0"/>
+              <w:keepLines w:val="0"/>
+              <w:widowControl/>
+              <w:suppressLineNumbers w:val="0"/>
+              <w:jc w:val="center"/>
+              <w:textAlignment w:val="center"/>
+              <w:rPr>
+                <w:rFonts w:hint="default" w:ascii="楷体_GB2312" w:hAnsi="宋体" w:eastAsia="楷体_GB2312" w:cs="楷体_GB2312"/>
+                <w:b/>
+                <w:bCs/>
+                <w:i w:val="0"/>
+                <w:iCs w:val="0"/>
+                <w:color w:val="000000"/>
+                <w:sz w:val="22"/>
+                <w:szCs w:val="22"/>
+                <w:u w:val="none"/>
+              </w:rPr>
+            </w:pPr>
+            <w:r>
+              <w:rPr>
+                <w:rFonts w:hint="default" w:ascii="楷体_GB2312" w:hAnsi="宋体" w:eastAsia="楷体_GB2312" w:cs="楷体_GB2312"/>
+                <w:b/>
+                <w:bCs/>
+                <w:i w:val="0"/>
+                <w:iCs w:val="0"/>
+                <w:snapToGrid w:val="0"/>
+                <w:color w:val="000000"/>
+                <w:kern w:val="0"/>
+                <w:sz w:val="22"/>
+                <w:szCs w:val="22"/>
+                <w:u w:val="none"/>
+                <w:bdr w:val="none" w:color="auto" w:sz="0" w:space="0"/>
+                <w:lang w:val="en-US" w:eastAsia="zh-CN" w:bidi="ar"/>
+              </w:rPr>
+              <w:t>目标值</w:t>
+            </w:r>
+          </w:p>
+        </w:tc>
+        <w:tc>
+          <w:tcPr>
+            <w:tcW w:w="4823" w:type="dxa"/>
+            <w:tcBorders>
+              <w:top w:val="single" w:color="000000" w:sz="4" w:space="0"/>
+              <w:left w:val="single" w:color="000000" w:sz="4" w:space="0"/>
+              <w:bottom w:val="single" w:color="000000" w:sz="4" w:space="0"/>
+              <w:right w:val="single" w:color="000000" w:sz="4" w:space="0"/>
+            </w:tcBorders>
+            <w:shd w:val="clear" w:color="auto" w:fill="C0C0C0"/>
+            <w:vAlign w:val="center"/>
+          </w:tcPr>
+          <w:p>
+            <w:pPr>
+              <w:keepNext w:val="0"/>
+              <w:keepLines w:val="0"/>
+              <w:widowControl/>
+              <w:suppressLineNumbers w:val="0"/>
+              <w:jc w:val="center"/>
+              <w:textAlignment w:val="center"/>
+              <w:rPr>
+                <w:rFonts w:hint="default" w:ascii="楷体_GB2312" w:hAnsi="宋体" w:eastAsia="楷体_GB2312" w:cs="楷体_GB2312"/>
+                <w:b/>
+                <w:bCs/>
+                <w:i w:val="0"/>
+                <w:iCs w:val="0"/>
+                <w:color w:val="000000"/>
+                <w:sz w:val="22"/>
+                <w:szCs w:val="22"/>
+                <w:u w:val="none"/>
+              </w:rPr>
+            </w:pPr>
+            <w:r>
+              <w:rPr>
+                <w:rFonts w:hint="default" w:ascii="楷体_GB2312" w:hAnsi="宋体" w:eastAsia="楷体_GB2312" w:cs="楷体_GB2312"/>
+                <w:b/>
+                <w:bCs/>
+                <w:i w:val="0"/>
+                <w:iCs w:val="0"/>
+                <w:snapToGrid w:val="0"/>
+                <w:color w:val="000000"/>
+                <w:kern w:val="0"/>
+                <w:sz w:val="22"/>
+                <w:szCs w:val="22"/>
+                <w:u w:val="none"/>
+                <w:bdr w:val="none" w:color="auto" w:sz="0" w:space="0"/>
+                <w:lang w:val="en-US" w:eastAsia="zh-CN" w:bidi="ar"/>
+              </w:rPr>
+              <w:t>计算公式/方法</w:t>
+            </w:r>
+          </w:p>
+        </w:tc>
+        <w:tc>
+          <w:tcPr>
+            <w:tcW w:w="926" w:type="dxa"/>
+            <w:tcBorders>
+              <w:top w:val="single" w:color="000000" w:sz="4" w:space="0"/>
+              <w:left w:val="single" w:color="000000" w:sz="4" w:space="0"/>
+              <w:bottom w:val="single" w:color="000000" w:sz="4" w:space="0"/>
+              <w:right w:val="single" w:color="000000" w:sz="4" w:space="0"/>
+            </w:tcBorders>
+            <w:shd w:val="clear" w:color="auto" w:fill="C0C0C0"/>
+            <w:vAlign w:val="center"/>
+          </w:tcPr>
+          <w:p>
+            <w:pPr>
+              <w:keepNext w:val="0"/>
+              <w:keepLines w:val="0"/>
+              <w:widowControl/>
+              <w:suppressLineNumbers w:val="0"/>
+              <w:jc w:val="center"/>
+              <w:textAlignment w:val="center"/>
+              <w:rPr>
+                <w:rFonts w:hint="default" w:ascii="楷体_GB2312" w:hAnsi="宋体" w:eastAsia="楷体_GB2312" w:cs="楷体_GB2312"/>
+                <w:b/>
+                <w:bCs/>
+                <w:i w:val="0"/>
+                <w:iCs w:val="0"/>
+                <w:color w:val="000000"/>
+                <w:sz w:val="22"/>
+                <w:szCs w:val="22"/>
+                <w:u w:val="none"/>
+              </w:rPr>
+            </w:pPr>
+            <w:r>
+              <w:rPr>
+                <w:rFonts w:hint="default" w:ascii="楷体_GB2312" w:hAnsi="宋体" w:eastAsia="楷体_GB2312" w:cs="楷体_GB2312"/>
+                <w:b/>
+                <w:bCs/>
+                <w:i w:val="0"/>
+                <w:iCs w:val="0"/>
+                <w:snapToGrid w:val="0"/>
+                <w:color w:val="000000"/>
+                <w:kern w:val="0"/>
+                <w:sz w:val="22"/>
+                <w:szCs w:val="22"/>
+                <w:u w:val="none"/>
+                <w:bdr w:val="none" w:color="auto" w:sz="0" w:space="0"/>
+                <w:lang w:val="en-US" w:eastAsia="zh-CN" w:bidi="ar"/>
+              </w:rPr>
+              <w:t>频度</w:t>
+            </w:r>
+          </w:p>
+        </w:tc>
+      </w:tr>
+      <w:tr>
+        <w:tblPrEx>
+          <w:tblBorders>
+            <w:top w:val="none" w:color="auto" w:sz="0" w:space="0"/>
+            <w:left w:val="none" w:color="auto" w:sz="0" w:space="0"/>
+            <w:bottom w:val="none" w:color="auto" w:sz="0" w:space="0"/>
+            <w:right w:val="none" w:color="auto" w:sz="0" w:space="0"/>
+            <w:insideH w:val="none" w:color="auto" w:sz="0" w:space="0"/>
+            <w:insideV w:val="none" w:color="auto" w:sz="0" w:space="0"/>
+          </w:tblBorders>
+          <w:tblCellMar>
+            <w:top w:w="0" w:type="dxa"/>
+            <w:left w:w="108" w:type="dxa"/>
+            <w:bottom w:w="0" w:type="dxa"/>
+            <w:right w:w="108" w:type="dxa"/>
+          </w:tblCellMar>
+        </w:tblPrEx>
+        <w:trPr>
+          <w:trHeight w:val="493" w:hRule="atLeast"/>
+        </w:trPr>
+        <w:tc>
+          <w:tcPr>
+            <w:tcW w:w="1723" w:type="dxa"/>
+            <w:tcBorders>
+              <w:top w:val="single" w:color="000000" w:sz="4" w:space="0"/>
+              <w:left w:val="single" w:color="000000" w:sz="4" w:space="0"/>
+              <w:bottom w:val="single" w:color="000000" w:sz="4" w:space="0"/>
+              <w:right w:val="single" w:color="000000" w:sz="4" w:space="0"/>
+            </w:tcBorders>
+            <w:shd w:val="clear" w:color="auto" w:fill="auto"/>
+            <w:vAlign w:val="center"/>
+          </w:tcPr>
+          <w:p>
+            <w:pPr>
+              <w:keepNext w:val="0"/>
+              <w:keepLines w:val="0"/>
+              <w:widowControl/>
+              <w:suppressLineNumbers w:val="0"/>
+              <w:jc w:val="left"/>
+              <w:textAlignment w:val="center"/>
+              <w:rPr>
+                <w:rFonts w:hint="default" w:ascii="楷体_GB2312" w:hAnsi="宋体" w:eastAsia="楷体_GB2312" w:cs="楷体_GB2312"/>
+                <w:b/>
+                <w:bCs/>
+                <w:i w:val="0"/>
+                <w:iCs w:val="0"/>
+                <w:snapToGrid w:val="0"/>
+                <w:color w:val="000000"/>
+                <w:kern w:val="0"/>
+                <w:sz w:val="22"/>
+                <w:szCs w:val="22"/>
+                <w:u w:val="none"/>
+                <w:bdr w:val="none" w:color="auto" w:sz="0" w:space="0"/>
+                <w:lang w:val="en-US" w:eastAsia="zh-CN" w:bidi="ar"/>
+              </w:rPr>
+            </w:pPr>
+            <w:r>
+              <w:rPr>
+                <w:rFonts w:hint="eastAsia" w:ascii="宋体" w:hAnsi="宋体" w:eastAsia="宋体" w:cs="宋体"/>
+                <w:i w:val="0"/>
+                <w:iCs w:val="0"/>
+                <w:snapToGrid w:val="0"/>
+                <w:color w:val="000000"/>
+                <w:kern w:val="0"/>
+                <w:sz w:val="21"/>
+                <w:szCs w:val="21"/>
+                <w:u w:val="none"/>
+                <w:lang w:val="en-US" w:eastAsia="zh-CN" w:bidi="ar"/>
+              </w:rPr>
+              <w:t>阶段成果达成率</w:t>
+            </w:r>
+          </w:p>
+        </w:tc>
+        <w:tc>
+          <w:tcPr>
+            <w:tcW w:w="1032" w:type="dxa"/>
+            <w:tcBorders>
+              <w:top w:val="single" w:color="000000" w:sz="4" w:space="0"/>
+              <w:left w:val="single" w:color="000000" w:sz="4" w:space="0"/>
+              <w:bottom w:val="single" w:color="000000" w:sz="4" w:space="0"/>
+              <w:right w:val="single" w:color="000000" w:sz="4" w:space="0"/>
+            </w:tcBorders>
+            <w:shd w:val="clear" w:color="auto" w:fill="auto"/>
+            <w:vAlign w:val="center"/>
+          </w:tcPr>
+          <w:p>
+            <w:pPr>
+              <w:keepNext w:val="0"/>
+              <w:keepLines w:val="0"/>
+              <w:widowControl/>
+              <w:suppressLineNumbers w:val="0"/>
+              <w:jc w:val="left"/>
+              <w:textAlignment w:val="center"/>
+              <w:rPr>
+                <w:rFonts w:hint="default" w:ascii="楷体_GB2312" w:hAnsi="宋体" w:eastAsia="楷体_GB2312" w:cs="楷体_GB2312"/>
+                <w:b/>
+                <w:bCs/>
+                <w:i w:val="0"/>
+                <w:iCs w:val="0"/>
+                <w:snapToGrid w:val="0"/>
+                <w:color w:val="000000"/>
+                <w:kern w:val="0"/>
+                <w:sz w:val="22"/>
+                <w:szCs w:val="22"/>
+                <w:u w:val="none"/>
+                <w:bdr w:val="none" w:color="auto" w:sz="0" w:space="0"/>
+                <w:lang w:val="en-US" w:eastAsia="zh-CN" w:bidi="ar"/>
+              </w:rPr>
+            </w:pPr>
+            <w:r>
+              <w:rPr>
+                <w:rFonts w:hint="eastAsia" w:ascii="宋体" w:hAnsi="宋体" w:eastAsia="宋体" w:cs="宋体"/>
+                <w:i w:val="0"/>
+                <w:iCs w:val="0"/>
+                <w:snapToGrid w:val="0"/>
+                <w:color w:val="000000"/>
+                <w:kern w:val="0"/>
+                <w:sz w:val="21"/>
+                <w:szCs w:val="21"/>
+                <w:u w:val="none"/>
+                <w:lang w:val="en-US" w:eastAsia="zh-CN" w:bidi="ar"/>
+              </w:rPr>
+              <w:t>≥</w:t>
+            </w:r>
+            <w:bookmarkStart w:id="22" w:name="_GoBack"/>
+            <w:bookmarkEnd w:id="22"/>
+            <w:r>
+              <w:rPr>
+                <w:rFonts w:hint="eastAsia" w:ascii="宋体" w:hAnsi="宋体" w:eastAsia="宋体" w:cs="宋体"/>
+                <w:i w:val="0"/>
+                <w:iCs w:val="0"/>
+                <w:snapToGrid w:val="0"/>
+                <w:color w:val="000000"/>
+                <w:kern w:val="0"/>
+                <w:sz w:val="21"/>
+                <w:szCs w:val="21"/>
+                <w:u w:val="none"/>
+                <w:lang w:val="en-US" w:eastAsia="zh-CN" w:bidi="ar"/>
+              </w:rPr>
+              <w:t>80%</w:t>
+            </w:r>
+          </w:p>
+        </w:tc>
+        <w:tc>
+          <w:tcPr>
+            <w:tcW w:w="4823" w:type="dxa"/>
+            <w:tcBorders>
+              <w:top w:val="single" w:color="000000" w:sz="4" w:space="0"/>
+              <w:left w:val="single" w:color="000000" w:sz="4" w:space="0"/>
+              <w:bottom w:val="single" w:color="000000" w:sz="4" w:space="0"/>
+              <w:right w:val="single" w:color="000000" w:sz="4" w:space="0"/>
+            </w:tcBorders>
+            <w:shd w:val="clear" w:color="auto" w:fill="auto"/>
+            <w:vAlign w:val="center"/>
+          </w:tcPr>
+          <w:p>
+            <w:pPr>
+              <w:keepNext w:val="0"/>
+              <w:keepLines w:val="0"/>
+              <w:widowControl/>
+              <w:suppressLineNumbers w:val="0"/>
+              <w:jc w:val="left"/>
+              <w:textAlignment w:val="center"/>
+              <w:rPr>
+                <w:rFonts w:hint="default" w:ascii="楷体_GB2312" w:hAnsi="宋体" w:eastAsia="楷体_GB2312" w:cs="楷体_GB2312"/>
+                <w:b/>
+                <w:bCs/>
+                <w:i w:val="0"/>
+                <w:iCs w:val="0"/>
+                <w:snapToGrid w:val="0"/>
+                <w:color w:val="000000"/>
+                <w:kern w:val="0"/>
+                <w:sz w:val="22"/>
+                <w:szCs w:val="22"/>
+                <w:u w:val="none"/>
+                <w:bdr w:val="none" w:color="auto" w:sz="0" w:space="0"/>
+                <w:lang w:val="en-US" w:eastAsia="zh-CN" w:bidi="ar"/>
+              </w:rPr>
+            </w:pPr>
+            <w:r>
+              <w:rPr>
+                <w:rFonts w:hint="eastAsia" w:ascii="宋体" w:hAnsi="宋体" w:eastAsia="宋体" w:cs="宋体"/>
+                <w:i w:val="0"/>
+                <w:iCs w:val="0"/>
+                <w:snapToGrid w:val="0"/>
+                <w:color w:val="000000"/>
+                <w:kern w:val="0"/>
+                <w:sz w:val="21"/>
+                <w:szCs w:val="21"/>
+                <w:u w:val="none"/>
+                <w:lang w:val="en-US" w:eastAsia="zh-CN" w:bidi="ar"/>
+              </w:rPr>
+              <w:t>（项目实施阶段成果达成数/计划成果数）*100%</w:t>
+            </w:r>
+          </w:p>
+        </w:tc>
+        <w:tc>
+          <w:tcPr>
+            <w:tcW w:w="926" w:type="dxa"/>
+            <w:tcBorders>
+              <w:top w:val="single" w:color="000000" w:sz="4" w:space="0"/>
+              <w:left w:val="single" w:color="000000" w:sz="4" w:space="0"/>
+              <w:bottom w:val="single" w:color="000000" w:sz="4" w:space="0"/>
+              <w:right w:val="single" w:color="000000" w:sz="4" w:space="0"/>
+            </w:tcBorders>
+            <w:shd w:val="clear" w:color="auto" w:fill="auto"/>
+            <w:vAlign w:val="center"/>
+          </w:tcPr>
+          <w:p>
+            <w:pPr>
+              <w:keepNext w:val="0"/>
+              <w:keepLines w:val="0"/>
+              <w:widowControl/>
+              <w:suppressLineNumbers w:val="0"/>
+              <w:jc w:val="left"/>
+              <w:textAlignment w:val="center"/>
+              <w:rPr>
+                <w:rFonts w:hint="default" w:ascii="楷体_GB2312" w:hAnsi="宋体" w:eastAsia="楷体_GB2312" w:cs="楷体_GB2312"/>
+                <w:b/>
+                <w:bCs/>
+                <w:i w:val="0"/>
+                <w:iCs w:val="0"/>
+                <w:snapToGrid w:val="0"/>
+                <w:color w:val="000000"/>
+                <w:kern w:val="0"/>
+                <w:sz w:val="22"/>
+                <w:szCs w:val="22"/>
+                <w:u w:val="none"/>
+                <w:bdr w:val="none" w:color="auto" w:sz="0" w:space="0"/>
+                <w:lang w:val="en-US" w:eastAsia="zh-CN" w:bidi="ar"/>
+              </w:rPr>
+            </w:pPr>
+            <w:r>
+              <w:rPr>
+                <w:rFonts w:hint="eastAsia" w:ascii="宋体" w:hAnsi="宋体" w:eastAsia="宋体" w:cs="宋体"/>
+                <w:i w:val="0"/>
+                <w:iCs w:val="0"/>
+                <w:snapToGrid w:val="0"/>
+                <w:color w:val="000000"/>
+                <w:kern w:val="0"/>
+                <w:sz w:val="21"/>
+                <w:szCs w:val="21"/>
+                <w:u w:val="none"/>
+                <w:lang w:val="en-US" w:eastAsia="zh-CN" w:bidi="ar"/>
+              </w:rPr>
+              <w:t>季度</w:t>
+            </w:r>
+          </w:p>
+        </w:tc>
+      </w:tr>
+      <w:tr>
+        <w:tblPrEx>
+          <w:tblBorders>
+            <w:top w:val="none" w:color="auto" w:sz="0" w:space="0"/>
+            <w:left w:val="none" w:color="auto" w:sz="0" w:space="0"/>
+            <w:bottom w:val="none" w:color="auto" w:sz="0" w:space="0"/>
+            <w:right w:val="none" w:color="auto" w:sz="0" w:space="0"/>
+            <w:insideH w:val="none" w:color="auto" w:sz="0" w:space="0"/>
+            <w:insideV w:val="none" w:color="auto" w:sz="0" w:space="0"/>
+          </w:tblBorders>
+          <w:tblCellMar>
+            <w:top w:w="0" w:type="dxa"/>
+            <w:left w:w="108" w:type="dxa"/>
+            <w:bottom w:w="0" w:type="dxa"/>
+            <w:right w:w="108" w:type="dxa"/>
+          </w:tblCellMar>
+        </w:tblPrEx>
+        <w:trPr>
+          <w:trHeight w:val="493" w:hRule="atLeast"/>
+        </w:trPr>
+        <w:tc>
+          <w:tcPr>
+            <w:tcW w:w="1723" w:type="dxa"/>
+            <w:tcBorders>
+              <w:top w:val="single" w:color="000000" w:sz="4" w:space="0"/>
+              <w:left w:val="single" w:color="000000" w:sz="4" w:space="0"/>
+              <w:bottom w:val="single" w:color="000000" w:sz="4" w:space="0"/>
+              <w:right w:val="single" w:color="000000" w:sz="4" w:space="0"/>
+            </w:tcBorders>
+            <w:shd w:val="clear" w:color="auto" w:fill="auto"/>
+            <w:vAlign w:val="center"/>
+          </w:tcPr>
+          <w:p>
+            <w:pPr>
+              <w:keepNext w:val="0"/>
+              <w:keepLines w:val="0"/>
+              <w:widowControl/>
+              <w:suppressLineNumbers w:val="0"/>
+              <w:jc w:val="left"/>
+              <w:textAlignment w:val="center"/>
+              <w:rPr>
+                <w:rFonts w:hint="default" w:ascii="楷体_GB2312" w:hAnsi="宋体" w:eastAsia="楷体_GB2312" w:cs="楷体_GB2312"/>
+                <w:b/>
+                <w:bCs/>
+                <w:i w:val="0"/>
+                <w:iCs w:val="0"/>
+                <w:snapToGrid w:val="0"/>
+                <w:color w:val="000000"/>
+                <w:kern w:val="0"/>
+                <w:sz w:val="22"/>
+                <w:szCs w:val="22"/>
+                <w:u w:val="none"/>
+                <w:bdr w:val="none" w:color="auto" w:sz="0" w:space="0"/>
+                <w:lang w:val="en-US" w:eastAsia="zh-CN" w:bidi="ar"/>
+              </w:rPr>
+            </w:pPr>
+            <w:r>
+              <w:rPr>
+                <w:rFonts w:hint="eastAsia" w:ascii="宋体" w:hAnsi="宋体" w:eastAsia="宋体" w:cs="宋体"/>
+                <w:i w:val="0"/>
+                <w:iCs w:val="0"/>
+                <w:snapToGrid w:val="0"/>
+                <w:color w:val="000000"/>
+                <w:kern w:val="0"/>
+                <w:sz w:val="21"/>
+                <w:szCs w:val="21"/>
+                <w:u w:val="none"/>
+                <w:lang w:val="en-US" w:eastAsia="zh-CN" w:bidi="ar"/>
+              </w:rPr>
+              <w:t>资金使用率</w:t>
+            </w:r>
+          </w:p>
+        </w:tc>
+        <w:tc>
+          <w:tcPr>
+            <w:tcW w:w="1032" w:type="dxa"/>
+            <w:tcBorders>
+              <w:top w:val="single" w:color="000000" w:sz="4" w:space="0"/>
+              <w:left w:val="single" w:color="000000" w:sz="4" w:space="0"/>
+              <w:bottom w:val="single" w:color="000000" w:sz="4" w:space="0"/>
+              <w:right w:val="single" w:color="000000" w:sz="4" w:space="0"/>
+            </w:tcBorders>
+            <w:shd w:val="clear" w:color="auto" w:fill="auto"/>
+            <w:vAlign w:val="center"/>
+          </w:tcPr>
+          <w:p>
+            <w:pPr>
+              <w:keepNext w:val="0"/>
+              <w:keepLines w:val="0"/>
+              <w:widowControl/>
+              <w:suppressLineNumbers w:val="0"/>
+              <w:jc w:val="left"/>
+              <w:textAlignment w:val="center"/>
+              <w:rPr>
+                <w:rFonts w:hint="default" w:ascii="楷体_GB2312" w:hAnsi="宋体" w:eastAsia="楷体_GB2312" w:cs="楷体_GB2312"/>
+                <w:b/>
+                <w:bCs/>
+                <w:i w:val="0"/>
+                <w:iCs w:val="0"/>
+                <w:snapToGrid w:val="0"/>
+                <w:color w:val="000000"/>
+                <w:kern w:val="0"/>
+                <w:sz w:val="22"/>
+                <w:szCs w:val="22"/>
+                <w:u w:val="none"/>
+                <w:bdr w:val="none" w:color="auto" w:sz="0" w:space="0"/>
+                <w:lang w:val="en-US" w:eastAsia="zh-CN" w:bidi="ar"/>
+              </w:rPr>
+            </w:pPr>
+            <w:r>
+              <w:rPr>
+                <w:rFonts w:hint="eastAsia" w:ascii="宋体" w:hAnsi="宋体" w:eastAsia="宋体" w:cs="宋体"/>
+                <w:i w:val="0"/>
+                <w:iCs w:val="0"/>
+                <w:snapToGrid w:val="0"/>
+                <w:color w:val="000000"/>
+                <w:kern w:val="0"/>
+                <w:sz w:val="21"/>
+                <w:szCs w:val="21"/>
+                <w:u w:val="none"/>
+                <w:lang w:val="en-US" w:eastAsia="zh-CN" w:bidi="ar"/>
+              </w:rPr>
+              <w:t>≥85%</w:t>
+            </w:r>
+          </w:p>
+        </w:tc>
+        <w:tc>
+          <w:tcPr>
+            <w:tcW w:w="4823" w:type="dxa"/>
+            <w:tcBorders>
+              <w:top w:val="single" w:color="000000" w:sz="4" w:space="0"/>
+              <w:left w:val="single" w:color="000000" w:sz="4" w:space="0"/>
+              <w:bottom w:val="single" w:color="000000" w:sz="4" w:space="0"/>
+              <w:right w:val="single" w:color="000000" w:sz="4" w:space="0"/>
+            </w:tcBorders>
+            <w:shd w:val="clear" w:color="auto" w:fill="auto"/>
+            <w:vAlign w:val="center"/>
+          </w:tcPr>
+          <w:p>
+            <w:pPr>
+              <w:keepNext w:val="0"/>
+              <w:keepLines w:val="0"/>
+              <w:widowControl/>
+              <w:suppressLineNumbers w:val="0"/>
+              <w:jc w:val="left"/>
+              <w:textAlignment w:val="center"/>
+              <w:rPr>
+                <w:rFonts w:hint="default" w:ascii="楷体_GB2312" w:hAnsi="宋体" w:eastAsia="楷体_GB2312" w:cs="楷体_GB2312"/>
+                <w:b/>
+                <w:bCs/>
+                <w:i w:val="0"/>
+                <w:iCs w:val="0"/>
+                <w:snapToGrid w:val="0"/>
+                <w:color w:val="000000"/>
+                <w:kern w:val="0"/>
+                <w:sz w:val="22"/>
+                <w:szCs w:val="22"/>
+                <w:u w:val="none"/>
+                <w:bdr w:val="none" w:color="auto" w:sz="0" w:space="0"/>
+                <w:lang w:val="en-US" w:eastAsia="zh-CN" w:bidi="ar"/>
+              </w:rPr>
+            </w:pPr>
+            <w:r>
+              <w:rPr>
+                <w:rFonts w:hint="eastAsia" w:ascii="宋体" w:hAnsi="宋体" w:eastAsia="宋体" w:cs="宋体"/>
+                <w:i w:val="0"/>
+                <w:iCs w:val="0"/>
+                <w:snapToGrid w:val="0"/>
+                <w:color w:val="000000"/>
+                <w:kern w:val="0"/>
+                <w:sz w:val="21"/>
+                <w:szCs w:val="21"/>
+                <w:u w:val="none"/>
+                <w:lang w:val="en-US" w:eastAsia="zh-CN" w:bidi="ar"/>
+              </w:rPr>
+              <w:t>实际使用资金金额/计划投入资金金额*100%</w:t>
+            </w:r>
+          </w:p>
+        </w:tc>
+        <w:tc>
+          <w:tcPr>
+            <w:tcW w:w="926" w:type="dxa"/>
+            <w:tcBorders>
+              <w:top w:val="single" w:color="000000" w:sz="4" w:space="0"/>
+              <w:left w:val="single" w:color="000000" w:sz="4" w:space="0"/>
+              <w:bottom w:val="single" w:color="000000" w:sz="4" w:space="0"/>
+              <w:right w:val="single" w:color="000000" w:sz="4" w:space="0"/>
+            </w:tcBorders>
+            <w:shd w:val="clear" w:color="auto" w:fill="auto"/>
+            <w:vAlign w:val="center"/>
+          </w:tcPr>
+          <w:p>
+            <w:pPr>
+              <w:keepNext w:val="0"/>
+              <w:keepLines w:val="0"/>
+              <w:widowControl/>
+              <w:suppressLineNumbers w:val="0"/>
+              <w:jc w:val="left"/>
+              <w:textAlignment w:val="center"/>
+              <w:rPr>
+                <w:rFonts w:hint="default" w:ascii="楷体_GB2312" w:hAnsi="宋体" w:eastAsia="楷体_GB2312" w:cs="楷体_GB2312"/>
+                <w:b/>
+                <w:bCs/>
+                <w:i w:val="0"/>
+                <w:iCs w:val="0"/>
+                <w:snapToGrid w:val="0"/>
+                <w:color w:val="000000"/>
+                <w:kern w:val="0"/>
+                <w:sz w:val="22"/>
+                <w:szCs w:val="22"/>
+                <w:u w:val="none"/>
+                <w:bdr w:val="none" w:color="auto" w:sz="0" w:space="0"/>
+                <w:lang w:val="en-US" w:eastAsia="zh-CN" w:bidi="ar"/>
+              </w:rPr>
+            </w:pPr>
+            <w:r>
+              <w:rPr>
+                <w:rFonts w:hint="eastAsia" w:ascii="宋体" w:hAnsi="宋体" w:eastAsia="宋体" w:cs="宋体"/>
+                <w:i w:val="0"/>
+                <w:iCs w:val="0"/>
+                <w:snapToGrid w:val="0"/>
+                <w:color w:val="000000"/>
+                <w:kern w:val="0"/>
+                <w:sz w:val="21"/>
+                <w:szCs w:val="21"/>
+                <w:u w:val="none"/>
+                <w:lang w:val="en-US" w:eastAsia="zh-CN" w:bidi="ar"/>
+              </w:rPr>
+              <w:t>年度</w:t>
+            </w:r>
+          </w:p>
+        </w:tc>
+      </w:tr>
+    </w:tbl>
+    <w:p>
+      <w:pPr>
+        <w:pStyle w:val="29"/>
+        <w:rPr>
+          <w:rFonts w:hint="eastAsia"/>
+          <w:lang w:val="en-US" w:eastAsia="zh-CN"/>
+        </w:rPr>
+      </w:pPr>
+    </w:p>
+    <w:p>
+      <w:pPr>
+        <w:pStyle w:val="28"/>
+        <w:keepNext w:val="0"/>
+        <w:keepLines w:val="0"/>
+        <w:pageBreakBefore w:val="0"/>
+        <w:widowControl w:val="0"/>
+        <w:kinsoku w:val="0"/>
+        <w:wordWrap/>
+        <w:overflowPunct/>
+        <w:topLinePunct w:val="0"/>
+        <w:autoSpaceDE w:val="0"/>
+        <w:autoSpaceDN w:val="0"/>
+        <w:bidi w:val="0"/>
+        <w:adjustRightInd w:val="0"/>
+        <w:snapToGrid w:val="0"/>
+        <w:textAlignment w:val="baseline"/>
+        <w:rPr>
+          <w:rFonts w:hint="eastAsia"/>
+          <w:lang w:val="en-US" w:eastAsia="zh-CN"/>
+        </w:rPr>
+      </w:pPr>
       <w:r>
         <w:rPr>
           <w:rFonts w:hint="eastAsia"/>

--- a/7-技术管理/流程制度规范类文件/JXTX-07-01-运维服务技术研发管理制度.docx
+++ b/7-技术管理/流程制度规范类文件/JXTX-07-01-运维服务技术研发管理制度.docx
@@ -21,7 +21,7 @@
         <w:spacing w:before="3120" w:beforeLines="1000"/>
         <w:textAlignment w:val="baseline"/>
       </w:pPr>
-      <w:bookmarkStart w:id="0" w:name="_Toc30866"/>
+      <w:bookmarkStart w:id="0" w:name="_Toc8617"/>
       <w:r>
         <w:drawing>
           <wp:anchor distT="0" distB="0" distL="114300" distR="114300" simplePos="0" relativeHeight="251661312" behindDoc="1" locked="0" layoutInCell="1" allowOverlap="1">
@@ -210,7 +210,7 @@
           <w:lang w:val="en-US" w:eastAsia="zh-CN"/>
         </w:rPr>
       </w:pPr>
-      <w:bookmarkStart w:id="1" w:name="_Toc956"/>
+      <w:bookmarkStart w:id="1" w:name="_Toc16302"/>
       <w:r>
         <w:rPr>
           <w:rFonts w:hint="eastAsia"/>
@@ -2098,7 +2098,7 @@
               <w:rFonts w:hint="eastAsia" w:ascii="宋体" w:hAnsi="宋体" w:eastAsia="宋体" w:cs="宋体"/>
               <w:szCs w:val="24"/>
             </w:rPr>
-            <w:instrText xml:space="preserve"> HYPERLINK \l _Toc30866 </w:instrText>
+            <w:instrText xml:space="preserve"> HYPERLINK \l _Toc8617 </w:instrText>
           </w:r>
           <w:r>
             <w:rPr>
@@ -2121,7 +2121,7 @@
             <w:fldChar w:fldCharType="begin"/>
           </w:r>
           <w:r>
-            <w:instrText xml:space="preserve"> PAGEREF _Toc30866 \h </w:instrText>
+            <w:instrText xml:space="preserve"> PAGEREF _Toc8617 \h </w:instrText>
           </w:r>
           <w:r>
             <w:fldChar w:fldCharType="separate"/>
@@ -2159,7 +2159,7 @@
               <w:rFonts w:hint="eastAsia" w:ascii="宋体" w:hAnsi="宋体" w:eastAsia="宋体" w:cs="宋体"/>
               <w:szCs w:val="24"/>
             </w:rPr>
-            <w:instrText xml:space="preserve"> HYPERLINK \l _Toc956 </w:instrText>
+            <w:instrText xml:space="preserve"> HYPERLINK \l _Toc16302 </w:instrText>
           </w:r>
           <w:r>
             <w:rPr>
@@ -2182,7 +2182,7 @@
             <w:fldChar w:fldCharType="begin"/>
           </w:r>
           <w:r>
-            <w:instrText xml:space="preserve"> PAGEREF _Toc956 \h </w:instrText>
+            <w:instrText xml:space="preserve"> PAGEREF _Toc16302 \h </w:instrText>
           </w:r>
           <w:r>
             <w:fldChar w:fldCharType="separate"/>
@@ -2220,7 +2220,7 @@
               <w:rFonts w:hint="eastAsia" w:ascii="宋体" w:hAnsi="宋体" w:eastAsia="宋体" w:cs="宋体"/>
               <w:szCs w:val="24"/>
             </w:rPr>
-            <w:instrText xml:space="preserve"> HYPERLINK \l _Toc22955 </w:instrText>
+            <w:instrText xml:space="preserve"> HYPERLINK \l _Toc28624 </w:instrText>
           </w:r>
           <w:r>
             <w:rPr>
@@ -2250,7 +2250,7 @@
             <w:fldChar w:fldCharType="begin"/>
           </w:r>
           <w:r>
-            <w:instrText xml:space="preserve"> PAGEREF _Toc22955 \h </w:instrText>
+            <w:instrText xml:space="preserve"> PAGEREF _Toc28624 \h </w:instrText>
           </w:r>
           <w:r>
             <w:fldChar w:fldCharType="separate"/>
@@ -2288,7 +2288,7 @@
               <w:rFonts w:hint="eastAsia" w:ascii="宋体" w:hAnsi="宋体" w:eastAsia="宋体" w:cs="宋体"/>
               <w:szCs w:val="24"/>
             </w:rPr>
-            <w:instrText xml:space="preserve"> HYPERLINK \l _Toc25351 </w:instrText>
+            <w:instrText xml:space="preserve"> HYPERLINK \l _Toc29641 </w:instrText>
           </w:r>
           <w:r>
             <w:rPr>
@@ -2318,7 +2318,7 @@
             <w:fldChar w:fldCharType="begin"/>
           </w:r>
           <w:r>
-            <w:instrText xml:space="preserve"> PAGEREF _Toc25351 \h </w:instrText>
+            <w:instrText xml:space="preserve"> PAGEREF _Toc29641 \h </w:instrText>
           </w:r>
           <w:r>
             <w:fldChar w:fldCharType="separate"/>
@@ -2356,7 +2356,7 @@
               <w:rFonts w:hint="eastAsia" w:ascii="宋体" w:hAnsi="宋体" w:eastAsia="宋体" w:cs="宋体"/>
               <w:szCs w:val="24"/>
             </w:rPr>
-            <w:instrText xml:space="preserve"> HYPERLINK \l _Toc4397 </w:instrText>
+            <w:instrText xml:space="preserve"> HYPERLINK \l _Toc20976 </w:instrText>
           </w:r>
           <w:r>
             <w:rPr>
@@ -2386,7 +2386,7 @@
             <w:fldChar w:fldCharType="begin"/>
           </w:r>
           <w:r>
-            <w:instrText xml:space="preserve"> PAGEREF _Toc4397 \h </w:instrText>
+            <w:instrText xml:space="preserve"> PAGEREF _Toc20976 \h </w:instrText>
           </w:r>
           <w:r>
             <w:fldChar w:fldCharType="separate"/>
@@ -2424,7 +2424,7 @@
               <w:rFonts w:hint="eastAsia" w:ascii="宋体" w:hAnsi="宋体" w:eastAsia="宋体" w:cs="宋体"/>
               <w:szCs w:val="24"/>
             </w:rPr>
-            <w:instrText xml:space="preserve"> HYPERLINK \l _Toc9466 </w:instrText>
+            <w:instrText xml:space="preserve"> HYPERLINK \l _Toc17338 </w:instrText>
           </w:r>
           <w:r>
             <w:rPr>
@@ -2454,7 +2454,7 @@
             <w:fldChar w:fldCharType="begin"/>
           </w:r>
           <w:r>
-            <w:instrText xml:space="preserve"> PAGEREF _Toc9466 \h </w:instrText>
+            <w:instrText xml:space="preserve"> PAGEREF _Toc17338 \h </w:instrText>
           </w:r>
           <w:r>
             <w:fldChar w:fldCharType="separate"/>
@@ -2492,7 +2492,7 @@
               <w:rFonts w:hint="eastAsia" w:ascii="宋体" w:hAnsi="宋体" w:eastAsia="宋体" w:cs="宋体"/>
               <w:szCs w:val="24"/>
             </w:rPr>
-            <w:instrText xml:space="preserve"> HYPERLINK \l _Toc22530 </w:instrText>
+            <w:instrText xml:space="preserve"> HYPERLINK \l _Toc10826 </w:instrText>
           </w:r>
           <w:r>
             <w:rPr>
@@ -2522,7 +2522,7 @@
             <w:fldChar w:fldCharType="begin"/>
           </w:r>
           <w:r>
-            <w:instrText xml:space="preserve"> PAGEREF _Toc22530 \h </w:instrText>
+            <w:instrText xml:space="preserve"> PAGEREF _Toc10826 \h </w:instrText>
           </w:r>
           <w:r>
             <w:fldChar w:fldCharType="separate"/>
@@ -2560,7 +2560,7 @@
               <w:rFonts w:hint="eastAsia" w:ascii="宋体" w:hAnsi="宋体" w:eastAsia="宋体" w:cs="宋体"/>
               <w:szCs w:val="24"/>
             </w:rPr>
-            <w:instrText xml:space="preserve"> HYPERLINK \l _Toc22542 </w:instrText>
+            <w:instrText xml:space="preserve"> HYPERLINK \l _Toc24767 </w:instrText>
           </w:r>
           <w:r>
             <w:rPr>
@@ -2590,7 +2590,7 @@
             <w:fldChar w:fldCharType="begin"/>
           </w:r>
           <w:r>
-            <w:instrText xml:space="preserve"> PAGEREF _Toc22542 \h </w:instrText>
+            <w:instrText xml:space="preserve"> PAGEREF _Toc24767 \h </w:instrText>
           </w:r>
           <w:r>
             <w:fldChar w:fldCharType="separate"/>
@@ -2628,7 +2628,7 @@
               <w:rFonts w:hint="eastAsia" w:ascii="宋体" w:hAnsi="宋体" w:eastAsia="宋体" w:cs="宋体"/>
               <w:szCs w:val="24"/>
             </w:rPr>
-            <w:instrText xml:space="preserve"> HYPERLINK \l _Toc7980 </w:instrText>
+            <w:instrText xml:space="preserve"> HYPERLINK \l _Toc25894 </w:instrText>
           </w:r>
           <w:r>
             <w:rPr>
@@ -2658,7 +2658,7 @@
             <w:fldChar w:fldCharType="begin"/>
           </w:r>
           <w:r>
-            <w:instrText xml:space="preserve"> PAGEREF _Toc7980 \h </w:instrText>
+            <w:instrText xml:space="preserve"> PAGEREF _Toc25894 \h </w:instrText>
           </w:r>
           <w:r>
             <w:fldChar w:fldCharType="separate"/>
@@ -2696,7 +2696,7 @@
               <w:rFonts w:hint="eastAsia" w:ascii="宋体" w:hAnsi="宋体" w:eastAsia="宋体" w:cs="宋体"/>
               <w:szCs w:val="24"/>
             </w:rPr>
-            <w:instrText xml:space="preserve"> HYPERLINK \l _Toc31744 </w:instrText>
+            <w:instrText xml:space="preserve"> HYPERLINK \l _Toc28179 </w:instrText>
           </w:r>
           <w:r>
             <w:rPr>
@@ -2726,7 +2726,7 @@
             <w:fldChar w:fldCharType="begin"/>
           </w:r>
           <w:r>
-            <w:instrText xml:space="preserve"> PAGEREF _Toc31744 \h </w:instrText>
+            <w:instrText xml:space="preserve"> PAGEREF _Toc28179 \h </w:instrText>
           </w:r>
           <w:r>
             <w:fldChar w:fldCharType="separate"/>
@@ -2764,7 +2764,7 @@
               <w:rFonts w:hint="eastAsia" w:ascii="宋体" w:hAnsi="宋体" w:eastAsia="宋体" w:cs="宋体"/>
               <w:szCs w:val="24"/>
             </w:rPr>
-            <w:instrText xml:space="preserve"> HYPERLINK \l _Toc30509 </w:instrText>
+            <w:instrText xml:space="preserve"> HYPERLINK \l _Toc10388 </w:instrText>
           </w:r>
           <w:r>
             <w:rPr>
@@ -2794,7 +2794,7 @@
             <w:fldChar w:fldCharType="begin"/>
           </w:r>
           <w:r>
-            <w:instrText xml:space="preserve"> PAGEREF _Toc30509 \h </w:instrText>
+            <w:instrText xml:space="preserve"> PAGEREF _Toc10388 \h </w:instrText>
           </w:r>
           <w:r>
             <w:fldChar w:fldCharType="separate"/>
@@ -2832,7 +2832,7 @@
               <w:rFonts w:hint="eastAsia" w:ascii="宋体" w:hAnsi="宋体" w:eastAsia="宋体" w:cs="宋体"/>
               <w:szCs w:val="24"/>
             </w:rPr>
-            <w:instrText xml:space="preserve"> HYPERLINK \l _Toc6166 </w:instrText>
+            <w:instrText xml:space="preserve"> HYPERLINK \l _Toc29220 </w:instrText>
           </w:r>
           <w:r>
             <w:rPr>
@@ -2862,7 +2862,7 @@
             <w:fldChar w:fldCharType="begin"/>
           </w:r>
           <w:r>
-            <w:instrText xml:space="preserve"> PAGEREF _Toc6166 \h </w:instrText>
+            <w:instrText xml:space="preserve"> PAGEREF _Toc29220 \h </w:instrText>
           </w:r>
           <w:r>
             <w:fldChar w:fldCharType="separate"/>
@@ -2900,7 +2900,7 @@
               <w:rFonts w:hint="eastAsia" w:ascii="宋体" w:hAnsi="宋体" w:eastAsia="宋体" w:cs="宋体"/>
               <w:szCs w:val="24"/>
             </w:rPr>
-            <w:instrText xml:space="preserve"> HYPERLINK \l _Toc26559 </w:instrText>
+            <w:instrText xml:space="preserve"> HYPERLINK \l _Toc32618 </w:instrText>
           </w:r>
           <w:r>
             <w:rPr>
@@ -2930,7 +2930,7 @@
             <w:fldChar w:fldCharType="begin"/>
           </w:r>
           <w:r>
-            <w:instrText xml:space="preserve"> PAGEREF _Toc26559 \h </w:instrText>
+            <w:instrText xml:space="preserve"> PAGEREF _Toc32618 \h </w:instrText>
           </w:r>
           <w:r>
             <w:fldChar w:fldCharType="separate"/>
@@ -2968,7 +2968,7 @@
               <w:rFonts w:hint="eastAsia" w:ascii="宋体" w:hAnsi="宋体" w:eastAsia="宋体" w:cs="宋体"/>
               <w:szCs w:val="24"/>
             </w:rPr>
-            <w:instrText xml:space="preserve"> HYPERLINK \l _Toc25736 </w:instrText>
+            <w:instrText xml:space="preserve"> HYPERLINK \l _Toc23081 </w:instrText>
           </w:r>
           <w:r>
             <w:rPr>
@@ -2998,7 +2998,7 @@
             <w:fldChar w:fldCharType="begin"/>
           </w:r>
           <w:r>
-            <w:instrText xml:space="preserve"> PAGEREF _Toc25736 \h </w:instrText>
+            <w:instrText xml:space="preserve"> PAGEREF _Toc23081 \h </w:instrText>
           </w:r>
           <w:r>
             <w:fldChar w:fldCharType="separate"/>
@@ -3036,7 +3036,7 @@
               <w:rFonts w:hint="eastAsia" w:ascii="宋体" w:hAnsi="宋体" w:eastAsia="宋体" w:cs="宋体"/>
               <w:szCs w:val="24"/>
             </w:rPr>
-            <w:instrText xml:space="preserve"> HYPERLINK \l _Toc25106 </w:instrText>
+            <w:instrText xml:space="preserve"> HYPERLINK \l _Toc16620 </w:instrText>
           </w:r>
           <w:r>
             <w:rPr>
@@ -3066,7 +3066,7 @@
             <w:fldChar w:fldCharType="begin"/>
           </w:r>
           <w:r>
-            <w:instrText xml:space="preserve"> PAGEREF _Toc25106 \h </w:instrText>
+            <w:instrText xml:space="preserve"> PAGEREF _Toc16620 \h </w:instrText>
           </w:r>
           <w:r>
             <w:fldChar w:fldCharType="separate"/>
@@ -3104,7 +3104,7 @@
               <w:rFonts w:hint="eastAsia" w:ascii="宋体" w:hAnsi="宋体" w:eastAsia="宋体" w:cs="宋体"/>
               <w:szCs w:val="24"/>
             </w:rPr>
-            <w:instrText xml:space="preserve"> HYPERLINK \l _Toc10296 </w:instrText>
+            <w:instrText xml:space="preserve"> HYPERLINK \l _Toc27537 </w:instrText>
           </w:r>
           <w:r>
             <w:rPr>
@@ -3134,7 +3134,7 @@
             <w:fldChar w:fldCharType="begin"/>
           </w:r>
           <w:r>
-            <w:instrText xml:space="preserve"> PAGEREF _Toc10296 \h </w:instrText>
+            <w:instrText xml:space="preserve"> PAGEREF _Toc27537 \h </w:instrText>
           </w:r>
           <w:r>
             <w:fldChar w:fldCharType="separate"/>
@@ -3172,7 +3172,7 @@
               <w:rFonts w:hint="eastAsia" w:ascii="宋体" w:hAnsi="宋体" w:eastAsia="宋体" w:cs="宋体"/>
               <w:szCs w:val="24"/>
             </w:rPr>
-            <w:instrText xml:space="preserve"> HYPERLINK \l _Toc2601 </w:instrText>
+            <w:instrText xml:space="preserve"> HYPERLINK \l _Toc17157 </w:instrText>
           </w:r>
           <w:r>
             <w:rPr>
@@ -3202,7 +3202,7 @@
             <w:fldChar w:fldCharType="begin"/>
           </w:r>
           <w:r>
-            <w:instrText xml:space="preserve"> PAGEREF _Toc2601 \h </w:instrText>
+            <w:instrText xml:space="preserve"> PAGEREF _Toc17157 \h </w:instrText>
           </w:r>
           <w:r>
             <w:fldChar w:fldCharType="separate"/>
@@ -3240,7 +3240,7 @@
               <w:rFonts w:hint="eastAsia" w:ascii="宋体" w:hAnsi="宋体" w:eastAsia="宋体" w:cs="宋体"/>
               <w:szCs w:val="24"/>
             </w:rPr>
-            <w:instrText xml:space="preserve"> HYPERLINK \l _Toc13597 </w:instrText>
+            <w:instrText xml:space="preserve"> HYPERLINK \l _Toc6644 </w:instrText>
           </w:r>
           <w:r>
             <w:rPr>
@@ -3270,7 +3270,7 @@
             <w:fldChar w:fldCharType="begin"/>
           </w:r>
           <w:r>
-            <w:instrText xml:space="preserve"> PAGEREF _Toc13597 \h </w:instrText>
+            <w:instrText xml:space="preserve"> PAGEREF _Toc6644 \h </w:instrText>
           </w:r>
           <w:r>
             <w:fldChar w:fldCharType="separate"/>
@@ -3308,7 +3308,7 @@
               <w:rFonts w:hint="eastAsia" w:ascii="宋体" w:hAnsi="宋体" w:eastAsia="宋体" w:cs="宋体"/>
               <w:szCs w:val="24"/>
             </w:rPr>
-            <w:instrText xml:space="preserve"> HYPERLINK \l _Toc14360 </w:instrText>
+            <w:instrText xml:space="preserve"> HYPERLINK \l _Toc4857 </w:instrText>
           </w:r>
           <w:r>
             <w:rPr>
@@ -3338,7 +3338,7 @@
             <w:fldChar w:fldCharType="begin"/>
           </w:r>
           <w:r>
-            <w:instrText xml:space="preserve"> PAGEREF _Toc14360 \h </w:instrText>
+            <w:instrText xml:space="preserve"> PAGEREF _Toc4857 \h </w:instrText>
           </w:r>
           <w:r>
             <w:fldChar w:fldCharType="separate"/>
@@ -3376,7 +3376,7 @@
               <w:rFonts w:hint="eastAsia" w:ascii="宋体" w:hAnsi="宋体" w:eastAsia="宋体" w:cs="宋体"/>
               <w:szCs w:val="24"/>
             </w:rPr>
-            <w:instrText xml:space="preserve"> HYPERLINK \l _Toc269 </w:instrText>
+            <w:instrText xml:space="preserve"> HYPERLINK \l _Toc11615 </w:instrText>
           </w:r>
           <w:r>
             <w:rPr>
@@ -3406,7 +3406,7 @@
             <w:fldChar w:fldCharType="begin"/>
           </w:r>
           <w:r>
-            <w:instrText xml:space="preserve"> PAGEREF _Toc269 \h </w:instrText>
+            <w:instrText xml:space="preserve"> PAGEREF _Toc11615 \h </w:instrText>
           </w:r>
           <w:r>
             <w:fldChar w:fldCharType="separate"/>
@@ -3444,7 +3444,7 @@
               <w:rFonts w:hint="eastAsia" w:ascii="宋体" w:hAnsi="宋体" w:eastAsia="宋体" w:cs="宋体"/>
               <w:szCs w:val="24"/>
             </w:rPr>
-            <w:instrText xml:space="preserve"> HYPERLINK \l _Toc22572 </w:instrText>
+            <w:instrText xml:space="preserve"> HYPERLINK \l _Toc4346 </w:instrText>
           </w:r>
           <w:r>
             <w:rPr>
@@ -3474,7 +3474,7 @@
             <w:fldChar w:fldCharType="begin"/>
           </w:r>
           <w:r>
-            <w:instrText xml:space="preserve"> PAGEREF _Toc22572 \h </w:instrText>
+            <w:instrText xml:space="preserve"> PAGEREF _Toc4346 \h </w:instrText>
           </w:r>
           <w:r>
             <w:fldChar w:fldCharType="separate"/>
@@ -3512,7 +3512,7 @@
               <w:rFonts w:hint="eastAsia" w:ascii="宋体" w:hAnsi="宋体" w:eastAsia="宋体" w:cs="宋体"/>
               <w:szCs w:val="24"/>
             </w:rPr>
-            <w:instrText xml:space="preserve"> HYPERLINK \l _Toc1480 </w:instrText>
+            <w:instrText xml:space="preserve"> HYPERLINK \l _Toc17463 </w:instrText>
           </w:r>
           <w:r>
             <w:rPr>
@@ -3533,6 +3533,74 @@
               <w:rFonts w:hint="eastAsia"/>
               <w:lang w:val="en-US" w:eastAsia="zh-CN"/>
             </w:rPr>
+            <w:t>考核指标</w:t>
+          </w:r>
+          <w:r>
+            <w:tab/>
+          </w:r>
+          <w:r>
+            <w:fldChar w:fldCharType="begin"/>
+          </w:r>
+          <w:r>
+            <w:instrText xml:space="preserve"> PAGEREF _Toc17463 \h </w:instrText>
+          </w:r>
+          <w:r>
+            <w:fldChar w:fldCharType="separate"/>
+          </w:r>
+          <w:r>
+            <w:t>8</w:t>
+          </w:r>
+          <w:r>
+            <w:fldChar w:fldCharType="end"/>
+          </w:r>
+          <w:r>
+            <w:rPr>
+              <w:rFonts w:hint="eastAsia" w:ascii="宋体" w:hAnsi="宋体" w:eastAsia="宋体" w:cs="宋体"/>
+              <w:szCs w:val="24"/>
+            </w:rPr>
+            <w:fldChar w:fldCharType="end"/>
+          </w:r>
+        </w:p>
+        <w:p>
+          <w:pPr>
+            <w:pStyle w:val="16"/>
+            <w:tabs>
+              <w:tab w:val="right" w:leader="dot" w:pos="8306"/>
+            </w:tabs>
+          </w:pPr>
+          <w:r>
+            <w:rPr>
+              <w:rFonts w:hint="eastAsia" w:ascii="宋体" w:hAnsi="宋体" w:eastAsia="宋体" w:cs="宋体"/>
+              <w:szCs w:val="24"/>
+            </w:rPr>
+            <w:fldChar w:fldCharType="begin"/>
+          </w:r>
+          <w:r>
+            <w:rPr>
+              <w:rFonts w:hint="eastAsia" w:ascii="宋体" w:hAnsi="宋体" w:eastAsia="宋体" w:cs="宋体"/>
+              <w:szCs w:val="24"/>
+            </w:rPr>
+            <w:instrText xml:space="preserve"> HYPERLINK \l _Toc27906 </w:instrText>
+          </w:r>
+          <w:r>
+            <w:rPr>
+              <w:rFonts w:hint="eastAsia" w:ascii="宋体" w:hAnsi="宋体" w:eastAsia="宋体" w:cs="宋体"/>
+              <w:szCs w:val="24"/>
+            </w:rPr>
+            <w:fldChar w:fldCharType="separate"/>
+          </w:r>
+          <w:r>
+            <w:rPr>
+              <w:rFonts w:hint="default"/>
+              <w:lang w:val="en-US" w:eastAsia="zh-CN"/>
+            </w:rPr>
+            <w:t xml:space="preserve">7. </w:t>
+          </w:r>
+          <w:r>
+            <w:rPr>
+              <w:rFonts w:hint="eastAsia"/>
+              <w:lang w:val="en-US" w:eastAsia="zh-CN"/>
+            </w:rPr>
             <w:t>附则</w:t>
           </w:r>
           <w:r>
@@ -3542,7 +3610,7 @@
             <w:fldChar w:fldCharType="begin"/>
           </w:r>
           <w:r>
-            <w:instrText xml:space="preserve"> PAGEREF _Toc1480 \h </w:instrText>
+            <w:instrText xml:space="preserve"> PAGEREF _Toc27906 \h </w:instrText>
           </w:r>
           <w:r>
             <w:fldChar w:fldCharType="separate"/>
@@ -3658,7 +3726,7 @@
           <w:lang w:val="en-US" w:eastAsia="zh-CN"/>
         </w:rPr>
       </w:pPr>
-      <w:bookmarkStart w:id="2" w:name="_Toc22955"/>
+      <w:bookmarkStart w:id="2" w:name="_Toc28624"/>
       <w:r>
         <w:rPr>
           <w:rFonts w:hint="eastAsia"/>
@@ -3690,7 +3758,7 @@
           <w:lang w:val="en-US" w:eastAsia="zh-CN"/>
         </w:rPr>
       </w:pPr>
-      <w:bookmarkStart w:id="3" w:name="_Toc25351"/>
+      <w:bookmarkStart w:id="3" w:name="_Toc29641"/>
       <w:r>
         <w:rPr>
           <w:rFonts w:hint="eastAsia"/>
@@ -3752,7 +3820,7 @@
           <w:lang w:val="en-US" w:eastAsia="zh-CN"/>
         </w:rPr>
       </w:pPr>
-      <w:bookmarkStart w:id="4" w:name="_Toc4397"/>
+      <w:bookmarkStart w:id="4" w:name="_Toc20976"/>
       <w:r>
         <w:rPr>
           <w:rFonts w:hint="eastAsia"/>
@@ -3959,7 +4027,7 @@
           <w:lang w:val="en-US" w:eastAsia="zh-CN"/>
         </w:rPr>
       </w:pPr>
-      <w:bookmarkStart w:id="5" w:name="_Toc9466"/>
+      <w:bookmarkStart w:id="5" w:name="_Toc17338"/>
       <w:r>
         <w:rPr>
           <w:rFonts w:hint="eastAsia"/>
@@ -4131,7 +4199,7 @@
           <w:lang w:val="en-US" w:eastAsia="zh-CN"/>
         </w:rPr>
       </w:pPr>
-      <w:bookmarkStart w:id="6" w:name="_Toc22530"/>
+      <w:bookmarkStart w:id="6" w:name="_Toc10826"/>
       <w:r>
         <w:rPr>
           <w:rFonts w:hint="eastAsia"/>
@@ -4144,8 +4212,8 @@
     <w:tbl>
       <w:tblPr>
         <w:tblStyle w:val="20"/>
-        <w:tblW w:w="9024" w:type="dxa"/>
-        <w:tblInd w:w="0" w:type="dxa"/>
+        <w:tblW w:w="8522" w:type="dxa"/>
+        <w:jc w:val="center"/>
         <w:tblBorders>
           <w:top w:val="single" w:color="auto" w:sz="4" w:space="0"/>
           <w:left w:val="single" w:color="auto" w:sz="4" w:space="0"/>
@@ -4164,9 +4232,9 @@
         </w:tblCellMar>
       </w:tblPr>
       <w:tblGrid>
-        <w:gridCol w:w="1092"/>
-        <w:gridCol w:w="4423"/>
-        <w:gridCol w:w="3509"/>
+        <w:gridCol w:w="1338"/>
+        <w:gridCol w:w="3906"/>
+        <w:gridCol w:w="3278"/>
       </w:tblGrid>
       <w:tr>
         <w:tblPrEx>
@@ -4178,19 +4246,22 @@
             <w:insideH w:val="single" w:color="auto" w:sz="4" w:space="0"/>
             <w:insideV w:val="single" w:color="auto" w:sz="4" w:space="0"/>
           </w:tblBorders>
-          <w:tblCellMar>
-            <w:top w:w="15" w:type="dxa"/>
-            <w:left w:w="15" w:type="dxa"/>
-            <w:bottom w:w="15" w:type="dxa"/>
-            <w:right w:w="15" w:type="dxa"/>
-          </w:tblCellMar>
+          <w:shd w:val="clear" w:color="auto" w:fill="auto"/>
         </w:tblPrEx>
         <w:trPr>
+          <w:trHeight w:val="0" w:hRule="atLeast"/>
           <w:tblHeader/>
+          <w:jc w:val="center"/>
         </w:trPr>
         <w:tc>
           <w:tcPr>
-            <w:tcW w:w="0" w:type="auto"/>
+            <w:tcW w:w="1338" w:type="dxa"/>
+            <w:tcBorders>
+              <w:top w:val="single" w:color="auto" w:sz="12" w:space="0"/>
+              <w:left w:val="single" w:color="auto" w:sz="12" w:space="0"/>
+              <w:bottom w:val="single" w:color="auto" w:sz="4" w:space="0"/>
+              <w:right w:val="single" w:color="auto" w:sz="4" w:space="0"/>
+            </w:tcBorders>
             <w:shd w:val="clear" w:color="auto" w:fill="auto"/>
             <w:tcMar>
               <w:top w:w="120" w:type="dxa"/>
@@ -4202,7 +4273,7 @@
           </w:tcPr>
           <w:p>
             <w:pPr>
-              <w:keepNext w:val="0"/>
+              <w:keepNext/>
               <w:keepLines w:val="0"/>
               <w:pageBreakBefore w:val="0"/>
               <w:widowControl w:val="0"/>
@@ -4216,7 +4287,7 @@
               <w:bidi w:val="0"/>
               <w:adjustRightInd w:val="0"/>
               <w:snapToGrid w:val="0"/>
-              <w:spacing w:line="300" w:lineRule="atLeast"/>
+              <w:spacing w:line="240" w:lineRule="auto"/>
               <w:ind w:left="0" w:leftChars="0" w:right="0" w:rightChars="0" w:firstLine="0" w:firstLineChars="0"/>
               <w:jc w:val="center"/>
               <w:textAlignment w:val="baseline"/>
@@ -4255,7 +4326,13 @@
         </w:tc>
         <w:tc>
           <w:tcPr>
-            <w:tcW w:w="4423" w:type="dxa"/>
+            <w:tcW w:w="3906" w:type="dxa"/>
+            <w:tcBorders>
+              <w:top w:val="single" w:color="auto" w:sz="12" w:space="0"/>
+              <w:left w:val="single" w:color="auto" w:sz="4" w:space="0"/>
+              <w:bottom w:val="single" w:color="auto" w:sz="4" w:space="0"/>
+              <w:right w:val="single" w:color="auto" w:sz="4" w:space="0"/>
+            </w:tcBorders>
             <w:shd w:val="clear" w:color="auto" w:fill="auto"/>
             <w:tcMar>
               <w:top w:w="120" w:type="dxa"/>
@@ -4267,7 +4344,7 @@
           </w:tcPr>
           <w:p>
             <w:pPr>
-              <w:keepNext w:val="0"/>
+              <w:keepNext/>
               <w:keepLines w:val="0"/>
               <w:pageBreakBefore w:val="0"/>
               <w:widowControl w:val="0"/>
@@ -4281,7 +4358,7 @@
               <w:bidi w:val="0"/>
               <w:adjustRightInd w:val="0"/>
               <w:snapToGrid w:val="0"/>
-              <w:spacing w:line="300" w:lineRule="atLeast"/>
+              <w:spacing w:line="240" w:lineRule="auto"/>
               <w:ind w:left="0" w:leftChars="0" w:right="0" w:rightChars="0" w:firstLine="0" w:firstLineChars="0"/>
               <w:jc w:val="center"/>
               <w:textAlignment w:val="baseline"/>
@@ -4320,7 +4397,13 @@
         </w:tc>
         <w:tc>
           <w:tcPr>
-            <w:tcW w:w="3509" w:type="dxa"/>
+            <w:tcW w:w="3278" w:type="dxa"/>
+            <w:tcBorders>
+              <w:top w:val="single" w:color="auto" w:sz="12" w:space="0"/>
+              <w:left w:val="single" w:color="auto" w:sz="4" w:space="0"/>
+              <w:bottom w:val="single" w:color="auto" w:sz="4" w:space="0"/>
+              <w:right w:val="single" w:color="auto" w:sz="12" w:space="0"/>
+            </w:tcBorders>
             <w:shd w:val="clear" w:color="auto" w:fill="auto"/>
             <w:tcMar>
               <w:top w:w="120" w:type="dxa"/>
@@ -4332,7 +4415,7 @@
           </w:tcPr>
           <w:p>
             <w:pPr>
-              <w:keepNext w:val="0"/>
+              <w:keepNext/>
               <w:keepLines w:val="0"/>
               <w:pageBreakBefore w:val="0"/>
               <w:widowControl w:val="0"/>
@@ -4346,7 +4429,7 @@
               <w:bidi w:val="0"/>
               <w:adjustRightInd w:val="0"/>
               <w:snapToGrid w:val="0"/>
-              <w:spacing w:line="300" w:lineRule="atLeast"/>
+              <w:spacing w:line="240" w:lineRule="auto"/>
               <w:ind w:left="0" w:leftChars="0" w:right="0" w:rightChars="0" w:firstLine="0" w:firstLineChars="0"/>
               <w:jc w:val="center"/>
               <w:textAlignment w:val="baseline"/>
@@ -4401,9 +4484,19 @@
             <w:right w:w="15" w:type="dxa"/>
           </w:tblCellMar>
         </w:tblPrEx>
+        <w:trPr>
+          <w:trHeight w:val="0" w:hRule="atLeast"/>
+          <w:jc w:val="center"/>
+        </w:trPr>
         <w:tc>
           <w:tcPr>
-            <w:tcW w:w="0" w:type="auto"/>
+            <w:tcW w:w="1338" w:type="dxa"/>
+            <w:tcBorders>
+              <w:top w:val="single" w:color="auto" w:sz="4" w:space="0"/>
+              <w:left w:val="single" w:color="auto" w:sz="12" w:space="0"/>
+              <w:bottom w:val="single" w:color="auto" w:sz="4" w:space="0"/>
+              <w:right w:val="single" w:color="auto" w:sz="4" w:space="0"/>
+            </w:tcBorders>
             <w:shd w:val="clear" w:color="auto" w:fill="auto"/>
             <w:tcMar>
               <w:top w:w="120" w:type="dxa"/>
@@ -4415,7 +4508,7 @@
           </w:tcPr>
           <w:p>
             <w:pPr>
-              <w:keepNext w:val="0"/>
+              <w:keepNext/>
               <w:keepLines w:val="0"/>
               <w:pageBreakBefore w:val="0"/>
               <w:widowControl w:val="0"/>
@@ -4429,8 +4522,9 @@
               <w:bidi w:val="0"/>
               <w:adjustRightInd w:val="0"/>
               <w:snapToGrid w:val="0"/>
-              <w:spacing w:line="300" w:lineRule="atLeast"/>
-              <w:jc w:val="left"/>
+              <w:spacing w:line="240" w:lineRule="auto"/>
+              <w:ind w:left="0" w:leftChars="0" w:right="0" w:rightChars="0" w:firstLine="0" w:firstLineChars="0"/>
+              <w:jc w:val="center"/>
               <w:textAlignment w:val="baseline"/>
               <w:rPr>
                 <w:rFonts w:hint="default" w:ascii="Segoe UI" w:hAnsi="Segoe UI" w:eastAsia="Segoe UI" w:cs="Segoe UI"/>
@@ -4466,7 +4560,13 @@
         </w:tc>
         <w:tc>
           <w:tcPr>
-            <w:tcW w:w="4423" w:type="dxa"/>
+            <w:tcW w:w="3906" w:type="dxa"/>
+            <w:tcBorders>
+              <w:top w:val="single" w:color="auto" w:sz="4" w:space="0"/>
+              <w:left w:val="single" w:color="auto" w:sz="4" w:space="0"/>
+              <w:bottom w:val="single" w:color="auto" w:sz="4" w:space="0"/>
+              <w:right w:val="single" w:color="auto" w:sz="4" w:space="0"/>
+            </w:tcBorders>
             <w:shd w:val="clear" w:color="auto" w:fill="auto"/>
             <w:tcMar>
               <w:top w:w="120" w:type="dxa"/>
@@ -4478,7 +4578,7 @@
           </w:tcPr>
           <w:p>
             <w:pPr>
-              <w:keepNext w:val="0"/>
+              <w:keepNext/>
               <w:keepLines w:val="0"/>
               <w:pageBreakBefore w:val="0"/>
               <w:widowControl w:val="0"/>
@@ -4492,7 +4592,8 @@
               <w:bidi w:val="0"/>
               <w:adjustRightInd w:val="0"/>
               <w:snapToGrid w:val="0"/>
-              <w:spacing w:line="300" w:lineRule="atLeast"/>
+              <w:spacing w:line="240" w:lineRule="auto"/>
+              <w:ind w:left="0" w:leftChars="0" w:right="0" w:rightChars="0" w:firstLine="0" w:firstLineChars="0"/>
               <w:jc w:val="left"/>
               <w:textAlignment w:val="baseline"/>
               <w:rPr>
@@ -4590,7 +4691,13 @@
         </w:tc>
         <w:tc>
           <w:tcPr>
-            <w:tcW w:w="3509" w:type="dxa"/>
+            <w:tcW w:w="3278" w:type="dxa"/>
+            <w:tcBorders>
+              <w:top w:val="single" w:color="auto" w:sz="4" w:space="0"/>
+              <w:left w:val="single" w:color="auto" w:sz="4" w:space="0"/>
+              <w:bottom w:val="single" w:color="auto" w:sz="4" w:space="0"/>
+              <w:right w:val="single" w:color="auto" w:sz="12" w:space="0"/>
+            </w:tcBorders>
             <w:shd w:val="clear" w:color="auto" w:fill="auto"/>
             <w:tcMar>
               <w:top w:w="120" w:type="dxa"/>
@@ -4602,7 +4709,7 @@
           </w:tcPr>
           <w:p>
             <w:pPr>
-              <w:keepNext w:val="0"/>
+              <w:keepNext/>
               <w:keepLines w:val="0"/>
               <w:pageBreakBefore w:val="0"/>
               <w:widowControl w:val="0"/>
@@ -4616,7 +4723,8 @@
               <w:bidi w:val="0"/>
               <w:adjustRightInd w:val="0"/>
               <w:snapToGrid w:val="0"/>
-              <w:spacing w:line="300" w:lineRule="atLeast"/>
+              <w:spacing w:line="240" w:lineRule="auto"/>
+              <w:ind w:left="0" w:leftChars="0" w:right="0" w:rightChars="0" w:firstLine="0" w:firstLineChars="0"/>
               <w:jc w:val="left"/>
               <w:textAlignment w:val="baseline"/>
               <w:rPr>
@@ -4754,6 +4862,382 @@
               </w:rPr>
               <w:t>质量管理部经理</w:t>
             </w:r>
+          </w:p>
+        </w:tc>
+      </w:tr>
+      <w:tr>
+        <w:tblPrEx>
+          <w:tblBorders>
+            <w:top w:val="single" w:color="auto" w:sz="4" w:space="0"/>
+            <w:left w:val="single" w:color="auto" w:sz="4" w:space="0"/>
+            <w:bottom w:val="single" w:color="auto" w:sz="4" w:space="0"/>
+            <w:right w:val="single" w:color="auto" w:sz="4" w:space="0"/>
+            <w:insideH w:val="single" w:color="auto" w:sz="4" w:space="0"/>
+            <w:insideV w:val="single" w:color="auto" w:sz="4" w:space="0"/>
+          </w:tblBorders>
+          <w:shd w:val="clear" w:color="auto" w:fill="auto"/>
+          <w:tblCellMar>
+            <w:top w:w="15" w:type="dxa"/>
+            <w:left w:w="15" w:type="dxa"/>
+            <w:bottom w:w="15" w:type="dxa"/>
+            <w:right w:w="15" w:type="dxa"/>
+          </w:tblCellMar>
+        </w:tblPrEx>
+        <w:trPr>
+          <w:trHeight w:val="0" w:hRule="atLeast"/>
+          <w:jc w:val="center"/>
+        </w:trPr>
+        <w:tc>
+          <w:tcPr>
+            <w:tcW w:w="1338" w:type="dxa"/>
+            <w:tcBorders>
+              <w:top w:val="single" w:color="auto" w:sz="4" w:space="0"/>
+              <w:left w:val="single" w:color="auto" w:sz="12" w:space="0"/>
+              <w:bottom w:val="single" w:color="auto" w:sz="4" w:space="0"/>
+              <w:right w:val="single" w:color="auto" w:sz="4" w:space="0"/>
+            </w:tcBorders>
+            <w:shd w:val="clear" w:color="auto" w:fill="auto"/>
+            <w:tcMar>
+              <w:top w:w="120" w:type="dxa"/>
+              <w:left w:w="0" w:type="dxa"/>
+              <w:bottom w:w="120" w:type="dxa"/>
+              <w:right w:w="192" w:type="dxa"/>
+            </w:tcMar>
+            <w:vAlign w:val="center"/>
+          </w:tcPr>
+          <w:p>
+            <w:pPr>
+              <w:keepNext/>
+              <w:keepLines w:val="0"/>
+              <w:pageBreakBefore w:val="0"/>
+              <w:widowControl w:val="0"/>
+              <w:suppressLineNumbers w:val="0"/>
+              <w:kinsoku w:val="0"/>
+              <w:wordWrap/>
+              <w:overflowPunct/>
+              <w:topLinePunct w:val="0"/>
+              <w:autoSpaceDE w:val="0"/>
+              <w:autoSpaceDN w:val="0"/>
+              <w:bidi w:val="0"/>
+              <w:adjustRightInd w:val="0"/>
+              <w:snapToGrid w:val="0"/>
+              <w:spacing w:line="240" w:lineRule="auto"/>
+              <w:ind w:left="0" w:leftChars="0" w:right="0" w:rightChars="0" w:firstLine="0" w:firstLineChars="0"/>
+              <w:jc w:val="center"/>
+              <w:textAlignment w:val="baseline"/>
+              <w:rPr>
+                <w:rFonts w:hint="default" w:ascii="Segoe UI" w:hAnsi="Segoe UI" w:eastAsia="Segoe UI" w:cs="Segoe UI"/>
+                <w:i w:val="0"/>
+                <w:iCs w:val="0"/>
+                <w:caps w:val="0"/>
+                <w:color w:val="0F1115"/>
+                <w:spacing w:val="0"/>
+                <w:sz w:val="18"/>
+                <w:szCs w:val="18"/>
+              </w:rPr>
+            </w:pPr>
+            <w:r>
+              <w:rPr>
+                <w:rStyle w:val="23"/>
+                <w:rFonts w:hint="default" w:ascii="Segoe UI" w:hAnsi="Segoe UI" w:eastAsia="Segoe UI" w:cs="Segoe UI"/>
+                <w:b/>
+                <w:bCs/>
+                <w:i w:val="0"/>
+                <w:iCs w:val="0"/>
+                <w:caps w:val="0"/>
+                <w:snapToGrid w:val="0"/>
+                <w:color w:val="000000"/>
+                <w:spacing w:val="0"/>
+                <w:kern w:val="0"/>
+                <w:sz w:val="18"/>
+                <w:szCs w:val="18"/>
+                <w:lang w:val="en-US" w:eastAsia="zh-CN" w:bidi="ar"/>
+              </w:rPr>
+              <w:t>研发项目经理</w:t>
+            </w:r>
+          </w:p>
+        </w:tc>
+        <w:tc>
+          <w:tcPr>
+            <w:tcW w:w="3906" w:type="dxa"/>
+            <w:tcBorders>
+              <w:top w:val="single" w:color="auto" w:sz="4" w:space="0"/>
+              <w:left w:val="single" w:color="auto" w:sz="4" w:space="0"/>
+              <w:bottom w:val="single" w:color="auto" w:sz="4" w:space="0"/>
+              <w:right w:val="single" w:color="auto" w:sz="4" w:space="0"/>
+            </w:tcBorders>
+            <w:shd w:val="clear" w:color="auto" w:fill="auto"/>
+            <w:tcMar>
+              <w:top w:w="120" w:type="dxa"/>
+              <w:left w:w="192" w:type="dxa"/>
+              <w:bottom w:w="120" w:type="dxa"/>
+              <w:right w:w="192" w:type="dxa"/>
+            </w:tcMar>
+            <w:vAlign w:val="center"/>
+          </w:tcPr>
+          <w:p>
+            <w:pPr>
+              <w:keepNext/>
+              <w:keepLines w:val="0"/>
+              <w:pageBreakBefore w:val="0"/>
+              <w:widowControl w:val="0"/>
+              <w:suppressLineNumbers w:val="0"/>
+              <w:kinsoku w:val="0"/>
+              <w:wordWrap/>
+              <w:overflowPunct/>
+              <w:topLinePunct w:val="0"/>
+              <w:autoSpaceDE w:val="0"/>
+              <w:autoSpaceDN w:val="0"/>
+              <w:bidi w:val="0"/>
+              <w:adjustRightInd w:val="0"/>
+              <w:snapToGrid w:val="0"/>
+              <w:spacing w:line="240" w:lineRule="auto"/>
+              <w:ind w:left="0" w:leftChars="0" w:right="0" w:rightChars="0" w:firstLine="0" w:firstLineChars="0"/>
+              <w:jc w:val="left"/>
+              <w:textAlignment w:val="baseline"/>
+              <w:rPr>
+                <w:rFonts w:hint="default" w:ascii="Segoe UI" w:hAnsi="Segoe UI" w:eastAsia="Segoe UI" w:cs="Segoe UI"/>
+                <w:i w:val="0"/>
+                <w:iCs w:val="0"/>
+                <w:caps w:val="0"/>
+                <w:color w:val="0F1115"/>
+                <w:spacing w:val="0"/>
+                <w:sz w:val="18"/>
+                <w:szCs w:val="18"/>
+              </w:rPr>
+            </w:pPr>
+            <w:r>
+              <w:rPr>
+                <w:rFonts w:hint="default" w:ascii="Segoe UI" w:hAnsi="Segoe UI" w:eastAsia="Segoe UI" w:cs="Segoe UI"/>
+                <w:i w:val="0"/>
+                <w:iCs w:val="0"/>
+                <w:caps w:val="0"/>
+                <w:snapToGrid w:val="0"/>
+                <w:color w:val="000000"/>
+                <w:spacing w:val="0"/>
+                <w:kern w:val="0"/>
+                <w:sz w:val="18"/>
+                <w:szCs w:val="18"/>
+                <w:lang w:val="en-US" w:eastAsia="zh-CN" w:bidi="ar"/>
+              </w:rPr>
+              <w:t>1. 对研发项目的全过程负责，确保项目按计划完成。</w:t>
+            </w:r>
+            <w:r>
+              <w:rPr>
+                <w:rFonts w:hint="default" w:ascii="Segoe UI" w:hAnsi="Segoe UI" w:eastAsia="Segoe UI" w:cs="Segoe UI"/>
+                <w:i w:val="0"/>
+                <w:iCs w:val="0"/>
+                <w:caps w:val="0"/>
+                <w:snapToGrid w:val="0"/>
+                <w:color w:val="000000"/>
+                <w:spacing w:val="0"/>
+                <w:kern w:val="0"/>
+                <w:sz w:val="18"/>
+                <w:szCs w:val="18"/>
+                <w:lang w:val="en-US" w:eastAsia="zh-CN" w:bidi="ar"/>
+              </w:rPr>
+              <w:br w:type="textWrapping"/>
+            </w:r>
+            <w:r>
+              <w:rPr>
+                <w:rFonts w:hint="default" w:ascii="Segoe UI" w:hAnsi="Segoe UI" w:eastAsia="Segoe UI" w:cs="Segoe UI"/>
+                <w:i w:val="0"/>
+                <w:iCs w:val="0"/>
+                <w:caps w:val="0"/>
+                <w:snapToGrid w:val="0"/>
+                <w:color w:val="000000"/>
+                <w:spacing w:val="0"/>
+                <w:kern w:val="0"/>
+                <w:sz w:val="18"/>
+                <w:szCs w:val="18"/>
+                <w:lang w:val="en-US" w:eastAsia="zh-CN" w:bidi="ar"/>
+              </w:rPr>
+              <w:t>2. 制定并维护项目计划，协调内外资源，管理风险与干系人。</w:t>
+            </w:r>
+            <w:r>
+              <w:rPr>
+                <w:rFonts w:hint="default" w:ascii="Segoe UI" w:hAnsi="Segoe UI" w:eastAsia="Segoe UI" w:cs="Segoe UI"/>
+                <w:i w:val="0"/>
+                <w:iCs w:val="0"/>
+                <w:caps w:val="0"/>
+                <w:snapToGrid w:val="0"/>
+                <w:color w:val="000000"/>
+                <w:spacing w:val="0"/>
+                <w:kern w:val="0"/>
+                <w:sz w:val="18"/>
+                <w:szCs w:val="18"/>
+                <w:lang w:val="en-US" w:eastAsia="zh-CN" w:bidi="ar"/>
+              </w:rPr>
+              <w:br w:type="textWrapping"/>
+            </w:r>
+            <w:r>
+              <w:rPr>
+                <w:rFonts w:hint="default" w:ascii="Segoe UI" w:hAnsi="Segoe UI" w:eastAsia="Segoe UI" w:cs="Segoe UI"/>
+                <w:i w:val="0"/>
+                <w:iCs w:val="0"/>
+                <w:caps w:val="0"/>
+                <w:snapToGrid w:val="0"/>
+                <w:color w:val="000000"/>
+                <w:spacing w:val="0"/>
+                <w:kern w:val="0"/>
+                <w:sz w:val="18"/>
+                <w:szCs w:val="18"/>
+                <w:lang w:val="en-US" w:eastAsia="zh-CN" w:bidi="ar"/>
+              </w:rPr>
+              <w:t>3. 组织项目各阶段评审</w:t>
+            </w:r>
+            <w:r>
+              <w:rPr>
+                <w:rFonts w:hint="eastAsia" w:ascii="Segoe UI" w:hAnsi="Segoe UI" w:eastAsia="Segoe UI" w:cs="Segoe UI"/>
+                <w:i w:val="0"/>
+                <w:iCs w:val="0"/>
+                <w:caps w:val="0"/>
+                <w:snapToGrid w:val="0"/>
+                <w:color w:val="000000"/>
+                <w:spacing w:val="0"/>
+                <w:kern w:val="0"/>
+                <w:sz w:val="18"/>
+                <w:szCs w:val="18"/>
+                <w:lang w:val="en-US" w:eastAsia="zh-CN" w:bidi="ar"/>
+              </w:rPr>
+              <w:t>及</w:t>
+            </w:r>
+            <w:r>
+              <w:rPr>
+                <w:rFonts w:hint="default" w:ascii="Segoe UI" w:hAnsi="Segoe UI" w:eastAsia="Segoe UI" w:cs="Segoe UI"/>
+                <w:i w:val="0"/>
+                <w:iCs w:val="0"/>
+                <w:caps w:val="0"/>
+                <w:snapToGrid w:val="0"/>
+                <w:color w:val="000000"/>
+                <w:spacing w:val="0"/>
+                <w:kern w:val="0"/>
+                <w:sz w:val="18"/>
+                <w:szCs w:val="18"/>
+                <w:lang w:val="en-US" w:eastAsia="zh-CN" w:bidi="ar"/>
+              </w:rPr>
+              <w:t>项目交付物</w:t>
+            </w:r>
+            <w:r>
+              <w:rPr>
+                <w:rFonts w:hint="eastAsia" w:ascii="Segoe UI" w:hAnsi="Segoe UI" w:eastAsia="Segoe UI" w:cs="Segoe UI"/>
+                <w:i w:val="0"/>
+                <w:iCs w:val="0"/>
+                <w:caps w:val="0"/>
+                <w:snapToGrid w:val="0"/>
+                <w:color w:val="000000"/>
+                <w:spacing w:val="0"/>
+                <w:kern w:val="0"/>
+                <w:sz w:val="18"/>
+                <w:szCs w:val="18"/>
+                <w:lang w:val="en-US" w:eastAsia="zh-CN" w:bidi="ar"/>
+              </w:rPr>
+              <w:t>交付、</w:t>
+            </w:r>
+            <w:r>
+              <w:rPr>
+                <w:rFonts w:hint="default" w:ascii="Segoe UI" w:hAnsi="Segoe UI" w:eastAsia="Segoe UI" w:cs="Segoe UI"/>
+                <w:i w:val="0"/>
+                <w:iCs w:val="0"/>
+                <w:caps w:val="0"/>
+                <w:snapToGrid w:val="0"/>
+                <w:color w:val="000000"/>
+                <w:spacing w:val="0"/>
+                <w:kern w:val="0"/>
+                <w:sz w:val="18"/>
+                <w:szCs w:val="18"/>
+                <w:lang w:val="en-US" w:eastAsia="zh-CN" w:bidi="ar"/>
+              </w:rPr>
+              <w:t>验收。</w:t>
+            </w:r>
+          </w:p>
+        </w:tc>
+        <w:tc>
+          <w:tcPr>
+            <w:tcW w:w="3278" w:type="dxa"/>
+            <w:tcBorders>
+              <w:top w:val="single" w:color="auto" w:sz="4" w:space="0"/>
+              <w:left w:val="single" w:color="auto" w:sz="4" w:space="0"/>
+              <w:bottom w:val="single" w:color="auto" w:sz="4" w:space="0"/>
+              <w:right w:val="single" w:color="auto" w:sz="12" w:space="0"/>
+            </w:tcBorders>
+            <w:shd w:val="clear" w:color="auto" w:fill="auto"/>
+            <w:tcMar>
+              <w:top w:w="120" w:type="dxa"/>
+              <w:left w:w="192" w:type="dxa"/>
+              <w:bottom w:w="120" w:type="dxa"/>
+              <w:right w:w="0" w:type="dxa"/>
+            </w:tcMar>
+            <w:vAlign w:val="center"/>
+          </w:tcPr>
+          <w:p>
+            <w:pPr>
+              <w:keepNext/>
+              <w:keepLines w:val="0"/>
+              <w:pageBreakBefore w:val="0"/>
+              <w:widowControl w:val="0"/>
+              <w:suppressLineNumbers w:val="0"/>
+              <w:kinsoku w:val="0"/>
+              <w:wordWrap/>
+              <w:overflowPunct/>
+              <w:topLinePunct w:val="0"/>
+              <w:autoSpaceDE w:val="0"/>
+              <w:autoSpaceDN w:val="0"/>
+              <w:bidi w:val="0"/>
+              <w:adjustRightInd w:val="0"/>
+              <w:snapToGrid w:val="0"/>
+              <w:spacing w:line="240" w:lineRule="auto"/>
+              <w:ind w:left="0" w:leftChars="0" w:right="0" w:rightChars="0" w:firstLine="0" w:firstLineChars="0"/>
+              <w:jc w:val="left"/>
+              <w:textAlignment w:val="baseline"/>
+              <w:rPr>
+                <w:rFonts w:hint="default" w:ascii="Segoe UI" w:hAnsi="Segoe UI" w:eastAsia="Segoe UI" w:cs="Segoe UI"/>
+                <w:i w:val="0"/>
+                <w:iCs w:val="0"/>
+                <w:caps w:val="0"/>
+                <w:color w:val="0F1115"/>
+                <w:spacing w:val="0"/>
+                <w:sz w:val="18"/>
+                <w:szCs w:val="18"/>
+              </w:rPr>
+            </w:pPr>
+            <w:r>
+              <w:rPr>
+                <w:rStyle w:val="23"/>
+                <w:rFonts w:hint="default" w:ascii="Segoe UI" w:hAnsi="Segoe UI" w:eastAsia="Segoe UI" w:cs="Segoe UI"/>
+                <w:b/>
+                <w:bCs/>
+                <w:i w:val="0"/>
+                <w:iCs w:val="0"/>
+                <w:caps w:val="0"/>
+                <w:snapToGrid w:val="0"/>
+                <w:color w:val="000000"/>
+                <w:spacing w:val="0"/>
+                <w:kern w:val="0"/>
+                <w:sz w:val="18"/>
+                <w:szCs w:val="18"/>
+                <w:lang w:val="en-US" w:eastAsia="zh-CN" w:bidi="ar"/>
+              </w:rPr>
+              <w:t>研究总院经理</w:t>
+            </w:r>
+            <w:r>
+              <w:rPr>
+                <w:rFonts w:hint="default" w:ascii="Segoe UI" w:hAnsi="Segoe UI" w:eastAsia="Segoe UI" w:cs="Segoe UI"/>
+                <w:i w:val="0"/>
+                <w:iCs w:val="0"/>
+                <w:caps w:val="0"/>
+                <w:snapToGrid w:val="0"/>
+                <w:color w:val="000000"/>
+                <w:spacing w:val="0"/>
+                <w:kern w:val="0"/>
+                <w:sz w:val="18"/>
+                <w:szCs w:val="18"/>
+                <w:lang w:val="en-US" w:eastAsia="zh-CN" w:bidi="ar"/>
+              </w:rPr>
+              <w:t>或其指定的资深技术负责人</w:t>
+            </w:r>
+            <w:bookmarkStart w:id="23" w:name="_GoBack"/>
+            <w:bookmarkEnd w:id="23"/>
           </w:p>
         </w:tc>
       </w:tr>
@@ -4774,9 +5258,19 @@
             <w:right w:w="15" w:type="dxa"/>
           </w:tblCellMar>
         </w:tblPrEx>
+        <w:trPr>
+          <w:trHeight w:val="0" w:hRule="atLeast"/>
+          <w:jc w:val="center"/>
+        </w:trPr>
         <w:tc>
           <w:tcPr>
-            <w:tcW w:w="0" w:type="auto"/>
+            <w:tcW w:w="1338" w:type="dxa"/>
+            <w:tcBorders>
+              <w:top w:val="single" w:color="auto" w:sz="4" w:space="0"/>
+              <w:left w:val="single" w:color="auto" w:sz="12" w:space="0"/>
+              <w:bottom w:val="single" w:color="auto" w:sz="4" w:space="0"/>
+              <w:right w:val="single" w:color="auto" w:sz="4" w:space="0"/>
+            </w:tcBorders>
             <w:shd w:val="clear" w:color="auto" w:fill="auto"/>
             <w:tcMar>
               <w:top w:w="120" w:type="dxa"/>
@@ -4788,7 +5282,7 @@
           </w:tcPr>
           <w:p>
             <w:pPr>
-              <w:keepNext w:val="0"/>
+              <w:keepNext/>
               <w:keepLines w:val="0"/>
               <w:pageBreakBefore w:val="0"/>
               <w:widowControl w:val="0"/>
@@ -4802,8 +5296,9 @@
               <w:bidi w:val="0"/>
               <w:adjustRightInd w:val="0"/>
               <w:snapToGrid w:val="0"/>
-              <w:spacing w:line="300" w:lineRule="atLeast"/>
-              <w:jc w:val="left"/>
+              <w:spacing w:line="240" w:lineRule="auto"/>
+              <w:ind w:left="0" w:leftChars="0" w:right="0" w:rightChars="0" w:firstLine="0" w:firstLineChars="0"/>
+              <w:jc w:val="center"/>
               <w:textAlignment w:val="baseline"/>
               <w:rPr>
                 <w:rFonts w:hint="default" w:ascii="Segoe UI" w:hAnsi="Segoe UI" w:eastAsia="Segoe UI" w:cs="Segoe UI"/>
@@ -4833,13 +5328,19 @@
                 <w:szCs w:val="18"/>
                 <w:lang w:val="en-US" w:eastAsia="zh-CN" w:bidi="ar"/>
               </w:rPr>
-              <w:t>研发项目经理</w:t>
+              <w:t>需求分析师</w:t>
             </w:r>
           </w:p>
         </w:tc>
         <w:tc>
           <w:tcPr>
-            <w:tcW w:w="4423" w:type="dxa"/>
+            <w:tcW w:w="3906" w:type="dxa"/>
+            <w:tcBorders>
+              <w:top w:val="single" w:color="auto" w:sz="4" w:space="0"/>
+              <w:left w:val="single" w:color="auto" w:sz="4" w:space="0"/>
+              <w:bottom w:val="single" w:color="auto" w:sz="4" w:space="0"/>
+              <w:right w:val="single" w:color="auto" w:sz="4" w:space="0"/>
+            </w:tcBorders>
             <w:shd w:val="clear" w:color="auto" w:fill="auto"/>
             <w:tcMar>
               <w:top w:w="120" w:type="dxa"/>
@@ -4851,7 +5352,7 @@
           </w:tcPr>
           <w:p>
             <w:pPr>
-              <w:keepNext w:val="0"/>
+              <w:keepNext/>
               <w:keepLines w:val="0"/>
               <w:pageBreakBefore w:val="0"/>
               <w:widowControl w:val="0"/>
@@ -4865,7 +5366,8 @@
               <w:bidi w:val="0"/>
               <w:adjustRightInd w:val="0"/>
               <w:snapToGrid w:val="0"/>
-              <w:spacing w:line="300" w:lineRule="atLeast"/>
+              <w:spacing w:line="240" w:lineRule="auto"/>
+              <w:ind w:left="0" w:leftChars="0" w:right="0" w:rightChars="0" w:firstLine="0" w:firstLineChars="0"/>
               <w:jc w:val="left"/>
               <w:textAlignment w:val="baseline"/>
               <w:rPr>
@@ -4893,7 +5395,7 @@
                 <w:szCs w:val="18"/>
                 <w:lang w:val="en-US" w:eastAsia="zh-CN" w:bidi="ar"/>
               </w:rPr>
-              <w:t>1. 对研发项目的全过程负责，确保项目按计划完成。</w:t>
+              <w:t>1. 负责业务需求调研、分析与文档化，编写《项目需求规格说明书》。</w:t>
             </w:r>
             <w:r>
               <w:rPr>
@@ -4925,109 +5427,19 @@
                 <w:szCs w:val="18"/>
                 <w:lang w:val="en-US" w:eastAsia="zh-CN" w:bidi="ar"/>
               </w:rPr>
-              <w:t>2. 制定并维护项目计划，协调内外资源，管理风险与干系人。</w:t>
-            </w:r>
-            <w:r>
-              <w:rPr>
-                <w:rFonts w:hint="default" w:ascii="Segoe UI" w:hAnsi="Segoe UI" w:eastAsia="Segoe UI" w:cs="Segoe UI"/>
-                <w:i w:val="0"/>
-                <w:iCs w:val="0"/>
-                <w:caps w:val="0"/>
-                <w:snapToGrid w:val="0"/>
-                <w:color w:val="000000"/>
-                <w:spacing w:val="0"/>
-                <w:kern w:val="0"/>
-                <w:sz w:val="18"/>
-                <w:szCs w:val="18"/>
-                <w:lang w:val="en-US" w:eastAsia="zh-CN" w:bidi="ar"/>
-              </w:rPr>
-              <w:br w:type="textWrapping"/>
-            </w:r>
-            <w:r>
-              <w:rPr>
-                <w:rFonts w:hint="default" w:ascii="Segoe UI" w:hAnsi="Segoe UI" w:eastAsia="Segoe UI" w:cs="Segoe UI"/>
-                <w:i w:val="0"/>
-                <w:iCs w:val="0"/>
-                <w:caps w:val="0"/>
-                <w:snapToGrid w:val="0"/>
-                <w:color w:val="000000"/>
-                <w:spacing w:val="0"/>
-                <w:kern w:val="0"/>
-                <w:sz w:val="18"/>
-                <w:szCs w:val="18"/>
-                <w:lang w:val="en-US" w:eastAsia="zh-CN" w:bidi="ar"/>
-              </w:rPr>
-              <w:t>3. 组织项目各阶段评审</w:t>
-            </w:r>
-            <w:r>
-              <w:rPr>
-                <w:rFonts w:hint="eastAsia" w:ascii="Segoe UI" w:hAnsi="Segoe UI" w:eastAsia="Segoe UI" w:cs="Segoe UI"/>
-                <w:i w:val="0"/>
-                <w:iCs w:val="0"/>
-                <w:caps w:val="0"/>
-                <w:snapToGrid w:val="0"/>
-                <w:color w:val="000000"/>
-                <w:spacing w:val="0"/>
-                <w:kern w:val="0"/>
-                <w:sz w:val="18"/>
-                <w:szCs w:val="18"/>
-                <w:lang w:val="en-US" w:eastAsia="zh-CN" w:bidi="ar"/>
-              </w:rPr>
-              <w:t>及</w:t>
-            </w:r>
-            <w:r>
-              <w:rPr>
-                <w:rFonts w:hint="default" w:ascii="Segoe UI" w:hAnsi="Segoe UI" w:eastAsia="Segoe UI" w:cs="Segoe UI"/>
-                <w:i w:val="0"/>
-                <w:iCs w:val="0"/>
-                <w:caps w:val="0"/>
-                <w:snapToGrid w:val="0"/>
-                <w:color w:val="000000"/>
-                <w:spacing w:val="0"/>
-                <w:kern w:val="0"/>
-                <w:sz w:val="18"/>
-                <w:szCs w:val="18"/>
-                <w:lang w:val="en-US" w:eastAsia="zh-CN" w:bidi="ar"/>
-              </w:rPr>
-              <w:t>项目交付物</w:t>
-            </w:r>
-            <w:r>
-              <w:rPr>
-                <w:rFonts w:hint="eastAsia" w:ascii="Segoe UI" w:hAnsi="Segoe UI" w:eastAsia="Segoe UI" w:cs="Segoe UI"/>
-                <w:i w:val="0"/>
-                <w:iCs w:val="0"/>
-                <w:caps w:val="0"/>
-                <w:snapToGrid w:val="0"/>
-                <w:color w:val="000000"/>
-                <w:spacing w:val="0"/>
-                <w:kern w:val="0"/>
-                <w:sz w:val="18"/>
-                <w:szCs w:val="18"/>
-                <w:lang w:val="en-US" w:eastAsia="zh-CN" w:bidi="ar"/>
-              </w:rPr>
-              <w:t>交付、</w:t>
-            </w:r>
-            <w:r>
-              <w:rPr>
-                <w:rFonts w:hint="default" w:ascii="Segoe UI" w:hAnsi="Segoe UI" w:eastAsia="Segoe UI" w:cs="Segoe UI"/>
-                <w:i w:val="0"/>
-                <w:iCs w:val="0"/>
-                <w:caps w:val="0"/>
-                <w:snapToGrid w:val="0"/>
-                <w:color w:val="000000"/>
-                <w:spacing w:val="0"/>
-                <w:kern w:val="0"/>
-                <w:sz w:val="18"/>
-                <w:szCs w:val="18"/>
-                <w:lang w:val="en-US" w:eastAsia="zh-CN" w:bidi="ar"/>
-              </w:rPr>
-              <w:t>验收。</w:t>
+              <w:t>2. 与业务方确认需求，并参与解决方案的设计与验收。</w:t>
             </w:r>
           </w:p>
         </w:tc>
         <w:tc>
           <w:tcPr>
-            <w:tcW w:w="3509" w:type="dxa"/>
+            <w:tcW w:w="3278" w:type="dxa"/>
+            <w:tcBorders>
+              <w:top w:val="single" w:color="auto" w:sz="4" w:space="0"/>
+              <w:left w:val="single" w:color="auto" w:sz="4" w:space="0"/>
+              <w:bottom w:val="single" w:color="auto" w:sz="4" w:space="0"/>
+              <w:right w:val="single" w:color="auto" w:sz="12" w:space="0"/>
+            </w:tcBorders>
             <w:shd w:val="clear" w:color="auto" w:fill="auto"/>
             <w:tcMar>
               <w:top w:w="120" w:type="dxa"/>
@@ -5039,7 +5451,7 @@
           </w:tcPr>
           <w:p>
             <w:pPr>
-              <w:keepNext w:val="0"/>
+              <w:keepNext/>
               <w:keepLines w:val="0"/>
               <w:pageBreakBefore w:val="0"/>
               <w:widowControl w:val="0"/>
@@ -5053,259 +5465,8 @@
               <w:bidi w:val="0"/>
               <w:adjustRightInd w:val="0"/>
               <w:snapToGrid w:val="0"/>
-              <w:spacing w:line="300" w:lineRule="atLeast"/>
-              <w:jc w:val="left"/>
-              <w:textAlignment w:val="baseline"/>
-              <w:rPr>
-                <w:rFonts w:hint="default" w:ascii="Segoe UI" w:hAnsi="Segoe UI" w:eastAsia="Segoe UI" w:cs="Segoe UI"/>
-                <w:i w:val="0"/>
-                <w:iCs w:val="0"/>
-                <w:caps w:val="0"/>
-                <w:color w:val="0F1115"/>
-                <w:spacing w:val="0"/>
-                <w:sz w:val="18"/>
-                <w:szCs w:val="18"/>
-              </w:rPr>
-            </w:pPr>
-            <w:r>
-              <w:rPr>
-                <w:rStyle w:val="23"/>
-                <w:rFonts w:hint="default" w:ascii="Segoe UI" w:hAnsi="Segoe UI" w:eastAsia="Segoe UI" w:cs="Segoe UI"/>
-                <w:b/>
-                <w:bCs/>
-                <w:i w:val="0"/>
-                <w:iCs w:val="0"/>
-                <w:caps w:val="0"/>
-                <w:snapToGrid w:val="0"/>
-                <w:color w:val="000000"/>
-                <w:spacing w:val="0"/>
-                <w:kern w:val="0"/>
-                <w:sz w:val="18"/>
-                <w:szCs w:val="18"/>
-                <w:lang w:val="en-US" w:eastAsia="zh-CN" w:bidi="ar"/>
-              </w:rPr>
-              <w:t>研究总院经理</w:t>
-            </w:r>
-            <w:r>
-              <w:rPr>
-                <w:rFonts w:hint="default" w:ascii="Segoe UI" w:hAnsi="Segoe UI" w:eastAsia="Segoe UI" w:cs="Segoe UI"/>
-                <w:i w:val="0"/>
-                <w:iCs w:val="0"/>
-                <w:caps w:val="0"/>
-                <w:snapToGrid w:val="0"/>
-                <w:color w:val="000000"/>
-                <w:spacing w:val="0"/>
-                <w:kern w:val="0"/>
-                <w:sz w:val="18"/>
-                <w:szCs w:val="18"/>
-                <w:lang w:val="en-US" w:eastAsia="zh-CN" w:bidi="ar"/>
-              </w:rPr>
-              <w:t>或其指定的资深技术负责人</w:t>
-            </w:r>
-          </w:p>
-        </w:tc>
-      </w:tr>
-      <w:tr>
-        <w:tblPrEx>
-          <w:tblBorders>
-            <w:top w:val="single" w:color="auto" w:sz="4" w:space="0"/>
-            <w:left w:val="single" w:color="auto" w:sz="4" w:space="0"/>
-            <w:bottom w:val="single" w:color="auto" w:sz="4" w:space="0"/>
-            <w:right w:val="single" w:color="auto" w:sz="4" w:space="0"/>
-            <w:insideH w:val="single" w:color="auto" w:sz="4" w:space="0"/>
-            <w:insideV w:val="single" w:color="auto" w:sz="4" w:space="0"/>
-          </w:tblBorders>
-          <w:tblCellMar>
-            <w:top w:w="15" w:type="dxa"/>
-            <w:left w:w="15" w:type="dxa"/>
-            <w:bottom w:w="15" w:type="dxa"/>
-            <w:right w:w="15" w:type="dxa"/>
-          </w:tblCellMar>
-        </w:tblPrEx>
-        <w:tc>
-          <w:tcPr>
-            <w:tcW w:w="0" w:type="auto"/>
-            <w:shd w:val="clear" w:color="auto" w:fill="auto"/>
-            <w:tcMar>
-              <w:top w:w="120" w:type="dxa"/>
-              <w:left w:w="0" w:type="dxa"/>
-              <w:bottom w:w="120" w:type="dxa"/>
-              <w:right w:w="192" w:type="dxa"/>
-            </w:tcMar>
-            <w:vAlign w:val="center"/>
-          </w:tcPr>
-          <w:p>
-            <w:pPr>
-              <w:keepNext w:val="0"/>
-              <w:keepLines w:val="0"/>
-              <w:pageBreakBefore w:val="0"/>
-              <w:widowControl w:val="0"/>
-              <w:suppressLineNumbers w:val="0"/>
-              <w:kinsoku w:val="0"/>
-              <w:wordWrap/>
-              <w:overflowPunct/>
-              <w:topLinePunct w:val="0"/>
-              <w:autoSpaceDE w:val="0"/>
-              <w:autoSpaceDN w:val="0"/>
-              <w:bidi w:val="0"/>
-              <w:adjustRightInd w:val="0"/>
-              <w:snapToGrid w:val="0"/>
-              <w:spacing w:line="300" w:lineRule="atLeast"/>
-              <w:jc w:val="left"/>
-              <w:textAlignment w:val="baseline"/>
-              <w:rPr>
-                <w:rFonts w:hint="default" w:ascii="Segoe UI" w:hAnsi="Segoe UI" w:eastAsia="Segoe UI" w:cs="Segoe UI"/>
-                <w:i w:val="0"/>
-                <w:iCs w:val="0"/>
-                <w:caps w:val="0"/>
-                <w:color w:val="0F1115"/>
-                <w:spacing w:val="0"/>
-                <w:sz w:val="18"/>
-                <w:szCs w:val="18"/>
-              </w:rPr>
-            </w:pPr>
-            <w:r>
-              <w:rPr>
-                <w:rStyle w:val="23"/>
-                <w:rFonts w:hint="default" w:ascii="Segoe UI" w:hAnsi="Segoe UI" w:eastAsia="Segoe UI" w:cs="Segoe UI"/>
-                <w:b/>
-                <w:bCs/>
-                <w:i w:val="0"/>
-                <w:iCs w:val="0"/>
-                <w:caps w:val="0"/>
-                <w:snapToGrid w:val="0"/>
-                <w:color w:val="000000"/>
-                <w:spacing w:val="0"/>
-                <w:kern w:val="0"/>
-                <w:sz w:val="18"/>
-                <w:szCs w:val="18"/>
-                <w:lang w:val="en-US" w:eastAsia="zh-CN" w:bidi="ar"/>
-              </w:rPr>
-              <w:t>需求分析师</w:t>
-            </w:r>
-          </w:p>
-        </w:tc>
-        <w:tc>
-          <w:tcPr>
-            <w:tcW w:w="4423" w:type="dxa"/>
-            <w:shd w:val="clear" w:color="auto" w:fill="auto"/>
-            <w:tcMar>
-              <w:top w:w="120" w:type="dxa"/>
-              <w:left w:w="192" w:type="dxa"/>
-              <w:bottom w:w="120" w:type="dxa"/>
-              <w:right w:w="192" w:type="dxa"/>
-            </w:tcMar>
-            <w:vAlign w:val="center"/>
-          </w:tcPr>
-          <w:p>
-            <w:pPr>
-              <w:keepNext w:val="0"/>
-              <w:keepLines w:val="0"/>
-              <w:pageBreakBefore w:val="0"/>
-              <w:widowControl w:val="0"/>
-              <w:suppressLineNumbers w:val="0"/>
-              <w:kinsoku w:val="0"/>
-              <w:wordWrap/>
-              <w:overflowPunct/>
-              <w:topLinePunct w:val="0"/>
-              <w:autoSpaceDE w:val="0"/>
-              <w:autoSpaceDN w:val="0"/>
-              <w:bidi w:val="0"/>
-              <w:adjustRightInd w:val="0"/>
-              <w:snapToGrid w:val="0"/>
-              <w:spacing w:line="300" w:lineRule="atLeast"/>
-              <w:jc w:val="left"/>
-              <w:textAlignment w:val="baseline"/>
-              <w:rPr>
-                <w:rFonts w:hint="default" w:ascii="Segoe UI" w:hAnsi="Segoe UI" w:eastAsia="Segoe UI" w:cs="Segoe UI"/>
-                <w:i w:val="0"/>
-                <w:iCs w:val="0"/>
-                <w:caps w:val="0"/>
-                <w:color w:val="0F1115"/>
-                <w:spacing w:val="0"/>
-                <w:sz w:val="18"/>
-                <w:szCs w:val="18"/>
-              </w:rPr>
-            </w:pPr>
-            <w:r>
-              <w:rPr>
-                <w:rFonts w:hint="default" w:ascii="Segoe UI" w:hAnsi="Segoe UI" w:eastAsia="Segoe UI" w:cs="Segoe UI"/>
-                <w:i w:val="0"/>
-                <w:iCs w:val="0"/>
-                <w:caps w:val="0"/>
-                <w:snapToGrid w:val="0"/>
-                <w:color w:val="000000"/>
-                <w:spacing w:val="0"/>
-                <w:kern w:val="0"/>
-                <w:sz w:val="18"/>
-                <w:szCs w:val="18"/>
-                <w:lang w:val="en-US" w:eastAsia="zh-CN" w:bidi="ar"/>
-              </w:rPr>
-              <w:t>1. 负责业务需求调研、分析与文档化，编写《项目需求规格说明书》。</w:t>
-            </w:r>
-            <w:r>
-              <w:rPr>
-                <w:rFonts w:hint="default" w:ascii="Segoe UI" w:hAnsi="Segoe UI" w:eastAsia="Segoe UI" w:cs="Segoe UI"/>
-                <w:i w:val="0"/>
-                <w:iCs w:val="0"/>
-                <w:caps w:val="0"/>
-                <w:snapToGrid w:val="0"/>
-                <w:color w:val="000000"/>
-                <w:spacing w:val="0"/>
-                <w:kern w:val="0"/>
-                <w:sz w:val="18"/>
-                <w:szCs w:val="18"/>
-                <w:lang w:val="en-US" w:eastAsia="zh-CN" w:bidi="ar"/>
-              </w:rPr>
-              <w:br w:type="textWrapping"/>
-            </w:r>
-            <w:r>
-              <w:rPr>
-                <w:rFonts w:hint="default" w:ascii="Segoe UI" w:hAnsi="Segoe UI" w:eastAsia="Segoe UI" w:cs="Segoe UI"/>
-                <w:i w:val="0"/>
-                <w:iCs w:val="0"/>
-                <w:caps w:val="0"/>
-                <w:snapToGrid w:val="0"/>
-                <w:color w:val="000000"/>
-                <w:spacing w:val="0"/>
-                <w:kern w:val="0"/>
-                <w:sz w:val="18"/>
-                <w:szCs w:val="18"/>
-                <w:lang w:val="en-US" w:eastAsia="zh-CN" w:bidi="ar"/>
-              </w:rPr>
-              <w:t>2. 与业务方确认需求，并参与解决方案的设计与验收。</w:t>
-            </w:r>
-          </w:p>
-        </w:tc>
-        <w:tc>
-          <w:tcPr>
-            <w:tcW w:w="3509" w:type="dxa"/>
-            <w:shd w:val="clear" w:color="auto" w:fill="auto"/>
-            <w:tcMar>
-              <w:top w:w="120" w:type="dxa"/>
-              <w:left w:w="192" w:type="dxa"/>
-              <w:bottom w:w="120" w:type="dxa"/>
-              <w:right w:w="0" w:type="dxa"/>
-            </w:tcMar>
-            <w:vAlign w:val="center"/>
-          </w:tcPr>
-          <w:p>
-            <w:pPr>
-              <w:keepNext w:val="0"/>
-              <w:keepLines w:val="0"/>
-              <w:pageBreakBefore w:val="0"/>
-              <w:widowControl w:val="0"/>
-              <w:suppressLineNumbers w:val="0"/>
-              <w:kinsoku w:val="0"/>
-              <w:wordWrap/>
-              <w:overflowPunct/>
-              <w:topLinePunct w:val="0"/>
-              <w:autoSpaceDE w:val="0"/>
-              <w:autoSpaceDN w:val="0"/>
-              <w:bidi w:val="0"/>
-              <w:adjustRightInd w:val="0"/>
-              <w:snapToGrid w:val="0"/>
-              <w:spacing w:line="300" w:lineRule="atLeast"/>
+              <w:spacing w:line="240" w:lineRule="auto"/>
+              <w:ind w:left="0" w:leftChars="0" w:right="0" w:rightChars="0" w:firstLine="0" w:firstLineChars="0"/>
               <w:jc w:val="left"/>
               <w:textAlignment w:val="baseline"/>
               <w:rPr>
@@ -5358,9 +5519,19 @@
             <w:right w:w="15" w:type="dxa"/>
           </w:tblCellMar>
         </w:tblPrEx>
+        <w:trPr>
+          <w:trHeight w:val="0" w:hRule="atLeast"/>
+          <w:jc w:val="center"/>
+        </w:trPr>
         <w:tc>
           <w:tcPr>
-            <w:tcW w:w="0" w:type="auto"/>
+            <w:tcW w:w="1338" w:type="dxa"/>
+            <w:tcBorders>
+              <w:top w:val="single" w:color="auto" w:sz="4" w:space="0"/>
+              <w:left w:val="single" w:color="auto" w:sz="12" w:space="0"/>
+              <w:bottom w:val="single" w:color="auto" w:sz="4" w:space="0"/>
+              <w:right w:val="single" w:color="auto" w:sz="4" w:space="0"/>
+            </w:tcBorders>
             <w:shd w:val="clear" w:color="auto" w:fill="auto"/>
             <w:tcMar>
               <w:top w:w="120" w:type="dxa"/>
@@ -5372,7 +5543,7 @@
           </w:tcPr>
           <w:p>
             <w:pPr>
-              <w:keepNext w:val="0"/>
+              <w:keepNext/>
               <w:keepLines w:val="0"/>
               <w:pageBreakBefore w:val="0"/>
               <w:widowControl w:val="0"/>
@@ -5386,8 +5557,9 @@
               <w:bidi w:val="0"/>
               <w:adjustRightInd w:val="0"/>
               <w:snapToGrid w:val="0"/>
-              <w:spacing w:line="300" w:lineRule="atLeast"/>
-              <w:jc w:val="left"/>
+              <w:spacing w:line="240" w:lineRule="auto"/>
+              <w:ind w:left="0" w:leftChars="0" w:right="0" w:rightChars="0" w:firstLine="0" w:firstLineChars="0"/>
+              <w:jc w:val="center"/>
               <w:textAlignment w:val="baseline"/>
               <w:rPr>
                 <w:rFonts w:hint="default" w:ascii="Segoe UI" w:hAnsi="Segoe UI" w:eastAsia="Segoe UI" w:cs="Segoe UI"/>
@@ -5423,7 +5595,13 @@
         </w:tc>
         <w:tc>
           <w:tcPr>
-            <w:tcW w:w="4423" w:type="dxa"/>
+            <w:tcW w:w="3906" w:type="dxa"/>
+            <w:tcBorders>
+              <w:top w:val="single" w:color="auto" w:sz="4" w:space="0"/>
+              <w:left w:val="single" w:color="auto" w:sz="4" w:space="0"/>
+              <w:bottom w:val="single" w:color="auto" w:sz="4" w:space="0"/>
+              <w:right w:val="single" w:color="auto" w:sz="4" w:space="0"/>
+            </w:tcBorders>
             <w:shd w:val="clear" w:color="auto" w:fill="auto"/>
             <w:tcMar>
               <w:top w:w="120" w:type="dxa"/>
@@ -5435,7 +5613,7 @@
           </w:tcPr>
           <w:p>
             <w:pPr>
-              <w:keepNext w:val="0"/>
+              <w:keepNext/>
               <w:keepLines w:val="0"/>
               <w:pageBreakBefore w:val="0"/>
               <w:widowControl w:val="0"/>
@@ -5449,7 +5627,8 @@
               <w:bidi w:val="0"/>
               <w:adjustRightInd w:val="0"/>
               <w:snapToGrid w:val="0"/>
-              <w:spacing w:line="300" w:lineRule="atLeast"/>
+              <w:spacing w:line="240" w:lineRule="auto"/>
+              <w:ind w:left="0" w:leftChars="0" w:right="0" w:rightChars="0" w:firstLine="0" w:firstLineChars="0"/>
               <w:jc w:val="left"/>
               <w:textAlignment w:val="baseline"/>
               <w:rPr>
@@ -5515,7 +5694,13 @@
         </w:tc>
         <w:tc>
           <w:tcPr>
-            <w:tcW w:w="3509" w:type="dxa"/>
+            <w:tcW w:w="3278" w:type="dxa"/>
+            <w:tcBorders>
+              <w:top w:val="single" w:color="auto" w:sz="4" w:space="0"/>
+              <w:left w:val="single" w:color="auto" w:sz="4" w:space="0"/>
+              <w:bottom w:val="single" w:color="auto" w:sz="4" w:space="0"/>
+              <w:right w:val="single" w:color="auto" w:sz="12" w:space="0"/>
+            </w:tcBorders>
             <w:shd w:val="clear" w:color="auto" w:fill="auto"/>
             <w:tcMar>
               <w:top w:w="120" w:type="dxa"/>
@@ -5527,7 +5712,7 @@
           </w:tcPr>
           <w:p>
             <w:pPr>
-              <w:keepNext w:val="0"/>
+              <w:keepNext/>
               <w:keepLines w:val="0"/>
               <w:pageBreakBefore w:val="0"/>
               <w:widowControl w:val="0"/>
@@ -5541,7 +5726,8 @@
               <w:bidi w:val="0"/>
               <w:adjustRightInd w:val="0"/>
               <w:snapToGrid w:val="0"/>
-              <w:spacing w:line="300" w:lineRule="atLeast"/>
+              <w:spacing w:line="240" w:lineRule="auto"/>
+              <w:ind w:left="0" w:leftChars="0" w:right="0" w:rightChars="0" w:firstLine="0" w:firstLineChars="0"/>
               <w:jc w:val="left"/>
               <w:textAlignment w:val="baseline"/>
               <w:rPr>
@@ -5594,9 +5780,19 @@
             <w:right w:w="15" w:type="dxa"/>
           </w:tblCellMar>
         </w:tblPrEx>
+        <w:trPr>
+          <w:trHeight w:val="0" w:hRule="atLeast"/>
+          <w:jc w:val="center"/>
+        </w:trPr>
         <w:tc>
           <w:tcPr>
-            <w:tcW w:w="0" w:type="auto"/>
+            <w:tcW w:w="1338" w:type="dxa"/>
+            <w:tcBorders>
+              <w:top w:val="single" w:color="auto" w:sz="4" w:space="0"/>
+              <w:left w:val="single" w:color="auto" w:sz="12" w:space="0"/>
+              <w:bottom w:val="single" w:color="auto" w:sz="4" w:space="0"/>
+              <w:right w:val="single" w:color="auto" w:sz="4" w:space="0"/>
+            </w:tcBorders>
             <w:shd w:val="clear" w:color="auto" w:fill="auto"/>
             <w:tcMar>
               <w:top w:w="120" w:type="dxa"/>
@@ -5608,7 +5804,7 @@
           </w:tcPr>
           <w:p>
             <w:pPr>
-              <w:keepNext w:val="0"/>
+              <w:keepNext/>
               <w:keepLines w:val="0"/>
               <w:pageBreakBefore w:val="0"/>
               <w:widowControl w:val="0"/>
@@ -5622,8 +5818,9 @@
               <w:bidi w:val="0"/>
               <w:adjustRightInd w:val="0"/>
               <w:snapToGrid w:val="0"/>
-              <w:spacing w:line="300" w:lineRule="atLeast"/>
-              <w:jc w:val="left"/>
+              <w:spacing w:line="240" w:lineRule="auto"/>
+              <w:ind w:left="0" w:leftChars="0" w:right="0" w:rightChars="0" w:firstLine="0" w:firstLineChars="0"/>
+              <w:jc w:val="center"/>
               <w:textAlignment w:val="baseline"/>
               <w:rPr>
                 <w:rFonts w:hint="default" w:ascii="Segoe UI" w:hAnsi="Segoe UI" w:eastAsia="Segoe UI" w:cs="Segoe UI"/>
@@ -5659,7 +5856,13 @@
         </w:tc>
         <w:tc>
           <w:tcPr>
-            <w:tcW w:w="4423" w:type="dxa"/>
+            <w:tcW w:w="3906" w:type="dxa"/>
+            <w:tcBorders>
+              <w:top w:val="single" w:color="auto" w:sz="4" w:space="0"/>
+              <w:left w:val="single" w:color="auto" w:sz="4" w:space="0"/>
+              <w:bottom w:val="single" w:color="auto" w:sz="4" w:space="0"/>
+              <w:right w:val="single" w:color="auto" w:sz="4" w:space="0"/>
+            </w:tcBorders>
             <w:shd w:val="clear" w:color="auto" w:fill="auto"/>
             <w:tcMar>
               <w:top w:w="120" w:type="dxa"/>
@@ -5671,7 +5874,7 @@
           </w:tcPr>
           <w:p>
             <w:pPr>
-              <w:keepNext w:val="0"/>
+              <w:keepNext/>
               <w:keepLines w:val="0"/>
               <w:pageBreakBefore w:val="0"/>
               <w:widowControl w:val="0"/>
@@ -5685,7 +5888,8 @@
               <w:bidi w:val="0"/>
               <w:adjustRightInd w:val="0"/>
               <w:snapToGrid w:val="0"/>
-              <w:spacing w:line="300" w:lineRule="atLeast"/>
+              <w:spacing w:line="240" w:lineRule="auto"/>
+              <w:ind w:left="0" w:leftChars="0" w:right="0" w:rightChars="0" w:firstLine="0" w:firstLineChars="0"/>
               <w:jc w:val="left"/>
               <w:textAlignment w:val="baseline"/>
               <w:rPr>
@@ -5751,7 +5955,13 @@
         </w:tc>
         <w:tc>
           <w:tcPr>
-            <w:tcW w:w="3509" w:type="dxa"/>
+            <w:tcW w:w="3278" w:type="dxa"/>
+            <w:tcBorders>
+              <w:top w:val="single" w:color="auto" w:sz="4" w:space="0"/>
+              <w:left w:val="single" w:color="auto" w:sz="4" w:space="0"/>
+              <w:bottom w:val="single" w:color="auto" w:sz="4" w:space="0"/>
+              <w:right w:val="single" w:color="auto" w:sz="12" w:space="0"/>
+            </w:tcBorders>
             <w:shd w:val="clear" w:color="auto" w:fill="auto"/>
             <w:tcMar>
               <w:top w:w="120" w:type="dxa"/>
@@ -5763,7 +5973,7 @@
           </w:tcPr>
           <w:p>
             <w:pPr>
-              <w:keepNext w:val="0"/>
+              <w:keepNext/>
               <w:keepLines w:val="0"/>
               <w:pageBreakBefore w:val="0"/>
               <w:widowControl w:val="0"/>
@@ -5777,7 +5987,8 @@
               <w:bidi w:val="0"/>
               <w:adjustRightInd w:val="0"/>
               <w:snapToGrid w:val="0"/>
-              <w:spacing w:line="300" w:lineRule="atLeast"/>
+              <w:spacing w:line="240" w:lineRule="auto"/>
+              <w:ind w:left="0" w:leftChars="0" w:right="0" w:rightChars="0" w:firstLine="0" w:firstLineChars="0"/>
               <w:jc w:val="left"/>
               <w:textAlignment w:val="baseline"/>
               <w:rPr>
@@ -5823,6 +6034,7 @@
             <w:insideH w:val="single" w:color="auto" w:sz="4" w:space="0"/>
             <w:insideV w:val="single" w:color="auto" w:sz="4" w:space="0"/>
           </w:tblBorders>
+          <w:shd w:val="clear" w:color="auto" w:fill="auto"/>
           <w:tblCellMar>
             <w:top w:w="15" w:type="dxa"/>
             <w:left w:w="15" w:type="dxa"/>
@@ -5830,9 +6042,19 @@
             <w:right w:w="15" w:type="dxa"/>
           </w:tblCellMar>
         </w:tblPrEx>
+        <w:trPr>
+          <w:trHeight w:val="0" w:hRule="atLeast"/>
+          <w:jc w:val="center"/>
+        </w:trPr>
         <w:tc>
           <w:tcPr>
-            <w:tcW w:w="0" w:type="auto"/>
+            <w:tcW w:w="1338" w:type="dxa"/>
+            <w:tcBorders>
+              <w:top w:val="single" w:color="auto" w:sz="4" w:space="0"/>
+              <w:left w:val="single" w:color="auto" w:sz="12" w:space="0"/>
+              <w:bottom w:val="single" w:color="auto" w:sz="12" w:space="0"/>
+              <w:right w:val="single" w:color="auto" w:sz="4" w:space="0"/>
+            </w:tcBorders>
             <w:shd w:val="clear" w:color="auto" w:fill="auto"/>
             <w:tcMar>
               <w:top w:w="120" w:type="dxa"/>
@@ -5844,7 +6066,7 @@
           </w:tcPr>
           <w:p>
             <w:pPr>
-              <w:keepNext w:val="0"/>
+              <w:keepNext/>
               <w:keepLines w:val="0"/>
               <w:pageBreakBefore w:val="0"/>
               <w:widowControl w:val="0"/>
@@ -5858,8 +6080,9 @@
               <w:bidi w:val="0"/>
               <w:adjustRightInd w:val="0"/>
               <w:snapToGrid w:val="0"/>
-              <w:spacing w:line="300" w:lineRule="atLeast"/>
-              <w:jc w:val="left"/>
+              <w:spacing w:line="240" w:lineRule="auto"/>
+              <w:ind w:left="0" w:leftChars="0" w:right="0" w:rightChars="0" w:firstLine="0" w:firstLineChars="0"/>
+              <w:jc w:val="center"/>
               <w:textAlignment w:val="baseline"/>
               <w:rPr>
                 <w:rFonts w:hint="default" w:ascii="Segoe UI" w:hAnsi="Segoe UI" w:eastAsia="Segoe UI" w:cs="Segoe UI"/>
@@ -5895,7 +6118,13 @@
         </w:tc>
         <w:tc>
           <w:tcPr>
-            <w:tcW w:w="4423" w:type="dxa"/>
+            <w:tcW w:w="3906" w:type="dxa"/>
+            <w:tcBorders>
+              <w:top w:val="single" w:color="auto" w:sz="4" w:space="0"/>
+              <w:left w:val="single" w:color="auto" w:sz="4" w:space="0"/>
+              <w:bottom w:val="single" w:color="auto" w:sz="12" w:space="0"/>
+              <w:right w:val="single" w:color="auto" w:sz="4" w:space="0"/>
+            </w:tcBorders>
             <w:shd w:val="clear" w:color="auto" w:fill="auto"/>
             <w:tcMar>
               <w:top w:w="120" w:type="dxa"/>
@@ -5907,7 +6136,7 @@
           </w:tcPr>
           <w:p>
             <w:pPr>
-              <w:keepNext w:val="0"/>
+              <w:keepNext/>
               <w:keepLines w:val="0"/>
               <w:pageBreakBefore w:val="0"/>
               <w:widowControl w:val="0"/>
@@ -5921,7 +6150,8 @@
               <w:bidi w:val="0"/>
               <w:adjustRightInd w:val="0"/>
               <w:snapToGrid w:val="0"/>
-              <w:spacing w:line="300" w:lineRule="atLeast"/>
+              <w:spacing w:line="240" w:lineRule="auto"/>
+              <w:ind w:left="0" w:leftChars="0" w:right="0" w:rightChars="0" w:firstLine="0" w:firstLineChars="0"/>
               <w:jc w:val="left"/>
               <w:textAlignment w:val="baseline"/>
               <w:rPr>
@@ -5987,7 +6217,13 @@
         </w:tc>
         <w:tc>
           <w:tcPr>
-            <w:tcW w:w="3509" w:type="dxa"/>
+            <w:tcW w:w="3278" w:type="dxa"/>
+            <w:tcBorders>
+              <w:top w:val="single" w:color="auto" w:sz="4" w:space="0"/>
+              <w:left w:val="single" w:color="auto" w:sz="4" w:space="0"/>
+              <w:bottom w:val="single" w:color="auto" w:sz="12" w:space="0"/>
+              <w:right w:val="single" w:color="auto" w:sz="12" w:space="0"/>
+            </w:tcBorders>
             <w:shd w:val="clear" w:color="auto" w:fill="auto"/>
             <w:tcMar>
               <w:top w:w="120" w:type="dxa"/>
@@ -5999,7 +6235,7 @@
           </w:tcPr>
           <w:p>
             <w:pPr>
-              <w:keepNext w:val="0"/>
+              <w:keepNext/>
               <w:keepLines w:val="0"/>
               <w:pageBreakBefore w:val="0"/>
               <w:widowControl w:val="0"/>
@@ -6013,7 +6249,8 @@
               <w:bidi w:val="0"/>
               <w:adjustRightInd w:val="0"/>
               <w:snapToGrid w:val="0"/>
-              <w:spacing w:line="300" w:lineRule="atLeast"/>
+              <w:spacing w:line="240" w:lineRule="auto"/>
+              <w:ind w:left="0" w:leftChars="0" w:right="0" w:rightChars="0" w:firstLine="0" w:firstLineChars="0"/>
               <w:jc w:val="left"/>
               <w:textAlignment w:val="baseline"/>
               <w:rPr>
@@ -6072,7 +6309,7 @@
           <w:lang w:val="en-US" w:eastAsia="zh-CN"/>
         </w:rPr>
       </w:pPr>
-      <w:bookmarkStart w:id="7" w:name="_Toc22542"/>
+      <w:bookmarkStart w:id="7" w:name="_Toc24767"/>
       <w:r>
         <w:rPr>
           <w:rFonts w:hint="eastAsia"/>
@@ -6134,7 +6371,7 @@
           <w:lang w:val="en-US" w:eastAsia="zh-CN"/>
         </w:rPr>
       </w:pPr>
-      <w:bookmarkStart w:id="8" w:name="_Toc7980"/>
+      <w:bookmarkStart w:id="8" w:name="_Toc25894"/>
       <w:r>
         <w:rPr>
           <w:rFonts w:hint="eastAsia"/>
@@ -6166,7 +6403,7 @@
           <w:lang w:val="en-US" w:eastAsia="zh-CN"/>
         </w:rPr>
       </w:pPr>
-      <w:bookmarkStart w:id="9" w:name="_Toc31744"/>
+      <w:bookmarkStart w:id="9" w:name="_Toc28179"/>
       <w:r>
         <w:rPr>
           <w:rFonts w:hint="eastAsia"/>
@@ -6233,7 +6470,7 @@
           <w:lang w:val="en-US" w:eastAsia="zh-CN"/>
         </w:rPr>
       </w:pPr>
-      <w:bookmarkStart w:id="10" w:name="_Toc30509"/>
+      <w:bookmarkStart w:id="10" w:name="_Toc10388"/>
       <w:r>
         <w:rPr>
           <w:rFonts w:hint="eastAsia"/>
@@ -6370,7 +6607,7 @@
           <w:lang w:val="en-US" w:eastAsia="zh-CN"/>
         </w:rPr>
       </w:pPr>
-      <w:bookmarkStart w:id="11" w:name="_Toc6166"/>
+      <w:bookmarkStart w:id="11" w:name="_Toc29220"/>
       <w:r>
         <w:rPr>
           <w:rFonts w:hint="eastAsia"/>
@@ -6507,7 +6744,7 @@
           <w:lang w:val="en-US" w:eastAsia="zh-CN"/>
         </w:rPr>
       </w:pPr>
-      <w:bookmarkStart w:id="12" w:name="_Toc26559"/>
+      <w:bookmarkStart w:id="12" w:name="_Toc32618"/>
       <w:r>
         <w:rPr>
           <w:rFonts w:hint="eastAsia"/>
@@ -6644,7 +6881,7 @@
           <w:lang w:val="en-US" w:eastAsia="zh-CN"/>
         </w:rPr>
       </w:pPr>
-      <w:bookmarkStart w:id="13" w:name="_Toc25736"/>
+      <w:bookmarkStart w:id="13" w:name="_Toc23081"/>
       <w:r>
         <w:rPr>
           <w:rFonts w:hint="eastAsia"/>
@@ -6781,7 +7018,7 @@
           <w:lang w:val="en-US" w:eastAsia="zh-CN"/>
         </w:rPr>
       </w:pPr>
-      <w:bookmarkStart w:id="14" w:name="_Toc25106"/>
+      <w:bookmarkStart w:id="14" w:name="_Toc16620"/>
       <w:r>
         <w:rPr>
           <w:rFonts w:hint="eastAsia"/>
@@ -6918,7 +7155,7 @@
           <w:lang w:val="en-US" w:eastAsia="zh-CN"/>
         </w:rPr>
       </w:pPr>
-      <w:bookmarkStart w:id="15" w:name="_Toc10296"/>
+      <w:bookmarkStart w:id="15" w:name="_Toc27537"/>
       <w:r>
         <w:rPr>
           <w:rFonts w:hint="eastAsia"/>
@@ -7160,7 +7397,7 @@
           <w:lang w:val="en-US" w:eastAsia="zh-CN"/>
         </w:rPr>
       </w:pPr>
-      <w:bookmarkStart w:id="16" w:name="_Toc2601"/>
+      <w:bookmarkStart w:id="16" w:name="_Toc17157"/>
       <w:r>
         <w:rPr>
           <w:rFonts w:hint="eastAsia"/>
@@ -7179,7 +7416,7 @@
           <w:lang w:val="en-US" w:eastAsia="zh-CN"/>
         </w:rPr>
       </w:pPr>
-      <w:bookmarkStart w:id="17" w:name="_Toc13597"/>
+      <w:bookmarkStart w:id="17" w:name="_Toc6644"/>
       <w:r>
         <w:rPr>
           <w:rFonts w:hint="eastAsia"/>
@@ -7215,7 +7452,7 @@
           <w:lang w:val="en-US" w:eastAsia="zh-CN"/>
         </w:rPr>
       </w:pPr>
-      <w:bookmarkStart w:id="18" w:name="_Toc14360"/>
+      <w:bookmarkStart w:id="18" w:name="_Toc4857"/>
       <w:r>
         <w:rPr>
           <w:rFonts w:hint="eastAsia"/>
@@ -7339,7 +7576,7 @@
           <w:lang w:val="en-US" w:eastAsia="zh-CN"/>
         </w:rPr>
       </w:pPr>
-      <w:bookmarkStart w:id="19" w:name="_Toc269"/>
+      <w:bookmarkStart w:id="19" w:name="_Toc11615"/>
       <w:r>
         <w:rPr>
           <w:rFonts w:hint="eastAsia"/>
@@ -7463,7 +7700,7 @@
           <w:lang w:val="en-US" w:eastAsia="zh-CN"/>
         </w:rPr>
       </w:pPr>
-      <w:bookmarkStart w:id="20" w:name="_Toc22572"/>
+      <w:bookmarkStart w:id="20" w:name="_Toc4346"/>
       <w:r>
         <w:rPr>
           <w:rFonts w:hint="eastAsia"/>
@@ -7565,7 +7802,7 @@
           <w:lang w:val="en-US" w:eastAsia="zh-CN"/>
         </w:rPr>
       </w:pPr>
-      <w:bookmarkStart w:id="21" w:name="_Toc1480"/>
+      <w:bookmarkStart w:id="21" w:name="_Toc17463"/>
       <w:r>
         <w:rPr>
           <w:rFonts w:hint="eastAsia"/>
@@ -7573,9 +7810,11 @@
         </w:rPr>
         <w:t>考核指标</w:t>
       </w:r>
+      <w:bookmarkEnd w:id="21"/>
     </w:p>
     <w:tbl>
       <w:tblPr>
+        <w:tblStyle w:val="20"/>
         <w:tblW w:w="8504" w:type="dxa"/>
         <w:tblInd w:w="96" w:type="dxa"/>
         <w:tblBorders>
@@ -7586,7 +7825,7 @@
           <w:insideH w:val="none" w:color="auto" w:sz="0" w:space="0"/>
           <w:insideV w:val="none" w:color="auto" w:sz="0" w:space="0"/>
         </w:tblBorders>
-        <w:shd w:val="clear"/>
+        <w:shd w:val="clear" w:color="auto" w:fill="auto"/>
         <w:tblLayout w:type="autofit"/>
         <w:tblCellMar>
           <w:top w:w="0" w:type="dxa"/>
@@ -7611,6 +7850,7 @@
             <w:insideH w:val="none" w:color="auto" w:sz="0" w:space="0"/>
             <w:insideV w:val="none" w:color="auto" w:sz="0" w:space="0"/>
           </w:tblBorders>
+          <w:shd w:val="clear" w:color="auto" w:fill="auto"/>
           <w:tblCellMar>
             <w:top w:w="0" w:type="dxa"/>
             <w:left w:w="108" w:type="dxa"/>
@@ -7666,7 +7906,6 @@
                 <w:sz w:val="22"/>
                 <w:szCs w:val="22"/>
                 <w:u w:val="none"/>
-                <w:bdr w:val="none" w:color="auto" w:sz="0" w:space="0"/>
                 <w:lang w:val="en-US" w:eastAsia="zh-CN" w:bidi="ar"/>
               </w:rPr>
               <w:t>KPI</w:t>
@@ -7718,7 +7957,6 @@
                 <w:sz w:val="22"/>
                 <w:szCs w:val="22"/>
                 <w:u w:val="none"/>
-                <w:bdr w:val="none" w:color="auto" w:sz="0" w:space="0"/>
                 <w:lang w:val="en-US" w:eastAsia="zh-CN" w:bidi="ar"/>
               </w:rPr>
               <w:t>目标值</w:t>
@@ -7770,7 +8008,6 @@
                 <w:sz w:val="22"/>
                 <w:szCs w:val="22"/>
                 <w:u w:val="none"/>
-                <w:bdr w:val="none" w:color="auto" w:sz="0" w:space="0"/>
                 <w:lang w:val="en-US" w:eastAsia="zh-CN" w:bidi="ar"/>
               </w:rPr>
               <w:t>计算公式/方法</w:t>
@@ -7822,7 +8059,6 @@
                 <w:sz w:val="22"/>
                 <w:szCs w:val="22"/>
                 <w:u w:val="none"/>
-                <w:bdr w:val="none" w:color="auto" w:sz="0" w:space="0"/>
                 <w:lang w:val="en-US" w:eastAsia="zh-CN" w:bidi="ar"/>
               </w:rPr>
               <w:t>频度</w:t>
@@ -7882,7 +8118,6 @@
                 <w:sz w:val="22"/>
                 <w:szCs w:val="22"/>
                 <w:u w:val="none"/>
-                <w:bdr w:val="none" w:color="auto" w:sz="0" w:space="0"/>
                 <w:lang w:val="en-US" w:eastAsia="zh-CN" w:bidi="ar"/>
               </w:rPr>
             </w:pPr>
@@ -7935,7 +8170,6 @@
                 <w:sz w:val="22"/>
                 <w:szCs w:val="22"/>
                 <w:u w:val="none"/>
-                <w:bdr w:val="none" w:color="auto" w:sz="0" w:space="0"/>
                 <w:lang w:val="en-US" w:eastAsia="zh-CN" w:bidi="ar"/>
               </w:rPr>
             </w:pPr>
@@ -7952,24 +8186,7 @@
                 <w:u w:val="none"/>
                 <w:lang w:val="en-US" w:eastAsia="zh-CN" w:bidi="ar"/>
               </w:rPr>
-              <w:t>≥</w:t>
-            </w:r>
-            <w:bookmarkStart w:id="22" w:name="_GoBack"/>
-            <w:bookmarkEnd w:id="22"/>
-            <w:r>
-              <w:rPr>
-                <w:rFonts w:hint="eastAsia" w:ascii="宋体" w:hAnsi="宋体" w:eastAsia="宋体" w:cs="宋体"/>
-                <w:i w:val="0"/>
-                <w:iCs w:val="0"/>
-                <w:snapToGrid w:val="0"/>
-                <w:color w:val="000000"/>
-                <w:kern w:val="0"/>
-                <w:sz w:val="21"/>
-                <w:szCs w:val="21"/>
-                <w:u w:val="none"/>
-                <w:lang w:val="en-US" w:eastAsia="zh-CN" w:bidi="ar"/>
-              </w:rPr>
-              <w:t>80%</w:t>
+              <w:t>≥80%</w:t>
             </w:r>
           </w:p>
         </w:tc>
@@ -8005,7 +8222,6 @@
                 <w:sz w:val="22"/>
                 <w:szCs w:val="22"/>
                 <w:u w:val="none"/>
-                <w:bdr w:val="none" w:color="auto" w:sz="0" w:space="0"/>
                 <w:lang w:val="en-US" w:eastAsia="zh-CN" w:bidi="ar"/>
               </w:rPr>
             </w:pPr>
@@ -8058,7 +8274,6 @@
                 <w:sz w:val="22"/>
                 <w:szCs w:val="22"/>
                 <w:u w:val="none"/>
-                <w:bdr w:val="none" w:color="auto" w:sz="0" w:space="0"/>
                 <w:lang w:val="en-US" w:eastAsia="zh-CN" w:bidi="ar"/>
               </w:rPr>
             </w:pPr>
@@ -8132,7 +8347,6 @@
                 <w:sz w:val="22"/>
                 <w:szCs w:val="22"/>
                 <w:u w:val="none"/>
-                <w:bdr w:val="none" w:color="auto" w:sz="0" w:space="0"/>
                 <w:lang w:val="en-US" w:eastAsia="zh-CN" w:bidi="ar"/>
               </w:rPr>
             </w:pPr>
@@ -8185,7 +8399,6 @@
                 <w:sz w:val="22"/>
                 <w:szCs w:val="22"/>
                 <w:u w:val="none"/>
-                <w:bdr w:val="none" w:color="auto" w:sz="0" w:space="0"/>
                 <w:lang w:val="en-US" w:eastAsia="zh-CN" w:bidi="ar"/>
               </w:rPr>
             </w:pPr>
@@ -8238,7 +8451,6 @@
                 <w:sz w:val="22"/>
                 <w:szCs w:val="22"/>
                 <w:u w:val="none"/>
-                <w:bdr w:val="none" w:color="auto" w:sz="0" w:space="0"/>
                 <w:lang w:val="en-US" w:eastAsia="zh-CN" w:bidi="ar"/>
               </w:rPr>
             </w:pPr>
@@ -8291,7 +8503,6 @@
                 <w:sz w:val="22"/>
                 <w:szCs w:val="22"/>
                 <w:u w:val="none"/>
-                <w:bdr w:val="none" w:color="auto" w:sz="0" w:space="0"/>
                 <w:lang w:val="en-US" w:eastAsia="zh-CN" w:bidi="ar"/>
               </w:rPr>
             </w:pPr>
@@ -8345,6 +8556,7 @@
           <w:lang w:val="en-US" w:eastAsia="zh-CN"/>
         </w:rPr>
       </w:pPr>
+      <w:bookmarkStart w:id="22" w:name="_Toc27906"/>
       <w:r>
         <w:rPr>
           <w:rFonts w:hint="eastAsia"/>
@@ -8352,7 +8564,7 @@
         </w:rPr>
         <w:t>附则</w:t>
       </w:r>
-      <w:bookmarkEnd w:id="21"/>
+      <w:bookmarkEnd w:id="22"/>
     </w:p>
     <w:p>
       <w:pPr>

--- a/7-技术管理/流程制度规范类文件/JXTX-07-01-运维服务技术研发管理制度.docx
+++ b/7-技术管理/流程制度规范类文件/JXTX-07-01-运维服务技术研发管理制度.docx
@@ -21,7 +21,7 @@
         <w:spacing w:before="3120" w:beforeLines="1000"/>
         <w:textAlignment w:val="baseline"/>
       </w:pPr>
-      <w:bookmarkStart w:id="0" w:name="_Toc8617"/>
+      <w:bookmarkStart w:id="0" w:name="_Toc31243"/>
       <w:r>
         <w:drawing>
           <wp:anchor distT="0" distB="0" distL="114300" distR="114300" simplePos="0" relativeHeight="251661312" behindDoc="1" locked="0" layoutInCell="1" allowOverlap="1">
@@ -210,7 +210,7 @@
           <w:lang w:val="en-US" w:eastAsia="zh-CN"/>
         </w:rPr>
       </w:pPr>
-      <w:bookmarkStart w:id="1" w:name="_Toc16302"/>
+      <w:bookmarkStart w:id="1" w:name="_Toc15308"/>
       <w:r>
         <w:rPr>
           <w:rFonts w:hint="eastAsia"/>
@@ -339,12 +339,6 @@
             <w:insideH w:val="none" w:color="auto" w:sz="0" w:space="0"/>
             <w:insideV w:val="none" w:color="auto" w:sz="0" w:space="0"/>
           </w:tblBorders>
-          <w:tblCellMar>
-            <w:top w:w="0" w:type="dxa"/>
-            <w:left w:w="108" w:type="dxa"/>
-            <w:bottom w:w="0" w:type="dxa"/>
-            <w:right w:w="108" w:type="dxa"/>
-          </w:tblCellMar>
         </w:tblPrEx>
         <w:trPr>
           <w:trHeight w:val="810" w:hRule="atLeast"/>
@@ -870,12 +864,6 @@
             <w:insideH w:val="single" w:color="000000" w:sz="2" w:space="0"/>
             <w:insideV w:val="single" w:color="000000" w:sz="2" w:space="0"/>
           </w:tblBorders>
-          <w:tblCellMar>
-            <w:top w:w="0" w:type="dxa"/>
-            <w:left w:w="0" w:type="dxa"/>
-            <w:bottom w:w="0" w:type="dxa"/>
-            <w:right w:w="0" w:type="dxa"/>
-          </w:tblCellMar>
         </w:tblPrEx>
         <w:trPr>
           <w:trHeight w:val="593" w:hRule="atLeast"/>
@@ -1636,12 +1624,6 @@
             <w:insideH w:val="single" w:color="000000" w:sz="2" w:space="0"/>
             <w:insideV w:val="single" w:color="000000" w:sz="2" w:space="0"/>
           </w:tblBorders>
-          <w:tblCellMar>
-            <w:top w:w="0" w:type="dxa"/>
-            <w:left w:w="0" w:type="dxa"/>
-            <w:bottom w:w="0" w:type="dxa"/>
-            <w:right w:w="0" w:type="dxa"/>
-          </w:tblCellMar>
         </w:tblPrEx>
         <w:trPr>
           <w:trHeight w:val="556" w:hRule="atLeast"/>
@@ -2062,6 +2044,8 @@
               <w:tab w:val="right" w:leader="dot" w:pos="8306"/>
             </w:tabs>
           </w:pPr>
+          <w:bookmarkStart w:id="23" w:name="_GoBack"/>
+          <w:bookmarkEnd w:id="23"/>
           <w:r>
             <w:rPr>
               <w:rFonts w:hint="eastAsia" w:ascii="宋体" w:hAnsi="宋体" w:eastAsia="宋体" w:cs="宋体"/>
@@ -2098,7 +2082,7 @@
               <w:rFonts w:hint="eastAsia" w:ascii="宋体" w:hAnsi="宋体" w:eastAsia="宋体" w:cs="宋体"/>
               <w:szCs w:val="24"/>
             </w:rPr>
-            <w:instrText xml:space="preserve"> HYPERLINK \l _Toc8617 </w:instrText>
+            <w:instrText xml:space="preserve"> HYPERLINK \l _Toc31243 </w:instrText>
           </w:r>
           <w:r>
             <w:rPr>
@@ -2121,7 +2105,7 @@
             <w:fldChar w:fldCharType="begin"/>
           </w:r>
           <w:r>
-            <w:instrText xml:space="preserve"> PAGEREF _Toc8617 \h </w:instrText>
+            <w:instrText xml:space="preserve"> PAGEREF _Toc31243 \h </w:instrText>
           </w:r>
           <w:r>
             <w:fldChar w:fldCharType="separate"/>
@@ -2159,7 +2143,7 @@
               <w:rFonts w:hint="eastAsia" w:ascii="宋体" w:hAnsi="宋体" w:eastAsia="宋体" w:cs="宋体"/>
               <w:szCs w:val="24"/>
             </w:rPr>
-            <w:instrText xml:space="preserve"> HYPERLINK \l _Toc16302 </w:instrText>
+            <w:instrText xml:space="preserve"> HYPERLINK \l _Toc15308 </w:instrText>
           </w:r>
           <w:r>
             <w:rPr>
@@ -2182,7 +2166,7 @@
             <w:fldChar w:fldCharType="begin"/>
           </w:r>
           <w:r>
-            <w:instrText xml:space="preserve"> PAGEREF _Toc16302 \h </w:instrText>
+            <w:instrText xml:space="preserve"> PAGEREF _Toc15308 \h </w:instrText>
           </w:r>
           <w:r>
             <w:fldChar w:fldCharType="separate"/>
@@ -2220,7 +2204,7 @@
               <w:rFonts w:hint="eastAsia" w:ascii="宋体" w:hAnsi="宋体" w:eastAsia="宋体" w:cs="宋体"/>
               <w:szCs w:val="24"/>
             </w:rPr>
-            <w:instrText xml:space="preserve"> HYPERLINK \l _Toc28624 </w:instrText>
+            <w:instrText xml:space="preserve"> HYPERLINK \l _Toc26985 </w:instrText>
           </w:r>
           <w:r>
             <w:rPr>
@@ -2250,7 +2234,7 @@
             <w:fldChar w:fldCharType="begin"/>
           </w:r>
           <w:r>
-            <w:instrText xml:space="preserve"> PAGEREF _Toc28624 \h </w:instrText>
+            <w:instrText xml:space="preserve"> PAGEREF _Toc26985 \h </w:instrText>
           </w:r>
           <w:r>
             <w:fldChar w:fldCharType="separate"/>
@@ -2288,7 +2272,7 @@
               <w:rFonts w:hint="eastAsia" w:ascii="宋体" w:hAnsi="宋体" w:eastAsia="宋体" w:cs="宋体"/>
               <w:szCs w:val="24"/>
             </w:rPr>
-            <w:instrText xml:space="preserve"> HYPERLINK \l _Toc29641 </w:instrText>
+            <w:instrText xml:space="preserve"> HYPERLINK \l _Toc17382 </w:instrText>
           </w:r>
           <w:r>
             <w:rPr>
@@ -2318,7 +2302,7 @@
             <w:fldChar w:fldCharType="begin"/>
           </w:r>
           <w:r>
-            <w:instrText xml:space="preserve"> PAGEREF _Toc29641 \h </w:instrText>
+            <w:instrText xml:space="preserve"> PAGEREF _Toc17382 \h </w:instrText>
           </w:r>
           <w:r>
             <w:fldChar w:fldCharType="separate"/>
@@ -2356,7 +2340,7 @@
               <w:rFonts w:hint="eastAsia" w:ascii="宋体" w:hAnsi="宋体" w:eastAsia="宋体" w:cs="宋体"/>
               <w:szCs w:val="24"/>
             </w:rPr>
-            <w:instrText xml:space="preserve"> HYPERLINK \l _Toc20976 </w:instrText>
+            <w:instrText xml:space="preserve"> HYPERLINK \l _Toc5791 </w:instrText>
           </w:r>
           <w:r>
             <w:rPr>
@@ -2386,7 +2370,7 @@
             <w:fldChar w:fldCharType="begin"/>
           </w:r>
           <w:r>
-            <w:instrText xml:space="preserve"> PAGEREF _Toc20976 \h </w:instrText>
+            <w:instrText xml:space="preserve"> PAGEREF _Toc5791 \h </w:instrText>
           </w:r>
           <w:r>
             <w:fldChar w:fldCharType="separate"/>
@@ -2424,7 +2408,7 @@
               <w:rFonts w:hint="eastAsia" w:ascii="宋体" w:hAnsi="宋体" w:eastAsia="宋体" w:cs="宋体"/>
               <w:szCs w:val="24"/>
             </w:rPr>
-            <w:instrText xml:space="preserve"> HYPERLINK \l _Toc17338 </w:instrText>
+            <w:instrText xml:space="preserve"> HYPERLINK \l _Toc4949 </w:instrText>
           </w:r>
           <w:r>
             <w:rPr>
@@ -2454,7 +2438,7 @@
             <w:fldChar w:fldCharType="begin"/>
           </w:r>
           <w:r>
-            <w:instrText xml:space="preserve"> PAGEREF _Toc17338 \h </w:instrText>
+            <w:instrText xml:space="preserve"> PAGEREF _Toc4949 \h </w:instrText>
           </w:r>
           <w:r>
             <w:fldChar w:fldCharType="separate"/>
@@ -2492,7 +2476,7 @@
               <w:rFonts w:hint="eastAsia" w:ascii="宋体" w:hAnsi="宋体" w:eastAsia="宋体" w:cs="宋体"/>
               <w:szCs w:val="24"/>
             </w:rPr>
-            <w:instrText xml:space="preserve"> HYPERLINK \l _Toc10826 </w:instrText>
+            <w:instrText xml:space="preserve"> HYPERLINK \l _Toc11331 </w:instrText>
           </w:r>
           <w:r>
             <w:rPr>
@@ -2522,7 +2506,7 @@
             <w:fldChar w:fldCharType="begin"/>
           </w:r>
           <w:r>
-            <w:instrText xml:space="preserve"> PAGEREF _Toc10826 \h </w:instrText>
+            <w:instrText xml:space="preserve"> PAGEREF _Toc11331 \h </w:instrText>
           </w:r>
           <w:r>
             <w:fldChar w:fldCharType="separate"/>
@@ -2560,7 +2544,7 @@
               <w:rFonts w:hint="eastAsia" w:ascii="宋体" w:hAnsi="宋体" w:eastAsia="宋体" w:cs="宋体"/>
               <w:szCs w:val="24"/>
             </w:rPr>
-            <w:instrText xml:space="preserve"> HYPERLINK \l _Toc24767 </w:instrText>
+            <w:instrText xml:space="preserve"> HYPERLINK \l _Toc11061 </w:instrText>
           </w:r>
           <w:r>
             <w:rPr>
@@ -2590,7 +2574,7 @@
             <w:fldChar w:fldCharType="begin"/>
           </w:r>
           <w:r>
-            <w:instrText xml:space="preserve"> PAGEREF _Toc24767 \h </w:instrText>
+            <w:instrText xml:space="preserve"> PAGEREF _Toc11061 \h </w:instrText>
           </w:r>
           <w:r>
             <w:fldChar w:fldCharType="separate"/>
@@ -2628,7 +2612,7 @@
               <w:rFonts w:hint="eastAsia" w:ascii="宋体" w:hAnsi="宋体" w:eastAsia="宋体" w:cs="宋体"/>
               <w:szCs w:val="24"/>
             </w:rPr>
-            <w:instrText xml:space="preserve"> HYPERLINK \l _Toc25894 </w:instrText>
+            <w:instrText xml:space="preserve"> HYPERLINK \l _Toc11352 </w:instrText>
           </w:r>
           <w:r>
             <w:rPr>
@@ -2658,7 +2642,7 @@
             <w:fldChar w:fldCharType="begin"/>
           </w:r>
           <w:r>
-            <w:instrText xml:space="preserve"> PAGEREF _Toc25894 \h </w:instrText>
+            <w:instrText xml:space="preserve"> PAGEREF _Toc11352 \h </w:instrText>
           </w:r>
           <w:r>
             <w:fldChar w:fldCharType="separate"/>
@@ -2696,7 +2680,7 @@
               <w:rFonts w:hint="eastAsia" w:ascii="宋体" w:hAnsi="宋体" w:eastAsia="宋体" w:cs="宋体"/>
               <w:szCs w:val="24"/>
             </w:rPr>
-            <w:instrText xml:space="preserve"> HYPERLINK \l _Toc28179 </w:instrText>
+            <w:instrText xml:space="preserve"> HYPERLINK \l _Toc23926 </w:instrText>
           </w:r>
           <w:r>
             <w:rPr>
@@ -2726,7 +2710,7 @@
             <w:fldChar w:fldCharType="begin"/>
           </w:r>
           <w:r>
-            <w:instrText xml:space="preserve"> PAGEREF _Toc28179 \h </w:instrText>
+            <w:instrText xml:space="preserve"> PAGEREF _Toc23926 \h </w:instrText>
           </w:r>
           <w:r>
             <w:fldChar w:fldCharType="separate"/>
@@ -2764,7 +2748,7 @@
               <w:rFonts w:hint="eastAsia" w:ascii="宋体" w:hAnsi="宋体" w:eastAsia="宋体" w:cs="宋体"/>
               <w:szCs w:val="24"/>
             </w:rPr>
-            <w:instrText xml:space="preserve"> HYPERLINK \l _Toc10388 </w:instrText>
+            <w:instrText xml:space="preserve"> HYPERLINK \l _Toc24893 </w:instrText>
           </w:r>
           <w:r>
             <w:rPr>
@@ -2794,7 +2778,7 @@
             <w:fldChar w:fldCharType="begin"/>
           </w:r>
           <w:r>
-            <w:instrText xml:space="preserve"> PAGEREF _Toc10388 \h </w:instrText>
+            <w:instrText xml:space="preserve"> PAGEREF _Toc24893 \h </w:instrText>
           </w:r>
           <w:r>
             <w:fldChar w:fldCharType="separate"/>
@@ -2832,7 +2816,7 @@
               <w:rFonts w:hint="eastAsia" w:ascii="宋体" w:hAnsi="宋体" w:eastAsia="宋体" w:cs="宋体"/>
               <w:szCs w:val="24"/>
             </w:rPr>
-            <w:instrText xml:space="preserve"> HYPERLINK \l _Toc29220 </w:instrText>
+            <w:instrText xml:space="preserve"> HYPERLINK \l _Toc12919 </w:instrText>
           </w:r>
           <w:r>
             <w:rPr>
@@ -2862,7 +2846,7 @@
             <w:fldChar w:fldCharType="begin"/>
           </w:r>
           <w:r>
-            <w:instrText xml:space="preserve"> PAGEREF _Toc29220 \h </w:instrText>
+            <w:instrText xml:space="preserve"> PAGEREF _Toc12919 \h </w:instrText>
           </w:r>
           <w:r>
             <w:fldChar w:fldCharType="separate"/>
@@ -2900,7 +2884,7 @@
               <w:rFonts w:hint="eastAsia" w:ascii="宋体" w:hAnsi="宋体" w:eastAsia="宋体" w:cs="宋体"/>
               <w:szCs w:val="24"/>
             </w:rPr>
-            <w:instrText xml:space="preserve"> HYPERLINK \l _Toc32618 </w:instrText>
+            <w:instrText xml:space="preserve"> HYPERLINK \l _Toc838 </w:instrText>
           </w:r>
           <w:r>
             <w:rPr>
@@ -2930,7 +2914,7 @@
             <w:fldChar w:fldCharType="begin"/>
           </w:r>
           <w:r>
-            <w:instrText xml:space="preserve"> PAGEREF _Toc32618 \h </w:instrText>
+            <w:instrText xml:space="preserve"> PAGEREF _Toc838 \h </w:instrText>
           </w:r>
           <w:r>
             <w:fldChar w:fldCharType="separate"/>
@@ -2968,7 +2952,7 @@
               <w:rFonts w:hint="eastAsia" w:ascii="宋体" w:hAnsi="宋体" w:eastAsia="宋体" w:cs="宋体"/>
               <w:szCs w:val="24"/>
             </w:rPr>
-            <w:instrText xml:space="preserve"> HYPERLINK \l _Toc23081 </w:instrText>
+            <w:instrText xml:space="preserve"> HYPERLINK \l _Toc29906 </w:instrText>
           </w:r>
           <w:r>
             <w:rPr>
@@ -2998,7 +2982,7 @@
             <w:fldChar w:fldCharType="begin"/>
           </w:r>
           <w:r>
-            <w:instrText xml:space="preserve"> PAGEREF _Toc23081 \h </w:instrText>
+            <w:instrText xml:space="preserve"> PAGEREF _Toc29906 \h </w:instrText>
           </w:r>
           <w:r>
             <w:fldChar w:fldCharType="separate"/>
@@ -3036,7 +3020,7 @@
               <w:rFonts w:hint="eastAsia" w:ascii="宋体" w:hAnsi="宋体" w:eastAsia="宋体" w:cs="宋体"/>
               <w:szCs w:val="24"/>
             </w:rPr>
-            <w:instrText xml:space="preserve"> HYPERLINK \l _Toc16620 </w:instrText>
+            <w:instrText xml:space="preserve"> HYPERLINK \l _Toc8184 </w:instrText>
           </w:r>
           <w:r>
             <w:rPr>
@@ -3066,7 +3050,7 @@
             <w:fldChar w:fldCharType="begin"/>
           </w:r>
           <w:r>
-            <w:instrText xml:space="preserve"> PAGEREF _Toc16620 \h </w:instrText>
+            <w:instrText xml:space="preserve"> PAGEREF _Toc8184 \h </w:instrText>
           </w:r>
           <w:r>
             <w:fldChar w:fldCharType="separate"/>
@@ -3104,7 +3088,7 @@
               <w:rFonts w:hint="eastAsia" w:ascii="宋体" w:hAnsi="宋体" w:eastAsia="宋体" w:cs="宋体"/>
               <w:szCs w:val="24"/>
             </w:rPr>
-            <w:instrText xml:space="preserve"> HYPERLINK \l _Toc27537 </w:instrText>
+            <w:instrText xml:space="preserve"> HYPERLINK \l _Toc23574 </w:instrText>
           </w:r>
           <w:r>
             <w:rPr>
@@ -3134,13 +3118,13 @@
             <w:fldChar w:fldCharType="begin"/>
           </w:r>
           <w:r>
-            <w:instrText xml:space="preserve"> PAGEREF _Toc27537 \h </w:instrText>
+            <w:instrText xml:space="preserve"> PAGEREF _Toc23574 \h </w:instrText>
           </w:r>
           <w:r>
             <w:fldChar w:fldCharType="separate"/>
           </w:r>
           <w:r>
-            <w:t>6</w:t>
+            <w:t>7</w:t>
           </w:r>
           <w:r>
             <w:fldChar w:fldCharType="end"/>
@@ -3172,7 +3156,7 @@
               <w:rFonts w:hint="eastAsia" w:ascii="宋体" w:hAnsi="宋体" w:eastAsia="宋体" w:cs="宋体"/>
               <w:szCs w:val="24"/>
             </w:rPr>
-            <w:instrText xml:space="preserve"> HYPERLINK \l _Toc17157 </w:instrText>
+            <w:instrText xml:space="preserve"> HYPERLINK \l _Toc30779 </w:instrText>
           </w:r>
           <w:r>
             <w:rPr>
@@ -3202,7 +3186,7 @@
             <w:fldChar w:fldCharType="begin"/>
           </w:r>
           <w:r>
-            <w:instrText xml:space="preserve"> PAGEREF _Toc17157 \h </w:instrText>
+            <w:instrText xml:space="preserve"> PAGEREF _Toc30779 \h </w:instrText>
           </w:r>
           <w:r>
             <w:fldChar w:fldCharType="separate"/>
@@ -3240,7 +3224,7 @@
               <w:rFonts w:hint="eastAsia" w:ascii="宋体" w:hAnsi="宋体" w:eastAsia="宋体" w:cs="宋体"/>
               <w:szCs w:val="24"/>
             </w:rPr>
-            <w:instrText xml:space="preserve"> HYPERLINK \l _Toc6644 </w:instrText>
+            <w:instrText xml:space="preserve"> HYPERLINK \l _Toc22210 </w:instrText>
           </w:r>
           <w:r>
             <w:rPr>
@@ -3270,7 +3254,7 @@
             <w:fldChar w:fldCharType="begin"/>
           </w:r>
           <w:r>
-            <w:instrText xml:space="preserve"> PAGEREF _Toc6644 \h </w:instrText>
+            <w:instrText xml:space="preserve"> PAGEREF _Toc22210 \h </w:instrText>
           </w:r>
           <w:r>
             <w:fldChar w:fldCharType="separate"/>
@@ -3308,7 +3292,7 @@
               <w:rFonts w:hint="eastAsia" w:ascii="宋体" w:hAnsi="宋体" w:eastAsia="宋体" w:cs="宋体"/>
               <w:szCs w:val="24"/>
             </w:rPr>
-            <w:instrText xml:space="preserve"> HYPERLINK \l _Toc4857 </w:instrText>
+            <w:instrText xml:space="preserve"> HYPERLINK \l _Toc29949 </w:instrText>
           </w:r>
           <w:r>
             <w:rPr>
@@ -3338,7 +3322,7 @@
             <w:fldChar w:fldCharType="begin"/>
           </w:r>
           <w:r>
-            <w:instrText xml:space="preserve"> PAGEREF _Toc4857 \h </w:instrText>
+            <w:instrText xml:space="preserve"> PAGEREF _Toc29949 \h </w:instrText>
           </w:r>
           <w:r>
             <w:fldChar w:fldCharType="separate"/>
@@ -3376,7 +3360,7 @@
               <w:rFonts w:hint="eastAsia" w:ascii="宋体" w:hAnsi="宋体" w:eastAsia="宋体" w:cs="宋体"/>
               <w:szCs w:val="24"/>
             </w:rPr>
-            <w:instrText xml:space="preserve"> HYPERLINK \l _Toc11615 </w:instrText>
+            <w:instrText xml:space="preserve"> HYPERLINK \l _Toc13512 </w:instrText>
           </w:r>
           <w:r>
             <w:rPr>
@@ -3406,7 +3390,7 @@
             <w:fldChar w:fldCharType="begin"/>
           </w:r>
           <w:r>
-            <w:instrText xml:space="preserve"> PAGEREF _Toc11615 \h </w:instrText>
+            <w:instrText xml:space="preserve"> PAGEREF _Toc13512 \h </w:instrText>
           </w:r>
           <w:r>
             <w:fldChar w:fldCharType="separate"/>
@@ -3444,7 +3428,7 @@
               <w:rFonts w:hint="eastAsia" w:ascii="宋体" w:hAnsi="宋体" w:eastAsia="宋体" w:cs="宋体"/>
               <w:szCs w:val="24"/>
             </w:rPr>
-            <w:instrText xml:space="preserve"> HYPERLINK \l _Toc4346 </w:instrText>
+            <w:instrText xml:space="preserve"> HYPERLINK \l _Toc3617 </w:instrText>
           </w:r>
           <w:r>
             <w:rPr>
@@ -3474,7 +3458,7 @@
             <w:fldChar w:fldCharType="begin"/>
           </w:r>
           <w:r>
-            <w:instrText xml:space="preserve"> PAGEREF _Toc4346 \h </w:instrText>
+            <w:instrText xml:space="preserve"> PAGEREF _Toc3617 \h </w:instrText>
           </w:r>
           <w:r>
             <w:fldChar w:fldCharType="separate"/>
@@ -3512,7 +3496,7 @@
               <w:rFonts w:hint="eastAsia" w:ascii="宋体" w:hAnsi="宋体" w:eastAsia="宋体" w:cs="宋体"/>
               <w:szCs w:val="24"/>
             </w:rPr>
-            <w:instrText xml:space="preserve"> HYPERLINK \l _Toc17463 </w:instrText>
+            <w:instrText xml:space="preserve"> HYPERLINK \l _Toc16213 </w:instrText>
           </w:r>
           <w:r>
             <w:rPr>
@@ -3542,7 +3526,7 @@
             <w:fldChar w:fldCharType="begin"/>
           </w:r>
           <w:r>
-            <w:instrText xml:space="preserve"> PAGEREF _Toc17463 \h </w:instrText>
+            <w:instrText xml:space="preserve"> PAGEREF _Toc16213 \h </w:instrText>
           </w:r>
           <w:r>
             <w:fldChar w:fldCharType="separate"/>
@@ -3580,7 +3564,7 @@
               <w:rFonts w:hint="eastAsia" w:ascii="宋体" w:hAnsi="宋体" w:eastAsia="宋体" w:cs="宋体"/>
               <w:szCs w:val="24"/>
             </w:rPr>
-            <w:instrText xml:space="preserve"> HYPERLINK \l _Toc27906 </w:instrText>
+            <w:instrText xml:space="preserve"> HYPERLINK \l _Toc7598 </w:instrText>
           </w:r>
           <w:r>
             <w:rPr>
@@ -3610,7 +3594,7 @@
             <w:fldChar w:fldCharType="begin"/>
           </w:r>
           <w:r>
-            <w:instrText xml:space="preserve"> PAGEREF _Toc27906 \h </w:instrText>
+            <w:instrText xml:space="preserve"> PAGEREF _Toc7598 \h </w:instrText>
           </w:r>
           <w:r>
             <w:fldChar w:fldCharType="separate"/>
@@ -3726,7 +3710,7 @@
           <w:lang w:val="en-US" w:eastAsia="zh-CN"/>
         </w:rPr>
       </w:pPr>
-      <w:bookmarkStart w:id="2" w:name="_Toc28624"/>
+      <w:bookmarkStart w:id="2" w:name="_Toc26985"/>
       <w:r>
         <w:rPr>
           <w:rFonts w:hint="eastAsia"/>
@@ -3758,7 +3742,7 @@
           <w:lang w:val="en-US" w:eastAsia="zh-CN"/>
         </w:rPr>
       </w:pPr>
-      <w:bookmarkStart w:id="3" w:name="_Toc29641"/>
+      <w:bookmarkStart w:id="3" w:name="_Toc17382"/>
       <w:r>
         <w:rPr>
           <w:rFonts w:hint="eastAsia"/>
@@ -3820,7 +3804,7 @@
           <w:lang w:val="en-US" w:eastAsia="zh-CN"/>
         </w:rPr>
       </w:pPr>
-      <w:bookmarkStart w:id="4" w:name="_Toc20976"/>
+      <w:bookmarkStart w:id="4" w:name="_Toc5791"/>
       <w:r>
         <w:rPr>
           <w:rFonts w:hint="eastAsia"/>
@@ -4027,7 +4011,7 @@
           <w:lang w:val="en-US" w:eastAsia="zh-CN"/>
         </w:rPr>
       </w:pPr>
-      <w:bookmarkStart w:id="5" w:name="_Toc17338"/>
+      <w:bookmarkStart w:id="5" w:name="_Toc4949"/>
       <w:r>
         <w:rPr>
           <w:rFonts w:hint="eastAsia"/>
@@ -4199,7 +4183,7 @@
           <w:lang w:val="en-US" w:eastAsia="zh-CN"/>
         </w:rPr>
       </w:pPr>
-      <w:bookmarkStart w:id="6" w:name="_Toc10826"/>
+      <w:bookmarkStart w:id="6" w:name="_Toc11331"/>
       <w:r>
         <w:rPr>
           <w:rFonts w:hint="eastAsia"/>
@@ -4247,6 +4231,12 @@
             <w:insideV w:val="single" w:color="auto" w:sz="4" w:space="0"/>
           </w:tblBorders>
           <w:shd w:val="clear" w:color="auto" w:fill="auto"/>
+          <w:tblCellMar>
+            <w:top w:w="15" w:type="dxa"/>
+            <w:left w:w="15" w:type="dxa"/>
+            <w:bottom w:w="15" w:type="dxa"/>
+            <w:right w:w="15" w:type="dxa"/>
+          </w:tblCellMar>
         </w:tblPrEx>
         <w:trPr>
           <w:trHeight w:val="0" w:hRule="atLeast"/>
@@ -4477,6 +4467,7 @@
             <w:insideH w:val="single" w:color="auto" w:sz="4" w:space="0"/>
             <w:insideV w:val="single" w:color="auto" w:sz="4" w:space="0"/>
           </w:tblBorders>
+          <w:shd w:val="clear" w:color="auto" w:fill="auto"/>
           <w:tblCellMar>
             <w:top w:w="15" w:type="dxa"/>
             <w:left w:w="15" w:type="dxa"/>
@@ -5236,8 +5227,6 @@
               </w:rPr>
               <w:t>或其指定的资深技术负责人</w:t>
             </w:r>
-            <w:bookmarkStart w:id="23" w:name="_GoBack"/>
-            <w:bookmarkEnd w:id="23"/>
           </w:p>
         </w:tc>
       </w:tr>
@@ -5512,6 +5501,7 @@
             <w:insideH w:val="single" w:color="auto" w:sz="4" w:space="0"/>
             <w:insideV w:val="single" w:color="auto" w:sz="4" w:space="0"/>
           </w:tblBorders>
+          <w:shd w:val="clear" w:color="auto" w:fill="auto"/>
           <w:tblCellMar>
             <w:top w:w="15" w:type="dxa"/>
             <w:left w:w="15" w:type="dxa"/>
@@ -5773,6 +5763,7 @@
             <w:insideH w:val="single" w:color="auto" w:sz="4" w:space="0"/>
             <w:insideV w:val="single" w:color="auto" w:sz="4" w:space="0"/>
           </w:tblBorders>
+          <w:shd w:val="clear" w:color="auto" w:fill="auto"/>
           <w:tblCellMar>
             <w:top w:w="15" w:type="dxa"/>
             <w:left w:w="15" w:type="dxa"/>
@@ -6309,7 +6300,7 @@
           <w:lang w:val="en-US" w:eastAsia="zh-CN"/>
         </w:rPr>
       </w:pPr>
-      <w:bookmarkStart w:id="7" w:name="_Toc24767"/>
+      <w:bookmarkStart w:id="7" w:name="_Toc11061"/>
       <w:r>
         <w:rPr>
           <w:rFonts w:hint="eastAsia"/>
@@ -6371,7 +6362,7 @@
           <w:lang w:val="en-US" w:eastAsia="zh-CN"/>
         </w:rPr>
       </w:pPr>
-      <w:bookmarkStart w:id="8" w:name="_Toc25894"/>
+      <w:bookmarkStart w:id="8" w:name="_Toc11352"/>
       <w:r>
         <w:rPr>
           <w:rFonts w:hint="eastAsia"/>
@@ -6403,7 +6394,7 @@
           <w:lang w:val="en-US" w:eastAsia="zh-CN"/>
         </w:rPr>
       </w:pPr>
-      <w:bookmarkStart w:id="9" w:name="_Toc28179"/>
+      <w:bookmarkStart w:id="9" w:name="_Toc23926"/>
       <w:r>
         <w:rPr>
           <w:rFonts w:hint="eastAsia"/>
@@ -6470,7 +6461,7 @@
           <w:lang w:val="en-US" w:eastAsia="zh-CN"/>
         </w:rPr>
       </w:pPr>
-      <w:bookmarkStart w:id="10" w:name="_Toc10388"/>
+      <w:bookmarkStart w:id="10" w:name="_Toc24893"/>
       <w:r>
         <w:rPr>
           <w:rFonts w:hint="eastAsia"/>
@@ -6607,7 +6598,7 @@
           <w:lang w:val="en-US" w:eastAsia="zh-CN"/>
         </w:rPr>
       </w:pPr>
-      <w:bookmarkStart w:id="11" w:name="_Toc29220"/>
+      <w:bookmarkStart w:id="11" w:name="_Toc12919"/>
       <w:r>
         <w:rPr>
           <w:rFonts w:hint="eastAsia"/>
@@ -6744,7 +6735,7 @@
           <w:lang w:val="en-US" w:eastAsia="zh-CN"/>
         </w:rPr>
       </w:pPr>
-      <w:bookmarkStart w:id="12" w:name="_Toc32618"/>
+      <w:bookmarkStart w:id="12" w:name="_Toc838"/>
       <w:r>
         <w:rPr>
           <w:rFonts w:hint="eastAsia"/>
@@ -6881,7 +6872,7 @@
           <w:lang w:val="en-US" w:eastAsia="zh-CN"/>
         </w:rPr>
       </w:pPr>
-      <w:bookmarkStart w:id="13" w:name="_Toc23081"/>
+      <w:bookmarkStart w:id="13" w:name="_Toc29906"/>
       <w:r>
         <w:rPr>
           <w:rFonts w:hint="eastAsia"/>
@@ -7018,7 +7009,7 @@
           <w:lang w:val="en-US" w:eastAsia="zh-CN"/>
         </w:rPr>
       </w:pPr>
-      <w:bookmarkStart w:id="14" w:name="_Toc16620"/>
+      <w:bookmarkStart w:id="14" w:name="_Toc8184"/>
       <w:r>
         <w:rPr>
           <w:rFonts w:hint="eastAsia"/>
@@ -7155,7 +7146,7 @@
           <w:lang w:val="en-US" w:eastAsia="zh-CN"/>
         </w:rPr>
       </w:pPr>
-      <w:bookmarkStart w:id="15" w:name="_Toc27537"/>
+      <w:bookmarkStart w:id="15" w:name="_Toc23574"/>
       <w:r>
         <w:rPr>
           <w:rFonts w:hint="eastAsia"/>
@@ -7397,7 +7388,7 @@
           <w:lang w:val="en-US" w:eastAsia="zh-CN"/>
         </w:rPr>
       </w:pPr>
-      <w:bookmarkStart w:id="16" w:name="_Toc17157"/>
+      <w:bookmarkStart w:id="16" w:name="_Toc30779"/>
       <w:r>
         <w:rPr>
           <w:rFonts w:hint="eastAsia"/>
@@ -7416,7 +7407,7 @@
           <w:lang w:val="en-US" w:eastAsia="zh-CN"/>
         </w:rPr>
       </w:pPr>
-      <w:bookmarkStart w:id="17" w:name="_Toc6644"/>
+      <w:bookmarkStart w:id="17" w:name="_Toc22210"/>
       <w:r>
         <w:rPr>
           <w:rFonts w:hint="eastAsia"/>
@@ -7452,7 +7443,7 @@
           <w:lang w:val="en-US" w:eastAsia="zh-CN"/>
         </w:rPr>
       </w:pPr>
-      <w:bookmarkStart w:id="18" w:name="_Toc4857"/>
+      <w:bookmarkStart w:id="18" w:name="_Toc29949"/>
       <w:r>
         <w:rPr>
           <w:rFonts w:hint="eastAsia"/>
@@ -7576,7 +7567,7 @@
           <w:lang w:val="en-US" w:eastAsia="zh-CN"/>
         </w:rPr>
       </w:pPr>
-      <w:bookmarkStart w:id="19" w:name="_Toc11615"/>
+      <w:bookmarkStart w:id="19" w:name="_Toc13512"/>
       <w:r>
         <w:rPr>
           <w:rFonts w:hint="eastAsia"/>
@@ -7700,7 +7691,7 @@
           <w:lang w:val="en-US" w:eastAsia="zh-CN"/>
         </w:rPr>
       </w:pPr>
-      <w:bookmarkStart w:id="20" w:name="_Toc4346"/>
+      <w:bookmarkStart w:id="20" w:name="_Toc3617"/>
       <w:r>
         <w:rPr>
           <w:rFonts w:hint="eastAsia"/>
@@ -7802,7 +7793,7 @@
           <w:lang w:val="en-US" w:eastAsia="zh-CN"/>
         </w:rPr>
       </w:pPr>
-      <w:bookmarkStart w:id="21" w:name="_Toc17463"/>
+      <w:bookmarkStart w:id="21" w:name="_Toc16213"/>
       <w:r>
         <w:rPr>
           <w:rFonts w:hint="eastAsia"/>
@@ -8076,6 +8067,7 @@
             <w:insideH w:val="none" w:color="auto" w:sz="0" w:space="0"/>
             <w:insideV w:val="none" w:color="auto" w:sz="0" w:space="0"/>
           </w:tblBorders>
+          <w:shd w:val="clear" w:color="auto" w:fill="auto"/>
           <w:tblCellMar>
             <w:top w:w="0" w:type="dxa"/>
             <w:left w:w="108" w:type="dxa"/>
@@ -8305,6 +8297,7 @@
             <w:insideH w:val="none" w:color="auto" w:sz="0" w:space="0"/>
             <w:insideV w:val="none" w:color="auto" w:sz="0" w:space="0"/>
           </w:tblBorders>
+          <w:shd w:val="clear" w:color="auto" w:fill="auto"/>
           <w:tblCellMar>
             <w:top w:w="0" w:type="dxa"/>
             <w:left w:w="108" w:type="dxa"/>
@@ -8556,7 +8549,7 @@
           <w:lang w:val="en-US" w:eastAsia="zh-CN"/>
         </w:rPr>
       </w:pPr>
-      <w:bookmarkStart w:id="22" w:name="_Toc27906"/>
+      <w:bookmarkStart w:id="22" w:name="_Toc7598"/>
       <w:r>
         <w:rPr>
           <w:rFonts w:hint="eastAsia"/>

--- a/7-技术管理/流程制度规范类文件/JXTX-07-01-运维服务技术研发管理制度.docx
+++ b/7-技术管理/流程制度规范类文件/JXTX-07-01-运维服务技术研发管理制度.docx
@@ -1,10 +1,11 @@
 
 <file path=word/document.xml><?xml version="1.0" encoding="utf-8"?>
-<w:document xmlns:wpc="http://schemas.microsoft.com/office/word/2010/wordprocessingCanvas" xmlns:mc="http://schemas.openxmlformats.org/markup-compatibility/2006" xmlns:o="urn:schemas-microsoft-com:office:office" xmlns:r="http://schemas.openxmlformats.org/officeDocument/2006/relationships" xmlns:m="http://schemas.openxmlformats.org/officeDocument/2006/math" xmlns:v="urn:schemas-microsoft-com:vml" xmlns:wp14="http://schemas.microsoft.com/office/word/2010/wordprocessingDrawing" xmlns:wp="http://schemas.openxmlformats.org/drawingml/2006/wordprocessingDrawing" xmlns:w="http://schemas.openxmlformats.org/wordprocessingml/2006/main" xmlns:w14="http://schemas.microsoft.com/office/word/2010/wordml" xmlns:w10="urn:schemas-microsoft-com:office:word" xmlns:w15="http://schemas.microsoft.com/office/word/2012/wordml" xmlns:wpg="http://schemas.microsoft.com/office/word/2010/wordprocessingGroup" xmlns:wpi="http://schemas.microsoft.com/office/word/2010/wordprocessingInk" xmlns:wne="http://schemas.microsoft.com/office/word/2006/wordml" xmlns:wps="http://schemas.microsoft.com/office/word/2010/wordprocessingShape" xmlns:wpsCustomData="http://www.wps.cn/officeDocument/2013/wpsCustomData" mc:Ignorable="w14 w15 wp14">
+<w:document xmlns:wpc="http://schemas.microsoft.com/office/word/2010/wordprocessingCanvas" xmlns:mc="http://schemas.openxmlformats.org/markup-compatibility/2006" xmlns:o="urn:schemas-microsoft-com:office:office" xmlns:r="http://schemas.openxmlformats.org/officeDocument/2006/relationships" xmlns:m="http://schemas.openxmlformats.org/officeDocument/2006/math" xmlns:v="urn:schemas-microsoft-com:vml" xmlns:wp14="http://schemas.microsoft.com/office/word/2010/wordprocessingDrawing" xmlns:wp="http://schemas.openxmlformats.org/drawingml/2006/wordprocessingDrawing" xmlns:w10="urn:schemas-microsoft-com:office:word" xmlns:w="http://schemas.openxmlformats.org/wordprocessingml/2006/main" xmlns:w14="http://schemas.microsoft.com/office/word/2010/wordml" xmlns:w15="http://schemas.microsoft.com/office/word/2012/wordml" xmlns:wne="http://schemas.microsoft.com/office/word/2006/wordml" xmlns:wpg="http://schemas.microsoft.com/office/word/2010/wordprocessingGroup" xmlns:wpi="http://schemas.microsoft.com/office/word/2010/wordprocessingInk" xmlns:wps="http://schemas.microsoft.com/office/word/2010/wordprocessingShape" mc:Ignorable="w14 w15 wp14">
+  <!-- Generated by Aspose.Words for .NET 13.3.0.1 -->
   <w:body>
     <w:p>
       <w:pPr>
-        <w:pStyle w:val="24"/>
+        <w:pStyle w:val="a"/>
         <w:keepNext w:val="0"/>
         <w:keepLines w:val="0"/>
         <w:pageBreakBefore w:val="0"/>
@@ -24,7 +25,7 @@
       <w:bookmarkStart w:id="0" w:name="_Toc31243"/>
       <w:r>
         <w:drawing>
-          <wp:anchor distT="0" distB="0" distL="114300" distR="114300" simplePos="0" relativeHeight="251661312" behindDoc="1" locked="0" layoutInCell="1" allowOverlap="1">
+          <wp:anchor distT="0" distB="0" distL="114300" distR="114300" simplePos="0" relativeHeight="251660288" behindDoc="1" locked="0" layoutInCell="1" allowOverlap="1">
             <wp:simplePos x="0" y="0"/>
             <wp:positionH relativeFrom="column">
               <wp:posOffset>-19050</wp:posOffset>
@@ -49,7 +50,7 @@
                     </pic:cNvPicPr>
                   </pic:nvPicPr>
                   <pic:blipFill>
-                    <a:blip r:embed="rId7"/>
+                    <a:blip xmlns:r="http://schemas.openxmlformats.org/officeDocument/2006/relationships" r:embed="rId4"/>
                     <a:stretch>
                       <a:fillRect/>
                     </a:stretch>
@@ -75,7 +76,7 @@
       </w:r>
       <w:r>
         <w:drawing>
-          <wp:anchor distT="0" distB="0" distL="114300" distR="114300" simplePos="0" relativeHeight="251660288" behindDoc="1" locked="0" layoutInCell="1" allowOverlap="1">
+          <wp:anchor distT="0" distB="0" distL="114300" distR="114300" simplePos="0" relativeHeight="251659264" behindDoc="1" locked="0" layoutInCell="1" allowOverlap="1">
             <wp:simplePos x="0" y="0"/>
             <wp:positionH relativeFrom="column">
               <wp:posOffset>0</wp:posOffset>
@@ -100,7 +101,7 @@
                     </pic:cNvPicPr>
                   </pic:nvPicPr>
                   <pic:blipFill>
-                    <a:blip r:embed="rId8"/>
+                    <a:blip xmlns:r="http://schemas.openxmlformats.org/officeDocument/2006/relationships" r:embed="rId5"/>
                     <a:stretch>
                       <a:fillRect/>
                     </a:stretch>
@@ -130,7 +131,7 @@
           <w:lang w:val="en-US" w:eastAsia="zh-CN"/>
         </w:rPr>
         <w:drawing>
-          <wp:anchor distT="0" distB="0" distL="114300" distR="114300" simplePos="0" relativeHeight="251659264" behindDoc="1" locked="0" layoutInCell="1" allowOverlap="1">
+          <wp:anchor distT="0" distB="0" distL="114300" distR="114300" simplePos="0" relativeHeight="251658240" behindDoc="1" locked="0" layoutInCell="1" allowOverlap="1">
             <wp:simplePos x="0" y="0"/>
             <wp:positionH relativeFrom="column">
               <wp:posOffset>635</wp:posOffset>
@@ -155,7 +156,7 @@
                     </pic:cNvPicPr>
                   </pic:nvPicPr>
                   <pic:blipFill>
-                    <a:blip r:embed="rId9">
+                    <a:blip xmlns:r="http://schemas.openxmlformats.org/officeDocument/2006/relationships" r:embed="rId6">
                       <a:alphaModFix amt="58000"/>
                       <a:lum contrast="-52000"/>
                     </a:blip>
@@ -189,7 +190,7 @@
     </w:p>
     <w:p>
       <w:pPr>
-        <w:pStyle w:val="25"/>
+        <w:pStyle w:val="a0"/>
         <w:keepNext w:val="0"/>
         <w:keepLines w:val="0"/>
         <w:pageBreakBefore w:val="0"/>
@@ -236,11 +237,11 @@
         <w:adjustRightInd w:val="0"/>
         <w:snapToGrid w:val="0"/>
         <w:spacing w:after="624" w:afterLines="200" w:line="219" w:lineRule="auto"/>
-        <w:ind w:left="0" w:leftChars="0" w:right="0" w:rightChars="0" w:firstLine="0" w:firstLineChars="0"/>
+        <w:ind w:left="0" w:right="0" w:firstLine="0" w:leftChars="0" w:rightChars="0" w:firstLineChars="0"/>
         <w:jc w:val="center"/>
         <w:textAlignment w:val="baseline"/>
         <w:rPr>
-          <w:rFonts w:hint="default" w:ascii="宋体" w:hAnsi="宋体" w:eastAsia="宋体" w:cs="宋体"/>
+          <w:rFonts w:ascii="宋体" w:eastAsia="宋体" w:hAnsi="宋体" w:cs="宋体" w:hint="default"/>
           <w:sz w:val="24"/>
           <w:szCs w:val="24"/>
           <w:lang w:val="en-US" w:eastAsia="zh-CN"/>
@@ -248,7 +249,7 @@
       </w:pPr>
       <w:r>
         <w:rPr>
-          <w:rFonts w:ascii="宋体" w:hAnsi="宋体" w:eastAsia="宋体" w:cs="宋体"/>
+          <w:rFonts w:ascii="宋体" w:eastAsia="宋体" w:hAnsi="宋体" w:cs="宋体"/>
           <w:b/>
           <w:bCs/>
           <w:spacing w:val="-3"/>
@@ -259,7 +260,7 @@
       </w:r>
       <w:r>
         <w:rPr>
-          <w:rFonts w:hint="eastAsia" w:ascii="宋体" w:hAnsi="宋体" w:eastAsia="宋体" w:cs="宋体"/>
+          <w:rFonts w:ascii="宋体" w:eastAsia="宋体" w:hAnsi="宋体" w:cs="宋体" w:hint="eastAsia"/>
           <w:b/>
           <w:bCs/>
           <w:spacing w:val="-3"/>
@@ -271,7 +272,7 @@
       </w:r>
       <w:r>
         <w:rPr>
-          <w:rFonts w:ascii="宋体" w:hAnsi="宋体" w:eastAsia="宋体" w:cs="宋体"/>
+          <w:rFonts w:ascii="宋体" w:eastAsia="宋体" w:hAnsi="宋体" w:cs="宋体"/>
           <w:b/>
           <w:bCs/>
           <w:spacing w:val="-3"/>
@@ -282,7 +283,7 @@
       </w:r>
       <w:r>
         <w:rPr>
-          <w:rFonts w:hint="eastAsia" w:ascii="宋体" w:hAnsi="宋体" w:cs="宋体"/>
+          <w:rFonts w:ascii="宋体" w:hAnsi="宋体" w:cs="宋体" w:hint="eastAsia"/>
           <w:b/>
           <w:bCs/>
           <w:spacing w:val="-3"/>
@@ -294,7 +295,7 @@
       </w:r>
       <w:r>
         <w:rPr>
-          <w:rFonts w:ascii="宋体" w:hAnsi="宋体" w:eastAsia="宋体" w:cs="宋体"/>
+          <w:rFonts w:ascii="宋体" w:eastAsia="宋体" w:hAnsi="宋体" w:cs="宋体"/>
           <w:b/>
           <w:bCs/>
           <w:spacing w:val="-3"/>
@@ -306,18 +307,17 @@
     </w:p>
     <w:tbl>
       <w:tblPr>
-        <w:tblStyle w:val="21"/>
+        <w:tblStyle w:val="TableGrid"/>
         <w:tblW w:w="0" w:type="auto"/>
         <w:jc w:val="center"/>
         <w:tblBorders>
-          <w:top w:val="none" w:color="auto" w:sz="0" w:space="0"/>
-          <w:left w:val="none" w:color="auto" w:sz="0" w:space="0"/>
-          <w:bottom w:val="none" w:color="auto" w:sz="0" w:space="0"/>
-          <w:right w:val="none" w:color="auto" w:sz="0" w:space="0"/>
-          <w:insideH w:val="none" w:color="auto" w:sz="0" w:space="0"/>
-          <w:insideV w:val="none" w:color="auto" w:sz="0" w:space="0"/>
+          <w:top w:val="nil"/>
+          <w:left w:val="nil"/>
+          <w:bottom w:val="nil"/>
+          <w:right w:val="nil"/>
+          <w:insideH w:val="nil"/>
+          <w:insideV w:val="nil"/>
         </w:tblBorders>
-        <w:tblLayout w:type="autofit"/>
         <w:tblCellMar>
           <w:top w:w="0" w:type="dxa"/>
           <w:left w:w="108" w:type="dxa"/>
@@ -331,17 +331,25 @@
       </w:tblGrid>
       <w:tr>
         <w:tblPrEx>
+          <w:tblW w:w="0" w:type="auto"/>
+          <w:jc w:val="center"/>
           <w:tblBorders>
-            <w:top w:val="none" w:color="auto" w:sz="0" w:space="0"/>
-            <w:left w:val="none" w:color="auto" w:sz="0" w:space="0"/>
-            <w:bottom w:val="none" w:color="auto" w:sz="0" w:space="0"/>
-            <w:right w:val="none" w:color="auto" w:sz="0" w:space="0"/>
-            <w:insideH w:val="none" w:color="auto" w:sz="0" w:space="0"/>
-            <w:insideV w:val="none" w:color="auto" w:sz="0" w:space="0"/>
+            <w:top w:val="nil"/>
+            <w:left w:val="nil"/>
+            <w:bottom w:val="nil"/>
+            <w:right w:val="nil"/>
+            <w:insideH w:val="nil"/>
+            <w:insideV w:val="nil"/>
           </w:tblBorders>
+          <w:tblCellMar>
+            <w:top w:w="0" w:type="dxa"/>
+            <w:left w:w="108" w:type="dxa"/>
+            <w:bottom w:w="0" w:type="dxa"/>
+            <w:right w:w="108" w:type="dxa"/>
+          </w:tblCellMar>
         </w:tblPrEx>
         <w:trPr>
-          <w:trHeight w:val="810" w:hRule="atLeast"/>
+          <w:trHeight w:val="810"/>
           <w:jc w:val="center"/>
         </w:trPr>
         <w:tc>
@@ -380,7 +388,7 @@
             </w:r>
             <w:r>
               <w:rPr>
-                <w:rFonts w:hint="default" w:asciiTheme="minorAscii" w:hAnsiTheme="minorAscii" w:eastAsiaTheme="minorEastAsia"/>
+                <w:rFonts w:asciiTheme="minorAscii" w:eastAsiaTheme="minorEastAsia" w:hAnsiTheme="minorAscii" w:hint="default"/>
                 <w:spacing w:val="227"/>
                 <w:sz w:val="21"/>
                 <w:vertAlign w:val="baseline"/>
@@ -435,7 +443,7 @@
             </w:r>
             <w:r>
               <w:rPr>
-                <w:rFonts w:hint="eastAsia" w:asciiTheme="minorAscii" w:hAnsiTheme="minorAscii" w:eastAsiaTheme="minorEastAsia"/>
+                <w:rFonts w:asciiTheme="minorAscii" w:eastAsiaTheme="minorEastAsia" w:hAnsiTheme="minorAscii" w:hint="eastAsia"/>
                 <w:spacing w:val="227"/>
                 <w:sz w:val="21"/>
                 <w:vertAlign w:val="baseline"/>
@@ -457,14 +465,8 @@
       </w:tr>
       <w:tr>
         <w:tblPrEx>
-          <w:tblBorders>
-            <w:top w:val="none" w:color="auto" w:sz="0" w:space="0"/>
-            <w:left w:val="none" w:color="auto" w:sz="0" w:space="0"/>
-            <w:bottom w:val="none" w:color="auto" w:sz="0" w:space="0"/>
-            <w:right w:val="none" w:color="auto" w:sz="0" w:space="0"/>
-            <w:insideH w:val="none" w:color="auto" w:sz="0" w:space="0"/>
-            <w:insideV w:val="none" w:color="auto" w:sz="0" w:space="0"/>
-          </w:tblBorders>
+          <w:tblW w:w="0" w:type="auto"/>
+          <w:jc w:val="center"/>
           <w:tblCellMar>
             <w:top w:w="0" w:type="dxa"/>
             <w:left w:w="108" w:type="dxa"/>
@@ -473,7 +475,7 @@
           </w:tblCellMar>
         </w:tblPrEx>
         <w:trPr>
-          <w:trHeight w:val="810" w:hRule="atLeast"/>
+          <w:trHeight w:val="810"/>
           <w:jc w:val="center"/>
         </w:trPr>
         <w:tc>
@@ -498,7 +500,7 @@
               <w:snapToGrid w:val="0"/>
               <w:textAlignment w:val="baseline"/>
               <w:rPr>
-                <w:rFonts w:hint="default" w:ascii="Arial" w:hAnsi="Arial" w:eastAsia="Arial" w:cs="Arial"/>
+                <w:rFonts w:ascii="Arial" w:eastAsia="Arial" w:hAnsi="Arial" w:cs="Arial" w:hint="default"/>
                 <w:snapToGrid w:val="0"/>
                 <w:color w:val="000000"/>
                 <w:kern w:val="0"/>
@@ -530,7 +532,7 @@
             </w:r>
             <w:r>
               <w:rPr>
-                <w:rFonts w:hint="default" w:asciiTheme="minorAscii" w:hAnsiTheme="minorAscii" w:eastAsiaTheme="minorEastAsia"/>
+                <w:rFonts w:asciiTheme="minorAscii" w:eastAsiaTheme="minorEastAsia" w:hAnsiTheme="minorAscii" w:hint="default"/>
                 <w:spacing w:val="227"/>
                 <w:sz w:val="21"/>
                 <w:vertAlign w:val="baseline"/>
@@ -584,7 +586,7 @@
               <w:snapToGrid w:val="0"/>
               <w:textAlignment w:val="baseline"/>
               <w:rPr>
-                <w:rFonts w:hint="default" w:ascii="Arial" w:hAnsi="Arial" w:eastAsia="Arial" w:cs="Arial"/>
+                <w:rFonts w:ascii="Arial" w:eastAsia="Arial" w:hAnsi="Arial" w:cs="Arial" w:hint="default"/>
                 <w:snapToGrid w:val="0"/>
                 <w:color w:val="000000"/>
                 <w:kern w:val="0"/>
@@ -604,7 +606,7 @@
             </w:r>
             <w:r>
               <w:rPr>
-                <w:rFonts w:hint="eastAsia" w:asciiTheme="minorAscii" w:hAnsiTheme="minorAscii" w:eastAsiaTheme="minorEastAsia"/>
+                <w:rFonts w:asciiTheme="minorAscii" w:eastAsiaTheme="minorEastAsia" w:hAnsiTheme="minorAscii" w:hint="eastAsia"/>
                 <w:spacing w:val="227"/>
                 <w:sz w:val="21"/>
                 <w:vertAlign w:val="baseline"/>
@@ -626,14 +628,8 @@
       </w:tr>
       <w:tr>
         <w:tblPrEx>
-          <w:tblBorders>
-            <w:top w:val="none" w:color="auto" w:sz="0" w:space="0"/>
-            <w:left w:val="none" w:color="auto" w:sz="0" w:space="0"/>
-            <w:bottom w:val="none" w:color="auto" w:sz="0" w:space="0"/>
-            <w:right w:val="none" w:color="auto" w:sz="0" w:space="0"/>
-            <w:insideH w:val="none" w:color="auto" w:sz="0" w:space="0"/>
-            <w:insideV w:val="none" w:color="auto" w:sz="0" w:space="0"/>
-          </w:tblBorders>
+          <w:tblW w:w="0" w:type="auto"/>
+          <w:jc w:val="center"/>
           <w:tblCellMar>
             <w:top w:w="0" w:type="dxa"/>
             <w:left w:w="108" w:type="dxa"/>
@@ -642,7 +638,7 @@
           </w:tblCellMar>
         </w:tblPrEx>
         <w:trPr>
-          <w:trHeight w:val="635" w:hRule="atLeast"/>
+          <w:trHeight w:val="635"/>
           <w:jc w:val="center"/>
         </w:trPr>
         <w:tc>
@@ -693,7 +689,7 @@
             </w:r>
             <w:r>
               <w:rPr>
-                <w:rFonts w:hint="eastAsia" w:asciiTheme="minorAscii" w:hAnsiTheme="minorAscii" w:eastAsiaTheme="minorEastAsia"/>
+                <w:rFonts w:asciiTheme="minorAscii" w:eastAsiaTheme="minorEastAsia" w:hAnsiTheme="minorAscii" w:hint="eastAsia"/>
                 <w:spacing w:val="227"/>
                 <w:sz w:val="21"/>
                 <w:vertAlign w:val="baseline"/>
@@ -747,7 +743,7 @@
             </w:r>
             <w:r>
               <w:rPr>
-                <w:rFonts w:hint="eastAsia" w:asciiTheme="minorAscii" w:hAnsiTheme="minorAscii" w:eastAsiaTheme="minorEastAsia"/>
+                <w:rFonts w:asciiTheme="minorAscii" w:eastAsiaTheme="minorEastAsia" w:hAnsiTheme="minorAscii" w:hint="eastAsia"/>
                 <w:spacing w:val="227"/>
                 <w:sz w:val="21"/>
                 <w:vertAlign w:val="baseline"/>
@@ -808,14 +804,14 @@
         <w:ind w:left="3634"/>
         <w:textAlignment w:val="baseline"/>
         <w:rPr>
-          <w:rFonts w:ascii="宋体" w:hAnsi="宋体" w:eastAsia="宋体" w:cs="宋体"/>
+          <w:rFonts w:ascii="宋体" w:eastAsia="宋体" w:hAnsi="宋体" w:cs="宋体"/>
           <w:sz w:val="31"/>
           <w:szCs w:val="31"/>
         </w:rPr>
       </w:pPr>
       <w:r>
         <w:rPr>
-          <w:rFonts w:ascii="宋体" w:hAnsi="宋体" w:eastAsia="宋体" w:cs="宋体"/>
+          <w:rFonts w:ascii="宋体" w:eastAsia="宋体" w:hAnsi="宋体" w:cs="宋体"/>
           <w:b/>
           <w:bCs/>
           <w:spacing w:val="4"/>
@@ -827,16 +823,16 @@
     </w:p>
     <w:tbl>
       <w:tblPr>
-        <w:tblStyle w:val="26"/>
+        <w:tblStyle w:val="TableNormal0"/>
         <w:tblW w:w="8214" w:type="dxa"/>
         <w:jc w:val="center"/>
         <w:tblBorders>
-          <w:top w:val="single" w:color="000000" w:sz="2" w:space="0"/>
-          <w:left w:val="single" w:color="000000" w:sz="2" w:space="0"/>
-          <w:bottom w:val="single" w:color="000000" w:sz="2" w:space="0"/>
-          <w:right w:val="single" w:color="000000" w:sz="2" w:space="0"/>
-          <w:insideH w:val="single" w:color="000000" w:sz="2" w:space="0"/>
-          <w:insideV w:val="single" w:color="000000" w:sz="2" w:space="0"/>
+          <w:top w:val="single" w:sz="2" w:space="0" w:color="000000"/>
+          <w:left w:val="single" w:sz="2" w:space="0" w:color="000000"/>
+          <w:bottom w:val="single" w:sz="2" w:space="0" w:color="000000"/>
+          <w:right w:val="single" w:sz="2" w:space="0" w:color="000000"/>
+          <w:insideH w:val="single" w:sz="2" w:space="0" w:color="000000"/>
+          <w:insideV w:val="single" w:sz="2" w:space="0" w:color="000000"/>
         </w:tblBorders>
         <w:tblLayout w:type="fixed"/>
         <w:tblCellMar>
@@ -856,17 +852,26 @@
       </w:tblGrid>
       <w:tr>
         <w:tblPrEx>
+          <w:tblW w:w="8214" w:type="dxa"/>
+          <w:jc w:val="center"/>
           <w:tblBorders>
-            <w:top w:val="single" w:color="000000" w:sz="2" w:space="0"/>
-            <w:left w:val="single" w:color="000000" w:sz="2" w:space="0"/>
-            <w:bottom w:val="single" w:color="000000" w:sz="2" w:space="0"/>
-            <w:right w:val="single" w:color="000000" w:sz="2" w:space="0"/>
-            <w:insideH w:val="single" w:color="000000" w:sz="2" w:space="0"/>
-            <w:insideV w:val="single" w:color="000000" w:sz="2" w:space="0"/>
+            <w:top w:val="single" w:sz="2" w:space="0" w:color="000000"/>
+            <w:left w:val="single" w:sz="2" w:space="0" w:color="000000"/>
+            <w:bottom w:val="single" w:sz="2" w:space="0" w:color="000000"/>
+            <w:right w:val="single" w:sz="2" w:space="0" w:color="000000"/>
+            <w:insideH w:val="single" w:sz="2" w:space="0" w:color="000000"/>
+            <w:insideV w:val="single" w:sz="2" w:space="0" w:color="000000"/>
           </w:tblBorders>
+          <w:tblLayout w:type="fixed"/>
+          <w:tblCellMar>
+            <w:top w:w="0" w:type="dxa"/>
+            <w:left w:w="0" w:type="dxa"/>
+            <w:bottom w:w="0" w:type="dxa"/>
+            <w:right w:w="0" w:type="dxa"/>
+          </w:tblCellMar>
         </w:tblPrEx>
         <w:trPr>
-          <w:trHeight w:val="593" w:hRule="atLeast"/>
+          <w:trHeight w:val="593"/>
           <w:jc w:val="center"/>
         </w:trPr>
         <w:tc>
@@ -888,18 +893,18 @@
               <w:adjustRightInd w:val="0"/>
               <w:snapToGrid w:val="0"/>
               <w:spacing w:before="176" w:line="228" w:lineRule="auto"/>
-              <w:ind w:left="0" w:leftChars="0" w:right="0" w:rightChars="0" w:firstLine="0" w:firstLineChars="0"/>
+              <w:ind w:left="0" w:right="0" w:firstLine="0" w:leftChars="0" w:rightChars="0" w:firstLineChars="0"/>
               <w:jc w:val="center"/>
               <w:textAlignment w:val="baseline"/>
               <w:rPr>
-                <w:rFonts w:ascii="宋体" w:hAnsi="宋体" w:eastAsia="宋体" w:cs="宋体"/>
+                <w:rFonts w:ascii="宋体" w:eastAsia="宋体" w:hAnsi="宋体" w:cs="宋体"/>
                 <w:sz w:val="20"/>
                 <w:szCs w:val="20"/>
               </w:rPr>
             </w:pPr>
             <w:r>
               <w:rPr>
-                <w:rFonts w:hint="eastAsia" w:ascii="宋体" w:hAnsi="宋体" w:cs="宋体"/>
+                <w:rFonts w:ascii="宋体" w:hAnsi="宋体" w:cs="宋体" w:hint="eastAsia"/>
                 <w:spacing w:val="-14"/>
                 <w:sz w:val="20"/>
                 <w:szCs w:val="20"/>
@@ -909,7 +914,7 @@
             </w:r>
             <w:r>
               <w:rPr>
-                <w:rFonts w:ascii="宋体" w:hAnsi="宋体" w:eastAsia="宋体" w:cs="宋体"/>
+                <w:rFonts w:ascii="宋体" w:eastAsia="宋体" w:hAnsi="宋体" w:cs="宋体"/>
                 <w:spacing w:val="-14"/>
                 <w:sz w:val="20"/>
                 <w:szCs w:val="20"/>
@@ -937,18 +942,18 @@
               <w:adjustRightInd w:val="0"/>
               <w:snapToGrid w:val="0"/>
               <w:spacing w:before="175" w:line="227" w:lineRule="auto"/>
-              <w:ind w:left="0" w:leftChars="0" w:right="0" w:rightChars="0" w:firstLine="0" w:firstLineChars="0"/>
+              <w:ind w:left="0" w:right="0" w:firstLine="0" w:leftChars="0" w:rightChars="0" w:firstLineChars="0"/>
               <w:jc w:val="center"/>
               <w:textAlignment w:val="baseline"/>
               <w:rPr>
-                <w:rFonts w:ascii="宋体" w:hAnsi="宋体" w:eastAsia="宋体" w:cs="宋体"/>
+                <w:rFonts w:ascii="宋体" w:eastAsia="宋体" w:hAnsi="宋体" w:cs="宋体"/>
                 <w:sz w:val="20"/>
                 <w:szCs w:val="20"/>
               </w:rPr>
             </w:pPr>
             <w:r>
               <w:rPr>
-                <w:rFonts w:ascii="宋体" w:hAnsi="宋体" w:eastAsia="宋体" w:cs="宋体"/>
+                <w:rFonts w:ascii="宋体" w:eastAsia="宋体" w:hAnsi="宋体" w:cs="宋体"/>
                 <w:spacing w:val="4"/>
                 <w:sz w:val="20"/>
                 <w:szCs w:val="20"/>
@@ -976,18 +981,18 @@
               <w:adjustRightInd w:val="0"/>
               <w:snapToGrid w:val="0"/>
               <w:spacing w:before="175" w:line="228" w:lineRule="auto"/>
-              <w:ind w:left="0" w:leftChars="0" w:right="0" w:rightChars="0" w:firstLine="0" w:firstLineChars="0"/>
+              <w:ind w:left="0" w:right="0" w:firstLine="0" w:leftChars="0" w:rightChars="0" w:firstLineChars="0"/>
               <w:jc w:val="center"/>
               <w:textAlignment w:val="baseline"/>
               <w:rPr>
-                <w:rFonts w:ascii="宋体" w:hAnsi="宋体" w:eastAsia="宋体" w:cs="宋体"/>
+                <w:rFonts w:ascii="宋体" w:eastAsia="宋体" w:hAnsi="宋体" w:cs="宋体"/>
                 <w:sz w:val="20"/>
                 <w:szCs w:val="20"/>
               </w:rPr>
             </w:pPr>
             <w:r>
               <w:rPr>
-                <w:rFonts w:ascii="宋体" w:hAnsi="宋体" w:eastAsia="宋体" w:cs="宋体"/>
+                <w:rFonts w:ascii="宋体" w:eastAsia="宋体" w:hAnsi="宋体" w:cs="宋体"/>
                 <w:spacing w:val="7"/>
                 <w:sz w:val="20"/>
                 <w:szCs w:val="20"/>
@@ -1015,11 +1020,11 @@
               <w:adjustRightInd w:val="0"/>
               <w:snapToGrid w:val="0"/>
               <w:spacing w:before="175" w:line="228" w:lineRule="auto"/>
-              <w:ind w:left="0" w:leftChars="0" w:right="0" w:rightChars="0" w:firstLine="0" w:firstLineChars="0"/>
+              <w:ind w:left="0" w:right="0" w:firstLine="0" w:leftChars="0" w:rightChars="0" w:firstLineChars="0"/>
               <w:jc w:val="center"/>
               <w:textAlignment w:val="baseline"/>
               <w:rPr>
-                <w:rFonts w:hint="eastAsia" w:ascii="宋体" w:hAnsi="宋体" w:eastAsia="宋体" w:cs="宋体"/>
+                <w:rFonts w:ascii="宋体" w:eastAsia="宋体" w:hAnsi="宋体" w:cs="宋体" w:hint="eastAsia"/>
                 <w:spacing w:val="7"/>
                 <w:sz w:val="20"/>
                 <w:szCs w:val="20"/>
@@ -1028,7 +1033,7 @@
             </w:pPr>
             <w:r>
               <w:rPr>
-                <w:rFonts w:hint="eastAsia" w:ascii="宋体" w:hAnsi="宋体" w:cs="宋体"/>
+                <w:rFonts w:ascii="宋体" w:hAnsi="宋体" w:cs="宋体" w:hint="eastAsia"/>
                 <w:spacing w:val="7"/>
                 <w:sz w:val="20"/>
                 <w:szCs w:val="20"/>
@@ -1057,11 +1062,11 @@
               <w:adjustRightInd w:val="0"/>
               <w:snapToGrid w:val="0"/>
               <w:spacing w:before="175" w:line="228" w:lineRule="auto"/>
-              <w:ind w:left="0" w:leftChars="0" w:right="0" w:rightChars="0" w:firstLine="0" w:firstLineChars="0"/>
+              <w:ind w:left="0" w:right="0" w:firstLine="0" w:leftChars="0" w:rightChars="0" w:firstLineChars="0"/>
               <w:jc w:val="center"/>
               <w:textAlignment w:val="baseline"/>
               <w:rPr>
-                <w:rFonts w:hint="default" w:ascii="宋体" w:hAnsi="宋体" w:cs="宋体"/>
+                <w:rFonts w:ascii="宋体" w:hAnsi="宋体" w:cs="宋体" w:hint="default"/>
                 <w:spacing w:val="7"/>
                 <w:sz w:val="20"/>
                 <w:szCs w:val="20"/>
@@ -1070,7 +1075,7 @@
             </w:pPr>
             <w:r>
               <w:rPr>
-                <w:rFonts w:hint="eastAsia" w:ascii="宋体" w:hAnsi="宋体" w:cs="宋体"/>
+                <w:rFonts w:ascii="宋体" w:hAnsi="宋体" w:cs="宋体" w:hint="eastAsia"/>
                 <w:spacing w:val="7"/>
                 <w:sz w:val="20"/>
                 <w:szCs w:val="20"/>
@@ -1099,18 +1104,18 @@
               <w:adjustRightInd w:val="0"/>
               <w:snapToGrid w:val="0"/>
               <w:spacing w:before="176" w:line="229" w:lineRule="auto"/>
-              <w:ind w:left="0" w:leftChars="0" w:right="0" w:rightChars="0" w:firstLine="0" w:firstLineChars="0"/>
+              <w:ind w:left="0" w:right="0" w:firstLine="0" w:leftChars="0" w:rightChars="0" w:firstLineChars="0"/>
               <w:jc w:val="center"/>
               <w:textAlignment w:val="baseline"/>
               <w:rPr>
-                <w:rFonts w:ascii="宋体" w:hAnsi="宋体" w:eastAsia="宋体" w:cs="宋体"/>
+                <w:rFonts w:ascii="宋体" w:eastAsia="宋体" w:hAnsi="宋体" w:cs="宋体"/>
                 <w:sz w:val="20"/>
                 <w:szCs w:val="20"/>
               </w:rPr>
             </w:pPr>
             <w:r>
               <w:rPr>
-                <w:rFonts w:ascii="宋体" w:hAnsi="宋体" w:eastAsia="宋体" w:cs="宋体"/>
+                <w:rFonts w:ascii="宋体" w:eastAsia="宋体" w:hAnsi="宋体" w:cs="宋体"/>
                 <w:spacing w:val="7"/>
                 <w:sz w:val="20"/>
                 <w:szCs w:val="20"/>
@@ -1122,14 +1127,9 @@
       </w:tr>
       <w:tr>
         <w:tblPrEx>
-          <w:tblBorders>
-            <w:top w:val="single" w:color="000000" w:sz="2" w:space="0"/>
-            <w:left w:val="single" w:color="000000" w:sz="2" w:space="0"/>
-            <w:bottom w:val="single" w:color="000000" w:sz="2" w:space="0"/>
-            <w:right w:val="single" w:color="000000" w:sz="2" w:space="0"/>
-            <w:insideH w:val="single" w:color="000000" w:sz="2" w:space="0"/>
-            <w:insideV w:val="single" w:color="000000" w:sz="2" w:space="0"/>
-          </w:tblBorders>
+          <w:tblW w:w="8214" w:type="dxa"/>
+          <w:jc w:val="center"/>
+          <w:tblLayout w:type="fixed"/>
           <w:tblCellMar>
             <w:top w:w="0" w:type="dxa"/>
             <w:left w:w="0" w:type="dxa"/>
@@ -1138,7 +1138,7 @@
           </w:tblCellMar>
         </w:tblPrEx>
         <w:trPr>
-          <w:trHeight w:val="516" w:hRule="atLeast"/>
+          <w:trHeight w:val="516"/>
           <w:jc w:val="center"/>
         </w:trPr>
         <w:tc>
@@ -1160,11 +1160,11 @@
               <w:adjustRightInd w:val="0"/>
               <w:snapToGrid w:val="0"/>
               <w:spacing w:before="173" w:line="267" w:lineRule="exact"/>
-              <w:ind w:left="0" w:leftChars="0" w:right="0" w:rightChars="0" w:firstLine="0" w:firstLineChars="0"/>
+              <w:ind w:left="0" w:right="0" w:firstLine="0" w:leftChars="0" w:rightChars="0" w:firstLineChars="0"/>
               <w:jc w:val="center"/>
               <w:textAlignment w:val="baseline"/>
               <w:rPr>
-                <w:rFonts w:hint="default" w:ascii="宋体" w:hAnsi="宋体" w:eastAsia="宋体" w:cs="宋体"/>
+                <w:rFonts w:ascii="宋体" w:eastAsia="宋体" w:hAnsi="宋体" w:cs="宋体" w:hint="default"/>
                 <w:sz w:val="20"/>
                 <w:szCs w:val="20"/>
                 <w:lang w:val="en-US"/>
@@ -1172,7 +1172,7 @@
             </w:pPr>
             <w:r>
               <w:rPr>
-                <w:rFonts w:ascii="宋体" w:hAnsi="宋体" w:eastAsia="宋体" w:cs="宋体"/>
+                <w:rFonts w:ascii="宋体" w:eastAsia="宋体" w:hAnsi="宋体" w:cs="宋体"/>
                 <w:spacing w:val="3"/>
                 <w:position w:val="1"/>
                 <w:sz w:val="20"/>
@@ -1182,7 +1182,7 @@
             </w:r>
             <w:r>
               <w:rPr>
-                <w:rFonts w:hint="eastAsia" w:ascii="宋体" w:hAnsi="宋体" w:cs="宋体"/>
+                <w:rFonts w:ascii="宋体" w:hAnsi="宋体" w:cs="宋体" w:hint="eastAsia"/>
                 <w:spacing w:val="3"/>
                 <w:position w:val="1"/>
                 <w:sz w:val="20"/>
@@ -1193,7 +1193,7 @@
             </w:r>
             <w:r>
               <w:rPr>
-                <w:rFonts w:ascii="宋体" w:hAnsi="宋体" w:eastAsia="宋体" w:cs="宋体"/>
+                <w:rFonts w:ascii="宋体" w:eastAsia="宋体" w:hAnsi="宋体" w:cs="宋体"/>
                 <w:spacing w:val="3"/>
                 <w:position w:val="1"/>
                 <w:sz w:val="20"/>
@@ -1203,7 +1203,7 @@
             </w:r>
             <w:r>
               <w:rPr>
-                <w:rFonts w:hint="eastAsia" w:ascii="宋体" w:hAnsi="宋体" w:cs="宋体"/>
+                <w:rFonts w:ascii="宋体" w:hAnsi="宋体" w:cs="宋体" w:hint="eastAsia"/>
                 <w:spacing w:val="3"/>
                 <w:position w:val="1"/>
                 <w:sz w:val="20"/>
@@ -1233,18 +1233,18 @@
               <w:adjustRightInd w:val="0"/>
               <w:snapToGrid w:val="0"/>
               <w:spacing w:before="173" w:line="267" w:lineRule="exact"/>
-              <w:ind w:left="0" w:leftChars="0" w:right="0" w:rightChars="0" w:firstLine="0" w:firstLineChars="0"/>
+              <w:ind w:left="0" w:right="0" w:firstLine="0" w:leftChars="0" w:rightChars="0" w:firstLineChars="0"/>
               <w:jc w:val="center"/>
               <w:textAlignment w:val="baseline"/>
               <w:rPr>
-                <w:rFonts w:ascii="宋体" w:hAnsi="宋体" w:eastAsia="宋体" w:cs="宋体"/>
+                <w:rFonts w:ascii="宋体" w:eastAsia="宋体" w:hAnsi="宋体" w:cs="宋体"/>
                 <w:sz w:val="20"/>
                 <w:szCs w:val="20"/>
               </w:rPr>
             </w:pPr>
             <w:r>
               <w:rPr>
-                <w:rFonts w:ascii="宋体" w:hAnsi="宋体" w:eastAsia="宋体" w:cs="宋体"/>
+                <w:rFonts w:ascii="宋体" w:eastAsia="宋体" w:hAnsi="宋体" w:cs="宋体"/>
                 <w:spacing w:val="4"/>
                 <w:position w:val="1"/>
                 <w:sz w:val="20"/>
@@ -1273,18 +1273,18 @@
               <w:adjustRightInd w:val="0"/>
               <w:snapToGrid w:val="0"/>
               <w:spacing w:before="172" w:line="228" w:lineRule="auto"/>
-              <w:ind w:left="0" w:leftChars="0" w:right="0" w:rightChars="0" w:firstLine="0" w:firstLineChars="0"/>
+              <w:ind w:left="0" w:right="0" w:firstLine="0" w:leftChars="0" w:rightChars="0" w:firstLineChars="0"/>
               <w:jc w:val="center"/>
               <w:textAlignment w:val="baseline"/>
               <w:rPr>
-                <w:rFonts w:ascii="宋体" w:hAnsi="宋体" w:eastAsia="宋体" w:cs="宋体"/>
+                <w:rFonts w:ascii="宋体" w:eastAsia="宋体" w:hAnsi="宋体" w:cs="宋体"/>
                 <w:sz w:val="20"/>
                 <w:szCs w:val="20"/>
               </w:rPr>
             </w:pPr>
             <w:r>
               <w:rPr>
-                <w:rFonts w:ascii="宋体" w:hAnsi="宋体" w:eastAsia="宋体" w:cs="宋体"/>
+                <w:rFonts w:ascii="宋体" w:eastAsia="宋体" w:hAnsi="宋体" w:cs="宋体"/>
                 <w:spacing w:val="200"/>
                 <w:kern w:val="0"/>
                 <w:sz w:val="20"/>
@@ -1294,7 +1294,7 @@
             </w:r>
             <w:r>
               <w:rPr>
-                <w:rFonts w:ascii="宋体" w:hAnsi="宋体" w:eastAsia="宋体" w:cs="宋体"/>
+                <w:rFonts w:ascii="宋体" w:eastAsia="宋体" w:hAnsi="宋体" w:cs="宋体"/>
                 <w:spacing w:val="0"/>
                 <w:kern w:val="0"/>
                 <w:sz w:val="20"/>
@@ -1323,11 +1323,11 @@
               <w:adjustRightInd w:val="0"/>
               <w:snapToGrid w:val="0"/>
               <w:spacing w:before="173" w:line="229" w:lineRule="auto"/>
-              <w:ind w:left="0" w:leftChars="0" w:right="0" w:rightChars="0" w:firstLine="0" w:firstLineChars="0"/>
+              <w:ind w:left="0" w:right="0" w:firstLine="0" w:leftChars="0" w:rightChars="0" w:firstLineChars="0"/>
               <w:jc w:val="center"/>
               <w:textAlignment w:val="baseline"/>
               <w:rPr>
-                <w:rFonts w:ascii="宋体" w:hAnsi="宋体" w:eastAsia="宋体" w:cs="宋体"/>
+                <w:rFonts w:ascii="宋体" w:eastAsia="宋体" w:hAnsi="宋体" w:cs="宋体"/>
                 <w:spacing w:val="200"/>
                 <w:kern w:val="0"/>
                 <w:sz w:val="20"/>
@@ -1336,7 +1336,7 @@
             </w:pPr>
             <w:r>
               <w:rPr>
-                <w:rFonts w:hint="eastAsia" w:asciiTheme="minorAscii" w:hAnsiTheme="minorAscii" w:eastAsiaTheme="minorEastAsia"/>
+                <w:rFonts w:asciiTheme="minorAscii" w:eastAsiaTheme="minorEastAsia" w:hAnsiTheme="minorAscii" w:hint="eastAsia"/>
                 <w:spacing w:val="0"/>
                 <w:kern w:val="0"/>
                 <w:sz w:val="21"/>
@@ -1366,11 +1366,11 @@
               <w:adjustRightInd w:val="0"/>
               <w:snapToGrid w:val="0"/>
               <w:spacing w:before="172" w:line="228" w:lineRule="auto"/>
-              <w:ind w:left="0" w:leftChars="0" w:right="0" w:rightChars="0" w:firstLine="0" w:firstLineChars="0"/>
+              <w:ind w:left="0" w:right="0" w:firstLine="0" w:leftChars="0" w:rightChars="0" w:firstLineChars="0"/>
               <w:jc w:val="center"/>
               <w:textAlignment w:val="baseline"/>
               <w:rPr>
-                <w:rFonts w:ascii="宋体" w:hAnsi="宋体" w:eastAsia="宋体" w:cs="宋体"/>
+                <w:rFonts w:ascii="宋体" w:eastAsia="宋体" w:hAnsi="宋体" w:cs="宋体"/>
                 <w:spacing w:val="200"/>
                 <w:kern w:val="0"/>
                 <w:sz w:val="20"/>
@@ -1379,7 +1379,7 @@
             </w:pPr>
             <w:r>
               <w:rPr>
-                <w:rFonts w:hint="eastAsia" w:ascii="宋体" w:hAnsi="宋体" w:eastAsia="宋体" w:cs="宋体"/>
+                <w:rFonts w:ascii="宋体" w:eastAsia="宋体" w:hAnsi="宋体" w:cs="宋体" w:hint="eastAsia"/>
                 <w:spacing w:val="200"/>
                 <w:kern w:val="0"/>
                 <w:sz w:val="20"/>
@@ -1389,7 +1389,7 @@
             </w:r>
             <w:r>
               <w:rPr>
-                <w:rFonts w:hint="eastAsia" w:asciiTheme="minorAscii" w:hAnsiTheme="minorAscii" w:eastAsiaTheme="minorEastAsia"/>
+                <w:rFonts w:asciiTheme="minorAscii" w:eastAsiaTheme="minorEastAsia" w:hAnsiTheme="minorAscii" w:hint="eastAsia"/>
                 <w:spacing w:val="0"/>
                 <w:kern w:val="0"/>
                 <w:sz w:val="21"/>
@@ -1419,18 +1419,18 @@
               <w:adjustRightInd w:val="0"/>
               <w:snapToGrid w:val="0"/>
               <w:spacing w:before="173" w:line="229" w:lineRule="auto"/>
-              <w:ind w:left="0" w:leftChars="0" w:right="0" w:rightChars="0" w:firstLine="0" w:firstLineChars="0"/>
+              <w:ind w:left="0" w:right="0" w:firstLine="0" w:leftChars="0" w:rightChars="0" w:firstLineChars="0"/>
               <w:jc w:val="center"/>
               <w:textAlignment w:val="baseline"/>
               <w:rPr>
-                <w:rFonts w:ascii="宋体" w:hAnsi="宋体" w:eastAsia="宋体" w:cs="宋体"/>
+                <w:rFonts w:ascii="宋体" w:eastAsia="宋体" w:hAnsi="宋体" w:cs="宋体"/>
                 <w:sz w:val="20"/>
                 <w:szCs w:val="20"/>
               </w:rPr>
             </w:pPr>
             <w:r>
               <w:rPr>
-                <w:rFonts w:hint="eastAsia" w:asciiTheme="minorAscii" w:hAnsiTheme="minorAscii" w:eastAsiaTheme="minorEastAsia"/>
+                <w:rFonts w:asciiTheme="minorAscii" w:eastAsiaTheme="minorEastAsia" w:hAnsiTheme="minorAscii" w:hint="eastAsia"/>
                 <w:spacing w:val="0"/>
                 <w:kern w:val="0"/>
                 <w:sz w:val="21"/>
@@ -1444,14 +1444,9 @@
       </w:tr>
       <w:tr>
         <w:tblPrEx>
-          <w:tblBorders>
-            <w:top w:val="single" w:color="000000" w:sz="2" w:space="0"/>
-            <w:left w:val="single" w:color="000000" w:sz="2" w:space="0"/>
-            <w:bottom w:val="single" w:color="000000" w:sz="2" w:space="0"/>
-            <w:right w:val="single" w:color="000000" w:sz="2" w:space="0"/>
-            <w:insideH w:val="single" w:color="000000" w:sz="2" w:space="0"/>
-            <w:insideV w:val="single" w:color="000000" w:sz="2" w:space="0"/>
-          </w:tblBorders>
+          <w:tblW w:w="8214" w:type="dxa"/>
+          <w:jc w:val="center"/>
+          <w:tblLayout w:type="fixed"/>
           <w:tblCellMar>
             <w:top w:w="0" w:type="dxa"/>
             <w:left w:w="0" w:type="dxa"/>
@@ -1460,7 +1455,7 @@
           </w:tblCellMar>
         </w:tblPrEx>
         <w:trPr>
-          <w:trHeight w:val="556" w:hRule="atLeast"/>
+          <w:trHeight w:val="556"/>
           <w:jc w:val="center"/>
         </w:trPr>
         <w:tc>
@@ -1469,7 +1464,7 @@
           </w:tcPr>
           <w:p>
             <w:pPr>
-              <w:pStyle w:val="27"/>
+              <w:pStyle w:val="TableText"/>
               <w:keepNext w:val="0"/>
               <w:keepLines w:val="0"/>
               <w:pageBreakBefore w:val="0"/>
@@ -1482,7 +1477,7 @@
               <w:bidi w:val="0"/>
               <w:adjustRightInd w:val="0"/>
               <w:snapToGrid w:val="0"/>
-              <w:ind w:left="0" w:leftChars="0" w:right="0" w:rightChars="0" w:firstLine="0" w:firstLineChars="0"/>
+              <w:ind w:left="0" w:right="0" w:firstLine="0" w:leftChars="0" w:rightChars="0" w:firstLineChars="0"/>
               <w:jc w:val="center"/>
               <w:textAlignment w:val="baseline"/>
             </w:pPr>
@@ -1494,7 +1489,7 @@
           </w:tcPr>
           <w:p>
             <w:pPr>
-              <w:pStyle w:val="27"/>
+              <w:pStyle w:val="TableText"/>
               <w:keepNext w:val="0"/>
               <w:keepLines w:val="0"/>
               <w:pageBreakBefore w:val="0"/>
@@ -1507,7 +1502,7 @@
               <w:bidi w:val="0"/>
               <w:adjustRightInd w:val="0"/>
               <w:snapToGrid w:val="0"/>
-              <w:ind w:left="0" w:leftChars="0" w:right="0" w:rightChars="0" w:firstLine="0" w:firstLineChars="0"/>
+              <w:ind w:left="0" w:right="0" w:firstLine="0" w:leftChars="0" w:rightChars="0" w:firstLineChars="0"/>
               <w:jc w:val="center"/>
               <w:textAlignment w:val="baseline"/>
             </w:pPr>
@@ -1519,7 +1514,7 @@
           </w:tcPr>
           <w:p>
             <w:pPr>
-              <w:pStyle w:val="27"/>
+              <w:pStyle w:val="TableText"/>
               <w:keepNext w:val="0"/>
               <w:keepLines w:val="0"/>
               <w:pageBreakBefore w:val="0"/>
@@ -1532,7 +1527,7 @@
               <w:bidi w:val="0"/>
               <w:adjustRightInd w:val="0"/>
               <w:snapToGrid w:val="0"/>
-              <w:ind w:left="0" w:leftChars="0" w:right="0" w:rightChars="0" w:firstLine="0" w:firstLineChars="0"/>
+              <w:ind w:left="0" w:right="0" w:firstLine="0" w:leftChars="0" w:rightChars="0" w:firstLineChars="0"/>
               <w:jc w:val="center"/>
               <w:textAlignment w:val="baseline"/>
             </w:pPr>
@@ -1544,7 +1539,7 @@
           </w:tcPr>
           <w:p>
             <w:pPr>
-              <w:pStyle w:val="27"/>
+              <w:pStyle w:val="TableText"/>
               <w:keepNext w:val="0"/>
               <w:keepLines w:val="0"/>
               <w:pageBreakBefore w:val="0"/>
@@ -1557,7 +1552,7 @@
               <w:bidi w:val="0"/>
               <w:adjustRightInd w:val="0"/>
               <w:snapToGrid w:val="0"/>
-              <w:ind w:left="0" w:leftChars="0" w:right="0" w:rightChars="0" w:firstLine="0" w:firstLineChars="0"/>
+              <w:ind w:left="0" w:right="0" w:firstLine="0" w:leftChars="0" w:rightChars="0" w:firstLineChars="0"/>
               <w:jc w:val="center"/>
               <w:textAlignment w:val="baseline"/>
             </w:pPr>
@@ -1569,7 +1564,7 @@
           </w:tcPr>
           <w:p>
             <w:pPr>
-              <w:pStyle w:val="27"/>
+              <w:pStyle w:val="TableText"/>
               <w:keepNext w:val="0"/>
               <w:keepLines w:val="0"/>
               <w:pageBreakBefore w:val="0"/>
@@ -1582,7 +1577,7 @@
               <w:bidi w:val="0"/>
               <w:adjustRightInd w:val="0"/>
               <w:snapToGrid w:val="0"/>
-              <w:ind w:left="0" w:leftChars="0" w:right="0" w:rightChars="0" w:firstLine="0" w:firstLineChars="0"/>
+              <w:ind w:left="0" w:right="0" w:firstLine="0" w:leftChars="0" w:rightChars="0" w:firstLineChars="0"/>
               <w:jc w:val="center"/>
               <w:textAlignment w:val="baseline"/>
             </w:pPr>
@@ -1594,7 +1589,7 @@
           </w:tcPr>
           <w:p>
             <w:pPr>
-              <w:pStyle w:val="27"/>
+              <w:pStyle w:val="TableText"/>
               <w:keepNext w:val="0"/>
               <w:keepLines w:val="0"/>
               <w:pageBreakBefore w:val="0"/>
@@ -1607,7 +1602,7 @@
               <w:bidi w:val="0"/>
               <w:adjustRightInd w:val="0"/>
               <w:snapToGrid w:val="0"/>
-              <w:ind w:left="0" w:leftChars="0" w:right="0" w:rightChars="0" w:firstLine="0" w:firstLineChars="0"/>
+              <w:ind w:left="0" w:right="0" w:firstLine="0" w:leftChars="0" w:rightChars="0" w:firstLineChars="0"/>
               <w:jc w:val="center"/>
               <w:textAlignment w:val="baseline"/>
             </w:pPr>
@@ -1616,17 +1611,18 @@
       </w:tr>
       <w:tr>
         <w:tblPrEx>
-          <w:tblBorders>
-            <w:top w:val="single" w:color="000000" w:sz="2" w:space="0"/>
-            <w:left w:val="single" w:color="000000" w:sz="2" w:space="0"/>
-            <w:bottom w:val="single" w:color="000000" w:sz="2" w:space="0"/>
-            <w:right w:val="single" w:color="000000" w:sz="2" w:space="0"/>
-            <w:insideH w:val="single" w:color="000000" w:sz="2" w:space="0"/>
-            <w:insideV w:val="single" w:color="000000" w:sz="2" w:space="0"/>
-          </w:tblBorders>
+          <w:tblW w:w="8214" w:type="dxa"/>
+          <w:jc w:val="center"/>
+          <w:tblLayout w:type="fixed"/>
+          <w:tblCellMar>
+            <w:top w:w="0" w:type="dxa"/>
+            <w:left w:w="0" w:type="dxa"/>
+            <w:bottom w:w="0" w:type="dxa"/>
+            <w:right w:w="0" w:type="dxa"/>
+          </w:tblCellMar>
         </w:tblPrEx>
         <w:trPr>
-          <w:trHeight w:val="556" w:hRule="atLeast"/>
+          <w:trHeight w:val="556"/>
           <w:jc w:val="center"/>
         </w:trPr>
         <w:tc>
@@ -1635,7 +1631,7 @@
           </w:tcPr>
           <w:p>
             <w:pPr>
-              <w:pStyle w:val="27"/>
+              <w:pStyle w:val="TableText"/>
               <w:keepNext w:val="0"/>
               <w:keepLines w:val="0"/>
               <w:pageBreakBefore w:val="0"/>
@@ -1648,7 +1644,7 @@
               <w:bidi w:val="0"/>
               <w:adjustRightInd w:val="0"/>
               <w:snapToGrid w:val="0"/>
-              <w:ind w:left="0" w:leftChars="0" w:right="0" w:rightChars="0" w:firstLine="0" w:firstLineChars="0"/>
+              <w:ind w:left="0" w:right="0" w:firstLine="0" w:leftChars="0" w:rightChars="0" w:firstLineChars="0"/>
               <w:jc w:val="center"/>
               <w:textAlignment w:val="baseline"/>
             </w:pPr>
@@ -1660,7 +1656,7 @@
           </w:tcPr>
           <w:p>
             <w:pPr>
-              <w:pStyle w:val="27"/>
+              <w:pStyle w:val="TableText"/>
               <w:keepNext w:val="0"/>
               <w:keepLines w:val="0"/>
               <w:pageBreakBefore w:val="0"/>
@@ -1673,7 +1669,7 @@
               <w:bidi w:val="0"/>
               <w:adjustRightInd w:val="0"/>
               <w:snapToGrid w:val="0"/>
-              <w:ind w:left="0" w:leftChars="0" w:right="0" w:rightChars="0" w:firstLine="0" w:firstLineChars="0"/>
+              <w:ind w:left="0" w:right="0" w:firstLine="0" w:leftChars="0" w:rightChars="0" w:firstLineChars="0"/>
               <w:jc w:val="center"/>
               <w:textAlignment w:val="baseline"/>
             </w:pPr>
@@ -1685,7 +1681,7 @@
           </w:tcPr>
           <w:p>
             <w:pPr>
-              <w:pStyle w:val="27"/>
+              <w:pStyle w:val="TableText"/>
               <w:keepNext w:val="0"/>
               <w:keepLines w:val="0"/>
               <w:pageBreakBefore w:val="0"/>
@@ -1698,7 +1694,7 @@
               <w:bidi w:val="0"/>
               <w:adjustRightInd w:val="0"/>
               <w:snapToGrid w:val="0"/>
-              <w:ind w:left="0" w:leftChars="0" w:right="0" w:rightChars="0" w:firstLine="0" w:firstLineChars="0"/>
+              <w:ind w:left="0" w:right="0" w:firstLine="0" w:leftChars="0" w:rightChars="0" w:firstLineChars="0"/>
               <w:jc w:val="center"/>
               <w:textAlignment w:val="baseline"/>
             </w:pPr>
@@ -1710,7 +1706,7 @@
           </w:tcPr>
           <w:p>
             <w:pPr>
-              <w:pStyle w:val="27"/>
+              <w:pStyle w:val="TableText"/>
               <w:keepNext w:val="0"/>
               <w:keepLines w:val="0"/>
               <w:pageBreakBefore w:val="0"/>
@@ -1723,7 +1719,7 @@
               <w:bidi w:val="0"/>
               <w:adjustRightInd w:val="0"/>
               <w:snapToGrid w:val="0"/>
-              <w:ind w:left="0" w:leftChars="0" w:right="0" w:rightChars="0" w:firstLine="0" w:firstLineChars="0"/>
+              <w:ind w:left="0" w:right="0" w:firstLine="0" w:leftChars="0" w:rightChars="0" w:firstLineChars="0"/>
               <w:jc w:val="center"/>
               <w:textAlignment w:val="baseline"/>
             </w:pPr>
@@ -1735,7 +1731,7 @@
           </w:tcPr>
           <w:p>
             <w:pPr>
-              <w:pStyle w:val="27"/>
+              <w:pStyle w:val="TableText"/>
               <w:keepNext w:val="0"/>
               <w:keepLines w:val="0"/>
               <w:pageBreakBefore w:val="0"/>
@@ -1748,7 +1744,7 @@
               <w:bidi w:val="0"/>
               <w:adjustRightInd w:val="0"/>
               <w:snapToGrid w:val="0"/>
-              <w:ind w:left="0" w:leftChars="0" w:right="0" w:rightChars="0" w:firstLine="0" w:firstLineChars="0"/>
+              <w:ind w:left="0" w:right="0" w:firstLine="0" w:leftChars="0" w:rightChars="0" w:firstLineChars="0"/>
               <w:jc w:val="center"/>
               <w:textAlignment w:val="baseline"/>
             </w:pPr>
@@ -1760,7 +1756,7 @@
           </w:tcPr>
           <w:p>
             <w:pPr>
-              <w:pStyle w:val="27"/>
+              <w:pStyle w:val="TableText"/>
               <w:keepNext w:val="0"/>
               <w:keepLines w:val="0"/>
               <w:pageBreakBefore w:val="0"/>
@@ -1773,7 +1769,7 @@
               <w:bidi w:val="0"/>
               <w:adjustRightInd w:val="0"/>
               <w:snapToGrid w:val="0"/>
-              <w:ind w:left="0" w:leftChars="0" w:right="0" w:rightChars="0" w:firstLine="0" w:firstLineChars="0"/>
+              <w:ind w:left="0" w:right="0" w:firstLine="0" w:leftChars="0" w:rightChars="0" w:firstLineChars="0"/>
               <w:jc w:val="center"/>
               <w:textAlignment w:val="baseline"/>
             </w:pPr>
@@ -1782,14 +1778,9 @@
       </w:tr>
       <w:tr>
         <w:tblPrEx>
-          <w:tblBorders>
-            <w:top w:val="single" w:color="000000" w:sz="2" w:space="0"/>
-            <w:left w:val="single" w:color="000000" w:sz="2" w:space="0"/>
-            <w:bottom w:val="single" w:color="000000" w:sz="2" w:space="0"/>
-            <w:right w:val="single" w:color="000000" w:sz="2" w:space="0"/>
-            <w:insideH w:val="single" w:color="000000" w:sz="2" w:space="0"/>
-            <w:insideV w:val="single" w:color="000000" w:sz="2" w:space="0"/>
-          </w:tblBorders>
+          <w:tblW w:w="8214" w:type="dxa"/>
+          <w:jc w:val="center"/>
+          <w:tblLayout w:type="fixed"/>
           <w:tblCellMar>
             <w:top w:w="0" w:type="dxa"/>
             <w:left w:w="0" w:type="dxa"/>
@@ -1798,7 +1789,7 @@
           </w:tblCellMar>
         </w:tblPrEx>
         <w:trPr>
-          <w:trHeight w:val="557" w:hRule="atLeast"/>
+          <w:trHeight w:val="557"/>
           <w:jc w:val="center"/>
         </w:trPr>
         <w:tc>
@@ -1807,7 +1798,7 @@
           </w:tcPr>
           <w:p>
             <w:pPr>
-              <w:pStyle w:val="27"/>
+              <w:pStyle w:val="TableText"/>
               <w:keepNext w:val="0"/>
               <w:keepLines w:val="0"/>
               <w:pageBreakBefore w:val="0"/>
@@ -1820,7 +1811,7 @@
               <w:bidi w:val="0"/>
               <w:adjustRightInd w:val="0"/>
               <w:snapToGrid w:val="0"/>
-              <w:ind w:left="0" w:leftChars="0" w:right="0" w:rightChars="0" w:firstLine="0" w:firstLineChars="0"/>
+              <w:ind w:left="0" w:right="0" w:firstLine="0" w:leftChars="0" w:rightChars="0" w:firstLineChars="0"/>
               <w:jc w:val="center"/>
               <w:textAlignment w:val="baseline"/>
             </w:pPr>
@@ -1832,7 +1823,7 @@
           </w:tcPr>
           <w:p>
             <w:pPr>
-              <w:pStyle w:val="27"/>
+              <w:pStyle w:val="TableText"/>
               <w:keepNext w:val="0"/>
               <w:keepLines w:val="0"/>
               <w:pageBreakBefore w:val="0"/>
@@ -1845,7 +1836,7 @@
               <w:bidi w:val="0"/>
               <w:adjustRightInd w:val="0"/>
               <w:snapToGrid w:val="0"/>
-              <w:ind w:left="0" w:leftChars="0" w:right="0" w:rightChars="0" w:firstLine="0" w:firstLineChars="0"/>
+              <w:ind w:left="0" w:right="0" w:firstLine="0" w:leftChars="0" w:rightChars="0" w:firstLineChars="0"/>
               <w:jc w:val="center"/>
               <w:textAlignment w:val="baseline"/>
             </w:pPr>
@@ -1857,7 +1848,7 @@
           </w:tcPr>
           <w:p>
             <w:pPr>
-              <w:pStyle w:val="27"/>
+              <w:pStyle w:val="TableText"/>
               <w:keepNext w:val="0"/>
               <w:keepLines w:val="0"/>
               <w:pageBreakBefore w:val="0"/>
@@ -1870,7 +1861,7 @@
               <w:bidi w:val="0"/>
               <w:adjustRightInd w:val="0"/>
               <w:snapToGrid w:val="0"/>
-              <w:ind w:left="0" w:leftChars="0" w:right="0" w:rightChars="0" w:firstLine="0" w:firstLineChars="0"/>
+              <w:ind w:left="0" w:right="0" w:firstLine="0" w:leftChars="0" w:rightChars="0" w:firstLineChars="0"/>
               <w:jc w:val="center"/>
               <w:textAlignment w:val="baseline"/>
             </w:pPr>
@@ -1882,7 +1873,7 @@
           </w:tcPr>
           <w:p>
             <w:pPr>
-              <w:pStyle w:val="27"/>
+              <w:pStyle w:val="TableText"/>
               <w:keepNext w:val="0"/>
               <w:keepLines w:val="0"/>
               <w:pageBreakBefore w:val="0"/>
@@ -1895,7 +1886,7 @@
               <w:bidi w:val="0"/>
               <w:adjustRightInd w:val="0"/>
               <w:snapToGrid w:val="0"/>
-              <w:ind w:left="0" w:leftChars="0" w:right="0" w:rightChars="0" w:firstLine="0" w:firstLineChars="0"/>
+              <w:ind w:left="0" w:right="0" w:firstLine="0" w:leftChars="0" w:rightChars="0" w:firstLineChars="0"/>
               <w:jc w:val="center"/>
               <w:textAlignment w:val="baseline"/>
             </w:pPr>
@@ -1907,7 +1898,7 @@
           </w:tcPr>
           <w:p>
             <w:pPr>
-              <w:pStyle w:val="27"/>
+              <w:pStyle w:val="TableText"/>
               <w:keepNext w:val="0"/>
               <w:keepLines w:val="0"/>
               <w:pageBreakBefore w:val="0"/>
@@ -1920,7 +1911,7 @@
               <w:bidi w:val="0"/>
               <w:adjustRightInd w:val="0"/>
               <w:snapToGrid w:val="0"/>
-              <w:ind w:left="0" w:leftChars="0" w:right="0" w:rightChars="0" w:firstLine="0" w:firstLineChars="0"/>
+              <w:ind w:left="0" w:right="0" w:firstLine="0" w:leftChars="0" w:rightChars="0" w:firstLineChars="0"/>
               <w:jc w:val="center"/>
               <w:textAlignment w:val="baseline"/>
             </w:pPr>
@@ -1932,7 +1923,7 @@
           </w:tcPr>
           <w:p>
             <w:pPr>
-              <w:pStyle w:val="27"/>
+              <w:pStyle w:val="TableText"/>
               <w:keepNext w:val="0"/>
               <w:keepLines w:val="0"/>
               <w:pageBreakBefore w:val="0"/>
@@ -1945,7 +1936,7 @@
               <w:bidi w:val="0"/>
               <w:adjustRightInd w:val="0"/>
               <w:snapToGrid w:val="0"/>
-              <w:ind w:left="0" w:leftChars="0" w:right="0" w:rightChars="0" w:firstLine="0" w:firstLineChars="0"/>
+              <w:ind w:left="0" w:right="0" w:firstLine="0" w:leftChars="0" w:rightChars="0" w:firstLineChars="0"/>
               <w:jc w:val="center"/>
               <w:textAlignment w:val="baseline"/>
             </w:pPr>
@@ -1977,7 +1968,7 @@
     <w:sdt>
       <w:sdtPr>
         <w:rPr>
-          <w:rFonts w:ascii="宋体" w:hAnsi="宋体" w:eastAsia="宋体" w:cs="Arial"/>
+          <w:rFonts w:ascii="宋体" w:eastAsia="宋体" w:hAnsi="宋体" w:cs="Arial"/>
           <w:snapToGrid w:val="0"/>
           <w:color w:val="000000"/>
           <w:kern w:val="0"/>
@@ -1993,7 +1984,7 @@
       </w:sdtPr>
       <w:sdtEndPr>
         <w:rPr>
-          <w:rFonts w:hint="eastAsia" w:ascii="宋体" w:hAnsi="宋体" w:eastAsia="宋体" w:cs="宋体"/>
+          <w:rFonts w:ascii="宋体" w:eastAsia="宋体" w:hAnsi="宋体" w:cs="宋体" w:hint="eastAsia"/>
           <w:snapToGrid w:val="0"/>
           <w:color w:val="000000"/>
           <w:kern w:val="0"/>
@@ -2019,18 +2010,18 @@
             <w:adjustRightInd w:val="0"/>
             <w:snapToGrid w:val="0"/>
             <w:spacing w:before="0" w:beforeLines="0" w:after="0" w:afterLines="0" w:line="240" w:lineRule="auto"/>
-            <w:ind w:left="0" w:leftChars="0" w:right="0" w:rightChars="0" w:firstLine="0" w:firstLineChars="0"/>
+            <w:ind w:left="0" w:right="0" w:firstLine="0" w:leftChars="0" w:rightChars="0" w:firstLineChars="0"/>
             <w:jc w:val="center"/>
             <w:textAlignment w:val="baseline"/>
             <w:rPr>
-              <w:rFonts w:hint="eastAsia" w:ascii="宋体" w:hAnsi="宋体" w:eastAsia="宋体" w:cs="宋体"/>
+              <w:rFonts w:ascii="宋体" w:eastAsia="宋体" w:hAnsi="宋体" w:cs="宋体" w:hint="eastAsia"/>
               <w:sz w:val="24"/>
               <w:szCs w:val="24"/>
             </w:rPr>
           </w:pPr>
           <w:r>
             <w:rPr>
-              <w:rFonts w:hint="eastAsia" w:ascii="宋体" w:hAnsi="宋体" w:eastAsia="宋体" w:cs="宋体"/>
+              <w:rFonts w:ascii="宋体" w:eastAsia="宋体" w:hAnsi="宋体" w:cs="宋体" w:hint="eastAsia"/>
               <w:sz w:val="24"/>
               <w:szCs w:val="24"/>
             </w:rPr>
@@ -2039,16 +2030,16 @@
         </w:p>
         <w:p>
           <w:pPr>
-            <w:pStyle w:val="16"/>
+            <w:pStyle w:val="TOC1"/>
             <w:tabs>
               <w:tab w:val="right" w:leader="dot" w:pos="8306"/>
             </w:tabs>
           </w:pPr>
-          <w:bookmarkStart w:id="23" w:name="_GoBack"/>
-          <w:bookmarkEnd w:id="23"/>
-          <w:r>
-            <w:rPr>
-              <w:rFonts w:hint="eastAsia" w:ascii="宋体" w:hAnsi="宋体" w:eastAsia="宋体" w:cs="宋体"/>
+          <w:bookmarkStart w:id="2" w:name="_GoBack"/>
+          <w:bookmarkEnd w:id="2"/>
+          <w:r>
+            <w:rPr>
+              <w:rFonts w:ascii="宋体" w:eastAsia="宋体" w:hAnsi="宋体" w:cs="宋体" w:hint="eastAsia"/>
               <w:sz w:val="24"/>
               <w:szCs w:val="24"/>
             </w:rPr>
@@ -2056,7 +2047,7 @@
           </w:r>
           <w:r>
             <w:rPr>
-              <w:rFonts w:hint="eastAsia" w:ascii="宋体" w:hAnsi="宋体" w:eastAsia="宋体" w:cs="宋体"/>
+              <w:rFonts w:ascii="宋体" w:eastAsia="宋体" w:hAnsi="宋体" w:cs="宋体" w:hint="eastAsia"/>
               <w:sz w:val="24"/>
               <w:szCs w:val="24"/>
             </w:rPr>
@@ -2064,7 +2055,7 @@
           </w:r>
           <w:r>
             <w:rPr>
-              <w:rFonts w:hint="eastAsia" w:ascii="宋体" w:hAnsi="宋体" w:eastAsia="宋体" w:cs="宋体"/>
+              <w:rFonts w:ascii="宋体" w:eastAsia="宋体" w:hAnsi="宋体" w:cs="宋体" w:hint="eastAsia"/>
               <w:sz w:val="24"/>
               <w:szCs w:val="24"/>
             </w:rPr>
@@ -2072,21 +2063,21 @@
           </w:r>
           <w:r>
             <w:rPr>
-              <w:rFonts w:hint="eastAsia" w:ascii="宋体" w:hAnsi="宋体" w:eastAsia="宋体" w:cs="宋体"/>
+              <w:rFonts w:ascii="宋体" w:eastAsia="宋体" w:hAnsi="宋体" w:cs="宋体" w:hint="eastAsia"/>
               <w:szCs w:val="24"/>
             </w:rPr>
             <w:fldChar w:fldCharType="begin"/>
           </w:r>
           <w:r>
             <w:rPr>
-              <w:rFonts w:hint="eastAsia" w:ascii="宋体" w:hAnsi="宋体" w:eastAsia="宋体" w:cs="宋体"/>
+              <w:rFonts w:ascii="宋体" w:eastAsia="宋体" w:hAnsi="宋体" w:cs="宋体" w:hint="eastAsia"/>
               <w:szCs w:val="24"/>
             </w:rPr>
             <w:instrText xml:space="preserve"> HYPERLINK \l _Toc31243 </w:instrText>
           </w:r>
           <w:r>
             <w:rPr>
-              <w:rFonts w:hint="eastAsia" w:ascii="宋体" w:hAnsi="宋体" w:eastAsia="宋体" w:cs="宋体"/>
+              <w:rFonts w:ascii="宋体" w:eastAsia="宋体" w:hAnsi="宋体" w:cs="宋体" w:hint="eastAsia"/>
               <w:szCs w:val="24"/>
             </w:rPr>
             <w:fldChar w:fldCharType="separate"/>
@@ -2118,7 +2109,7 @@
           </w:r>
           <w:r>
             <w:rPr>
-              <w:rFonts w:hint="eastAsia" w:ascii="宋体" w:hAnsi="宋体" w:eastAsia="宋体" w:cs="宋体"/>
+              <w:rFonts w:ascii="宋体" w:eastAsia="宋体" w:hAnsi="宋体" w:cs="宋体" w:hint="eastAsia"/>
               <w:szCs w:val="24"/>
             </w:rPr>
             <w:fldChar w:fldCharType="end"/>
@@ -2126,28 +2117,28 @@
         </w:p>
         <w:p>
           <w:pPr>
-            <w:pStyle w:val="16"/>
+            <w:pStyle w:val="TOC1"/>
             <w:tabs>
               <w:tab w:val="right" w:leader="dot" w:pos="8306"/>
             </w:tabs>
           </w:pPr>
           <w:r>
             <w:rPr>
-              <w:rFonts w:hint="eastAsia" w:ascii="宋体" w:hAnsi="宋体" w:eastAsia="宋体" w:cs="宋体"/>
+              <w:rFonts w:ascii="宋体" w:eastAsia="宋体" w:hAnsi="宋体" w:cs="宋体" w:hint="eastAsia"/>
               <w:szCs w:val="24"/>
             </w:rPr>
             <w:fldChar w:fldCharType="begin"/>
           </w:r>
           <w:r>
             <w:rPr>
-              <w:rFonts w:hint="eastAsia" w:ascii="宋体" w:hAnsi="宋体" w:eastAsia="宋体" w:cs="宋体"/>
+              <w:rFonts w:ascii="宋体" w:eastAsia="宋体" w:hAnsi="宋体" w:cs="宋体" w:hint="eastAsia"/>
               <w:szCs w:val="24"/>
             </w:rPr>
             <w:instrText xml:space="preserve"> HYPERLINK \l _Toc15308 </w:instrText>
           </w:r>
           <w:r>
             <w:rPr>
-              <w:rFonts w:hint="eastAsia" w:ascii="宋体" w:hAnsi="宋体" w:eastAsia="宋体" w:cs="宋体"/>
+              <w:rFonts w:ascii="宋体" w:eastAsia="宋体" w:hAnsi="宋体" w:cs="宋体" w:hint="eastAsia"/>
               <w:szCs w:val="24"/>
             </w:rPr>
             <w:fldChar w:fldCharType="separate"/>
@@ -2179,7 +2170,7 @@
           </w:r>
           <w:r>
             <w:rPr>
-              <w:rFonts w:hint="eastAsia" w:ascii="宋体" w:hAnsi="宋体" w:eastAsia="宋体" w:cs="宋体"/>
+              <w:rFonts w:ascii="宋体" w:eastAsia="宋体" w:hAnsi="宋体" w:cs="宋体" w:hint="eastAsia"/>
               <w:szCs w:val="24"/>
             </w:rPr>
             <w:fldChar w:fldCharType="end"/>
@@ -2187,28 +2178,28 @@
         </w:p>
         <w:p>
           <w:pPr>
-            <w:pStyle w:val="16"/>
+            <w:pStyle w:val="TOC1"/>
             <w:tabs>
               <w:tab w:val="right" w:leader="dot" w:pos="8306"/>
             </w:tabs>
           </w:pPr>
           <w:r>
             <w:rPr>
-              <w:rFonts w:hint="eastAsia" w:ascii="宋体" w:hAnsi="宋体" w:eastAsia="宋体" w:cs="宋体"/>
+              <w:rFonts w:ascii="宋体" w:eastAsia="宋体" w:hAnsi="宋体" w:cs="宋体" w:hint="eastAsia"/>
               <w:szCs w:val="24"/>
             </w:rPr>
             <w:fldChar w:fldCharType="begin"/>
           </w:r>
           <w:r>
             <w:rPr>
-              <w:rFonts w:hint="eastAsia" w:ascii="宋体" w:hAnsi="宋体" w:eastAsia="宋体" w:cs="宋体"/>
+              <w:rFonts w:ascii="宋体" w:eastAsia="宋体" w:hAnsi="宋体" w:cs="宋体" w:hint="eastAsia"/>
               <w:szCs w:val="24"/>
             </w:rPr>
             <w:instrText xml:space="preserve"> HYPERLINK \l _Toc26985 </w:instrText>
           </w:r>
           <w:r>
             <w:rPr>
-              <w:rFonts w:hint="eastAsia" w:ascii="宋体" w:hAnsi="宋体" w:eastAsia="宋体" w:cs="宋体"/>
+              <w:rFonts w:ascii="宋体" w:eastAsia="宋体" w:hAnsi="宋体" w:cs="宋体" w:hint="eastAsia"/>
               <w:szCs w:val="24"/>
             </w:rPr>
             <w:fldChar w:fldCharType="separate"/>
@@ -2247,7 +2238,7 @@
           </w:r>
           <w:r>
             <w:rPr>
-              <w:rFonts w:hint="eastAsia" w:ascii="宋体" w:hAnsi="宋体" w:eastAsia="宋体" w:cs="宋体"/>
+              <w:rFonts w:ascii="宋体" w:eastAsia="宋体" w:hAnsi="宋体" w:cs="宋体" w:hint="eastAsia"/>
               <w:szCs w:val="24"/>
             </w:rPr>
             <w:fldChar w:fldCharType="end"/>
@@ -2255,28 +2246,28 @@
         </w:p>
         <w:p>
           <w:pPr>
-            <w:pStyle w:val="17"/>
+            <w:pStyle w:val="TOC2"/>
             <w:tabs>
               <w:tab w:val="right" w:leader="dot" w:pos="8306"/>
             </w:tabs>
           </w:pPr>
           <w:r>
             <w:rPr>
-              <w:rFonts w:hint="eastAsia" w:ascii="宋体" w:hAnsi="宋体" w:eastAsia="宋体" w:cs="宋体"/>
+              <w:rFonts w:ascii="宋体" w:eastAsia="宋体" w:hAnsi="宋体" w:cs="宋体" w:hint="eastAsia"/>
               <w:szCs w:val="24"/>
             </w:rPr>
             <w:fldChar w:fldCharType="begin"/>
           </w:r>
           <w:r>
             <w:rPr>
-              <w:rFonts w:hint="eastAsia" w:ascii="宋体" w:hAnsi="宋体" w:eastAsia="宋体" w:cs="宋体"/>
+              <w:rFonts w:ascii="宋体" w:eastAsia="宋体" w:hAnsi="宋体" w:cs="宋体" w:hint="eastAsia"/>
               <w:szCs w:val="24"/>
             </w:rPr>
             <w:instrText xml:space="preserve"> HYPERLINK \l _Toc17382 </w:instrText>
           </w:r>
           <w:r>
             <w:rPr>
-              <w:rFonts w:hint="eastAsia" w:ascii="宋体" w:hAnsi="宋体" w:eastAsia="宋体" w:cs="宋体"/>
+              <w:rFonts w:ascii="宋体" w:eastAsia="宋体" w:hAnsi="宋体" w:cs="宋体" w:hint="eastAsia"/>
               <w:szCs w:val="24"/>
             </w:rPr>
             <w:fldChar w:fldCharType="separate"/>
@@ -2315,7 +2306,7 @@
           </w:r>
           <w:r>
             <w:rPr>
-              <w:rFonts w:hint="eastAsia" w:ascii="宋体" w:hAnsi="宋体" w:eastAsia="宋体" w:cs="宋体"/>
+              <w:rFonts w:ascii="宋体" w:eastAsia="宋体" w:hAnsi="宋体" w:cs="宋体" w:hint="eastAsia"/>
               <w:szCs w:val="24"/>
             </w:rPr>
             <w:fldChar w:fldCharType="end"/>
@@ -2323,28 +2314,28 @@
         </w:p>
         <w:p>
           <w:pPr>
-            <w:pStyle w:val="17"/>
+            <w:pStyle w:val="TOC2"/>
             <w:tabs>
               <w:tab w:val="right" w:leader="dot" w:pos="8306"/>
             </w:tabs>
           </w:pPr>
           <w:r>
             <w:rPr>
-              <w:rFonts w:hint="eastAsia" w:ascii="宋体" w:hAnsi="宋体" w:eastAsia="宋体" w:cs="宋体"/>
+              <w:rFonts w:ascii="宋体" w:eastAsia="宋体" w:hAnsi="宋体" w:cs="宋体" w:hint="eastAsia"/>
               <w:szCs w:val="24"/>
             </w:rPr>
             <w:fldChar w:fldCharType="begin"/>
           </w:r>
           <w:r>
             <w:rPr>
-              <w:rFonts w:hint="eastAsia" w:ascii="宋体" w:hAnsi="宋体" w:eastAsia="宋体" w:cs="宋体"/>
+              <w:rFonts w:ascii="宋体" w:eastAsia="宋体" w:hAnsi="宋体" w:cs="宋体" w:hint="eastAsia"/>
               <w:szCs w:val="24"/>
             </w:rPr>
             <w:instrText xml:space="preserve"> HYPERLINK \l _Toc5791 </w:instrText>
           </w:r>
           <w:r>
             <w:rPr>
-              <w:rFonts w:hint="eastAsia" w:ascii="宋体" w:hAnsi="宋体" w:eastAsia="宋体" w:cs="宋体"/>
+              <w:rFonts w:ascii="宋体" w:eastAsia="宋体" w:hAnsi="宋体" w:cs="宋体" w:hint="eastAsia"/>
               <w:szCs w:val="24"/>
             </w:rPr>
             <w:fldChar w:fldCharType="separate"/>
@@ -2383,7 +2374,7 @@
           </w:r>
           <w:r>
             <w:rPr>
-              <w:rFonts w:hint="eastAsia" w:ascii="宋体" w:hAnsi="宋体" w:eastAsia="宋体" w:cs="宋体"/>
+              <w:rFonts w:ascii="宋体" w:eastAsia="宋体" w:hAnsi="宋体" w:cs="宋体" w:hint="eastAsia"/>
               <w:szCs w:val="24"/>
             </w:rPr>
             <w:fldChar w:fldCharType="end"/>
@@ -2391,28 +2382,28 @@
         </w:p>
         <w:p>
           <w:pPr>
-            <w:pStyle w:val="17"/>
+            <w:pStyle w:val="TOC2"/>
             <w:tabs>
               <w:tab w:val="right" w:leader="dot" w:pos="8306"/>
             </w:tabs>
           </w:pPr>
           <w:r>
             <w:rPr>
-              <w:rFonts w:hint="eastAsia" w:ascii="宋体" w:hAnsi="宋体" w:eastAsia="宋体" w:cs="宋体"/>
+              <w:rFonts w:ascii="宋体" w:eastAsia="宋体" w:hAnsi="宋体" w:cs="宋体" w:hint="eastAsia"/>
               <w:szCs w:val="24"/>
             </w:rPr>
             <w:fldChar w:fldCharType="begin"/>
           </w:r>
           <w:r>
             <w:rPr>
-              <w:rFonts w:hint="eastAsia" w:ascii="宋体" w:hAnsi="宋体" w:eastAsia="宋体" w:cs="宋体"/>
+              <w:rFonts w:ascii="宋体" w:eastAsia="宋体" w:hAnsi="宋体" w:cs="宋体" w:hint="eastAsia"/>
               <w:szCs w:val="24"/>
             </w:rPr>
             <w:instrText xml:space="preserve"> HYPERLINK \l _Toc4949 </w:instrText>
           </w:r>
           <w:r>
             <w:rPr>
-              <w:rFonts w:hint="eastAsia" w:ascii="宋体" w:hAnsi="宋体" w:eastAsia="宋体" w:cs="宋体"/>
+              <w:rFonts w:ascii="宋体" w:eastAsia="宋体" w:hAnsi="宋体" w:cs="宋体" w:hint="eastAsia"/>
               <w:szCs w:val="24"/>
             </w:rPr>
             <w:fldChar w:fldCharType="separate"/>
@@ -2451,7 +2442,7 @@
           </w:r>
           <w:r>
             <w:rPr>
-              <w:rFonts w:hint="eastAsia" w:ascii="宋体" w:hAnsi="宋体" w:eastAsia="宋体" w:cs="宋体"/>
+              <w:rFonts w:ascii="宋体" w:eastAsia="宋体" w:hAnsi="宋体" w:cs="宋体" w:hint="eastAsia"/>
               <w:szCs w:val="24"/>
             </w:rPr>
             <w:fldChar w:fldCharType="end"/>
@@ -2459,28 +2450,28 @@
         </w:p>
         <w:p>
           <w:pPr>
-            <w:pStyle w:val="16"/>
+            <w:pStyle w:val="TOC1"/>
             <w:tabs>
               <w:tab w:val="right" w:leader="dot" w:pos="8306"/>
             </w:tabs>
           </w:pPr>
           <w:r>
             <w:rPr>
-              <w:rFonts w:hint="eastAsia" w:ascii="宋体" w:hAnsi="宋体" w:eastAsia="宋体" w:cs="宋体"/>
+              <w:rFonts w:ascii="宋体" w:eastAsia="宋体" w:hAnsi="宋体" w:cs="宋体" w:hint="eastAsia"/>
               <w:szCs w:val="24"/>
             </w:rPr>
             <w:fldChar w:fldCharType="begin"/>
           </w:r>
           <w:r>
             <w:rPr>
-              <w:rFonts w:hint="eastAsia" w:ascii="宋体" w:hAnsi="宋体" w:eastAsia="宋体" w:cs="宋体"/>
+              <w:rFonts w:ascii="宋体" w:eastAsia="宋体" w:hAnsi="宋体" w:cs="宋体" w:hint="eastAsia"/>
               <w:szCs w:val="24"/>
             </w:rPr>
             <w:instrText xml:space="preserve"> HYPERLINK \l _Toc11331 </w:instrText>
           </w:r>
           <w:r>
             <w:rPr>
-              <w:rFonts w:hint="eastAsia" w:ascii="宋体" w:hAnsi="宋体" w:eastAsia="宋体" w:cs="宋体"/>
+              <w:rFonts w:ascii="宋体" w:eastAsia="宋体" w:hAnsi="宋体" w:cs="宋体" w:hint="eastAsia"/>
               <w:szCs w:val="24"/>
             </w:rPr>
             <w:fldChar w:fldCharType="separate"/>
@@ -2519,7 +2510,7 @@
           </w:r>
           <w:r>
             <w:rPr>
-              <w:rFonts w:hint="eastAsia" w:ascii="宋体" w:hAnsi="宋体" w:eastAsia="宋体" w:cs="宋体"/>
+              <w:rFonts w:ascii="宋体" w:eastAsia="宋体" w:hAnsi="宋体" w:cs="宋体" w:hint="eastAsia"/>
               <w:szCs w:val="24"/>
             </w:rPr>
             <w:fldChar w:fldCharType="end"/>
@@ -2527,28 +2518,28 @@
         </w:p>
         <w:p>
           <w:pPr>
-            <w:pStyle w:val="16"/>
+            <w:pStyle w:val="TOC1"/>
             <w:tabs>
               <w:tab w:val="right" w:leader="dot" w:pos="8306"/>
             </w:tabs>
           </w:pPr>
           <w:r>
             <w:rPr>
-              <w:rFonts w:hint="eastAsia" w:ascii="宋体" w:hAnsi="宋体" w:eastAsia="宋体" w:cs="宋体"/>
+              <w:rFonts w:ascii="宋体" w:eastAsia="宋体" w:hAnsi="宋体" w:cs="宋体" w:hint="eastAsia"/>
               <w:szCs w:val="24"/>
             </w:rPr>
             <w:fldChar w:fldCharType="begin"/>
           </w:r>
           <w:r>
             <w:rPr>
-              <w:rFonts w:hint="eastAsia" w:ascii="宋体" w:hAnsi="宋体" w:eastAsia="宋体" w:cs="宋体"/>
+              <w:rFonts w:ascii="宋体" w:eastAsia="宋体" w:hAnsi="宋体" w:cs="宋体" w:hint="eastAsia"/>
               <w:szCs w:val="24"/>
             </w:rPr>
             <w:instrText xml:space="preserve"> HYPERLINK \l _Toc11061 </w:instrText>
           </w:r>
           <w:r>
             <w:rPr>
-              <w:rFonts w:hint="eastAsia" w:ascii="宋体" w:hAnsi="宋体" w:eastAsia="宋体" w:cs="宋体"/>
+              <w:rFonts w:ascii="宋体" w:eastAsia="宋体" w:hAnsi="宋体" w:cs="宋体" w:hint="eastAsia"/>
               <w:szCs w:val="24"/>
             </w:rPr>
             <w:fldChar w:fldCharType="separate"/>
@@ -2587,7 +2578,7 @@
           </w:r>
           <w:r>
             <w:rPr>
-              <w:rFonts w:hint="eastAsia" w:ascii="宋体" w:hAnsi="宋体" w:eastAsia="宋体" w:cs="宋体"/>
+              <w:rFonts w:ascii="宋体" w:eastAsia="宋体" w:hAnsi="宋体" w:cs="宋体" w:hint="eastAsia"/>
               <w:szCs w:val="24"/>
             </w:rPr>
             <w:fldChar w:fldCharType="end"/>
@@ -2595,28 +2586,28 @@
         </w:p>
         <w:p>
           <w:pPr>
-            <w:pStyle w:val="16"/>
+            <w:pStyle w:val="TOC1"/>
             <w:tabs>
               <w:tab w:val="right" w:leader="dot" w:pos="8306"/>
             </w:tabs>
           </w:pPr>
           <w:r>
             <w:rPr>
-              <w:rFonts w:hint="eastAsia" w:ascii="宋体" w:hAnsi="宋体" w:eastAsia="宋体" w:cs="宋体"/>
+              <w:rFonts w:ascii="宋体" w:eastAsia="宋体" w:hAnsi="宋体" w:cs="宋体" w:hint="eastAsia"/>
               <w:szCs w:val="24"/>
             </w:rPr>
             <w:fldChar w:fldCharType="begin"/>
           </w:r>
           <w:r>
             <w:rPr>
-              <w:rFonts w:hint="eastAsia" w:ascii="宋体" w:hAnsi="宋体" w:eastAsia="宋体" w:cs="宋体"/>
+              <w:rFonts w:ascii="宋体" w:eastAsia="宋体" w:hAnsi="宋体" w:cs="宋体" w:hint="eastAsia"/>
               <w:szCs w:val="24"/>
             </w:rPr>
             <w:instrText xml:space="preserve"> HYPERLINK \l _Toc11352 </w:instrText>
           </w:r>
           <w:r>
             <w:rPr>
-              <w:rFonts w:hint="eastAsia" w:ascii="宋体" w:hAnsi="宋体" w:eastAsia="宋体" w:cs="宋体"/>
+              <w:rFonts w:ascii="宋体" w:eastAsia="宋体" w:hAnsi="宋体" w:cs="宋体" w:hint="eastAsia"/>
               <w:szCs w:val="24"/>
             </w:rPr>
             <w:fldChar w:fldCharType="separate"/>
@@ -2655,7 +2646,7 @@
           </w:r>
           <w:r>
             <w:rPr>
-              <w:rFonts w:hint="eastAsia" w:ascii="宋体" w:hAnsi="宋体" w:eastAsia="宋体" w:cs="宋体"/>
+              <w:rFonts w:ascii="宋体" w:eastAsia="宋体" w:hAnsi="宋体" w:cs="宋体" w:hint="eastAsia"/>
               <w:szCs w:val="24"/>
             </w:rPr>
             <w:fldChar w:fldCharType="end"/>
@@ -2663,28 +2654,28 @@
         </w:p>
         <w:p>
           <w:pPr>
-            <w:pStyle w:val="17"/>
+            <w:pStyle w:val="TOC2"/>
             <w:tabs>
               <w:tab w:val="right" w:leader="dot" w:pos="8306"/>
             </w:tabs>
           </w:pPr>
           <w:r>
             <w:rPr>
-              <w:rFonts w:hint="eastAsia" w:ascii="宋体" w:hAnsi="宋体" w:eastAsia="宋体" w:cs="宋体"/>
+              <w:rFonts w:ascii="宋体" w:eastAsia="宋体" w:hAnsi="宋体" w:cs="宋体" w:hint="eastAsia"/>
               <w:szCs w:val="24"/>
             </w:rPr>
             <w:fldChar w:fldCharType="begin"/>
           </w:r>
           <w:r>
             <w:rPr>
-              <w:rFonts w:hint="eastAsia" w:ascii="宋体" w:hAnsi="宋体" w:eastAsia="宋体" w:cs="宋体"/>
+              <w:rFonts w:ascii="宋体" w:eastAsia="宋体" w:hAnsi="宋体" w:cs="宋体" w:hint="eastAsia"/>
               <w:szCs w:val="24"/>
             </w:rPr>
             <w:instrText xml:space="preserve"> HYPERLINK \l _Toc23926 </w:instrText>
           </w:r>
           <w:r>
             <w:rPr>
-              <w:rFonts w:hint="eastAsia" w:ascii="宋体" w:hAnsi="宋体" w:eastAsia="宋体" w:cs="宋体"/>
+              <w:rFonts w:ascii="宋体" w:eastAsia="宋体" w:hAnsi="宋体" w:cs="宋体" w:hint="eastAsia"/>
               <w:szCs w:val="24"/>
             </w:rPr>
             <w:fldChar w:fldCharType="separate"/>
@@ -2723,7 +2714,7 @@
           </w:r>
           <w:r>
             <w:rPr>
-              <w:rFonts w:hint="eastAsia" w:ascii="宋体" w:hAnsi="宋体" w:eastAsia="宋体" w:cs="宋体"/>
+              <w:rFonts w:ascii="宋体" w:eastAsia="宋体" w:hAnsi="宋体" w:cs="宋体" w:hint="eastAsia"/>
               <w:szCs w:val="24"/>
             </w:rPr>
             <w:fldChar w:fldCharType="end"/>
@@ -2731,28 +2722,28 @@
         </w:p>
         <w:p>
           <w:pPr>
-            <w:pStyle w:val="17"/>
+            <w:pStyle w:val="TOC2"/>
             <w:tabs>
               <w:tab w:val="right" w:leader="dot" w:pos="8306"/>
             </w:tabs>
           </w:pPr>
           <w:r>
             <w:rPr>
-              <w:rFonts w:hint="eastAsia" w:ascii="宋体" w:hAnsi="宋体" w:eastAsia="宋体" w:cs="宋体"/>
+              <w:rFonts w:ascii="宋体" w:eastAsia="宋体" w:hAnsi="宋体" w:cs="宋体" w:hint="eastAsia"/>
               <w:szCs w:val="24"/>
             </w:rPr>
             <w:fldChar w:fldCharType="begin"/>
           </w:r>
           <w:r>
             <w:rPr>
-              <w:rFonts w:hint="eastAsia" w:ascii="宋体" w:hAnsi="宋体" w:eastAsia="宋体" w:cs="宋体"/>
+              <w:rFonts w:ascii="宋体" w:eastAsia="宋体" w:hAnsi="宋体" w:cs="宋体" w:hint="eastAsia"/>
               <w:szCs w:val="24"/>
             </w:rPr>
             <w:instrText xml:space="preserve"> HYPERLINK \l _Toc24893 </w:instrText>
           </w:r>
           <w:r>
             <w:rPr>
-              <w:rFonts w:hint="eastAsia" w:ascii="宋体" w:hAnsi="宋体" w:eastAsia="宋体" w:cs="宋体"/>
+              <w:rFonts w:ascii="宋体" w:eastAsia="宋体" w:hAnsi="宋体" w:cs="宋体" w:hint="eastAsia"/>
               <w:szCs w:val="24"/>
             </w:rPr>
             <w:fldChar w:fldCharType="separate"/>
@@ -2791,7 +2782,7 @@
           </w:r>
           <w:r>
             <w:rPr>
-              <w:rFonts w:hint="eastAsia" w:ascii="宋体" w:hAnsi="宋体" w:eastAsia="宋体" w:cs="宋体"/>
+              <w:rFonts w:ascii="宋体" w:eastAsia="宋体" w:hAnsi="宋体" w:cs="宋体" w:hint="eastAsia"/>
               <w:szCs w:val="24"/>
             </w:rPr>
             <w:fldChar w:fldCharType="end"/>
@@ -2799,28 +2790,28 @@
         </w:p>
         <w:p>
           <w:pPr>
-            <w:pStyle w:val="17"/>
+            <w:pStyle w:val="TOC2"/>
             <w:tabs>
               <w:tab w:val="right" w:leader="dot" w:pos="8306"/>
             </w:tabs>
           </w:pPr>
           <w:r>
             <w:rPr>
-              <w:rFonts w:hint="eastAsia" w:ascii="宋体" w:hAnsi="宋体" w:eastAsia="宋体" w:cs="宋体"/>
+              <w:rFonts w:ascii="宋体" w:eastAsia="宋体" w:hAnsi="宋体" w:cs="宋体" w:hint="eastAsia"/>
               <w:szCs w:val="24"/>
             </w:rPr>
             <w:fldChar w:fldCharType="begin"/>
           </w:r>
           <w:r>
             <w:rPr>
-              <w:rFonts w:hint="eastAsia" w:ascii="宋体" w:hAnsi="宋体" w:eastAsia="宋体" w:cs="宋体"/>
+              <w:rFonts w:ascii="宋体" w:eastAsia="宋体" w:hAnsi="宋体" w:cs="宋体" w:hint="eastAsia"/>
               <w:szCs w:val="24"/>
             </w:rPr>
             <w:instrText xml:space="preserve"> HYPERLINK \l _Toc12919 </w:instrText>
           </w:r>
           <w:r>
             <w:rPr>
-              <w:rFonts w:hint="eastAsia" w:ascii="宋体" w:hAnsi="宋体" w:eastAsia="宋体" w:cs="宋体"/>
+              <w:rFonts w:ascii="宋体" w:eastAsia="宋体" w:hAnsi="宋体" w:cs="宋体" w:hint="eastAsia"/>
               <w:szCs w:val="24"/>
             </w:rPr>
             <w:fldChar w:fldCharType="separate"/>
@@ -2859,7 +2850,7 @@
           </w:r>
           <w:r>
             <w:rPr>
-              <w:rFonts w:hint="eastAsia" w:ascii="宋体" w:hAnsi="宋体" w:eastAsia="宋体" w:cs="宋体"/>
+              <w:rFonts w:ascii="宋体" w:eastAsia="宋体" w:hAnsi="宋体" w:cs="宋体" w:hint="eastAsia"/>
               <w:szCs w:val="24"/>
             </w:rPr>
             <w:fldChar w:fldCharType="end"/>
@@ -2867,28 +2858,28 @@
         </w:p>
         <w:p>
           <w:pPr>
-            <w:pStyle w:val="17"/>
+            <w:pStyle w:val="TOC2"/>
             <w:tabs>
               <w:tab w:val="right" w:leader="dot" w:pos="8306"/>
             </w:tabs>
           </w:pPr>
           <w:r>
             <w:rPr>
-              <w:rFonts w:hint="eastAsia" w:ascii="宋体" w:hAnsi="宋体" w:eastAsia="宋体" w:cs="宋体"/>
+              <w:rFonts w:ascii="宋体" w:eastAsia="宋体" w:hAnsi="宋体" w:cs="宋体" w:hint="eastAsia"/>
               <w:szCs w:val="24"/>
             </w:rPr>
             <w:fldChar w:fldCharType="begin"/>
           </w:r>
           <w:r>
             <w:rPr>
-              <w:rFonts w:hint="eastAsia" w:ascii="宋体" w:hAnsi="宋体" w:eastAsia="宋体" w:cs="宋体"/>
+              <w:rFonts w:ascii="宋体" w:eastAsia="宋体" w:hAnsi="宋体" w:cs="宋体" w:hint="eastAsia"/>
               <w:szCs w:val="24"/>
             </w:rPr>
             <w:instrText xml:space="preserve"> HYPERLINK \l _Toc838 </w:instrText>
           </w:r>
           <w:r>
             <w:rPr>
-              <w:rFonts w:hint="eastAsia" w:ascii="宋体" w:hAnsi="宋体" w:eastAsia="宋体" w:cs="宋体"/>
+              <w:rFonts w:ascii="宋体" w:eastAsia="宋体" w:hAnsi="宋体" w:cs="宋体" w:hint="eastAsia"/>
               <w:szCs w:val="24"/>
             </w:rPr>
             <w:fldChar w:fldCharType="separate"/>
@@ -2927,7 +2918,7 @@
           </w:r>
           <w:r>
             <w:rPr>
-              <w:rFonts w:hint="eastAsia" w:ascii="宋体" w:hAnsi="宋体" w:eastAsia="宋体" w:cs="宋体"/>
+              <w:rFonts w:ascii="宋体" w:eastAsia="宋体" w:hAnsi="宋体" w:cs="宋体" w:hint="eastAsia"/>
               <w:szCs w:val="24"/>
             </w:rPr>
             <w:fldChar w:fldCharType="end"/>
@@ -2935,28 +2926,28 @@
         </w:p>
         <w:p>
           <w:pPr>
-            <w:pStyle w:val="17"/>
+            <w:pStyle w:val="TOC2"/>
             <w:tabs>
               <w:tab w:val="right" w:leader="dot" w:pos="8306"/>
             </w:tabs>
           </w:pPr>
           <w:r>
             <w:rPr>
-              <w:rFonts w:hint="eastAsia" w:ascii="宋体" w:hAnsi="宋体" w:eastAsia="宋体" w:cs="宋体"/>
+              <w:rFonts w:ascii="宋体" w:eastAsia="宋体" w:hAnsi="宋体" w:cs="宋体" w:hint="eastAsia"/>
               <w:szCs w:val="24"/>
             </w:rPr>
             <w:fldChar w:fldCharType="begin"/>
           </w:r>
           <w:r>
             <w:rPr>
-              <w:rFonts w:hint="eastAsia" w:ascii="宋体" w:hAnsi="宋体" w:eastAsia="宋体" w:cs="宋体"/>
+              <w:rFonts w:ascii="宋体" w:eastAsia="宋体" w:hAnsi="宋体" w:cs="宋体" w:hint="eastAsia"/>
               <w:szCs w:val="24"/>
             </w:rPr>
             <w:instrText xml:space="preserve"> HYPERLINK \l _Toc29906 </w:instrText>
           </w:r>
           <w:r>
             <w:rPr>
-              <w:rFonts w:hint="eastAsia" w:ascii="宋体" w:hAnsi="宋体" w:eastAsia="宋体" w:cs="宋体"/>
+              <w:rFonts w:ascii="宋体" w:eastAsia="宋体" w:hAnsi="宋体" w:cs="宋体" w:hint="eastAsia"/>
               <w:szCs w:val="24"/>
             </w:rPr>
             <w:fldChar w:fldCharType="separate"/>
@@ -2995,7 +2986,7 @@
           </w:r>
           <w:r>
             <w:rPr>
-              <w:rFonts w:hint="eastAsia" w:ascii="宋体" w:hAnsi="宋体" w:eastAsia="宋体" w:cs="宋体"/>
+              <w:rFonts w:ascii="宋体" w:eastAsia="宋体" w:hAnsi="宋体" w:cs="宋体" w:hint="eastAsia"/>
               <w:szCs w:val="24"/>
             </w:rPr>
             <w:fldChar w:fldCharType="end"/>
@@ -3003,28 +2994,28 @@
         </w:p>
         <w:p>
           <w:pPr>
-            <w:pStyle w:val="17"/>
+            <w:pStyle w:val="TOC2"/>
             <w:tabs>
               <w:tab w:val="right" w:leader="dot" w:pos="8306"/>
             </w:tabs>
           </w:pPr>
           <w:r>
             <w:rPr>
-              <w:rFonts w:hint="eastAsia" w:ascii="宋体" w:hAnsi="宋体" w:eastAsia="宋体" w:cs="宋体"/>
+              <w:rFonts w:ascii="宋体" w:eastAsia="宋体" w:hAnsi="宋体" w:cs="宋体" w:hint="eastAsia"/>
               <w:szCs w:val="24"/>
             </w:rPr>
             <w:fldChar w:fldCharType="begin"/>
           </w:r>
           <w:r>
             <w:rPr>
-              <w:rFonts w:hint="eastAsia" w:ascii="宋体" w:hAnsi="宋体" w:eastAsia="宋体" w:cs="宋体"/>
+              <w:rFonts w:ascii="宋体" w:eastAsia="宋体" w:hAnsi="宋体" w:cs="宋体" w:hint="eastAsia"/>
               <w:szCs w:val="24"/>
             </w:rPr>
             <w:instrText xml:space="preserve"> HYPERLINK \l _Toc8184 </w:instrText>
           </w:r>
           <w:r>
             <w:rPr>
-              <w:rFonts w:hint="eastAsia" w:ascii="宋体" w:hAnsi="宋体" w:eastAsia="宋体" w:cs="宋体"/>
+              <w:rFonts w:ascii="宋体" w:eastAsia="宋体" w:hAnsi="宋体" w:cs="宋体" w:hint="eastAsia"/>
               <w:szCs w:val="24"/>
             </w:rPr>
             <w:fldChar w:fldCharType="separate"/>
@@ -3063,7 +3054,7 @@
           </w:r>
           <w:r>
             <w:rPr>
-              <w:rFonts w:hint="eastAsia" w:ascii="宋体" w:hAnsi="宋体" w:eastAsia="宋体" w:cs="宋体"/>
+              <w:rFonts w:ascii="宋体" w:eastAsia="宋体" w:hAnsi="宋体" w:cs="宋体" w:hint="eastAsia"/>
               <w:szCs w:val="24"/>
             </w:rPr>
             <w:fldChar w:fldCharType="end"/>
@@ -3071,28 +3062,28 @@
         </w:p>
         <w:p>
           <w:pPr>
-            <w:pStyle w:val="17"/>
+            <w:pStyle w:val="TOC2"/>
             <w:tabs>
               <w:tab w:val="right" w:leader="dot" w:pos="8306"/>
             </w:tabs>
           </w:pPr>
           <w:r>
             <w:rPr>
-              <w:rFonts w:hint="eastAsia" w:ascii="宋体" w:hAnsi="宋体" w:eastAsia="宋体" w:cs="宋体"/>
+              <w:rFonts w:ascii="宋体" w:eastAsia="宋体" w:hAnsi="宋体" w:cs="宋体" w:hint="eastAsia"/>
               <w:szCs w:val="24"/>
             </w:rPr>
             <w:fldChar w:fldCharType="begin"/>
           </w:r>
           <w:r>
             <w:rPr>
-              <w:rFonts w:hint="eastAsia" w:ascii="宋体" w:hAnsi="宋体" w:eastAsia="宋体" w:cs="宋体"/>
+              <w:rFonts w:ascii="宋体" w:eastAsia="宋体" w:hAnsi="宋体" w:cs="宋体" w:hint="eastAsia"/>
               <w:szCs w:val="24"/>
             </w:rPr>
             <w:instrText xml:space="preserve"> HYPERLINK \l _Toc23574 </w:instrText>
           </w:r>
           <w:r>
             <w:rPr>
-              <w:rFonts w:hint="eastAsia" w:ascii="宋体" w:hAnsi="宋体" w:eastAsia="宋体" w:cs="宋体"/>
+              <w:rFonts w:ascii="宋体" w:eastAsia="宋体" w:hAnsi="宋体" w:cs="宋体" w:hint="eastAsia"/>
               <w:szCs w:val="24"/>
             </w:rPr>
             <w:fldChar w:fldCharType="separate"/>
@@ -3131,7 +3122,7 @@
           </w:r>
           <w:r>
             <w:rPr>
-              <w:rFonts w:hint="eastAsia" w:ascii="宋体" w:hAnsi="宋体" w:eastAsia="宋体" w:cs="宋体"/>
+              <w:rFonts w:ascii="宋体" w:eastAsia="宋体" w:hAnsi="宋体" w:cs="宋体" w:hint="eastAsia"/>
               <w:szCs w:val="24"/>
             </w:rPr>
             <w:fldChar w:fldCharType="end"/>
@@ -3139,28 +3130,28 @@
         </w:p>
         <w:p>
           <w:pPr>
-            <w:pStyle w:val="16"/>
+            <w:pStyle w:val="TOC1"/>
             <w:tabs>
               <w:tab w:val="right" w:leader="dot" w:pos="8306"/>
             </w:tabs>
           </w:pPr>
           <w:r>
             <w:rPr>
-              <w:rFonts w:hint="eastAsia" w:ascii="宋体" w:hAnsi="宋体" w:eastAsia="宋体" w:cs="宋体"/>
+              <w:rFonts w:ascii="宋体" w:eastAsia="宋体" w:hAnsi="宋体" w:cs="宋体" w:hint="eastAsia"/>
               <w:szCs w:val="24"/>
             </w:rPr>
             <w:fldChar w:fldCharType="begin"/>
           </w:r>
           <w:r>
             <w:rPr>
-              <w:rFonts w:hint="eastAsia" w:ascii="宋体" w:hAnsi="宋体" w:eastAsia="宋体" w:cs="宋体"/>
+              <w:rFonts w:ascii="宋体" w:eastAsia="宋体" w:hAnsi="宋体" w:cs="宋体" w:hint="eastAsia"/>
               <w:szCs w:val="24"/>
             </w:rPr>
             <w:instrText xml:space="preserve"> HYPERLINK \l _Toc30779 </w:instrText>
           </w:r>
           <w:r>
             <w:rPr>
-              <w:rFonts w:hint="eastAsia" w:ascii="宋体" w:hAnsi="宋体" w:eastAsia="宋体" w:cs="宋体"/>
+              <w:rFonts w:ascii="宋体" w:eastAsia="宋体" w:hAnsi="宋体" w:cs="宋体" w:hint="eastAsia"/>
               <w:szCs w:val="24"/>
             </w:rPr>
             <w:fldChar w:fldCharType="separate"/>
@@ -3199,7 +3190,7 @@
           </w:r>
           <w:r>
             <w:rPr>
-              <w:rFonts w:hint="eastAsia" w:ascii="宋体" w:hAnsi="宋体" w:eastAsia="宋体" w:cs="宋体"/>
+              <w:rFonts w:ascii="宋体" w:eastAsia="宋体" w:hAnsi="宋体" w:cs="宋体" w:hint="eastAsia"/>
               <w:szCs w:val="24"/>
             </w:rPr>
             <w:fldChar w:fldCharType="end"/>
@@ -3207,28 +3198,28 @@
         </w:p>
         <w:p>
           <w:pPr>
-            <w:pStyle w:val="17"/>
+            <w:pStyle w:val="TOC2"/>
             <w:tabs>
               <w:tab w:val="right" w:leader="dot" w:pos="8306"/>
             </w:tabs>
           </w:pPr>
           <w:r>
             <w:rPr>
-              <w:rFonts w:hint="eastAsia" w:ascii="宋体" w:hAnsi="宋体" w:eastAsia="宋体" w:cs="宋体"/>
+              <w:rFonts w:ascii="宋体" w:eastAsia="宋体" w:hAnsi="宋体" w:cs="宋体" w:hint="eastAsia"/>
               <w:szCs w:val="24"/>
             </w:rPr>
             <w:fldChar w:fldCharType="begin"/>
           </w:r>
           <w:r>
             <w:rPr>
-              <w:rFonts w:hint="eastAsia" w:ascii="宋体" w:hAnsi="宋体" w:eastAsia="宋体" w:cs="宋体"/>
+              <w:rFonts w:ascii="宋体" w:eastAsia="宋体" w:hAnsi="宋体" w:cs="宋体" w:hint="eastAsia"/>
               <w:szCs w:val="24"/>
             </w:rPr>
             <w:instrText xml:space="preserve"> HYPERLINK \l _Toc22210 </w:instrText>
           </w:r>
           <w:r>
             <w:rPr>
-              <w:rFonts w:hint="eastAsia" w:ascii="宋体" w:hAnsi="宋体" w:eastAsia="宋体" w:cs="宋体"/>
+              <w:rFonts w:ascii="宋体" w:eastAsia="宋体" w:hAnsi="宋体" w:cs="宋体" w:hint="eastAsia"/>
               <w:szCs w:val="24"/>
             </w:rPr>
             <w:fldChar w:fldCharType="separate"/>
@@ -3267,7 +3258,7 @@
           </w:r>
           <w:r>
             <w:rPr>
-              <w:rFonts w:hint="eastAsia" w:ascii="宋体" w:hAnsi="宋体" w:eastAsia="宋体" w:cs="宋体"/>
+              <w:rFonts w:ascii="宋体" w:eastAsia="宋体" w:hAnsi="宋体" w:cs="宋体" w:hint="eastAsia"/>
               <w:szCs w:val="24"/>
             </w:rPr>
             <w:fldChar w:fldCharType="end"/>
@@ -3275,28 +3266,28 @@
         </w:p>
         <w:p>
           <w:pPr>
-            <w:pStyle w:val="17"/>
+            <w:pStyle w:val="TOC2"/>
             <w:tabs>
               <w:tab w:val="right" w:leader="dot" w:pos="8306"/>
             </w:tabs>
           </w:pPr>
           <w:r>
             <w:rPr>
-              <w:rFonts w:hint="eastAsia" w:ascii="宋体" w:hAnsi="宋体" w:eastAsia="宋体" w:cs="宋体"/>
+              <w:rFonts w:ascii="宋体" w:eastAsia="宋体" w:hAnsi="宋体" w:cs="宋体" w:hint="eastAsia"/>
               <w:szCs w:val="24"/>
             </w:rPr>
             <w:fldChar w:fldCharType="begin"/>
           </w:r>
           <w:r>
             <w:rPr>
-              <w:rFonts w:hint="eastAsia" w:ascii="宋体" w:hAnsi="宋体" w:eastAsia="宋体" w:cs="宋体"/>
+              <w:rFonts w:ascii="宋体" w:eastAsia="宋体" w:hAnsi="宋体" w:cs="宋体" w:hint="eastAsia"/>
               <w:szCs w:val="24"/>
             </w:rPr>
             <w:instrText xml:space="preserve"> HYPERLINK \l _Toc29949 </w:instrText>
           </w:r>
           <w:r>
             <w:rPr>
-              <w:rFonts w:hint="eastAsia" w:ascii="宋体" w:hAnsi="宋体" w:eastAsia="宋体" w:cs="宋体"/>
+              <w:rFonts w:ascii="宋体" w:eastAsia="宋体" w:hAnsi="宋体" w:cs="宋体" w:hint="eastAsia"/>
               <w:szCs w:val="24"/>
             </w:rPr>
             <w:fldChar w:fldCharType="separate"/>
@@ -3335,7 +3326,7 @@
           </w:r>
           <w:r>
             <w:rPr>
-              <w:rFonts w:hint="eastAsia" w:ascii="宋体" w:hAnsi="宋体" w:eastAsia="宋体" w:cs="宋体"/>
+              <w:rFonts w:ascii="宋体" w:eastAsia="宋体" w:hAnsi="宋体" w:cs="宋体" w:hint="eastAsia"/>
               <w:szCs w:val="24"/>
             </w:rPr>
             <w:fldChar w:fldCharType="end"/>
@@ -3343,28 +3334,28 @@
         </w:p>
         <w:p>
           <w:pPr>
-            <w:pStyle w:val="17"/>
+            <w:pStyle w:val="TOC2"/>
             <w:tabs>
               <w:tab w:val="right" w:leader="dot" w:pos="8306"/>
             </w:tabs>
           </w:pPr>
           <w:r>
             <w:rPr>
-              <w:rFonts w:hint="eastAsia" w:ascii="宋体" w:hAnsi="宋体" w:eastAsia="宋体" w:cs="宋体"/>
+              <w:rFonts w:ascii="宋体" w:eastAsia="宋体" w:hAnsi="宋体" w:cs="宋体" w:hint="eastAsia"/>
               <w:szCs w:val="24"/>
             </w:rPr>
             <w:fldChar w:fldCharType="begin"/>
           </w:r>
           <w:r>
             <w:rPr>
-              <w:rFonts w:hint="eastAsia" w:ascii="宋体" w:hAnsi="宋体" w:eastAsia="宋体" w:cs="宋体"/>
+              <w:rFonts w:ascii="宋体" w:eastAsia="宋体" w:hAnsi="宋体" w:cs="宋体" w:hint="eastAsia"/>
               <w:szCs w:val="24"/>
             </w:rPr>
             <w:instrText xml:space="preserve"> HYPERLINK \l _Toc13512 </w:instrText>
           </w:r>
           <w:r>
             <w:rPr>
-              <w:rFonts w:hint="eastAsia" w:ascii="宋体" w:hAnsi="宋体" w:eastAsia="宋体" w:cs="宋体"/>
+              <w:rFonts w:ascii="宋体" w:eastAsia="宋体" w:hAnsi="宋体" w:cs="宋体" w:hint="eastAsia"/>
               <w:szCs w:val="24"/>
             </w:rPr>
             <w:fldChar w:fldCharType="separate"/>
@@ -3403,7 +3394,7 @@
           </w:r>
           <w:r>
             <w:rPr>
-              <w:rFonts w:hint="eastAsia" w:ascii="宋体" w:hAnsi="宋体" w:eastAsia="宋体" w:cs="宋体"/>
+              <w:rFonts w:ascii="宋体" w:eastAsia="宋体" w:hAnsi="宋体" w:cs="宋体" w:hint="eastAsia"/>
               <w:szCs w:val="24"/>
             </w:rPr>
             <w:fldChar w:fldCharType="end"/>
@@ -3411,28 +3402,28 @@
         </w:p>
         <w:p>
           <w:pPr>
-            <w:pStyle w:val="17"/>
+            <w:pStyle w:val="TOC2"/>
             <w:tabs>
               <w:tab w:val="right" w:leader="dot" w:pos="8306"/>
             </w:tabs>
           </w:pPr>
           <w:r>
             <w:rPr>
-              <w:rFonts w:hint="eastAsia" w:ascii="宋体" w:hAnsi="宋体" w:eastAsia="宋体" w:cs="宋体"/>
+              <w:rFonts w:ascii="宋体" w:eastAsia="宋体" w:hAnsi="宋体" w:cs="宋体" w:hint="eastAsia"/>
               <w:szCs w:val="24"/>
             </w:rPr>
             <w:fldChar w:fldCharType="begin"/>
           </w:r>
           <w:r>
             <w:rPr>
-              <w:rFonts w:hint="eastAsia" w:ascii="宋体" w:hAnsi="宋体" w:eastAsia="宋体" w:cs="宋体"/>
+              <w:rFonts w:ascii="宋体" w:eastAsia="宋体" w:hAnsi="宋体" w:cs="宋体" w:hint="eastAsia"/>
               <w:szCs w:val="24"/>
             </w:rPr>
             <w:instrText xml:space="preserve"> HYPERLINK \l _Toc3617 </w:instrText>
           </w:r>
           <w:r>
             <w:rPr>
-              <w:rFonts w:hint="eastAsia" w:ascii="宋体" w:hAnsi="宋体" w:eastAsia="宋体" w:cs="宋体"/>
+              <w:rFonts w:ascii="宋体" w:eastAsia="宋体" w:hAnsi="宋体" w:cs="宋体" w:hint="eastAsia"/>
               <w:szCs w:val="24"/>
             </w:rPr>
             <w:fldChar w:fldCharType="separate"/>
@@ -3471,7 +3462,7 @@
           </w:r>
           <w:r>
             <w:rPr>
-              <w:rFonts w:hint="eastAsia" w:ascii="宋体" w:hAnsi="宋体" w:eastAsia="宋体" w:cs="宋体"/>
+              <w:rFonts w:ascii="宋体" w:eastAsia="宋体" w:hAnsi="宋体" w:cs="宋体" w:hint="eastAsia"/>
               <w:szCs w:val="24"/>
             </w:rPr>
             <w:fldChar w:fldCharType="end"/>
@@ -3479,28 +3470,28 @@
         </w:p>
         <w:p>
           <w:pPr>
-            <w:pStyle w:val="16"/>
+            <w:pStyle w:val="TOC1"/>
             <w:tabs>
               <w:tab w:val="right" w:leader="dot" w:pos="8306"/>
             </w:tabs>
           </w:pPr>
           <w:r>
             <w:rPr>
-              <w:rFonts w:hint="eastAsia" w:ascii="宋体" w:hAnsi="宋体" w:eastAsia="宋体" w:cs="宋体"/>
+              <w:rFonts w:ascii="宋体" w:eastAsia="宋体" w:hAnsi="宋体" w:cs="宋体" w:hint="eastAsia"/>
               <w:szCs w:val="24"/>
             </w:rPr>
             <w:fldChar w:fldCharType="begin"/>
           </w:r>
           <w:r>
             <w:rPr>
-              <w:rFonts w:hint="eastAsia" w:ascii="宋体" w:hAnsi="宋体" w:eastAsia="宋体" w:cs="宋体"/>
+              <w:rFonts w:ascii="宋体" w:eastAsia="宋体" w:hAnsi="宋体" w:cs="宋体" w:hint="eastAsia"/>
               <w:szCs w:val="24"/>
             </w:rPr>
             <w:instrText xml:space="preserve"> HYPERLINK \l _Toc16213 </w:instrText>
           </w:r>
           <w:r>
             <w:rPr>
-              <w:rFonts w:hint="eastAsia" w:ascii="宋体" w:hAnsi="宋体" w:eastAsia="宋体" w:cs="宋体"/>
+              <w:rFonts w:ascii="宋体" w:eastAsia="宋体" w:hAnsi="宋体" w:cs="宋体" w:hint="eastAsia"/>
               <w:szCs w:val="24"/>
             </w:rPr>
             <w:fldChar w:fldCharType="separate"/>
@@ -3539,7 +3530,7 @@
           </w:r>
           <w:r>
             <w:rPr>
-              <w:rFonts w:hint="eastAsia" w:ascii="宋体" w:hAnsi="宋体" w:eastAsia="宋体" w:cs="宋体"/>
+              <w:rFonts w:ascii="宋体" w:eastAsia="宋体" w:hAnsi="宋体" w:cs="宋体" w:hint="eastAsia"/>
               <w:szCs w:val="24"/>
             </w:rPr>
             <w:fldChar w:fldCharType="end"/>
@@ -3547,28 +3538,28 @@
         </w:p>
         <w:p>
           <w:pPr>
-            <w:pStyle w:val="16"/>
+            <w:pStyle w:val="TOC1"/>
             <w:tabs>
               <w:tab w:val="right" w:leader="dot" w:pos="8306"/>
             </w:tabs>
           </w:pPr>
           <w:r>
             <w:rPr>
-              <w:rFonts w:hint="eastAsia" w:ascii="宋体" w:hAnsi="宋体" w:eastAsia="宋体" w:cs="宋体"/>
+              <w:rFonts w:ascii="宋体" w:eastAsia="宋体" w:hAnsi="宋体" w:cs="宋体" w:hint="eastAsia"/>
               <w:szCs w:val="24"/>
             </w:rPr>
             <w:fldChar w:fldCharType="begin"/>
           </w:r>
           <w:r>
             <w:rPr>
-              <w:rFonts w:hint="eastAsia" w:ascii="宋体" w:hAnsi="宋体" w:eastAsia="宋体" w:cs="宋体"/>
+              <w:rFonts w:ascii="宋体" w:eastAsia="宋体" w:hAnsi="宋体" w:cs="宋体" w:hint="eastAsia"/>
               <w:szCs w:val="24"/>
             </w:rPr>
             <w:instrText xml:space="preserve"> HYPERLINK \l _Toc7598 </w:instrText>
           </w:r>
           <w:r>
             <w:rPr>
-              <w:rFonts w:hint="eastAsia" w:ascii="宋体" w:hAnsi="宋体" w:eastAsia="宋体" w:cs="宋体"/>
+              <w:rFonts w:ascii="宋体" w:eastAsia="宋体" w:hAnsi="宋体" w:cs="宋体" w:hint="eastAsia"/>
               <w:szCs w:val="24"/>
             </w:rPr>
             <w:fldChar w:fldCharType="separate"/>
@@ -3607,7 +3598,7 @@
           </w:r>
           <w:r>
             <w:rPr>
-              <w:rFonts w:hint="eastAsia" w:ascii="宋体" w:hAnsi="宋体" w:eastAsia="宋体" w:cs="宋体"/>
+              <w:rFonts w:ascii="宋体" w:eastAsia="宋体" w:hAnsi="宋体" w:cs="宋体" w:hint="eastAsia"/>
               <w:szCs w:val="24"/>
             </w:rPr>
             <w:fldChar w:fldCharType="end"/>
@@ -3630,7 +3621,7 @@
             <w:snapToGrid w:val="0"/>
             <w:textAlignment w:val="baseline"/>
             <w:rPr>
-              <w:rFonts w:hint="eastAsia" w:ascii="宋体" w:hAnsi="宋体" w:eastAsia="宋体" w:cs="宋体"/>
+              <w:rFonts w:ascii="宋体" w:eastAsia="宋体" w:hAnsi="宋体" w:cs="宋体" w:hint="eastAsia"/>
               <w:snapToGrid w:val="0"/>
               <w:color w:val="000000"/>
               <w:kern w:val="0"/>
@@ -3641,7 +3632,7 @@
           </w:pPr>
           <w:r>
             <w:rPr>
-              <w:rFonts w:hint="eastAsia" w:ascii="宋体" w:hAnsi="宋体" w:eastAsia="宋体" w:cs="宋体"/>
+              <w:rFonts w:ascii="宋体" w:eastAsia="宋体" w:hAnsi="宋体" w:cs="宋体" w:hint="eastAsia"/>
               <w:szCs w:val="24"/>
             </w:rPr>
             <w:fldChar w:fldCharType="end"/>
@@ -3666,7 +3657,7 @@
         <w:snapToGrid w:val="0"/>
         <w:textAlignment w:val="baseline"/>
         <w:rPr>
-          <w:rFonts w:ascii="Arial" w:hAnsi="Arial" w:eastAsia="Arial" w:cs="Arial"/>
+          <w:rFonts w:ascii="Arial" w:eastAsia="Arial" w:hAnsi="Arial" w:cs="Arial"/>
           <w:snapToGrid w:val="0"/>
           <w:color w:val="000000"/>
           <w:kern w:val="0"/>
@@ -3677,7 +3668,7 @@
       </w:pPr>
       <w:r>
         <w:rPr>
-          <w:rFonts w:ascii="Arial" w:hAnsi="Arial" w:eastAsia="Arial" w:cs="Arial"/>
+          <w:rFonts w:ascii="Arial" w:eastAsia="Arial" w:hAnsi="Arial" w:cs="Arial"/>
           <w:snapToGrid w:val="0"/>
           <w:color w:val="000000"/>
           <w:kern w:val="0"/>
@@ -3690,7 +3681,7 @@
     </w:p>
     <w:p>
       <w:pPr>
-        <w:pStyle w:val="28"/>
+        <w:pStyle w:val="1"/>
         <w:keepNext w:val="0"/>
         <w:keepLines w:val="0"/>
         <w:pageBreakBefore w:val="0"/>
@@ -3710,7 +3701,7 @@
           <w:lang w:val="en-US" w:eastAsia="zh-CN"/>
         </w:rPr>
       </w:pPr>
-      <w:bookmarkStart w:id="2" w:name="_Toc26985"/>
+      <w:bookmarkStart w:id="3" w:name="_Toc26985"/>
       <w:r>
         <w:rPr>
           <w:rFonts w:hint="eastAsia"/>
@@ -3718,11 +3709,11 @@
         </w:rPr>
         <w:t>总则</w:t>
       </w:r>
-      <w:bookmarkEnd w:id="2"/>
+      <w:bookmarkEnd w:id="3"/>
     </w:p>
     <w:p>
       <w:pPr>
-        <w:pStyle w:val="30"/>
+        <w:pStyle w:val="2"/>
         <w:keepNext w:val="0"/>
         <w:keepLines w:val="0"/>
         <w:pageBreakBefore w:val="0"/>
@@ -3742,7 +3733,7 @@
           <w:lang w:val="en-US" w:eastAsia="zh-CN"/>
         </w:rPr>
       </w:pPr>
-      <w:bookmarkStart w:id="3" w:name="_Toc17382"/>
+      <w:bookmarkStart w:id="4" w:name="_Toc17382"/>
       <w:r>
         <w:rPr>
           <w:rFonts w:hint="eastAsia"/>
@@ -3750,11 +3741,11 @@
         </w:rPr>
         <w:t>目的</w:t>
       </w:r>
-      <w:bookmarkEnd w:id="3"/>
+      <w:bookmarkEnd w:id="4"/>
     </w:p>
     <w:p>
       <w:pPr>
-        <w:pStyle w:val="29"/>
+        <w:pStyle w:val="a1"/>
         <w:keepNext w:val="0"/>
         <w:keepLines w:val="0"/>
         <w:pageBreakBefore w:val="0"/>
@@ -3784,7 +3775,7 @@
     </w:p>
     <w:p>
       <w:pPr>
-        <w:pStyle w:val="30"/>
+        <w:pStyle w:val="2"/>
         <w:keepNext w:val="0"/>
         <w:keepLines w:val="0"/>
         <w:pageBreakBefore w:val="0"/>
@@ -3804,7 +3795,7 @@
           <w:lang w:val="en-US" w:eastAsia="zh-CN"/>
         </w:rPr>
       </w:pPr>
-      <w:bookmarkStart w:id="4" w:name="_Toc5791"/>
+      <w:bookmarkStart w:id="5" w:name="_Toc5791"/>
       <w:r>
         <w:rPr>
           <w:rFonts w:hint="eastAsia"/>
@@ -3812,11 +3803,11 @@
         </w:rPr>
         <w:t>适用范围</w:t>
       </w:r>
-      <w:bookmarkEnd w:id="4"/>
+      <w:bookmarkEnd w:id="5"/>
     </w:p>
     <w:p>
       <w:pPr>
-        <w:pStyle w:val="29"/>
+        <w:pStyle w:val="a1"/>
         <w:keepNext w:val="0"/>
         <w:keepLines w:val="0"/>
         <w:pageBreakBefore w:val="0"/>
@@ -3834,7 +3825,7 @@
         <w:bidi w:val="0"/>
         <w:adjustRightInd w:val="0"/>
         <w:snapToGrid w:val="0"/>
-        <w:ind w:leftChars="200"/>
+        <w:ind w:left="420" w:leftChars="200"/>
         <w:textAlignment w:val="baseline"/>
         <w:rPr>
           <w:rFonts w:hint="eastAsia"/>
@@ -3851,7 +3842,7 @@
     </w:p>
     <w:p>
       <w:pPr>
-        <w:pStyle w:val="29"/>
+        <w:pStyle w:val="a1"/>
         <w:keepNext w:val="0"/>
         <w:keepLines w:val="0"/>
         <w:pageBreakBefore w:val="0"/>
@@ -3869,7 +3860,7 @@
         <w:bidi w:val="0"/>
         <w:adjustRightInd w:val="0"/>
         <w:snapToGrid w:val="0"/>
-        <w:ind w:leftChars="200"/>
+        <w:ind w:left="420" w:leftChars="200"/>
         <w:textAlignment w:val="baseline"/>
         <w:rPr>
           <w:rFonts w:hint="eastAsia"/>
@@ -3886,7 +3877,7 @@
     </w:p>
     <w:p>
       <w:pPr>
-        <w:pStyle w:val="29"/>
+        <w:pStyle w:val="a1"/>
         <w:keepNext w:val="0"/>
         <w:keepLines w:val="0"/>
         <w:pageBreakBefore w:val="0"/>
@@ -3904,7 +3895,7 @@
         <w:bidi w:val="0"/>
         <w:adjustRightInd w:val="0"/>
         <w:snapToGrid w:val="0"/>
-        <w:ind w:leftChars="200"/>
+        <w:ind w:left="420" w:leftChars="200"/>
         <w:textAlignment w:val="baseline"/>
         <w:rPr>
           <w:rFonts w:hint="eastAsia"/>
@@ -3921,7 +3912,7 @@
     </w:p>
     <w:p>
       <w:pPr>
-        <w:pStyle w:val="29"/>
+        <w:pStyle w:val="a1"/>
         <w:keepNext w:val="0"/>
         <w:keepLines w:val="0"/>
         <w:pageBreakBefore w:val="0"/>
@@ -3939,7 +3930,7 @@
         <w:bidi w:val="0"/>
         <w:adjustRightInd w:val="0"/>
         <w:snapToGrid w:val="0"/>
-        <w:ind w:leftChars="200"/>
+        <w:ind w:left="420" w:leftChars="200"/>
         <w:textAlignment w:val="baseline"/>
         <w:rPr>
           <w:rFonts w:hint="eastAsia"/>
@@ -3956,7 +3947,7 @@
     </w:p>
     <w:p>
       <w:pPr>
-        <w:pStyle w:val="29"/>
+        <w:pStyle w:val="a1"/>
         <w:keepNext w:val="0"/>
         <w:keepLines w:val="0"/>
         <w:pageBreakBefore w:val="0"/>
@@ -3974,7 +3965,7 @@
         <w:bidi w:val="0"/>
         <w:adjustRightInd w:val="0"/>
         <w:snapToGrid w:val="0"/>
-        <w:ind w:leftChars="200"/>
+        <w:ind w:left="420" w:leftChars="200"/>
         <w:textAlignment w:val="baseline"/>
         <w:rPr>
           <w:rFonts w:hint="eastAsia"/>
@@ -3991,7 +3982,7 @@
     </w:p>
     <w:p>
       <w:pPr>
-        <w:pStyle w:val="30"/>
+        <w:pStyle w:val="2"/>
         <w:keepNext w:val="0"/>
         <w:keepLines w:val="0"/>
         <w:pageBreakBefore w:val="0"/>
@@ -4011,7 +4002,7 @@
           <w:lang w:val="en-US" w:eastAsia="zh-CN"/>
         </w:rPr>
       </w:pPr>
-      <w:bookmarkStart w:id="5" w:name="_Toc4949"/>
+      <w:bookmarkStart w:id="6" w:name="_Toc4949"/>
       <w:r>
         <w:rPr>
           <w:rFonts w:hint="eastAsia"/>
@@ -4019,11 +4010,11 @@
         </w:rPr>
         <w:t>原则</w:t>
       </w:r>
-      <w:bookmarkEnd w:id="5"/>
+      <w:bookmarkEnd w:id="6"/>
     </w:p>
     <w:p>
       <w:pPr>
-        <w:pStyle w:val="29"/>
+        <w:pStyle w:val="a1"/>
         <w:keepNext w:val="0"/>
         <w:keepLines w:val="0"/>
         <w:pageBreakBefore w:val="0"/>
@@ -4041,7 +4032,7 @@
         <w:bidi w:val="0"/>
         <w:adjustRightInd w:val="0"/>
         <w:snapToGrid w:val="0"/>
-        <w:ind w:leftChars="200"/>
+        <w:ind w:left="420" w:leftChars="200"/>
         <w:textAlignment w:val="baseline"/>
         <w:rPr>
           <w:rFonts w:hint="eastAsia"/>
@@ -4058,7 +4049,7 @@
     </w:p>
     <w:p>
       <w:pPr>
-        <w:pStyle w:val="29"/>
+        <w:pStyle w:val="a1"/>
         <w:keepNext w:val="0"/>
         <w:keepLines w:val="0"/>
         <w:pageBreakBefore w:val="0"/>
@@ -4076,7 +4067,7 @@
         <w:bidi w:val="0"/>
         <w:adjustRightInd w:val="0"/>
         <w:snapToGrid w:val="0"/>
-        <w:ind w:leftChars="200"/>
+        <w:ind w:left="420" w:leftChars="200"/>
         <w:textAlignment w:val="baseline"/>
         <w:rPr>
           <w:rFonts w:hint="eastAsia"/>
@@ -4093,7 +4084,7 @@
     </w:p>
     <w:p>
       <w:pPr>
-        <w:pStyle w:val="29"/>
+        <w:pStyle w:val="a1"/>
         <w:keepNext w:val="0"/>
         <w:keepLines w:val="0"/>
         <w:pageBreakBefore w:val="0"/>
@@ -4111,7 +4102,7 @@
         <w:bidi w:val="0"/>
         <w:adjustRightInd w:val="0"/>
         <w:snapToGrid w:val="0"/>
-        <w:ind w:leftChars="200"/>
+        <w:ind w:left="420" w:leftChars="200"/>
         <w:textAlignment w:val="baseline"/>
         <w:rPr>
           <w:rFonts w:hint="eastAsia"/>
@@ -4128,7 +4119,7 @@
     </w:p>
     <w:p>
       <w:pPr>
-        <w:pStyle w:val="29"/>
+        <w:pStyle w:val="a1"/>
         <w:keepNext w:val="0"/>
         <w:keepLines w:val="0"/>
         <w:pageBreakBefore w:val="0"/>
@@ -4146,7 +4137,7 @@
         <w:bidi w:val="0"/>
         <w:adjustRightInd w:val="0"/>
         <w:snapToGrid w:val="0"/>
-        <w:ind w:leftChars="200"/>
+        <w:ind w:left="420" w:leftChars="200"/>
         <w:textAlignment w:val="baseline"/>
         <w:rPr>
           <w:rFonts w:hint="eastAsia"/>
@@ -4163,7 +4154,7 @@
     </w:p>
     <w:p>
       <w:pPr>
-        <w:pStyle w:val="28"/>
+        <w:pStyle w:val="1"/>
         <w:keepNext w:val="0"/>
         <w:keepLines w:val="0"/>
         <w:pageBreakBefore w:val="0"/>
@@ -4183,7 +4174,7 @@
           <w:lang w:val="en-US" w:eastAsia="zh-CN"/>
         </w:rPr>
       </w:pPr>
-      <w:bookmarkStart w:id="6" w:name="_Toc11331"/>
+      <w:bookmarkStart w:id="7" w:name="_Toc11331"/>
       <w:r>
         <w:rPr>
           <w:rFonts w:hint="eastAsia"/>
@@ -4191,23 +4182,22 @@
         </w:rPr>
         <w:t>角色与职责</w:t>
       </w:r>
-      <w:bookmarkEnd w:id="6"/>
+      <w:bookmarkEnd w:id="7"/>
     </w:p>
     <w:tbl>
       <w:tblPr>
-        <w:tblStyle w:val="20"/>
+        <w:tblStyle w:val="TableNormal"/>
         <w:tblW w:w="8522" w:type="dxa"/>
         <w:jc w:val="center"/>
         <w:tblBorders>
-          <w:top w:val="single" w:color="auto" w:sz="4" w:space="0"/>
-          <w:left w:val="single" w:color="auto" w:sz="4" w:space="0"/>
-          <w:bottom w:val="single" w:color="auto" w:sz="4" w:space="0"/>
-          <w:right w:val="single" w:color="auto" w:sz="4" w:space="0"/>
-          <w:insideH w:val="single" w:color="auto" w:sz="4" w:space="0"/>
-          <w:insideV w:val="single" w:color="auto" w:sz="4" w:space="0"/>
+          <w:top w:val="single" w:sz="4" w:space="0" w:color="auto"/>
+          <w:left w:val="single" w:sz="4" w:space="0" w:color="auto"/>
+          <w:bottom w:val="single" w:sz="4" w:space="0" w:color="auto"/>
+          <w:right w:val="single" w:sz="4" w:space="0" w:color="auto"/>
+          <w:insideH w:val="single" w:sz="4" w:space="0" w:color="auto"/>
+          <w:insideV w:val="single" w:sz="4" w:space="0" w:color="auto"/>
         </w:tblBorders>
         <w:shd w:val="clear" w:color="auto" w:fill="auto"/>
-        <w:tblLayout w:type="autofit"/>
         <w:tblCellMar>
           <w:top w:w="15" w:type="dxa"/>
           <w:left w:w="15" w:type="dxa"/>
@@ -4222,13 +4212,15 @@
       </w:tblGrid>
       <w:tr>
         <w:tblPrEx>
+          <w:tblW w:w="8522" w:type="dxa"/>
+          <w:jc w:val="center"/>
           <w:tblBorders>
-            <w:top w:val="single" w:color="auto" w:sz="4" w:space="0"/>
-            <w:left w:val="single" w:color="auto" w:sz="4" w:space="0"/>
-            <w:bottom w:val="single" w:color="auto" w:sz="4" w:space="0"/>
-            <w:right w:val="single" w:color="auto" w:sz="4" w:space="0"/>
-            <w:insideH w:val="single" w:color="auto" w:sz="4" w:space="0"/>
-            <w:insideV w:val="single" w:color="auto" w:sz="4" w:space="0"/>
+            <w:top w:val="single" w:sz="4" w:space="0" w:color="auto"/>
+            <w:left w:val="single" w:sz="4" w:space="0" w:color="auto"/>
+            <w:bottom w:val="single" w:sz="4" w:space="0" w:color="auto"/>
+            <w:right w:val="single" w:sz="4" w:space="0" w:color="auto"/>
+            <w:insideH w:val="single" w:sz="4" w:space="0" w:color="auto"/>
+            <w:insideV w:val="single" w:sz="4" w:space="0" w:color="auto"/>
           </w:tblBorders>
           <w:shd w:val="clear" w:color="auto" w:fill="auto"/>
           <w:tblCellMar>
@@ -4239,7 +4231,7 @@
           </w:tblCellMar>
         </w:tblPrEx>
         <w:trPr>
-          <w:trHeight w:val="0" w:hRule="atLeast"/>
+          <w:trHeight w:val="0"/>
           <w:tblHeader/>
           <w:jc w:val="center"/>
         </w:trPr>
@@ -4247,10 +4239,10 @@
           <w:tcPr>
             <w:tcW w:w="1338" w:type="dxa"/>
             <w:tcBorders>
-              <w:top w:val="single" w:color="auto" w:sz="12" w:space="0"/>
-              <w:left w:val="single" w:color="auto" w:sz="12" w:space="0"/>
-              <w:bottom w:val="single" w:color="auto" w:sz="4" w:space="0"/>
-              <w:right w:val="single" w:color="auto" w:sz="4" w:space="0"/>
+              <w:top w:val="single" w:sz="12" w:space="0" w:color="auto"/>
+              <w:left w:val="single" w:sz="12" w:space="0" w:color="auto"/>
+              <w:bottom w:val="single" w:sz="4" w:space="0" w:color="auto"/>
+              <w:right w:val="single" w:sz="4" w:space="0" w:color="auto"/>
             </w:tcBorders>
             <w:shd w:val="clear" w:color="auto" w:fill="auto"/>
             <w:tcMar>
@@ -4278,11 +4270,11 @@
               <w:adjustRightInd w:val="0"/>
               <w:snapToGrid w:val="0"/>
               <w:spacing w:line="240" w:lineRule="auto"/>
-              <w:ind w:left="0" w:leftChars="0" w:right="0" w:rightChars="0" w:firstLine="0" w:firstLineChars="0"/>
+              <w:ind w:left="0" w:right="0" w:firstLine="0" w:leftChars="0" w:rightChars="0" w:firstLineChars="0"/>
               <w:jc w:val="center"/>
               <w:textAlignment w:val="baseline"/>
               <w:rPr>
-                <w:rFonts w:ascii="Segoe UI" w:hAnsi="Segoe UI" w:eastAsia="Segoe UI" w:cs="Segoe UI"/>
+                <w:rFonts w:ascii="Segoe UI" w:eastAsia="Segoe UI" w:hAnsi="Segoe UI" w:cs="Segoe UI"/>
                 <w:b/>
                 <w:bCs/>
                 <w:i w:val="0"/>
@@ -4296,7 +4288,7 @@
             </w:pPr>
             <w:r>
               <w:rPr>
-                <w:rFonts w:hint="default" w:ascii="Segoe UI" w:hAnsi="Segoe UI" w:eastAsia="Segoe UI" w:cs="Segoe UI"/>
+                <w:rFonts w:ascii="Segoe UI" w:eastAsia="Segoe UI" w:hAnsi="Segoe UI" w:cs="Segoe UI" w:hint="default"/>
                 <w:b/>
                 <w:bCs/>
                 <w:i w:val="0"/>
@@ -4308,7 +4300,7 @@
                 <w:kern w:val="0"/>
                 <w:sz w:val="18"/>
                 <w:szCs w:val="18"/>
-                <w:lang w:val="en-US" w:eastAsia="zh-CN" w:bidi="ar"/>
+                <w:lang w:val="en-US" w:eastAsia="zh-CN"/>
               </w:rPr>
               <w:t>角色</w:t>
             </w:r>
@@ -4318,10 +4310,10 @@
           <w:tcPr>
             <w:tcW w:w="3906" w:type="dxa"/>
             <w:tcBorders>
-              <w:top w:val="single" w:color="auto" w:sz="12" w:space="0"/>
-              <w:left w:val="single" w:color="auto" w:sz="4" w:space="0"/>
-              <w:bottom w:val="single" w:color="auto" w:sz="4" w:space="0"/>
-              <w:right w:val="single" w:color="auto" w:sz="4" w:space="0"/>
+              <w:top w:val="single" w:sz="12" w:space="0" w:color="auto"/>
+              <w:left w:val="single" w:sz="4" w:space="0" w:color="auto"/>
+              <w:bottom w:val="single" w:sz="4" w:space="0" w:color="auto"/>
+              <w:right w:val="single" w:sz="4" w:space="0" w:color="auto"/>
             </w:tcBorders>
             <w:shd w:val="clear" w:color="auto" w:fill="auto"/>
             <w:tcMar>
@@ -4349,11 +4341,11 @@
               <w:adjustRightInd w:val="0"/>
               <w:snapToGrid w:val="0"/>
               <w:spacing w:line="240" w:lineRule="auto"/>
-              <w:ind w:left="0" w:leftChars="0" w:right="0" w:rightChars="0" w:firstLine="0" w:firstLineChars="0"/>
+              <w:ind w:left="0" w:right="0" w:firstLine="0" w:leftChars="0" w:rightChars="0" w:firstLineChars="0"/>
               <w:jc w:val="center"/>
               <w:textAlignment w:val="baseline"/>
               <w:rPr>
-                <w:rFonts w:hint="default" w:ascii="Segoe UI" w:hAnsi="Segoe UI" w:eastAsia="Segoe UI" w:cs="Segoe UI"/>
+                <w:rFonts w:ascii="Segoe UI" w:eastAsia="Segoe UI" w:hAnsi="Segoe UI" w:cs="Segoe UI" w:hint="default"/>
                 <w:b/>
                 <w:bCs/>
                 <w:i w:val="0"/>
@@ -4367,7 +4359,7 @@
             </w:pPr>
             <w:r>
               <w:rPr>
-                <w:rFonts w:hint="default" w:ascii="Segoe UI" w:hAnsi="Segoe UI" w:eastAsia="Segoe UI" w:cs="Segoe UI"/>
+                <w:rFonts w:ascii="Segoe UI" w:eastAsia="Segoe UI" w:hAnsi="Segoe UI" w:cs="Segoe UI" w:hint="default"/>
                 <w:b/>
                 <w:bCs/>
                 <w:i w:val="0"/>
@@ -4379,7 +4371,7 @@
                 <w:kern w:val="0"/>
                 <w:sz w:val="18"/>
                 <w:szCs w:val="18"/>
-                <w:lang w:val="en-US" w:eastAsia="zh-CN" w:bidi="ar"/>
+                <w:lang w:val="en-US" w:eastAsia="zh-CN"/>
               </w:rPr>
               <w:t>主要职责</w:t>
             </w:r>
@@ -4389,10 +4381,10 @@
           <w:tcPr>
             <w:tcW w:w="3278" w:type="dxa"/>
             <w:tcBorders>
-              <w:top w:val="single" w:color="auto" w:sz="12" w:space="0"/>
-              <w:left w:val="single" w:color="auto" w:sz="4" w:space="0"/>
-              <w:bottom w:val="single" w:color="auto" w:sz="4" w:space="0"/>
-              <w:right w:val="single" w:color="auto" w:sz="12" w:space="0"/>
+              <w:top w:val="single" w:sz="12" w:space="0" w:color="auto"/>
+              <w:left w:val="single" w:sz="4" w:space="0" w:color="auto"/>
+              <w:bottom w:val="single" w:sz="4" w:space="0" w:color="auto"/>
+              <w:right w:val="single" w:sz="12" w:space="0" w:color="auto"/>
             </w:tcBorders>
             <w:shd w:val="clear" w:color="auto" w:fill="auto"/>
             <w:tcMar>
@@ -4420,11 +4412,11 @@
               <w:adjustRightInd w:val="0"/>
               <w:snapToGrid w:val="0"/>
               <w:spacing w:line="240" w:lineRule="auto"/>
-              <w:ind w:left="0" w:leftChars="0" w:right="0" w:rightChars="0" w:firstLine="0" w:firstLineChars="0"/>
+              <w:ind w:left="0" w:right="0" w:firstLine="0" w:leftChars="0" w:rightChars="0" w:firstLineChars="0"/>
               <w:jc w:val="center"/>
               <w:textAlignment w:val="baseline"/>
               <w:rPr>
-                <w:rFonts w:hint="default" w:ascii="Segoe UI" w:hAnsi="Segoe UI" w:eastAsia="Segoe UI" w:cs="Segoe UI"/>
+                <w:rFonts w:ascii="Segoe UI" w:eastAsia="Segoe UI" w:hAnsi="Segoe UI" w:cs="Segoe UI" w:hint="default"/>
                 <w:b/>
                 <w:bCs/>
                 <w:i w:val="0"/>
@@ -4438,7 +4430,7 @@
             </w:pPr>
             <w:r>
               <w:rPr>
-                <w:rFonts w:hint="default" w:ascii="Segoe UI" w:hAnsi="Segoe UI" w:eastAsia="Segoe UI" w:cs="Segoe UI"/>
+                <w:rFonts w:ascii="Segoe UI" w:eastAsia="Segoe UI" w:hAnsi="Segoe UI" w:cs="Segoe UI" w:hint="default"/>
                 <w:b/>
                 <w:bCs/>
                 <w:i w:val="0"/>
@@ -4450,7 +4442,7 @@
                 <w:kern w:val="0"/>
                 <w:sz w:val="18"/>
                 <w:szCs w:val="18"/>
-                <w:lang w:val="en-US" w:eastAsia="zh-CN" w:bidi="ar"/>
+                <w:lang w:val="en-US" w:eastAsia="zh-CN"/>
               </w:rPr>
               <w:t>对应岗位</w:t>
             </w:r>
@@ -4459,14 +4451,8 @@
       </w:tr>
       <w:tr>
         <w:tblPrEx>
-          <w:tblBorders>
-            <w:top w:val="single" w:color="auto" w:sz="4" w:space="0"/>
-            <w:left w:val="single" w:color="auto" w:sz="4" w:space="0"/>
-            <w:bottom w:val="single" w:color="auto" w:sz="4" w:space="0"/>
-            <w:right w:val="single" w:color="auto" w:sz="4" w:space="0"/>
-            <w:insideH w:val="single" w:color="auto" w:sz="4" w:space="0"/>
-            <w:insideV w:val="single" w:color="auto" w:sz="4" w:space="0"/>
-          </w:tblBorders>
+          <w:tblW w:w="8522" w:type="dxa"/>
+          <w:jc w:val="center"/>
           <w:shd w:val="clear" w:color="auto" w:fill="auto"/>
           <w:tblCellMar>
             <w:top w:w="15" w:type="dxa"/>
@@ -4476,17 +4462,17 @@
           </w:tblCellMar>
         </w:tblPrEx>
         <w:trPr>
-          <w:trHeight w:val="0" w:hRule="atLeast"/>
+          <w:trHeight w:val="0"/>
           <w:jc w:val="center"/>
         </w:trPr>
         <w:tc>
           <w:tcPr>
             <w:tcW w:w="1338" w:type="dxa"/>
             <w:tcBorders>
-              <w:top w:val="single" w:color="auto" w:sz="4" w:space="0"/>
-              <w:left w:val="single" w:color="auto" w:sz="12" w:space="0"/>
-              <w:bottom w:val="single" w:color="auto" w:sz="4" w:space="0"/>
-              <w:right w:val="single" w:color="auto" w:sz="4" w:space="0"/>
+              <w:top w:val="single" w:sz="4" w:space="0" w:color="auto"/>
+              <w:left w:val="single" w:sz="12" w:space="0" w:color="auto"/>
+              <w:bottom w:val="single" w:sz="4" w:space="0" w:color="auto"/>
+              <w:right w:val="single" w:sz="4" w:space="0" w:color="auto"/>
             </w:tcBorders>
             <w:shd w:val="clear" w:color="auto" w:fill="auto"/>
             <w:tcMar>
@@ -4514,11 +4500,11 @@
               <w:adjustRightInd w:val="0"/>
               <w:snapToGrid w:val="0"/>
               <w:spacing w:line="240" w:lineRule="auto"/>
-              <w:ind w:left="0" w:leftChars="0" w:right="0" w:rightChars="0" w:firstLine="0" w:firstLineChars="0"/>
+              <w:ind w:left="0" w:right="0" w:firstLine="0" w:leftChars="0" w:rightChars="0" w:firstLineChars="0"/>
               <w:jc w:val="center"/>
               <w:textAlignment w:val="baseline"/>
               <w:rPr>
-                <w:rFonts w:hint="default" w:ascii="Segoe UI" w:hAnsi="Segoe UI" w:eastAsia="Segoe UI" w:cs="Segoe UI"/>
+                <w:rFonts w:ascii="Segoe UI" w:eastAsia="Segoe UI" w:hAnsi="Segoe UI" w:cs="Segoe UI" w:hint="default"/>
                 <w:i w:val="0"/>
                 <w:iCs w:val="0"/>
                 <w:caps w:val="0"/>
@@ -4530,8 +4516,8 @@
             </w:pPr>
             <w:r>
               <w:rPr>
-                <w:rStyle w:val="23"/>
-                <w:rFonts w:hint="default" w:ascii="Segoe UI" w:hAnsi="Segoe UI" w:eastAsia="Segoe UI" w:cs="Segoe UI"/>
+                <w:rStyle w:val="Strong"/>
+                <w:rFonts w:ascii="Segoe UI" w:eastAsia="Segoe UI" w:hAnsi="Segoe UI" w:cs="Segoe UI" w:hint="default"/>
                 <w:b/>
                 <w:bCs/>
                 <w:i w:val="0"/>
@@ -4543,7 +4529,7 @@
                 <w:kern w:val="0"/>
                 <w:sz w:val="18"/>
                 <w:szCs w:val="18"/>
-                <w:lang w:val="en-US" w:eastAsia="zh-CN" w:bidi="ar"/>
+                <w:lang w:val="en-US" w:eastAsia="zh-CN"/>
               </w:rPr>
               <w:t>研发决策委员会</w:t>
             </w:r>
@@ -4553,10 +4539,10 @@
           <w:tcPr>
             <w:tcW w:w="3906" w:type="dxa"/>
             <w:tcBorders>
-              <w:top w:val="single" w:color="auto" w:sz="4" w:space="0"/>
-              <w:left w:val="single" w:color="auto" w:sz="4" w:space="0"/>
-              <w:bottom w:val="single" w:color="auto" w:sz="4" w:space="0"/>
-              <w:right w:val="single" w:color="auto" w:sz="4" w:space="0"/>
+              <w:top w:val="single" w:sz="4" w:space="0" w:color="auto"/>
+              <w:left w:val="single" w:sz="4" w:space="0" w:color="auto"/>
+              <w:bottom w:val="single" w:sz="4" w:space="0" w:color="auto"/>
+              <w:right w:val="single" w:sz="4" w:space="0" w:color="auto"/>
             </w:tcBorders>
             <w:shd w:val="clear" w:color="auto" w:fill="auto"/>
             <w:tcMar>
@@ -4584,11 +4570,11 @@
               <w:adjustRightInd w:val="0"/>
               <w:snapToGrid w:val="0"/>
               <w:spacing w:line="240" w:lineRule="auto"/>
-              <w:ind w:left="0" w:leftChars="0" w:right="0" w:rightChars="0" w:firstLine="0" w:firstLineChars="0"/>
+              <w:ind w:left="0" w:right="0" w:firstLine="0" w:leftChars="0" w:rightChars="0" w:firstLineChars="0"/>
               <w:jc w:val="left"/>
               <w:textAlignment w:val="baseline"/>
               <w:rPr>
-                <w:rFonts w:hint="default" w:ascii="Segoe UI" w:hAnsi="Segoe UI" w:eastAsia="Segoe UI" w:cs="Segoe UI"/>
+                <w:rFonts w:ascii="Segoe UI" w:eastAsia="Segoe UI" w:hAnsi="Segoe UI" w:cs="Segoe UI" w:hint="default"/>
                 <w:i w:val="0"/>
                 <w:iCs w:val="0"/>
                 <w:caps w:val="0"/>
@@ -4600,7 +4586,7 @@
             </w:pPr>
             <w:r>
               <w:rPr>
-                <w:rFonts w:hint="default" w:ascii="Segoe UI" w:hAnsi="Segoe UI" w:eastAsia="Segoe UI" w:cs="Segoe UI"/>
+                <w:rFonts w:ascii="Segoe UI" w:eastAsia="Segoe UI" w:hAnsi="Segoe UI" w:cs="Segoe UI" w:hint="default"/>
                 <w:i w:val="0"/>
                 <w:iCs w:val="0"/>
                 <w:caps w:val="0"/>
@@ -4610,13 +4596,13 @@
                 <w:kern w:val="0"/>
                 <w:sz w:val="18"/>
                 <w:szCs w:val="18"/>
-                <w:lang w:val="en-US" w:eastAsia="zh-CN" w:bidi="ar"/>
+                <w:lang w:val="en-US" w:eastAsia="zh-CN"/>
               </w:rPr>
               <w:t>1. 审定公司年度技术研发规划及预算。</w:t>
             </w:r>
             <w:r>
               <w:rPr>
-                <w:rFonts w:hint="default" w:ascii="Segoe UI" w:hAnsi="Segoe UI" w:eastAsia="Segoe UI" w:cs="Segoe UI"/>
+                <w:rFonts w:ascii="Segoe UI" w:eastAsia="Segoe UI" w:hAnsi="Segoe UI" w:cs="Segoe UI" w:hint="default"/>
                 <w:i w:val="0"/>
                 <w:iCs w:val="0"/>
                 <w:caps w:val="0"/>
@@ -4626,13 +4612,13 @@
                 <w:kern w:val="0"/>
                 <w:sz w:val="18"/>
                 <w:szCs w:val="18"/>
-                <w:lang w:val="en-US" w:eastAsia="zh-CN" w:bidi="ar"/>
-              </w:rPr>
-              <w:br w:type="textWrapping"/>
+                <w:lang w:val="en-US" w:eastAsia="zh-CN"/>
+              </w:rPr>
+              <w:br/>
             </w:r>
             <w:r>
               <w:rPr>
-                <w:rFonts w:hint="default" w:ascii="Segoe UI" w:hAnsi="Segoe UI" w:eastAsia="Segoe UI" w:cs="Segoe UI"/>
+                <w:rFonts w:ascii="Segoe UI" w:eastAsia="Segoe UI" w:hAnsi="Segoe UI" w:cs="Segoe UI" w:hint="default"/>
                 <w:i w:val="0"/>
                 <w:iCs w:val="0"/>
                 <w:caps w:val="0"/>
@@ -4642,13 +4628,13 @@
                 <w:kern w:val="0"/>
                 <w:sz w:val="18"/>
                 <w:szCs w:val="18"/>
-                <w:lang w:val="en-US" w:eastAsia="zh-CN" w:bidi="ar"/>
+                <w:lang w:val="en-US" w:eastAsia="zh-CN"/>
               </w:rPr>
               <w:t>2. 决策重大项目的立项、重大变更与终止。</w:t>
             </w:r>
             <w:r>
               <w:rPr>
-                <w:rFonts w:hint="default" w:ascii="Segoe UI" w:hAnsi="Segoe UI" w:eastAsia="Segoe UI" w:cs="Segoe UI"/>
+                <w:rFonts w:ascii="Segoe UI" w:eastAsia="Segoe UI" w:hAnsi="Segoe UI" w:cs="Segoe UI" w:hint="default"/>
                 <w:i w:val="0"/>
                 <w:iCs w:val="0"/>
                 <w:caps w:val="0"/>
@@ -4658,13 +4644,13 @@
                 <w:kern w:val="0"/>
                 <w:sz w:val="18"/>
                 <w:szCs w:val="18"/>
-                <w:lang w:val="en-US" w:eastAsia="zh-CN" w:bidi="ar"/>
-              </w:rPr>
-              <w:br w:type="textWrapping"/>
+                <w:lang w:val="en-US" w:eastAsia="zh-CN"/>
+              </w:rPr>
+              <w:br/>
             </w:r>
             <w:r>
               <w:rPr>
-                <w:rFonts w:hint="default" w:ascii="Segoe UI" w:hAnsi="Segoe UI" w:eastAsia="Segoe UI" w:cs="Segoe UI"/>
+                <w:rFonts w:ascii="Segoe UI" w:eastAsia="Segoe UI" w:hAnsi="Segoe UI" w:cs="Segoe UI" w:hint="default"/>
                 <w:i w:val="0"/>
                 <w:iCs w:val="0"/>
                 <w:caps w:val="0"/>
@@ -4674,7 +4660,7 @@
                 <w:kern w:val="0"/>
                 <w:sz w:val="18"/>
                 <w:szCs w:val="18"/>
-                <w:lang w:val="en-US" w:eastAsia="zh-CN" w:bidi="ar"/>
+                <w:lang w:val="en-US" w:eastAsia="zh-CN"/>
               </w:rPr>
               <w:t>3. 对项目关键里程碑进行评审。</w:t>
             </w:r>
@@ -4684,10 +4670,10 @@
           <w:tcPr>
             <w:tcW w:w="3278" w:type="dxa"/>
             <w:tcBorders>
-              <w:top w:val="single" w:color="auto" w:sz="4" w:space="0"/>
-              <w:left w:val="single" w:color="auto" w:sz="4" w:space="0"/>
-              <w:bottom w:val="single" w:color="auto" w:sz="4" w:space="0"/>
-              <w:right w:val="single" w:color="auto" w:sz="12" w:space="0"/>
+              <w:top w:val="single" w:sz="4" w:space="0" w:color="auto"/>
+              <w:left w:val="single" w:sz="4" w:space="0" w:color="auto"/>
+              <w:bottom w:val="single" w:sz="4" w:space="0" w:color="auto"/>
+              <w:right w:val="single" w:sz="12" w:space="0" w:color="auto"/>
             </w:tcBorders>
             <w:shd w:val="clear" w:color="auto" w:fill="auto"/>
             <w:tcMar>
@@ -4715,11 +4701,11 @@
               <w:adjustRightInd w:val="0"/>
               <w:snapToGrid w:val="0"/>
               <w:spacing w:line="240" w:lineRule="auto"/>
-              <w:ind w:left="0" w:leftChars="0" w:right="0" w:rightChars="0" w:firstLine="0" w:firstLineChars="0"/>
+              <w:ind w:left="0" w:right="0" w:firstLine="0" w:leftChars="0" w:rightChars="0" w:firstLineChars="0"/>
               <w:jc w:val="left"/>
               <w:textAlignment w:val="baseline"/>
               <w:rPr>
-                <w:rFonts w:hint="default" w:ascii="Segoe UI" w:hAnsi="Segoe UI" w:eastAsia="Segoe UI" w:cs="Segoe UI"/>
+                <w:rFonts w:ascii="Segoe UI" w:eastAsia="Segoe UI" w:hAnsi="Segoe UI" w:cs="Segoe UI" w:hint="default"/>
                 <w:i w:val="0"/>
                 <w:iCs w:val="0"/>
                 <w:caps w:val="0"/>
@@ -4731,8 +4717,8 @@
             </w:pPr>
             <w:r>
               <w:rPr>
-                <w:rStyle w:val="23"/>
-                <w:rFonts w:hint="default" w:ascii="Segoe UI" w:hAnsi="Segoe UI" w:eastAsia="Segoe UI" w:cs="Segoe UI"/>
+                <w:rStyle w:val="Strong"/>
+                <w:rFonts w:ascii="Segoe UI" w:eastAsia="Segoe UI" w:hAnsi="Segoe UI" w:cs="Segoe UI" w:hint="default"/>
                 <w:b/>
                 <w:bCs/>
                 <w:i w:val="0"/>
@@ -4744,13 +4730,13 @@
                 <w:kern w:val="0"/>
                 <w:sz w:val="18"/>
                 <w:szCs w:val="18"/>
-                <w:lang w:val="en-US" w:eastAsia="zh-CN" w:bidi="ar"/>
+                <w:lang w:val="en-US" w:eastAsia="zh-CN"/>
               </w:rPr>
               <w:t>公司管理层</w:t>
             </w:r>
             <w:r>
               <w:rPr>
-                <w:rFonts w:hint="default" w:ascii="Segoe UI" w:hAnsi="Segoe UI" w:eastAsia="Segoe UI" w:cs="Segoe UI"/>
+                <w:rFonts w:ascii="Segoe UI" w:eastAsia="Segoe UI" w:hAnsi="Segoe UI" w:cs="Segoe UI" w:hint="default"/>
                 <w:i w:val="0"/>
                 <w:iCs w:val="0"/>
                 <w:caps w:val="0"/>
@@ -4760,14 +4746,14 @@
                 <w:kern w:val="0"/>
                 <w:sz w:val="18"/>
                 <w:szCs w:val="18"/>
-                <w:lang w:val="en-US" w:eastAsia="zh-CN" w:bidi="ar"/>
+                <w:lang w:val="en-US" w:eastAsia="zh-CN"/>
               </w:rPr>
               <w:t>、</w:t>
             </w:r>
             <w:r>
               <w:rPr>
-                <w:rStyle w:val="23"/>
-                <w:rFonts w:hint="default" w:ascii="Segoe UI" w:hAnsi="Segoe UI" w:eastAsia="Segoe UI" w:cs="Segoe UI"/>
+                <w:rStyle w:val="Strong"/>
+                <w:rFonts w:ascii="Segoe UI" w:eastAsia="Segoe UI" w:hAnsi="Segoe UI" w:cs="Segoe UI" w:hint="default"/>
                 <w:b/>
                 <w:bCs/>
                 <w:i w:val="0"/>
@@ -4779,13 +4765,13 @@
                 <w:kern w:val="0"/>
                 <w:sz w:val="18"/>
                 <w:szCs w:val="18"/>
-                <w:lang w:val="en-US" w:eastAsia="zh-CN" w:bidi="ar"/>
+                <w:lang w:val="en-US" w:eastAsia="zh-CN"/>
               </w:rPr>
               <w:t>研究总院经理</w:t>
             </w:r>
             <w:r>
               <w:rPr>
-                <w:rFonts w:hint="default" w:ascii="Segoe UI" w:hAnsi="Segoe UI" w:eastAsia="Segoe UI" w:cs="Segoe UI"/>
+                <w:rFonts w:ascii="Segoe UI" w:eastAsia="Segoe UI" w:hAnsi="Segoe UI" w:cs="Segoe UI" w:hint="default"/>
                 <w:i w:val="0"/>
                 <w:iCs w:val="0"/>
                 <w:caps w:val="0"/>
@@ -4795,14 +4781,14 @@
                 <w:kern w:val="0"/>
                 <w:sz w:val="18"/>
                 <w:szCs w:val="18"/>
-                <w:lang w:val="en-US" w:eastAsia="zh-CN" w:bidi="ar"/>
+                <w:lang w:val="en-US" w:eastAsia="zh-CN"/>
               </w:rPr>
               <w:t>、</w:t>
             </w:r>
             <w:r>
               <w:rPr>
-                <w:rStyle w:val="23"/>
-                <w:rFonts w:hint="default" w:ascii="Segoe UI" w:hAnsi="Segoe UI" w:eastAsia="Segoe UI" w:cs="Segoe UI"/>
+                <w:rStyle w:val="Strong"/>
+                <w:rFonts w:ascii="Segoe UI" w:eastAsia="Segoe UI" w:hAnsi="Segoe UI" w:cs="Segoe UI" w:hint="default"/>
                 <w:b/>
                 <w:bCs/>
                 <w:i w:val="0"/>
@@ -4814,13 +4800,13 @@
                 <w:kern w:val="0"/>
                 <w:sz w:val="18"/>
                 <w:szCs w:val="18"/>
-                <w:lang w:val="en-US" w:eastAsia="zh-CN" w:bidi="ar"/>
+                <w:lang w:val="en-US" w:eastAsia="zh-CN"/>
               </w:rPr>
               <w:t>数智运营部经理</w:t>
             </w:r>
             <w:r>
               <w:rPr>
-                <w:rFonts w:hint="default" w:ascii="Segoe UI" w:hAnsi="Segoe UI" w:eastAsia="Segoe UI" w:cs="Segoe UI"/>
+                <w:rFonts w:ascii="Segoe UI" w:eastAsia="Segoe UI" w:hAnsi="Segoe UI" w:cs="Segoe UI" w:hint="default"/>
                 <w:i w:val="0"/>
                 <w:iCs w:val="0"/>
                 <w:caps w:val="0"/>
@@ -4830,14 +4816,14 @@
                 <w:kern w:val="0"/>
                 <w:sz w:val="18"/>
                 <w:szCs w:val="18"/>
-                <w:lang w:val="en-US" w:eastAsia="zh-CN" w:bidi="ar"/>
+                <w:lang w:val="en-US" w:eastAsia="zh-CN"/>
               </w:rPr>
               <w:t>、</w:t>
             </w:r>
             <w:r>
               <w:rPr>
-                <w:rStyle w:val="23"/>
-                <w:rFonts w:hint="default" w:ascii="Segoe UI" w:hAnsi="Segoe UI" w:eastAsia="Segoe UI" w:cs="Segoe UI"/>
+                <w:rStyle w:val="Strong"/>
+                <w:rFonts w:ascii="Segoe UI" w:eastAsia="Segoe UI" w:hAnsi="Segoe UI" w:cs="Segoe UI" w:hint="default"/>
                 <w:b/>
                 <w:bCs/>
                 <w:i w:val="0"/>
@@ -4849,7 +4835,7 @@
                 <w:kern w:val="0"/>
                 <w:sz w:val="18"/>
                 <w:szCs w:val="18"/>
-                <w:lang w:val="en-US" w:eastAsia="zh-CN" w:bidi="ar"/>
+                <w:lang w:val="en-US" w:eastAsia="zh-CN"/>
               </w:rPr>
               <w:t>质量管理部经理</w:t>
             </w:r>
@@ -4858,14 +4844,8 @@
       </w:tr>
       <w:tr>
         <w:tblPrEx>
-          <w:tblBorders>
-            <w:top w:val="single" w:color="auto" w:sz="4" w:space="0"/>
-            <w:left w:val="single" w:color="auto" w:sz="4" w:space="0"/>
-            <w:bottom w:val="single" w:color="auto" w:sz="4" w:space="0"/>
-            <w:right w:val="single" w:color="auto" w:sz="4" w:space="0"/>
-            <w:insideH w:val="single" w:color="auto" w:sz="4" w:space="0"/>
-            <w:insideV w:val="single" w:color="auto" w:sz="4" w:space="0"/>
-          </w:tblBorders>
+          <w:tblW w:w="8522" w:type="dxa"/>
+          <w:jc w:val="center"/>
           <w:shd w:val="clear" w:color="auto" w:fill="auto"/>
           <w:tblCellMar>
             <w:top w:w="15" w:type="dxa"/>
@@ -4875,17 +4855,17 @@
           </w:tblCellMar>
         </w:tblPrEx>
         <w:trPr>
-          <w:trHeight w:val="0" w:hRule="atLeast"/>
+          <w:trHeight w:val="0"/>
           <w:jc w:val="center"/>
         </w:trPr>
         <w:tc>
           <w:tcPr>
             <w:tcW w:w="1338" w:type="dxa"/>
             <w:tcBorders>
-              <w:top w:val="single" w:color="auto" w:sz="4" w:space="0"/>
-              <w:left w:val="single" w:color="auto" w:sz="12" w:space="0"/>
-              <w:bottom w:val="single" w:color="auto" w:sz="4" w:space="0"/>
-              <w:right w:val="single" w:color="auto" w:sz="4" w:space="0"/>
+              <w:top w:val="single" w:sz="4" w:space="0" w:color="auto"/>
+              <w:left w:val="single" w:sz="12" w:space="0" w:color="auto"/>
+              <w:bottom w:val="single" w:sz="4" w:space="0" w:color="auto"/>
+              <w:right w:val="single" w:sz="4" w:space="0" w:color="auto"/>
             </w:tcBorders>
             <w:shd w:val="clear" w:color="auto" w:fill="auto"/>
             <w:tcMar>
@@ -4913,11 +4893,11 @@
               <w:adjustRightInd w:val="0"/>
               <w:snapToGrid w:val="0"/>
               <w:spacing w:line="240" w:lineRule="auto"/>
-              <w:ind w:left="0" w:leftChars="0" w:right="0" w:rightChars="0" w:firstLine="0" w:firstLineChars="0"/>
+              <w:ind w:left="0" w:right="0" w:firstLine="0" w:leftChars="0" w:rightChars="0" w:firstLineChars="0"/>
               <w:jc w:val="center"/>
               <w:textAlignment w:val="baseline"/>
               <w:rPr>
-                <w:rFonts w:hint="default" w:ascii="Segoe UI" w:hAnsi="Segoe UI" w:eastAsia="Segoe UI" w:cs="Segoe UI"/>
+                <w:rFonts w:ascii="Segoe UI" w:eastAsia="Segoe UI" w:hAnsi="Segoe UI" w:cs="Segoe UI" w:hint="default"/>
                 <w:i w:val="0"/>
                 <w:iCs w:val="0"/>
                 <w:caps w:val="0"/>
@@ -4929,8 +4909,8 @@
             </w:pPr>
             <w:r>
               <w:rPr>
-                <w:rStyle w:val="23"/>
-                <w:rFonts w:hint="default" w:ascii="Segoe UI" w:hAnsi="Segoe UI" w:eastAsia="Segoe UI" w:cs="Segoe UI"/>
+                <w:rStyle w:val="Strong"/>
+                <w:rFonts w:ascii="Segoe UI" w:eastAsia="Segoe UI" w:hAnsi="Segoe UI" w:cs="Segoe UI" w:hint="default"/>
                 <w:b/>
                 <w:bCs/>
                 <w:i w:val="0"/>
@@ -4942,7 +4922,7 @@
                 <w:kern w:val="0"/>
                 <w:sz w:val="18"/>
                 <w:szCs w:val="18"/>
-                <w:lang w:val="en-US" w:eastAsia="zh-CN" w:bidi="ar"/>
+                <w:lang w:val="en-US" w:eastAsia="zh-CN"/>
               </w:rPr>
               <w:t>研发项目经理</w:t>
             </w:r>
@@ -4952,10 +4932,10 @@
           <w:tcPr>
             <w:tcW w:w="3906" w:type="dxa"/>
             <w:tcBorders>
-              <w:top w:val="single" w:color="auto" w:sz="4" w:space="0"/>
-              <w:left w:val="single" w:color="auto" w:sz="4" w:space="0"/>
-              <w:bottom w:val="single" w:color="auto" w:sz="4" w:space="0"/>
-              <w:right w:val="single" w:color="auto" w:sz="4" w:space="0"/>
+              <w:top w:val="single" w:sz="4" w:space="0" w:color="auto"/>
+              <w:left w:val="single" w:sz="4" w:space="0" w:color="auto"/>
+              <w:bottom w:val="single" w:sz="4" w:space="0" w:color="auto"/>
+              <w:right w:val="single" w:sz="4" w:space="0" w:color="auto"/>
             </w:tcBorders>
             <w:shd w:val="clear" w:color="auto" w:fill="auto"/>
             <w:tcMar>
@@ -4983,11 +4963,11 @@
               <w:adjustRightInd w:val="0"/>
               <w:snapToGrid w:val="0"/>
               <w:spacing w:line="240" w:lineRule="auto"/>
-              <w:ind w:left="0" w:leftChars="0" w:right="0" w:rightChars="0" w:firstLine="0" w:firstLineChars="0"/>
+              <w:ind w:left="0" w:right="0" w:firstLine="0" w:leftChars="0" w:rightChars="0" w:firstLineChars="0"/>
               <w:jc w:val="left"/>
               <w:textAlignment w:val="baseline"/>
               <w:rPr>
-                <w:rFonts w:hint="default" w:ascii="Segoe UI" w:hAnsi="Segoe UI" w:eastAsia="Segoe UI" w:cs="Segoe UI"/>
+                <w:rFonts w:ascii="Segoe UI" w:eastAsia="Segoe UI" w:hAnsi="Segoe UI" w:cs="Segoe UI" w:hint="default"/>
                 <w:i w:val="0"/>
                 <w:iCs w:val="0"/>
                 <w:caps w:val="0"/>
@@ -4999,7 +4979,7 @@
             </w:pPr>
             <w:r>
               <w:rPr>
-                <w:rFonts w:hint="default" w:ascii="Segoe UI" w:hAnsi="Segoe UI" w:eastAsia="Segoe UI" w:cs="Segoe UI"/>
+                <w:rFonts w:ascii="Segoe UI" w:eastAsia="Segoe UI" w:hAnsi="Segoe UI" w:cs="Segoe UI" w:hint="default"/>
                 <w:i w:val="0"/>
                 <w:iCs w:val="0"/>
                 <w:caps w:val="0"/>
@@ -5009,13 +4989,13 @@
                 <w:kern w:val="0"/>
                 <w:sz w:val="18"/>
                 <w:szCs w:val="18"/>
-                <w:lang w:val="en-US" w:eastAsia="zh-CN" w:bidi="ar"/>
+                <w:lang w:val="en-US" w:eastAsia="zh-CN"/>
               </w:rPr>
               <w:t>1. 对研发项目的全过程负责，确保项目按计划完成。</w:t>
             </w:r>
             <w:r>
               <w:rPr>
-                <w:rFonts w:hint="default" w:ascii="Segoe UI" w:hAnsi="Segoe UI" w:eastAsia="Segoe UI" w:cs="Segoe UI"/>
+                <w:rFonts w:ascii="Segoe UI" w:eastAsia="Segoe UI" w:hAnsi="Segoe UI" w:cs="Segoe UI" w:hint="default"/>
                 <w:i w:val="0"/>
                 <w:iCs w:val="0"/>
                 <w:caps w:val="0"/>
@@ -5025,13 +5005,13 @@
                 <w:kern w:val="0"/>
                 <w:sz w:val="18"/>
                 <w:szCs w:val="18"/>
-                <w:lang w:val="en-US" w:eastAsia="zh-CN" w:bidi="ar"/>
-              </w:rPr>
-              <w:br w:type="textWrapping"/>
+                <w:lang w:val="en-US" w:eastAsia="zh-CN"/>
+              </w:rPr>
+              <w:br/>
             </w:r>
             <w:r>
               <w:rPr>
-                <w:rFonts w:hint="default" w:ascii="Segoe UI" w:hAnsi="Segoe UI" w:eastAsia="Segoe UI" w:cs="Segoe UI"/>
+                <w:rFonts w:ascii="Segoe UI" w:eastAsia="Segoe UI" w:hAnsi="Segoe UI" w:cs="Segoe UI" w:hint="default"/>
                 <w:i w:val="0"/>
                 <w:iCs w:val="0"/>
                 <w:caps w:val="0"/>
@@ -5041,13 +5021,13 @@
                 <w:kern w:val="0"/>
                 <w:sz w:val="18"/>
                 <w:szCs w:val="18"/>
-                <w:lang w:val="en-US" w:eastAsia="zh-CN" w:bidi="ar"/>
+                <w:lang w:val="en-US" w:eastAsia="zh-CN"/>
               </w:rPr>
               <w:t>2. 制定并维护项目计划，协调内外资源，管理风险与干系人。</w:t>
             </w:r>
             <w:r>
               <w:rPr>
-                <w:rFonts w:hint="default" w:ascii="Segoe UI" w:hAnsi="Segoe UI" w:eastAsia="Segoe UI" w:cs="Segoe UI"/>
+                <w:rFonts w:ascii="Segoe UI" w:eastAsia="Segoe UI" w:hAnsi="Segoe UI" w:cs="Segoe UI" w:hint="default"/>
                 <w:i w:val="0"/>
                 <w:iCs w:val="0"/>
                 <w:caps w:val="0"/>
@@ -5057,13 +5037,13 @@
                 <w:kern w:val="0"/>
                 <w:sz w:val="18"/>
                 <w:szCs w:val="18"/>
-                <w:lang w:val="en-US" w:eastAsia="zh-CN" w:bidi="ar"/>
-              </w:rPr>
-              <w:br w:type="textWrapping"/>
+                <w:lang w:val="en-US" w:eastAsia="zh-CN"/>
+              </w:rPr>
+              <w:br/>
             </w:r>
             <w:r>
               <w:rPr>
-                <w:rFonts w:hint="default" w:ascii="Segoe UI" w:hAnsi="Segoe UI" w:eastAsia="Segoe UI" w:cs="Segoe UI"/>
+                <w:rFonts w:ascii="Segoe UI" w:eastAsia="Segoe UI" w:hAnsi="Segoe UI" w:cs="Segoe UI" w:hint="default"/>
                 <w:i w:val="0"/>
                 <w:iCs w:val="0"/>
                 <w:caps w:val="0"/>
@@ -5073,13 +5053,13 @@
                 <w:kern w:val="0"/>
                 <w:sz w:val="18"/>
                 <w:szCs w:val="18"/>
-                <w:lang w:val="en-US" w:eastAsia="zh-CN" w:bidi="ar"/>
+                <w:lang w:val="en-US" w:eastAsia="zh-CN"/>
               </w:rPr>
               <w:t>3. 组织项目各阶段评审</w:t>
             </w:r>
             <w:r>
               <w:rPr>
-                <w:rFonts w:hint="eastAsia" w:ascii="Segoe UI" w:hAnsi="Segoe UI" w:eastAsia="Segoe UI" w:cs="Segoe UI"/>
+                <w:rFonts w:ascii="Segoe UI" w:eastAsia="Segoe UI" w:hAnsi="Segoe UI" w:cs="Segoe UI" w:hint="eastAsia"/>
                 <w:i w:val="0"/>
                 <w:iCs w:val="0"/>
                 <w:caps w:val="0"/>
@@ -5089,13 +5069,13 @@
                 <w:kern w:val="0"/>
                 <w:sz w:val="18"/>
                 <w:szCs w:val="18"/>
-                <w:lang w:val="en-US" w:eastAsia="zh-CN" w:bidi="ar"/>
+                <w:lang w:val="en-US" w:eastAsia="zh-CN"/>
               </w:rPr>
               <w:t>及</w:t>
             </w:r>
             <w:r>
               <w:rPr>
-                <w:rFonts w:hint="default" w:ascii="Segoe UI" w:hAnsi="Segoe UI" w:eastAsia="Segoe UI" w:cs="Segoe UI"/>
+                <w:rFonts w:ascii="Segoe UI" w:eastAsia="Segoe UI" w:hAnsi="Segoe UI" w:cs="Segoe UI" w:hint="default"/>
                 <w:i w:val="0"/>
                 <w:iCs w:val="0"/>
                 <w:caps w:val="0"/>
@@ -5105,13 +5085,13 @@
                 <w:kern w:val="0"/>
                 <w:sz w:val="18"/>
                 <w:szCs w:val="18"/>
-                <w:lang w:val="en-US" w:eastAsia="zh-CN" w:bidi="ar"/>
+                <w:lang w:val="en-US" w:eastAsia="zh-CN"/>
               </w:rPr>
               <w:t>项目交付物</w:t>
             </w:r>
             <w:r>
               <w:rPr>
-                <w:rFonts w:hint="eastAsia" w:ascii="Segoe UI" w:hAnsi="Segoe UI" w:eastAsia="Segoe UI" w:cs="Segoe UI"/>
+                <w:rFonts w:ascii="Segoe UI" w:eastAsia="Segoe UI" w:hAnsi="Segoe UI" w:cs="Segoe UI" w:hint="eastAsia"/>
                 <w:i w:val="0"/>
                 <w:iCs w:val="0"/>
                 <w:caps w:val="0"/>
@@ -5121,13 +5101,13 @@
                 <w:kern w:val="0"/>
                 <w:sz w:val="18"/>
                 <w:szCs w:val="18"/>
-                <w:lang w:val="en-US" w:eastAsia="zh-CN" w:bidi="ar"/>
+                <w:lang w:val="en-US" w:eastAsia="zh-CN"/>
               </w:rPr>
               <w:t>交付、</w:t>
             </w:r>
             <w:r>
               <w:rPr>
-                <w:rFonts w:hint="default" w:ascii="Segoe UI" w:hAnsi="Segoe UI" w:eastAsia="Segoe UI" w:cs="Segoe UI"/>
+                <w:rFonts w:ascii="Segoe UI" w:eastAsia="Segoe UI" w:hAnsi="Segoe UI" w:cs="Segoe UI" w:hint="default"/>
                 <w:i w:val="0"/>
                 <w:iCs w:val="0"/>
                 <w:caps w:val="0"/>
@@ -5137,7 +5117,7 @@
                 <w:kern w:val="0"/>
                 <w:sz w:val="18"/>
                 <w:szCs w:val="18"/>
-                <w:lang w:val="en-US" w:eastAsia="zh-CN" w:bidi="ar"/>
+                <w:lang w:val="en-US" w:eastAsia="zh-CN"/>
               </w:rPr>
               <w:t>验收。</w:t>
             </w:r>
@@ -5147,10 +5127,10 @@
           <w:tcPr>
             <w:tcW w:w="3278" w:type="dxa"/>
             <w:tcBorders>
-              <w:top w:val="single" w:color="auto" w:sz="4" w:space="0"/>
-              <w:left w:val="single" w:color="auto" w:sz="4" w:space="0"/>
-              <w:bottom w:val="single" w:color="auto" w:sz="4" w:space="0"/>
-              <w:right w:val="single" w:color="auto" w:sz="12" w:space="0"/>
+              <w:top w:val="single" w:sz="4" w:space="0" w:color="auto"/>
+              <w:left w:val="single" w:sz="4" w:space="0" w:color="auto"/>
+              <w:bottom w:val="single" w:sz="4" w:space="0" w:color="auto"/>
+              <w:right w:val="single" w:sz="12" w:space="0" w:color="auto"/>
             </w:tcBorders>
             <w:shd w:val="clear" w:color="auto" w:fill="auto"/>
             <w:tcMar>
@@ -5178,11 +5158,11 @@
               <w:adjustRightInd w:val="0"/>
               <w:snapToGrid w:val="0"/>
               <w:spacing w:line="240" w:lineRule="auto"/>
-              <w:ind w:left="0" w:leftChars="0" w:right="0" w:rightChars="0" w:firstLine="0" w:firstLineChars="0"/>
+              <w:ind w:left="0" w:right="0" w:firstLine="0" w:leftChars="0" w:rightChars="0" w:firstLineChars="0"/>
               <w:jc w:val="left"/>
               <w:textAlignment w:val="baseline"/>
               <w:rPr>
-                <w:rFonts w:hint="default" w:ascii="Segoe UI" w:hAnsi="Segoe UI" w:eastAsia="Segoe UI" w:cs="Segoe UI"/>
+                <w:rFonts w:ascii="Segoe UI" w:eastAsia="Segoe UI" w:hAnsi="Segoe UI" w:cs="Segoe UI" w:hint="default"/>
                 <w:i w:val="0"/>
                 <w:iCs w:val="0"/>
                 <w:caps w:val="0"/>
@@ -5194,8 +5174,8 @@
             </w:pPr>
             <w:r>
               <w:rPr>
-                <w:rStyle w:val="23"/>
-                <w:rFonts w:hint="default" w:ascii="Segoe UI" w:hAnsi="Segoe UI" w:eastAsia="Segoe UI" w:cs="Segoe UI"/>
+                <w:rStyle w:val="Strong"/>
+                <w:rFonts w:ascii="Segoe UI" w:eastAsia="Segoe UI" w:hAnsi="Segoe UI" w:cs="Segoe UI" w:hint="default"/>
                 <w:b/>
                 <w:bCs/>
                 <w:i w:val="0"/>
@@ -5207,13 +5187,13 @@
                 <w:kern w:val="0"/>
                 <w:sz w:val="18"/>
                 <w:szCs w:val="18"/>
-                <w:lang w:val="en-US" w:eastAsia="zh-CN" w:bidi="ar"/>
+                <w:lang w:val="en-US" w:eastAsia="zh-CN"/>
               </w:rPr>
               <w:t>研究总院经理</w:t>
             </w:r>
             <w:r>
               <w:rPr>
-                <w:rFonts w:hint="default" w:ascii="Segoe UI" w:hAnsi="Segoe UI" w:eastAsia="Segoe UI" w:cs="Segoe UI"/>
+                <w:rFonts w:ascii="Segoe UI" w:eastAsia="Segoe UI" w:hAnsi="Segoe UI" w:cs="Segoe UI" w:hint="default"/>
                 <w:i w:val="0"/>
                 <w:iCs w:val="0"/>
                 <w:caps w:val="0"/>
@@ -5223,7 +5203,7 @@
                 <w:kern w:val="0"/>
                 <w:sz w:val="18"/>
                 <w:szCs w:val="18"/>
-                <w:lang w:val="en-US" w:eastAsia="zh-CN" w:bidi="ar"/>
+                <w:lang w:val="en-US" w:eastAsia="zh-CN"/>
               </w:rPr>
               <w:t>或其指定的资深技术负责人</w:t>
             </w:r>
@@ -5232,14 +5212,9 @@
       </w:tr>
       <w:tr>
         <w:tblPrEx>
-          <w:tblBorders>
-            <w:top w:val="single" w:color="auto" w:sz="4" w:space="0"/>
-            <w:left w:val="single" w:color="auto" w:sz="4" w:space="0"/>
-            <w:bottom w:val="single" w:color="auto" w:sz="4" w:space="0"/>
-            <w:right w:val="single" w:color="auto" w:sz="4" w:space="0"/>
-            <w:insideH w:val="single" w:color="auto" w:sz="4" w:space="0"/>
-            <w:insideV w:val="single" w:color="auto" w:sz="4" w:space="0"/>
-          </w:tblBorders>
+          <w:tblW w:w="8522" w:type="dxa"/>
+          <w:jc w:val="center"/>
+          <w:shd w:val="clear" w:color="auto" w:fill="auto"/>
           <w:tblCellMar>
             <w:top w:w="15" w:type="dxa"/>
             <w:left w:w="15" w:type="dxa"/>
@@ -5248,17 +5223,17 @@
           </w:tblCellMar>
         </w:tblPrEx>
         <w:trPr>
-          <w:trHeight w:val="0" w:hRule="atLeast"/>
+          <w:trHeight w:val="0"/>
           <w:jc w:val="center"/>
         </w:trPr>
         <w:tc>
           <w:tcPr>
             <w:tcW w:w="1338" w:type="dxa"/>
             <w:tcBorders>
-              <w:top w:val="single" w:color="auto" w:sz="4" w:space="0"/>
-              <w:left w:val="single" w:color="auto" w:sz="12" w:space="0"/>
-              <w:bottom w:val="single" w:color="auto" w:sz="4" w:space="0"/>
-              <w:right w:val="single" w:color="auto" w:sz="4" w:space="0"/>
+              <w:top w:val="single" w:sz="4" w:space="0" w:color="auto"/>
+              <w:left w:val="single" w:sz="12" w:space="0" w:color="auto"/>
+              <w:bottom w:val="single" w:sz="4" w:space="0" w:color="auto"/>
+              <w:right w:val="single" w:sz="4" w:space="0" w:color="auto"/>
             </w:tcBorders>
             <w:shd w:val="clear" w:color="auto" w:fill="auto"/>
             <w:tcMar>
@@ -5286,11 +5261,11 @@
               <w:adjustRightInd w:val="0"/>
               <w:snapToGrid w:val="0"/>
               <w:spacing w:line="240" w:lineRule="auto"/>
-              <w:ind w:left="0" w:leftChars="0" w:right="0" w:rightChars="0" w:firstLine="0" w:firstLineChars="0"/>
+              <w:ind w:left="0" w:right="0" w:firstLine="0" w:leftChars="0" w:rightChars="0" w:firstLineChars="0"/>
               <w:jc w:val="center"/>
               <w:textAlignment w:val="baseline"/>
               <w:rPr>
-                <w:rFonts w:hint="default" w:ascii="Segoe UI" w:hAnsi="Segoe UI" w:eastAsia="Segoe UI" w:cs="Segoe UI"/>
+                <w:rFonts w:ascii="Segoe UI" w:eastAsia="Segoe UI" w:hAnsi="Segoe UI" w:cs="Segoe UI" w:hint="default"/>
                 <w:i w:val="0"/>
                 <w:iCs w:val="0"/>
                 <w:caps w:val="0"/>
@@ -5302,8 +5277,8 @@
             </w:pPr>
             <w:r>
               <w:rPr>
-                <w:rStyle w:val="23"/>
-                <w:rFonts w:hint="default" w:ascii="Segoe UI" w:hAnsi="Segoe UI" w:eastAsia="Segoe UI" w:cs="Segoe UI"/>
+                <w:rStyle w:val="Strong"/>
+                <w:rFonts w:ascii="Segoe UI" w:eastAsia="Segoe UI" w:hAnsi="Segoe UI" w:cs="Segoe UI" w:hint="default"/>
                 <w:b/>
                 <w:bCs/>
                 <w:i w:val="0"/>
@@ -5315,7 +5290,7 @@
                 <w:kern w:val="0"/>
                 <w:sz w:val="18"/>
                 <w:szCs w:val="18"/>
-                <w:lang w:val="en-US" w:eastAsia="zh-CN" w:bidi="ar"/>
+                <w:lang w:val="en-US" w:eastAsia="zh-CN"/>
               </w:rPr>
               <w:t>需求分析师</w:t>
             </w:r>
@@ -5325,10 +5300,10 @@
           <w:tcPr>
             <w:tcW w:w="3906" w:type="dxa"/>
             <w:tcBorders>
-              <w:top w:val="single" w:color="auto" w:sz="4" w:space="0"/>
-              <w:left w:val="single" w:color="auto" w:sz="4" w:space="0"/>
-              <w:bottom w:val="single" w:color="auto" w:sz="4" w:space="0"/>
-              <w:right w:val="single" w:color="auto" w:sz="4" w:space="0"/>
+              <w:top w:val="single" w:sz="4" w:space="0" w:color="auto"/>
+              <w:left w:val="single" w:sz="4" w:space="0" w:color="auto"/>
+              <w:bottom w:val="single" w:sz="4" w:space="0" w:color="auto"/>
+              <w:right w:val="single" w:sz="4" w:space="0" w:color="auto"/>
             </w:tcBorders>
             <w:shd w:val="clear" w:color="auto" w:fill="auto"/>
             <w:tcMar>
@@ -5356,11 +5331,11 @@
               <w:adjustRightInd w:val="0"/>
               <w:snapToGrid w:val="0"/>
               <w:spacing w:line="240" w:lineRule="auto"/>
-              <w:ind w:left="0" w:leftChars="0" w:right="0" w:rightChars="0" w:firstLine="0" w:firstLineChars="0"/>
+              <w:ind w:left="0" w:right="0" w:firstLine="0" w:leftChars="0" w:rightChars="0" w:firstLineChars="0"/>
               <w:jc w:val="left"/>
               <w:textAlignment w:val="baseline"/>
               <w:rPr>
-                <w:rFonts w:hint="default" w:ascii="Segoe UI" w:hAnsi="Segoe UI" w:eastAsia="Segoe UI" w:cs="Segoe UI"/>
+                <w:rFonts w:ascii="Segoe UI" w:eastAsia="Segoe UI" w:hAnsi="Segoe UI" w:cs="Segoe UI" w:hint="default"/>
                 <w:i w:val="0"/>
                 <w:iCs w:val="0"/>
                 <w:caps w:val="0"/>
@@ -5372,7 +5347,7 @@
             </w:pPr>
             <w:r>
               <w:rPr>
-                <w:rFonts w:hint="default" w:ascii="Segoe UI" w:hAnsi="Segoe UI" w:eastAsia="Segoe UI" w:cs="Segoe UI"/>
+                <w:rFonts w:ascii="Segoe UI" w:eastAsia="Segoe UI" w:hAnsi="Segoe UI" w:cs="Segoe UI" w:hint="default"/>
                 <w:i w:val="0"/>
                 <w:iCs w:val="0"/>
                 <w:caps w:val="0"/>
@@ -5382,13 +5357,13 @@
                 <w:kern w:val="0"/>
                 <w:sz w:val="18"/>
                 <w:szCs w:val="18"/>
-                <w:lang w:val="en-US" w:eastAsia="zh-CN" w:bidi="ar"/>
+                <w:lang w:val="en-US" w:eastAsia="zh-CN"/>
               </w:rPr>
               <w:t>1. 负责业务需求调研、分析与文档化，编写《项目需求规格说明书》。</w:t>
             </w:r>
             <w:r>
               <w:rPr>
-                <w:rFonts w:hint="default" w:ascii="Segoe UI" w:hAnsi="Segoe UI" w:eastAsia="Segoe UI" w:cs="Segoe UI"/>
+                <w:rFonts w:ascii="Segoe UI" w:eastAsia="Segoe UI" w:hAnsi="Segoe UI" w:cs="Segoe UI" w:hint="default"/>
                 <w:i w:val="0"/>
                 <w:iCs w:val="0"/>
                 <w:caps w:val="0"/>
@@ -5398,13 +5373,13 @@
                 <w:kern w:val="0"/>
                 <w:sz w:val="18"/>
                 <w:szCs w:val="18"/>
-                <w:lang w:val="en-US" w:eastAsia="zh-CN" w:bidi="ar"/>
-              </w:rPr>
-              <w:br w:type="textWrapping"/>
+                <w:lang w:val="en-US" w:eastAsia="zh-CN"/>
+              </w:rPr>
+              <w:br/>
             </w:r>
             <w:r>
               <w:rPr>
-                <w:rFonts w:hint="default" w:ascii="Segoe UI" w:hAnsi="Segoe UI" w:eastAsia="Segoe UI" w:cs="Segoe UI"/>
+                <w:rFonts w:ascii="Segoe UI" w:eastAsia="Segoe UI" w:hAnsi="Segoe UI" w:cs="Segoe UI" w:hint="default"/>
                 <w:i w:val="0"/>
                 <w:iCs w:val="0"/>
                 <w:caps w:val="0"/>
@@ -5414,7 +5389,7 @@
                 <w:kern w:val="0"/>
                 <w:sz w:val="18"/>
                 <w:szCs w:val="18"/>
-                <w:lang w:val="en-US" w:eastAsia="zh-CN" w:bidi="ar"/>
+                <w:lang w:val="en-US" w:eastAsia="zh-CN"/>
               </w:rPr>
               <w:t>2. 与业务方确认需求，并参与解决方案的设计与验收。</w:t>
             </w:r>
@@ -5424,10 +5399,10 @@
           <w:tcPr>
             <w:tcW w:w="3278" w:type="dxa"/>
             <w:tcBorders>
-              <w:top w:val="single" w:color="auto" w:sz="4" w:space="0"/>
-              <w:left w:val="single" w:color="auto" w:sz="4" w:space="0"/>
-              <w:bottom w:val="single" w:color="auto" w:sz="4" w:space="0"/>
-              <w:right w:val="single" w:color="auto" w:sz="12" w:space="0"/>
+              <w:top w:val="single" w:sz="4" w:space="0" w:color="auto"/>
+              <w:left w:val="single" w:sz="4" w:space="0" w:color="auto"/>
+              <w:bottom w:val="single" w:sz="4" w:space="0" w:color="auto"/>
+              <w:right w:val="single" w:sz="12" w:space="0" w:color="auto"/>
             </w:tcBorders>
             <w:shd w:val="clear" w:color="auto" w:fill="auto"/>
             <w:tcMar>
@@ -5455,11 +5430,11 @@
               <w:adjustRightInd w:val="0"/>
               <w:snapToGrid w:val="0"/>
               <w:spacing w:line="240" w:lineRule="auto"/>
-              <w:ind w:left="0" w:leftChars="0" w:right="0" w:rightChars="0" w:firstLine="0" w:firstLineChars="0"/>
+              <w:ind w:left="0" w:right="0" w:firstLine="0" w:leftChars="0" w:rightChars="0" w:firstLineChars="0"/>
               <w:jc w:val="left"/>
               <w:textAlignment w:val="baseline"/>
               <w:rPr>
-                <w:rFonts w:hint="default" w:ascii="Segoe UI" w:hAnsi="Segoe UI" w:eastAsia="Segoe UI" w:cs="Segoe UI"/>
+                <w:rFonts w:ascii="Segoe UI" w:eastAsia="Segoe UI" w:hAnsi="Segoe UI" w:cs="Segoe UI" w:hint="default"/>
                 <w:i w:val="0"/>
                 <w:iCs w:val="0"/>
                 <w:caps w:val="0"/>
@@ -5471,8 +5446,8 @@
             </w:pPr>
             <w:r>
               <w:rPr>
-                <w:rStyle w:val="23"/>
-                <w:rFonts w:hint="default" w:ascii="Segoe UI" w:hAnsi="Segoe UI" w:eastAsia="Segoe UI" w:cs="Segoe UI"/>
+                <w:rStyle w:val="Strong"/>
+                <w:rFonts w:ascii="Segoe UI" w:eastAsia="Segoe UI" w:hAnsi="Segoe UI" w:cs="Segoe UI" w:hint="default"/>
                 <w:b/>
                 <w:bCs/>
                 <w:i w:val="0"/>
@@ -5484,7 +5459,7 @@
                 <w:kern w:val="0"/>
                 <w:sz w:val="18"/>
                 <w:szCs w:val="18"/>
-                <w:lang w:val="en-US" w:eastAsia="zh-CN" w:bidi="ar"/>
+                <w:lang w:val="en-US" w:eastAsia="zh-CN"/>
               </w:rPr>
               <w:t>研究总院-需求分析师</w:t>
             </w:r>
@@ -5493,14 +5468,8 @@
       </w:tr>
       <w:tr>
         <w:tblPrEx>
-          <w:tblBorders>
-            <w:top w:val="single" w:color="auto" w:sz="4" w:space="0"/>
-            <w:left w:val="single" w:color="auto" w:sz="4" w:space="0"/>
-            <w:bottom w:val="single" w:color="auto" w:sz="4" w:space="0"/>
-            <w:right w:val="single" w:color="auto" w:sz="4" w:space="0"/>
-            <w:insideH w:val="single" w:color="auto" w:sz="4" w:space="0"/>
-            <w:insideV w:val="single" w:color="auto" w:sz="4" w:space="0"/>
-          </w:tblBorders>
+          <w:tblW w:w="8522" w:type="dxa"/>
+          <w:jc w:val="center"/>
           <w:shd w:val="clear" w:color="auto" w:fill="auto"/>
           <w:tblCellMar>
             <w:top w:w="15" w:type="dxa"/>
@@ -5510,17 +5479,17 @@
           </w:tblCellMar>
         </w:tblPrEx>
         <w:trPr>
-          <w:trHeight w:val="0" w:hRule="atLeast"/>
+          <w:trHeight w:val="0"/>
           <w:jc w:val="center"/>
         </w:trPr>
         <w:tc>
           <w:tcPr>
             <w:tcW w:w="1338" w:type="dxa"/>
             <w:tcBorders>
-              <w:top w:val="single" w:color="auto" w:sz="4" w:space="0"/>
-              <w:left w:val="single" w:color="auto" w:sz="12" w:space="0"/>
-              <w:bottom w:val="single" w:color="auto" w:sz="4" w:space="0"/>
-              <w:right w:val="single" w:color="auto" w:sz="4" w:space="0"/>
+              <w:top w:val="single" w:sz="4" w:space="0" w:color="auto"/>
+              <w:left w:val="single" w:sz="12" w:space="0" w:color="auto"/>
+              <w:bottom w:val="single" w:sz="4" w:space="0" w:color="auto"/>
+              <w:right w:val="single" w:sz="4" w:space="0" w:color="auto"/>
             </w:tcBorders>
             <w:shd w:val="clear" w:color="auto" w:fill="auto"/>
             <w:tcMar>
@@ -5548,11 +5517,11 @@
               <w:adjustRightInd w:val="0"/>
               <w:snapToGrid w:val="0"/>
               <w:spacing w:line="240" w:lineRule="auto"/>
-              <w:ind w:left="0" w:leftChars="0" w:right="0" w:rightChars="0" w:firstLine="0" w:firstLineChars="0"/>
+              <w:ind w:left="0" w:right="0" w:firstLine="0" w:leftChars="0" w:rightChars="0" w:firstLineChars="0"/>
               <w:jc w:val="center"/>
               <w:textAlignment w:val="baseline"/>
               <w:rPr>
-                <w:rFonts w:hint="default" w:ascii="Segoe UI" w:hAnsi="Segoe UI" w:eastAsia="Segoe UI" w:cs="Segoe UI"/>
+                <w:rFonts w:ascii="Segoe UI" w:eastAsia="Segoe UI" w:hAnsi="Segoe UI" w:cs="Segoe UI" w:hint="default"/>
                 <w:i w:val="0"/>
                 <w:iCs w:val="0"/>
                 <w:caps w:val="0"/>
@@ -5564,8 +5533,8 @@
             </w:pPr>
             <w:r>
               <w:rPr>
-                <w:rStyle w:val="23"/>
-                <w:rFonts w:hint="default" w:ascii="Segoe UI" w:hAnsi="Segoe UI" w:eastAsia="Segoe UI" w:cs="Segoe UI"/>
+                <w:rStyle w:val="Strong"/>
+                <w:rFonts w:ascii="Segoe UI" w:eastAsia="Segoe UI" w:hAnsi="Segoe UI" w:cs="Segoe UI" w:hint="default"/>
                 <w:b/>
                 <w:bCs/>
                 <w:i w:val="0"/>
@@ -5577,7 +5546,7 @@
                 <w:kern w:val="0"/>
                 <w:sz w:val="18"/>
                 <w:szCs w:val="18"/>
-                <w:lang w:val="en-US" w:eastAsia="zh-CN" w:bidi="ar"/>
+                <w:lang w:val="en-US" w:eastAsia="zh-CN"/>
               </w:rPr>
               <w:t>开发工程师</w:t>
             </w:r>
@@ -5587,10 +5556,10 @@
           <w:tcPr>
             <w:tcW w:w="3906" w:type="dxa"/>
             <w:tcBorders>
-              <w:top w:val="single" w:color="auto" w:sz="4" w:space="0"/>
-              <w:left w:val="single" w:color="auto" w:sz="4" w:space="0"/>
-              <w:bottom w:val="single" w:color="auto" w:sz="4" w:space="0"/>
-              <w:right w:val="single" w:color="auto" w:sz="4" w:space="0"/>
+              <w:top w:val="single" w:sz="4" w:space="0" w:color="auto"/>
+              <w:left w:val="single" w:sz="4" w:space="0" w:color="auto"/>
+              <w:bottom w:val="single" w:sz="4" w:space="0" w:color="auto"/>
+              <w:right w:val="single" w:sz="4" w:space="0" w:color="auto"/>
             </w:tcBorders>
             <w:shd w:val="clear" w:color="auto" w:fill="auto"/>
             <w:tcMar>
@@ -5618,11 +5587,11 @@
               <w:adjustRightInd w:val="0"/>
               <w:snapToGrid w:val="0"/>
               <w:spacing w:line="240" w:lineRule="auto"/>
-              <w:ind w:left="0" w:leftChars="0" w:right="0" w:rightChars="0" w:firstLine="0" w:firstLineChars="0"/>
+              <w:ind w:left="0" w:right="0" w:firstLine="0" w:leftChars="0" w:rightChars="0" w:firstLineChars="0"/>
               <w:jc w:val="left"/>
               <w:textAlignment w:val="baseline"/>
               <w:rPr>
-                <w:rFonts w:hint="default" w:ascii="Segoe UI" w:hAnsi="Segoe UI" w:eastAsia="Segoe UI" w:cs="Segoe UI"/>
+                <w:rFonts w:ascii="Segoe UI" w:eastAsia="Segoe UI" w:hAnsi="Segoe UI" w:cs="Segoe UI" w:hint="default"/>
                 <w:i w:val="0"/>
                 <w:iCs w:val="0"/>
                 <w:caps w:val="0"/>
@@ -5634,7 +5603,7 @@
             </w:pPr>
             <w:r>
               <w:rPr>
-                <w:rFonts w:hint="default" w:ascii="Segoe UI" w:hAnsi="Segoe UI" w:eastAsia="Segoe UI" w:cs="Segoe UI"/>
+                <w:rFonts w:ascii="Segoe UI" w:eastAsia="Segoe UI" w:hAnsi="Segoe UI" w:cs="Segoe UI" w:hint="default"/>
                 <w:i w:val="0"/>
                 <w:iCs w:val="0"/>
                 <w:caps w:val="0"/>
@@ -5644,13 +5613,13 @@
                 <w:kern w:val="0"/>
                 <w:sz w:val="18"/>
                 <w:szCs w:val="18"/>
-                <w:lang w:val="en-US" w:eastAsia="zh-CN" w:bidi="ar"/>
+                <w:lang w:val="en-US" w:eastAsia="zh-CN"/>
               </w:rPr>
               <w:t>1. 依据设计文档进行系统架构设计、编码实现与单元测试。</w:t>
             </w:r>
             <w:r>
               <w:rPr>
-                <w:rFonts w:hint="default" w:ascii="Segoe UI" w:hAnsi="Segoe UI" w:eastAsia="Segoe UI" w:cs="Segoe UI"/>
+                <w:rFonts w:ascii="Segoe UI" w:eastAsia="Segoe UI" w:hAnsi="Segoe UI" w:cs="Segoe UI" w:hint="default"/>
                 <w:i w:val="0"/>
                 <w:iCs w:val="0"/>
                 <w:caps w:val="0"/>
@@ -5660,13 +5629,13 @@
                 <w:kern w:val="0"/>
                 <w:sz w:val="18"/>
                 <w:szCs w:val="18"/>
-                <w:lang w:val="en-US" w:eastAsia="zh-CN" w:bidi="ar"/>
-              </w:rPr>
-              <w:br w:type="textWrapping"/>
+                <w:lang w:val="en-US" w:eastAsia="zh-CN"/>
+              </w:rPr>
+              <w:br/>
             </w:r>
             <w:r>
               <w:rPr>
-                <w:rFonts w:hint="default" w:ascii="Segoe UI" w:hAnsi="Segoe UI" w:eastAsia="Segoe UI" w:cs="Segoe UI"/>
+                <w:rFonts w:ascii="Segoe UI" w:eastAsia="Segoe UI" w:hAnsi="Segoe UI" w:cs="Segoe UI" w:hint="default"/>
                 <w:i w:val="0"/>
                 <w:iCs w:val="0"/>
                 <w:caps w:val="0"/>
@@ -5676,7 +5645,7 @@
                 <w:kern w:val="0"/>
                 <w:sz w:val="18"/>
                 <w:szCs w:val="18"/>
-                <w:lang w:val="en-US" w:eastAsia="zh-CN" w:bidi="ar"/>
+                <w:lang w:val="en-US" w:eastAsia="zh-CN"/>
               </w:rPr>
               <w:t>2. 编写相关技术文档，修复测试缺陷，保障代码质量。</w:t>
             </w:r>
@@ -5686,10 +5655,10 @@
           <w:tcPr>
             <w:tcW w:w="3278" w:type="dxa"/>
             <w:tcBorders>
-              <w:top w:val="single" w:color="auto" w:sz="4" w:space="0"/>
-              <w:left w:val="single" w:color="auto" w:sz="4" w:space="0"/>
-              <w:bottom w:val="single" w:color="auto" w:sz="4" w:space="0"/>
-              <w:right w:val="single" w:color="auto" w:sz="12" w:space="0"/>
+              <w:top w:val="single" w:sz="4" w:space="0" w:color="auto"/>
+              <w:left w:val="single" w:sz="4" w:space="0" w:color="auto"/>
+              <w:bottom w:val="single" w:sz="4" w:space="0" w:color="auto"/>
+              <w:right w:val="single" w:sz="12" w:space="0" w:color="auto"/>
             </w:tcBorders>
             <w:shd w:val="clear" w:color="auto" w:fill="auto"/>
             <w:tcMar>
@@ -5717,11 +5686,11 @@
               <w:adjustRightInd w:val="0"/>
               <w:snapToGrid w:val="0"/>
               <w:spacing w:line="240" w:lineRule="auto"/>
-              <w:ind w:left="0" w:leftChars="0" w:right="0" w:rightChars="0" w:firstLine="0" w:firstLineChars="0"/>
+              <w:ind w:left="0" w:right="0" w:firstLine="0" w:leftChars="0" w:rightChars="0" w:firstLineChars="0"/>
               <w:jc w:val="left"/>
               <w:textAlignment w:val="baseline"/>
               <w:rPr>
-                <w:rFonts w:hint="default" w:ascii="Segoe UI" w:hAnsi="Segoe UI" w:eastAsia="Segoe UI" w:cs="Segoe UI"/>
+                <w:rFonts w:ascii="Segoe UI" w:eastAsia="Segoe UI" w:hAnsi="Segoe UI" w:cs="Segoe UI" w:hint="default"/>
                 <w:i w:val="0"/>
                 <w:iCs w:val="0"/>
                 <w:caps w:val="0"/>
@@ -5733,8 +5702,8 @@
             </w:pPr>
             <w:r>
               <w:rPr>
-                <w:rStyle w:val="23"/>
-                <w:rFonts w:hint="default" w:ascii="Segoe UI" w:hAnsi="Segoe UI" w:eastAsia="Segoe UI" w:cs="Segoe UI"/>
+                <w:rStyle w:val="Strong"/>
+                <w:rFonts w:ascii="Segoe UI" w:eastAsia="Segoe UI" w:hAnsi="Segoe UI" w:cs="Segoe UI" w:hint="default"/>
                 <w:b/>
                 <w:bCs/>
                 <w:i w:val="0"/>
@@ -5746,7 +5715,7 @@
                 <w:kern w:val="0"/>
                 <w:sz w:val="18"/>
                 <w:szCs w:val="18"/>
-                <w:lang w:val="en-US" w:eastAsia="zh-CN" w:bidi="ar"/>
+                <w:lang w:val="en-US" w:eastAsia="zh-CN"/>
               </w:rPr>
               <w:t>研究总院-开发工程师</w:t>
             </w:r>
@@ -5755,14 +5724,8 @@
       </w:tr>
       <w:tr>
         <w:tblPrEx>
-          <w:tblBorders>
-            <w:top w:val="single" w:color="auto" w:sz="4" w:space="0"/>
-            <w:left w:val="single" w:color="auto" w:sz="4" w:space="0"/>
-            <w:bottom w:val="single" w:color="auto" w:sz="4" w:space="0"/>
-            <w:right w:val="single" w:color="auto" w:sz="4" w:space="0"/>
-            <w:insideH w:val="single" w:color="auto" w:sz="4" w:space="0"/>
-            <w:insideV w:val="single" w:color="auto" w:sz="4" w:space="0"/>
-          </w:tblBorders>
+          <w:tblW w:w="8522" w:type="dxa"/>
+          <w:jc w:val="center"/>
           <w:shd w:val="clear" w:color="auto" w:fill="auto"/>
           <w:tblCellMar>
             <w:top w:w="15" w:type="dxa"/>
@@ -5772,17 +5735,17 @@
           </w:tblCellMar>
         </w:tblPrEx>
         <w:trPr>
-          <w:trHeight w:val="0" w:hRule="atLeast"/>
+          <w:trHeight w:val="0"/>
           <w:jc w:val="center"/>
         </w:trPr>
         <w:tc>
           <w:tcPr>
             <w:tcW w:w="1338" w:type="dxa"/>
             <w:tcBorders>
-              <w:top w:val="single" w:color="auto" w:sz="4" w:space="0"/>
-              <w:left w:val="single" w:color="auto" w:sz="12" w:space="0"/>
-              <w:bottom w:val="single" w:color="auto" w:sz="4" w:space="0"/>
-              <w:right w:val="single" w:color="auto" w:sz="4" w:space="0"/>
+              <w:top w:val="single" w:sz="4" w:space="0" w:color="auto"/>
+              <w:left w:val="single" w:sz="12" w:space="0" w:color="auto"/>
+              <w:bottom w:val="single" w:sz="4" w:space="0" w:color="auto"/>
+              <w:right w:val="single" w:sz="4" w:space="0" w:color="auto"/>
             </w:tcBorders>
             <w:shd w:val="clear" w:color="auto" w:fill="auto"/>
             <w:tcMar>
@@ -5810,11 +5773,11 @@
               <w:adjustRightInd w:val="0"/>
               <w:snapToGrid w:val="0"/>
               <w:spacing w:line="240" w:lineRule="auto"/>
-              <w:ind w:left="0" w:leftChars="0" w:right="0" w:rightChars="0" w:firstLine="0" w:firstLineChars="0"/>
+              <w:ind w:left="0" w:right="0" w:firstLine="0" w:leftChars="0" w:rightChars="0" w:firstLineChars="0"/>
               <w:jc w:val="center"/>
               <w:textAlignment w:val="baseline"/>
               <w:rPr>
-                <w:rFonts w:hint="default" w:ascii="Segoe UI" w:hAnsi="Segoe UI" w:eastAsia="Segoe UI" w:cs="Segoe UI"/>
+                <w:rFonts w:ascii="Segoe UI" w:eastAsia="Segoe UI" w:hAnsi="Segoe UI" w:cs="Segoe UI" w:hint="default"/>
                 <w:i w:val="0"/>
                 <w:iCs w:val="0"/>
                 <w:caps w:val="0"/>
@@ -5826,8 +5789,8 @@
             </w:pPr>
             <w:r>
               <w:rPr>
-                <w:rStyle w:val="23"/>
-                <w:rFonts w:hint="default" w:ascii="Segoe UI" w:hAnsi="Segoe UI" w:eastAsia="Segoe UI" w:cs="Segoe UI"/>
+                <w:rStyle w:val="Strong"/>
+                <w:rFonts w:ascii="Segoe UI" w:eastAsia="Segoe UI" w:hAnsi="Segoe UI" w:cs="Segoe UI" w:hint="default"/>
                 <w:b/>
                 <w:bCs/>
                 <w:i w:val="0"/>
@@ -5839,7 +5802,7 @@
                 <w:kern w:val="0"/>
                 <w:sz w:val="18"/>
                 <w:szCs w:val="18"/>
-                <w:lang w:val="en-US" w:eastAsia="zh-CN" w:bidi="ar"/>
+                <w:lang w:val="en-US" w:eastAsia="zh-CN"/>
               </w:rPr>
               <w:t>测试工程师</w:t>
             </w:r>
@@ -5849,10 +5812,10 @@
           <w:tcPr>
             <w:tcW w:w="3906" w:type="dxa"/>
             <w:tcBorders>
-              <w:top w:val="single" w:color="auto" w:sz="4" w:space="0"/>
-              <w:left w:val="single" w:color="auto" w:sz="4" w:space="0"/>
-              <w:bottom w:val="single" w:color="auto" w:sz="4" w:space="0"/>
-              <w:right w:val="single" w:color="auto" w:sz="4" w:space="0"/>
+              <w:top w:val="single" w:sz="4" w:space="0" w:color="auto"/>
+              <w:left w:val="single" w:sz="4" w:space="0" w:color="auto"/>
+              <w:bottom w:val="single" w:sz="4" w:space="0" w:color="auto"/>
+              <w:right w:val="single" w:sz="4" w:space="0" w:color="auto"/>
             </w:tcBorders>
             <w:shd w:val="clear" w:color="auto" w:fill="auto"/>
             <w:tcMar>
@@ -5880,11 +5843,11 @@
               <w:adjustRightInd w:val="0"/>
               <w:snapToGrid w:val="0"/>
               <w:spacing w:line="240" w:lineRule="auto"/>
-              <w:ind w:left="0" w:leftChars="0" w:right="0" w:rightChars="0" w:firstLine="0" w:firstLineChars="0"/>
+              <w:ind w:left="0" w:right="0" w:firstLine="0" w:leftChars="0" w:rightChars="0" w:firstLineChars="0"/>
               <w:jc w:val="left"/>
               <w:textAlignment w:val="baseline"/>
               <w:rPr>
-                <w:rFonts w:hint="default" w:ascii="Segoe UI" w:hAnsi="Segoe UI" w:eastAsia="Segoe UI" w:cs="Segoe UI"/>
+                <w:rFonts w:ascii="Segoe UI" w:eastAsia="Segoe UI" w:hAnsi="Segoe UI" w:cs="Segoe UI" w:hint="default"/>
                 <w:i w:val="0"/>
                 <w:iCs w:val="0"/>
                 <w:caps w:val="0"/>
@@ -5896,7 +5859,7 @@
             </w:pPr>
             <w:r>
               <w:rPr>
-                <w:rFonts w:hint="default" w:ascii="Segoe UI" w:hAnsi="Segoe UI" w:eastAsia="Segoe UI" w:cs="Segoe UI"/>
+                <w:rFonts w:ascii="Segoe UI" w:eastAsia="Segoe UI" w:hAnsi="Segoe UI" w:cs="Segoe UI" w:hint="default"/>
                 <w:i w:val="0"/>
                 <w:iCs w:val="0"/>
                 <w:caps w:val="0"/>
@@ -5906,13 +5869,13 @@
                 <w:kern w:val="0"/>
                 <w:sz w:val="18"/>
                 <w:szCs w:val="18"/>
-                <w:lang w:val="en-US" w:eastAsia="zh-CN" w:bidi="ar"/>
+                <w:lang w:val="en-US" w:eastAsia="zh-CN"/>
               </w:rPr>
               <w:t>1. 制定测试策略与用例，执行系统测试、集成测试等。</w:t>
             </w:r>
             <w:r>
               <w:rPr>
-                <w:rFonts w:hint="default" w:ascii="Segoe UI" w:hAnsi="Segoe UI" w:eastAsia="Segoe UI" w:cs="Segoe UI"/>
+                <w:rFonts w:ascii="Segoe UI" w:eastAsia="Segoe UI" w:hAnsi="Segoe UI" w:cs="Segoe UI" w:hint="default"/>
                 <w:i w:val="0"/>
                 <w:iCs w:val="0"/>
                 <w:caps w:val="0"/>
@@ -5922,13 +5885,13 @@
                 <w:kern w:val="0"/>
                 <w:sz w:val="18"/>
                 <w:szCs w:val="18"/>
-                <w:lang w:val="en-US" w:eastAsia="zh-CN" w:bidi="ar"/>
-              </w:rPr>
-              <w:br w:type="textWrapping"/>
+                <w:lang w:val="en-US" w:eastAsia="zh-CN"/>
+              </w:rPr>
+              <w:br/>
             </w:r>
             <w:r>
               <w:rPr>
-                <w:rFonts w:hint="default" w:ascii="Segoe UI" w:hAnsi="Segoe UI" w:eastAsia="Segoe UI" w:cs="Segoe UI"/>
+                <w:rFonts w:ascii="Segoe UI" w:eastAsia="Segoe UI" w:hAnsi="Segoe UI" w:cs="Segoe UI" w:hint="default"/>
                 <w:i w:val="0"/>
                 <w:iCs w:val="0"/>
                 <w:caps w:val="0"/>
@@ -5938,7 +5901,7 @@
                 <w:kern w:val="0"/>
                 <w:sz w:val="18"/>
                 <w:szCs w:val="18"/>
-                <w:lang w:val="en-US" w:eastAsia="zh-CN" w:bidi="ar"/>
+                <w:lang w:val="en-US" w:eastAsia="zh-CN"/>
               </w:rPr>
               <w:t>2. 记录并跟踪缺陷，出具《测试报告》，评估版本质量。</w:t>
             </w:r>
@@ -5948,10 +5911,10 @@
           <w:tcPr>
             <w:tcW w:w="3278" w:type="dxa"/>
             <w:tcBorders>
-              <w:top w:val="single" w:color="auto" w:sz="4" w:space="0"/>
-              <w:left w:val="single" w:color="auto" w:sz="4" w:space="0"/>
-              <w:bottom w:val="single" w:color="auto" w:sz="4" w:space="0"/>
-              <w:right w:val="single" w:color="auto" w:sz="12" w:space="0"/>
+              <w:top w:val="single" w:sz="4" w:space="0" w:color="auto"/>
+              <w:left w:val="single" w:sz="4" w:space="0" w:color="auto"/>
+              <w:bottom w:val="single" w:sz="4" w:space="0" w:color="auto"/>
+              <w:right w:val="single" w:sz="12" w:space="0" w:color="auto"/>
             </w:tcBorders>
             <w:shd w:val="clear" w:color="auto" w:fill="auto"/>
             <w:tcMar>
@@ -5979,11 +5942,11 @@
               <w:adjustRightInd w:val="0"/>
               <w:snapToGrid w:val="0"/>
               <w:spacing w:line="240" w:lineRule="auto"/>
-              <w:ind w:left="0" w:leftChars="0" w:right="0" w:rightChars="0" w:firstLine="0" w:firstLineChars="0"/>
+              <w:ind w:left="0" w:right="0" w:firstLine="0" w:leftChars="0" w:rightChars="0" w:firstLineChars="0"/>
               <w:jc w:val="left"/>
               <w:textAlignment w:val="baseline"/>
               <w:rPr>
-                <w:rFonts w:hint="default" w:ascii="Segoe UI" w:hAnsi="Segoe UI" w:eastAsia="Segoe UI" w:cs="Segoe UI"/>
+                <w:rFonts w:ascii="Segoe UI" w:eastAsia="Segoe UI" w:hAnsi="Segoe UI" w:cs="Segoe UI" w:hint="default"/>
                 <w:i w:val="0"/>
                 <w:iCs w:val="0"/>
                 <w:caps w:val="0"/>
@@ -5995,8 +5958,8 @@
             </w:pPr>
             <w:r>
               <w:rPr>
-                <w:rStyle w:val="23"/>
-                <w:rFonts w:hint="default" w:ascii="Segoe UI" w:hAnsi="Segoe UI" w:eastAsia="Segoe UI" w:cs="Segoe UI"/>
+                <w:rStyle w:val="Strong"/>
+                <w:rFonts w:ascii="Segoe UI" w:eastAsia="Segoe UI" w:hAnsi="Segoe UI" w:cs="Segoe UI" w:hint="default"/>
                 <w:b/>
                 <w:bCs/>
                 <w:i w:val="0"/>
@@ -6008,7 +5971,7 @@
                 <w:kern w:val="0"/>
                 <w:sz w:val="18"/>
                 <w:szCs w:val="18"/>
-                <w:lang w:val="en-US" w:eastAsia="zh-CN" w:bidi="ar"/>
+                <w:lang w:val="en-US" w:eastAsia="zh-CN"/>
               </w:rPr>
               <w:t>研究总院-测试工程师</w:t>
             </w:r>
@@ -6017,14 +5980,8 @@
       </w:tr>
       <w:tr>
         <w:tblPrEx>
-          <w:tblBorders>
-            <w:top w:val="single" w:color="auto" w:sz="4" w:space="0"/>
-            <w:left w:val="single" w:color="auto" w:sz="4" w:space="0"/>
-            <w:bottom w:val="single" w:color="auto" w:sz="4" w:space="0"/>
-            <w:right w:val="single" w:color="auto" w:sz="4" w:space="0"/>
-            <w:insideH w:val="single" w:color="auto" w:sz="4" w:space="0"/>
-            <w:insideV w:val="single" w:color="auto" w:sz="4" w:space="0"/>
-          </w:tblBorders>
+          <w:tblW w:w="8522" w:type="dxa"/>
+          <w:jc w:val="center"/>
           <w:shd w:val="clear" w:color="auto" w:fill="auto"/>
           <w:tblCellMar>
             <w:top w:w="15" w:type="dxa"/>
@@ -6034,17 +5991,17 @@
           </w:tblCellMar>
         </w:tblPrEx>
         <w:trPr>
-          <w:trHeight w:val="0" w:hRule="atLeast"/>
+          <w:trHeight w:val="0"/>
           <w:jc w:val="center"/>
         </w:trPr>
         <w:tc>
           <w:tcPr>
             <w:tcW w:w="1338" w:type="dxa"/>
             <w:tcBorders>
-              <w:top w:val="single" w:color="auto" w:sz="4" w:space="0"/>
-              <w:left w:val="single" w:color="auto" w:sz="12" w:space="0"/>
-              <w:bottom w:val="single" w:color="auto" w:sz="12" w:space="0"/>
-              <w:right w:val="single" w:color="auto" w:sz="4" w:space="0"/>
+              <w:top w:val="single" w:sz="4" w:space="0" w:color="auto"/>
+              <w:left w:val="single" w:sz="12" w:space="0" w:color="auto"/>
+              <w:bottom w:val="single" w:sz="12" w:space="0" w:color="auto"/>
+              <w:right w:val="single" w:sz="4" w:space="0" w:color="auto"/>
             </w:tcBorders>
             <w:shd w:val="clear" w:color="auto" w:fill="auto"/>
             <w:tcMar>
@@ -6072,11 +6029,11 @@
               <w:adjustRightInd w:val="0"/>
               <w:snapToGrid w:val="0"/>
               <w:spacing w:line="240" w:lineRule="auto"/>
-              <w:ind w:left="0" w:leftChars="0" w:right="0" w:rightChars="0" w:firstLine="0" w:firstLineChars="0"/>
+              <w:ind w:left="0" w:right="0" w:firstLine="0" w:leftChars="0" w:rightChars="0" w:firstLineChars="0"/>
               <w:jc w:val="center"/>
               <w:textAlignment w:val="baseline"/>
               <w:rPr>
-                <w:rFonts w:hint="default" w:ascii="Segoe UI" w:hAnsi="Segoe UI" w:eastAsia="Segoe UI" w:cs="Segoe UI"/>
+                <w:rFonts w:ascii="Segoe UI" w:eastAsia="Segoe UI" w:hAnsi="Segoe UI" w:cs="Segoe UI" w:hint="default"/>
                 <w:i w:val="0"/>
                 <w:iCs w:val="0"/>
                 <w:caps w:val="0"/>
@@ -6088,8 +6045,8 @@
             </w:pPr>
             <w:r>
               <w:rPr>
-                <w:rStyle w:val="23"/>
-                <w:rFonts w:hint="default" w:ascii="Segoe UI" w:hAnsi="Segoe UI" w:eastAsia="Segoe UI" w:cs="Segoe UI"/>
+                <w:rStyle w:val="Strong"/>
+                <w:rFonts w:ascii="Segoe UI" w:eastAsia="Segoe UI" w:hAnsi="Segoe UI" w:cs="Segoe UI" w:hint="default"/>
                 <w:b/>
                 <w:bCs/>
                 <w:i w:val="0"/>
@@ -6101,7 +6058,7 @@
                 <w:kern w:val="0"/>
                 <w:sz w:val="18"/>
                 <w:szCs w:val="18"/>
-                <w:lang w:val="en-US" w:eastAsia="zh-CN" w:bidi="ar"/>
+                <w:lang w:val="en-US" w:eastAsia="zh-CN"/>
               </w:rPr>
               <w:t>质量管理部</w:t>
             </w:r>
@@ -6111,10 +6068,10 @@
           <w:tcPr>
             <w:tcW w:w="3906" w:type="dxa"/>
             <w:tcBorders>
-              <w:top w:val="single" w:color="auto" w:sz="4" w:space="0"/>
-              <w:left w:val="single" w:color="auto" w:sz="4" w:space="0"/>
-              <w:bottom w:val="single" w:color="auto" w:sz="12" w:space="0"/>
-              <w:right w:val="single" w:color="auto" w:sz="4" w:space="0"/>
+              <w:top w:val="single" w:sz="4" w:space="0" w:color="auto"/>
+              <w:left w:val="single" w:sz="4" w:space="0" w:color="auto"/>
+              <w:bottom w:val="single" w:sz="12" w:space="0" w:color="auto"/>
+              <w:right w:val="single" w:sz="4" w:space="0" w:color="auto"/>
             </w:tcBorders>
             <w:shd w:val="clear" w:color="auto" w:fill="auto"/>
             <w:tcMar>
@@ -6142,11 +6099,11 @@
               <w:adjustRightInd w:val="0"/>
               <w:snapToGrid w:val="0"/>
               <w:spacing w:line="240" w:lineRule="auto"/>
-              <w:ind w:left="0" w:leftChars="0" w:right="0" w:rightChars="0" w:firstLine="0" w:firstLineChars="0"/>
+              <w:ind w:left="0" w:right="0" w:firstLine="0" w:leftChars="0" w:rightChars="0" w:firstLineChars="0"/>
               <w:jc w:val="left"/>
               <w:textAlignment w:val="baseline"/>
               <w:rPr>
-                <w:rFonts w:hint="default" w:ascii="Segoe UI" w:hAnsi="Segoe UI" w:eastAsia="Segoe UI" w:cs="Segoe UI"/>
+                <w:rFonts w:ascii="Segoe UI" w:eastAsia="Segoe UI" w:hAnsi="Segoe UI" w:cs="Segoe UI" w:hint="default"/>
                 <w:i w:val="0"/>
                 <w:iCs w:val="0"/>
                 <w:caps w:val="0"/>
@@ -6158,7 +6115,7 @@
             </w:pPr>
             <w:r>
               <w:rPr>
-                <w:rFonts w:hint="default" w:ascii="Segoe UI" w:hAnsi="Segoe UI" w:eastAsia="Segoe UI" w:cs="Segoe UI"/>
+                <w:rFonts w:ascii="Segoe UI" w:eastAsia="Segoe UI" w:hAnsi="Segoe UI" w:cs="Segoe UI" w:hint="default"/>
                 <w:i w:val="0"/>
                 <w:iCs w:val="0"/>
                 <w:caps w:val="0"/>
@@ -6168,13 +6125,13 @@
                 <w:kern w:val="0"/>
                 <w:sz w:val="18"/>
                 <w:szCs w:val="18"/>
-                <w:lang w:val="en-US" w:eastAsia="zh-CN" w:bidi="ar"/>
+                <w:lang w:val="en-US" w:eastAsia="zh-CN"/>
               </w:rPr>
               <w:t>1. 监督本制度及研发流程的合规性执行。</w:t>
             </w:r>
             <w:r>
               <w:rPr>
-                <w:rFonts w:hint="default" w:ascii="Segoe UI" w:hAnsi="Segoe UI" w:eastAsia="Segoe UI" w:cs="Segoe UI"/>
+                <w:rFonts w:ascii="Segoe UI" w:eastAsia="Segoe UI" w:hAnsi="Segoe UI" w:cs="Segoe UI" w:hint="default"/>
                 <w:i w:val="0"/>
                 <w:iCs w:val="0"/>
                 <w:caps w:val="0"/>
@@ -6184,13 +6141,13 @@
                 <w:kern w:val="0"/>
                 <w:sz w:val="18"/>
                 <w:szCs w:val="18"/>
-                <w:lang w:val="en-US" w:eastAsia="zh-CN" w:bidi="ar"/>
-              </w:rPr>
-              <w:br w:type="textWrapping"/>
+                <w:lang w:val="en-US" w:eastAsia="zh-CN"/>
+              </w:rPr>
+              <w:br/>
             </w:r>
             <w:r>
               <w:rPr>
-                <w:rFonts w:hint="default" w:ascii="Segoe UI" w:hAnsi="Segoe UI" w:eastAsia="Segoe UI" w:cs="Segoe UI"/>
+                <w:rFonts w:ascii="Segoe UI" w:eastAsia="Segoe UI" w:hAnsi="Segoe UI" w:cs="Segoe UI" w:hint="default"/>
                 <w:i w:val="0"/>
                 <w:iCs w:val="0"/>
                 <w:caps w:val="0"/>
@@ -6200,7 +6157,7 @@
                 <w:kern w:val="0"/>
                 <w:sz w:val="18"/>
                 <w:szCs w:val="18"/>
-                <w:lang w:val="en-US" w:eastAsia="zh-CN" w:bidi="ar"/>
+                <w:lang w:val="en-US" w:eastAsia="zh-CN"/>
               </w:rPr>
               <w:t>2. 参与或组织对关键产出物的质量评审。</w:t>
             </w:r>
@@ -6210,10 +6167,10 @@
           <w:tcPr>
             <w:tcW w:w="3278" w:type="dxa"/>
             <w:tcBorders>
-              <w:top w:val="single" w:color="auto" w:sz="4" w:space="0"/>
-              <w:left w:val="single" w:color="auto" w:sz="4" w:space="0"/>
-              <w:bottom w:val="single" w:color="auto" w:sz="12" w:space="0"/>
-              <w:right w:val="single" w:color="auto" w:sz="12" w:space="0"/>
+              <w:top w:val="single" w:sz="4" w:space="0" w:color="auto"/>
+              <w:left w:val="single" w:sz="4" w:space="0" w:color="auto"/>
+              <w:bottom w:val="single" w:sz="12" w:space="0" w:color="auto"/>
+              <w:right w:val="single" w:sz="12" w:space="0" w:color="auto"/>
             </w:tcBorders>
             <w:shd w:val="clear" w:color="auto" w:fill="auto"/>
             <w:tcMar>
@@ -6241,11 +6198,11 @@
               <w:adjustRightInd w:val="0"/>
               <w:snapToGrid w:val="0"/>
               <w:spacing w:line="240" w:lineRule="auto"/>
-              <w:ind w:left="0" w:leftChars="0" w:right="0" w:rightChars="0" w:firstLine="0" w:firstLineChars="0"/>
+              <w:ind w:left="0" w:right="0" w:firstLine="0" w:leftChars="0" w:rightChars="0" w:firstLineChars="0"/>
               <w:jc w:val="left"/>
               <w:textAlignment w:val="baseline"/>
               <w:rPr>
-                <w:rFonts w:hint="default" w:ascii="Segoe UI" w:hAnsi="Segoe UI" w:eastAsia="Segoe UI" w:cs="Segoe UI"/>
+                <w:rFonts w:ascii="Segoe UI" w:eastAsia="Segoe UI" w:hAnsi="Segoe UI" w:cs="Segoe UI" w:hint="default"/>
                 <w:i w:val="0"/>
                 <w:iCs w:val="0"/>
                 <w:caps w:val="0"/>
@@ -6257,8 +6214,8 @@
             </w:pPr>
             <w:r>
               <w:rPr>
-                <w:rStyle w:val="23"/>
-                <w:rFonts w:hint="default" w:ascii="Segoe UI" w:hAnsi="Segoe UI" w:eastAsia="Segoe UI" w:cs="Segoe UI"/>
+                <w:rStyle w:val="Strong"/>
+                <w:rFonts w:ascii="Segoe UI" w:eastAsia="Segoe UI" w:hAnsi="Segoe UI" w:cs="Segoe UI" w:hint="default"/>
                 <w:b/>
                 <w:bCs/>
                 <w:i w:val="0"/>
@@ -6270,7 +6227,7 @@
                 <w:kern w:val="0"/>
                 <w:sz w:val="18"/>
                 <w:szCs w:val="18"/>
-                <w:lang w:val="en-US" w:eastAsia="zh-CN" w:bidi="ar"/>
+                <w:lang w:val="en-US" w:eastAsia="zh-CN"/>
               </w:rPr>
               <w:t>质量管理部经理/专员</w:t>
             </w:r>
@@ -6280,7 +6237,7 @@
     </w:tbl>
     <w:p>
       <w:pPr>
-        <w:pStyle w:val="28"/>
+        <w:pStyle w:val="1"/>
         <w:keepNext w:val="0"/>
         <w:keepLines w:val="0"/>
         <w:pageBreakBefore w:val="0"/>
@@ -6300,7 +6257,7 @@
           <w:lang w:val="en-US" w:eastAsia="zh-CN"/>
         </w:rPr>
       </w:pPr>
-      <w:bookmarkStart w:id="7" w:name="_Toc11061"/>
+      <w:bookmarkStart w:id="8" w:name="_Toc11061"/>
       <w:r>
         <w:rPr>
           <w:rFonts w:hint="eastAsia"/>
@@ -6308,11 +6265,11 @@
         </w:rPr>
         <w:t>研发规划与决策</w:t>
       </w:r>
-      <w:bookmarkEnd w:id="7"/>
+      <w:bookmarkEnd w:id="8"/>
     </w:p>
     <w:p>
       <w:pPr>
-        <w:pStyle w:val="29"/>
+        <w:pStyle w:val="a1"/>
         <w:keepNext w:val="0"/>
         <w:keepLines w:val="0"/>
         <w:pageBreakBefore w:val="0"/>
@@ -6342,7 +6299,7 @@
     </w:p>
     <w:p>
       <w:pPr>
-        <w:pStyle w:val="28"/>
+        <w:pStyle w:val="1"/>
         <w:keepNext w:val="0"/>
         <w:keepLines w:val="0"/>
         <w:pageBreakBefore w:val="0"/>
@@ -6362,7 +6319,7 @@
           <w:lang w:val="en-US" w:eastAsia="zh-CN"/>
         </w:rPr>
       </w:pPr>
-      <w:bookmarkStart w:id="8" w:name="_Toc11352"/>
+      <w:bookmarkStart w:id="9" w:name="_Toc11352"/>
       <w:r>
         <w:rPr>
           <w:rFonts w:hint="eastAsia"/>
@@ -6370,11 +6327,11 @@
         </w:rPr>
         <w:t>研发流程</w:t>
       </w:r>
-      <w:bookmarkEnd w:id="8"/>
+      <w:bookmarkEnd w:id="9"/>
     </w:p>
     <w:p>
       <w:pPr>
-        <w:pStyle w:val="30"/>
+        <w:pStyle w:val="2"/>
         <w:keepNext w:val="0"/>
         <w:keepLines w:val="0"/>
         <w:pageBreakBefore w:val="0"/>
@@ -6394,7 +6351,7 @@
           <w:lang w:val="en-US" w:eastAsia="zh-CN"/>
         </w:rPr>
       </w:pPr>
-      <w:bookmarkStart w:id="9" w:name="_Toc23926"/>
+      <w:bookmarkStart w:id="10" w:name="_Toc23926"/>
       <w:r>
         <w:rPr>
           <w:rFonts w:hint="eastAsia"/>
@@ -6402,11 +6359,11 @@
         </w:rPr>
         <w:t>流程总览</w:t>
       </w:r>
-      <w:bookmarkEnd w:id="9"/>
+      <w:bookmarkEnd w:id="10"/>
     </w:p>
     <w:p>
       <w:pPr>
-        <w:pStyle w:val="29"/>
+        <w:pStyle w:val="a1"/>
         <w:keepNext w:val="0"/>
         <w:keepLines w:val="0"/>
         <w:pageBreakBefore w:val="0"/>
@@ -6424,7 +6381,7 @@
         <w:bidi w:val="0"/>
         <w:adjustRightInd w:val="0"/>
         <w:snapToGrid w:val="0"/>
-        <w:ind w:leftChars="200"/>
+        <w:ind w:left="420" w:leftChars="200"/>
         <w:textAlignment w:val="baseline"/>
         <w:rPr>
           <w:rFonts w:hint="eastAsia"/>
@@ -6441,7 +6398,7 @@
     </w:p>
     <w:p>
       <w:pPr>
-        <w:pStyle w:val="30"/>
+        <w:pStyle w:val="2"/>
         <w:keepNext w:val="0"/>
         <w:keepLines w:val="0"/>
         <w:pageBreakBefore w:val="0"/>
@@ -6461,7 +6418,7 @@
           <w:lang w:val="en-US" w:eastAsia="zh-CN"/>
         </w:rPr>
       </w:pPr>
-      <w:bookmarkStart w:id="10" w:name="_Toc24893"/>
+      <w:bookmarkStart w:id="11" w:name="_Toc24893"/>
       <w:r>
         <w:rPr>
           <w:rFonts w:hint="eastAsia"/>
@@ -6469,11 +6426,11 @@
         </w:rPr>
         <w:t>立项阶段</w:t>
       </w:r>
-      <w:bookmarkEnd w:id="10"/>
+      <w:bookmarkEnd w:id="11"/>
     </w:p>
     <w:p>
       <w:pPr>
-        <w:pStyle w:val="29"/>
+        <w:pStyle w:val="a1"/>
         <w:keepNext w:val="0"/>
         <w:keepLines w:val="0"/>
         <w:pageBreakBefore w:val="0"/>
@@ -6491,7 +6448,7 @@
         <w:bidi w:val="0"/>
         <w:adjustRightInd w:val="0"/>
         <w:snapToGrid w:val="0"/>
-        <w:ind w:leftChars="200"/>
+        <w:ind w:left="420" w:leftChars="200"/>
         <w:textAlignment w:val="baseline"/>
         <w:rPr>
           <w:rFonts w:hint="eastAsia"/>
@@ -6508,7 +6465,7 @@
     </w:p>
     <w:p>
       <w:pPr>
-        <w:pStyle w:val="29"/>
+        <w:pStyle w:val="a1"/>
         <w:keepNext w:val="0"/>
         <w:keepLines w:val="0"/>
         <w:pageBreakBefore w:val="0"/>
@@ -6526,7 +6483,7 @@
         <w:bidi w:val="0"/>
         <w:adjustRightInd w:val="0"/>
         <w:snapToGrid w:val="0"/>
-        <w:ind w:leftChars="200"/>
+        <w:ind w:left="420" w:leftChars="200"/>
         <w:textAlignment w:val="baseline"/>
         <w:rPr>
           <w:rFonts w:hint="eastAsia"/>
@@ -6543,7 +6500,7 @@
     </w:p>
     <w:p>
       <w:pPr>
-        <w:pStyle w:val="29"/>
+        <w:pStyle w:val="a1"/>
         <w:keepNext w:val="0"/>
         <w:keepLines w:val="0"/>
         <w:pageBreakBefore w:val="0"/>
@@ -6561,7 +6518,7 @@
         <w:bidi w:val="0"/>
         <w:adjustRightInd w:val="0"/>
         <w:snapToGrid w:val="0"/>
-        <w:ind w:leftChars="200"/>
+        <w:ind w:left="420" w:leftChars="200"/>
         <w:textAlignment w:val="baseline"/>
         <w:rPr>
           <w:rFonts w:hint="eastAsia"/>
@@ -6578,7 +6535,7 @@
     </w:p>
     <w:p>
       <w:pPr>
-        <w:pStyle w:val="30"/>
+        <w:pStyle w:val="2"/>
         <w:keepNext w:val="0"/>
         <w:keepLines w:val="0"/>
         <w:pageBreakBefore w:val="0"/>
@@ -6598,7 +6555,7 @@
           <w:lang w:val="en-US" w:eastAsia="zh-CN"/>
         </w:rPr>
       </w:pPr>
-      <w:bookmarkStart w:id="11" w:name="_Toc12919"/>
+      <w:bookmarkStart w:id="12" w:name="_Toc12919"/>
       <w:r>
         <w:rPr>
           <w:rFonts w:hint="eastAsia"/>
@@ -6606,11 +6563,11 @@
         </w:rPr>
         <w:t>需求阶段</w:t>
       </w:r>
-      <w:bookmarkEnd w:id="11"/>
+      <w:bookmarkEnd w:id="12"/>
     </w:p>
     <w:p>
       <w:pPr>
-        <w:pStyle w:val="29"/>
+        <w:pStyle w:val="a1"/>
         <w:keepNext w:val="0"/>
         <w:keepLines w:val="0"/>
         <w:pageBreakBefore w:val="0"/>
@@ -6628,7 +6585,7 @@
         <w:bidi w:val="0"/>
         <w:adjustRightInd w:val="0"/>
         <w:snapToGrid w:val="0"/>
-        <w:ind w:leftChars="200"/>
+        <w:ind w:left="420" w:leftChars="200"/>
         <w:textAlignment w:val="baseline"/>
         <w:rPr>
           <w:rFonts w:hint="eastAsia"/>
@@ -6645,7 +6602,7 @@
     </w:p>
     <w:p>
       <w:pPr>
-        <w:pStyle w:val="29"/>
+        <w:pStyle w:val="a1"/>
         <w:keepNext w:val="0"/>
         <w:keepLines w:val="0"/>
         <w:pageBreakBefore w:val="0"/>
@@ -6663,7 +6620,7 @@
         <w:bidi w:val="0"/>
         <w:adjustRightInd w:val="0"/>
         <w:snapToGrid w:val="0"/>
-        <w:ind w:leftChars="200"/>
+        <w:ind w:left="420" w:leftChars="200"/>
         <w:textAlignment w:val="baseline"/>
         <w:rPr>
           <w:rFonts w:hint="eastAsia"/>
@@ -6680,7 +6637,7 @@
     </w:p>
     <w:p>
       <w:pPr>
-        <w:pStyle w:val="29"/>
+        <w:pStyle w:val="a1"/>
         <w:keepNext w:val="0"/>
         <w:keepLines w:val="0"/>
         <w:pageBreakBefore w:val="0"/>
@@ -6698,7 +6655,7 @@
         <w:bidi w:val="0"/>
         <w:adjustRightInd w:val="0"/>
         <w:snapToGrid w:val="0"/>
-        <w:ind w:leftChars="200"/>
+        <w:ind w:left="420" w:leftChars="200"/>
         <w:textAlignment w:val="baseline"/>
         <w:rPr>
           <w:rFonts w:hint="eastAsia"/>
@@ -6715,7 +6672,7 @@
     </w:p>
     <w:p>
       <w:pPr>
-        <w:pStyle w:val="30"/>
+        <w:pStyle w:val="2"/>
         <w:keepNext w:val="0"/>
         <w:keepLines w:val="0"/>
         <w:pageBreakBefore w:val="0"/>
@@ -6735,7 +6692,7 @@
           <w:lang w:val="en-US" w:eastAsia="zh-CN"/>
         </w:rPr>
       </w:pPr>
-      <w:bookmarkStart w:id="12" w:name="_Toc838"/>
+      <w:bookmarkStart w:id="13" w:name="_Toc838"/>
       <w:r>
         <w:rPr>
           <w:rFonts w:hint="eastAsia"/>
@@ -6743,11 +6700,11 @@
         </w:rPr>
         <w:t>设计阶段</w:t>
       </w:r>
-      <w:bookmarkEnd w:id="12"/>
+      <w:bookmarkEnd w:id="13"/>
     </w:p>
     <w:p>
       <w:pPr>
-        <w:pStyle w:val="29"/>
+        <w:pStyle w:val="a1"/>
         <w:keepNext w:val="0"/>
         <w:keepLines w:val="0"/>
         <w:pageBreakBefore w:val="0"/>
@@ -6765,7 +6722,7 @@
         <w:bidi w:val="0"/>
         <w:adjustRightInd w:val="0"/>
         <w:snapToGrid w:val="0"/>
-        <w:ind w:leftChars="200"/>
+        <w:ind w:left="420" w:leftChars="200"/>
         <w:textAlignment w:val="baseline"/>
         <w:rPr>
           <w:rFonts w:hint="eastAsia"/>
@@ -6782,7 +6739,7 @@
     </w:p>
     <w:p>
       <w:pPr>
-        <w:pStyle w:val="29"/>
+        <w:pStyle w:val="a1"/>
         <w:keepNext w:val="0"/>
         <w:keepLines w:val="0"/>
         <w:pageBreakBefore w:val="0"/>
@@ -6800,7 +6757,7 @@
         <w:bidi w:val="0"/>
         <w:adjustRightInd w:val="0"/>
         <w:snapToGrid w:val="0"/>
-        <w:ind w:leftChars="200"/>
+        <w:ind w:left="420" w:leftChars="200"/>
         <w:textAlignment w:val="baseline"/>
         <w:rPr>
           <w:rFonts w:hint="eastAsia"/>
@@ -6817,7 +6774,7 @@
     </w:p>
     <w:p>
       <w:pPr>
-        <w:pStyle w:val="29"/>
+        <w:pStyle w:val="a1"/>
         <w:keepNext w:val="0"/>
         <w:keepLines w:val="0"/>
         <w:pageBreakBefore w:val="0"/>
@@ -6835,7 +6792,7 @@
         <w:bidi w:val="0"/>
         <w:adjustRightInd w:val="0"/>
         <w:snapToGrid w:val="0"/>
-        <w:ind w:leftChars="200"/>
+        <w:ind w:left="420" w:leftChars="200"/>
         <w:textAlignment w:val="baseline"/>
         <w:rPr>
           <w:rFonts w:hint="eastAsia"/>
@@ -6852,7 +6809,7 @@
     </w:p>
     <w:p>
       <w:pPr>
-        <w:pStyle w:val="30"/>
+        <w:pStyle w:val="2"/>
         <w:keepNext w:val="0"/>
         <w:keepLines w:val="0"/>
         <w:pageBreakBefore w:val="0"/>
@@ -6872,7 +6829,7 @@
           <w:lang w:val="en-US" w:eastAsia="zh-CN"/>
         </w:rPr>
       </w:pPr>
-      <w:bookmarkStart w:id="13" w:name="_Toc29906"/>
+      <w:bookmarkStart w:id="14" w:name="_Toc29906"/>
       <w:r>
         <w:rPr>
           <w:rFonts w:hint="eastAsia"/>
@@ -6880,11 +6837,11 @@
         </w:rPr>
         <w:t>实现阶段</w:t>
       </w:r>
-      <w:bookmarkEnd w:id="13"/>
+      <w:bookmarkEnd w:id="14"/>
     </w:p>
     <w:p>
       <w:pPr>
-        <w:pStyle w:val="29"/>
+        <w:pStyle w:val="a1"/>
         <w:keepNext w:val="0"/>
         <w:keepLines w:val="0"/>
         <w:pageBreakBefore w:val="0"/>
@@ -6902,7 +6859,7 @@
         <w:bidi w:val="0"/>
         <w:adjustRightInd w:val="0"/>
         <w:snapToGrid w:val="0"/>
-        <w:ind w:leftChars="200"/>
+        <w:ind w:left="420" w:leftChars="200"/>
         <w:textAlignment w:val="baseline"/>
         <w:rPr>
           <w:rFonts w:hint="eastAsia"/>
@@ -6919,7 +6876,7 @@
     </w:p>
     <w:p>
       <w:pPr>
-        <w:pStyle w:val="29"/>
+        <w:pStyle w:val="a1"/>
         <w:keepNext w:val="0"/>
         <w:keepLines w:val="0"/>
         <w:pageBreakBefore w:val="0"/>
@@ -6937,7 +6894,7 @@
         <w:bidi w:val="0"/>
         <w:adjustRightInd w:val="0"/>
         <w:snapToGrid w:val="0"/>
-        <w:ind w:leftChars="200"/>
+        <w:ind w:left="420" w:leftChars="200"/>
         <w:textAlignment w:val="baseline"/>
         <w:rPr>
           <w:rFonts w:hint="eastAsia"/>
@@ -6954,7 +6911,7 @@
     </w:p>
     <w:p>
       <w:pPr>
-        <w:pStyle w:val="29"/>
+        <w:pStyle w:val="a1"/>
         <w:keepNext w:val="0"/>
         <w:keepLines w:val="0"/>
         <w:pageBreakBefore w:val="0"/>
@@ -6972,7 +6929,7 @@
         <w:bidi w:val="0"/>
         <w:adjustRightInd w:val="0"/>
         <w:snapToGrid w:val="0"/>
-        <w:ind w:leftChars="200"/>
+        <w:ind w:left="420" w:leftChars="200"/>
         <w:textAlignment w:val="baseline"/>
         <w:rPr>
           <w:rFonts w:hint="eastAsia"/>
@@ -6989,7 +6946,7 @@
     </w:p>
     <w:p>
       <w:pPr>
-        <w:pStyle w:val="30"/>
+        <w:pStyle w:val="2"/>
         <w:keepNext w:val="0"/>
         <w:keepLines w:val="0"/>
         <w:pageBreakBefore w:val="0"/>
@@ -7009,7 +6966,7 @@
           <w:lang w:val="en-US" w:eastAsia="zh-CN"/>
         </w:rPr>
       </w:pPr>
-      <w:bookmarkStart w:id="14" w:name="_Toc8184"/>
+      <w:bookmarkStart w:id="15" w:name="_Toc8184"/>
       <w:r>
         <w:rPr>
           <w:rFonts w:hint="eastAsia"/>
@@ -7017,11 +6974,11 @@
         </w:rPr>
         <w:t>测试阶段</w:t>
       </w:r>
-      <w:bookmarkEnd w:id="14"/>
+      <w:bookmarkEnd w:id="15"/>
     </w:p>
     <w:p>
       <w:pPr>
-        <w:pStyle w:val="29"/>
+        <w:pStyle w:val="a1"/>
         <w:keepNext w:val="0"/>
         <w:keepLines w:val="0"/>
         <w:pageBreakBefore w:val="0"/>
@@ -7039,7 +6996,7 @@
         <w:bidi w:val="0"/>
         <w:adjustRightInd w:val="0"/>
         <w:snapToGrid w:val="0"/>
-        <w:ind w:leftChars="200"/>
+        <w:ind w:left="420" w:leftChars="200"/>
         <w:textAlignment w:val="baseline"/>
         <w:rPr>
           <w:rFonts w:hint="eastAsia"/>
@@ -7056,7 +7013,7 @@
     </w:p>
     <w:p>
       <w:pPr>
-        <w:pStyle w:val="29"/>
+        <w:pStyle w:val="a1"/>
         <w:keepNext w:val="0"/>
         <w:keepLines w:val="0"/>
         <w:pageBreakBefore w:val="0"/>
@@ -7074,7 +7031,7 @@
         <w:bidi w:val="0"/>
         <w:adjustRightInd w:val="0"/>
         <w:snapToGrid w:val="0"/>
-        <w:ind w:leftChars="200"/>
+        <w:ind w:left="420" w:leftChars="200"/>
         <w:textAlignment w:val="baseline"/>
         <w:rPr>
           <w:rFonts w:hint="eastAsia"/>
@@ -7091,7 +7048,7 @@
     </w:p>
     <w:p>
       <w:pPr>
-        <w:pStyle w:val="29"/>
+        <w:pStyle w:val="a1"/>
         <w:keepNext w:val="0"/>
         <w:keepLines w:val="0"/>
         <w:pageBreakBefore w:val="0"/>
@@ -7109,7 +7066,7 @@
         <w:bidi w:val="0"/>
         <w:adjustRightInd w:val="0"/>
         <w:snapToGrid w:val="0"/>
-        <w:ind w:leftChars="200"/>
+        <w:ind w:left="420" w:leftChars="200"/>
         <w:textAlignment w:val="baseline"/>
         <w:rPr>
           <w:rFonts w:hint="eastAsia"/>
@@ -7126,7 +7083,7 @@
     </w:p>
     <w:p>
       <w:pPr>
-        <w:pStyle w:val="30"/>
+        <w:pStyle w:val="2"/>
         <w:keepNext w:val="0"/>
         <w:keepLines w:val="0"/>
         <w:pageBreakBefore w:val="0"/>
@@ -7146,7 +7103,7 @@
           <w:lang w:val="en-US" w:eastAsia="zh-CN"/>
         </w:rPr>
       </w:pPr>
-      <w:bookmarkStart w:id="15" w:name="_Toc23574"/>
+      <w:bookmarkStart w:id="16" w:name="_Toc23574"/>
       <w:r>
         <w:rPr>
           <w:rFonts w:hint="eastAsia"/>
@@ -7154,11 +7111,11 @@
         </w:rPr>
         <w:t>发布与验收阶段</w:t>
       </w:r>
-      <w:bookmarkEnd w:id="15"/>
+      <w:bookmarkEnd w:id="16"/>
     </w:p>
     <w:p>
       <w:pPr>
-        <w:pStyle w:val="29"/>
+        <w:pStyle w:val="a1"/>
         <w:keepNext w:val="0"/>
         <w:keepLines w:val="0"/>
         <w:pageBreakBefore w:val="0"/>
@@ -7176,7 +7133,7 @@
         <w:bidi w:val="0"/>
         <w:adjustRightInd w:val="0"/>
         <w:snapToGrid w:val="0"/>
-        <w:ind w:leftChars="200"/>
+        <w:ind w:left="420" w:leftChars="200"/>
         <w:textAlignment w:val="baseline"/>
         <w:rPr>
           <w:rFonts w:hint="eastAsia"/>
@@ -7193,7 +7150,7 @@
     </w:p>
     <w:p>
       <w:pPr>
-        <w:pStyle w:val="29"/>
+        <w:pStyle w:val="a1"/>
         <w:keepNext w:val="0"/>
         <w:keepLines w:val="0"/>
         <w:pageBreakBefore w:val="0"/>
@@ -7211,7 +7168,7 @@
         <w:bidi w:val="0"/>
         <w:adjustRightInd w:val="0"/>
         <w:snapToGrid w:val="0"/>
-        <w:ind w:leftChars="200"/>
+        <w:ind w:left="420" w:leftChars="200"/>
         <w:textAlignment w:val="baseline"/>
         <w:rPr>
           <w:rFonts w:hint="eastAsia"/>
@@ -7228,7 +7185,7 @@
     </w:p>
     <w:p>
       <w:pPr>
-        <w:pStyle w:val="29"/>
+        <w:pStyle w:val="a1"/>
         <w:keepNext w:val="0"/>
         <w:keepLines w:val="0"/>
         <w:pageBreakBefore w:val="0"/>
@@ -7246,7 +7203,7 @@
         <w:bidi w:val="0"/>
         <w:adjustRightInd w:val="0"/>
         <w:snapToGrid w:val="0"/>
-        <w:ind w:leftChars="200"/>
+        <w:ind w:left="420" w:leftChars="200"/>
         <w:textAlignment w:val="baseline"/>
         <w:rPr>
           <w:rFonts w:hint="eastAsia"/>
@@ -7263,7 +7220,7 @@
     </w:p>
     <w:p>
       <w:pPr>
-        <w:pStyle w:val="29"/>
+        <w:pStyle w:val="a1"/>
         <w:keepNext w:val="0"/>
         <w:keepLines w:val="0"/>
         <w:pageBreakBefore w:val="0"/>
@@ -7281,7 +7238,7 @@
         <w:bidi w:val="0"/>
         <w:adjustRightInd w:val="0"/>
         <w:snapToGrid w:val="0"/>
-        <w:ind w:leftChars="200"/>
+        <w:ind w:left="420" w:leftChars="200"/>
         <w:textAlignment w:val="baseline"/>
         <w:rPr>
           <w:rFonts w:hint="eastAsia"/>
@@ -7298,7 +7255,7 @@
     </w:p>
     <w:p>
       <w:pPr>
-        <w:pStyle w:val="29"/>
+        <w:pStyle w:val="a1"/>
         <w:keepNext w:val="0"/>
         <w:keepLines w:val="0"/>
         <w:pageBreakBefore w:val="0"/>
@@ -7316,7 +7273,7 @@
         <w:bidi w:val="0"/>
         <w:adjustRightInd w:val="0"/>
         <w:snapToGrid w:val="0"/>
-        <w:ind w:leftChars="200"/>
+        <w:ind w:left="420" w:leftChars="200"/>
         <w:textAlignment w:val="baseline"/>
         <w:rPr>
           <w:rFonts w:hint="eastAsia"/>
@@ -7333,7 +7290,7 @@
     </w:p>
     <w:p>
       <w:pPr>
-        <w:pStyle w:val="29"/>
+        <w:pStyle w:val="a1"/>
         <w:keepNext w:val="0"/>
         <w:keepLines w:val="0"/>
         <w:pageBreakBefore w:val="0"/>
@@ -7351,7 +7308,7 @@
         <w:bidi w:val="0"/>
         <w:adjustRightInd w:val="0"/>
         <w:snapToGrid w:val="0"/>
-        <w:ind w:leftChars="200"/>
+        <w:ind w:left="420" w:leftChars="200"/>
         <w:textAlignment w:val="baseline"/>
         <w:rPr>
           <w:rFonts w:hint="eastAsia"/>
@@ -7368,7 +7325,7 @@
     </w:p>
     <w:p>
       <w:pPr>
-        <w:pStyle w:val="28"/>
+        <w:pStyle w:val="1"/>
         <w:keepNext w:val="0"/>
         <w:keepLines w:val="0"/>
         <w:pageBreakBefore w:val="0"/>
@@ -7388,38 +7345,38 @@
           <w:lang w:val="en-US" w:eastAsia="zh-CN"/>
         </w:rPr>
       </w:pPr>
-      <w:bookmarkStart w:id="16" w:name="_Toc30779"/>
+      <w:bookmarkStart w:id="17" w:name="_Toc30779"/>
       <w:r>
         <w:rPr>
           <w:rFonts w:hint="eastAsia"/>
           <w:lang w:val="en-US" w:eastAsia="zh-CN"/>
         </w:rPr>
         <w:t>全流程管理要求</w:t>
-      </w:r>
-      <w:bookmarkEnd w:id="16"/>
-    </w:p>
-    <w:p>
-      <w:pPr>
-        <w:pStyle w:val="30"/>
-        <w:bidi w:val="0"/>
-        <w:rPr>
-          <w:rFonts w:hint="eastAsia"/>
-          <w:lang w:val="en-US" w:eastAsia="zh-CN"/>
-        </w:rPr>
-      </w:pPr>
-      <w:bookmarkStart w:id="17" w:name="_Toc22210"/>
-      <w:r>
-        <w:rPr>
-          <w:rFonts w:hint="eastAsia"/>
-          <w:lang w:val="en-US" w:eastAsia="zh-CN"/>
-        </w:rPr>
-        <w:t>项目变更与重估</w:t>
       </w:r>
       <w:bookmarkEnd w:id="17"/>
     </w:p>
     <w:p>
       <w:pPr>
-        <w:pStyle w:val="29"/>
+        <w:pStyle w:val="2"/>
+        <w:bidi w:val="0"/>
+        <w:rPr>
+          <w:rFonts w:hint="eastAsia"/>
+          <w:lang w:val="en-US" w:eastAsia="zh-CN"/>
+        </w:rPr>
+      </w:pPr>
+      <w:bookmarkStart w:id="18" w:name="_Toc22210"/>
+      <w:r>
+        <w:rPr>
+          <w:rFonts w:hint="eastAsia"/>
+          <w:lang w:val="en-US" w:eastAsia="zh-CN"/>
+        </w:rPr>
+        <w:t>项目变更与重估</w:t>
+      </w:r>
+      <w:bookmarkEnd w:id="18"/>
+    </w:p>
+    <w:p>
+      <w:pPr>
+        <w:pStyle w:val="a1"/>
         <w:bidi w:val="0"/>
         <w:rPr>
           <w:rFonts w:hint="eastAsia"/>
@@ -7436,14 +7393,14 @@
     </w:p>
     <w:p>
       <w:pPr>
-        <w:pStyle w:val="30"/>
+        <w:pStyle w:val="2"/>
         <w:bidi w:val="0"/>
         <w:rPr>
           <w:rFonts w:hint="eastAsia"/>
           <w:lang w:val="en-US" w:eastAsia="zh-CN"/>
         </w:rPr>
       </w:pPr>
-      <w:bookmarkStart w:id="18" w:name="_Toc29949"/>
+      <w:bookmarkStart w:id="19" w:name="_Toc29949"/>
       <w:r>
         <w:rPr>
           <w:rFonts w:hint="eastAsia"/>
@@ -7451,11 +7408,11 @@
         </w:rPr>
         <w:t>研发经费管理</w:t>
       </w:r>
-      <w:bookmarkEnd w:id="18"/>
+      <w:bookmarkEnd w:id="19"/>
     </w:p>
     <w:p>
       <w:pPr>
-        <w:pStyle w:val="29"/>
+        <w:pStyle w:val="a1"/>
         <w:keepNext w:val="0"/>
         <w:keepLines w:val="0"/>
         <w:pageBreakBefore w:val="0"/>
@@ -7473,7 +7430,7 @@
         <w:bidi w:val="0"/>
         <w:adjustRightInd w:val="0"/>
         <w:snapToGrid w:val="0"/>
-        <w:ind w:leftChars="200"/>
+        <w:ind w:left="420" w:leftChars="200"/>
         <w:textAlignment w:val="baseline"/>
         <w:rPr>
           <w:rFonts w:hint="eastAsia"/>
@@ -7490,7 +7447,7 @@
     </w:p>
     <w:p>
       <w:pPr>
-        <w:pStyle w:val="29"/>
+        <w:pStyle w:val="a1"/>
         <w:keepNext w:val="0"/>
         <w:keepLines w:val="0"/>
         <w:pageBreakBefore w:val="0"/>
@@ -7508,7 +7465,7 @@
         <w:bidi w:val="0"/>
         <w:adjustRightInd w:val="0"/>
         <w:snapToGrid w:val="0"/>
-        <w:ind w:leftChars="200"/>
+        <w:ind w:left="420" w:leftChars="200"/>
         <w:textAlignment w:val="baseline"/>
         <w:rPr>
           <w:rFonts w:hint="eastAsia"/>
@@ -7525,7 +7482,7 @@
     </w:p>
     <w:p>
       <w:pPr>
-        <w:pStyle w:val="29"/>
+        <w:pStyle w:val="a1"/>
         <w:keepNext w:val="0"/>
         <w:keepLines w:val="0"/>
         <w:pageBreakBefore w:val="0"/>
@@ -7543,7 +7500,7 @@
         <w:bidi w:val="0"/>
         <w:adjustRightInd w:val="0"/>
         <w:snapToGrid w:val="0"/>
-        <w:ind w:leftChars="200"/>
+        <w:ind w:left="420" w:leftChars="200"/>
         <w:textAlignment w:val="baseline"/>
         <w:rPr>
           <w:rFonts w:hint="eastAsia"/>
@@ -7560,14 +7517,14 @@
     </w:p>
     <w:p>
       <w:pPr>
-        <w:pStyle w:val="30"/>
+        <w:pStyle w:val="2"/>
         <w:bidi w:val="0"/>
         <w:rPr>
           <w:rFonts w:hint="eastAsia"/>
           <w:lang w:val="en-US" w:eastAsia="zh-CN"/>
         </w:rPr>
       </w:pPr>
-      <w:bookmarkStart w:id="19" w:name="_Toc13512"/>
+      <w:bookmarkStart w:id="20" w:name="_Toc13512"/>
       <w:r>
         <w:rPr>
           <w:rFonts w:hint="eastAsia"/>
@@ -7575,11 +7532,11 @@
         </w:rPr>
         <w:t>研发与测试环境管理</w:t>
       </w:r>
-      <w:bookmarkEnd w:id="19"/>
+      <w:bookmarkEnd w:id="20"/>
     </w:p>
     <w:p>
       <w:pPr>
-        <w:pStyle w:val="29"/>
+        <w:pStyle w:val="a1"/>
         <w:keepNext w:val="0"/>
         <w:keepLines w:val="0"/>
         <w:pageBreakBefore w:val="0"/>
@@ -7597,7 +7554,7 @@
         <w:bidi w:val="0"/>
         <w:adjustRightInd w:val="0"/>
         <w:snapToGrid w:val="0"/>
-        <w:ind w:leftChars="200"/>
+        <w:ind w:left="420" w:leftChars="200"/>
         <w:textAlignment w:val="baseline"/>
         <w:rPr>
           <w:rFonts w:hint="eastAsia"/>
@@ -7614,7 +7571,7 @@
     </w:p>
     <w:p>
       <w:pPr>
-        <w:pStyle w:val="29"/>
+        <w:pStyle w:val="a1"/>
         <w:keepNext w:val="0"/>
         <w:keepLines w:val="0"/>
         <w:pageBreakBefore w:val="0"/>
@@ -7632,7 +7589,7 @@
         <w:bidi w:val="0"/>
         <w:adjustRightInd w:val="0"/>
         <w:snapToGrid w:val="0"/>
-        <w:ind w:leftChars="200"/>
+        <w:ind w:left="420" w:leftChars="200"/>
         <w:textAlignment w:val="baseline"/>
         <w:rPr>
           <w:rFonts w:hint="eastAsia"/>
@@ -7649,7 +7606,7 @@
     </w:p>
     <w:p>
       <w:pPr>
-        <w:pStyle w:val="29"/>
+        <w:pStyle w:val="a1"/>
         <w:keepNext w:val="0"/>
         <w:keepLines w:val="0"/>
         <w:pageBreakBefore w:val="0"/>
@@ -7667,7 +7624,7 @@
         <w:bidi w:val="0"/>
         <w:adjustRightInd w:val="0"/>
         <w:snapToGrid w:val="0"/>
-        <w:ind w:leftChars="200"/>
+        <w:ind w:left="420" w:leftChars="200"/>
         <w:textAlignment w:val="baseline"/>
         <w:rPr>
           <w:rFonts w:hint="eastAsia"/>
@@ -7684,14 +7641,14 @@
     </w:p>
     <w:p>
       <w:pPr>
-        <w:pStyle w:val="30"/>
+        <w:pStyle w:val="2"/>
         <w:bidi w:val="0"/>
         <w:rPr>
           <w:rFonts w:hint="eastAsia"/>
           <w:lang w:val="en-US" w:eastAsia="zh-CN"/>
         </w:rPr>
       </w:pPr>
-      <w:bookmarkStart w:id="20" w:name="_Toc3617"/>
+      <w:bookmarkStart w:id="21" w:name="_Toc3617"/>
       <w:r>
         <w:rPr>
           <w:rFonts w:hint="eastAsia"/>
@@ -7699,11 +7656,11 @@
         </w:rPr>
         <w:t>配置管理与知识管理</w:t>
       </w:r>
-      <w:bookmarkEnd w:id="20"/>
+      <w:bookmarkEnd w:id="21"/>
     </w:p>
     <w:p>
       <w:pPr>
-        <w:pStyle w:val="29"/>
+        <w:pStyle w:val="a1"/>
         <w:keepNext w:val="0"/>
         <w:keepLines w:val="0"/>
         <w:pageBreakBefore w:val="0"/>
@@ -7721,7 +7678,7 @@
         <w:bidi w:val="0"/>
         <w:adjustRightInd w:val="0"/>
         <w:snapToGrid w:val="0"/>
-        <w:ind w:leftChars="200"/>
+        <w:ind w:left="420" w:leftChars="200"/>
         <w:textAlignment w:val="baseline"/>
         <w:rPr>
           <w:rFonts w:hint="eastAsia"/>
@@ -7738,7 +7695,7 @@
     </w:p>
     <w:p>
       <w:pPr>
-        <w:pStyle w:val="29"/>
+        <w:pStyle w:val="a1"/>
         <w:keepNext w:val="0"/>
         <w:keepLines w:val="0"/>
         <w:pageBreakBefore w:val="0"/>
@@ -7756,7 +7713,7 @@
         <w:bidi w:val="0"/>
         <w:adjustRightInd w:val="0"/>
         <w:snapToGrid w:val="0"/>
-        <w:ind w:leftChars="200"/>
+        <w:ind w:left="420" w:leftChars="200"/>
         <w:textAlignment w:val="baseline"/>
         <w:rPr>
           <w:rFonts w:hint="eastAsia"/>
@@ -7773,7 +7730,7 @@
     </w:p>
     <w:p>
       <w:pPr>
-        <w:pStyle w:val="28"/>
+        <w:pStyle w:val="1"/>
         <w:keepNext w:val="0"/>
         <w:keepLines w:val="0"/>
         <w:pageBreakBefore w:val="0"/>
@@ -7793,7 +7750,7 @@
           <w:lang w:val="en-US" w:eastAsia="zh-CN"/>
         </w:rPr>
       </w:pPr>
-      <w:bookmarkStart w:id="21" w:name="_Toc16213"/>
+      <w:bookmarkStart w:id="22" w:name="_Toc16213"/>
       <w:r>
         <w:rPr>
           <w:rFonts w:hint="eastAsia"/>
@@ -7801,23 +7758,22 @@
         </w:rPr>
         <w:t>考核指标</w:t>
       </w:r>
-      <w:bookmarkEnd w:id="21"/>
+      <w:bookmarkEnd w:id="22"/>
     </w:p>
     <w:tbl>
       <w:tblPr>
-        <w:tblStyle w:val="20"/>
+        <w:tblStyle w:val="TableNormal"/>
         <w:tblW w:w="8504" w:type="dxa"/>
         <w:tblInd w:w="96" w:type="dxa"/>
         <w:tblBorders>
-          <w:top w:val="none" w:color="auto" w:sz="0" w:space="0"/>
-          <w:left w:val="none" w:color="auto" w:sz="0" w:space="0"/>
-          <w:bottom w:val="none" w:color="auto" w:sz="0" w:space="0"/>
-          <w:right w:val="none" w:color="auto" w:sz="0" w:space="0"/>
-          <w:insideH w:val="none" w:color="auto" w:sz="0" w:space="0"/>
-          <w:insideV w:val="none" w:color="auto" w:sz="0" w:space="0"/>
+          <w:top w:val="nil"/>
+          <w:left w:val="nil"/>
+          <w:bottom w:val="nil"/>
+          <w:right w:val="nil"/>
+          <w:insideH w:val="nil"/>
+          <w:insideV w:val="nil"/>
         </w:tblBorders>
         <w:shd w:val="clear" w:color="auto" w:fill="auto"/>
-        <w:tblLayout w:type="autofit"/>
         <w:tblCellMar>
           <w:top w:w="0" w:type="dxa"/>
           <w:left w:w="108" w:type="dxa"/>
@@ -7833,13 +7789,15 @@
       </w:tblGrid>
       <w:tr>
         <w:tblPrEx>
+          <w:tblW w:w="8504" w:type="dxa"/>
+          <w:tblInd w:w="96" w:type="dxa"/>
           <w:tblBorders>
-            <w:top w:val="none" w:color="auto" w:sz="0" w:space="0"/>
-            <w:left w:val="none" w:color="auto" w:sz="0" w:space="0"/>
-            <w:bottom w:val="none" w:color="auto" w:sz="0" w:space="0"/>
-            <w:right w:val="none" w:color="auto" w:sz="0" w:space="0"/>
-            <w:insideH w:val="none" w:color="auto" w:sz="0" w:space="0"/>
-            <w:insideV w:val="none" w:color="auto" w:sz="0" w:space="0"/>
+            <w:top w:val="nil"/>
+            <w:left w:val="nil"/>
+            <w:bottom w:val="nil"/>
+            <w:right w:val="nil"/>
+            <w:insideH w:val="nil"/>
+            <w:insideV w:val="nil"/>
           </w:tblBorders>
           <w:shd w:val="clear" w:color="auto" w:fill="auto"/>
           <w:tblCellMar>
@@ -7850,16 +7808,16 @@
           </w:tblCellMar>
         </w:tblPrEx>
         <w:trPr>
-          <w:trHeight w:val="493" w:hRule="atLeast"/>
+          <w:trHeight w:val="493"/>
         </w:trPr>
         <w:tc>
           <w:tcPr>
             <w:tcW w:w="1723" w:type="dxa"/>
             <w:tcBorders>
-              <w:top w:val="single" w:color="000000" w:sz="4" w:space="0"/>
-              <w:left w:val="single" w:color="000000" w:sz="4" w:space="0"/>
-              <w:bottom w:val="single" w:color="000000" w:sz="4" w:space="0"/>
-              <w:right w:val="single" w:color="000000" w:sz="4" w:space="0"/>
+              <w:top w:val="single" w:sz="4" w:space="0" w:color="000000"/>
+              <w:left w:val="single" w:sz="4" w:space="0" w:color="000000"/>
+              <w:bottom w:val="single" w:sz="4" w:space="0" w:color="000000"/>
+              <w:right w:val="single" w:sz="4" w:space="0" w:color="000000"/>
             </w:tcBorders>
             <w:shd w:val="clear" w:color="auto" w:fill="C0C0C0"/>
             <w:vAlign w:val="center"/>
@@ -7873,7 +7831,7 @@
               <w:jc w:val="center"/>
               <w:textAlignment w:val="center"/>
               <w:rPr>
-                <w:rFonts w:ascii="楷体_GB2312" w:hAnsi="宋体" w:eastAsia="楷体_GB2312" w:cs="楷体_GB2312"/>
+                <w:rFonts w:ascii="楷体_GB2312" w:eastAsia="楷体_GB2312" w:hAnsi="宋体" w:cs="楷体_GB2312"/>
                 <w:b/>
                 <w:bCs/>
                 <w:i w:val="0"/>
@@ -7886,7 +7844,7 @@
             </w:pPr>
             <w:r>
               <w:rPr>
-                <w:rFonts w:hint="default" w:ascii="楷体_GB2312" w:hAnsi="宋体" w:eastAsia="楷体_GB2312" w:cs="楷体_GB2312"/>
+                <w:rFonts w:ascii="楷体_GB2312" w:eastAsia="楷体_GB2312" w:hAnsi="宋体" w:cs="楷体_GB2312" w:hint="default"/>
                 <w:b/>
                 <w:bCs/>
                 <w:i w:val="0"/>
@@ -7897,7 +7855,7 @@
                 <w:sz w:val="22"/>
                 <w:szCs w:val="22"/>
                 <w:u w:val="none"/>
-                <w:lang w:val="en-US" w:eastAsia="zh-CN" w:bidi="ar"/>
+                <w:lang w:val="en-US" w:eastAsia="zh-CN"/>
               </w:rPr>
               <w:t>KPI</w:t>
             </w:r>
@@ -7907,10 +7865,10 @@
           <w:tcPr>
             <w:tcW w:w="1032" w:type="dxa"/>
             <w:tcBorders>
-              <w:top w:val="single" w:color="000000" w:sz="4" w:space="0"/>
-              <w:left w:val="single" w:color="000000" w:sz="4" w:space="0"/>
-              <w:bottom w:val="single" w:color="000000" w:sz="4" w:space="0"/>
-              <w:right w:val="single" w:color="000000" w:sz="4" w:space="0"/>
+              <w:top w:val="single" w:sz="4" w:space="0" w:color="000000"/>
+              <w:left w:val="single" w:sz="4" w:space="0" w:color="000000"/>
+              <w:bottom w:val="single" w:sz="4" w:space="0" w:color="000000"/>
+              <w:right w:val="single" w:sz="4" w:space="0" w:color="000000"/>
             </w:tcBorders>
             <w:shd w:val="clear" w:color="auto" w:fill="C0C0C0"/>
             <w:vAlign w:val="center"/>
@@ -7924,7 +7882,7 @@
               <w:jc w:val="center"/>
               <w:textAlignment w:val="center"/>
               <w:rPr>
-                <w:rFonts w:hint="default" w:ascii="楷体_GB2312" w:hAnsi="宋体" w:eastAsia="楷体_GB2312" w:cs="楷体_GB2312"/>
+                <w:rFonts w:ascii="楷体_GB2312" w:eastAsia="楷体_GB2312" w:hAnsi="宋体" w:cs="楷体_GB2312" w:hint="default"/>
                 <w:b/>
                 <w:bCs/>
                 <w:i w:val="0"/>
@@ -7937,7 +7895,7 @@
             </w:pPr>
             <w:r>
               <w:rPr>
-                <w:rFonts w:hint="default" w:ascii="楷体_GB2312" w:hAnsi="宋体" w:eastAsia="楷体_GB2312" w:cs="楷体_GB2312"/>
+                <w:rFonts w:ascii="楷体_GB2312" w:eastAsia="楷体_GB2312" w:hAnsi="宋体" w:cs="楷体_GB2312" w:hint="default"/>
                 <w:b/>
                 <w:bCs/>
                 <w:i w:val="0"/>
@@ -7948,7 +7906,7 @@
                 <w:sz w:val="22"/>
                 <w:szCs w:val="22"/>
                 <w:u w:val="none"/>
-                <w:lang w:val="en-US" w:eastAsia="zh-CN" w:bidi="ar"/>
+                <w:lang w:val="en-US" w:eastAsia="zh-CN"/>
               </w:rPr>
               <w:t>目标值</w:t>
             </w:r>
@@ -7958,10 +7916,10 @@
           <w:tcPr>
             <w:tcW w:w="4823" w:type="dxa"/>
             <w:tcBorders>
-              <w:top w:val="single" w:color="000000" w:sz="4" w:space="0"/>
-              <w:left w:val="single" w:color="000000" w:sz="4" w:space="0"/>
-              <w:bottom w:val="single" w:color="000000" w:sz="4" w:space="0"/>
-              <w:right w:val="single" w:color="000000" w:sz="4" w:space="0"/>
+              <w:top w:val="single" w:sz="4" w:space="0" w:color="000000"/>
+              <w:left w:val="single" w:sz="4" w:space="0" w:color="000000"/>
+              <w:bottom w:val="single" w:sz="4" w:space="0" w:color="000000"/>
+              <w:right w:val="single" w:sz="4" w:space="0" w:color="000000"/>
             </w:tcBorders>
             <w:shd w:val="clear" w:color="auto" w:fill="C0C0C0"/>
             <w:vAlign w:val="center"/>
@@ -7975,7 +7933,7 @@
               <w:jc w:val="center"/>
               <w:textAlignment w:val="center"/>
               <w:rPr>
-                <w:rFonts w:hint="default" w:ascii="楷体_GB2312" w:hAnsi="宋体" w:eastAsia="楷体_GB2312" w:cs="楷体_GB2312"/>
+                <w:rFonts w:ascii="楷体_GB2312" w:eastAsia="楷体_GB2312" w:hAnsi="宋体" w:cs="楷体_GB2312" w:hint="default"/>
                 <w:b/>
                 <w:bCs/>
                 <w:i w:val="0"/>
@@ -7988,7 +7946,7 @@
             </w:pPr>
             <w:r>
               <w:rPr>
-                <w:rFonts w:hint="default" w:ascii="楷体_GB2312" w:hAnsi="宋体" w:eastAsia="楷体_GB2312" w:cs="楷体_GB2312"/>
+                <w:rFonts w:ascii="楷体_GB2312" w:eastAsia="楷体_GB2312" w:hAnsi="宋体" w:cs="楷体_GB2312" w:hint="default"/>
                 <w:b/>
                 <w:bCs/>
                 <w:i w:val="0"/>
@@ -7999,7 +7957,7 @@
                 <w:sz w:val="22"/>
                 <w:szCs w:val="22"/>
                 <w:u w:val="none"/>
-                <w:lang w:val="en-US" w:eastAsia="zh-CN" w:bidi="ar"/>
+                <w:lang w:val="en-US" w:eastAsia="zh-CN"/>
               </w:rPr>
               <w:t>计算公式/方法</w:t>
             </w:r>
@@ -8009,10 +7967,10 @@
           <w:tcPr>
             <w:tcW w:w="926" w:type="dxa"/>
             <w:tcBorders>
-              <w:top w:val="single" w:color="000000" w:sz="4" w:space="0"/>
-              <w:left w:val="single" w:color="000000" w:sz="4" w:space="0"/>
-              <w:bottom w:val="single" w:color="000000" w:sz="4" w:space="0"/>
-              <w:right w:val="single" w:color="000000" w:sz="4" w:space="0"/>
+              <w:top w:val="single" w:sz="4" w:space="0" w:color="000000"/>
+              <w:left w:val="single" w:sz="4" w:space="0" w:color="000000"/>
+              <w:bottom w:val="single" w:sz="4" w:space="0" w:color="000000"/>
+              <w:right w:val="single" w:sz="4" w:space="0" w:color="000000"/>
             </w:tcBorders>
             <w:shd w:val="clear" w:color="auto" w:fill="C0C0C0"/>
             <w:vAlign w:val="center"/>
@@ -8026,7 +7984,7 @@
               <w:jc w:val="center"/>
               <w:textAlignment w:val="center"/>
               <w:rPr>
-                <w:rFonts w:hint="default" w:ascii="楷体_GB2312" w:hAnsi="宋体" w:eastAsia="楷体_GB2312" w:cs="楷体_GB2312"/>
+                <w:rFonts w:ascii="楷体_GB2312" w:eastAsia="楷体_GB2312" w:hAnsi="宋体" w:cs="楷体_GB2312" w:hint="default"/>
                 <w:b/>
                 <w:bCs/>
                 <w:i w:val="0"/>
@@ -8039,7 +7997,7 @@
             </w:pPr>
             <w:r>
               <w:rPr>
-                <w:rFonts w:hint="default" w:ascii="楷体_GB2312" w:hAnsi="宋体" w:eastAsia="楷体_GB2312" w:cs="楷体_GB2312"/>
+                <w:rFonts w:ascii="楷体_GB2312" w:eastAsia="楷体_GB2312" w:hAnsi="宋体" w:cs="楷体_GB2312" w:hint="default"/>
                 <w:b/>
                 <w:bCs/>
                 <w:i w:val="0"/>
@@ -8050,7 +8008,7 @@
                 <w:sz w:val="22"/>
                 <w:szCs w:val="22"/>
                 <w:u w:val="none"/>
-                <w:lang w:val="en-US" w:eastAsia="zh-CN" w:bidi="ar"/>
+                <w:lang w:val="en-US" w:eastAsia="zh-CN"/>
               </w:rPr>
               <w:t>频度</w:t>
             </w:r>
@@ -8059,14 +8017,8 @@
       </w:tr>
       <w:tr>
         <w:tblPrEx>
-          <w:tblBorders>
-            <w:top w:val="none" w:color="auto" w:sz="0" w:space="0"/>
-            <w:left w:val="none" w:color="auto" w:sz="0" w:space="0"/>
-            <w:bottom w:val="none" w:color="auto" w:sz="0" w:space="0"/>
-            <w:right w:val="none" w:color="auto" w:sz="0" w:space="0"/>
-            <w:insideH w:val="none" w:color="auto" w:sz="0" w:space="0"/>
-            <w:insideV w:val="none" w:color="auto" w:sz="0" w:space="0"/>
-          </w:tblBorders>
+          <w:tblW w:w="8504" w:type="dxa"/>
+          <w:tblInd w:w="96" w:type="dxa"/>
           <w:shd w:val="clear" w:color="auto" w:fill="auto"/>
           <w:tblCellMar>
             <w:top w:w="0" w:type="dxa"/>
@@ -8076,16 +8028,16 @@
           </w:tblCellMar>
         </w:tblPrEx>
         <w:trPr>
-          <w:trHeight w:val="493" w:hRule="atLeast"/>
+          <w:trHeight w:val="493"/>
         </w:trPr>
         <w:tc>
           <w:tcPr>
             <w:tcW w:w="1723" w:type="dxa"/>
             <w:tcBorders>
-              <w:top w:val="single" w:color="000000" w:sz="4" w:space="0"/>
-              <w:left w:val="single" w:color="000000" w:sz="4" w:space="0"/>
-              <w:bottom w:val="single" w:color="000000" w:sz="4" w:space="0"/>
-              <w:right w:val="single" w:color="000000" w:sz="4" w:space="0"/>
+              <w:top w:val="single" w:sz="4" w:space="0" w:color="000000"/>
+              <w:left w:val="single" w:sz="4" w:space="0" w:color="000000"/>
+              <w:bottom w:val="single" w:sz="4" w:space="0" w:color="000000"/>
+              <w:right w:val="single" w:sz="4" w:space="0" w:color="000000"/>
             </w:tcBorders>
             <w:shd w:val="clear" w:color="auto" w:fill="auto"/>
             <w:vAlign w:val="center"/>
@@ -8099,7 +8051,7 @@
               <w:jc w:val="left"/>
               <w:textAlignment w:val="center"/>
               <w:rPr>
-                <w:rFonts w:hint="default" w:ascii="楷体_GB2312" w:hAnsi="宋体" w:eastAsia="楷体_GB2312" w:cs="楷体_GB2312"/>
+                <w:rFonts w:ascii="楷体_GB2312" w:eastAsia="楷体_GB2312" w:hAnsi="宋体" w:cs="楷体_GB2312" w:hint="default"/>
                 <w:b/>
                 <w:bCs/>
                 <w:i w:val="0"/>
@@ -8110,12 +8062,12 @@
                 <w:sz w:val="22"/>
                 <w:szCs w:val="22"/>
                 <w:u w:val="none"/>
-                <w:lang w:val="en-US" w:eastAsia="zh-CN" w:bidi="ar"/>
+                <w:lang w:val="en-US" w:eastAsia="zh-CN"/>
               </w:rPr>
             </w:pPr>
             <w:r>
               <w:rPr>
-                <w:rFonts w:hint="eastAsia" w:ascii="宋体" w:hAnsi="宋体" w:eastAsia="宋体" w:cs="宋体"/>
+                <w:rFonts w:ascii="宋体" w:eastAsia="宋体" w:hAnsi="宋体" w:cs="宋体" w:hint="eastAsia"/>
                 <w:i w:val="0"/>
                 <w:iCs w:val="0"/>
                 <w:snapToGrid w:val="0"/>
@@ -8124,7 +8076,7 @@
                 <w:sz w:val="21"/>
                 <w:szCs w:val="21"/>
                 <w:u w:val="none"/>
-                <w:lang w:val="en-US" w:eastAsia="zh-CN" w:bidi="ar"/>
+                <w:lang w:val="en-US" w:eastAsia="zh-CN"/>
               </w:rPr>
               <w:t>阶段成果达成率</w:t>
             </w:r>
@@ -8134,10 +8086,10 @@
           <w:tcPr>
             <w:tcW w:w="1032" w:type="dxa"/>
             <w:tcBorders>
-              <w:top w:val="single" w:color="000000" w:sz="4" w:space="0"/>
-              <w:left w:val="single" w:color="000000" w:sz="4" w:space="0"/>
-              <w:bottom w:val="single" w:color="000000" w:sz="4" w:space="0"/>
-              <w:right w:val="single" w:color="000000" w:sz="4" w:space="0"/>
+              <w:top w:val="single" w:sz="4" w:space="0" w:color="000000"/>
+              <w:left w:val="single" w:sz="4" w:space="0" w:color="000000"/>
+              <w:bottom w:val="single" w:sz="4" w:space="0" w:color="000000"/>
+              <w:right w:val="single" w:sz="4" w:space="0" w:color="000000"/>
             </w:tcBorders>
             <w:shd w:val="clear" w:color="auto" w:fill="auto"/>
             <w:vAlign w:val="center"/>
@@ -8151,7 +8103,7 @@
               <w:jc w:val="left"/>
               <w:textAlignment w:val="center"/>
               <w:rPr>
-                <w:rFonts w:hint="default" w:ascii="楷体_GB2312" w:hAnsi="宋体" w:eastAsia="楷体_GB2312" w:cs="楷体_GB2312"/>
+                <w:rFonts w:ascii="楷体_GB2312" w:eastAsia="楷体_GB2312" w:hAnsi="宋体" w:cs="楷体_GB2312" w:hint="default"/>
                 <w:b/>
                 <w:bCs/>
                 <w:i w:val="0"/>
@@ -8162,12 +8114,12 @@
                 <w:sz w:val="22"/>
                 <w:szCs w:val="22"/>
                 <w:u w:val="none"/>
-                <w:lang w:val="en-US" w:eastAsia="zh-CN" w:bidi="ar"/>
+                <w:lang w:val="en-US" w:eastAsia="zh-CN"/>
               </w:rPr>
             </w:pPr>
             <w:r>
               <w:rPr>
-                <w:rFonts w:hint="eastAsia" w:ascii="宋体" w:hAnsi="宋体" w:eastAsia="宋体" w:cs="宋体"/>
+                <w:rFonts w:ascii="宋体" w:eastAsia="宋体" w:hAnsi="宋体" w:cs="宋体" w:hint="eastAsia"/>
                 <w:i w:val="0"/>
                 <w:iCs w:val="0"/>
                 <w:snapToGrid w:val="0"/>
@@ -8176,7 +8128,7 @@
                 <w:sz w:val="21"/>
                 <w:szCs w:val="21"/>
                 <w:u w:val="none"/>
-                <w:lang w:val="en-US" w:eastAsia="zh-CN" w:bidi="ar"/>
+                <w:lang w:val="en-US" w:eastAsia="zh-CN"/>
               </w:rPr>
               <w:t>≥80%</w:t>
             </w:r>
@@ -8186,10 +8138,10 @@
           <w:tcPr>
             <w:tcW w:w="4823" w:type="dxa"/>
             <w:tcBorders>
-              <w:top w:val="single" w:color="000000" w:sz="4" w:space="0"/>
-              <w:left w:val="single" w:color="000000" w:sz="4" w:space="0"/>
-              <w:bottom w:val="single" w:color="000000" w:sz="4" w:space="0"/>
-              <w:right w:val="single" w:color="000000" w:sz="4" w:space="0"/>
+              <w:top w:val="single" w:sz="4" w:space="0" w:color="000000"/>
+              <w:left w:val="single" w:sz="4" w:space="0" w:color="000000"/>
+              <w:bottom w:val="single" w:sz="4" w:space="0" w:color="000000"/>
+              <w:right w:val="single" w:sz="4" w:space="0" w:color="000000"/>
             </w:tcBorders>
             <w:shd w:val="clear" w:color="auto" w:fill="auto"/>
             <w:vAlign w:val="center"/>
@@ -8203,7 +8155,7 @@
               <w:jc w:val="left"/>
               <w:textAlignment w:val="center"/>
               <w:rPr>
-                <w:rFonts w:hint="default" w:ascii="楷体_GB2312" w:hAnsi="宋体" w:eastAsia="楷体_GB2312" w:cs="楷体_GB2312"/>
+                <w:rFonts w:ascii="楷体_GB2312" w:eastAsia="楷体_GB2312" w:hAnsi="宋体" w:cs="楷体_GB2312" w:hint="default"/>
                 <w:b/>
                 <w:bCs/>
                 <w:i w:val="0"/>
@@ -8214,12 +8166,12 @@
                 <w:sz w:val="22"/>
                 <w:szCs w:val="22"/>
                 <w:u w:val="none"/>
-                <w:lang w:val="en-US" w:eastAsia="zh-CN" w:bidi="ar"/>
+                <w:lang w:val="en-US" w:eastAsia="zh-CN"/>
               </w:rPr>
             </w:pPr>
             <w:r>
               <w:rPr>
-                <w:rFonts w:hint="eastAsia" w:ascii="宋体" w:hAnsi="宋体" w:eastAsia="宋体" w:cs="宋体"/>
+                <w:rFonts w:ascii="宋体" w:eastAsia="宋体" w:hAnsi="宋体" w:cs="宋体" w:hint="eastAsia"/>
                 <w:i w:val="0"/>
                 <w:iCs w:val="0"/>
                 <w:snapToGrid w:val="0"/>
@@ -8228,7 +8180,7 @@
                 <w:sz w:val="21"/>
                 <w:szCs w:val="21"/>
                 <w:u w:val="none"/>
-                <w:lang w:val="en-US" w:eastAsia="zh-CN" w:bidi="ar"/>
+                <w:lang w:val="en-US" w:eastAsia="zh-CN"/>
               </w:rPr>
               <w:t>（项目实施阶段成果达成数/计划成果数）*100%</w:t>
             </w:r>
@@ -8238,10 +8190,10 @@
           <w:tcPr>
             <w:tcW w:w="926" w:type="dxa"/>
             <w:tcBorders>
-              <w:top w:val="single" w:color="000000" w:sz="4" w:space="0"/>
-              <w:left w:val="single" w:color="000000" w:sz="4" w:space="0"/>
-              <w:bottom w:val="single" w:color="000000" w:sz="4" w:space="0"/>
-              <w:right w:val="single" w:color="000000" w:sz="4" w:space="0"/>
+              <w:top w:val="single" w:sz="4" w:space="0" w:color="000000"/>
+              <w:left w:val="single" w:sz="4" w:space="0" w:color="000000"/>
+              <w:bottom w:val="single" w:sz="4" w:space="0" w:color="000000"/>
+              <w:right w:val="single" w:sz="4" w:space="0" w:color="000000"/>
             </w:tcBorders>
             <w:shd w:val="clear" w:color="auto" w:fill="auto"/>
             <w:vAlign w:val="center"/>
@@ -8255,7 +8207,7 @@
               <w:jc w:val="left"/>
               <w:textAlignment w:val="center"/>
               <w:rPr>
-                <w:rFonts w:hint="default" w:ascii="楷体_GB2312" w:hAnsi="宋体" w:eastAsia="楷体_GB2312" w:cs="楷体_GB2312"/>
+                <w:rFonts w:ascii="楷体_GB2312" w:eastAsia="楷体_GB2312" w:hAnsi="宋体" w:cs="楷体_GB2312" w:hint="default"/>
                 <w:b/>
                 <w:bCs/>
                 <w:i w:val="0"/>
@@ -8266,12 +8218,12 @@
                 <w:sz w:val="22"/>
                 <w:szCs w:val="22"/>
                 <w:u w:val="none"/>
-                <w:lang w:val="en-US" w:eastAsia="zh-CN" w:bidi="ar"/>
+                <w:lang w:val="en-US" w:eastAsia="zh-CN"/>
               </w:rPr>
             </w:pPr>
             <w:r>
               <w:rPr>
-                <w:rFonts w:hint="eastAsia" w:ascii="宋体" w:hAnsi="宋体" w:eastAsia="宋体" w:cs="宋体"/>
+                <w:rFonts w:ascii="宋体" w:eastAsia="宋体" w:hAnsi="宋体" w:cs="宋体" w:hint="eastAsia"/>
                 <w:i w:val="0"/>
                 <w:iCs w:val="0"/>
                 <w:snapToGrid w:val="0"/>
@@ -8280,7 +8232,7 @@
                 <w:sz w:val="21"/>
                 <w:szCs w:val="21"/>
                 <w:u w:val="none"/>
-                <w:lang w:val="en-US" w:eastAsia="zh-CN" w:bidi="ar"/>
+                <w:lang w:val="en-US" w:eastAsia="zh-CN"/>
               </w:rPr>
               <w:t>季度</w:t>
             </w:r>
@@ -8289,14 +8241,8 @@
       </w:tr>
       <w:tr>
         <w:tblPrEx>
-          <w:tblBorders>
-            <w:top w:val="none" w:color="auto" w:sz="0" w:space="0"/>
-            <w:left w:val="none" w:color="auto" w:sz="0" w:space="0"/>
-            <w:bottom w:val="none" w:color="auto" w:sz="0" w:space="0"/>
-            <w:right w:val="none" w:color="auto" w:sz="0" w:space="0"/>
-            <w:insideH w:val="none" w:color="auto" w:sz="0" w:space="0"/>
-            <w:insideV w:val="none" w:color="auto" w:sz="0" w:space="0"/>
-          </w:tblBorders>
+          <w:tblW w:w="8504" w:type="dxa"/>
+          <w:tblInd w:w="96" w:type="dxa"/>
           <w:shd w:val="clear" w:color="auto" w:fill="auto"/>
           <w:tblCellMar>
             <w:top w:w="0" w:type="dxa"/>
@@ -8306,16 +8252,16 @@
           </w:tblCellMar>
         </w:tblPrEx>
         <w:trPr>
-          <w:trHeight w:val="493" w:hRule="atLeast"/>
+          <w:trHeight w:val="493"/>
         </w:trPr>
         <w:tc>
           <w:tcPr>
             <w:tcW w:w="1723" w:type="dxa"/>
             <w:tcBorders>
-              <w:top w:val="single" w:color="000000" w:sz="4" w:space="0"/>
-              <w:left w:val="single" w:color="000000" w:sz="4" w:space="0"/>
-              <w:bottom w:val="single" w:color="000000" w:sz="4" w:space="0"/>
-              <w:right w:val="single" w:color="000000" w:sz="4" w:space="0"/>
+              <w:top w:val="single" w:sz="4" w:space="0" w:color="000000"/>
+              <w:left w:val="single" w:sz="4" w:space="0" w:color="000000"/>
+              <w:bottom w:val="single" w:sz="4" w:space="0" w:color="000000"/>
+              <w:right w:val="single" w:sz="4" w:space="0" w:color="000000"/>
             </w:tcBorders>
             <w:shd w:val="clear" w:color="auto" w:fill="auto"/>
             <w:vAlign w:val="center"/>
@@ -8329,7 +8275,7 @@
               <w:jc w:val="left"/>
               <w:textAlignment w:val="center"/>
               <w:rPr>
-                <w:rFonts w:hint="default" w:ascii="楷体_GB2312" w:hAnsi="宋体" w:eastAsia="楷体_GB2312" w:cs="楷体_GB2312"/>
+                <w:rFonts w:ascii="楷体_GB2312" w:eastAsia="楷体_GB2312" w:hAnsi="宋体" w:cs="楷体_GB2312" w:hint="default"/>
                 <w:b/>
                 <w:bCs/>
                 <w:i w:val="0"/>
@@ -8340,12 +8286,12 @@
                 <w:sz w:val="22"/>
                 <w:szCs w:val="22"/>
                 <w:u w:val="none"/>
-                <w:lang w:val="en-US" w:eastAsia="zh-CN" w:bidi="ar"/>
+                <w:lang w:val="en-US" w:eastAsia="zh-CN"/>
               </w:rPr>
             </w:pPr>
             <w:r>
               <w:rPr>
-                <w:rFonts w:hint="eastAsia" w:ascii="宋体" w:hAnsi="宋体" w:eastAsia="宋体" w:cs="宋体"/>
+                <w:rFonts w:ascii="宋体" w:eastAsia="宋体" w:hAnsi="宋体" w:cs="宋体" w:hint="eastAsia"/>
                 <w:i w:val="0"/>
                 <w:iCs w:val="0"/>
                 <w:snapToGrid w:val="0"/>
@@ -8354,7 +8300,7 @@
                 <w:sz w:val="21"/>
                 <w:szCs w:val="21"/>
                 <w:u w:val="none"/>
-                <w:lang w:val="en-US" w:eastAsia="zh-CN" w:bidi="ar"/>
+                <w:lang w:val="en-US" w:eastAsia="zh-CN"/>
               </w:rPr>
               <w:t>资金使用率</w:t>
             </w:r>
@@ -8364,10 +8310,10 @@
           <w:tcPr>
             <w:tcW w:w="1032" w:type="dxa"/>
             <w:tcBorders>
-              <w:top w:val="single" w:color="000000" w:sz="4" w:space="0"/>
-              <w:left w:val="single" w:color="000000" w:sz="4" w:space="0"/>
-              <w:bottom w:val="single" w:color="000000" w:sz="4" w:space="0"/>
-              <w:right w:val="single" w:color="000000" w:sz="4" w:space="0"/>
+              <w:top w:val="single" w:sz="4" w:space="0" w:color="000000"/>
+              <w:left w:val="single" w:sz="4" w:space="0" w:color="000000"/>
+              <w:bottom w:val="single" w:sz="4" w:space="0" w:color="000000"/>
+              <w:right w:val="single" w:sz="4" w:space="0" w:color="000000"/>
             </w:tcBorders>
             <w:shd w:val="clear" w:color="auto" w:fill="auto"/>
             <w:vAlign w:val="center"/>
@@ -8381,7 +8327,7 @@
               <w:jc w:val="left"/>
               <w:textAlignment w:val="center"/>
               <w:rPr>
-                <w:rFonts w:hint="default" w:ascii="楷体_GB2312" w:hAnsi="宋体" w:eastAsia="楷体_GB2312" w:cs="楷体_GB2312"/>
+                <w:rFonts w:ascii="楷体_GB2312" w:eastAsia="楷体_GB2312" w:hAnsi="宋体" w:cs="楷体_GB2312" w:hint="default"/>
                 <w:b/>
                 <w:bCs/>
                 <w:i w:val="0"/>
@@ -8392,12 +8338,12 @@
                 <w:sz w:val="22"/>
                 <w:szCs w:val="22"/>
                 <w:u w:val="none"/>
-                <w:lang w:val="en-US" w:eastAsia="zh-CN" w:bidi="ar"/>
+                <w:lang w:val="en-US" w:eastAsia="zh-CN"/>
               </w:rPr>
             </w:pPr>
             <w:r>
               <w:rPr>
-                <w:rFonts w:hint="eastAsia" w:ascii="宋体" w:hAnsi="宋体" w:eastAsia="宋体" w:cs="宋体"/>
+                <w:rFonts w:ascii="宋体" w:eastAsia="宋体" w:hAnsi="宋体" w:cs="宋体" w:hint="eastAsia"/>
                 <w:i w:val="0"/>
                 <w:iCs w:val="0"/>
                 <w:snapToGrid w:val="0"/>
@@ -8406,7 +8352,7 @@
                 <w:sz w:val="21"/>
                 <w:szCs w:val="21"/>
                 <w:u w:val="none"/>
-                <w:lang w:val="en-US" w:eastAsia="zh-CN" w:bidi="ar"/>
+                <w:lang w:val="en-US" w:eastAsia="zh-CN"/>
               </w:rPr>
               <w:t>≥85%</w:t>
             </w:r>
@@ -8416,10 +8362,10 @@
           <w:tcPr>
             <w:tcW w:w="4823" w:type="dxa"/>
             <w:tcBorders>
-              <w:top w:val="single" w:color="000000" w:sz="4" w:space="0"/>
-              <w:left w:val="single" w:color="000000" w:sz="4" w:space="0"/>
-              <w:bottom w:val="single" w:color="000000" w:sz="4" w:space="0"/>
-              <w:right w:val="single" w:color="000000" w:sz="4" w:space="0"/>
+              <w:top w:val="single" w:sz="4" w:space="0" w:color="000000"/>
+              <w:left w:val="single" w:sz="4" w:space="0" w:color="000000"/>
+              <w:bottom w:val="single" w:sz="4" w:space="0" w:color="000000"/>
+              <w:right w:val="single" w:sz="4" w:space="0" w:color="000000"/>
             </w:tcBorders>
             <w:shd w:val="clear" w:color="auto" w:fill="auto"/>
             <w:vAlign w:val="center"/>
@@ -8433,7 +8379,7 @@
               <w:jc w:val="left"/>
               <w:textAlignment w:val="center"/>
               <w:rPr>
-                <w:rFonts w:hint="default" w:ascii="楷体_GB2312" w:hAnsi="宋体" w:eastAsia="楷体_GB2312" w:cs="楷体_GB2312"/>
+                <w:rFonts w:ascii="楷体_GB2312" w:eastAsia="楷体_GB2312" w:hAnsi="宋体" w:cs="楷体_GB2312" w:hint="default"/>
                 <w:b/>
                 <w:bCs/>
                 <w:i w:val="0"/>
@@ -8444,12 +8390,12 @@
                 <w:sz w:val="22"/>
                 <w:szCs w:val="22"/>
                 <w:u w:val="none"/>
-                <w:lang w:val="en-US" w:eastAsia="zh-CN" w:bidi="ar"/>
+                <w:lang w:val="en-US" w:eastAsia="zh-CN"/>
               </w:rPr>
             </w:pPr>
             <w:r>
               <w:rPr>
-                <w:rFonts w:hint="eastAsia" w:ascii="宋体" w:hAnsi="宋体" w:eastAsia="宋体" w:cs="宋体"/>
+                <w:rFonts w:ascii="宋体" w:eastAsia="宋体" w:hAnsi="宋体" w:cs="宋体" w:hint="eastAsia"/>
                 <w:i w:val="0"/>
                 <w:iCs w:val="0"/>
                 <w:snapToGrid w:val="0"/>
@@ -8458,7 +8404,7 @@
                 <w:sz w:val="21"/>
                 <w:szCs w:val="21"/>
                 <w:u w:val="none"/>
-                <w:lang w:val="en-US" w:eastAsia="zh-CN" w:bidi="ar"/>
+                <w:lang w:val="en-US" w:eastAsia="zh-CN"/>
               </w:rPr>
               <w:t>实际使用资金金额/计划投入资金金额*100%</w:t>
             </w:r>
@@ -8468,10 +8414,10 @@
           <w:tcPr>
             <w:tcW w:w="926" w:type="dxa"/>
             <w:tcBorders>
-              <w:top w:val="single" w:color="000000" w:sz="4" w:space="0"/>
-              <w:left w:val="single" w:color="000000" w:sz="4" w:space="0"/>
-              <w:bottom w:val="single" w:color="000000" w:sz="4" w:space="0"/>
-              <w:right w:val="single" w:color="000000" w:sz="4" w:space="0"/>
+              <w:top w:val="single" w:sz="4" w:space="0" w:color="000000"/>
+              <w:left w:val="single" w:sz="4" w:space="0" w:color="000000"/>
+              <w:bottom w:val="single" w:sz="4" w:space="0" w:color="000000"/>
+              <w:right w:val="single" w:sz="4" w:space="0" w:color="000000"/>
             </w:tcBorders>
             <w:shd w:val="clear" w:color="auto" w:fill="auto"/>
             <w:vAlign w:val="center"/>
@@ -8485,7 +8431,7 @@
               <w:jc w:val="left"/>
               <w:textAlignment w:val="center"/>
               <w:rPr>
-                <w:rFonts w:hint="default" w:ascii="楷体_GB2312" w:hAnsi="宋体" w:eastAsia="楷体_GB2312" w:cs="楷体_GB2312"/>
+                <w:rFonts w:ascii="楷体_GB2312" w:eastAsia="楷体_GB2312" w:hAnsi="宋体" w:cs="楷体_GB2312" w:hint="default"/>
                 <w:b/>
                 <w:bCs/>
                 <w:i w:val="0"/>
@@ -8496,12 +8442,12 @@
                 <w:sz w:val="22"/>
                 <w:szCs w:val="22"/>
                 <w:u w:val="none"/>
-                <w:lang w:val="en-US" w:eastAsia="zh-CN" w:bidi="ar"/>
+                <w:lang w:val="en-US" w:eastAsia="zh-CN"/>
               </w:rPr>
             </w:pPr>
             <w:r>
               <w:rPr>
-                <w:rFonts w:hint="eastAsia" w:ascii="宋体" w:hAnsi="宋体" w:eastAsia="宋体" w:cs="宋体"/>
+                <w:rFonts w:ascii="宋体" w:eastAsia="宋体" w:hAnsi="宋体" w:cs="宋体" w:hint="eastAsia"/>
                 <w:i w:val="0"/>
                 <w:iCs w:val="0"/>
                 <w:snapToGrid w:val="0"/>
@@ -8510,7 +8456,7 @@
                 <w:sz w:val="21"/>
                 <w:szCs w:val="21"/>
                 <w:u w:val="none"/>
-                <w:lang w:val="en-US" w:eastAsia="zh-CN" w:bidi="ar"/>
+                <w:lang w:val="en-US" w:eastAsia="zh-CN"/>
               </w:rPr>
               <w:t>年度</w:t>
             </w:r>
@@ -8520,7 +8466,7 @@
     </w:tbl>
     <w:p>
       <w:pPr>
-        <w:pStyle w:val="29"/>
+        <w:pStyle w:val="a1"/>
         <w:rPr>
           <w:rFonts w:hint="eastAsia"/>
           <w:lang w:val="en-US" w:eastAsia="zh-CN"/>
@@ -8529,7 +8475,7 @@
     </w:p>
     <w:p>
       <w:pPr>
-        <w:pStyle w:val="28"/>
+        <w:pStyle w:val="1"/>
         <w:keepNext w:val="0"/>
         <w:keepLines w:val="0"/>
         <w:pageBreakBefore w:val="0"/>
@@ -8549,7 +8495,7 @@
           <w:lang w:val="en-US" w:eastAsia="zh-CN"/>
         </w:rPr>
       </w:pPr>
-      <w:bookmarkStart w:id="22" w:name="_Toc7598"/>
+      <w:bookmarkStart w:id="23" w:name="_Toc7598"/>
       <w:r>
         <w:rPr>
           <w:rFonts w:hint="eastAsia"/>
@@ -8557,11 +8503,11 @@
         </w:rPr>
         <w:t>附则</w:t>
       </w:r>
-      <w:bookmarkEnd w:id="22"/>
+      <w:bookmarkEnd w:id="23"/>
     </w:p>
     <w:p>
       <w:pPr>
-        <w:pStyle w:val="29"/>
+        <w:pStyle w:val="a1"/>
         <w:keepNext w:val="0"/>
         <w:keepLines w:val="0"/>
         <w:pageBreakBefore w:val="0"/>
@@ -8579,7 +8525,7 @@
         <w:bidi w:val="0"/>
         <w:adjustRightInd w:val="0"/>
         <w:snapToGrid w:val="0"/>
-        <w:ind w:leftChars="200"/>
+        <w:ind w:left="420" w:leftChars="200"/>
         <w:textAlignment w:val="baseline"/>
         <w:rPr>
           <w:rFonts w:hint="eastAsia"/>
@@ -8596,7 +8542,7 @@
     </w:p>
     <w:p>
       <w:pPr>
-        <w:pStyle w:val="29"/>
+        <w:pStyle w:val="a1"/>
         <w:keepNext w:val="0"/>
         <w:keepLines w:val="0"/>
         <w:pageBreakBefore w:val="0"/>
@@ -8614,7 +8560,7 @@
         <w:bidi w:val="0"/>
         <w:adjustRightInd w:val="0"/>
         <w:snapToGrid w:val="0"/>
-        <w:ind w:leftChars="200"/>
+        <w:ind w:left="420" w:leftChars="200"/>
         <w:textAlignment w:val="baseline"/>
         <w:rPr>
           <w:rFonts w:hint="eastAsia"/>
@@ -8631,7 +8577,7 @@
     </w:p>
     <w:p>
       <w:pPr>
-        <w:pStyle w:val="29"/>
+        <w:pStyle w:val="a1"/>
         <w:keepNext w:val="0"/>
         <w:keepLines w:val="0"/>
         <w:pageBreakBefore w:val="0"/>
@@ -8649,7 +8595,7 @@
         <w:bidi w:val="0"/>
         <w:adjustRightInd w:val="0"/>
         <w:snapToGrid w:val="0"/>
-        <w:ind w:leftChars="200"/>
+        <w:ind w:left="420" w:leftChars="200"/>
         <w:textAlignment w:val="baseline"/>
         <w:rPr>
           <w:rFonts w:hint="eastAsia"/>
@@ -8665,73 +8611,23 @@
       </w:r>
     </w:p>
     <w:sectPr>
-      <w:headerReference r:id="rId5" w:type="default"/>
+      <w:headerReference w:type="default" r:id="rId7"/>
       <w:pgSz w:w="11906" w:h="16838"/>
       <w:pgMar w:top="1417" w:right="1800" w:bottom="1440" w:left="1800" w:header="1140" w:footer="992" w:gutter="0"/>
-      <w:cols w:space="425" w:num="1"/>
+      <w:cols w:num="1" w:space="425"/>
       <w:docGrid w:type="lines" w:linePitch="312" w:charSpace="0"/>
     </w:sectPr>
   </w:body>
 </w:document>
 </file>
 
-<file path=word/endnotes.xml><?xml version="1.0" encoding="utf-8"?>
-<w:endnotes xmlns:wpc="http://schemas.microsoft.com/office/word/2010/wordprocessingCanvas" xmlns:mc="http://schemas.openxmlformats.org/markup-compatibility/2006" xmlns:o="urn:schemas-microsoft-com:office:office" xmlns:r="http://schemas.openxmlformats.org/officeDocument/2006/relationships" xmlns:m="http://schemas.openxmlformats.org/officeDocument/2006/math" xmlns:v="urn:schemas-microsoft-com:vml" xmlns:wp14="http://schemas.microsoft.com/office/word/2010/wordprocessingDrawing" xmlns:wp="http://schemas.openxmlformats.org/drawingml/2006/wordprocessingDrawing" xmlns:w="http://schemas.openxmlformats.org/wordprocessingml/2006/main" xmlns:w14="http://schemas.microsoft.com/office/word/2010/wordml" xmlns:w15="http://schemas.microsoft.com/office/word/2012/wordml" xmlns:w10="urn:schemas-microsoft-com:office:word" xmlns:wpg="http://schemas.microsoft.com/office/word/2010/wordprocessingGroup" xmlns:wpi="http://schemas.microsoft.com/office/word/2010/wordprocessingInk" xmlns:wne="http://schemas.microsoft.com/office/word/2006/wordml" xmlns:wps="http://schemas.microsoft.com/office/word/2010/wordprocessingShape" xmlns:wpsCustomData="http://www.wps.cn/officeDocument/2013/wpsCustomData" mc:Ignorable="w14 w15 wp14">
-  <w:endnote w:type="separator" w:id="0">
-    <w:p>
-      <w:pPr>
-        <w:spacing w:line="240" w:lineRule="auto"/>
-      </w:pPr>
-      <w:r>
-        <w:separator/>
-      </w:r>
-    </w:p>
-  </w:endnote>
-  <w:endnote w:type="continuationSeparator" w:id="1">
-    <w:p>
-      <w:pPr>
-        <w:spacing w:line="240" w:lineRule="auto"/>
-      </w:pPr>
-      <w:r>
-        <w:continuationSeparator/>
-      </w:r>
-    </w:p>
-  </w:endnote>
-</w:endnotes>
-</file>
-
-<file path=word/footnotes.xml><?xml version="1.0" encoding="utf-8"?>
-<w:footnotes xmlns:wpc="http://schemas.microsoft.com/office/word/2010/wordprocessingCanvas" xmlns:mc="http://schemas.openxmlformats.org/markup-compatibility/2006" xmlns:o="urn:schemas-microsoft-com:office:office" xmlns:r="http://schemas.openxmlformats.org/officeDocument/2006/relationships" xmlns:m="http://schemas.openxmlformats.org/officeDocument/2006/math" xmlns:v="urn:schemas-microsoft-com:vml" xmlns:wp14="http://schemas.microsoft.com/office/word/2010/wordprocessingDrawing" xmlns:wp="http://schemas.openxmlformats.org/drawingml/2006/wordprocessingDrawing" xmlns:w="http://schemas.openxmlformats.org/wordprocessingml/2006/main" xmlns:w14="http://schemas.microsoft.com/office/word/2010/wordml" xmlns:w15="http://schemas.microsoft.com/office/word/2012/wordml" xmlns:w10="urn:schemas-microsoft-com:office:word" xmlns:wpg="http://schemas.microsoft.com/office/word/2010/wordprocessingGroup" xmlns:wpi="http://schemas.microsoft.com/office/word/2010/wordprocessingInk" xmlns:wne="http://schemas.microsoft.com/office/word/2006/wordml" xmlns:wps="http://schemas.microsoft.com/office/word/2010/wordprocessingShape" xmlns:wpsCustomData="http://www.wps.cn/officeDocument/2013/wpsCustomData" mc:Ignorable="w14 w15 wp14">
-  <w:footnote w:type="separator" w:id="0">
-    <w:p>
-      <w:pPr>
-        <w:spacing w:line="360" w:lineRule="auto"/>
-      </w:pPr>
-      <w:r>
-        <w:separator/>
-      </w:r>
-    </w:p>
-  </w:footnote>
-  <w:footnote w:type="continuationSeparator" w:id="1">
-    <w:p>
-      <w:pPr>
-        <w:spacing w:line="360" w:lineRule="auto"/>
-      </w:pPr>
-      <w:r>
-        <w:continuationSeparator/>
-      </w:r>
-    </w:p>
-  </w:footnote>
-</w:footnotes>
-</file>
-
 <file path=word/header1.xml><?xml version="1.0" encoding="utf-8"?>
-<w:hdr xmlns:wpc="http://schemas.microsoft.com/office/word/2010/wordprocessingCanvas" xmlns:mc="http://schemas.openxmlformats.org/markup-compatibility/2006" xmlns:o="urn:schemas-microsoft-com:office:office" xmlns:r="http://schemas.openxmlformats.org/officeDocument/2006/relationships" xmlns:m="http://schemas.openxmlformats.org/officeDocument/2006/math" xmlns:v="urn:schemas-microsoft-com:vml" xmlns:wp14="http://schemas.microsoft.com/office/word/2010/wordprocessingDrawing" xmlns:wp="http://schemas.openxmlformats.org/drawingml/2006/wordprocessingDrawing" xmlns:w10="urn:schemas-microsoft-com:office:word" xmlns:w="http://schemas.openxmlformats.org/wordprocessingml/2006/main" xmlns:w14="http://schemas.microsoft.com/office/word/2010/wordml" xmlns:w15="http://schemas.microsoft.com/office/word/2012/wordml" xmlns:wpg="http://schemas.microsoft.com/office/word/2010/wordprocessingGroup" xmlns:wpi="http://schemas.microsoft.com/office/word/2010/wordprocessingInk" xmlns:wne="http://schemas.microsoft.com/office/word/2006/wordml" xmlns:wps="http://schemas.microsoft.com/office/word/2010/wordprocessingShape" xmlns:wpsCustomData="http://www.wps.cn/officeDocument/2013/wpsCustomData" mc:Ignorable="w14 w15 wp14">
+<w:hdr xmlns:wpc="http://schemas.microsoft.com/office/word/2010/wordprocessingCanvas" xmlns:mc="http://schemas.openxmlformats.org/markup-compatibility/2006" xmlns:o="urn:schemas-microsoft-com:office:office" xmlns:r="http://schemas.openxmlformats.org/officeDocument/2006/relationships" xmlns:m="http://schemas.openxmlformats.org/officeDocument/2006/math" xmlns:v="urn:schemas-microsoft-com:vml" xmlns:wp14="http://schemas.microsoft.com/office/word/2010/wordprocessingDrawing" xmlns:wp="http://schemas.openxmlformats.org/drawingml/2006/wordprocessingDrawing" xmlns:w10="urn:schemas-microsoft-com:office:word" xmlns:w="http://schemas.openxmlformats.org/wordprocessingml/2006/main" xmlns:w14="http://schemas.microsoft.com/office/word/2010/wordml" xmlns:w15="http://schemas.microsoft.com/office/word/2012/wordml" xmlns:wne="http://schemas.microsoft.com/office/word/2006/wordml" xmlns:wpg="http://schemas.microsoft.com/office/word/2010/wordprocessingGroup" xmlns:wpi="http://schemas.microsoft.com/office/word/2010/wordprocessingInk" xmlns:wps="http://schemas.microsoft.com/office/word/2010/wordprocessingShape" mc:Ignorable="w14 w15 wp14">
   <w:p>
     <w:pPr>
-      <w:pStyle w:val="15"/>
+      <w:pStyle w:val="Header"/>
       <w:pBdr>
-        <w:bottom w:val="single" w:color="auto" w:sz="4" w:space="1"/>
+        <w:bottom w:val="single" w:sz="4" w:space="1" w:color="auto"/>
       </w:pBdr>
       <w:tabs>
         <w:tab w:val="left" w:pos="335"/>
@@ -8739,27 +8635,27 @@
       </w:tabs>
       <w:jc w:val="right"/>
       <w:rPr>
-        <w:rFonts w:hint="eastAsia" w:eastAsiaTheme="minorEastAsia"/>
+        <w:rFonts w:eastAsiaTheme="minorEastAsia" w:hint="eastAsia"/>
         <w:lang w:eastAsia="zh-CN"/>
       </w:rPr>
     </w:pPr>
     <w:r>
       <w:rPr>
-        <w:rFonts w:hint="eastAsia" w:eastAsiaTheme="minorEastAsia"/>
+        <w:rFonts w:eastAsiaTheme="minorEastAsia" w:hint="eastAsia"/>
         <w:lang w:val="en-US" w:eastAsia="zh-CN"/>
       </w:rPr>
       <w:tab/>
     </w:r>
     <w:r>
       <w:rPr>
-        <w:rFonts w:hint="eastAsia" w:eastAsiaTheme="minorEastAsia"/>
+        <w:rFonts w:eastAsiaTheme="minorEastAsia" w:hint="eastAsia"/>
         <w:lang w:val="en-US" w:eastAsia="zh-CN"/>
       </w:rPr>
       <w:tab/>
     </w:r>
     <w:r>
       <w:rPr>
-        <w:rFonts w:hint="eastAsia" w:eastAsiaTheme="minorEastAsia"/>
+        <w:rFonts w:eastAsiaTheme="minorEastAsia" w:hint="eastAsia"/>
         <w:lang w:val="en-US" w:eastAsia="zh-CN"/>
       </w:rPr>
       <w:t>江西通信产业服务有限公司</w:t>
@@ -8769,15 +8665,15 @@
 </file>
 
 <file path=word/numbering.xml><?xml version="1.0" encoding="utf-8"?>
-<w:numbering xmlns:wpc="http://schemas.microsoft.com/office/word/2010/wordprocessingCanvas" xmlns:mc="http://schemas.openxmlformats.org/markup-compatibility/2006" xmlns:o="urn:schemas-microsoft-com:office:office" xmlns:r="http://schemas.openxmlformats.org/officeDocument/2006/relationships" xmlns:m="http://schemas.openxmlformats.org/officeDocument/2006/math" xmlns:v="urn:schemas-microsoft-com:vml" xmlns:wp14="http://schemas.microsoft.com/office/word/2010/wordprocessingDrawing" xmlns:wp="http://schemas.openxmlformats.org/drawingml/2006/wordprocessingDrawing" xmlns:w10="urn:schemas-microsoft-com:office:word" xmlns:w="http://schemas.openxmlformats.org/wordprocessingml/2006/main" xmlns:w14="http://schemas.microsoft.com/office/word/2010/wordml" xmlns:wpg="http://schemas.microsoft.com/office/word/2010/wordprocessingGroup" xmlns:wpi="http://schemas.microsoft.com/office/word/2010/wordprocessingInk" xmlns:wne="http://schemas.microsoft.com/office/word/2006/wordml" xmlns:wps="http://schemas.microsoft.com/office/word/2010/wordprocessingShape" xmlns:wpsCustomData="http://www.wps.cn/officeDocument/2013/wpsCustomData" mc:Ignorable="w14 wp14">
+<w:numbering xmlns:wpc="http://schemas.microsoft.com/office/word/2010/wordprocessingCanvas" xmlns:mc="http://schemas.openxmlformats.org/markup-compatibility/2006" xmlns:o="urn:schemas-microsoft-com:office:office" xmlns:r="http://schemas.openxmlformats.org/officeDocument/2006/relationships" xmlns:m="http://schemas.openxmlformats.org/officeDocument/2006/math" xmlns:v="urn:schemas-microsoft-com:vml" xmlns:wp14="http://schemas.microsoft.com/office/word/2010/wordprocessingDrawing" xmlns:wp="http://schemas.openxmlformats.org/drawingml/2006/wordprocessingDrawing" xmlns:w10="urn:schemas-microsoft-com:office:word" xmlns:w="http://schemas.openxmlformats.org/wordprocessingml/2006/main" xmlns:w14="http://schemas.microsoft.com/office/word/2010/wordml" xmlns:w15="http://schemas.microsoft.com/office/word/2012/wordml" xmlns:wne="http://schemas.microsoft.com/office/word/2006/wordml" xmlns:wpg="http://schemas.microsoft.com/office/word/2010/wordprocessingGroup" xmlns:wpi="http://schemas.microsoft.com/office/word/2010/wordprocessingInk" xmlns:wps="http://schemas.microsoft.com/office/word/2010/wordprocessingShape" mc:Ignorable="w14 w15 wp14">
   <w:abstractNum w:abstractNumId="0">
     <w:nsid w:val="8E964DCE"/>
     <w:multiLevelType w:val="multilevel"/>
     <w:tmpl w:val="8E964DCE"/>
-    <w:lvl w:ilvl="0" w:tentative="0">
+    <w:lvl w:ilvl="0">
       <w:start w:val="1"/>
       <w:numFmt w:val="decimal"/>
-      <w:pStyle w:val="2"/>
+      <w:pStyle w:val="Heading1"/>
       <w:lvlText w:val="%1."/>
       <w:lvlJc w:val="left"/>
       <w:pPr>
@@ -8787,10 +8683,10 @@
         <w:rFonts w:hint="default"/>
       </w:rPr>
     </w:lvl>
-    <w:lvl w:ilvl="1" w:tentative="0">
+    <w:lvl w:ilvl="1">
       <w:start w:val="1"/>
       <w:numFmt w:val="decimal"/>
-      <w:pStyle w:val="3"/>
+      <w:pStyle w:val="Heading2"/>
       <w:lvlText w:val="%1.%2."/>
       <w:lvlJc w:val="left"/>
       <w:pPr>
@@ -8800,10 +8696,10 @@
         <w:rFonts w:hint="default"/>
       </w:rPr>
     </w:lvl>
-    <w:lvl w:ilvl="2" w:tentative="0">
+    <w:lvl w:ilvl="2">
       <w:start w:val="1"/>
       <w:numFmt w:val="decimal"/>
-      <w:pStyle w:val="4"/>
+      <w:pStyle w:val="Heading3"/>
       <w:lvlText w:val="%1.%2.%3."/>
       <w:lvlJc w:val="left"/>
       <w:pPr>
@@ -8813,10 +8709,10 @@
         <w:rFonts w:hint="default"/>
       </w:rPr>
     </w:lvl>
-    <w:lvl w:ilvl="3" w:tentative="0">
+    <w:lvl w:ilvl="3">
       <w:start w:val="1"/>
       <w:numFmt w:val="decimal"/>
-      <w:pStyle w:val="5"/>
+      <w:pStyle w:val="Heading4"/>
       <w:lvlText w:val="%1.%2.%3.%4."/>
       <w:lvlJc w:val="left"/>
       <w:pPr>
@@ -8826,10 +8722,10 @@
         <w:rFonts w:hint="default"/>
       </w:rPr>
     </w:lvl>
-    <w:lvl w:ilvl="4" w:tentative="0">
+    <w:lvl w:ilvl="4">
       <w:start w:val="1"/>
       <w:numFmt w:val="decimal"/>
-      <w:pStyle w:val="6"/>
+      <w:pStyle w:val="Heading5"/>
       <w:lvlText w:val="%1.%2.%3.%4.%5."/>
       <w:lvlJc w:val="left"/>
       <w:pPr>
@@ -8839,10 +8735,10 @@
         <w:rFonts w:hint="default"/>
       </w:rPr>
     </w:lvl>
-    <w:lvl w:ilvl="5" w:tentative="0">
+    <w:lvl w:ilvl="5">
       <w:start w:val="1"/>
       <w:numFmt w:val="decimal"/>
-      <w:pStyle w:val="7"/>
+      <w:pStyle w:val="Heading6"/>
       <w:lvlText w:val="%1.%2.%3.%4.%5.%6."/>
       <w:lvlJc w:val="left"/>
       <w:pPr>
@@ -8852,10 +8748,10 @@
         <w:rFonts w:hint="default"/>
       </w:rPr>
     </w:lvl>
-    <w:lvl w:ilvl="6" w:tentative="0">
+    <w:lvl w:ilvl="6">
       <w:start w:val="1"/>
       <w:numFmt w:val="decimal"/>
-      <w:pStyle w:val="8"/>
+      <w:pStyle w:val="Heading7"/>
       <w:lvlText w:val="%1.%2.%3.%4.%5.%6.%7."/>
       <w:lvlJc w:val="left"/>
       <w:pPr>
@@ -8865,10 +8761,10 @@
         <w:rFonts w:hint="default"/>
       </w:rPr>
     </w:lvl>
-    <w:lvl w:ilvl="7" w:tentative="0">
+    <w:lvl w:ilvl="7">
       <w:start w:val="1"/>
       <w:numFmt w:val="decimal"/>
-      <w:pStyle w:val="9"/>
+      <w:pStyle w:val="Heading8"/>
       <w:lvlText w:val="%1.%2.%3.%4.%5.%6.%7.%8."/>
       <w:lvlJc w:val="left"/>
       <w:pPr>
@@ -8878,10 +8774,10 @@
         <w:rFonts w:hint="default"/>
       </w:rPr>
     </w:lvl>
-    <w:lvl w:ilvl="8" w:tentative="0">
+    <w:lvl w:ilvl="8">
       <w:start w:val="1"/>
       <w:numFmt w:val="decimal"/>
-      <w:pStyle w:val="10"/>
+      <w:pStyle w:val="Heading9"/>
       <w:lvlText w:val="%1.%2.%3.%4.%5.%6.%7.%8.%9."/>
       <w:lvlJc w:val="left"/>
       <w:pPr>
@@ -8899,269 +8795,267 @@
 </file>
 
 <file path=word/styles.xml><?xml version="1.0" encoding="utf-8"?>
-<w:styles xmlns:mc="http://schemas.openxmlformats.org/markup-compatibility/2006" xmlns:o="urn:schemas-microsoft-com:office:office" xmlns:r="http://schemas.openxmlformats.org/officeDocument/2006/relationships" xmlns:m="http://schemas.openxmlformats.org/officeDocument/2006/math" xmlns:v="urn:schemas-microsoft-com:vml" xmlns:w="http://schemas.openxmlformats.org/wordprocessingml/2006/main" xmlns:w14="http://schemas.microsoft.com/office/word/2010/wordml" xmlns:w10="urn:schemas-microsoft-com:office:word" xmlns:sl="http://schemas.openxmlformats.org/schemaLibrary/2006/main" xmlns:wpsCustomData="http://www.wps.cn/officeDocument/2013/wpsCustomData" mc:Ignorable="w14">
+<w:styles xmlns:mc="http://schemas.openxmlformats.org/markup-compatibility/2006" xmlns:r="http://schemas.openxmlformats.org/officeDocument/2006/relationships" xmlns:w="http://schemas.openxmlformats.org/wordprocessingml/2006/main" xmlns:w14="http://schemas.microsoft.com/office/word/2010/wordml" xmlns:w15="http://schemas.microsoft.com/office/word/2012/wordml" mc:Ignorable="w14 w15">
   <w:docDefaults>
     <w:rPrDefault>
       <w:rPr>
-        <w:rFonts w:ascii="Times New Roman" w:hAnsi="Times New Roman" w:eastAsia="宋体" w:cs="Times New Roman"/>
+        <w:rFonts w:ascii="Times New Roman" w:eastAsia="宋体" w:hAnsi="Times New Roman" w:cs="Times New Roman"/>
       </w:rPr>
     </w:rPrDefault>
     <w:pPrDefault/>
   </w:docDefaults>
-  <w:latentStyles w:count="260" w:defQFormat="0" w:defUnhideWhenUsed="1" w:defSemiHidden="1" w:defUIPriority="99" w:defLockedState="0">
-    <w:lsdException w:qFormat="1" w:unhideWhenUsed="0" w:uiPriority="0" w:semiHidden="0" w:name="Normal"/>
-    <w:lsdException w:qFormat="1" w:unhideWhenUsed="0" w:uiPriority="0" w:semiHidden="0" w:name="heading 1"/>
-    <w:lsdException w:qFormat="1" w:uiPriority="0" w:semiHidden="0" w:name="heading 2"/>
-    <w:lsdException w:qFormat="1" w:uiPriority="0" w:name="heading 3"/>
-    <w:lsdException w:qFormat="1" w:uiPriority="0" w:semiHidden="0" w:name="heading 4"/>
-    <w:lsdException w:qFormat="1" w:uiPriority="0" w:name="heading 5"/>
-    <w:lsdException w:qFormat="1" w:uiPriority="0" w:name="heading 6"/>
-    <w:lsdException w:qFormat="1" w:uiPriority="0" w:name="heading 7"/>
-    <w:lsdException w:qFormat="1" w:uiPriority="0" w:name="heading 8"/>
-    <w:lsdException w:qFormat="1" w:uiPriority="0" w:name="heading 9"/>
-    <w:lsdException w:unhideWhenUsed="0" w:uiPriority="0" w:semiHidden="0" w:name="index 1"/>
-    <w:lsdException w:unhideWhenUsed="0" w:uiPriority="0" w:semiHidden="0" w:name="index 2"/>
-    <w:lsdException w:unhideWhenUsed="0" w:uiPriority="0" w:semiHidden="0" w:name="index 3"/>
-    <w:lsdException w:unhideWhenUsed="0" w:uiPriority="0" w:semiHidden="0" w:name="index 4"/>
-    <w:lsdException w:unhideWhenUsed="0" w:uiPriority="0" w:semiHidden="0" w:name="index 5"/>
-    <w:lsdException w:unhideWhenUsed="0" w:uiPriority="0" w:semiHidden="0" w:name="index 6"/>
-    <w:lsdException w:unhideWhenUsed="0" w:uiPriority="0" w:semiHidden="0" w:name="index 7"/>
-    <w:lsdException w:unhideWhenUsed="0" w:uiPriority="0" w:semiHidden="0" w:name="index 8"/>
-    <w:lsdException w:unhideWhenUsed="0" w:uiPriority="0" w:semiHidden="0" w:name="index 9"/>
-    <w:lsdException w:qFormat="1" w:unhideWhenUsed="0" w:uiPriority="0" w:semiHidden="0" w:name="toc 1"/>
-    <w:lsdException w:qFormat="1" w:unhideWhenUsed="0" w:uiPriority="0" w:semiHidden="0" w:name="toc 2"/>
-    <w:lsdException w:qFormat="1" w:unhideWhenUsed="0" w:uiPriority="0" w:semiHidden="0" w:name="toc 3"/>
-    <w:lsdException w:unhideWhenUsed="0" w:uiPriority="0" w:semiHidden="0" w:name="toc 4"/>
-    <w:lsdException w:unhideWhenUsed="0" w:uiPriority="0" w:semiHidden="0" w:name="toc 5"/>
-    <w:lsdException w:unhideWhenUsed="0" w:uiPriority="0" w:semiHidden="0" w:name="toc 6"/>
-    <w:lsdException w:unhideWhenUsed="0" w:uiPriority="0" w:semiHidden="0" w:name="toc 7"/>
-    <w:lsdException w:unhideWhenUsed="0" w:uiPriority="0" w:semiHidden="0" w:name="toc 8"/>
-    <w:lsdException w:unhideWhenUsed="0" w:uiPriority="0" w:semiHidden="0" w:name="toc 9"/>
-    <w:lsdException w:unhideWhenUsed="0" w:uiPriority="0" w:semiHidden="0" w:name="Normal Indent"/>
-    <w:lsdException w:unhideWhenUsed="0" w:uiPriority="0" w:semiHidden="0" w:name="footnote text"/>
-    <w:lsdException w:qFormat="1" w:unhideWhenUsed="0" w:uiPriority="0" w:semiHidden="0" w:name="annotation text"/>
-    <w:lsdException w:qFormat="1" w:unhideWhenUsed="0" w:uiPriority="0" w:semiHidden="0" w:name="header"/>
-    <w:lsdException w:qFormat="1" w:unhideWhenUsed="0" w:uiPriority="0" w:semiHidden="0" w:name="footer"/>
-    <w:lsdException w:unhideWhenUsed="0" w:uiPriority="0" w:semiHidden="0" w:name="index heading"/>
-    <w:lsdException w:qFormat="1" w:uiPriority="0" w:name="caption"/>
-    <w:lsdException w:unhideWhenUsed="0" w:uiPriority="0" w:semiHidden="0" w:name="table of figures"/>
-    <w:lsdException w:unhideWhenUsed="0" w:uiPriority="0" w:semiHidden="0" w:name="envelope address"/>
-    <w:lsdException w:unhideWhenUsed="0" w:uiPriority="0" w:semiHidden="0" w:name="envelope return"/>
-    <w:lsdException w:unhideWhenUsed="0" w:uiPriority="0" w:semiHidden="0" w:name="footnote reference"/>
-    <w:lsdException w:unhideWhenUsed="0" w:uiPriority="0" w:semiHidden="0" w:name="annotation reference"/>
-    <w:lsdException w:unhideWhenUsed="0" w:uiPriority="0" w:semiHidden="0" w:name="line number"/>
-    <w:lsdException w:unhideWhenUsed="0" w:uiPriority="0" w:semiHidden="0" w:name="page number"/>
-    <w:lsdException w:unhideWhenUsed="0" w:uiPriority="0" w:semiHidden="0" w:name="endnote reference"/>
-    <w:lsdException w:unhideWhenUsed="0" w:uiPriority="0" w:semiHidden="0" w:name="endnote text"/>
-    <w:lsdException w:unhideWhenUsed="0" w:uiPriority="0" w:semiHidden="0" w:name="table of authorities"/>
-    <w:lsdException w:unhideWhenUsed="0" w:uiPriority="0" w:semiHidden="0" w:name="macro"/>
-    <w:lsdException w:unhideWhenUsed="0" w:uiPriority="0" w:semiHidden="0" w:name="toa heading"/>
-    <w:lsdException w:unhideWhenUsed="0" w:uiPriority="0" w:semiHidden="0" w:name="List"/>
-    <w:lsdException w:unhideWhenUsed="0" w:uiPriority="0" w:semiHidden="0" w:name="List Bullet"/>
-    <w:lsdException w:unhideWhenUsed="0" w:uiPriority="0" w:semiHidden="0" w:name="List Number"/>
-    <w:lsdException w:unhideWhenUsed="0" w:uiPriority="0" w:semiHidden="0" w:name="List 2"/>
-    <w:lsdException w:unhideWhenUsed="0" w:uiPriority="0" w:semiHidden="0" w:name="List 3"/>
-    <w:lsdException w:unhideWhenUsed="0" w:uiPriority="0" w:semiHidden="0" w:name="List 4"/>
-    <w:lsdException w:unhideWhenUsed="0" w:uiPriority="0" w:semiHidden="0" w:name="List 5"/>
-    <w:lsdException w:unhideWhenUsed="0" w:uiPriority="0" w:semiHidden="0" w:name="List Bullet 2"/>
-    <w:lsdException w:unhideWhenUsed="0" w:uiPriority="0" w:semiHidden="0" w:name="List Bullet 3"/>
-    <w:lsdException w:unhideWhenUsed="0" w:uiPriority="0" w:semiHidden="0" w:name="List Bullet 4"/>
-    <w:lsdException w:unhideWhenUsed="0" w:uiPriority="0" w:semiHidden="0" w:name="List Bullet 5"/>
-    <w:lsdException w:unhideWhenUsed="0" w:uiPriority="0" w:semiHidden="0" w:name="List Number 2"/>
-    <w:lsdException w:unhideWhenUsed="0" w:uiPriority="0" w:semiHidden="0" w:name="List Number 3"/>
-    <w:lsdException w:unhideWhenUsed="0" w:uiPriority="0" w:semiHidden="0" w:name="List Number 4"/>
-    <w:lsdException w:unhideWhenUsed="0" w:uiPriority="0" w:semiHidden="0" w:name="List Number 5"/>
-    <w:lsdException w:qFormat="1" w:unhideWhenUsed="0" w:uiPriority="0" w:semiHidden="0" w:name="Title"/>
-    <w:lsdException w:unhideWhenUsed="0" w:uiPriority="0" w:semiHidden="0" w:name="Closing"/>
-    <w:lsdException w:unhideWhenUsed="0" w:uiPriority="0" w:semiHidden="0" w:name="Signature"/>
-    <w:lsdException w:qFormat="1" w:unhideWhenUsed="0" w:uiPriority="0" w:name="Default Paragraph Font"/>
-    <w:lsdException w:qFormat="1" w:unhideWhenUsed="0" w:uiPriority="0" w:name="Body Text"/>
-    <w:lsdException w:unhideWhenUsed="0" w:uiPriority="0" w:semiHidden="0" w:name="Body Text Indent"/>
-    <w:lsdException w:unhideWhenUsed="0" w:uiPriority="0" w:semiHidden="0" w:name="List Continue"/>
-    <w:lsdException w:unhideWhenUsed="0" w:uiPriority="0" w:semiHidden="0" w:name="List Continue 2"/>
-    <w:lsdException w:unhideWhenUsed="0" w:uiPriority="0" w:semiHidden="0" w:name="List Continue 3"/>
-    <w:lsdException w:unhideWhenUsed="0" w:uiPriority="0" w:semiHidden="0" w:name="List Continue 4"/>
-    <w:lsdException w:unhideWhenUsed="0" w:uiPriority="0" w:semiHidden="0" w:name="List Continue 5"/>
-    <w:lsdException w:unhideWhenUsed="0" w:uiPriority="0" w:semiHidden="0" w:name="Message Header"/>
-    <w:lsdException w:qFormat="1" w:unhideWhenUsed="0" w:uiPriority="0" w:semiHidden="0" w:name="Subtitle"/>
-    <w:lsdException w:unhideWhenUsed="0" w:uiPriority="0" w:semiHidden="0" w:name="Salutation"/>
-    <w:lsdException w:unhideWhenUsed="0" w:uiPriority="0" w:semiHidden="0" w:name="Date"/>
-    <w:lsdException w:unhideWhenUsed="0" w:uiPriority="0" w:semiHidden="0" w:name="Body Text First Indent"/>
-    <w:lsdException w:unhideWhenUsed="0" w:uiPriority="0" w:semiHidden="0" w:name="Body Text First Indent 2"/>
-    <w:lsdException w:uiPriority="99" w:name="Note Heading"/>
-    <w:lsdException w:unhideWhenUsed="0" w:uiPriority="0" w:semiHidden="0" w:name="Body Text 2"/>
-    <w:lsdException w:unhideWhenUsed="0" w:uiPriority="0" w:semiHidden="0" w:name="Body Text 3"/>
-    <w:lsdException w:unhideWhenUsed="0" w:uiPriority="0" w:semiHidden="0" w:name="Body Text Indent 2"/>
-    <w:lsdException w:unhideWhenUsed="0" w:uiPriority="0" w:semiHidden="0" w:name="Body Text Indent 3"/>
-    <w:lsdException w:unhideWhenUsed="0" w:uiPriority="0" w:semiHidden="0" w:name="Block Text"/>
-    <w:lsdException w:unhideWhenUsed="0" w:uiPriority="0" w:semiHidden="0" w:name="Hyperlink"/>
-    <w:lsdException w:unhideWhenUsed="0" w:uiPriority="0" w:semiHidden="0" w:name="FollowedHyperlink"/>
-    <w:lsdException w:qFormat="1" w:unhideWhenUsed="0" w:uiPriority="0" w:semiHidden="0" w:name="Strong"/>
-    <w:lsdException w:qFormat="1" w:unhideWhenUsed="0" w:uiPriority="0" w:semiHidden="0" w:name="Emphasis"/>
-    <w:lsdException w:unhideWhenUsed="0" w:uiPriority="0" w:semiHidden="0" w:name="Document Map"/>
-    <w:lsdException w:unhideWhenUsed="0" w:uiPriority="0" w:semiHidden="0" w:name="Plain Text"/>
-    <w:lsdException w:unhideWhenUsed="0" w:uiPriority="0" w:semiHidden="0" w:name="E-mail Signature"/>
-    <w:lsdException w:qFormat="1" w:unhideWhenUsed="0" w:uiPriority="0" w:semiHidden="0" w:name="Normal (Web)"/>
-    <w:lsdException w:unhideWhenUsed="0" w:uiPriority="0" w:semiHidden="0" w:name="HTML Acronym"/>
-    <w:lsdException w:unhideWhenUsed="0" w:uiPriority="0" w:semiHidden="0" w:name="HTML Address"/>
-    <w:lsdException w:unhideWhenUsed="0" w:uiPriority="0" w:semiHidden="0" w:name="HTML Cite"/>
-    <w:lsdException w:unhideWhenUsed="0" w:uiPriority="0" w:semiHidden="0" w:name="HTML Code"/>
-    <w:lsdException w:unhideWhenUsed="0" w:uiPriority="0" w:semiHidden="0" w:name="HTML Definition"/>
-    <w:lsdException w:unhideWhenUsed="0" w:uiPriority="0" w:semiHidden="0" w:name="HTML Keyboard"/>
-    <w:lsdException w:unhideWhenUsed="0" w:uiPriority="0" w:semiHidden="0" w:name="HTML Preformatted"/>
-    <w:lsdException w:unhideWhenUsed="0" w:uiPriority="0" w:semiHidden="0" w:name="HTML Sample"/>
-    <w:lsdException w:unhideWhenUsed="0" w:uiPriority="0" w:semiHidden="0" w:name="HTML Typewriter"/>
-    <w:lsdException w:unhideWhenUsed="0" w:uiPriority="0" w:semiHidden="0" w:name="HTML Variable"/>
-    <w:lsdException w:qFormat="1" w:unhideWhenUsed="0" w:uiPriority="0" w:name="Normal Table"/>
-    <w:lsdException w:unhideWhenUsed="0" w:uiPriority="0" w:semiHidden="0" w:name="annotation subject"/>
-    <w:lsdException w:unhideWhenUsed="0" w:uiPriority="0" w:semiHidden="0" w:name="Table Simple 1"/>
-    <w:lsdException w:unhideWhenUsed="0" w:uiPriority="0" w:semiHidden="0" w:name="Table Simple 2"/>
-    <w:lsdException w:unhideWhenUsed="0" w:uiPriority="0" w:semiHidden="0" w:name="Table Simple 3"/>
-    <w:lsdException w:unhideWhenUsed="0" w:uiPriority="0" w:semiHidden="0" w:name="Table Classic 1"/>
-    <w:lsdException w:unhideWhenUsed="0" w:uiPriority="0" w:semiHidden="0" w:name="Table Classic 2"/>
-    <w:lsdException w:unhideWhenUsed="0" w:uiPriority="0" w:semiHidden="0" w:name="Table Classic 3"/>
-    <w:lsdException w:unhideWhenUsed="0" w:uiPriority="0" w:semiHidden="0" w:name="Table Classic 4"/>
-    <w:lsdException w:unhideWhenUsed="0" w:uiPriority="0" w:semiHidden="0" w:name="Table Colorful 1"/>
-    <w:lsdException w:unhideWhenUsed="0" w:uiPriority="0" w:semiHidden="0" w:name="Table Colorful 2"/>
-    <w:lsdException w:unhideWhenUsed="0" w:uiPriority="0" w:semiHidden="0" w:name="Table Colorful 3"/>
-    <w:lsdException w:unhideWhenUsed="0" w:uiPriority="0" w:semiHidden="0" w:name="Table Columns 1"/>
-    <w:lsdException w:unhideWhenUsed="0" w:uiPriority="0" w:semiHidden="0" w:name="Table Columns 2"/>
-    <w:lsdException w:unhideWhenUsed="0" w:uiPriority="0" w:semiHidden="0" w:name="Table Columns 3"/>
-    <w:lsdException w:unhideWhenUsed="0" w:uiPriority="0" w:semiHidden="0" w:name="Table Columns 4"/>
-    <w:lsdException w:unhideWhenUsed="0" w:uiPriority="0" w:semiHidden="0" w:name="Table Columns 5"/>
-    <w:lsdException w:unhideWhenUsed="0" w:uiPriority="0" w:semiHidden="0" w:name="Table Grid 1"/>
-    <w:lsdException w:unhideWhenUsed="0" w:uiPriority="0" w:semiHidden="0" w:name="Table Grid 2"/>
-    <w:lsdException w:unhideWhenUsed="0" w:uiPriority="0" w:semiHidden="0" w:name="Table Grid 3"/>
-    <w:lsdException w:unhideWhenUsed="0" w:uiPriority="0" w:semiHidden="0" w:name="Table Grid 4"/>
-    <w:lsdException w:unhideWhenUsed="0" w:uiPriority="0" w:semiHidden="0" w:name="Table Grid 5"/>
-    <w:lsdException w:unhideWhenUsed="0" w:uiPriority="0" w:semiHidden="0" w:name="Table Grid 6"/>
-    <w:lsdException w:unhideWhenUsed="0" w:uiPriority="0" w:semiHidden="0" w:name="Table Grid 7"/>
-    <w:lsdException w:unhideWhenUsed="0" w:uiPriority="0" w:semiHidden="0" w:name="Table Grid 8"/>
-    <w:lsdException w:unhideWhenUsed="0" w:uiPriority="0" w:semiHidden="0" w:name="Table List 1"/>
-    <w:lsdException w:unhideWhenUsed="0" w:uiPriority="0" w:semiHidden="0" w:name="Table List 2"/>
-    <w:lsdException w:unhideWhenUsed="0" w:uiPriority="0" w:semiHidden="0" w:name="Table List 3"/>
-    <w:lsdException w:unhideWhenUsed="0" w:uiPriority="0" w:semiHidden="0" w:name="Table List 4"/>
-    <w:lsdException w:unhideWhenUsed="0" w:uiPriority="0" w:semiHidden="0" w:name="Table List 5"/>
-    <w:lsdException w:unhideWhenUsed="0" w:uiPriority="0" w:semiHidden="0" w:name="Table List 6"/>
-    <w:lsdException w:unhideWhenUsed="0" w:uiPriority="0" w:semiHidden="0" w:name="Table List 7"/>
-    <w:lsdException w:unhideWhenUsed="0" w:uiPriority="0" w:semiHidden="0" w:name="Table List 8"/>
-    <w:lsdException w:unhideWhenUsed="0" w:uiPriority="0" w:semiHidden="0" w:name="Table 3D effects 1"/>
-    <w:lsdException w:unhideWhenUsed="0" w:uiPriority="0" w:semiHidden="0" w:name="Table 3D effects 2"/>
-    <w:lsdException w:unhideWhenUsed="0" w:uiPriority="0" w:semiHidden="0" w:name="Table 3D effects 3"/>
-    <w:lsdException w:unhideWhenUsed="0" w:uiPriority="0" w:semiHidden="0" w:name="Table Contemporary"/>
-    <w:lsdException w:unhideWhenUsed="0" w:uiPriority="0" w:semiHidden="0" w:name="Table Elegant"/>
-    <w:lsdException w:unhideWhenUsed="0" w:uiPriority="0" w:semiHidden="0" w:name="Table Professional"/>
-    <w:lsdException w:unhideWhenUsed="0" w:uiPriority="0" w:semiHidden="0" w:name="Table Subtle 1"/>
-    <w:lsdException w:unhideWhenUsed="0" w:uiPriority="0" w:semiHidden="0" w:name="Table Subtle 2"/>
-    <w:lsdException w:unhideWhenUsed="0" w:uiPriority="0" w:semiHidden="0" w:name="Table Web 1"/>
-    <w:lsdException w:unhideWhenUsed="0" w:uiPriority="0" w:semiHidden="0" w:name="Table Web 2"/>
-    <w:lsdException w:unhideWhenUsed="0" w:uiPriority="0" w:semiHidden="0" w:name="Table Web 3"/>
-    <w:lsdException w:unhideWhenUsed="0" w:uiPriority="0" w:semiHidden="0" w:name="Balloon Text"/>
-    <w:lsdException w:qFormat="1" w:unhideWhenUsed="0" w:uiPriority="0" w:semiHidden="0" w:name="Table Grid"/>
-    <w:lsdException w:unhideWhenUsed="0" w:uiPriority="0" w:semiHidden="0" w:name="Table Theme"/>
-    <w:lsdException w:unhideWhenUsed="0" w:uiPriority="60" w:semiHidden="0" w:name="Light Shading"/>
-    <w:lsdException w:unhideWhenUsed="0" w:uiPriority="61" w:semiHidden="0" w:name="Light List"/>
-    <w:lsdException w:unhideWhenUsed="0" w:uiPriority="62" w:semiHidden="0" w:name="Light Grid"/>
-    <w:lsdException w:unhideWhenUsed="0" w:uiPriority="63" w:semiHidden="0" w:name="Medium Shading 1"/>
-    <w:lsdException w:unhideWhenUsed="0" w:uiPriority="64" w:semiHidden="0" w:name="Medium Shading 2"/>
-    <w:lsdException w:unhideWhenUsed="0" w:uiPriority="65" w:semiHidden="0" w:name="Medium List 1"/>
-    <w:lsdException w:unhideWhenUsed="0" w:uiPriority="66" w:semiHidden="0" w:name="Medium List 2"/>
-    <w:lsdException w:unhideWhenUsed="0" w:uiPriority="67" w:semiHidden="0" w:name="Medium Grid 1"/>
-    <w:lsdException w:unhideWhenUsed="0" w:uiPriority="68" w:semiHidden="0" w:name="Medium Grid 2"/>
-    <w:lsdException w:unhideWhenUsed="0" w:uiPriority="69" w:semiHidden="0" w:name="Medium Grid 3"/>
-    <w:lsdException w:unhideWhenUsed="0" w:uiPriority="70" w:semiHidden="0" w:name="Dark List"/>
-    <w:lsdException w:unhideWhenUsed="0" w:uiPriority="71" w:semiHidden="0" w:name="Colorful Shading"/>
-    <w:lsdException w:unhideWhenUsed="0" w:uiPriority="72" w:semiHidden="0" w:name="Colorful List"/>
-    <w:lsdException w:unhideWhenUsed="0" w:uiPriority="73" w:semiHidden="0" w:name="Colorful Grid"/>
-    <w:lsdException w:unhideWhenUsed="0" w:uiPriority="60" w:semiHidden="0" w:name="Light Shading Accent 1"/>
-    <w:lsdException w:unhideWhenUsed="0" w:uiPriority="61" w:semiHidden="0" w:name="Light List Accent 1"/>
-    <w:lsdException w:unhideWhenUsed="0" w:uiPriority="62" w:semiHidden="0" w:name="Light Grid Accent 1"/>
-    <w:lsdException w:unhideWhenUsed="0" w:uiPriority="63" w:semiHidden="0" w:name="Medium Shading 1 Accent 1"/>
-    <w:lsdException w:unhideWhenUsed="0" w:uiPriority="64" w:semiHidden="0" w:name="Medium Shading 2 Accent 1"/>
-    <w:lsdException w:unhideWhenUsed="0" w:uiPriority="65" w:semiHidden="0" w:name="Medium List 1 Accent 1"/>
-    <w:lsdException w:unhideWhenUsed="0" w:uiPriority="66" w:semiHidden="0" w:name="Medium List 2 Accent 1"/>
-    <w:lsdException w:unhideWhenUsed="0" w:uiPriority="67" w:semiHidden="0" w:name="Medium Grid 1 Accent 1"/>
-    <w:lsdException w:unhideWhenUsed="0" w:uiPriority="68" w:semiHidden="0" w:name="Medium Grid 2 Accent 1"/>
-    <w:lsdException w:unhideWhenUsed="0" w:uiPriority="69" w:semiHidden="0" w:name="Medium Grid 3 Accent 1"/>
-    <w:lsdException w:unhideWhenUsed="0" w:uiPriority="70" w:semiHidden="0" w:name="Dark List Accent 1"/>
-    <w:lsdException w:unhideWhenUsed="0" w:uiPriority="71" w:semiHidden="0" w:name="Colorful Shading Accent 1"/>
-    <w:lsdException w:unhideWhenUsed="0" w:uiPriority="72" w:semiHidden="0" w:name="Colorful List Accent 1"/>
-    <w:lsdException w:unhideWhenUsed="0" w:uiPriority="73" w:semiHidden="0" w:name="Colorful Grid Accent 1"/>
-    <w:lsdException w:unhideWhenUsed="0" w:uiPriority="60" w:semiHidden="0" w:name="Light Shading Accent 2"/>
-    <w:lsdException w:unhideWhenUsed="0" w:uiPriority="61" w:semiHidden="0" w:name="Light List Accent 2"/>
-    <w:lsdException w:unhideWhenUsed="0" w:uiPriority="62" w:semiHidden="0" w:name="Light Grid Accent 2"/>
-    <w:lsdException w:unhideWhenUsed="0" w:uiPriority="63" w:semiHidden="0" w:name="Medium Shading 1 Accent 2"/>
-    <w:lsdException w:unhideWhenUsed="0" w:uiPriority="64" w:semiHidden="0" w:name="Medium Shading 2 Accent 2"/>
-    <w:lsdException w:unhideWhenUsed="0" w:uiPriority="65" w:semiHidden="0" w:name="Medium List 1 Accent 2"/>
-    <w:lsdException w:unhideWhenUsed="0" w:uiPriority="66" w:semiHidden="0" w:name="Medium List 2 Accent 2"/>
-    <w:lsdException w:unhideWhenUsed="0" w:uiPriority="67" w:semiHidden="0" w:name="Medium Grid 1 Accent 2"/>
-    <w:lsdException w:unhideWhenUsed="0" w:uiPriority="68" w:semiHidden="0" w:name="Medium Grid 2 Accent 2"/>
-    <w:lsdException w:unhideWhenUsed="0" w:uiPriority="69" w:semiHidden="0" w:name="Medium Grid 3 Accent 2"/>
-    <w:lsdException w:unhideWhenUsed="0" w:uiPriority="70" w:semiHidden="0" w:name="Dark List Accent 2"/>
-    <w:lsdException w:unhideWhenUsed="0" w:uiPriority="71" w:semiHidden="0" w:name="Colorful Shading Accent 2"/>
-    <w:lsdException w:unhideWhenUsed="0" w:uiPriority="72" w:semiHidden="0" w:name="Colorful List Accent 2"/>
-    <w:lsdException w:unhideWhenUsed="0" w:uiPriority="73" w:semiHidden="0" w:name="Colorful Grid Accent 2"/>
-    <w:lsdException w:unhideWhenUsed="0" w:uiPriority="60" w:semiHidden="0" w:name="Light Shading Accent 3"/>
-    <w:lsdException w:unhideWhenUsed="0" w:uiPriority="61" w:semiHidden="0" w:name="Light List Accent 3"/>
-    <w:lsdException w:unhideWhenUsed="0" w:uiPriority="62" w:semiHidden="0" w:name="Light Grid Accent 3"/>
-    <w:lsdException w:unhideWhenUsed="0" w:uiPriority="63" w:semiHidden="0" w:name="Medium Shading 1 Accent 3"/>
-    <w:lsdException w:unhideWhenUsed="0" w:uiPriority="64" w:semiHidden="0" w:name="Medium Shading 2 Accent 3"/>
-    <w:lsdException w:unhideWhenUsed="0" w:uiPriority="65" w:semiHidden="0" w:name="Medium List 1 Accent 3"/>
-    <w:lsdException w:unhideWhenUsed="0" w:uiPriority="66" w:semiHidden="0" w:name="Medium List 2 Accent 3"/>
-    <w:lsdException w:unhideWhenUsed="0" w:uiPriority="67" w:semiHidden="0" w:name="Medium Grid 1 Accent 3"/>
-    <w:lsdException w:unhideWhenUsed="0" w:uiPriority="68" w:semiHidden="0" w:name="Medium Grid 2 Accent 3"/>
-    <w:lsdException w:unhideWhenUsed="0" w:uiPriority="69" w:semiHidden="0" w:name="Medium Grid 3 Accent 3"/>
-    <w:lsdException w:unhideWhenUsed="0" w:uiPriority="70" w:semiHidden="0" w:name="Dark List Accent 3"/>
-    <w:lsdException w:unhideWhenUsed="0" w:uiPriority="71" w:semiHidden="0" w:name="Colorful Shading Accent 3"/>
-    <w:lsdException w:unhideWhenUsed="0" w:uiPriority="72" w:semiHidden="0" w:name="Colorful List Accent 3"/>
-    <w:lsdException w:unhideWhenUsed="0" w:uiPriority="73" w:semiHidden="0" w:name="Colorful Grid Accent 3"/>
-    <w:lsdException w:unhideWhenUsed="0" w:uiPriority="60" w:semiHidden="0" w:name="Light Shading Accent 4"/>
-    <w:lsdException w:unhideWhenUsed="0" w:uiPriority="61" w:semiHidden="0" w:name="Light List Accent 4"/>
-    <w:lsdException w:unhideWhenUsed="0" w:uiPriority="62" w:semiHidden="0" w:name="Light Grid Accent 4"/>
-    <w:lsdException w:unhideWhenUsed="0" w:uiPriority="63" w:semiHidden="0" w:name="Medium Shading 1 Accent 4"/>
-    <w:lsdException w:unhideWhenUsed="0" w:uiPriority="64" w:semiHidden="0" w:name="Medium Shading 2 Accent 4"/>
-    <w:lsdException w:unhideWhenUsed="0" w:uiPriority="65" w:semiHidden="0" w:name="Medium List 1 Accent 4"/>
-    <w:lsdException w:unhideWhenUsed="0" w:uiPriority="66" w:semiHidden="0" w:name="Medium List 2 Accent 4"/>
-    <w:lsdException w:unhideWhenUsed="0" w:uiPriority="67" w:semiHidden="0" w:name="Medium Grid 1 Accent 4"/>
-    <w:lsdException w:unhideWhenUsed="0" w:uiPriority="68" w:semiHidden="0" w:name="Medium Grid 2 Accent 4"/>
-    <w:lsdException w:unhideWhenUsed="0" w:uiPriority="69" w:semiHidden="0" w:name="Medium Grid 3 Accent 4"/>
-    <w:lsdException w:unhideWhenUsed="0" w:uiPriority="70" w:semiHidden="0" w:name="Dark List Accent 4"/>
-    <w:lsdException w:unhideWhenUsed="0" w:uiPriority="71" w:semiHidden="0" w:name="Colorful Shading Accent 4"/>
-    <w:lsdException w:unhideWhenUsed="0" w:uiPriority="72" w:semiHidden="0" w:name="Colorful List Accent 4"/>
-    <w:lsdException w:unhideWhenUsed="0" w:uiPriority="73" w:semiHidden="0" w:name="Colorful Grid Accent 4"/>
-    <w:lsdException w:unhideWhenUsed="0" w:uiPriority="60" w:semiHidden="0" w:name="Light Shading Accent 5"/>
-    <w:lsdException w:unhideWhenUsed="0" w:uiPriority="61" w:semiHidden="0" w:name="Light List Accent 5"/>
-    <w:lsdException w:unhideWhenUsed="0" w:uiPriority="62" w:semiHidden="0" w:name="Light Grid Accent 5"/>
-    <w:lsdException w:unhideWhenUsed="0" w:uiPriority="63" w:semiHidden="0" w:name="Medium Shading 1 Accent 5"/>
-    <w:lsdException w:unhideWhenUsed="0" w:uiPriority="64" w:semiHidden="0" w:name="Medium Shading 2 Accent 5"/>
-    <w:lsdException w:unhideWhenUsed="0" w:uiPriority="65" w:semiHidden="0" w:name="Medium List 1 Accent 5"/>
-    <w:lsdException w:unhideWhenUsed="0" w:uiPriority="66" w:semiHidden="0" w:name="Medium List 2 Accent 5"/>
-    <w:lsdException w:unhideWhenUsed="0" w:uiPriority="67" w:semiHidden="0" w:name="Medium Grid 1 Accent 5"/>
-    <w:lsdException w:unhideWhenUsed="0" w:uiPriority="68" w:semiHidden="0" w:name="Medium Grid 2 Accent 5"/>
-    <w:lsdException w:unhideWhenUsed="0" w:uiPriority="69" w:semiHidden="0" w:name="Medium Grid 3 Accent 5"/>
-    <w:lsdException w:unhideWhenUsed="0" w:uiPriority="70" w:semiHidden="0" w:name="Dark List Accent 5"/>
-    <w:lsdException w:unhideWhenUsed="0" w:uiPriority="71" w:semiHidden="0" w:name="Colorful Shading Accent 5"/>
-    <w:lsdException w:unhideWhenUsed="0" w:uiPriority="72" w:semiHidden="0" w:name="Colorful List Accent 5"/>
-    <w:lsdException w:unhideWhenUsed="0" w:uiPriority="73" w:semiHidden="0" w:name="Colorful Grid Accent 5"/>
-    <w:lsdException w:unhideWhenUsed="0" w:uiPriority="60" w:semiHidden="0" w:name="Light Shading Accent 6"/>
-    <w:lsdException w:unhideWhenUsed="0" w:uiPriority="61" w:semiHidden="0" w:name="Light List Accent 6"/>
-    <w:lsdException w:unhideWhenUsed="0" w:uiPriority="62" w:semiHidden="0" w:name="Light Grid Accent 6"/>
-    <w:lsdException w:unhideWhenUsed="0" w:uiPriority="63" w:semiHidden="0" w:name="Medium Shading 1 Accent 6"/>
-    <w:lsdException w:unhideWhenUsed="0" w:uiPriority="64" w:semiHidden="0" w:name="Medium Shading 2 Accent 6"/>
-    <w:lsdException w:unhideWhenUsed="0" w:uiPriority="65" w:semiHidden="0" w:name="Medium List 1 Accent 6"/>
-    <w:lsdException w:unhideWhenUsed="0" w:uiPriority="66" w:semiHidden="0" w:name="Medium List 2 Accent 6"/>
-    <w:lsdException w:unhideWhenUsed="0" w:uiPriority="67" w:semiHidden="0" w:name="Medium Grid 1 Accent 6"/>
-    <w:lsdException w:unhideWhenUsed="0" w:uiPriority="68" w:semiHidden="0" w:name="Medium Grid 2 Accent 6"/>
-    <w:lsdException w:unhideWhenUsed="0" w:uiPriority="69" w:semiHidden="0" w:name="Medium Grid 3 Accent 6"/>
-    <w:lsdException w:unhideWhenUsed="0" w:uiPriority="70" w:semiHidden="0" w:name="Dark List Accent 6"/>
-    <w:lsdException w:unhideWhenUsed="0" w:uiPriority="71" w:semiHidden="0" w:name="Colorful Shading Accent 6"/>
-    <w:lsdException w:unhideWhenUsed="0" w:uiPriority="72" w:semiHidden="0" w:name="Colorful List Accent 6"/>
-    <w:lsdException w:unhideWhenUsed="0" w:uiPriority="73" w:semiHidden="0" w:name="Colorful Grid Accent 6"/>
+  <w:latentStyles w:defLockedState="0" w:defUIPriority="99" w:defSemiHidden="1" w:defUnhideWhenUsed="1" w:defQFormat="0" w:count="260">
+    <w:lsdException w:name="Normal" w:semiHidden="0" w:uiPriority="0" w:unhideWhenUsed="0" w:qFormat="1"/>
+    <w:lsdException w:name="heading 1" w:semiHidden="0" w:uiPriority="0" w:unhideWhenUsed="0" w:qFormat="1"/>
+    <w:lsdException w:name="heading 2" w:semiHidden="0" w:uiPriority="0" w:qFormat="1"/>
+    <w:lsdException w:name="heading 3" w:uiPriority="0" w:qFormat="1"/>
+    <w:lsdException w:name="heading 4" w:semiHidden="0" w:uiPriority="0" w:qFormat="1"/>
+    <w:lsdException w:name="heading 5" w:uiPriority="0" w:qFormat="1"/>
+    <w:lsdException w:name="heading 6" w:uiPriority="0" w:qFormat="1"/>
+    <w:lsdException w:name="heading 7" w:uiPriority="0" w:qFormat="1"/>
+    <w:lsdException w:name="heading 8" w:uiPriority="0" w:qFormat="1"/>
+    <w:lsdException w:name="heading 9" w:uiPriority="0" w:qFormat="1"/>
+    <w:lsdException w:name="index 1" w:semiHidden="0" w:uiPriority="0" w:unhideWhenUsed="0"/>
+    <w:lsdException w:name="index 2" w:semiHidden="0" w:uiPriority="0" w:unhideWhenUsed="0"/>
+    <w:lsdException w:name="index 3" w:semiHidden="0" w:uiPriority="0" w:unhideWhenUsed="0"/>
+    <w:lsdException w:name="index 4" w:semiHidden="0" w:uiPriority="0" w:unhideWhenUsed="0"/>
+    <w:lsdException w:name="index 5" w:semiHidden="0" w:uiPriority="0" w:unhideWhenUsed="0"/>
+    <w:lsdException w:name="index 6" w:semiHidden="0" w:uiPriority="0" w:unhideWhenUsed="0"/>
+    <w:lsdException w:name="index 7" w:semiHidden="0" w:uiPriority="0" w:unhideWhenUsed="0"/>
+    <w:lsdException w:name="index 8" w:semiHidden="0" w:uiPriority="0" w:unhideWhenUsed="0"/>
+    <w:lsdException w:name="index 9" w:semiHidden="0" w:uiPriority="0" w:unhideWhenUsed="0"/>
+    <w:lsdException w:name="toc 1" w:semiHidden="0" w:uiPriority="0" w:unhideWhenUsed="0" w:qFormat="1"/>
+    <w:lsdException w:name="toc 2" w:semiHidden="0" w:uiPriority="0" w:unhideWhenUsed="0" w:qFormat="1"/>
+    <w:lsdException w:name="toc 3" w:semiHidden="0" w:uiPriority="0" w:unhideWhenUsed="0" w:qFormat="1"/>
+    <w:lsdException w:name="toc 4" w:semiHidden="0" w:uiPriority="0" w:unhideWhenUsed="0"/>
+    <w:lsdException w:name="toc 5" w:semiHidden="0" w:uiPriority="0" w:unhideWhenUsed="0"/>
+    <w:lsdException w:name="toc 6" w:semiHidden="0" w:uiPriority="0" w:unhideWhenUsed="0"/>
+    <w:lsdException w:name="toc 7" w:semiHidden="0" w:uiPriority="0" w:unhideWhenUsed="0"/>
+    <w:lsdException w:name="toc 8" w:semiHidden="0" w:uiPriority="0" w:unhideWhenUsed="0"/>
+    <w:lsdException w:name="toc 9" w:semiHidden="0" w:uiPriority="0" w:unhideWhenUsed="0"/>
+    <w:lsdException w:name="Normal Indent" w:semiHidden="0" w:uiPriority="0" w:unhideWhenUsed="0"/>
+    <w:lsdException w:name="footnote text" w:semiHidden="0" w:uiPriority="0" w:unhideWhenUsed="0"/>
+    <w:lsdException w:name="annotation text" w:semiHidden="0" w:uiPriority="0" w:unhideWhenUsed="0" w:qFormat="1"/>
+    <w:lsdException w:name="header" w:semiHidden="0" w:uiPriority="0" w:unhideWhenUsed="0" w:qFormat="1"/>
+    <w:lsdException w:name="footer" w:semiHidden="0" w:uiPriority="0" w:unhideWhenUsed="0" w:qFormat="1"/>
+    <w:lsdException w:name="index heading" w:semiHidden="0" w:uiPriority="0" w:unhideWhenUsed="0"/>
+    <w:lsdException w:name="caption" w:uiPriority="0" w:qFormat="1"/>
+    <w:lsdException w:name="table of figures" w:semiHidden="0" w:uiPriority="0" w:unhideWhenUsed="0"/>
+    <w:lsdException w:name="envelope address" w:semiHidden="0" w:uiPriority="0" w:unhideWhenUsed="0"/>
+    <w:lsdException w:name="envelope return" w:semiHidden="0" w:uiPriority="0" w:unhideWhenUsed="0"/>
+    <w:lsdException w:name="footnote reference" w:semiHidden="0" w:uiPriority="0" w:unhideWhenUsed="0"/>
+    <w:lsdException w:name="annotation reference" w:semiHidden="0" w:uiPriority="0" w:unhideWhenUsed="0"/>
+    <w:lsdException w:name="line number" w:semiHidden="0" w:uiPriority="0" w:unhideWhenUsed="0"/>
+    <w:lsdException w:name="page number" w:semiHidden="0" w:uiPriority="0" w:unhideWhenUsed="0"/>
+    <w:lsdException w:name="endnote reference" w:semiHidden="0" w:uiPriority="0" w:unhideWhenUsed="0"/>
+    <w:lsdException w:name="endnote text" w:semiHidden="0" w:uiPriority="0" w:unhideWhenUsed="0"/>
+    <w:lsdException w:name="table of authorities" w:semiHidden="0" w:uiPriority="0" w:unhideWhenUsed="0"/>
+    <w:lsdException w:name="macro" w:semiHidden="0" w:uiPriority="0" w:unhideWhenUsed="0"/>
+    <w:lsdException w:name="toa heading" w:semiHidden="0" w:uiPriority="0" w:unhideWhenUsed="0"/>
+    <w:lsdException w:name="List" w:semiHidden="0" w:uiPriority="0" w:unhideWhenUsed="0"/>
+    <w:lsdException w:name="List Bullet" w:semiHidden="0" w:uiPriority="0" w:unhideWhenUsed="0"/>
+    <w:lsdException w:name="List Number" w:semiHidden="0" w:uiPriority="0" w:unhideWhenUsed="0"/>
+    <w:lsdException w:name="List 2" w:semiHidden="0" w:uiPriority="0" w:unhideWhenUsed="0"/>
+    <w:lsdException w:name="List 3" w:semiHidden="0" w:uiPriority="0" w:unhideWhenUsed="0"/>
+    <w:lsdException w:name="List 4" w:semiHidden="0" w:uiPriority="0" w:unhideWhenUsed="0"/>
+    <w:lsdException w:name="List 5" w:semiHidden="0" w:uiPriority="0" w:unhideWhenUsed="0"/>
+    <w:lsdException w:name="List Bullet 2" w:semiHidden="0" w:uiPriority="0" w:unhideWhenUsed="0"/>
+    <w:lsdException w:name="List Bullet 3" w:semiHidden="0" w:uiPriority="0" w:unhideWhenUsed="0"/>
+    <w:lsdException w:name="List Bullet 4" w:semiHidden="0" w:uiPriority="0" w:unhideWhenUsed="0"/>
+    <w:lsdException w:name="List Bullet 5" w:semiHidden="0" w:uiPriority="0" w:unhideWhenUsed="0"/>
+    <w:lsdException w:name="List Number 2" w:semiHidden="0" w:uiPriority="0" w:unhideWhenUsed="0"/>
+    <w:lsdException w:name="List Number 3" w:semiHidden="0" w:uiPriority="0" w:unhideWhenUsed="0"/>
+    <w:lsdException w:name="List Number 4" w:semiHidden="0" w:uiPriority="0" w:unhideWhenUsed="0"/>
+    <w:lsdException w:name="List Number 5" w:semiHidden="0" w:uiPriority="0" w:unhideWhenUsed="0"/>
+    <w:lsdException w:name="Title" w:semiHidden="0" w:uiPriority="0" w:unhideWhenUsed="0" w:qFormat="1"/>
+    <w:lsdException w:name="Closing" w:semiHidden="0" w:uiPriority="0" w:unhideWhenUsed="0"/>
+    <w:lsdException w:name="Signature" w:semiHidden="0" w:uiPriority="0" w:unhideWhenUsed="0"/>
+    <w:lsdException w:name="Default Paragraph Font" w:uiPriority="0" w:unhideWhenUsed="0" w:qFormat="1"/>
+    <w:lsdException w:name="Body Text" w:uiPriority="0" w:unhideWhenUsed="0" w:qFormat="1"/>
+    <w:lsdException w:name="Body Text Indent" w:semiHidden="0" w:uiPriority="0" w:unhideWhenUsed="0"/>
+    <w:lsdException w:name="List Continue" w:semiHidden="0" w:uiPriority="0" w:unhideWhenUsed="0"/>
+    <w:lsdException w:name="List Continue 2" w:semiHidden="0" w:uiPriority="0" w:unhideWhenUsed="0"/>
+    <w:lsdException w:name="List Continue 3" w:semiHidden="0" w:uiPriority="0" w:unhideWhenUsed="0"/>
+    <w:lsdException w:name="List Continue 4" w:semiHidden="0" w:uiPriority="0" w:unhideWhenUsed="0"/>
+    <w:lsdException w:name="List Continue 5" w:semiHidden="0" w:uiPriority="0" w:unhideWhenUsed="0"/>
+    <w:lsdException w:name="Message Header" w:semiHidden="0" w:uiPriority="0" w:unhideWhenUsed="0"/>
+    <w:lsdException w:name="Subtitle" w:semiHidden="0" w:uiPriority="0" w:unhideWhenUsed="0" w:qFormat="1"/>
+    <w:lsdException w:name="Salutation" w:semiHidden="0" w:uiPriority="0" w:unhideWhenUsed="0"/>
+    <w:lsdException w:name="Date" w:semiHidden="0" w:uiPriority="0" w:unhideWhenUsed="0"/>
+    <w:lsdException w:name="Body Text First Indent" w:semiHidden="0" w:uiPriority="0" w:unhideWhenUsed="0"/>
+    <w:lsdException w:name="Body Text First Indent 2" w:semiHidden="0" w:uiPriority="0" w:unhideWhenUsed="0"/>
+    <w:lsdException w:name="Body Text 2" w:semiHidden="0" w:uiPriority="0" w:unhideWhenUsed="0"/>
+    <w:lsdException w:name="Body Text 3" w:semiHidden="0" w:uiPriority="0" w:unhideWhenUsed="0"/>
+    <w:lsdException w:name="Body Text Indent 2" w:semiHidden="0" w:uiPriority="0" w:unhideWhenUsed="0"/>
+    <w:lsdException w:name="Body Text Indent 3" w:semiHidden="0" w:uiPriority="0" w:unhideWhenUsed="0"/>
+    <w:lsdException w:name="Block Text" w:semiHidden="0" w:uiPriority="0" w:unhideWhenUsed="0"/>
+    <w:lsdException w:name="Hyperlink" w:semiHidden="0" w:uiPriority="0" w:unhideWhenUsed="0"/>
+    <w:lsdException w:name="FollowedHyperlink" w:semiHidden="0" w:uiPriority="0" w:unhideWhenUsed="0"/>
+    <w:lsdException w:name="Strong" w:semiHidden="0" w:uiPriority="0" w:unhideWhenUsed="0" w:qFormat="1"/>
+    <w:lsdException w:name="Emphasis" w:semiHidden="0" w:uiPriority="0" w:unhideWhenUsed="0" w:qFormat="1"/>
+    <w:lsdException w:name="Document Map" w:semiHidden="0" w:uiPriority="0" w:unhideWhenUsed="0"/>
+    <w:lsdException w:name="Plain Text" w:semiHidden="0" w:uiPriority="0" w:unhideWhenUsed="0"/>
+    <w:lsdException w:name="E-mail Signature" w:semiHidden="0" w:uiPriority="0" w:unhideWhenUsed="0"/>
+    <w:lsdException w:name="Normal (Web)" w:semiHidden="0" w:uiPriority="0" w:unhideWhenUsed="0" w:qFormat="1"/>
+    <w:lsdException w:name="HTML Acronym" w:semiHidden="0" w:uiPriority="0" w:unhideWhenUsed="0"/>
+    <w:lsdException w:name="HTML Address" w:semiHidden="0" w:uiPriority="0" w:unhideWhenUsed="0"/>
+    <w:lsdException w:name="HTML Cite" w:semiHidden="0" w:uiPriority="0" w:unhideWhenUsed="0"/>
+    <w:lsdException w:name="HTML Code" w:semiHidden="0" w:uiPriority="0" w:unhideWhenUsed="0"/>
+    <w:lsdException w:name="HTML Definition" w:semiHidden="0" w:uiPriority="0" w:unhideWhenUsed="0"/>
+    <w:lsdException w:name="HTML Keyboard" w:semiHidden="0" w:uiPriority="0" w:unhideWhenUsed="0"/>
+    <w:lsdException w:name="HTML Preformatted" w:semiHidden="0" w:uiPriority="0" w:unhideWhenUsed="0"/>
+    <w:lsdException w:name="HTML Sample" w:semiHidden="0" w:uiPriority="0" w:unhideWhenUsed="0"/>
+    <w:lsdException w:name="HTML Typewriter" w:semiHidden="0" w:uiPriority="0" w:unhideWhenUsed="0"/>
+    <w:lsdException w:name="HTML Variable" w:semiHidden="0" w:uiPriority="0" w:unhideWhenUsed="0"/>
+    <w:lsdException w:name="Normal Table" w:uiPriority="0" w:unhideWhenUsed="0" w:qFormat="1"/>
+    <w:lsdException w:name="annotation subject" w:semiHidden="0" w:uiPriority="0" w:unhideWhenUsed="0"/>
+    <w:lsdException w:name="Table Simple 1" w:semiHidden="0" w:uiPriority="0" w:unhideWhenUsed="0"/>
+    <w:lsdException w:name="Table Simple 2" w:semiHidden="0" w:uiPriority="0" w:unhideWhenUsed="0"/>
+    <w:lsdException w:name="Table Simple 3" w:semiHidden="0" w:uiPriority="0" w:unhideWhenUsed="0"/>
+    <w:lsdException w:name="Table Classic 1" w:semiHidden="0" w:uiPriority="0" w:unhideWhenUsed="0"/>
+    <w:lsdException w:name="Table Classic 2" w:semiHidden="0" w:uiPriority="0" w:unhideWhenUsed="0"/>
+    <w:lsdException w:name="Table Classic 3" w:semiHidden="0" w:uiPriority="0" w:unhideWhenUsed="0"/>
+    <w:lsdException w:name="Table Classic 4" w:semiHidden="0" w:uiPriority="0" w:unhideWhenUsed="0"/>
+    <w:lsdException w:name="Table Colorful 1" w:semiHidden="0" w:uiPriority="0" w:unhideWhenUsed="0"/>
+    <w:lsdException w:name="Table Colorful 2" w:semiHidden="0" w:uiPriority="0" w:unhideWhenUsed="0"/>
+    <w:lsdException w:name="Table Colorful 3" w:semiHidden="0" w:uiPriority="0" w:unhideWhenUsed="0"/>
+    <w:lsdException w:name="Table Columns 1" w:semiHidden="0" w:uiPriority="0" w:unhideWhenUsed="0"/>
+    <w:lsdException w:name="Table Columns 2" w:semiHidden="0" w:uiPriority="0" w:unhideWhenUsed="0"/>
+    <w:lsdException w:name="Table Columns 3" w:semiHidden="0" w:uiPriority="0" w:unhideWhenUsed="0"/>
+    <w:lsdException w:name="Table Columns 4" w:semiHidden="0" w:uiPriority="0" w:unhideWhenUsed="0"/>
+    <w:lsdException w:name="Table Columns 5" w:semiHidden="0" w:uiPriority="0" w:unhideWhenUsed="0"/>
+    <w:lsdException w:name="Table Grid 1" w:semiHidden="0" w:uiPriority="0" w:unhideWhenUsed="0"/>
+    <w:lsdException w:name="Table Grid 2" w:semiHidden="0" w:uiPriority="0" w:unhideWhenUsed="0"/>
+    <w:lsdException w:name="Table Grid 3" w:semiHidden="0" w:uiPriority="0" w:unhideWhenUsed="0"/>
+    <w:lsdException w:name="Table Grid 4" w:semiHidden="0" w:uiPriority="0" w:unhideWhenUsed="0"/>
+    <w:lsdException w:name="Table Grid 5" w:semiHidden="0" w:uiPriority="0" w:unhideWhenUsed="0"/>
+    <w:lsdException w:name="Table Grid 6" w:semiHidden="0" w:uiPriority="0" w:unhideWhenUsed="0"/>
+    <w:lsdException w:name="Table Grid 7" w:semiHidden="0" w:uiPriority="0" w:unhideWhenUsed="0"/>
+    <w:lsdException w:name="Table Grid 8" w:semiHidden="0" w:uiPriority="0" w:unhideWhenUsed="0"/>
+    <w:lsdException w:name="Table List 1" w:semiHidden="0" w:uiPriority="0" w:unhideWhenUsed="0"/>
+    <w:lsdException w:name="Table List 2" w:semiHidden="0" w:uiPriority="0" w:unhideWhenUsed="0"/>
+    <w:lsdException w:name="Table List 3" w:semiHidden="0" w:uiPriority="0" w:unhideWhenUsed="0"/>
+    <w:lsdException w:name="Table List 4" w:semiHidden="0" w:uiPriority="0" w:unhideWhenUsed="0"/>
+    <w:lsdException w:name="Table List 5" w:semiHidden="0" w:uiPriority="0" w:unhideWhenUsed="0"/>
+    <w:lsdException w:name="Table List 6" w:semiHidden="0" w:uiPriority="0" w:unhideWhenUsed="0"/>
+    <w:lsdException w:name="Table List 7" w:semiHidden="0" w:uiPriority="0" w:unhideWhenUsed="0"/>
+    <w:lsdException w:name="Table List 8" w:semiHidden="0" w:uiPriority="0" w:unhideWhenUsed="0"/>
+    <w:lsdException w:name="Table 3D effects 1" w:semiHidden="0" w:uiPriority="0" w:unhideWhenUsed="0"/>
+    <w:lsdException w:name="Table 3D effects 2" w:semiHidden="0" w:uiPriority="0" w:unhideWhenUsed="0"/>
+    <w:lsdException w:name="Table 3D effects 3" w:semiHidden="0" w:uiPriority="0" w:unhideWhenUsed="0"/>
+    <w:lsdException w:name="Table Contemporary" w:semiHidden="0" w:uiPriority="0" w:unhideWhenUsed="0"/>
+    <w:lsdException w:name="Table Elegant" w:semiHidden="0" w:uiPriority="0" w:unhideWhenUsed="0"/>
+    <w:lsdException w:name="Table Professional" w:semiHidden="0" w:uiPriority="0" w:unhideWhenUsed="0"/>
+    <w:lsdException w:name="Table Subtle 1" w:semiHidden="0" w:uiPriority="0" w:unhideWhenUsed="0"/>
+    <w:lsdException w:name="Table Subtle 2" w:semiHidden="0" w:uiPriority="0" w:unhideWhenUsed="0"/>
+    <w:lsdException w:name="Table Web 1" w:semiHidden="0" w:uiPriority="0" w:unhideWhenUsed="0"/>
+    <w:lsdException w:name="Table Web 2" w:semiHidden="0" w:uiPriority="0" w:unhideWhenUsed="0"/>
+    <w:lsdException w:name="Table Web 3" w:semiHidden="0" w:uiPriority="0" w:unhideWhenUsed="0"/>
+    <w:lsdException w:name="Balloon Text" w:semiHidden="0" w:uiPriority="0" w:unhideWhenUsed="0"/>
+    <w:lsdException w:name="Table Grid" w:semiHidden="0" w:uiPriority="0" w:unhideWhenUsed="0" w:qFormat="1"/>
+    <w:lsdException w:name="Table Theme" w:semiHidden="0" w:uiPriority="0" w:unhideWhenUsed="0"/>
+    <w:lsdException w:name="Light Shading" w:semiHidden="0" w:uiPriority="60" w:unhideWhenUsed="0"/>
+    <w:lsdException w:name="Light List" w:semiHidden="0" w:uiPriority="61" w:unhideWhenUsed="0"/>
+    <w:lsdException w:name="Light Grid" w:semiHidden="0" w:uiPriority="62" w:unhideWhenUsed="0"/>
+    <w:lsdException w:name="Medium Shading 1" w:semiHidden="0" w:uiPriority="63" w:unhideWhenUsed="0"/>
+    <w:lsdException w:name="Medium Shading 2" w:semiHidden="0" w:uiPriority="64" w:unhideWhenUsed="0"/>
+    <w:lsdException w:name="Medium List 1" w:semiHidden="0" w:uiPriority="65" w:unhideWhenUsed="0"/>
+    <w:lsdException w:name="Medium List 2" w:semiHidden="0" w:uiPriority="66" w:unhideWhenUsed="0"/>
+    <w:lsdException w:name="Medium Grid 1" w:semiHidden="0" w:uiPriority="67" w:unhideWhenUsed="0"/>
+    <w:lsdException w:name="Medium Grid 2" w:semiHidden="0" w:uiPriority="68" w:unhideWhenUsed="0"/>
+    <w:lsdException w:name="Medium Grid 3" w:semiHidden="0" w:uiPriority="69" w:unhideWhenUsed="0"/>
+    <w:lsdException w:name="Dark List" w:semiHidden="0" w:uiPriority="70" w:unhideWhenUsed="0"/>
+    <w:lsdException w:name="Colorful Shading" w:semiHidden="0" w:uiPriority="71" w:unhideWhenUsed="0"/>
+    <w:lsdException w:name="Colorful List" w:semiHidden="0" w:uiPriority="72" w:unhideWhenUsed="0"/>
+    <w:lsdException w:name="Colorful Grid" w:semiHidden="0" w:uiPriority="73" w:unhideWhenUsed="0"/>
+    <w:lsdException w:name="Light Shading Accent 1" w:semiHidden="0" w:uiPriority="60" w:unhideWhenUsed="0"/>
+    <w:lsdException w:name="Light List Accent 1" w:semiHidden="0" w:uiPriority="61" w:unhideWhenUsed="0"/>
+    <w:lsdException w:name="Light Grid Accent 1" w:semiHidden="0" w:uiPriority="62" w:unhideWhenUsed="0"/>
+    <w:lsdException w:name="Medium Shading 1 Accent 1" w:semiHidden="0" w:uiPriority="63" w:unhideWhenUsed="0"/>
+    <w:lsdException w:name="Medium Shading 2 Accent 1" w:semiHidden="0" w:uiPriority="64" w:unhideWhenUsed="0"/>
+    <w:lsdException w:name="Medium List 1 Accent 1" w:semiHidden="0" w:uiPriority="65" w:unhideWhenUsed="0"/>
+    <w:lsdException w:name="Medium List 2 Accent 1" w:semiHidden="0" w:uiPriority="66" w:unhideWhenUsed="0"/>
+    <w:lsdException w:name="Medium Grid 1 Accent 1" w:semiHidden="0" w:uiPriority="67" w:unhideWhenUsed="0"/>
+    <w:lsdException w:name="Medium Grid 2 Accent 1" w:semiHidden="0" w:uiPriority="68" w:unhideWhenUsed="0"/>
+    <w:lsdException w:name="Medium Grid 3 Accent 1" w:semiHidden="0" w:uiPriority="69" w:unhideWhenUsed="0"/>
+    <w:lsdException w:name="Dark List Accent 1" w:semiHidden="0" w:uiPriority="70" w:unhideWhenUsed="0"/>
+    <w:lsdException w:name="Colorful Shading Accent 1" w:semiHidden="0" w:uiPriority="71" w:unhideWhenUsed="0"/>
+    <w:lsdException w:name="Colorful List Accent 1" w:semiHidden="0" w:uiPriority="72" w:unhideWhenUsed="0"/>
+    <w:lsdException w:name="Colorful Grid Accent 1" w:semiHidden="0" w:uiPriority="73" w:unhideWhenUsed="0"/>
+    <w:lsdException w:name="Light Shading Accent 2" w:semiHidden="0" w:uiPriority="60" w:unhideWhenUsed="0"/>
+    <w:lsdException w:name="Light List Accent 2" w:semiHidden="0" w:uiPriority="61" w:unhideWhenUsed="0"/>
+    <w:lsdException w:name="Light Grid Accent 2" w:semiHidden="0" w:uiPriority="62" w:unhideWhenUsed="0"/>
+    <w:lsdException w:name="Medium Shading 1 Accent 2" w:semiHidden="0" w:uiPriority="63" w:unhideWhenUsed="0"/>
+    <w:lsdException w:name="Medium Shading 2 Accent 2" w:semiHidden="0" w:uiPriority="64" w:unhideWhenUsed="0"/>
+    <w:lsdException w:name="Medium List 1 Accent 2" w:semiHidden="0" w:uiPriority="65" w:unhideWhenUsed="0"/>
+    <w:lsdException w:name="Medium List 2 Accent 2" w:semiHidden="0" w:uiPriority="66" w:unhideWhenUsed="0"/>
+    <w:lsdException w:name="Medium Grid 1 Accent 2" w:semiHidden="0" w:uiPriority="67" w:unhideWhenUsed="0"/>
+    <w:lsdException w:name="Medium Grid 2 Accent 2" w:semiHidden="0" w:uiPriority="68" w:unhideWhenUsed="0"/>
+    <w:lsdException w:name="Medium Grid 3 Accent 2" w:semiHidden="0" w:uiPriority="69" w:unhideWhenUsed="0"/>
+    <w:lsdException w:name="Dark List Accent 2" w:semiHidden="0" w:uiPriority="70" w:unhideWhenUsed="0"/>
+    <w:lsdException w:name="Colorful Shading Accent 2" w:semiHidden="0" w:uiPriority="71" w:unhideWhenUsed="0"/>
+    <w:lsdException w:name="Colorful List Accent 2" w:semiHidden="0" w:uiPriority="72" w:unhideWhenUsed="0"/>
+    <w:lsdException w:name="Colorful Grid Accent 2" w:semiHidden="0" w:uiPriority="73" w:unhideWhenUsed="0"/>
+    <w:lsdException w:name="Light Shading Accent 3" w:semiHidden="0" w:uiPriority="60" w:unhideWhenUsed="0"/>
+    <w:lsdException w:name="Light List Accent 3" w:semiHidden="0" w:uiPriority="61" w:unhideWhenUsed="0"/>
+    <w:lsdException w:name="Light Grid Accent 3" w:semiHidden="0" w:uiPriority="62" w:unhideWhenUsed="0"/>
+    <w:lsdException w:name="Medium Shading 1 Accent 3" w:semiHidden="0" w:uiPriority="63" w:unhideWhenUsed="0"/>
+    <w:lsdException w:name="Medium Shading 2 Accent 3" w:semiHidden="0" w:uiPriority="64" w:unhideWhenUsed="0"/>
+    <w:lsdException w:name="Medium List 1 Accent 3" w:semiHidden="0" w:uiPriority="65" w:unhideWhenUsed="0"/>
+    <w:lsdException w:name="Medium List 2 Accent 3" w:semiHidden="0" w:uiPriority="66" w:unhideWhenUsed="0"/>
+    <w:lsdException w:name="Medium Grid 1 Accent 3" w:semiHidden="0" w:uiPriority="67" w:unhideWhenUsed="0"/>
+    <w:lsdException w:name="Medium Grid 2 Accent 3" w:semiHidden="0" w:uiPriority="68" w:unhideWhenUsed="0"/>
+    <w:lsdException w:name="Medium Grid 3 Accent 3" w:semiHidden="0" w:uiPriority="69" w:unhideWhenUsed="0"/>
+    <w:lsdException w:name="Dark List Accent 3" w:semiHidden="0" w:uiPriority="70" w:unhideWhenUsed="0"/>
+    <w:lsdException w:name="Colorful Shading Accent 3" w:semiHidden="0" w:uiPriority="71" w:unhideWhenUsed="0"/>
+    <w:lsdException w:name="Colorful List Accent 3" w:semiHidden="0" w:uiPriority="72" w:unhideWhenUsed="0"/>
+    <w:lsdException w:name="Colorful Grid Accent 3" w:semiHidden="0" w:uiPriority="73" w:unhideWhenUsed="0"/>
+    <w:lsdException w:name="Light Shading Accent 4" w:semiHidden="0" w:uiPriority="60" w:unhideWhenUsed="0"/>
+    <w:lsdException w:name="Light List Accent 4" w:semiHidden="0" w:uiPriority="61" w:unhideWhenUsed="0"/>
+    <w:lsdException w:name="Light Grid Accent 4" w:semiHidden="0" w:uiPriority="62" w:unhideWhenUsed="0"/>
+    <w:lsdException w:name="Medium Shading 1 Accent 4" w:semiHidden="0" w:uiPriority="63" w:unhideWhenUsed="0"/>
+    <w:lsdException w:name="Medium Shading 2 Accent 4" w:semiHidden="0" w:uiPriority="64" w:unhideWhenUsed="0"/>
+    <w:lsdException w:name="Medium List 1 Accent 4" w:semiHidden="0" w:uiPriority="65" w:unhideWhenUsed="0"/>
+    <w:lsdException w:name="Medium List 2 Accent 4" w:semiHidden="0" w:uiPriority="66" w:unhideWhenUsed="0"/>
+    <w:lsdException w:name="Medium Grid 1 Accent 4" w:semiHidden="0" w:uiPriority="67" w:unhideWhenUsed="0"/>
+    <w:lsdException w:name="Medium Grid 2 Accent 4" w:semiHidden="0" w:uiPriority="68" w:unhideWhenUsed="0"/>
+    <w:lsdException w:name="Medium Grid 3 Accent 4" w:semiHidden="0" w:uiPriority="69" w:unhideWhenUsed="0"/>
+    <w:lsdException w:name="Dark List Accent 4" w:semiHidden="0" w:uiPriority="70" w:unhideWhenUsed="0"/>
+    <w:lsdException w:name="Colorful Shading Accent 4" w:semiHidden="0" w:uiPriority="71" w:unhideWhenUsed="0"/>
+    <w:lsdException w:name="Colorful List Accent 4" w:semiHidden="0" w:uiPriority="72" w:unhideWhenUsed="0"/>
+    <w:lsdException w:name="Colorful Grid Accent 4" w:semiHidden="0" w:uiPriority="73" w:unhideWhenUsed="0"/>
+    <w:lsdException w:name="Light Shading Accent 5" w:semiHidden="0" w:uiPriority="60" w:unhideWhenUsed="0"/>
+    <w:lsdException w:name="Light List Accent 5" w:semiHidden="0" w:uiPriority="61" w:unhideWhenUsed="0"/>
+    <w:lsdException w:name="Light Grid Accent 5" w:semiHidden="0" w:uiPriority="62" w:unhideWhenUsed="0"/>
+    <w:lsdException w:name="Medium Shading 1 Accent 5" w:semiHidden="0" w:uiPriority="63" w:unhideWhenUsed="0"/>
+    <w:lsdException w:name="Medium Shading 2 Accent 5" w:semiHidden="0" w:uiPriority="64" w:unhideWhenUsed="0"/>
+    <w:lsdException w:name="Medium List 1 Accent 5" w:semiHidden="0" w:uiPriority="65" w:unhideWhenUsed="0"/>
+    <w:lsdException w:name="Medium List 2 Accent 5" w:semiHidden="0" w:uiPriority="66" w:unhideWhenUsed="0"/>
+    <w:lsdException w:name="Medium Grid 1 Accent 5" w:semiHidden="0" w:uiPriority="67" w:unhideWhenUsed="0"/>
+    <w:lsdException w:name="Medium Grid 2 Accent 5" w:semiHidden="0" w:uiPriority="68" w:unhideWhenUsed="0"/>
+    <w:lsdException w:name="Medium Grid 3 Accent 5" w:semiHidden="0" w:uiPriority="69" w:unhideWhenUsed="0"/>
+    <w:lsdException w:name="Dark List Accent 5" w:semiHidden="0" w:uiPriority="70" w:unhideWhenUsed="0"/>
+    <w:lsdException w:name="Colorful Shading Accent 5" w:semiHidden="0" w:uiPriority="71" w:unhideWhenUsed="0"/>
+    <w:lsdException w:name="Colorful List Accent 5" w:semiHidden="0" w:uiPriority="72" w:unhideWhenUsed="0"/>
+    <w:lsdException w:name="Colorful Grid Accent 5" w:semiHidden="0" w:uiPriority="73" w:unhideWhenUsed="0"/>
+    <w:lsdException w:name="Light Shading Accent 6" w:semiHidden="0" w:uiPriority="60" w:unhideWhenUsed="0"/>
+    <w:lsdException w:name="Light List Accent 6" w:semiHidden="0" w:uiPriority="61" w:unhideWhenUsed="0"/>
+    <w:lsdException w:name="Light Grid Accent 6" w:semiHidden="0" w:uiPriority="62" w:unhideWhenUsed="0"/>
+    <w:lsdException w:name="Medium Shading 1 Accent 6" w:semiHidden="0" w:uiPriority="63" w:unhideWhenUsed="0"/>
+    <w:lsdException w:name="Medium Shading 2 Accent 6" w:semiHidden="0" w:uiPriority="64" w:unhideWhenUsed="0"/>
+    <w:lsdException w:name="Medium List 1 Accent 6" w:semiHidden="0" w:uiPriority="65" w:unhideWhenUsed="0"/>
+    <w:lsdException w:name="Medium List 2 Accent 6" w:semiHidden="0" w:uiPriority="66" w:unhideWhenUsed="0"/>
+    <w:lsdException w:name="Medium Grid 1 Accent 6" w:semiHidden="0" w:uiPriority="67" w:unhideWhenUsed="0"/>
+    <w:lsdException w:name="Medium Grid 2 Accent 6" w:semiHidden="0" w:uiPriority="68" w:unhideWhenUsed="0"/>
+    <w:lsdException w:name="Medium Grid 3 Accent 6" w:semiHidden="0" w:uiPriority="69" w:unhideWhenUsed="0"/>
+    <w:lsdException w:name="Dark List Accent 6" w:semiHidden="0" w:uiPriority="70" w:unhideWhenUsed="0"/>
+    <w:lsdException w:name="Colorful Shading Accent 6" w:semiHidden="0" w:uiPriority="71" w:unhideWhenUsed="0"/>
+    <w:lsdException w:name="Colorful List Accent 6" w:semiHidden="0" w:uiPriority="72" w:unhideWhenUsed="0"/>
+    <w:lsdException w:name="Colorful Grid Accent 6" w:semiHidden="0" w:uiPriority="73" w:unhideWhenUsed="0"/>
   </w:latentStyles>
-  <w:style w:type="paragraph" w:default="1" w:styleId="1">
+  <w:style w:type="paragraph" w:default="1" w:styleId="Normal">
     <w:name w:val="Normal"/>
     <w:qFormat/>
-    <w:uiPriority w:val="0"/>
     <w:pPr>
       <w:kinsoku w:val="0"/>
       <w:autoSpaceDE w:val="0"/>
@@ -9173,7 +9067,7 @@
       <w:textAlignment w:val="baseline"/>
     </w:pPr>
     <w:rPr>
-      <w:rFonts w:ascii="Arial" w:hAnsi="Arial" w:eastAsia="宋体" w:cs="Arial"/>
+      <w:rFonts w:ascii="Arial" w:eastAsia="宋体" w:hAnsi="Arial" w:cs="Arial"/>
       <w:snapToGrid w:val="0"/>
       <w:color w:val="000000"/>
       <w:kern w:val="0"/>
@@ -9182,12 +9076,11 @@
       <w:lang w:val="en-US" w:eastAsia="en-US" w:bidi="ar-SA"/>
     </w:rPr>
   </w:style>
-  <w:style w:type="paragraph" w:styleId="2">
+  <w:style w:type="paragraph" w:styleId="Heading1">
     <w:name w:val="heading 1"/>
-    <w:basedOn w:val="1"/>
-    <w:next w:val="1"/>
+    <w:basedOn w:val="Normal"/>
+    <w:next w:val="Normal"/>
     <w:qFormat/>
-    <w:uiPriority w:val="0"/>
     <w:pPr>
       <w:keepNext/>
       <w:keepLines/>
@@ -9205,13 +9098,12 @@
       <w:sz w:val="44"/>
     </w:rPr>
   </w:style>
-  <w:style w:type="paragraph" w:styleId="3">
+  <w:style w:type="paragraph" w:styleId="Heading2">
     <w:name w:val="heading 2"/>
-    <w:basedOn w:val="1"/>
-    <w:next w:val="1"/>
+    <w:basedOn w:val="Normal"/>
+    <w:next w:val="Normal"/>
     <w:unhideWhenUsed/>
     <w:qFormat/>
-    <w:uiPriority w:val="0"/>
     <w:pPr>
       <w:keepNext/>
       <w:keepLines/>
@@ -9224,19 +9116,18 @@
       <w:outlineLvl w:val="1"/>
     </w:pPr>
     <w:rPr>
-      <w:rFonts w:ascii="Arial" w:hAnsi="Arial" w:eastAsia="黑体"/>
+      <w:rFonts w:ascii="Arial" w:eastAsia="黑体" w:hAnsi="Arial"/>
       <w:b/>
       <w:sz w:val="32"/>
     </w:rPr>
   </w:style>
-  <w:style w:type="paragraph" w:styleId="4">
+  <w:style w:type="paragraph" w:styleId="Heading3">
     <w:name w:val="heading 3"/>
-    <w:basedOn w:val="1"/>
-    <w:next w:val="1"/>
+    <w:basedOn w:val="Normal"/>
+    <w:next w:val="Normal"/>
     <w:semiHidden/>
     <w:unhideWhenUsed/>
     <w:qFormat/>
-    <w:uiPriority w:val="0"/>
     <w:pPr>
       <w:keepNext/>
       <w:keepLines/>
@@ -9253,13 +9144,12 @@
       <w:sz w:val="32"/>
     </w:rPr>
   </w:style>
-  <w:style w:type="paragraph" w:styleId="5">
+  <w:style w:type="paragraph" w:styleId="Heading4">
     <w:name w:val="heading 4"/>
-    <w:basedOn w:val="1"/>
-    <w:next w:val="1"/>
+    <w:basedOn w:val="Normal"/>
+    <w:next w:val="Normal"/>
     <w:unhideWhenUsed/>
     <w:qFormat/>
-    <w:uiPriority w:val="0"/>
     <w:pPr>
       <w:keepNext/>
       <w:keepLines/>
@@ -9272,19 +9162,18 @@
       <w:outlineLvl w:val="3"/>
     </w:pPr>
     <w:rPr>
-      <w:rFonts w:ascii="Arial" w:hAnsi="Arial" w:eastAsia="黑体"/>
+      <w:rFonts w:ascii="Arial" w:eastAsia="黑体" w:hAnsi="Arial"/>
       <w:b/>
       <w:sz w:val="28"/>
     </w:rPr>
   </w:style>
-  <w:style w:type="paragraph" w:styleId="6">
+  <w:style w:type="paragraph" w:styleId="Heading5">
     <w:name w:val="heading 5"/>
-    <w:basedOn w:val="1"/>
-    <w:next w:val="1"/>
+    <w:basedOn w:val="Normal"/>
+    <w:next w:val="Normal"/>
     <w:semiHidden/>
     <w:unhideWhenUsed/>
     <w:qFormat/>
-    <w:uiPriority w:val="0"/>
     <w:pPr>
       <w:keepNext/>
       <w:keepLines/>
@@ -9301,14 +9190,13 @@
       <w:sz w:val="28"/>
     </w:rPr>
   </w:style>
-  <w:style w:type="paragraph" w:styleId="7">
+  <w:style w:type="paragraph" w:styleId="Heading6">
     <w:name w:val="heading 6"/>
-    <w:basedOn w:val="1"/>
-    <w:next w:val="1"/>
+    <w:basedOn w:val="Normal"/>
+    <w:next w:val="Normal"/>
     <w:semiHidden/>
     <w:unhideWhenUsed/>
     <w:qFormat/>
-    <w:uiPriority w:val="0"/>
     <w:pPr>
       <w:keepNext/>
       <w:keepLines/>
@@ -9321,19 +9209,18 @@
       <w:outlineLvl w:val="5"/>
     </w:pPr>
     <w:rPr>
-      <w:rFonts w:ascii="Arial" w:hAnsi="Arial" w:eastAsia="黑体"/>
+      <w:rFonts w:ascii="Arial" w:eastAsia="黑体" w:hAnsi="Arial"/>
       <w:b/>
       <w:sz w:val="24"/>
     </w:rPr>
   </w:style>
-  <w:style w:type="paragraph" w:styleId="8">
+  <w:style w:type="paragraph" w:styleId="Heading7">
     <w:name w:val="heading 7"/>
-    <w:basedOn w:val="1"/>
-    <w:next w:val="1"/>
+    <w:basedOn w:val="Normal"/>
+    <w:next w:val="Normal"/>
     <w:semiHidden/>
     <w:unhideWhenUsed/>
     <w:qFormat/>
-    <w:uiPriority w:val="0"/>
     <w:pPr>
       <w:keepNext/>
       <w:keepLines/>
@@ -9350,14 +9237,13 @@
       <w:sz w:val="24"/>
     </w:rPr>
   </w:style>
-  <w:style w:type="paragraph" w:styleId="9">
+  <w:style w:type="paragraph" w:styleId="Heading8">
     <w:name w:val="heading 8"/>
-    <w:basedOn w:val="1"/>
-    <w:next w:val="1"/>
+    <w:basedOn w:val="Normal"/>
+    <w:next w:val="Normal"/>
     <w:semiHidden/>
     <w:unhideWhenUsed/>
     <w:qFormat/>
-    <w:uiPriority w:val="0"/>
     <w:pPr>
       <w:keepNext/>
       <w:keepLines/>
@@ -9370,18 +9256,17 @@
       <w:outlineLvl w:val="7"/>
     </w:pPr>
     <w:rPr>
-      <w:rFonts w:ascii="Arial" w:hAnsi="Arial" w:eastAsia="黑体"/>
+      <w:rFonts w:ascii="Arial" w:eastAsia="黑体" w:hAnsi="Arial"/>
       <w:sz w:val="24"/>
     </w:rPr>
   </w:style>
-  <w:style w:type="paragraph" w:styleId="10">
+  <w:style w:type="paragraph" w:styleId="Heading9">
     <w:name w:val="heading 9"/>
-    <w:basedOn w:val="1"/>
-    <w:next w:val="1"/>
+    <w:basedOn w:val="Normal"/>
+    <w:next w:val="Normal"/>
     <w:semiHidden/>
     <w:unhideWhenUsed/>
     <w:qFormat/>
-    <w:uiPriority w:val="0"/>
     <w:pPr>
       <w:keepNext/>
       <w:keepLines/>
@@ -9394,21 +9279,19 @@
       <w:outlineLvl w:val="8"/>
     </w:pPr>
     <w:rPr>
-      <w:rFonts w:ascii="Arial" w:hAnsi="Arial" w:eastAsia="黑体"/>
+      <w:rFonts w:ascii="Arial" w:eastAsia="黑体" w:hAnsi="Arial"/>
       <w:sz w:val="21"/>
     </w:rPr>
   </w:style>
-  <w:style w:type="character" w:default="1" w:styleId="22">
+  <w:style w:type="character" w:default="1" w:styleId="DefaultParagraphFont">
     <w:name w:val="Default Paragraph Font"/>
     <w:semiHidden/>
     <w:qFormat/>
-    <w:uiPriority w:val="0"/>
   </w:style>
-  <w:style w:type="table" w:default="1" w:styleId="20">
+  <w:style w:type="table" w:default="1" w:styleId="TableNormal">
     <w:name w:val="Normal Table"/>
     <w:semiHidden/>
     <w:qFormat/>
-    <w:uiPriority w:val="0"/>
     <w:tblPr>
       <w:tblCellMar>
         <w:top w:w="0" w:type="dxa"/>
@@ -9418,43 +9301,39 @@
       </w:tblCellMar>
     </w:tblPr>
   </w:style>
-  <w:style w:type="paragraph" w:styleId="11">
+  <w:style w:type="paragraph" w:styleId="CommentText">
     <w:name w:val="annotation text"/>
-    <w:basedOn w:val="1"/>
+    <w:basedOn w:val="Normal"/>
     <w:qFormat/>
-    <w:uiPriority w:val="0"/>
     <w:pPr>
       <w:jc w:val="left"/>
     </w:pPr>
   </w:style>
-  <w:style w:type="paragraph" w:styleId="12">
+  <w:style w:type="paragraph" w:styleId="BodyText">
     <w:name w:val="Body Text"/>
-    <w:basedOn w:val="1"/>
+    <w:basedOn w:val="Normal"/>
     <w:semiHidden/>
     <w:qFormat/>
-    <w:uiPriority w:val="0"/>
     <w:rPr>
-      <w:rFonts w:ascii="Arial" w:hAnsi="Arial" w:eastAsia="Arial" w:cs="Arial"/>
+      <w:rFonts w:ascii="Arial" w:eastAsia="Arial" w:hAnsi="Arial" w:cs="Arial"/>
       <w:sz w:val="21"/>
       <w:szCs w:val="21"/>
       <w:lang w:val="en-US" w:eastAsia="en-US" w:bidi="ar-SA"/>
     </w:rPr>
   </w:style>
-  <w:style w:type="paragraph" w:styleId="13">
+  <w:style w:type="paragraph" w:styleId="TOC3">
     <w:name w:val="toc 3"/>
-    <w:basedOn w:val="1"/>
-    <w:next w:val="1"/>
+    <w:basedOn w:val="Normal"/>
+    <w:next w:val="Normal"/>
     <w:qFormat/>
-    <w:uiPriority w:val="0"/>
     <w:pPr>
       <w:ind w:left="840" w:leftChars="400"/>
     </w:pPr>
   </w:style>
-  <w:style w:type="paragraph" w:styleId="14">
+  <w:style w:type="paragraph" w:styleId="Footer">
     <w:name w:val="footer"/>
-    <w:basedOn w:val="1"/>
+    <w:basedOn w:val="Normal"/>
     <w:qFormat/>
-    <w:uiPriority w:val="0"/>
     <w:pPr>
       <w:tabs>
         <w:tab w:val="center" w:pos="4153"/>
@@ -9467,17 +9346,16 @@
       <w:sz w:val="18"/>
     </w:rPr>
   </w:style>
-  <w:style w:type="paragraph" w:styleId="15">
+  <w:style w:type="paragraph" w:styleId="Header">
     <w:name w:val="header"/>
-    <w:basedOn w:val="1"/>
+    <w:basedOn w:val="Normal"/>
     <w:qFormat/>
-    <w:uiPriority w:val="0"/>
     <w:pPr>
       <w:pBdr>
-        <w:top w:val="none" w:color="auto" w:sz="0" w:space="0"/>
-        <w:left w:val="none" w:color="auto" w:sz="0" w:space="0"/>
-        <w:bottom w:val="none" w:color="auto" w:sz="0" w:space="0"/>
-        <w:right w:val="none" w:color="auto" w:sz="0" w:space="0"/>
+        <w:top w:val="nil"/>
+        <w:left w:val="nil"/>
+        <w:bottom w:val="nil"/>
+        <w:right w:val="nil"/>
       </w:pBdr>
       <w:tabs>
         <w:tab w:val="center" w:pos="4153"/>
@@ -9492,41 +9370,37 @@
       <w:sz w:val="18"/>
     </w:rPr>
   </w:style>
-  <w:style w:type="paragraph" w:styleId="16">
+  <w:style w:type="paragraph" w:styleId="TOC1">
     <w:name w:val="toc 1"/>
-    <w:basedOn w:val="1"/>
-    <w:next w:val="1"/>
+    <w:basedOn w:val="Normal"/>
+    <w:next w:val="Normal"/>
     <w:qFormat/>
-    <w:uiPriority w:val="0"/>
     <w:rPr>
-      <w:rFonts w:ascii="Arial" w:hAnsi="Arial" w:eastAsia="Microsoft JhengHei"/>
+      <w:rFonts w:ascii="Arial" w:eastAsia="Microsoft JhengHei" w:hAnsi="Arial"/>
       <w:sz w:val="24"/>
     </w:rPr>
   </w:style>
-  <w:style w:type="paragraph" w:styleId="17">
+  <w:style w:type="paragraph" w:styleId="TOC2">
     <w:name w:val="toc 2"/>
-    <w:basedOn w:val="1"/>
-    <w:next w:val="1"/>
+    <w:basedOn w:val="Normal"/>
+    <w:next w:val="Normal"/>
     <w:qFormat/>
-    <w:uiPriority w:val="0"/>
     <w:pPr>
       <w:ind w:left="420" w:leftChars="200"/>
     </w:pPr>
   </w:style>
-  <w:style w:type="paragraph" w:styleId="18">
+  <w:style w:type="paragraph" w:styleId="NormalWeb">
     <w:name w:val="Normal (Web)"/>
-    <w:basedOn w:val="1"/>
+    <w:basedOn w:val="Normal"/>
     <w:qFormat/>
-    <w:uiPriority w:val="0"/>
     <w:rPr>
       <w:sz w:val="24"/>
     </w:rPr>
   </w:style>
-  <w:style w:type="paragraph" w:styleId="19">
+  <w:style w:type="paragraph" w:styleId="Title">
     <w:name w:val="Title"/>
-    <w:basedOn w:val="1"/>
+    <w:basedOn w:val="Normal"/>
     <w:qFormat/>
-    <w:uiPriority w:val="0"/>
     <w:pPr>
       <w:spacing w:before="240" w:beforeLines="0" w:beforeAutospacing="0" w:after="60" w:afterLines="0" w:afterAutospacing="0"/>
       <w:jc w:val="center"/>
@@ -9538,73 +9412,68 @@
       <w:sz w:val="32"/>
     </w:rPr>
   </w:style>
-  <w:style w:type="table" w:styleId="21">
+  <w:style w:type="table" w:styleId="TableGrid">
     <w:name w:val="Table Grid"/>
-    <w:basedOn w:val="20"/>
+    <w:basedOn w:val="TableNormal"/>
     <w:qFormat/>
-    <w:uiPriority w:val="0"/>
     <w:pPr>
       <w:widowControl w:val="0"/>
       <w:jc w:val="both"/>
     </w:pPr>
     <w:tblPr>
       <w:tblBorders>
-        <w:top w:val="single" w:color="auto" w:sz="4" w:space="0"/>
-        <w:left w:val="single" w:color="auto" w:sz="4" w:space="0"/>
-        <w:bottom w:val="single" w:color="auto" w:sz="4" w:space="0"/>
-        <w:right w:val="single" w:color="auto" w:sz="4" w:space="0"/>
-        <w:insideH w:val="single" w:color="auto" w:sz="4" w:space="0"/>
-        <w:insideV w:val="single" w:color="auto" w:sz="4" w:space="0"/>
+        <w:top w:val="single" w:sz="4" w:space="0" w:color="auto"/>
+        <w:left w:val="single" w:sz="4" w:space="0" w:color="auto"/>
+        <w:bottom w:val="single" w:sz="4" w:space="0" w:color="auto"/>
+        <w:right w:val="single" w:sz="4" w:space="0" w:color="auto"/>
+        <w:insideH w:val="single" w:sz="4" w:space="0" w:color="auto"/>
+        <w:insideV w:val="single" w:sz="4" w:space="0" w:color="auto"/>
       </w:tblBorders>
     </w:tblPr>
   </w:style>
-  <w:style w:type="character" w:styleId="23">
+  <w:style w:type="character" w:styleId="Strong">
     <w:name w:val="Strong"/>
-    <w:basedOn w:val="22"/>
+    <w:basedOn w:val="DefaultParagraphFont"/>
     <w:qFormat/>
-    <w:uiPriority w:val="0"/>
     <w:rPr>
       <w:b/>
     </w:rPr>
   </w:style>
-  <w:style w:type="paragraph" w:customStyle="1" w:styleId="24">
+  <w:style w:type="paragraph" w:customStyle="1" w:styleId="a">
     <w:name w:val="柴_公司名"/>
-    <w:basedOn w:val="19"/>
+    <w:basedOn w:val="Title"/>
     <w:qFormat/>
-    <w:uiPriority w:val="0"/>
     <w:pPr>
       <w:spacing w:after="600" w:afterLines="600"/>
     </w:pPr>
     <w:rPr>
-      <w:rFonts w:hint="eastAsia" w:ascii="宋体" w:hAnsi="宋体" w:eastAsia="宋体" w:cs="宋体"/>
+      <w:rFonts w:ascii="宋体" w:eastAsia="宋体" w:hAnsi="宋体" w:cs="宋体" w:hint="eastAsia"/>
       <w:bCs/>
       <w:spacing w:val="-6"/>
       <w:sz w:val="52"/>
       <w:szCs w:val="52"/>
     </w:rPr>
   </w:style>
-  <w:style w:type="paragraph" w:customStyle="1" w:styleId="25">
+  <w:style w:type="paragraph" w:customStyle="1" w:styleId="a0">
     <w:name w:val="柴_文档名"/>
-    <w:basedOn w:val="19"/>
+    <w:basedOn w:val="Title"/>
     <w:qFormat/>
-    <w:uiPriority w:val="0"/>
     <w:pPr>
       <w:spacing w:after="900" w:afterLines="900"/>
     </w:pPr>
     <w:rPr>
-      <w:rFonts w:ascii="黑体" w:hAnsi="黑体" w:eastAsia="黑体" w:cs="黑体"/>
+      <w:rFonts w:ascii="黑体" w:eastAsia="黑体" w:hAnsi="黑体" w:cs="黑体"/>
       <w:bCs/>
       <w:spacing w:val="-7"/>
       <w:sz w:val="52"/>
       <w:szCs w:val="52"/>
     </w:rPr>
   </w:style>
-  <w:style w:type="table" w:customStyle="1" w:styleId="26">
+  <w:style w:type="table" w:customStyle="1" w:styleId="TableNormal0">
     <w:name w:val="Table Normal_0"/>
     <w:semiHidden/>
     <w:unhideWhenUsed/>
     <w:qFormat/>
-    <w:uiPriority w:val="0"/>
     <w:tblPr>
       <w:tblCellMar>
         <w:top w:w="0" w:type="dxa"/>
@@ -9614,87 +9483,81 @@
       </w:tblCellMar>
     </w:tblPr>
   </w:style>
-  <w:style w:type="paragraph" w:customStyle="1" w:styleId="27">
+  <w:style w:type="paragraph" w:customStyle="1" w:styleId="TableText">
     <w:name w:val="Table Text"/>
-    <w:basedOn w:val="1"/>
+    <w:basedOn w:val="Normal"/>
     <w:semiHidden/>
     <w:qFormat/>
-    <w:uiPriority w:val="0"/>
     <w:rPr>
-      <w:rFonts w:ascii="宋体" w:hAnsi="宋体" w:eastAsia="宋体" w:cs="宋体"/>
+      <w:rFonts w:ascii="宋体" w:eastAsia="宋体" w:hAnsi="宋体" w:cs="宋体"/>
       <w:sz w:val="21"/>
       <w:szCs w:val="21"/>
       <w:lang w:val="en-US" w:eastAsia="en-US" w:bidi="ar-SA"/>
     </w:rPr>
   </w:style>
-  <w:style w:type="paragraph" w:customStyle="1" w:styleId="28">
+  <w:style w:type="paragraph" w:customStyle="1" w:styleId="1">
     <w:name w:val="柴_标题1"/>
-    <w:basedOn w:val="2"/>
-    <w:next w:val="29"/>
-    <w:link w:val="38"/>
+    <w:basedOn w:val="Heading1"/>
+    <w:next w:val="a1"/>
+    <w:link w:val="1Char"/>
     <w:qFormat/>
-    <w:uiPriority w:val="0"/>
     <w:pPr>
       <w:spacing w:before="100" w:after="90" w:line="360" w:lineRule="auto"/>
     </w:pPr>
     <w:rPr>
-      <w:rFonts w:ascii="Arial" w:hAnsi="Arial" w:eastAsia="宋体"/>
+      <w:rFonts w:ascii="Arial" w:eastAsia="宋体" w:hAnsi="Arial"/>
       <w:sz w:val="32"/>
     </w:rPr>
   </w:style>
-  <w:style w:type="paragraph" w:customStyle="1" w:styleId="29">
+  <w:style w:type="paragraph" w:customStyle="1" w:styleId="a1">
     <w:name w:val="柴_正文"/>
-    <w:basedOn w:val="12"/>
-    <w:link w:val="42"/>
+    <w:basedOn w:val="BodyText"/>
+    <w:link w:val="Char"/>
     <w:qFormat/>
-    <w:uiPriority w:val="0"/>
     <w:pPr>
       <w:spacing w:line="360" w:lineRule="auto"/>
       <w:ind w:firstLine="470" w:firstLineChars="200"/>
     </w:pPr>
     <w:rPr>
-      <w:rFonts w:ascii="Arial" w:hAnsi="Arial" w:eastAsia="宋体"/>
+      <w:rFonts w:ascii="Arial" w:eastAsia="宋体" w:hAnsi="Arial"/>
       <w:sz w:val="24"/>
       <w:lang w:eastAsia="zh-CN"/>
     </w:rPr>
   </w:style>
-  <w:style w:type="paragraph" w:customStyle="1" w:styleId="30">
+  <w:style w:type="paragraph" w:customStyle="1" w:styleId="2">
     <w:name w:val="柴_标题2"/>
-    <w:basedOn w:val="3"/>
-    <w:next w:val="29"/>
+    <w:basedOn w:val="Heading2"/>
+    <w:next w:val="a1"/>
     <w:qFormat/>
-    <w:uiPriority w:val="0"/>
     <w:pPr>
       <w:spacing w:line="360" w:lineRule="auto"/>
     </w:pPr>
     <w:rPr>
-      <w:rFonts w:ascii="Arial" w:hAnsi="Arial" w:eastAsia="宋体"/>
+      <w:rFonts w:ascii="Arial" w:eastAsia="宋体" w:hAnsi="Arial"/>
       <w:sz w:val="28"/>
     </w:rPr>
   </w:style>
-  <w:style w:type="paragraph" w:customStyle="1" w:styleId="31">
+  <w:style w:type="paragraph" w:customStyle="1" w:styleId="3">
     <w:name w:val="柴_标题3"/>
-    <w:basedOn w:val="4"/>
-    <w:next w:val="29"/>
+    <w:basedOn w:val="Heading3"/>
+    <w:next w:val="a1"/>
     <w:qFormat/>
-    <w:uiPriority w:val="0"/>
     <w:pPr>
       <w:spacing w:line="360" w:lineRule="auto"/>
       <w:ind w:left="0" w:firstLine="472" w:firstLineChars="200"/>
     </w:pPr>
     <w:rPr>
-      <w:rFonts w:ascii="宋体" w:hAnsi="宋体" w:eastAsia="宋体" w:cs="宋体"/>
+      <w:rFonts w:ascii="宋体" w:eastAsia="宋体" w:hAnsi="宋体" w:cs="宋体"/>
       <w:spacing w:val="-2"/>
       <w:sz w:val="24"/>
       <w:szCs w:val="24"/>
     </w:rPr>
   </w:style>
-  <w:style w:type="paragraph" w:customStyle="1" w:styleId="32">
+  <w:style w:type="paragraph" w:customStyle="1" w:styleId="a2">
     <w:name w:val="柴_目录"/>
-    <w:basedOn w:val="1"/>
-    <w:next w:val="12"/>
+    <w:basedOn w:val="Normal"/>
+    <w:next w:val="BodyText"/>
     <w:qFormat/>
-    <w:uiPriority w:val="0"/>
     <w:pPr>
       <w:tabs>
         <w:tab w:val="right" w:leader="dot" w:pos="8442"/>
@@ -9702,64 +9565,59 @@
       <w:ind w:left="0" w:leftChars="0"/>
     </w:pPr>
     <w:rPr>
-      <w:rFonts w:ascii="Arial" w:hAnsi="Arial" w:eastAsia="Microsoft JhengHei"/>
+      <w:rFonts w:ascii="Arial" w:eastAsia="Microsoft JhengHei" w:hAnsi="Arial"/>
       <w:sz w:val="24"/>
     </w:rPr>
   </w:style>
-  <w:style w:type="paragraph" w:customStyle="1" w:styleId="33">
+  <w:style w:type="paragraph" w:customStyle="1" w:styleId="WPSOffice1">
     <w:name w:val="WPSOffice手动目录 1"/>
     <w:qFormat/>
-    <w:uiPriority w:val="0"/>
     <w:pPr>
       <w:ind w:leftChars="0"/>
     </w:pPr>
     <w:rPr>
-      <w:rFonts w:ascii="Times New Roman" w:hAnsi="Times New Roman" w:eastAsia="宋体" w:cs="Times New Roman"/>
+      <w:rFonts w:ascii="Times New Roman" w:eastAsia="宋体" w:hAnsi="Times New Roman" w:cs="Times New Roman"/>
       <w:sz w:val="20"/>
       <w:szCs w:val="20"/>
     </w:rPr>
   </w:style>
-  <w:style w:type="paragraph" w:customStyle="1" w:styleId="34">
+  <w:style w:type="paragraph" w:customStyle="1" w:styleId="WPSOffice2">
     <w:name w:val="WPSOffice手动目录 2"/>
     <w:qFormat/>
-    <w:uiPriority w:val="0"/>
     <w:pPr>
       <w:ind w:leftChars="200"/>
     </w:pPr>
     <w:rPr>
-      <w:rFonts w:ascii="Times New Roman" w:hAnsi="Times New Roman" w:eastAsia="宋体" w:cs="Times New Roman"/>
+      <w:rFonts w:ascii="Times New Roman" w:eastAsia="宋体" w:hAnsi="Times New Roman" w:cs="Times New Roman"/>
       <w:sz w:val="20"/>
       <w:szCs w:val="20"/>
     </w:rPr>
   </w:style>
-  <w:style w:type="paragraph" w:customStyle="1" w:styleId="35">
+  <w:style w:type="paragraph" w:customStyle="1" w:styleId="WPSOffice3">
     <w:name w:val="WPSOffice手动目录 3"/>
     <w:qFormat/>
-    <w:uiPriority w:val="0"/>
     <w:pPr>
       <w:ind w:leftChars="400"/>
     </w:pPr>
     <w:rPr>
-      <w:rFonts w:ascii="Times New Roman" w:hAnsi="Times New Roman" w:eastAsia="宋体" w:cs="Times New Roman"/>
+      <w:rFonts w:ascii="Times New Roman" w:eastAsia="宋体" w:hAnsi="Times New Roman" w:cs="Times New Roman"/>
       <w:sz w:val="20"/>
       <w:szCs w:val="20"/>
     </w:rPr>
   </w:style>
-  <w:style w:type="paragraph" w:customStyle="1" w:styleId="36">
+  <w:style w:type="paragraph" w:customStyle="1" w:styleId="Compact">
     <w:name w:val="Compact"/>
-    <w:basedOn w:val="12"/>
+    <w:basedOn w:val="BodyText"/>
     <w:qFormat/>
-    <w:uiPriority w:val="0"/>
     <w:pPr>
       <w:spacing w:before="36" w:after="36"/>
     </w:pPr>
   </w:style>
-  <w:style w:type="table" w:customStyle="1" w:styleId="37">
+  <w:style w:type="table" w:customStyle="1" w:styleId="Table">
     <w:name w:val="Table"/>
     <w:semiHidden/>
     <w:unhideWhenUsed/>
     <w:qFormat/>
-    <w:uiPriority w:val="0"/>
     <w:tblPr>
       <w:tblCellMar>
         <w:top w:w="0" w:type="dxa"/>
@@ -9771,28 +9629,26 @@
     <w:tblStylePr w:type="firstRow">
       <w:tcPr>
         <w:tcBorders>
-          <w:bottom w:val="single" w:color="auto" w:sz="0" w:space="0"/>
+          <w:bottom w:val="single" w:sz="0" w:space="0" w:color="auto"/>
         </w:tcBorders>
         <w:vAlign w:val="bottom"/>
       </w:tcPr>
     </w:tblStylePr>
   </w:style>
-  <w:style w:type="character" w:customStyle="1" w:styleId="38">
+  <w:style w:type="character" w:customStyle="1" w:styleId="1Char">
     <w:name w:val="柴_标题1 Char"/>
-    <w:link w:val="28"/>
+    <w:link w:val="1"/>
     <w:qFormat/>
-    <w:uiPriority w:val="0"/>
     <w:rPr>
-      <w:rFonts w:ascii="Arial" w:hAnsi="Arial" w:eastAsia="宋体"/>
+      <w:rFonts w:ascii="Arial" w:eastAsia="宋体" w:hAnsi="Arial"/>
       <w:sz w:val="32"/>
     </w:rPr>
   </w:style>
-  <w:style w:type="table" w:customStyle="1" w:styleId="39">
+  <w:style w:type="table" w:customStyle="1" w:styleId="TableNormal1">
     <w:name w:val="Table Normal_1"/>
     <w:semiHidden/>
     <w:unhideWhenUsed/>
     <w:qFormat/>
-    <w:uiPriority w:val="0"/>
     <w:tblPr>
       <w:tblCellMar>
         <w:top w:w="0" w:type="dxa"/>
@@ -9802,11 +9658,10 @@
       </w:tblCellMar>
     </w:tblPr>
   </w:style>
-  <w:style w:type="paragraph" w:customStyle="1" w:styleId="40">
+  <w:style w:type="paragraph" w:customStyle="1" w:styleId="a3">
     <w:name w:val="柴_正文_无缩进"/>
-    <w:basedOn w:val="1"/>
+    <w:basedOn w:val="Normal"/>
     <w:qFormat/>
-    <w:uiPriority w:val="0"/>
     <w:pPr>
       <w:ind w:firstLine="0" w:firstLineChars="0"/>
     </w:pPr>
@@ -9816,31 +9671,29 @@
       <w:lang w:eastAsia="zh-CN"/>
     </w:rPr>
   </w:style>
-  <w:style w:type="paragraph" w:customStyle="1" w:styleId="41">
+  <w:style w:type="paragraph" w:customStyle="1" w:styleId="4">
     <w:name w:val="柴_标题4"/>
-    <w:basedOn w:val="5"/>
-    <w:next w:val="1"/>
+    <w:basedOn w:val="Heading4"/>
+    <w:next w:val="Normal"/>
     <w:qFormat/>
-    <w:uiPriority w:val="0"/>
     <w:pPr>
       <w:widowControl w:val="0"/>
       <w:spacing w:before="160" w:line="360" w:lineRule="auto"/>
-      <w:ind w:left="981" w:leftChars="300" w:hanging="862"/>
+      <w:ind w:left="981" w:hanging="862" w:leftChars="300"/>
     </w:pPr>
     <w:rPr>
-      <w:rFonts w:hint="eastAsia" w:ascii="Calibri" w:hAnsi="Calibri" w:eastAsia="宋体" w:cs="宋体"/>
+      <w:rFonts w:ascii="Calibri" w:eastAsia="宋体" w:hAnsi="Calibri" w:cs="宋体" w:hint="eastAsia"/>
       <w:sz w:val="24"/>
       <w:szCs w:val="24"/>
       <w:lang w:eastAsia="zh-CN" w:bidi="zh-CN"/>
     </w:rPr>
   </w:style>
-  <w:style w:type="character" w:customStyle="1" w:styleId="42">
+  <w:style w:type="character" w:customStyle="1" w:styleId="Char">
     <w:name w:val="柴_正文 Char"/>
-    <w:link w:val="29"/>
+    <w:link w:val="a1"/>
     <w:qFormat/>
-    <w:uiPriority w:val="0"/>
     <w:rPr>
-      <w:rFonts w:ascii="Arial" w:hAnsi="Arial" w:eastAsia="宋体"/>
+      <w:rFonts w:ascii="Arial" w:eastAsia="宋体" w:hAnsi="Arial"/>
       <w:sz w:val="24"/>
       <w:lang w:eastAsia="zh-CN"/>
     </w:rPr>

--- a/7-技术管理/流程制度规范类文件/JXTX-07-01-运维服务技术研发管理制度.docx
+++ b/7-技术管理/流程制度规范类文件/JXTX-07-01-运维服务技术研发管理制度.docx
@@ -1,11 +1,10 @@
 
 <file path=word/document.xml><?xml version="1.0" encoding="utf-8"?>
-<w:document xmlns:wpc="http://schemas.microsoft.com/office/word/2010/wordprocessingCanvas" xmlns:mc="http://schemas.openxmlformats.org/markup-compatibility/2006" xmlns:o="urn:schemas-microsoft-com:office:office" xmlns:r="http://schemas.openxmlformats.org/officeDocument/2006/relationships" xmlns:m="http://schemas.openxmlformats.org/officeDocument/2006/math" xmlns:v="urn:schemas-microsoft-com:vml" xmlns:wp14="http://schemas.microsoft.com/office/word/2010/wordprocessingDrawing" xmlns:wp="http://schemas.openxmlformats.org/drawingml/2006/wordprocessingDrawing" xmlns:w10="urn:schemas-microsoft-com:office:word" xmlns:w="http://schemas.openxmlformats.org/wordprocessingml/2006/main" xmlns:w14="http://schemas.microsoft.com/office/word/2010/wordml" xmlns:w15="http://schemas.microsoft.com/office/word/2012/wordml" xmlns:wne="http://schemas.microsoft.com/office/word/2006/wordml" xmlns:wpg="http://schemas.microsoft.com/office/word/2010/wordprocessingGroup" xmlns:wpi="http://schemas.microsoft.com/office/word/2010/wordprocessingInk" xmlns:wps="http://schemas.microsoft.com/office/word/2010/wordprocessingShape" mc:Ignorable="w14 w15 wp14">
-  <!-- Generated by Aspose.Words for .NET 13.3.0.1 -->
+<w:document xmlns:wpc="http://schemas.microsoft.com/office/word/2010/wordprocessingCanvas" xmlns:mc="http://schemas.openxmlformats.org/markup-compatibility/2006" xmlns:o="urn:schemas-microsoft-com:office:office" xmlns:r="http://schemas.openxmlformats.org/officeDocument/2006/relationships" xmlns:m="http://schemas.openxmlformats.org/officeDocument/2006/math" xmlns:v="urn:schemas-microsoft-com:vml" xmlns:wp14="http://schemas.microsoft.com/office/word/2010/wordprocessingDrawing" xmlns:wp="http://schemas.openxmlformats.org/drawingml/2006/wordprocessingDrawing" xmlns:w="http://schemas.openxmlformats.org/wordprocessingml/2006/main" xmlns:w14="http://schemas.microsoft.com/office/word/2010/wordml" xmlns:w10="urn:schemas-microsoft-com:office:word" xmlns:w15="http://schemas.microsoft.com/office/word/2012/wordml" xmlns:wpg="http://schemas.microsoft.com/office/word/2010/wordprocessingGroup" xmlns:wpi="http://schemas.microsoft.com/office/word/2010/wordprocessingInk" xmlns:wne="http://schemas.microsoft.com/office/word/2006/wordml" xmlns:wps="http://schemas.microsoft.com/office/word/2010/wordprocessingShape" xmlns:wpsCustomData="http://www.wps.cn/officeDocument/2013/wpsCustomData" mc:Ignorable="w14 w15 wp14">
   <w:body>
     <w:p>
       <w:pPr>
-        <w:pStyle w:val="a"/>
+        <w:pStyle w:val="24"/>
         <w:keepNext w:val="0"/>
         <w:keepLines w:val="0"/>
         <w:pageBreakBefore w:val="0"/>
@@ -22,10 +21,10 @@
         <w:spacing w:before="3120" w:beforeLines="1000"/>
         <w:textAlignment w:val="baseline"/>
       </w:pPr>
-      <w:bookmarkStart w:id="0" w:name="_Toc31243"/>
+      <w:bookmarkStart w:id="0" w:name="_Toc30413"/>
       <w:r>
         <w:drawing>
-          <wp:anchor distT="0" distB="0" distL="114300" distR="114300" simplePos="0" relativeHeight="251660288" behindDoc="1" locked="0" layoutInCell="1" allowOverlap="1">
+          <wp:anchor distT="0" distB="0" distL="114300" distR="114300" simplePos="0" relativeHeight="251661312" behindDoc="1" locked="0" layoutInCell="1" allowOverlap="1">
             <wp:simplePos x="0" y="0"/>
             <wp:positionH relativeFrom="column">
               <wp:posOffset>-19050</wp:posOffset>
@@ -50,7 +49,7 @@
                     </pic:cNvPicPr>
                   </pic:nvPicPr>
                   <pic:blipFill>
-                    <a:blip xmlns:r="http://schemas.openxmlformats.org/officeDocument/2006/relationships" r:embed="rId4"/>
+                    <a:blip r:embed="rId7"/>
                     <a:stretch>
                       <a:fillRect/>
                     </a:stretch>
@@ -76,7 +75,7 @@
       </w:r>
       <w:r>
         <w:drawing>
-          <wp:anchor distT="0" distB="0" distL="114300" distR="114300" simplePos="0" relativeHeight="251659264" behindDoc="1" locked="0" layoutInCell="1" allowOverlap="1">
+          <wp:anchor distT="0" distB="0" distL="114300" distR="114300" simplePos="0" relativeHeight="251660288" behindDoc="1" locked="0" layoutInCell="1" allowOverlap="1">
             <wp:simplePos x="0" y="0"/>
             <wp:positionH relativeFrom="column">
               <wp:posOffset>0</wp:posOffset>
@@ -101,7 +100,7 @@
                     </pic:cNvPicPr>
                   </pic:nvPicPr>
                   <pic:blipFill>
-                    <a:blip xmlns:r="http://schemas.openxmlformats.org/officeDocument/2006/relationships" r:embed="rId5"/>
+                    <a:blip r:embed="rId8"/>
                     <a:stretch>
                       <a:fillRect/>
                     </a:stretch>
@@ -131,7 +130,7 @@
           <w:lang w:val="en-US" w:eastAsia="zh-CN"/>
         </w:rPr>
         <w:drawing>
-          <wp:anchor distT="0" distB="0" distL="114300" distR="114300" simplePos="0" relativeHeight="251658240" behindDoc="1" locked="0" layoutInCell="1" allowOverlap="1">
+          <wp:anchor distT="0" distB="0" distL="114300" distR="114300" simplePos="0" relativeHeight="251659264" behindDoc="1" locked="0" layoutInCell="1" allowOverlap="1">
             <wp:simplePos x="0" y="0"/>
             <wp:positionH relativeFrom="column">
               <wp:posOffset>635</wp:posOffset>
@@ -156,7 +155,7 @@
                     </pic:cNvPicPr>
                   </pic:nvPicPr>
                   <pic:blipFill>
-                    <a:blip xmlns:r="http://schemas.openxmlformats.org/officeDocument/2006/relationships" r:embed="rId6">
+                    <a:blip r:embed="rId9">
                       <a:alphaModFix amt="58000"/>
                       <a:lum contrast="-52000"/>
                     </a:blip>
@@ -190,7 +189,7 @@
     </w:p>
     <w:p>
       <w:pPr>
-        <w:pStyle w:val="a0"/>
+        <w:pStyle w:val="25"/>
         <w:keepNext w:val="0"/>
         <w:keepLines w:val="0"/>
         <w:pageBreakBefore w:val="0"/>
@@ -211,7 +210,7 @@
           <w:lang w:val="en-US" w:eastAsia="zh-CN"/>
         </w:rPr>
       </w:pPr>
-      <w:bookmarkStart w:id="1" w:name="_Toc15308"/>
+      <w:bookmarkStart w:id="1" w:name="_Toc9208"/>
       <w:r>
         <w:rPr>
           <w:rFonts w:hint="eastAsia"/>
@@ -237,11 +236,11 @@
         <w:adjustRightInd w:val="0"/>
         <w:snapToGrid w:val="0"/>
         <w:spacing w:after="624" w:afterLines="200" w:line="219" w:lineRule="auto"/>
-        <w:ind w:left="0" w:right="0" w:firstLine="0" w:leftChars="0" w:rightChars="0" w:firstLineChars="0"/>
+        <w:ind w:left="0" w:leftChars="0" w:right="0" w:rightChars="0" w:firstLine="0" w:firstLineChars="0"/>
         <w:jc w:val="center"/>
         <w:textAlignment w:val="baseline"/>
         <w:rPr>
-          <w:rFonts w:ascii="宋体" w:eastAsia="宋体" w:hAnsi="宋体" w:cs="宋体" w:hint="default"/>
+          <w:rFonts w:hint="default" w:ascii="宋体" w:hAnsi="宋体" w:eastAsia="宋体" w:cs="宋体"/>
           <w:sz w:val="24"/>
           <w:szCs w:val="24"/>
           <w:lang w:val="en-US" w:eastAsia="zh-CN"/>
@@ -249,7 +248,7 @@
       </w:pPr>
       <w:r>
         <w:rPr>
-          <w:rFonts w:ascii="宋体" w:eastAsia="宋体" w:hAnsi="宋体" w:cs="宋体"/>
+          <w:rFonts w:ascii="宋体" w:hAnsi="宋体" w:eastAsia="宋体" w:cs="宋体"/>
           <w:b/>
           <w:bCs/>
           <w:spacing w:val="-3"/>
@@ -260,7 +259,7 @@
       </w:r>
       <w:r>
         <w:rPr>
-          <w:rFonts w:ascii="宋体" w:eastAsia="宋体" w:hAnsi="宋体" w:cs="宋体" w:hint="eastAsia"/>
+          <w:rFonts w:hint="eastAsia" w:ascii="宋体" w:hAnsi="宋体" w:eastAsia="宋体" w:cs="宋体"/>
           <w:b/>
           <w:bCs/>
           <w:spacing w:val="-3"/>
@@ -272,7 +271,7 @@
       </w:r>
       <w:r>
         <w:rPr>
-          <w:rFonts w:ascii="宋体" w:eastAsia="宋体" w:hAnsi="宋体" w:cs="宋体"/>
+          <w:rFonts w:ascii="宋体" w:hAnsi="宋体" w:eastAsia="宋体" w:cs="宋体"/>
           <w:b/>
           <w:bCs/>
           <w:spacing w:val="-3"/>
@@ -283,7 +282,7 @@
       </w:r>
       <w:r>
         <w:rPr>
-          <w:rFonts w:ascii="宋体" w:hAnsi="宋体" w:cs="宋体" w:hint="eastAsia"/>
+          <w:rFonts w:hint="eastAsia" w:ascii="宋体" w:hAnsi="宋体" w:cs="宋体"/>
           <w:b/>
           <w:bCs/>
           <w:spacing w:val="-3"/>
@@ -295,7 +294,7 @@
       </w:r>
       <w:r>
         <w:rPr>
-          <w:rFonts w:ascii="宋体" w:eastAsia="宋体" w:hAnsi="宋体" w:cs="宋体"/>
+          <w:rFonts w:ascii="宋体" w:hAnsi="宋体" w:eastAsia="宋体" w:cs="宋体"/>
           <w:b/>
           <w:bCs/>
           <w:spacing w:val="-3"/>
@@ -307,17 +306,18 @@
     </w:p>
     <w:tbl>
       <w:tblPr>
-        <w:tblStyle w:val="TableGrid"/>
+        <w:tblStyle w:val="21"/>
         <w:tblW w:w="0" w:type="auto"/>
         <w:jc w:val="center"/>
         <w:tblBorders>
-          <w:top w:val="nil"/>
-          <w:left w:val="nil"/>
-          <w:bottom w:val="nil"/>
-          <w:right w:val="nil"/>
-          <w:insideH w:val="nil"/>
-          <w:insideV w:val="nil"/>
+          <w:top w:val="none" w:color="auto" w:sz="0" w:space="0"/>
+          <w:left w:val="none" w:color="auto" w:sz="0" w:space="0"/>
+          <w:bottom w:val="none" w:color="auto" w:sz="0" w:space="0"/>
+          <w:right w:val="none" w:color="auto" w:sz="0" w:space="0"/>
+          <w:insideH w:val="none" w:color="auto" w:sz="0" w:space="0"/>
+          <w:insideV w:val="none" w:color="auto" w:sz="0" w:space="0"/>
         </w:tblBorders>
+        <w:tblLayout w:type="autofit"/>
         <w:tblCellMar>
           <w:top w:w="0" w:type="dxa"/>
           <w:left w:w="108" w:type="dxa"/>
@@ -331,15 +331,13 @@
       </w:tblGrid>
       <w:tr>
         <w:tblPrEx>
-          <w:tblW w:w="0" w:type="auto"/>
-          <w:jc w:val="center"/>
           <w:tblBorders>
-            <w:top w:val="nil"/>
-            <w:left w:val="nil"/>
-            <w:bottom w:val="nil"/>
-            <w:right w:val="nil"/>
-            <w:insideH w:val="nil"/>
-            <w:insideV w:val="nil"/>
+            <w:top w:val="none" w:color="auto" w:sz="0" w:space="0"/>
+            <w:left w:val="none" w:color="auto" w:sz="0" w:space="0"/>
+            <w:bottom w:val="none" w:color="auto" w:sz="0" w:space="0"/>
+            <w:right w:val="none" w:color="auto" w:sz="0" w:space="0"/>
+            <w:insideH w:val="none" w:color="auto" w:sz="0" w:space="0"/>
+            <w:insideV w:val="none" w:color="auto" w:sz="0" w:space="0"/>
           </w:tblBorders>
           <w:tblCellMar>
             <w:top w:w="0" w:type="dxa"/>
@@ -349,7 +347,7 @@
           </w:tblCellMar>
         </w:tblPrEx>
         <w:trPr>
-          <w:trHeight w:val="810"/>
+          <w:trHeight w:val="810" w:hRule="atLeast"/>
           <w:jc w:val="center"/>
         </w:trPr>
         <w:tc>
@@ -388,7 +386,7 @@
             </w:r>
             <w:r>
               <w:rPr>
-                <w:rFonts w:asciiTheme="minorAscii" w:eastAsiaTheme="minorEastAsia" w:hAnsiTheme="minorAscii" w:hint="default"/>
+                <w:rFonts w:hint="default" w:asciiTheme="minorAscii" w:hAnsiTheme="minorAscii" w:eastAsiaTheme="minorEastAsia"/>
                 <w:spacing w:val="227"/>
                 <w:sz w:val="21"/>
                 <w:vertAlign w:val="baseline"/>
@@ -443,7 +441,7 @@
             </w:r>
             <w:r>
               <w:rPr>
-                <w:rFonts w:asciiTheme="minorAscii" w:eastAsiaTheme="minorEastAsia" w:hAnsiTheme="minorAscii" w:hint="eastAsia"/>
+                <w:rFonts w:hint="eastAsia" w:asciiTheme="minorAscii" w:hAnsiTheme="minorAscii" w:eastAsiaTheme="minorEastAsia"/>
                 <w:spacing w:val="227"/>
                 <w:sz w:val="21"/>
                 <w:vertAlign w:val="baseline"/>
@@ -465,8 +463,14 @@
       </w:tr>
       <w:tr>
         <w:tblPrEx>
-          <w:tblW w:w="0" w:type="auto"/>
-          <w:jc w:val="center"/>
+          <w:tblBorders>
+            <w:top w:val="none" w:color="auto" w:sz="0" w:space="0"/>
+            <w:left w:val="none" w:color="auto" w:sz="0" w:space="0"/>
+            <w:bottom w:val="none" w:color="auto" w:sz="0" w:space="0"/>
+            <w:right w:val="none" w:color="auto" w:sz="0" w:space="0"/>
+            <w:insideH w:val="none" w:color="auto" w:sz="0" w:space="0"/>
+            <w:insideV w:val="none" w:color="auto" w:sz="0" w:space="0"/>
+          </w:tblBorders>
           <w:tblCellMar>
             <w:top w:w="0" w:type="dxa"/>
             <w:left w:w="108" w:type="dxa"/>
@@ -475,7 +479,7 @@
           </w:tblCellMar>
         </w:tblPrEx>
         <w:trPr>
-          <w:trHeight w:val="810"/>
+          <w:trHeight w:val="810" w:hRule="atLeast"/>
           <w:jc w:val="center"/>
         </w:trPr>
         <w:tc>
@@ -500,7 +504,7 @@
               <w:snapToGrid w:val="0"/>
               <w:textAlignment w:val="baseline"/>
               <w:rPr>
-                <w:rFonts w:ascii="Arial" w:eastAsia="Arial" w:hAnsi="Arial" w:cs="Arial" w:hint="default"/>
+                <w:rFonts w:hint="default" w:ascii="Arial" w:hAnsi="Arial" w:eastAsia="Arial" w:cs="Arial"/>
                 <w:snapToGrid w:val="0"/>
                 <w:color w:val="000000"/>
                 <w:kern w:val="0"/>
@@ -532,7 +536,7 @@
             </w:r>
             <w:r>
               <w:rPr>
-                <w:rFonts w:asciiTheme="minorAscii" w:eastAsiaTheme="minorEastAsia" w:hAnsiTheme="minorAscii" w:hint="default"/>
+                <w:rFonts w:hint="default" w:asciiTheme="minorAscii" w:hAnsiTheme="minorAscii" w:eastAsiaTheme="minorEastAsia"/>
                 <w:spacing w:val="227"/>
                 <w:sz w:val="21"/>
                 <w:vertAlign w:val="baseline"/>
@@ -586,7 +590,7 @@
               <w:snapToGrid w:val="0"/>
               <w:textAlignment w:val="baseline"/>
               <w:rPr>
-                <w:rFonts w:ascii="Arial" w:eastAsia="Arial" w:hAnsi="Arial" w:cs="Arial" w:hint="default"/>
+                <w:rFonts w:hint="default" w:ascii="Arial" w:hAnsi="Arial" w:eastAsia="Arial" w:cs="Arial"/>
                 <w:snapToGrid w:val="0"/>
                 <w:color w:val="000000"/>
                 <w:kern w:val="0"/>
@@ -606,7 +610,7 @@
             </w:r>
             <w:r>
               <w:rPr>
-                <w:rFonts w:asciiTheme="minorAscii" w:eastAsiaTheme="minorEastAsia" w:hAnsiTheme="minorAscii" w:hint="eastAsia"/>
+                <w:rFonts w:hint="eastAsia" w:asciiTheme="minorAscii" w:hAnsiTheme="minorAscii" w:eastAsiaTheme="minorEastAsia"/>
                 <w:spacing w:val="227"/>
                 <w:sz w:val="21"/>
                 <w:vertAlign w:val="baseline"/>
@@ -628,8 +632,14 @@
       </w:tr>
       <w:tr>
         <w:tblPrEx>
-          <w:tblW w:w="0" w:type="auto"/>
-          <w:jc w:val="center"/>
+          <w:tblBorders>
+            <w:top w:val="none" w:color="auto" w:sz="0" w:space="0"/>
+            <w:left w:val="none" w:color="auto" w:sz="0" w:space="0"/>
+            <w:bottom w:val="none" w:color="auto" w:sz="0" w:space="0"/>
+            <w:right w:val="none" w:color="auto" w:sz="0" w:space="0"/>
+            <w:insideH w:val="none" w:color="auto" w:sz="0" w:space="0"/>
+            <w:insideV w:val="none" w:color="auto" w:sz="0" w:space="0"/>
+          </w:tblBorders>
           <w:tblCellMar>
             <w:top w:w="0" w:type="dxa"/>
             <w:left w:w="108" w:type="dxa"/>
@@ -638,7 +648,7 @@
           </w:tblCellMar>
         </w:tblPrEx>
         <w:trPr>
-          <w:trHeight w:val="635"/>
+          <w:trHeight w:val="635" w:hRule="atLeast"/>
           <w:jc w:val="center"/>
         </w:trPr>
         <w:tc>
@@ -689,7 +699,7 @@
             </w:r>
             <w:r>
               <w:rPr>
-                <w:rFonts w:asciiTheme="minorAscii" w:eastAsiaTheme="minorEastAsia" w:hAnsiTheme="minorAscii" w:hint="eastAsia"/>
+                <w:rFonts w:hint="eastAsia" w:asciiTheme="minorAscii" w:hAnsiTheme="minorAscii" w:eastAsiaTheme="minorEastAsia"/>
                 <w:spacing w:val="227"/>
                 <w:sz w:val="21"/>
                 <w:vertAlign w:val="baseline"/>
@@ -743,7 +753,7 @@
             </w:r>
             <w:r>
               <w:rPr>
-                <w:rFonts w:asciiTheme="minorAscii" w:eastAsiaTheme="minorEastAsia" w:hAnsiTheme="minorAscii" w:hint="eastAsia"/>
+                <w:rFonts w:hint="eastAsia" w:asciiTheme="minorAscii" w:hAnsiTheme="minorAscii" w:eastAsiaTheme="minorEastAsia"/>
                 <w:spacing w:val="227"/>
                 <w:sz w:val="21"/>
                 <w:vertAlign w:val="baseline"/>
@@ -804,14 +814,14 @@
         <w:ind w:left="3634"/>
         <w:textAlignment w:val="baseline"/>
         <w:rPr>
-          <w:rFonts w:ascii="宋体" w:eastAsia="宋体" w:hAnsi="宋体" w:cs="宋体"/>
+          <w:rFonts w:ascii="宋体" w:hAnsi="宋体" w:eastAsia="宋体" w:cs="宋体"/>
           <w:sz w:val="31"/>
           <w:szCs w:val="31"/>
         </w:rPr>
       </w:pPr>
       <w:r>
         <w:rPr>
-          <w:rFonts w:ascii="宋体" w:eastAsia="宋体" w:hAnsi="宋体" w:cs="宋体"/>
+          <w:rFonts w:ascii="宋体" w:hAnsi="宋体" w:eastAsia="宋体" w:cs="宋体"/>
           <w:b/>
           <w:bCs/>
           <w:spacing w:val="4"/>
@@ -823,16 +833,16 @@
     </w:p>
     <w:tbl>
       <w:tblPr>
-        <w:tblStyle w:val="TableNormal0"/>
+        <w:tblStyle w:val="26"/>
         <w:tblW w:w="8214" w:type="dxa"/>
         <w:jc w:val="center"/>
         <w:tblBorders>
-          <w:top w:val="single" w:sz="2" w:space="0" w:color="000000"/>
-          <w:left w:val="single" w:sz="2" w:space="0" w:color="000000"/>
-          <w:bottom w:val="single" w:sz="2" w:space="0" w:color="000000"/>
-          <w:right w:val="single" w:sz="2" w:space="0" w:color="000000"/>
-          <w:insideH w:val="single" w:sz="2" w:space="0" w:color="000000"/>
-          <w:insideV w:val="single" w:sz="2" w:space="0" w:color="000000"/>
+          <w:top w:val="single" w:color="000000" w:sz="2" w:space="0"/>
+          <w:left w:val="single" w:color="000000" w:sz="2" w:space="0"/>
+          <w:bottom w:val="single" w:color="000000" w:sz="2" w:space="0"/>
+          <w:right w:val="single" w:color="000000" w:sz="2" w:space="0"/>
+          <w:insideH w:val="single" w:color="000000" w:sz="2" w:space="0"/>
+          <w:insideV w:val="single" w:color="000000" w:sz="2" w:space="0"/>
         </w:tblBorders>
         <w:tblLayout w:type="fixed"/>
         <w:tblCellMar>
@@ -852,17 +862,14 @@
       </w:tblGrid>
       <w:tr>
         <w:tblPrEx>
-          <w:tblW w:w="8214" w:type="dxa"/>
-          <w:jc w:val="center"/>
           <w:tblBorders>
-            <w:top w:val="single" w:sz="2" w:space="0" w:color="000000"/>
-            <w:left w:val="single" w:sz="2" w:space="0" w:color="000000"/>
-            <w:bottom w:val="single" w:sz="2" w:space="0" w:color="000000"/>
-            <w:right w:val="single" w:sz="2" w:space="0" w:color="000000"/>
-            <w:insideH w:val="single" w:sz="2" w:space="0" w:color="000000"/>
-            <w:insideV w:val="single" w:sz="2" w:space="0" w:color="000000"/>
+            <w:top w:val="single" w:color="000000" w:sz="2" w:space="0"/>
+            <w:left w:val="single" w:color="000000" w:sz="2" w:space="0"/>
+            <w:bottom w:val="single" w:color="000000" w:sz="2" w:space="0"/>
+            <w:right w:val="single" w:color="000000" w:sz="2" w:space="0"/>
+            <w:insideH w:val="single" w:color="000000" w:sz="2" w:space="0"/>
+            <w:insideV w:val="single" w:color="000000" w:sz="2" w:space="0"/>
           </w:tblBorders>
-          <w:tblLayout w:type="fixed"/>
           <w:tblCellMar>
             <w:top w:w="0" w:type="dxa"/>
             <w:left w:w="0" w:type="dxa"/>
@@ -871,7 +878,7 @@
           </w:tblCellMar>
         </w:tblPrEx>
         <w:trPr>
-          <w:trHeight w:val="593"/>
+          <w:trHeight w:val="593" w:hRule="atLeast"/>
           <w:jc w:val="center"/>
         </w:trPr>
         <w:tc>
@@ -893,18 +900,18 @@
               <w:adjustRightInd w:val="0"/>
               <w:snapToGrid w:val="0"/>
               <w:spacing w:before="176" w:line="228" w:lineRule="auto"/>
-              <w:ind w:left="0" w:right="0" w:firstLine="0" w:leftChars="0" w:rightChars="0" w:firstLineChars="0"/>
+              <w:ind w:left="0" w:leftChars="0" w:right="0" w:rightChars="0" w:firstLine="0" w:firstLineChars="0"/>
               <w:jc w:val="center"/>
               <w:textAlignment w:val="baseline"/>
               <w:rPr>
-                <w:rFonts w:ascii="宋体" w:eastAsia="宋体" w:hAnsi="宋体" w:cs="宋体"/>
+                <w:rFonts w:ascii="宋体" w:hAnsi="宋体" w:eastAsia="宋体" w:cs="宋体"/>
                 <w:sz w:val="20"/>
                 <w:szCs w:val="20"/>
               </w:rPr>
             </w:pPr>
             <w:r>
               <w:rPr>
-                <w:rFonts w:ascii="宋体" w:hAnsi="宋体" w:cs="宋体" w:hint="eastAsia"/>
+                <w:rFonts w:hint="eastAsia" w:ascii="宋体" w:hAnsi="宋体" w:cs="宋体"/>
                 <w:spacing w:val="-14"/>
                 <w:sz w:val="20"/>
                 <w:szCs w:val="20"/>
@@ -914,7 +921,7 @@
             </w:r>
             <w:r>
               <w:rPr>
-                <w:rFonts w:ascii="宋体" w:eastAsia="宋体" w:hAnsi="宋体" w:cs="宋体"/>
+                <w:rFonts w:ascii="宋体" w:hAnsi="宋体" w:eastAsia="宋体" w:cs="宋体"/>
                 <w:spacing w:val="-14"/>
                 <w:sz w:val="20"/>
                 <w:szCs w:val="20"/>
@@ -942,18 +949,18 @@
               <w:adjustRightInd w:val="0"/>
               <w:snapToGrid w:val="0"/>
               <w:spacing w:before="175" w:line="227" w:lineRule="auto"/>
-              <w:ind w:left="0" w:right="0" w:firstLine="0" w:leftChars="0" w:rightChars="0" w:firstLineChars="0"/>
+              <w:ind w:left="0" w:leftChars="0" w:right="0" w:rightChars="0" w:firstLine="0" w:firstLineChars="0"/>
               <w:jc w:val="center"/>
               <w:textAlignment w:val="baseline"/>
               <w:rPr>
-                <w:rFonts w:ascii="宋体" w:eastAsia="宋体" w:hAnsi="宋体" w:cs="宋体"/>
+                <w:rFonts w:ascii="宋体" w:hAnsi="宋体" w:eastAsia="宋体" w:cs="宋体"/>
                 <w:sz w:val="20"/>
                 <w:szCs w:val="20"/>
               </w:rPr>
             </w:pPr>
             <w:r>
               <w:rPr>
-                <w:rFonts w:ascii="宋体" w:eastAsia="宋体" w:hAnsi="宋体" w:cs="宋体"/>
+                <w:rFonts w:ascii="宋体" w:hAnsi="宋体" w:eastAsia="宋体" w:cs="宋体"/>
                 <w:spacing w:val="4"/>
                 <w:sz w:val="20"/>
                 <w:szCs w:val="20"/>
@@ -981,18 +988,18 @@
               <w:adjustRightInd w:val="0"/>
               <w:snapToGrid w:val="0"/>
               <w:spacing w:before="175" w:line="228" w:lineRule="auto"/>
-              <w:ind w:left="0" w:right="0" w:firstLine="0" w:leftChars="0" w:rightChars="0" w:firstLineChars="0"/>
+              <w:ind w:left="0" w:leftChars="0" w:right="0" w:rightChars="0" w:firstLine="0" w:firstLineChars="0"/>
               <w:jc w:val="center"/>
               <w:textAlignment w:val="baseline"/>
               <w:rPr>
-                <w:rFonts w:ascii="宋体" w:eastAsia="宋体" w:hAnsi="宋体" w:cs="宋体"/>
+                <w:rFonts w:ascii="宋体" w:hAnsi="宋体" w:eastAsia="宋体" w:cs="宋体"/>
                 <w:sz w:val="20"/>
                 <w:szCs w:val="20"/>
               </w:rPr>
             </w:pPr>
             <w:r>
               <w:rPr>
-                <w:rFonts w:ascii="宋体" w:eastAsia="宋体" w:hAnsi="宋体" w:cs="宋体"/>
+                <w:rFonts w:ascii="宋体" w:hAnsi="宋体" w:eastAsia="宋体" w:cs="宋体"/>
                 <w:spacing w:val="7"/>
                 <w:sz w:val="20"/>
                 <w:szCs w:val="20"/>
@@ -1020,11 +1027,11 @@
               <w:adjustRightInd w:val="0"/>
               <w:snapToGrid w:val="0"/>
               <w:spacing w:before="175" w:line="228" w:lineRule="auto"/>
-              <w:ind w:left="0" w:right="0" w:firstLine="0" w:leftChars="0" w:rightChars="0" w:firstLineChars="0"/>
+              <w:ind w:left="0" w:leftChars="0" w:right="0" w:rightChars="0" w:firstLine="0" w:firstLineChars="0"/>
               <w:jc w:val="center"/>
               <w:textAlignment w:val="baseline"/>
               <w:rPr>
-                <w:rFonts w:ascii="宋体" w:eastAsia="宋体" w:hAnsi="宋体" w:cs="宋体" w:hint="eastAsia"/>
+                <w:rFonts w:hint="eastAsia" w:ascii="宋体" w:hAnsi="宋体" w:eastAsia="宋体" w:cs="宋体"/>
                 <w:spacing w:val="7"/>
                 <w:sz w:val="20"/>
                 <w:szCs w:val="20"/>
@@ -1033,7 +1040,7 @@
             </w:pPr>
             <w:r>
               <w:rPr>
-                <w:rFonts w:ascii="宋体" w:hAnsi="宋体" w:cs="宋体" w:hint="eastAsia"/>
+                <w:rFonts w:hint="eastAsia" w:ascii="宋体" w:hAnsi="宋体" w:cs="宋体"/>
                 <w:spacing w:val="7"/>
                 <w:sz w:val="20"/>
                 <w:szCs w:val="20"/>
@@ -1062,11 +1069,11 @@
               <w:adjustRightInd w:val="0"/>
               <w:snapToGrid w:val="0"/>
               <w:spacing w:before="175" w:line="228" w:lineRule="auto"/>
-              <w:ind w:left="0" w:right="0" w:firstLine="0" w:leftChars="0" w:rightChars="0" w:firstLineChars="0"/>
+              <w:ind w:left="0" w:leftChars="0" w:right="0" w:rightChars="0" w:firstLine="0" w:firstLineChars="0"/>
               <w:jc w:val="center"/>
               <w:textAlignment w:val="baseline"/>
               <w:rPr>
-                <w:rFonts w:ascii="宋体" w:hAnsi="宋体" w:cs="宋体" w:hint="default"/>
+                <w:rFonts w:hint="default" w:ascii="宋体" w:hAnsi="宋体" w:cs="宋体"/>
                 <w:spacing w:val="7"/>
                 <w:sz w:val="20"/>
                 <w:szCs w:val="20"/>
@@ -1075,7 +1082,7 @@
             </w:pPr>
             <w:r>
               <w:rPr>
-                <w:rFonts w:ascii="宋体" w:hAnsi="宋体" w:cs="宋体" w:hint="eastAsia"/>
+                <w:rFonts w:hint="eastAsia" w:ascii="宋体" w:hAnsi="宋体" w:cs="宋体"/>
                 <w:spacing w:val="7"/>
                 <w:sz w:val="20"/>
                 <w:szCs w:val="20"/>
@@ -1104,18 +1111,18 @@
               <w:adjustRightInd w:val="0"/>
               <w:snapToGrid w:val="0"/>
               <w:spacing w:before="176" w:line="229" w:lineRule="auto"/>
-              <w:ind w:left="0" w:right="0" w:firstLine="0" w:leftChars="0" w:rightChars="0" w:firstLineChars="0"/>
+              <w:ind w:left="0" w:leftChars="0" w:right="0" w:rightChars="0" w:firstLine="0" w:firstLineChars="0"/>
               <w:jc w:val="center"/>
               <w:textAlignment w:val="baseline"/>
               <w:rPr>
-                <w:rFonts w:ascii="宋体" w:eastAsia="宋体" w:hAnsi="宋体" w:cs="宋体"/>
+                <w:rFonts w:ascii="宋体" w:hAnsi="宋体" w:eastAsia="宋体" w:cs="宋体"/>
                 <w:sz w:val="20"/>
                 <w:szCs w:val="20"/>
               </w:rPr>
             </w:pPr>
             <w:r>
               <w:rPr>
-                <w:rFonts w:ascii="宋体" w:eastAsia="宋体" w:hAnsi="宋体" w:cs="宋体"/>
+                <w:rFonts w:ascii="宋体" w:hAnsi="宋体" w:eastAsia="宋体" w:cs="宋体"/>
                 <w:spacing w:val="7"/>
                 <w:sz w:val="20"/>
                 <w:szCs w:val="20"/>
@@ -1127,9 +1134,14 @@
       </w:tr>
       <w:tr>
         <w:tblPrEx>
-          <w:tblW w:w="8214" w:type="dxa"/>
-          <w:jc w:val="center"/>
-          <w:tblLayout w:type="fixed"/>
+          <w:tblBorders>
+            <w:top w:val="single" w:color="000000" w:sz="2" w:space="0"/>
+            <w:left w:val="single" w:color="000000" w:sz="2" w:space="0"/>
+            <w:bottom w:val="single" w:color="000000" w:sz="2" w:space="0"/>
+            <w:right w:val="single" w:color="000000" w:sz="2" w:space="0"/>
+            <w:insideH w:val="single" w:color="000000" w:sz="2" w:space="0"/>
+            <w:insideV w:val="single" w:color="000000" w:sz="2" w:space="0"/>
+          </w:tblBorders>
           <w:tblCellMar>
             <w:top w:w="0" w:type="dxa"/>
             <w:left w:w="0" w:type="dxa"/>
@@ -1138,7 +1150,7 @@
           </w:tblCellMar>
         </w:tblPrEx>
         <w:trPr>
-          <w:trHeight w:val="516"/>
+          <w:trHeight w:val="516" w:hRule="atLeast"/>
           <w:jc w:val="center"/>
         </w:trPr>
         <w:tc>
@@ -1160,11 +1172,11 @@
               <w:adjustRightInd w:val="0"/>
               <w:snapToGrid w:val="0"/>
               <w:spacing w:before="173" w:line="267" w:lineRule="exact"/>
-              <w:ind w:left="0" w:right="0" w:firstLine="0" w:leftChars="0" w:rightChars="0" w:firstLineChars="0"/>
+              <w:ind w:left="0" w:leftChars="0" w:right="0" w:rightChars="0" w:firstLine="0" w:firstLineChars="0"/>
               <w:jc w:val="center"/>
               <w:textAlignment w:val="baseline"/>
               <w:rPr>
-                <w:rFonts w:ascii="宋体" w:eastAsia="宋体" w:hAnsi="宋体" w:cs="宋体" w:hint="default"/>
+                <w:rFonts w:hint="default" w:ascii="宋体" w:hAnsi="宋体" w:eastAsia="宋体" w:cs="宋体"/>
                 <w:sz w:val="20"/>
                 <w:szCs w:val="20"/>
                 <w:lang w:val="en-US"/>
@@ -1172,7 +1184,7 @@
             </w:pPr>
             <w:r>
               <w:rPr>
-                <w:rFonts w:ascii="宋体" w:eastAsia="宋体" w:hAnsi="宋体" w:cs="宋体"/>
+                <w:rFonts w:ascii="宋体" w:hAnsi="宋体" w:eastAsia="宋体" w:cs="宋体"/>
                 <w:spacing w:val="3"/>
                 <w:position w:val="1"/>
                 <w:sz w:val="20"/>
@@ -1182,7 +1194,7 @@
             </w:r>
             <w:r>
               <w:rPr>
-                <w:rFonts w:ascii="宋体" w:hAnsi="宋体" w:cs="宋体" w:hint="eastAsia"/>
+                <w:rFonts w:hint="eastAsia" w:ascii="宋体" w:hAnsi="宋体" w:cs="宋体"/>
                 <w:spacing w:val="3"/>
                 <w:position w:val="1"/>
                 <w:sz w:val="20"/>
@@ -1193,7 +1205,7 @@
             </w:r>
             <w:r>
               <w:rPr>
-                <w:rFonts w:ascii="宋体" w:eastAsia="宋体" w:hAnsi="宋体" w:cs="宋体"/>
+                <w:rFonts w:ascii="宋体" w:hAnsi="宋体" w:eastAsia="宋体" w:cs="宋体"/>
                 <w:spacing w:val="3"/>
                 <w:position w:val="1"/>
                 <w:sz w:val="20"/>
@@ -1203,7 +1215,7 @@
             </w:r>
             <w:r>
               <w:rPr>
-                <w:rFonts w:ascii="宋体" w:hAnsi="宋体" w:cs="宋体" w:hint="eastAsia"/>
+                <w:rFonts w:hint="eastAsia" w:ascii="宋体" w:hAnsi="宋体" w:cs="宋体"/>
                 <w:spacing w:val="3"/>
                 <w:position w:val="1"/>
                 <w:sz w:val="20"/>
@@ -1233,18 +1245,18 @@
               <w:adjustRightInd w:val="0"/>
               <w:snapToGrid w:val="0"/>
               <w:spacing w:before="173" w:line="267" w:lineRule="exact"/>
-              <w:ind w:left="0" w:right="0" w:firstLine="0" w:leftChars="0" w:rightChars="0" w:firstLineChars="0"/>
+              <w:ind w:left="0" w:leftChars="0" w:right="0" w:rightChars="0" w:firstLine="0" w:firstLineChars="0"/>
               <w:jc w:val="center"/>
               <w:textAlignment w:val="baseline"/>
               <w:rPr>
-                <w:rFonts w:ascii="宋体" w:eastAsia="宋体" w:hAnsi="宋体" w:cs="宋体"/>
+                <w:rFonts w:ascii="宋体" w:hAnsi="宋体" w:eastAsia="宋体" w:cs="宋体"/>
                 <w:sz w:val="20"/>
                 <w:szCs w:val="20"/>
               </w:rPr>
             </w:pPr>
             <w:r>
               <w:rPr>
-                <w:rFonts w:ascii="宋体" w:eastAsia="宋体" w:hAnsi="宋体" w:cs="宋体"/>
+                <w:rFonts w:ascii="宋体" w:hAnsi="宋体" w:eastAsia="宋体" w:cs="宋体"/>
                 <w:spacing w:val="4"/>
                 <w:position w:val="1"/>
                 <w:sz w:val="20"/>
@@ -1273,18 +1285,18 @@
               <w:adjustRightInd w:val="0"/>
               <w:snapToGrid w:val="0"/>
               <w:spacing w:before="172" w:line="228" w:lineRule="auto"/>
-              <w:ind w:left="0" w:right="0" w:firstLine="0" w:leftChars="0" w:rightChars="0" w:firstLineChars="0"/>
+              <w:ind w:left="0" w:leftChars="0" w:right="0" w:rightChars="0" w:firstLine="0" w:firstLineChars="0"/>
               <w:jc w:val="center"/>
               <w:textAlignment w:val="baseline"/>
               <w:rPr>
-                <w:rFonts w:ascii="宋体" w:eastAsia="宋体" w:hAnsi="宋体" w:cs="宋体"/>
+                <w:rFonts w:ascii="宋体" w:hAnsi="宋体" w:eastAsia="宋体" w:cs="宋体"/>
                 <w:sz w:val="20"/>
                 <w:szCs w:val="20"/>
               </w:rPr>
             </w:pPr>
             <w:r>
               <w:rPr>
-                <w:rFonts w:ascii="宋体" w:eastAsia="宋体" w:hAnsi="宋体" w:cs="宋体"/>
+                <w:rFonts w:ascii="宋体" w:hAnsi="宋体" w:eastAsia="宋体" w:cs="宋体"/>
                 <w:spacing w:val="200"/>
                 <w:kern w:val="0"/>
                 <w:sz w:val="20"/>
@@ -1294,7 +1306,7 @@
             </w:r>
             <w:r>
               <w:rPr>
-                <w:rFonts w:ascii="宋体" w:eastAsia="宋体" w:hAnsi="宋体" w:cs="宋体"/>
+                <w:rFonts w:ascii="宋体" w:hAnsi="宋体" w:eastAsia="宋体" w:cs="宋体"/>
                 <w:spacing w:val="0"/>
                 <w:kern w:val="0"/>
                 <w:sz w:val="20"/>
@@ -1323,11 +1335,11 @@
               <w:adjustRightInd w:val="0"/>
               <w:snapToGrid w:val="0"/>
               <w:spacing w:before="173" w:line="229" w:lineRule="auto"/>
-              <w:ind w:left="0" w:right="0" w:firstLine="0" w:leftChars="0" w:rightChars="0" w:firstLineChars="0"/>
+              <w:ind w:left="0" w:leftChars="0" w:right="0" w:rightChars="0" w:firstLine="0" w:firstLineChars="0"/>
               <w:jc w:val="center"/>
               <w:textAlignment w:val="baseline"/>
               <w:rPr>
-                <w:rFonts w:ascii="宋体" w:eastAsia="宋体" w:hAnsi="宋体" w:cs="宋体"/>
+                <w:rFonts w:ascii="宋体" w:hAnsi="宋体" w:eastAsia="宋体" w:cs="宋体"/>
                 <w:spacing w:val="200"/>
                 <w:kern w:val="0"/>
                 <w:sz w:val="20"/>
@@ -1336,7 +1348,7 @@
             </w:pPr>
             <w:r>
               <w:rPr>
-                <w:rFonts w:asciiTheme="minorAscii" w:eastAsiaTheme="minorEastAsia" w:hAnsiTheme="minorAscii" w:hint="eastAsia"/>
+                <w:rFonts w:hint="eastAsia" w:asciiTheme="minorAscii" w:hAnsiTheme="minorAscii" w:eastAsiaTheme="minorEastAsia"/>
                 <w:spacing w:val="0"/>
                 <w:kern w:val="0"/>
                 <w:sz w:val="21"/>
@@ -1366,11 +1378,11 @@
               <w:adjustRightInd w:val="0"/>
               <w:snapToGrid w:val="0"/>
               <w:spacing w:before="172" w:line="228" w:lineRule="auto"/>
-              <w:ind w:left="0" w:right="0" w:firstLine="0" w:leftChars="0" w:rightChars="0" w:firstLineChars="0"/>
+              <w:ind w:left="0" w:leftChars="0" w:right="0" w:rightChars="0" w:firstLine="0" w:firstLineChars="0"/>
               <w:jc w:val="center"/>
               <w:textAlignment w:val="baseline"/>
               <w:rPr>
-                <w:rFonts w:ascii="宋体" w:eastAsia="宋体" w:hAnsi="宋体" w:cs="宋体"/>
+                <w:rFonts w:ascii="宋体" w:hAnsi="宋体" w:eastAsia="宋体" w:cs="宋体"/>
                 <w:spacing w:val="200"/>
                 <w:kern w:val="0"/>
                 <w:sz w:val="20"/>
@@ -1379,7 +1391,7 @@
             </w:pPr>
             <w:r>
               <w:rPr>
-                <w:rFonts w:ascii="宋体" w:eastAsia="宋体" w:hAnsi="宋体" w:cs="宋体" w:hint="eastAsia"/>
+                <w:rFonts w:hint="eastAsia" w:ascii="宋体" w:hAnsi="宋体" w:eastAsia="宋体" w:cs="宋体"/>
                 <w:spacing w:val="200"/>
                 <w:kern w:val="0"/>
                 <w:sz w:val="20"/>
@@ -1389,7 +1401,7 @@
             </w:r>
             <w:r>
               <w:rPr>
-                <w:rFonts w:asciiTheme="minorAscii" w:eastAsiaTheme="minorEastAsia" w:hAnsiTheme="minorAscii" w:hint="eastAsia"/>
+                <w:rFonts w:hint="eastAsia" w:asciiTheme="minorAscii" w:hAnsiTheme="minorAscii" w:eastAsiaTheme="minorEastAsia"/>
                 <w:spacing w:val="0"/>
                 <w:kern w:val="0"/>
                 <w:sz w:val="21"/>
@@ -1419,18 +1431,18 @@
               <w:adjustRightInd w:val="0"/>
               <w:snapToGrid w:val="0"/>
               <w:spacing w:before="173" w:line="229" w:lineRule="auto"/>
-              <w:ind w:left="0" w:right="0" w:firstLine="0" w:leftChars="0" w:rightChars="0" w:firstLineChars="0"/>
+              <w:ind w:left="0" w:leftChars="0" w:right="0" w:rightChars="0" w:firstLine="0" w:firstLineChars="0"/>
               <w:jc w:val="center"/>
               <w:textAlignment w:val="baseline"/>
               <w:rPr>
-                <w:rFonts w:ascii="宋体" w:eastAsia="宋体" w:hAnsi="宋体" w:cs="宋体"/>
+                <w:rFonts w:ascii="宋体" w:hAnsi="宋体" w:eastAsia="宋体" w:cs="宋体"/>
                 <w:sz w:val="20"/>
                 <w:szCs w:val="20"/>
               </w:rPr>
             </w:pPr>
             <w:r>
               <w:rPr>
-                <w:rFonts w:asciiTheme="minorAscii" w:eastAsiaTheme="minorEastAsia" w:hAnsiTheme="minorAscii" w:hint="eastAsia"/>
+                <w:rFonts w:hint="eastAsia" w:asciiTheme="minorAscii" w:hAnsiTheme="minorAscii" w:eastAsiaTheme="minorEastAsia"/>
                 <w:spacing w:val="0"/>
                 <w:kern w:val="0"/>
                 <w:sz w:val="21"/>
@@ -1444,9 +1456,14 @@
       </w:tr>
       <w:tr>
         <w:tblPrEx>
-          <w:tblW w:w="8214" w:type="dxa"/>
-          <w:jc w:val="center"/>
-          <w:tblLayout w:type="fixed"/>
+          <w:tblBorders>
+            <w:top w:val="single" w:color="000000" w:sz="2" w:space="0"/>
+            <w:left w:val="single" w:color="000000" w:sz="2" w:space="0"/>
+            <w:bottom w:val="single" w:color="000000" w:sz="2" w:space="0"/>
+            <w:right w:val="single" w:color="000000" w:sz="2" w:space="0"/>
+            <w:insideH w:val="single" w:color="000000" w:sz="2" w:space="0"/>
+            <w:insideV w:val="single" w:color="000000" w:sz="2" w:space="0"/>
+          </w:tblBorders>
           <w:tblCellMar>
             <w:top w:w="0" w:type="dxa"/>
             <w:left w:w="0" w:type="dxa"/>
@@ -1455,7 +1472,7 @@
           </w:tblCellMar>
         </w:tblPrEx>
         <w:trPr>
-          <w:trHeight w:val="556"/>
+          <w:trHeight w:val="556" w:hRule="atLeast"/>
           <w:jc w:val="center"/>
         </w:trPr>
         <w:tc>
@@ -1464,7 +1481,7 @@
           </w:tcPr>
           <w:p>
             <w:pPr>
-              <w:pStyle w:val="TableText"/>
+              <w:pStyle w:val="27"/>
               <w:keepNext w:val="0"/>
               <w:keepLines w:val="0"/>
               <w:pageBreakBefore w:val="0"/>
@@ -1477,7 +1494,7 @@
               <w:bidi w:val="0"/>
               <w:adjustRightInd w:val="0"/>
               <w:snapToGrid w:val="0"/>
-              <w:ind w:left="0" w:right="0" w:firstLine="0" w:leftChars="0" w:rightChars="0" w:firstLineChars="0"/>
+              <w:ind w:left="0" w:leftChars="0" w:right="0" w:rightChars="0" w:firstLine="0" w:firstLineChars="0"/>
               <w:jc w:val="center"/>
               <w:textAlignment w:val="baseline"/>
             </w:pPr>
@@ -1489,7 +1506,7 @@
           </w:tcPr>
           <w:p>
             <w:pPr>
-              <w:pStyle w:val="TableText"/>
+              <w:pStyle w:val="27"/>
               <w:keepNext w:val="0"/>
               <w:keepLines w:val="0"/>
               <w:pageBreakBefore w:val="0"/>
@@ -1502,7 +1519,7 @@
               <w:bidi w:val="0"/>
               <w:adjustRightInd w:val="0"/>
               <w:snapToGrid w:val="0"/>
-              <w:ind w:left="0" w:right="0" w:firstLine="0" w:leftChars="0" w:rightChars="0" w:firstLineChars="0"/>
+              <w:ind w:left="0" w:leftChars="0" w:right="0" w:rightChars="0" w:firstLine="0" w:firstLineChars="0"/>
               <w:jc w:val="center"/>
               <w:textAlignment w:val="baseline"/>
             </w:pPr>
@@ -1514,7 +1531,7 @@
           </w:tcPr>
           <w:p>
             <w:pPr>
-              <w:pStyle w:val="TableText"/>
+              <w:pStyle w:val="27"/>
               <w:keepNext w:val="0"/>
               <w:keepLines w:val="0"/>
               <w:pageBreakBefore w:val="0"/>
@@ -1527,7 +1544,7 @@
               <w:bidi w:val="0"/>
               <w:adjustRightInd w:val="0"/>
               <w:snapToGrid w:val="0"/>
-              <w:ind w:left="0" w:right="0" w:firstLine="0" w:leftChars="0" w:rightChars="0" w:firstLineChars="0"/>
+              <w:ind w:left="0" w:leftChars="0" w:right="0" w:rightChars="0" w:firstLine="0" w:firstLineChars="0"/>
               <w:jc w:val="center"/>
               <w:textAlignment w:val="baseline"/>
             </w:pPr>
@@ -1539,7 +1556,7 @@
           </w:tcPr>
           <w:p>
             <w:pPr>
-              <w:pStyle w:val="TableText"/>
+              <w:pStyle w:val="27"/>
               <w:keepNext w:val="0"/>
               <w:keepLines w:val="0"/>
               <w:pageBreakBefore w:val="0"/>
@@ -1552,7 +1569,7 @@
               <w:bidi w:val="0"/>
               <w:adjustRightInd w:val="0"/>
               <w:snapToGrid w:val="0"/>
-              <w:ind w:left="0" w:right="0" w:firstLine="0" w:leftChars="0" w:rightChars="0" w:firstLineChars="0"/>
+              <w:ind w:left="0" w:leftChars="0" w:right="0" w:rightChars="0" w:firstLine="0" w:firstLineChars="0"/>
               <w:jc w:val="center"/>
               <w:textAlignment w:val="baseline"/>
             </w:pPr>
@@ -1564,7 +1581,7 @@
           </w:tcPr>
           <w:p>
             <w:pPr>
-              <w:pStyle w:val="TableText"/>
+              <w:pStyle w:val="27"/>
               <w:keepNext w:val="0"/>
               <w:keepLines w:val="0"/>
               <w:pageBreakBefore w:val="0"/>
@@ -1577,7 +1594,7 @@
               <w:bidi w:val="0"/>
               <w:adjustRightInd w:val="0"/>
               <w:snapToGrid w:val="0"/>
-              <w:ind w:left="0" w:right="0" w:firstLine="0" w:leftChars="0" w:rightChars="0" w:firstLineChars="0"/>
+              <w:ind w:left="0" w:leftChars="0" w:right="0" w:rightChars="0" w:firstLine="0" w:firstLineChars="0"/>
               <w:jc w:val="center"/>
               <w:textAlignment w:val="baseline"/>
             </w:pPr>
@@ -1589,7 +1606,7 @@
           </w:tcPr>
           <w:p>
             <w:pPr>
-              <w:pStyle w:val="TableText"/>
+              <w:pStyle w:val="27"/>
               <w:keepNext w:val="0"/>
               <w:keepLines w:val="0"/>
               <w:pageBreakBefore w:val="0"/>
@@ -1602,7 +1619,7 @@
               <w:bidi w:val="0"/>
               <w:adjustRightInd w:val="0"/>
               <w:snapToGrid w:val="0"/>
-              <w:ind w:left="0" w:right="0" w:firstLine="0" w:leftChars="0" w:rightChars="0" w:firstLineChars="0"/>
+              <w:ind w:left="0" w:leftChars="0" w:right="0" w:rightChars="0" w:firstLine="0" w:firstLineChars="0"/>
               <w:jc w:val="center"/>
               <w:textAlignment w:val="baseline"/>
             </w:pPr>
@@ -1611,9 +1628,14 @@
       </w:tr>
       <w:tr>
         <w:tblPrEx>
-          <w:tblW w:w="8214" w:type="dxa"/>
-          <w:jc w:val="center"/>
-          <w:tblLayout w:type="fixed"/>
+          <w:tblBorders>
+            <w:top w:val="single" w:color="000000" w:sz="2" w:space="0"/>
+            <w:left w:val="single" w:color="000000" w:sz="2" w:space="0"/>
+            <w:bottom w:val="single" w:color="000000" w:sz="2" w:space="0"/>
+            <w:right w:val="single" w:color="000000" w:sz="2" w:space="0"/>
+            <w:insideH w:val="single" w:color="000000" w:sz="2" w:space="0"/>
+            <w:insideV w:val="single" w:color="000000" w:sz="2" w:space="0"/>
+          </w:tblBorders>
           <w:tblCellMar>
             <w:top w:w="0" w:type="dxa"/>
             <w:left w:w="0" w:type="dxa"/>
@@ -1622,7 +1644,7 @@
           </w:tblCellMar>
         </w:tblPrEx>
         <w:trPr>
-          <w:trHeight w:val="556"/>
+          <w:trHeight w:val="556" w:hRule="atLeast"/>
           <w:jc w:val="center"/>
         </w:trPr>
         <w:tc>
@@ -1631,7 +1653,7 @@
           </w:tcPr>
           <w:p>
             <w:pPr>
-              <w:pStyle w:val="TableText"/>
+              <w:pStyle w:val="27"/>
               <w:keepNext w:val="0"/>
               <w:keepLines w:val="0"/>
               <w:pageBreakBefore w:val="0"/>
@@ -1644,7 +1666,7 @@
               <w:bidi w:val="0"/>
               <w:adjustRightInd w:val="0"/>
               <w:snapToGrid w:val="0"/>
-              <w:ind w:left="0" w:right="0" w:firstLine="0" w:leftChars="0" w:rightChars="0" w:firstLineChars="0"/>
+              <w:ind w:left="0" w:leftChars="0" w:right="0" w:rightChars="0" w:firstLine="0" w:firstLineChars="0"/>
               <w:jc w:val="center"/>
               <w:textAlignment w:val="baseline"/>
             </w:pPr>
@@ -1656,7 +1678,7 @@
           </w:tcPr>
           <w:p>
             <w:pPr>
-              <w:pStyle w:val="TableText"/>
+              <w:pStyle w:val="27"/>
               <w:keepNext w:val="0"/>
               <w:keepLines w:val="0"/>
               <w:pageBreakBefore w:val="0"/>
@@ -1669,7 +1691,7 @@
               <w:bidi w:val="0"/>
               <w:adjustRightInd w:val="0"/>
               <w:snapToGrid w:val="0"/>
-              <w:ind w:left="0" w:right="0" w:firstLine="0" w:leftChars="0" w:rightChars="0" w:firstLineChars="0"/>
+              <w:ind w:left="0" w:leftChars="0" w:right="0" w:rightChars="0" w:firstLine="0" w:firstLineChars="0"/>
               <w:jc w:val="center"/>
               <w:textAlignment w:val="baseline"/>
             </w:pPr>
@@ -1681,7 +1703,7 @@
           </w:tcPr>
           <w:p>
             <w:pPr>
-              <w:pStyle w:val="TableText"/>
+              <w:pStyle w:val="27"/>
               <w:keepNext w:val="0"/>
               <w:keepLines w:val="0"/>
               <w:pageBreakBefore w:val="0"/>
@@ -1694,7 +1716,7 @@
               <w:bidi w:val="0"/>
               <w:adjustRightInd w:val="0"/>
               <w:snapToGrid w:val="0"/>
-              <w:ind w:left="0" w:right="0" w:firstLine="0" w:leftChars="0" w:rightChars="0" w:firstLineChars="0"/>
+              <w:ind w:left="0" w:leftChars="0" w:right="0" w:rightChars="0" w:firstLine="0" w:firstLineChars="0"/>
               <w:jc w:val="center"/>
               <w:textAlignment w:val="baseline"/>
             </w:pPr>
@@ -1706,7 +1728,7 @@
           </w:tcPr>
           <w:p>
             <w:pPr>
-              <w:pStyle w:val="TableText"/>
+              <w:pStyle w:val="27"/>
               <w:keepNext w:val="0"/>
               <w:keepLines w:val="0"/>
               <w:pageBreakBefore w:val="0"/>
@@ -1719,7 +1741,7 @@
               <w:bidi w:val="0"/>
               <w:adjustRightInd w:val="0"/>
               <w:snapToGrid w:val="0"/>
-              <w:ind w:left="0" w:right="0" w:firstLine="0" w:leftChars="0" w:rightChars="0" w:firstLineChars="0"/>
+              <w:ind w:left="0" w:leftChars="0" w:right="0" w:rightChars="0" w:firstLine="0" w:firstLineChars="0"/>
               <w:jc w:val="center"/>
               <w:textAlignment w:val="baseline"/>
             </w:pPr>
@@ -1731,7 +1753,7 @@
           </w:tcPr>
           <w:p>
             <w:pPr>
-              <w:pStyle w:val="TableText"/>
+              <w:pStyle w:val="27"/>
               <w:keepNext w:val="0"/>
               <w:keepLines w:val="0"/>
               <w:pageBreakBefore w:val="0"/>
@@ -1744,7 +1766,7 @@
               <w:bidi w:val="0"/>
               <w:adjustRightInd w:val="0"/>
               <w:snapToGrid w:val="0"/>
-              <w:ind w:left="0" w:right="0" w:firstLine="0" w:leftChars="0" w:rightChars="0" w:firstLineChars="0"/>
+              <w:ind w:left="0" w:leftChars="0" w:right="0" w:rightChars="0" w:firstLine="0" w:firstLineChars="0"/>
               <w:jc w:val="center"/>
               <w:textAlignment w:val="baseline"/>
             </w:pPr>
@@ -1756,7 +1778,7 @@
           </w:tcPr>
           <w:p>
             <w:pPr>
-              <w:pStyle w:val="TableText"/>
+              <w:pStyle w:val="27"/>
               <w:keepNext w:val="0"/>
               <w:keepLines w:val="0"/>
               <w:pageBreakBefore w:val="0"/>
@@ -1769,7 +1791,7 @@
               <w:bidi w:val="0"/>
               <w:adjustRightInd w:val="0"/>
               <w:snapToGrid w:val="0"/>
-              <w:ind w:left="0" w:right="0" w:firstLine="0" w:leftChars="0" w:rightChars="0" w:firstLineChars="0"/>
+              <w:ind w:left="0" w:leftChars="0" w:right="0" w:rightChars="0" w:firstLine="0" w:firstLineChars="0"/>
               <w:jc w:val="center"/>
               <w:textAlignment w:val="baseline"/>
             </w:pPr>
@@ -1778,9 +1800,14 @@
       </w:tr>
       <w:tr>
         <w:tblPrEx>
-          <w:tblW w:w="8214" w:type="dxa"/>
-          <w:jc w:val="center"/>
-          <w:tblLayout w:type="fixed"/>
+          <w:tblBorders>
+            <w:top w:val="single" w:color="000000" w:sz="2" w:space="0"/>
+            <w:left w:val="single" w:color="000000" w:sz="2" w:space="0"/>
+            <w:bottom w:val="single" w:color="000000" w:sz="2" w:space="0"/>
+            <w:right w:val="single" w:color="000000" w:sz="2" w:space="0"/>
+            <w:insideH w:val="single" w:color="000000" w:sz="2" w:space="0"/>
+            <w:insideV w:val="single" w:color="000000" w:sz="2" w:space="0"/>
+          </w:tblBorders>
           <w:tblCellMar>
             <w:top w:w="0" w:type="dxa"/>
             <w:left w:w="0" w:type="dxa"/>
@@ -1789,7 +1816,7 @@
           </w:tblCellMar>
         </w:tblPrEx>
         <w:trPr>
-          <w:trHeight w:val="557"/>
+          <w:trHeight w:val="557" w:hRule="atLeast"/>
           <w:jc w:val="center"/>
         </w:trPr>
         <w:tc>
@@ -1798,7 +1825,7 @@
           </w:tcPr>
           <w:p>
             <w:pPr>
-              <w:pStyle w:val="TableText"/>
+              <w:pStyle w:val="27"/>
               <w:keepNext w:val="0"/>
               <w:keepLines w:val="0"/>
               <w:pageBreakBefore w:val="0"/>
@@ -1811,7 +1838,7 @@
               <w:bidi w:val="0"/>
               <w:adjustRightInd w:val="0"/>
               <w:snapToGrid w:val="0"/>
-              <w:ind w:left="0" w:right="0" w:firstLine="0" w:leftChars="0" w:rightChars="0" w:firstLineChars="0"/>
+              <w:ind w:left="0" w:leftChars="0" w:right="0" w:rightChars="0" w:firstLine="0" w:firstLineChars="0"/>
               <w:jc w:val="center"/>
               <w:textAlignment w:val="baseline"/>
             </w:pPr>
@@ -1823,7 +1850,7 @@
           </w:tcPr>
           <w:p>
             <w:pPr>
-              <w:pStyle w:val="TableText"/>
+              <w:pStyle w:val="27"/>
               <w:keepNext w:val="0"/>
               <w:keepLines w:val="0"/>
               <w:pageBreakBefore w:val="0"/>
@@ -1836,7 +1863,7 @@
               <w:bidi w:val="0"/>
               <w:adjustRightInd w:val="0"/>
               <w:snapToGrid w:val="0"/>
-              <w:ind w:left="0" w:right="0" w:firstLine="0" w:leftChars="0" w:rightChars="0" w:firstLineChars="0"/>
+              <w:ind w:left="0" w:leftChars="0" w:right="0" w:rightChars="0" w:firstLine="0" w:firstLineChars="0"/>
               <w:jc w:val="center"/>
               <w:textAlignment w:val="baseline"/>
             </w:pPr>
@@ -1848,7 +1875,7 @@
           </w:tcPr>
           <w:p>
             <w:pPr>
-              <w:pStyle w:val="TableText"/>
+              <w:pStyle w:val="27"/>
               <w:keepNext w:val="0"/>
               <w:keepLines w:val="0"/>
               <w:pageBreakBefore w:val="0"/>
@@ -1861,7 +1888,7 @@
               <w:bidi w:val="0"/>
               <w:adjustRightInd w:val="0"/>
               <w:snapToGrid w:val="0"/>
-              <w:ind w:left="0" w:right="0" w:firstLine="0" w:leftChars="0" w:rightChars="0" w:firstLineChars="0"/>
+              <w:ind w:left="0" w:leftChars="0" w:right="0" w:rightChars="0" w:firstLine="0" w:firstLineChars="0"/>
               <w:jc w:val="center"/>
               <w:textAlignment w:val="baseline"/>
             </w:pPr>
@@ -1873,7 +1900,7 @@
           </w:tcPr>
           <w:p>
             <w:pPr>
-              <w:pStyle w:val="TableText"/>
+              <w:pStyle w:val="27"/>
               <w:keepNext w:val="0"/>
               <w:keepLines w:val="0"/>
               <w:pageBreakBefore w:val="0"/>
@@ -1886,7 +1913,7 @@
               <w:bidi w:val="0"/>
               <w:adjustRightInd w:val="0"/>
               <w:snapToGrid w:val="0"/>
-              <w:ind w:left="0" w:right="0" w:firstLine="0" w:leftChars="0" w:rightChars="0" w:firstLineChars="0"/>
+              <w:ind w:left="0" w:leftChars="0" w:right="0" w:rightChars="0" w:firstLine="0" w:firstLineChars="0"/>
               <w:jc w:val="center"/>
               <w:textAlignment w:val="baseline"/>
             </w:pPr>
@@ -1898,7 +1925,7 @@
           </w:tcPr>
           <w:p>
             <w:pPr>
-              <w:pStyle w:val="TableText"/>
+              <w:pStyle w:val="27"/>
               <w:keepNext w:val="0"/>
               <w:keepLines w:val="0"/>
               <w:pageBreakBefore w:val="0"/>
@@ -1911,7 +1938,7 @@
               <w:bidi w:val="0"/>
               <w:adjustRightInd w:val="0"/>
               <w:snapToGrid w:val="0"/>
-              <w:ind w:left="0" w:right="0" w:firstLine="0" w:leftChars="0" w:rightChars="0" w:firstLineChars="0"/>
+              <w:ind w:left="0" w:leftChars="0" w:right="0" w:rightChars="0" w:firstLine="0" w:firstLineChars="0"/>
               <w:jc w:val="center"/>
               <w:textAlignment w:val="baseline"/>
             </w:pPr>
@@ -1923,7 +1950,7 @@
           </w:tcPr>
           <w:p>
             <w:pPr>
-              <w:pStyle w:val="TableText"/>
+              <w:pStyle w:val="27"/>
               <w:keepNext w:val="0"/>
               <w:keepLines w:val="0"/>
               <w:pageBreakBefore w:val="0"/>
@@ -1936,7 +1963,7 @@
               <w:bidi w:val="0"/>
               <w:adjustRightInd w:val="0"/>
               <w:snapToGrid w:val="0"/>
-              <w:ind w:left="0" w:right="0" w:firstLine="0" w:leftChars="0" w:rightChars="0" w:firstLineChars="0"/>
+              <w:ind w:left="0" w:leftChars="0" w:right="0" w:rightChars="0" w:firstLine="0" w:firstLineChars="0"/>
               <w:jc w:val="center"/>
               <w:textAlignment w:val="baseline"/>
             </w:pPr>
@@ -1968,7 +1995,7 @@
     <w:sdt>
       <w:sdtPr>
         <w:rPr>
-          <w:rFonts w:ascii="宋体" w:eastAsia="宋体" w:hAnsi="宋体" w:cs="Arial"/>
+          <w:rFonts w:ascii="宋体" w:hAnsi="宋体" w:eastAsia="宋体" w:cs="Arial"/>
           <w:snapToGrid w:val="0"/>
           <w:color w:val="000000"/>
           <w:kern w:val="0"/>
@@ -1984,7 +2011,7 @@
       </w:sdtPr>
       <w:sdtEndPr>
         <w:rPr>
-          <w:rFonts w:ascii="宋体" w:eastAsia="宋体" w:hAnsi="宋体" w:cs="宋体" w:hint="eastAsia"/>
+          <w:rFonts w:hint="eastAsia" w:ascii="宋体" w:hAnsi="宋体" w:eastAsia="宋体" w:cs="宋体"/>
           <w:snapToGrid w:val="0"/>
           <w:color w:val="000000"/>
           <w:kern w:val="0"/>
@@ -2010,18 +2037,18 @@
             <w:adjustRightInd w:val="0"/>
             <w:snapToGrid w:val="0"/>
             <w:spacing w:before="0" w:beforeLines="0" w:after="0" w:afterLines="0" w:line="240" w:lineRule="auto"/>
-            <w:ind w:left="0" w:right="0" w:firstLine="0" w:leftChars="0" w:rightChars="0" w:firstLineChars="0"/>
+            <w:ind w:left="0" w:leftChars="0" w:right="0" w:rightChars="0" w:firstLine="0" w:firstLineChars="0"/>
             <w:jc w:val="center"/>
             <w:textAlignment w:val="baseline"/>
             <w:rPr>
-              <w:rFonts w:ascii="宋体" w:eastAsia="宋体" w:hAnsi="宋体" w:cs="宋体" w:hint="eastAsia"/>
+              <w:rFonts w:hint="eastAsia" w:ascii="宋体" w:hAnsi="宋体" w:eastAsia="宋体" w:cs="宋体"/>
               <w:sz w:val="24"/>
               <w:szCs w:val="24"/>
             </w:rPr>
           </w:pPr>
           <w:r>
             <w:rPr>
-              <w:rFonts w:ascii="宋体" w:eastAsia="宋体" w:hAnsi="宋体" w:cs="宋体" w:hint="eastAsia"/>
+              <w:rFonts w:hint="eastAsia" w:ascii="宋体" w:hAnsi="宋体" w:eastAsia="宋体" w:cs="宋体"/>
               <w:sz w:val="24"/>
               <w:szCs w:val="24"/>
             </w:rPr>
@@ -2030,16 +2057,16 @@
         </w:p>
         <w:p>
           <w:pPr>
-            <w:pStyle w:val="TOC1"/>
+            <w:pStyle w:val="16"/>
             <w:tabs>
               <w:tab w:val="right" w:leader="dot" w:pos="8306"/>
             </w:tabs>
           </w:pPr>
-          <w:bookmarkStart w:id="2" w:name="_GoBack"/>
-          <w:bookmarkEnd w:id="2"/>
-          <w:r>
-            <w:rPr>
-              <w:rFonts w:ascii="宋体" w:eastAsia="宋体" w:hAnsi="宋体" w:cs="宋体" w:hint="eastAsia"/>
+          <w:bookmarkStart w:id="23" w:name="_GoBack"/>
+          <w:bookmarkEnd w:id="23"/>
+          <w:r>
+            <w:rPr>
+              <w:rFonts w:hint="eastAsia" w:ascii="宋体" w:hAnsi="宋体" w:eastAsia="宋体" w:cs="宋体"/>
               <w:sz w:val="24"/>
               <w:szCs w:val="24"/>
             </w:rPr>
@@ -2047,7 +2074,7 @@
           </w:r>
           <w:r>
             <w:rPr>
-              <w:rFonts w:ascii="宋体" w:eastAsia="宋体" w:hAnsi="宋体" w:cs="宋体" w:hint="eastAsia"/>
+              <w:rFonts w:hint="eastAsia" w:ascii="宋体" w:hAnsi="宋体" w:eastAsia="宋体" w:cs="宋体"/>
               <w:sz w:val="24"/>
               <w:szCs w:val="24"/>
             </w:rPr>
@@ -2055,7 +2082,7 @@
           </w:r>
           <w:r>
             <w:rPr>
-              <w:rFonts w:ascii="宋体" w:eastAsia="宋体" w:hAnsi="宋体" w:cs="宋体" w:hint="eastAsia"/>
+              <w:rFonts w:hint="eastAsia" w:ascii="宋体" w:hAnsi="宋体" w:eastAsia="宋体" w:cs="宋体"/>
               <w:sz w:val="24"/>
               <w:szCs w:val="24"/>
             </w:rPr>
@@ -2063,21 +2090,21 @@
           </w:r>
           <w:r>
             <w:rPr>
-              <w:rFonts w:ascii="宋体" w:eastAsia="宋体" w:hAnsi="宋体" w:cs="宋体" w:hint="eastAsia"/>
+              <w:rFonts w:hint="eastAsia" w:ascii="宋体" w:hAnsi="宋体" w:eastAsia="宋体" w:cs="宋体"/>
               <w:szCs w:val="24"/>
             </w:rPr>
             <w:fldChar w:fldCharType="begin"/>
           </w:r>
           <w:r>
             <w:rPr>
-              <w:rFonts w:ascii="宋体" w:eastAsia="宋体" w:hAnsi="宋体" w:cs="宋体" w:hint="eastAsia"/>
+              <w:rFonts w:hint="eastAsia" w:ascii="宋体" w:hAnsi="宋体" w:eastAsia="宋体" w:cs="宋体"/>
               <w:szCs w:val="24"/>
             </w:rPr>
-            <w:instrText xml:space="preserve"> HYPERLINK \l _Toc31243 </w:instrText>
-          </w:r>
-          <w:r>
-            <w:rPr>
-              <w:rFonts w:ascii="宋体" w:eastAsia="宋体" w:hAnsi="宋体" w:cs="宋体" w:hint="eastAsia"/>
+            <w:instrText xml:space="preserve"> HYPERLINK \l _Toc30413 </w:instrText>
+          </w:r>
+          <w:r>
+            <w:rPr>
+              <w:rFonts w:hint="eastAsia" w:ascii="宋体" w:hAnsi="宋体" w:eastAsia="宋体" w:cs="宋体"/>
               <w:szCs w:val="24"/>
             </w:rPr>
             <w:fldChar w:fldCharType="separate"/>
@@ -2096,7 +2123,7 @@
             <w:fldChar w:fldCharType="begin"/>
           </w:r>
           <w:r>
-            <w:instrText xml:space="preserve"> PAGEREF _Toc31243 \h </w:instrText>
+            <w:instrText xml:space="preserve"> PAGEREF _Toc30413 \h </w:instrText>
           </w:r>
           <w:r>
             <w:fldChar w:fldCharType="separate"/>
@@ -2109,7 +2136,7 @@
           </w:r>
           <w:r>
             <w:rPr>
-              <w:rFonts w:ascii="宋体" w:eastAsia="宋体" w:hAnsi="宋体" w:cs="宋体" w:hint="eastAsia"/>
+              <w:rFonts w:hint="eastAsia" w:ascii="宋体" w:hAnsi="宋体" w:eastAsia="宋体" w:cs="宋体"/>
               <w:szCs w:val="24"/>
             </w:rPr>
             <w:fldChar w:fldCharType="end"/>
@@ -2117,28 +2144,28 @@
         </w:p>
         <w:p>
           <w:pPr>
-            <w:pStyle w:val="TOC1"/>
+            <w:pStyle w:val="16"/>
             <w:tabs>
               <w:tab w:val="right" w:leader="dot" w:pos="8306"/>
             </w:tabs>
           </w:pPr>
           <w:r>
             <w:rPr>
-              <w:rFonts w:ascii="宋体" w:eastAsia="宋体" w:hAnsi="宋体" w:cs="宋体" w:hint="eastAsia"/>
+              <w:rFonts w:hint="eastAsia" w:ascii="宋体" w:hAnsi="宋体" w:eastAsia="宋体" w:cs="宋体"/>
               <w:szCs w:val="24"/>
             </w:rPr>
             <w:fldChar w:fldCharType="begin"/>
           </w:r>
           <w:r>
             <w:rPr>
-              <w:rFonts w:ascii="宋体" w:eastAsia="宋体" w:hAnsi="宋体" w:cs="宋体" w:hint="eastAsia"/>
+              <w:rFonts w:hint="eastAsia" w:ascii="宋体" w:hAnsi="宋体" w:eastAsia="宋体" w:cs="宋体"/>
               <w:szCs w:val="24"/>
             </w:rPr>
-            <w:instrText xml:space="preserve"> HYPERLINK \l _Toc15308 </w:instrText>
-          </w:r>
-          <w:r>
-            <w:rPr>
-              <w:rFonts w:ascii="宋体" w:eastAsia="宋体" w:hAnsi="宋体" w:cs="宋体" w:hint="eastAsia"/>
+            <w:instrText xml:space="preserve"> HYPERLINK \l _Toc9208 </w:instrText>
+          </w:r>
+          <w:r>
+            <w:rPr>
+              <w:rFonts w:hint="eastAsia" w:ascii="宋体" w:hAnsi="宋体" w:eastAsia="宋体" w:cs="宋体"/>
               <w:szCs w:val="24"/>
             </w:rPr>
             <w:fldChar w:fldCharType="separate"/>
@@ -2157,7 +2184,7 @@
             <w:fldChar w:fldCharType="begin"/>
           </w:r>
           <w:r>
-            <w:instrText xml:space="preserve"> PAGEREF _Toc15308 \h </w:instrText>
+            <w:instrText xml:space="preserve"> PAGEREF _Toc9208 \h </w:instrText>
           </w:r>
           <w:r>
             <w:fldChar w:fldCharType="separate"/>
@@ -2170,7 +2197,7 @@
           </w:r>
           <w:r>
             <w:rPr>
-              <w:rFonts w:ascii="宋体" w:eastAsia="宋体" w:hAnsi="宋体" w:cs="宋体" w:hint="eastAsia"/>
+              <w:rFonts w:hint="eastAsia" w:ascii="宋体" w:hAnsi="宋体" w:eastAsia="宋体" w:cs="宋体"/>
               <w:szCs w:val="24"/>
             </w:rPr>
             <w:fldChar w:fldCharType="end"/>
@@ -2178,28 +2205,28 @@
         </w:p>
         <w:p>
           <w:pPr>
-            <w:pStyle w:val="TOC1"/>
+            <w:pStyle w:val="16"/>
             <w:tabs>
               <w:tab w:val="right" w:leader="dot" w:pos="8306"/>
             </w:tabs>
           </w:pPr>
           <w:r>
             <w:rPr>
-              <w:rFonts w:ascii="宋体" w:eastAsia="宋体" w:hAnsi="宋体" w:cs="宋体" w:hint="eastAsia"/>
+              <w:rFonts w:hint="eastAsia" w:ascii="宋体" w:hAnsi="宋体" w:eastAsia="宋体" w:cs="宋体"/>
               <w:szCs w:val="24"/>
             </w:rPr>
             <w:fldChar w:fldCharType="begin"/>
           </w:r>
           <w:r>
             <w:rPr>
-              <w:rFonts w:ascii="宋体" w:eastAsia="宋体" w:hAnsi="宋体" w:cs="宋体" w:hint="eastAsia"/>
+              <w:rFonts w:hint="eastAsia" w:ascii="宋体" w:hAnsi="宋体" w:eastAsia="宋体" w:cs="宋体"/>
               <w:szCs w:val="24"/>
             </w:rPr>
-            <w:instrText xml:space="preserve"> HYPERLINK \l _Toc26985 </w:instrText>
-          </w:r>
-          <w:r>
-            <w:rPr>
-              <w:rFonts w:ascii="宋体" w:eastAsia="宋体" w:hAnsi="宋体" w:cs="宋体" w:hint="eastAsia"/>
+            <w:instrText xml:space="preserve"> HYPERLINK \l _Toc7889 </w:instrText>
+          </w:r>
+          <w:r>
+            <w:rPr>
+              <w:rFonts w:hint="eastAsia" w:ascii="宋体" w:hAnsi="宋体" w:eastAsia="宋体" w:cs="宋体"/>
               <w:szCs w:val="24"/>
             </w:rPr>
             <w:fldChar w:fldCharType="separate"/>
@@ -2225,7 +2252,7 @@
             <w:fldChar w:fldCharType="begin"/>
           </w:r>
           <w:r>
-            <w:instrText xml:space="preserve"> PAGEREF _Toc26985 \h </w:instrText>
+            <w:instrText xml:space="preserve"> PAGEREF _Toc7889 \h </w:instrText>
           </w:r>
           <w:r>
             <w:fldChar w:fldCharType="separate"/>
@@ -2238,7 +2265,7 @@
           </w:r>
           <w:r>
             <w:rPr>
-              <w:rFonts w:ascii="宋体" w:eastAsia="宋体" w:hAnsi="宋体" w:cs="宋体" w:hint="eastAsia"/>
+              <w:rFonts w:hint="eastAsia" w:ascii="宋体" w:hAnsi="宋体" w:eastAsia="宋体" w:cs="宋体"/>
               <w:szCs w:val="24"/>
             </w:rPr>
             <w:fldChar w:fldCharType="end"/>
@@ -2246,28 +2273,28 @@
         </w:p>
         <w:p>
           <w:pPr>
-            <w:pStyle w:val="TOC2"/>
+            <w:pStyle w:val="17"/>
             <w:tabs>
               <w:tab w:val="right" w:leader="dot" w:pos="8306"/>
             </w:tabs>
           </w:pPr>
           <w:r>
             <w:rPr>
-              <w:rFonts w:ascii="宋体" w:eastAsia="宋体" w:hAnsi="宋体" w:cs="宋体" w:hint="eastAsia"/>
+              <w:rFonts w:hint="eastAsia" w:ascii="宋体" w:hAnsi="宋体" w:eastAsia="宋体" w:cs="宋体"/>
               <w:szCs w:val="24"/>
             </w:rPr>
             <w:fldChar w:fldCharType="begin"/>
           </w:r>
           <w:r>
             <w:rPr>
-              <w:rFonts w:ascii="宋体" w:eastAsia="宋体" w:hAnsi="宋体" w:cs="宋体" w:hint="eastAsia"/>
+              <w:rFonts w:hint="eastAsia" w:ascii="宋体" w:hAnsi="宋体" w:eastAsia="宋体" w:cs="宋体"/>
               <w:szCs w:val="24"/>
             </w:rPr>
-            <w:instrText xml:space="preserve"> HYPERLINK \l _Toc17382 </w:instrText>
-          </w:r>
-          <w:r>
-            <w:rPr>
-              <w:rFonts w:ascii="宋体" w:eastAsia="宋体" w:hAnsi="宋体" w:cs="宋体" w:hint="eastAsia"/>
+            <w:instrText xml:space="preserve"> HYPERLINK \l _Toc15913 </w:instrText>
+          </w:r>
+          <w:r>
+            <w:rPr>
+              <w:rFonts w:hint="eastAsia" w:ascii="宋体" w:hAnsi="宋体" w:eastAsia="宋体" w:cs="宋体"/>
               <w:szCs w:val="24"/>
             </w:rPr>
             <w:fldChar w:fldCharType="separate"/>
@@ -2293,7 +2320,7 @@
             <w:fldChar w:fldCharType="begin"/>
           </w:r>
           <w:r>
-            <w:instrText xml:space="preserve"> PAGEREF _Toc17382 \h </w:instrText>
+            <w:instrText xml:space="preserve"> PAGEREF _Toc15913 \h </w:instrText>
           </w:r>
           <w:r>
             <w:fldChar w:fldCharType="separate"/>
@@ -2306,7 +2333,7 @@
           </w:r>
           <w:r>
             <w:rPr>
-              <w:rFonts w:ascii="宋体" w:eastAsia="宋体" w:hAnsi="宋体" w:cs="宋体" w:hint="eastAsia"/>
+              <w:rFonts w:hint="eastAsia" w:ascii="宋体" w:hAnsi="宋体" w:eastAsia="宋体" w:cs="宋体"/>
               <w:szCs w:val="24"/>
             </w:rPr>
             <w:fldChar w:fldCharType="end"/>
@@ -2314,28 +2341,28 @@
         </w:p>
         <w:p>
           <w:pPr>
-            <w:pStyle w:val="TOC2"/>
+            <w:pStyle w:val="17"/>
             <w:tabs>
               <w:tab w:val="right" w:leader="dot" w:pos="8306"/>
             </w:tabs>
           </w:pPr>
           <w:r>
             <w:rPr>
-              <w:rFonts w:ascii="宋体" w:eastAsia="宋体" w:hAnsi="宋体" w:cs="宋体" w:hint="eastAsia"/>
+              <w:rFonts w:hint="eastAsia" w:ascii="宋体" w:hAnsi="宋体" w:eastAsia="宋体" w:cs="宋体"/>
               <w:szCs w:val="24"/>
             </w:rPr>
             <w:fldChar w:fldCharType="begin"/>
           </w:r>
           <w:r>
             <w:rPr>
-              <w:rFonts w:ascii="宋体" w:eastAsia="宋体" w:hAnsi="宋体" w:cs="宋体" w:hint="eastAsia"/>
+              <w:rFonts w:hint="eastAsia" w:ascii="宋体" w:hAnsi="宋体" w:eastAsia="宋体" w:cs="宋体"/>
               <w:szCs w:val="24"/>
             </w:rPr>
-            <w:instrText xml:space="preserve"> HYPERLINK \l _Toc5791 </w:instrText>
-          </w:r>
-          <w:r>
-            <w:rPr>
-              <w:rFonts w:ascii="宋体" w:eastAsia="宋体" w:hAnsi="宋体" w:cs="宋体" w:hint="eastAsia"/>
+            <w:instrText xml:space="preserve"> HYPERLINK \l _Toc11171 </w:instrText>
+          </w:r>
+          <w:r>
+            <w:rPr>
+              <w:rFonts w:hint="eastAsia" w:ascii="宋体" w:hAnsi="宋体" w:eastAsia="宋体" w:cs="宋体"/>
               <w:szCs w:val="24"/>
             </w:rPr>
             <w:fldChar w:fldCharType="separate"/>
@@ -2361,7 +2388,7 @@
             <w:fldChar w:fldCharType="begin"/>
           </w:r>
           <w:r>
-            <w:instrText xml:space="preserve"> PAGEREF _Toc5791 \h </w:instrText>
+            <w:instrText xml:space="preserve"> PAGEREF _Toc11171 \h </w:instrText>
           </w:r>
           <w:r>
             <w:fldChar w:fldCharType="separate"/>
@@ -2374,7 +2401,7 @@
           </w:r>
           <w:r>
             <w:rPr>
-              <w:rFonts w:ascii="宋体" w:eastAsia="宋体" w:hAnsi="宋体" w:cs="宋体" w:hint="eastAsia"/>
+              <w:rFonts w:hint="eastAsia" w:ascii="宋体" w:hAnsi="宋体" w:eastAsia="宋体" w:cs="宋体"/>
               <w:szCs w:val="24"/>
             </w:rPr>
             <w:fldChar w:fldCharType="end"/>
@@ -2382,28 +2409,28 @@
         </w:p>
         <w:p>
           <w:pPr>
-            <w:pStyle w:val="TOC2"/>
+            <w:pStyle w:val="17"/>
             <w:tabs>
               <w:tab w:val="right" w:leader="dot" w:pos="8306"/>
             </w:tabs>
           </w:pPr>
           <w:r>
             <w:rPr>
-              <w:rFonts w:ascii="宋体" w:eastAsia="宋体" w:hAnsi="宋体" w:cs="宋体" w:hint="eastAsia"/>
+              <w:rFonts w:hint="eastAsia" w:ascii="宋体" w:hAnsi="宋体" w:eastAsia="宋体" w:cs="宋体"/>
               <w:szCs w:val="24"/>
             </w:rPr>
             <w:fldChar w:fldCharType="begin"/>
           </w:r>
           <w:r>
             <w:rPr>
-              <w:rFonts w:ascii="宋体" w:eastAsia="宋体" w:hAnsi="宋体" w:cs="宋体" w:hint="eastAsia"/>
+              <w:rFonts w:hint="eastAsia" w:ascii="宋体" w:hAnsi="宋体" w:eastAsia="宋体" w:cs="宋体"/>
               <w:szCs w:val="24"/>
             </w:rPr>
-            <w:instrText xml:space="preserve"> HYPERLINK \l _Toc4949 </w:instrText>
-          </w:r>
-          <w:r>
-            <w:rPr>
-              <w:rFonts w:ascii="宋体" w:eastAsia="宋体" w:hAnsi="宋体" w:cs="宋体" w:hint="eastAsia"/>
+            <w:instrText xml:space="preserve"> HYPERLINK \l _Toc20260 </w:instrText>
+          </w:r>
+          <w:r>
+            <w:rPr>
+              <w:rFonts w:hint="eastAsia" w:ascii="宋体" w:hAnsi="宋体" w:eastAsia="宋体" w:cs="宋体"/>
               <w:szCs w:val="24"/>
             </w:rPr>
             <w:fldChar w:fldCharType="separate"/>
@@ -2429,7 +2456,7 @@
             <w:fldChar w:fldCharType="begin"/>
           </w:r>
           <w:r>
-            <w:instrText xml:space="preserve"> PAGEREF _Toc4949 \h </w:instrText>
+            <w:instrText xml:space="preserve"> PAGEREF _Toc20260 \h </w:instrText>
           </w:r>
           <w:r>
             <w:fldChar w:fldCharType="separate"/>
@@ -2442,7 +2469,7 @@
           </w:r>
           <w:r>
             <w:rPr>
-              <w:rFonts w:ascii="宋体" w:eastAsia="宋体" w:hAnsi="宋体" w:cs="宋体" w:hint="eastAsia"/>
+              <w:rFonts w:hint="eastAsia" w:ascii="宋体" w:hAnsi="宋体" w:eastAsia="宋体" w:cs="宋体"/>
               <w:szCs w:val="24"/>
             </w:rPr>
             <w:fldChar w:fldCharType="end"/>
@@ -2450,28 +2477,28 @@
         </w:p>
         <w:p>
           <w:pPr>
-            <w:pStyle w:val="TOC1"/>
+            <w:pStyle w:val="16"/>
             <w:tabs>
               <w:tab w:val="right" w:leader="dot" w:pos="8306"/>
             </w:tabs>
           </w:pPr>
           <w:r>
             <w:rPr>
-              <w:rFonts w:ascii="宋体" w:eastAsia="宋体" w:hAnsi="宋体" w:cs="宋体" w:hint="eastAsia"/>
+              <w:rFonts w:hint="eastAsia" w:ascii="宋体" w:hAnsi="宋体" w:eastAsia="宋体" w:cs="宋体"/>
               <w:szCs w:val="24"/>
             </w:rPr>
             <w:fldChar w:fldCharType="begin"/>
           </w:r>
           <w:r>
             <w:rPr>
-              <w:rFonts w:ascii="宋体" w:eastAsia="宋体" w:hAnsi="宋体" w:cs="宋体" w:hint="eastAsia"/>
+              <w:rFonts w:hint="eastAsia" w:ascii="宋体" w:hAnsi="宋体" w:eastAsia="宋体" w:cs="宋体"/>
               <w:szCs w:val="24"/>
             </w:rPr>
-            <w:instrText xml:space="preserve"> HYPERLINK \l _Toc11331 </w:instrText>
-          </w:r>
-          <w:r>
-            <w:rPr>
-              <w:rFonts w:ascii="宋体" w:eastAsia="宋体" w:hAnsi="宋体" w:cs="宋体" w:hint="eastAsia"/>
+            <w:instrText xml:space="preserve"> HYPERLINK \l _Toc30088 </w:instrText>
+          </w:r>
+          <w:r>
+            <w:rPr>
+              <w:rFonts w:hint="eastAsia" w:ascii="宋体" w:hAnsi="宋体" w:eastAsia="宋体" w:cs="宋体"/>
               <w:szCs w:val="24"/>
             </w:rPr>
             <w:fldChar w:fldCharType="separate"/>
@@ -2497,7 +2524,7 @@
             <w:fldChar w:fldCharType="begin"/>
           </w:r>
           <w:r>
-            <w:instrText xml:space="preserve"> PAGEREF _Toc11331 \h </w:instrText>
+            <w:instrText xml:space="preserve"> PAGEREF _Toc30088 \h </w:instrText>
           </w:r>
           <w:r>
             <w:fldChar w:fldCharType="separate"/>
@@ -2510,7 +2537,7 @@
           </w:r>
           <w:r>
             <w:rPr>
-              <w:rFonts w:ascii="宋体" w:eastAsia="宋体" w:hAnsi="宋体" w:cs="宋体" w:hint="eastAsia"/>
+              <w:rFonts w:hint="eastAsia" w:ascii="宋体" w:hAnsi="宋体" w:eastAsia="宋体" w:cs="宋体"/>
               <w:szCs w:val="24"/>
             </w:rPr>
             <w:fldChar w:fldCharType="end"/>
@@ -2518,28 +2545,28 @@
         </w:p>
         <w:p>
           <w:pPr>
-            <w:pStyle w:val="TOC1"/>
+            <w:pStyle w:val="16"/>
             <w:tabs>
               <w:tab w:val="right" w:leader="dot" w:pos="8306"/>
             </w:tabs>
           </w:pPr>
           <w:r>
             <w:rPr>
-              <w:rFonts w:ascii="宋体" w:eastAsia="宋体" w:hAnsi="宋体" w:cs="宋体" w:hint="eastAsia"/>
+              <w:rFonts w:hint="eastAsia" w:ascii="宋体" w:hAnsi="宋体" w:eastAsia="宋体" w:cs="宋体"/>
               <w:szCs w:val="24"/>
             </w:rPr>
             <w:fldChar w:fldCharType="begin"/>
           </w:r>
           <w:r>
             <w:rPr>
-              <w:rFonts w:ascii="宋体" w:eastAsia="宋体" w:hAnsi="宋体" w:cs="宋体" w:hint="eastAsia"/>
+              <w:rFonts w:hint="eastAsia" w:ascii="宋体" w:hAnsi="宋体" w:eastAsia="宋体" w:cs="宋体"/>
               <w:szCs w:val="24"/>
             </w:rPr>
-            <w:instrText xml:space="preserve"> HYPERLINK \l _Toc11061 </w:instrText>
-          </w:r>
-          <w:r>
-            <w:rPr>
-              <w:rFonts w:ascii="宋体" w:eastAsia="宋体" w:hAnsi="宋体" w:cs="宋体" w:hint="eastAsia"/>
+            <w:instrText xml:space="preserve"> HYPERLINK \l _Toc4501 </w:instrText>
+          </w:r>
+          <w:r>
+            <w:rPr>
+              <w:rFonts w:hint="eastAsia" w:ascii="宋体" w:hAnsi="宋体" w:eastAsia="宋体" w:cs="宋体"/>
               <w:szCs w:val="24"/>
             </w:rPr>
             <w:fldChar w:fldCharType="separate"/>
@@ -2565,7 +2592,7 @@
             <w:fldChar w:fldCharType="begin"/>
           </w:r>
           <w:r>
-            <w:instrText xml:space="preserve"> PAGEREF _Toc11061 \h </w:instrText>
+            <w:instrText xml:space="preserve"> PAGEREF _Toc4501 \h </w:instrText>
           </w:r>
           <w:r>
             <w:fldChar w:fldCharType="separate"/>
@@ -2578,7 +2605,7 @@
           </w:r>
           <w:r>
             <w:rPr>
-              <w:rFonts w:ascii="宋体" w:eastAsia="宋体" w:hAnsi="宋体" w:cs="宋体" w:hint="eastAsia"/>
+              <w:rFonts w:hint="eastAsia" w:ascii="宋体" w:hAnsi="宋体" w:eastAsia="宋体" w:cs="宋体"/>
               <w:szCs w:val="24"/>
             </w:rPr>
             <w:fldChar w:fldCharType="end"/>
@@ -2586,28 +2613,28 @@
         </w:p>
         <w:p>
           <w:pPr>
-            <w:pStyle w:val="TOC1"/>
+            <w:pStyle w:val="16"/>
             <w:tabs>
               <w:tab w:val="right" w:leader="dot" w:pos="8306"/>
             </w:tabs>
           </w:pPr>
           <w:r>
             <w:rPr>
-              <w:rFonts w:ascii="宋体" w:eastAsia="宋体" w:hAnsi="宋体" w:cs="宋体" w:hint="eastAsia"/>
+              <w:rFonts w:hint="eastAsia" w:ascii="宋体" w:hAnsi="宋体" w:eastAsia="宋体" w:cs="宋体"/>
               <w:szCs w:val="24"/>
             </w:rPr>
             <w:fldChar w:fldCharType="begin"/>
           </w:r>
           <w:r>
             <w:rPr>
-              <w:rFonts w:ascii="宋体" w:eastAsia="宋体" w:hAnsi="宋体" w:cs="宋体" w:hint="eastAsia"/>
+              <w:rFonts w:hint="eastAsia" w:ascii="宋体" w:hAnsi="宋体" w:eastAsia="宋体" w:cs="宋体"/>
               <w:szCs w:val="24"/>
             </w:rPr>
-            <w:instrText xml:space="preserve"> HYPERLINK \l _Toc11352 </w:instrText>
-          </w:r>
-          <w:r>
-            <w:rPr>
-              <w:rFonts w:ascii="宋体" w:eastAsia="宋体" w:hAnsi="宋体" w:cs="宋体" w:hint="eastAsia"/>
+            <w:instrText xml:space="preserve"> HYPERLINK \l _Toc2548 </w:instrText>
+          </w:r>
+          <w:r>
+            <w:rPr>
+              <w:rFonts w:hint="eastAsia" w:ascii="宋体" w:hAnsi="宋体" w:eastAsia="宋体" w:cs="宋体"/>
               <w:szCs w:val="24"/>
             </w:rPr>
             <w:fldChar w:fldCharType="separate"/>
@@ -2633,7 +2660,7 @@
             <w:fldChar w:fldCharType="begin"/>
           </w:r>
           <w:r>
-            <w:instrText xml:space="preserve"> PAGEREF _Toc11352 \h </w:instrText>
+            <w:instrText xml:space="preserve"> PAGEREF _Toc2548 \h </w:instrText>
           </w:r>
           <w:r>
             <w:fldChar w:fldCharType="separate"/>
@@ -2646,7 +2673,7 @@
           </w:r>
           <w:r>
             <w:rPr>
-              <w:rFonts w:ascii="宋体" w:eastAsia="宋体" w:hAnsi="宋体" w:cs="宋体" w:hint="eastAsia"/>
+              <w:rFonts w:hint="eastAsia" w:ascii="宋体" w:hAnsi="宋体" w:eastAsia="宋体" w:cs="宋体"/>
               <w:szCs w:val="24"/>
             </w:rPr>
             <w:fldChar w:fldCharType="end"/>
@@ -2654,28 +2681,28 @@
         </w:p>
         <w:p>
           <w:pPr>
-            <w:pStyle w:val="TOC2"/>
+            <w:pStyle w:val="17"/>
             <w:tabs>
               <w:tab w:val="right" w:leader="dot" w:pos="8306"/>
             </w:tabs>
           </w:pPr>
           <w:r>
             <w:rPr>
-              <w:rFonts w:ascii="宋体" w:eastAsia="宋体" w:hAnsi="宋体" w:cs="宋体" w:hint="eastAsia"/>
+              <w:rFonts w:hint="eastAsia" w:ascii="宋体" w:hAnsi="宋体" w:eastAsia="宋体" w:cs="宋体"/>
               <w:szCs w:val="24"/>
             </w:rPr>
             <w:fldChar w:fldCharType="begin"/>
           </w:r>
           <w:r>
             <w:rPr>
-              <w:rFonts w:ascii="宋体" w:eastAsia="宋体" w:hAnsi="宋体" w:cs="宋体" w:hint="eastAsia"/>
+              <w:rFonts w:hint="eastAsia" w:ascii="宋体" w:hAnsi="宋体" w:eastAsia="宋体" w:cs="宋体"/>
               <w:szCs w:val="24"/>
             </w:rPr>
-            <w:instrText xml:space="preserve"> HYPERLINK \l _Toc23926 </w:instrText>
-          </w:r>
-          <w:r>
-            <w:rPr>
-              <w:rFonts w:ascii="宋体" w:eastAsia="宋体" w:hAnsi="宋体" w:cs="宋体" w:hint="eastAsia"/>
+            <w:instrText xml:space="preserve"> HYPERLINK \l _Toc3253 </w:instrText>
+          </w:r>
+          <w:r>
+            <w:rPr>
+              <w:rFonts w:hint="eastAsia" w:ascii="宋体" w:hAnsi="宋体" w:eastAsia="宋体" w:cs="宋体"/>
               <w:szCs w:val="24"/>
             </w:rPr>
             <w:fldChar w:fldCharType="separate"/>
@@ -2701,7 +2728,7 @@
             <w:fldChar w:fldCharType="begin"/>
           </w:r>
           <w:r>
-            <w:instrText xml:space="preserve"> PAGEREF _Toc23926 \h </w:instrText>
+            <w:instrText xml:space="preserve"> PAGEREF _Toc3253 \h </w:instrText>
           </w:r>
           <w:r>
             <w:fldChar w:fldCharType="separate"/>
@@ -2714,7 +2741,7 @@
           </w:r>
           <w:r>
             <w:rPr>
-              <w:rFonts w:ascii="宋体" w:eastAsia="宋体" w:hAnsi="宋体" w:cs="宋体" w:hint="eastAsia"/>
+              <w:rFonts w:hint="eastAsia" w:ascii="宋体" w:hAnsi="宋体" w:eastAsia="宋体" w:cs="宋体"/>
               <w:szCs w:val="24"/>
             </w:rPr>
             <w:fldChar w:fldCharType="end"/>
@@ -2722,28 +2749,28 @@
         </w:p>
         <w:p>
           <w:pPr>
-            <w:pStyle w:val="TOC2"/>
+            <w:pStyle w:val="17"/>
             <w:tabs>
               <w:tab w:val="right" w:leader="dot" w:pos="8306"/>
             </w:tabs>
           </w:pPr>
           <w:r>
             <w:rPr>
-              <w:rFonts w:ascii="宋体" w:eastAsia="宋体" w:hAnsi="宋体" w:cs="宋体" w:hint="eastAsia"/>
+              <w:rFonts w:hint="eastAsia" w:ascii="宋体" w:hAnsi="宋体" w:eastAsia="宋体" w:cs="宋体"/>
               <w:szCs w:val="24"/>
             </w:rPr>
             <w:fldChar w:fldCharType="begin"/>
           </w:r>
           <w:r>
             <w:rPr>
-              <w:rFonts w:ascii="宋体" w:eastAsia="宋体" w:hAnsi="宋体" w:cs="宋体" w:hint="eastAsia"/>
+              <w:rFonts w:hint="eastAsia" w:ascii="宋体" w:hAnsi="宋体" w:eastAsia="宋体" w:cs="宋体"/>
               <w:szCs w:val="24"/>
             </w:rPr>
-            <w:instrText xml:space="preserve"> HYPERLINK \l _Toc24893 </w:instrText>
-          </w:r>
-          <w:r>
-            <w:rPr>
-              <w:rFonts w:ascii="宋体" w:eastAsia="宋体" w:hAnsi="宋体" w:cs="宋体" w:hint="eastAsia"/>
+            <w:instrText xml:space="preserve"> HYPERLINK \l _Toc3203 </w:instrText>
+          </w:r>
+          <w:r>
+            <w:rPr>
+              <w:rFonts w:hint="eastAsia" w:ascii="宋体" w:hAnsi="宋体" w:eastAsia="宋体" w:cs="宋体"/>
               <w:szCs w:val="24"/>
             </w:rPr>
             <w:fldChar w:fldCharType="separate"/>
@@ -2769,7 +2796,7 @@
             <w:fldChar w:fldCharType="begin"/>
           </w:r>
           <w:r>
-            <w:instrText xml:space="preserve"> PAGEREF _Toc24893 \h </w:instrText>
+            <w:instrText xml:space="preserve"> PAGEREF _Toc3203 \h </w:instrText>
           </w:r>
           <w:r>
             <w:fldChar w:fldCharType="separate"/>
@@ -2782,7 +2809,7 @@
           </w:r>
           <w:r>
             <w:rPr>
-              <w:rFonts w:ascii="宋体" w:eastAsia="宋体" w:hAnsi="宋体" w:cs="宋体" w:hint="eastAsia"/>
+              <w:rFonts w:hint="eastAsia" w:ascii="宋体" w:hAnsi="宋体" w:eastAsia="宋体" w:cs="宋体"/>
               <w:szCs w:val="24"/>
             </w:rPr>
             <w:fldChar w:fldCharType="end"/>
@@ -2790,28 +2817,28 @@
         </w:p>
         <w:p>
           <w:pPr>
-            <w:pStyle w:val="TOC2"/>
+            <w:pStyle w:val="17"/>
             <w:tabs>
               <w:tab w:val="right" w:leader="dot" w:pos="8306"/>
             </w:tabs>
           </w:pPr>
           <w:r>
             <w:rPr>
-              <w:rFonts w:ascii="宋体" w:eastAsia="宋体" w:hAnsi="宋体" w:cs="宋体" w:hint="eastAsia"/>
+              <w:rFonts w:hint="eastAsia" w:ascii="宋体" w:hAnsi="宋体" w:eastAsia="宋体" w:cs="宋体"/>
               <w:szCs w:val="24"/>
             </w:rPr>
             <w:fldChar w:fldCharType="begin"/>
           </w:r>
           <w:r>
             <w:rPr>
-              <w:rFonts w:ascii="宋体" w:eastAsia="宋体" w:hAnsi="宋体" w:cs="宋体" w:hint="eastAsia"/>
+              <w:rFonts w:hint="eastAsia" w:ascii="宋体" w:hAnsi="宋体" w:eastAsia="宋体" w:cs="宋体"/>
               <w:szCs w:val="24"/>
             </w:rPr>
-            <w:instrText xml:space="preserve"> HYPERLINK \l _Toc12919 </w:instrText>
-          </w:r>
-          <w:r>
-            <w:rPr>
-              <w:rFonts w:ascii="宋体" w:eastAsia="宋体" w:hAnsi="宋体" w:cs="宋体" w:hint="eastAsia"/>
+            <w:instrText xml:space="preserve"> HYPERLINK \l _Toc20946 </w:instrText>
+          </w:r>
+          <w:r>
+            <w:rPr>
+              <w:rFonts w:hint="eastAsia" w:ascii="宋体" w:hAnsi="宋体" w:eastAsia="宋体" w:cs="宋体"/>
               <w:szCs w:val="24"/>
             </w:rPr>
             <w:fldChar w:fldCharType="separate"/>
@@ -2837,7 +2864,7 @@
             <w:fldChar w:fldCharType="begin"/>
           </w:r>
           <w:r>
-            <w:instrText xml:space="preserve"> PAGEREF _Toc12919 \h </w:instrText>
+            <w:instrText xml:space="preserve"> PAGEREF _Toc20946 \h </w:instrText>
           </w:r>
           <w:r>
             <w:fldChar w:fldCharType="separate"/>
@@ -2850,7 +2877,7 @@
           </w:r>
           <w:r>
             <w:rPr>
-              <w:rFonts w:ascii="宋体" w:eastAsia="宋体" w:hAnsi="宋体" w:cs="宋体" w:hint="eastAsia"/>
+              <w:rFonts w:hint="eastAsia" w:ascii="宋体" w:hAnsi="宋体" w:eastAsia="宋体" w:cs="宋体"/>
               <w:szCs w:val="24"/>
             </w:rPr>
             <w:fldChar w:fldCharType="end"/>
@@ -2858,28 +2885,28 @@
         </w:p>
         <w:p>
           <w:pPr>
-            <w:pStyle w:val="TOC2"/>
+            <w:pStyle w:val="17"/>
             <w:tabs>
               <w:tab w:val="right" w:leader="dot" w:pos="8306"/>
             </w:tabs>
           </w:pPr>
           <w:r>
             <w:rPr>
-              <w:rFonts w:ascii="宋体" w:eastAsia="宋体" w:hAnsi="宋体" w:cs="宋体" w:hint="eastAsia"/>
+              <w:rFonts w:hint="eastAsia" w:ascii="宋体" w:hAnsi="宋体" w:eastAsia="宋体" w:cs="宋体"/>
               <w:szCs w:val="24"/>
             </w:rPr>
             <w:fldChar w:fldCharType="begin"/>
           </w:r>
           <w:r>
             <w:rPr>
-              <w:rFonts w:ascii="宋体" w:eastAsia="宋体" w:hAnsi="宋体" w:cs="宋体" w:hint="eastAsia"/>
+              <w:rFonts w:hint="eastAsia" w:ascii="宋体" w:hAnsi="宋体" w:eastAsia="宋体" w:cs="宋体"/>
               <w:szCs w:val="24"/>
             </w:rPr>
-            <w:instrText xml:space="preserve"> HYPERLINK \l _Toc838 </w:instrText>
-          </w:r>
-          <w:r>
-            <w:rPr>
-              <w:rFonts w:ascii="宋体" w:eastAsia="宋体" w:hAnsi="宋体" w:cs="宋体" w:hint="eastAsia"/>
+            <w:instrText xml:space="preserve"> HYPERLINK \l _Toc23788 </w:instrText>
+          </w:r>
+          <w:r>
+            <w:rPr>
+              <w:rFonts w:hint="eastAsia" w:ascii="宋体" w:hAnsi="宋体" w:eastAsia="宋体" w:cs="宋体"/>
               <w:szCs w:val="24"/>
             </w:rPr>
             <w:fldChar w:fldCharType="separate"/>
@@ -2905,7 +2932,7 @@
             <w:fldChar w:fldCharType="begin"/>
           </w:r>
           <w:r>
-            <w:instrText xml:space="preserve"> PAGEREF _Toc838 \h </w:instrText>
+            <w:instrText xml:space="preserve"> PAGEREF _Toc23788 \h </w:instrText>
           </w:r>
           <w:r>
             <w:fldChar w:fldCharType="separate"/>
@@ -2918,7 +2945,7 @@
           </w:r>
           <w:r>
             <w:rPr>
-              <w:rFonts w:ascii="宋体" w:eastAsia="宋体" w:hAnsi="宋体" w:cs="宋体" w:hint="eastAsia"/>
+              <w:rFonts w:hint="eastAsia" w:ascii="宋体" w:hAnsi="宋体" w:eastAsia="宋体" w:cs="宋体"/>
               <w:szCs w:val="24"/>
             </w:rPr>
             <w:fldChar w:fldCharType="end"/>
@@ -2926,28 +2953,28 @@
         </w:p>
         <w:p>
           <w:pPr>
-            <w:pStyle w:val="TOC2"/>
+            <w:pStyle w:val="17"/>
             <w:tabs>
               <w:tab w:val="right" w:leader="dot" w:pos="8306"/>
             </w:tabs>
           </w:pPr>
           <w:r>
             <w:rPr>
-              <w:rFonts w:ascii="宋体" w:eastAsia="宋体" w:hAnsi="宋体" w:cs="宋体" w:hint="eastAsia"/>
+              <w:rFonts w:hint="eastAsia" w:ascii="宋体" w:hAnsi="宋体" w:eastAsia="宋体" w:cs="宋体"/>
               <w:szCs w:val="24"/>
             </w:rPr>
             <w:fldChar w:fldCharType="begin"/>
           </w:r>
           <w:r>
             <w:rPr>
-              <w:rFonts w:ascii="宋体" w:eastAsia="宋体" w:hAnsi="宋体" w:cs="宋体" w:hint="eastAsia"/>
+              <w:rFonts w:hint="eastAsia" w:ascii="宋体" w:hAnsi="宋体" w:eastAsia="宋体" w:cs="宋体"/>
               <w:szCs w:val="24"/>
             </w:rPr>
-            <w:instrText xml:space="preserve"> HYPERLINK \l _Toc29906 </w:instrText>
-          </w:r>
-          <w:r>
-            <w:rPr>
-              <w:rFonts w:ascii="宋体" w:eastAsia="宋体" w:hAnsi="宋体" w:cs="宋体" w:hint="eastAsia"/>
+            <w:instrText xml:space="preserve"> HYPERLINK \l _Toc28412 </w:instrText>
+          </w:r>
+          <w:r>
+            <w:rPr>
+              <w:rFonts w:hint="eastAsia" w:ascii="宋体" w:hAnsi="宋体" w:eastAsia="宋体" w:cs="宋体"/>
               <w:szCs w:val="24"/>
             </w:rPr>
             <w:fldChar w:fldCharType="separate"/>
@@ -2973,7 +3000,7 @@
             <w:fldChar w:fldCharType="begin"/>
           </w:r>
           <w:r>
-            <w:instrText xml:space="preserve"> PAGEREF _Toc29906 \h </w:instrText>
+            <w:instrText xml:space="preserve"> PAGEREF _Toc28412 \h </w:instrText>
           </w:r>
           <w:r>
             <w:fldChar w:fldCharType="separate"/>
@@ -2986,7 +3013,7 @@
           </w:r>
           <w:r>
             <w:rPr>
-              <w:rFonts w:ascii="宋体" w:eastAsia="宋体" w:hAnsi="宋体" w:cs="宋体" w:hint="eastAsia"/>
+              <w:rFonts w:hint="eastAsia" w:ascii="宋体" w:hAnsi="宋体" w:eastAsia="宋体" w:cs="宋体"/>
               <w:szCs w:val="24"/>
             </w:rPr>
             <w:fldChar w:fldCharType="end"/>
@@ -2994,28 +3021,28 @@
         </w:p>
         <w:p>
           <w:pPr>
-            <w:pStyle w:val="TOC2"/>
+            <w:pStyle w:val="17"/>
             <w:tabs>
               <w:tab w:val="right" w:leader="dot" w:pos="8306"/>
             </w:tabs>
           </w:pPr>
           <w:r>
             <w:rPr>
-              <w:rFonts w:ascii="宋体" w:eastAsia="宋体" w:hAnsi="宋体" w:cs="宋体" w:hint="eastAsia"/>
+              <w:rFonts w:hint="eastAsia" w:ascii="宋体" w:hAnsi="宋体" w:eastAsia="宋体" w:cs="宋体"/>
               <w:szCs w:val="24"/>
             </w:rPr>
             <w:fldChar w:fldCharType="begin"/>
           </w:r>
           <w:r>
             <w:rPr>
-              <w:rFonts w:ascii="宋体" w:eastAsia="宋体" w:hAnsi="宋体" w:cs="宋体" w:hint="eastAsia"/>
+              <w:rFonts w:hint="eastAsia" w:ascii="宋体" w:hAnsi="宋体" w:eastAsia="宋体" w:cs="宋体"/>
               <w:szCs w:val="24"/>
             </w:rPr>
-            <w:instrText xml:space="preserve"> HYPERLINK \l _Toc8184 </w:instrText>
-          </w:r>
-          <w:r>
-            <w:rPr>
-              <w:rFonts w:ascii="宋体" w:eastAsia="宋体" w:hAnsi="宋体" w:cs="宋体" w:hint="eastAsia"/>
+            <w:instrText xml:space="preserve"> HYPERLINK \l _Toc4452 </w:instrText>
+          </w:r>
+          <w:r>
+            <w:rPr>
+              <w:rFonts w:hint="eastAsia" w:ascii="宋体" w:hAnsi="宋体" w:eastAsia="宋体" w:cs="宋体"/>
               <w:szCs w:val="24"/>
             </w:rPr>
             <w:fldChar w:fldCharType="separate"/>
@@ -3041,7 +3068,7 @@
             <w:fldChar w:fldCharType="begin"/>
           </w:r>
           <w:r>
-            <w:instrText xml:space="preserve"> PAGEREF _Toc8184 \h </w:instrText>
+            <w:instrText xml:space="preserve"> PAGEREF _Toc4452 \h </w:instrText>
           </w:r>
           <w:r>
             <w:fldChar w:fldCharType="separate"/>
@@ -3054,7 +3081,7 @@
           </w:r>
           <w:r>
             <w:rPr>
-              <w:rFonts w:ascii="宋体" w:eastAsia="宋体" w:hAnsi="宋体" w:cs="宋体" w:hint="eastAsia"/>
+              <w:rFonts w:hint="eastAsia" w:ascii="宋体" w:hAnsi="宋体" w:eastAsia="宋体" w:cs="宋体"/>
               <w:szCs w:val="24"/>
             </w:rPr>
             <w:fldChar w:fldCharType="end"/>
@@ -3062,28 +3089,28 @@
         </w:p>
         <w:p>
           <w:pPr>
-            <w:pStyle w:val="TOC2"/>
+            <w:pStyle w:val="17"/>
             <w:tabs>
               <w:tab w:val="right" w:leader="dot" w:pos="8306"/>
             </w:tabs>
           </w:pPr>
           <w:r>
             <w:rPr>
-              <w:rFonts w:ascii="宋体" w:eastAsia="宋体" w:hAnsi="宋体" w:cs="宋体" w:hint="eastAsia"/>
+              <w:rFonts w:hint="eastAsia" w:ascii="宋体" w:hAnsi="宋体" w:eastAsia="宋体" w:cs="宋体"/>
               <w:szCs w:val="24"/>
             </w:rPr>
             <w:fldChar w:fldCharType="begin"/>
           </w:r>
           <w:r>
             <w:rPr>
-              <w:rFonts w:ascii="宋体" w:eastAsia="宋体" w:hAnsi="宋体" w:cs="宋体" w:hint="eastAsia"/>
+              <w:rFonts w:hint="eastAsia" w:ascii="宋体" w:hAnsi="宋体" w:eastAsia="宋体" w:cs="宋体"/>
               <w:szCs w:val="24"/>
             </w:rPr>
-            <w:instrText xml:space="preserve"> HYPERLINK \l _Toc23574 </w:instrText>
-          </w:r>
-          <w:r>
-            <w:rPr>
-              <w:rFonts w:ascii="宋体" w:eastAsia="宋体" w:hAnsi="宋体" w:cs="宋体" w:hint="eastAsia"/>
+            <w:instrText xml:space="preserve"> HYPERLINK \l _Toc2129 </w:instrText>
+          </w:r>
+          <w:r>
+            <w:rPr>
+              <w:rFonts w:hint="eastAsia" w:ascii="宋体" w:hAnsi="宋体" w:eastAsia="宋体" w:cs="宋体"/>
               <w:szCs w:val="24"/>
             </w:rPr>
             <w:fldChar w:fldCharType="separate"/>
@@ -3109,7 +3136,7 @@
             <w:fldChar w:fldCharType="begin"/>
           </w:r>
           <w:r>
-            <w:instrText xml:space="preserve"> PAGEREF _Toc23574 \h </w:instrText>
+            <w:instrText xml:space="preserve"> PAGEREF _Toc2129 \h </w:instrText>
           </w:r>
           <w:r>
             <w:fldChar w:fldCharType="separate"/>
@@ -3122,7 +3149,7 @@
           </w:r>
           <w:r>
             <w:rPr>
-              <w:rFonts w:ascii="宋体" w:eastAsia="宋体" w:hAnsi="宋体" w:cs="宋体" w:hint="eastAsia"/>
+              <w:rFonts w:hint="eastAsia" w:ascii="宋体" w:hAnsi="宋体" w:eastAsia="宋体" w:cs="宋体"/>
               <w:szCs w:val="24"/>
             </w:rPr>
             <w:fldChar w:fldCharType="end"/>
@@ -3130,28 +3157,28 @@
         </w:p>
         <w:p>
           <w:pPr>
-            <w:pStyle w:val="TOC1"/>
+            <w:pStyle w:val="16"/>
             <w:tabs>
               <w:tab w:val="right" w:leader="dot" w:pos="8306"/>
             </w:tabs>
           </w:pPr>
           <w:r>
             <w:rPr>
-              <w:rFonts w:ascii="宋体" w:eastAsia="宋体" w:hAnsi="宋体" w:cs="宋体" w:hint="eastAsia"/>
+              <w:rFonts w:hint="eastAsia" w:ascii="宋体" w:hAnsi="宋体" w:eastAsia="宋体" w:cs="宋体"/>
               <w:szCs w:val="24"/>
             </w:rPr>
             <w:fldChar w:fldCharType="begin"/>
           </w:r>
           <w:r>
             <w:rPr>
-              <w:rFonts w:ascii="宋体" w:eastAsia="宋体" w:hAnsi="宋体" w:cs="宋体" w:hint="eastAsia"/>
+              <w:rFonts w:hint="eastAsia" w:ascii="宋体" w:hAnsi="宋体" w:eastAsia="宋体" w:cs="宋体"/>
               <w:szCs w:val="24"/>
             </w:rPr>
-            <w:instrText xml:space="preserve"> HYPERLINK \l _Toc30779 </w:instrText>
-          </w:r>
-          <w:r>
-            <w:rPr>
-              <w:rFonts w:ascii="宋体" w:eastAsia="宋体" w:hAnsi="宋体" w:cs="宋体" w:hint="eastAsia"/>
+            <w:instrText xml:space="preserve"> HYPERLINK \l _Toc4429 </w:instrText>
+          </w:r>
+          <w:r>
+            <w:rPr>
+              <w:rFonts w:hint="eastAsia" w:ascii="宋体" w:hAnsi="宋体" w:eastAsia="宋体" w:cs="宋体"/>
               <w:szCs w:val="24"/>
             </w:rPr>
             <w:fldChar w:fldCharType="separate"/>
@@ -3177,7 +3204,7 @@
             <w:fldChar w:fldCharType="begin"/>
           </w:r>
           <w:r>
-            <w:instrText xml:space="preserve"> PAGEREF _Toc30779 \h </w:instrText>
+            <w:instrText xml:space="preserve"> PAGEREF _Toc4429 \h </w:instrText>
           </w:r>
           <w:r>
             <w:fldChar w:fldCharType="separate"/>
@@ -3190,7 +3217,7 @@
           </w:r>
           <w:r>
             <w:rPr>
-              <w:rFonts w:ascii="宋体" w:eastAsia="宋体" w:hAnsi="宋体" w:cs="宋体" w:hint="eastAsia"/>
+              <w:rFonts w:hint="eastAsia" w:ascii="宋体" w:hAnsi="宋体" w:eastAsia="宋体" w:cs="宋体"/>
               <w:szCs w:val="24"/>
             </w:rPr>
             <w:fldChar w:fldCharType="end"/>
@@ -3198,28 +3225,28 @@
         </w:p>
         <w:p>
           <w:pPr>
-            <w:pStyle w:val="TOC2"/>
+            <w:pStyle w:val="17"/>
             <w:tabs>
               <w:tab w:val="right" w:leader="dot" w:pos="8306"/>
             </w:tabs>
           </w:pPr>
           <w:r>
             <w:rPr>
-              <w:rFonts w:ascii="宋体" w:eastAsia="宋体" w:hAnsi="宋体" w:cs="宋体" w:hint="eastAsia"/>
+              <w:rFonts w:hint="eastAsia" w:ascii="宋体" w:hAnsi="宋体" w:eastAsia="宋体" w:cs="宋体"/>
               <w:szCs w:val="24"/>
             </w:rPr>
             <w:fldChar w:fldCharType="begin"/>
           </w:r>
           <w:r>
             <w:rPr>
-              <w:rFonts w:ascii="宋体" w:eastAsia="宋体" w:hAnsi="宋体" w:cs="宋体" w:hint="eastAsia"/>
+              <w:rFonts w:hint="eastAsia" w:ascii="宋体" w:hAnsi="宋体" w:eastAsia="宋体" w:cs="宋体"/>
               <w:szCs w:val="24"/>
             </w:rPr>
-            <w:instrText xml:space="preserve"> HYPERLINK \l _Toc22210 </w:instrText>
-          </w:r>
-          <w:r>
-            <w:rPr>
-              <w:rFonts w:ascii="宋体" w:eastAsia="宋体" w:hAnsi="宋体" w:cs="宋体" w:hint="eastAsia"/>
+            <w:instrText xml:space="preserve"> HYPERLINK \l _Toc21631 </w:instrText>
+          </w:r>
+          <w:r>
+            <w:rPr>
+              <w:rFonts w:hint="eastAsia" w:ascii="宋体" w:hAnsi="宋体" w:eastAsia="宋体" w:cs="宋体"/>
               <w:szCs w:val="24"/>
             </w:rPr>
             <w:fldChar w:fldCharType="separate"/>
@@ -3245,7 +3272,7 @@
             <w:fldChar w:fldCharType="begin"/>
           </w:r>
           <w:r>
-            <w:instrText xml:space="preserve"> PAGEREF _Toc22210 \h </w:instrText>
+            <w:instrText xml:space="preserve"> PAGEREF _Toc21631 \h </w:instrText>
           </w:r>
           <w:r>
             <w:fldChar w:fldCharType="separate"/>
@@ -3258,7 +3285,7 @@
           </w:r>
           <w:r>
             <w:rPr>
-              <w:rFonts w:ascii="宋体" w:eastAsia="宋体" w:hAnsi="宋体" w:cs="宋体" w:hint="eastAsia"/>
+              <w:rFonts w:hint="eastAsia" w:ascii="宋体" w:hAnsi="宋体" w:eastAsia="宋体" w:cs="宋体"/>
               <w:szCs w:val="24"/>
             </w:rPr>
             <w:fldChar w:fldCharType="end"/>
@@ -3266,28 +3293,28 @@
         </w:p>
         <w:p>
           <w:pPr>
-            <w:pStyle w:val="TOC2"/>
+            <w:pStyle w:val="17"/>
             <w:tabs>
               <w:tab w:val="right" w:leader="dot" w:pos="8306"/>
             </w:tabs>
           </w:pPr>
           <w:r>
             <w:rPr>
-              <w:rFonts w:ascii="宋体" w:eastAsia="宋体" w:hAnsi="宋体" w:cs="宋体" w:hint="eastAsia"/>
+              <w:rFonts w:hint="eastAsia" w:ascii="宋体" w:hAnsi="宋体" w:eastAsia="宋体" w:cs="宋体"/>
               <w:szCs w:val="24"/>
             </w:rPr>
             <w:fldChar w:fldCharType="begin"/>
           </w:r>
           <w:r>
             <w:rPr>
-              <w:rFonts w:ascii="宋体" w:eastAsia="宋体" w:hAnsi="宋体" w:cs="宋体" w:hint="eastAsia"/>
+              <w:rFonts w:hint="eastAsia" w:ascii="宋体" w:hAnsi="宋体" w:eastAsia="宋体" w:cs="宋体"/>
               <w:szCs w:val="24"/>
             </w:rPr>
-            <w:instrText xml:space="preserve"> HYPERLINK \l _Toc29949 </w:instrText>
-          </w:r>
-          <w:r>
-            <w:rPr>
-              <w:rFonts w:ascii="宋体" w:eastAsia="宋体" w:hAnsi="宋体" w:cs="宋体" w:hint="eastAsia"/>
+            <w:instrText xml:space="preserve"> HYPERLINK \l _Toc14885 </w:instrText>
+          </w:r>
+          <w:r>
+            <w:rPr>
+              <w:rFonts w:hint="eastAsia" w:ascii="宋体" w:hAnsi="宋体" w:eastAsia="宋体" w:cs="宋体"/>
               <w:szCs w:val="24"/>
             </w:rPr>
             <w:fldChar w:fldCharType="separate"/>
@@ -3313,7 +3340,7 @@
             <w:fldChar w:fldCharType="begin"/>
           </w:r>
           <w:r>
-            <w:instrText xml:space="preserve"> PAGEREF _Toc29949 \h </w:instrText>
+            <w:instrText xml:space="preserve"> PAGEREF _Toc14885 \h </w:instrText>
           </w:r>
           <w:r>
             <w:fldChar w:fldCharType="separate"/>
@@ -3326,7 +3353,7 @@
           </w:r>
           <w:r>
             <w:rPr>
-              <w:rFonts w:ascii="宋体" w:eastAsia="宋体" w:hAnsi="宋体" w:cs="宋体" w:hint="eastAsia"/>
+              <w:rFonts w:hint="eastAsia" w:ascii="宋体" w:hAnsi="宋体" w:eastAsia="宋体" w:cs="宋体"/>
               <w:szCs w:val="24"/>
             </w:rPr>
             <w:fldChar w:fldCharType="end"/>
@@ -3334,28 +3361,28 @@
         </w:p>
         <w:p>
           <w:pPr>
-            <w:pStyle w:val="TOC2"/>
+            <w:pStyle w:val="17"/>
             <w:tabs>
               <w:tab w:val="right" w:leader="dot" w:pos="8306"/>
             </w:tabs>
           </w:pPr>
           <w:r>
             <w:rPr>
-              <w:rFonts w:ascii="宋体" w:eastAsia="宋体" w:hAnsi="宋体" w:cs="宋体" w:hint="eastAsia"/>
+              <w:rFonts w:hint="eastAsia" w:ascii="宋体" w:hAnsi="宋体" w:eastAsia="宋体" w:cs="宋体"/>
               <w:szCs w:val="24"/>
             </w:rPr>
             <w:fldChar w:fldCharType="begin"/>
           </w:r>
           <w:r>
             <w:rPr>
-              <w:rFonts w:ascii="宋体" w:eastAsia="宋体" w:hAnsi="宋体" w:cs="宋体" w:hint="eastAsia"/>
+              <w:rFonts w:hint="eastAsia" w:ascii="宋体" w:hAnsi="宋体" w:eastAsia="宋体" w:cs="宋体"/>
               <w:szCs w:val="24"/>
             </w:rPr>
-            <w:instrText xml:space="preserve"> HYPERLINK \l _Toc13512 </w:instrText>
-          </w:r>
-          <w:r>
-            <w:rPr>
-              <w:rFonts w:ascii="宋体" w:eastAsia="宋体" w:hAnsi="宋体" w:cs="宋体" w:hint="eastAsia"/>
+            <w:instrText xml:space="preserve"> HYPERLINK \l _Toc24177 </w:instrText>
+          </w:r>
+          <w:r>
+            <w:rPr>
+              <w:rFonts w:hint="eastAsia" w:ascii="宋体" w:hAnsi="宋体" w:eastAsia="宋体" w:cs="宋体"/>
               <w:szCs w:val="24"/>
             </w:rPr>
             <w:fldChar w:fldCharType="separate"/>
@@ -3381,7 +3408,7 @@
             <w:fldChar w:fldCharType="begin"/>
           </w:r>
           <w:r>
-            <w:instrText xml:space="preserve"> PAGEREF _Toc13512 \h </w:instrText>
+            <w:instrText xml:space="preserve"> PAGEREF _Toc24177 \h </w:instrText>
           </w:r>
           <w:r>
             <w:fldChar w:fldCharType="separate"/>
@@ -3394,7 +3421,7 @@
           </w:r>
           <w:r>
             <w:rPr>
-              <w:rFonts w:ascii="宋体" w:eastAsia="宋体" w:hAnsi="宋体" w:cs="宋体" w:hint="eastAsia"/>
+              <w:rFonts w:hint="eastAsia" w:ascii="宋体" w:hAnsi="宋体" w:eastAsia="宋体" w:cs="宋体"/>
               <w:szCs w:val="24"/>
             </w:rPr>
             <w:fldChar w:fldCharType="end"/>
@@ -3402,28 +3429,28 @@
         </w:p>
         <w:p>
           <w:pPr>
-            <w:pStyle w:val="TOC2"/>
+            <w:pStyle w:val="17"/>
             <w:tabs>
               <w:tab w:val="right" w:leader="dot" w:pos="8306"/>
             </w:tabs>
           </w:pPr>
           <w:r>
             <w:rPr>
-              <w:rFonts w:ascii="宋体" w:eastAsia="宋体" w:hAnsi="宋体" w:cs="宋体" w:hint="eastAsia"/>
+              <w:rFonts w:hint="eastAsia" w:ascii="宋体" w:hAnsi="宋体" w:eastAsia="宋体" w:cs="宋体"/>
               <w:szCs w:val="24"/>
             </w:rPr>
             <w:fldChar w:fldCharType="begin"/>
           </w:r>
           <w:r>
             <w:rPr>
-              <w:rFonts w:ascii="宋体" w:eastAsia="宋体" w:hAnsi="宋体" w:cs="宋体" w:hint="eastAsia"/>
+              <w:rFonts w:hint="eastAsia" w:ascii="宋体" w:hAnsi="宋体" w:eastAsia="宋体" w:cs="宋体"/>
               <w:szCs w:val="24"/>
             </w:rPr>
-            <w:instrText xml:space="preserve"> HYPERLINK \l _Toc3617 </w:instrText>
-          </w:r>
-          <w:r>
-            <w:rPr>
-              <w:rFonts w:ascii="宋体" w:eastAsia="宋体" w:hAnsi="宋体" w:cs="宋体" w:hint="eastAsia"/>
+            <w:instrText xml:space="preserve"> HYPERLINK \l _Toc2311 </w:instrText>
+          </w:r>
+          <w:r>
+            <w:rPr>
+              <w:rFonts w:hint="eastAsia" w:ascii="宋体" w:hAnsi="宋体" w:eastAsia="宋体" w:cs="宋体"/>
               <w:szCs w:val="24"/>
             </w:rPr>
             <w:fldChar w:fldCharType="separate"/>
@@ -3449,7 +3476,7 @@
             <w:fldChar w:fldCharType="begin"/>
           </w:r>
           <w:r>
-            <w:instrText xml:space="preserve"> PAGEREF _Toc3617 \h </w:instrText>
+            <w:instrText xml:space="preserve"> PAGEREF _Toc2311 \h </w:instrText>
           </w:r>
           <w:r>
             <w:fldChar w:fldCharType="separate"/>
@@ -3462,7 +3489,7 @@
           </w:r>
           <w:r>
             <w:rPr>
-              <w:rFonts w:ascii="宋体" w:eastAsia="宋体" w:hAnsi="宋体" w:cs="宋体" w:hint="eastAsia"/>
+              <w:rFonts w:hint="eastAsia" w:ascii="宋体" w:hAnsi="宋体" w:eastAsia="宋体" w:cs="宋体"/>
               <w:szCs w:val="24"/>
             </w:rPr>
             <w:fldChar w:fldCharType="end"/>
@@ -3470,28 +3497,28 @@
         </w:p>
         <w:p>
           <w:pPr>
-            <w:pStyle w:val="TOC1"/>
+            <w:pStyle w:val="16"/>
             <w:tabs>
               <w:tab w:val="right" w:leader="dot" w:pos="8306"/>
             </w:tabs>
           </w:pPr>
           <w:r>
             <w:rPr>
-              <w:rFonts w:ascii="宋体" w:eastAsia="宋体" w:hAnsi="宋体" w:cs="宋体" w:hint="eastAsia"/>
+              <w:rFonts w:hint="eastAsia" w:ascii="宋体" w:hAnsi="宋体" w:eastAsia="宋体" w:cs="宋体"/>
               <w:szCs w:val="24"/>
             </w:rPr>
             <w:fldChar w:fldCharType="begin"/>
           </w:r>
           <w:r>
             <w:rPr>
-              <w:rFonts w:ascii="宋体" w:eastAsia="宋体" w:hAnsi="宋体" w:cs="宋体" w:hint="eastAsia"/>
+              <w:rFonts w:hint="eastAsia" w:ascii="宋体" w:hAnsi="宋体" w:eastAsia="宋体" w:cs="宋体"/>
               <w:szCs w:val="24"/>
             </w:rPr>
-            <w:instrText xml:space="preserve"> HYPERLINK \l _Toc16213 </w:instrText>
-          </w:r>
-          <w:r>
-            <w:rPr>
-              <w:rFonts w:ascii="宋体" w:eastAsia="宋体" w:hAnsi="宋体" w:cs="宋体" w:hint="eastAsia"/>
+            <w:instrText xml:space="preserve"> HYPERLINK \l _Toc15681 </w:instrText>
+          </w:r>
+          <w:r>
+            <w:rPr>
+              <w:rFonts w:hint="eastAsia" w:ascii="宋体" w:hAnsi="宋体" w:eastAsia="宋体" w:cs="宋体"/>
               <w:szCs w:val="24"/>
             </w:rPr>
             <w:fldChar w:fldCharType="separate"/>
@@ -3517,7 +3544,7 @@
             <w:fldChar w:fldCharType="begin"/>
           </w:r>
           <w:r>
-            <w:instrText xml:space="preserve"> PAGEREF _Toc16213 \h </w:instrText>
+            <w:instrText xml:space="preserve"> PAGEREF _Toc15681 \h </w:instrText>
           </w:r>
           <w:r>
             <w:fldChar w:fldCharType="separate"/>
@@ -3530,7 +3557,7 @@
           </w:r>
           <w:r>
             <w:rPr>
-              <w:rFonts w:ascii="宋体" w:eastAsia="宋体" w:hAnsi="宋体" w:cs="宋体" w:hint="eastAsia"/>
+              <w:rFonts w:hint="eastAsia" w:ascii="宋体" w:hAnsi="宋体" w:eastAsia="宋体" w:cs="宋体"/>
               <w:szCs w:val="24"/>
             </w:rPr>
             <w:fldChar w:fldCharType="end"/>
@@ -3538,28 +3565,28 @@
         </w:p>
         <w:p>
           <w:pPr>
-            <w:pStyle w:val="TOC1"/>
+            <w:pStyle w:val="16"/>
             <w:tabs>
               <w:tab w:val="right" w:leader="dot" w:pos="8306"/>
             </w:tabs>
           </w:pPr>
           <w:r>
             <w:rPr>
-              <w:rFonts w:ascii="宋体" w:eastAsia="宋体" w:hAnsi="宋体" w:cs="宋体" w:hint="eastAsia"/>
+              <w:rFonts w:hint="eastAsia" w:ascii="宋体" w:hAnsi="宋体" w:eastAsia="宋体" w:cs="宋体"/>
               <w:szCs w:val="24"/>
             </w:rPr>
             <w:fldChar w:fldCharType="begin"/>
           </w:r>
           <w:r>
             <w:rPr>
-              <w:rFonts w:ascii="宋体" w:eastAsia="宋体" w:hAnsi="宋体" w:cs="宋体" w:hint="eastAsia"/>
+              <w:rFonts w:hint="eastAsia" w:ascii="宋体" w:hAnsi="宋体" w:eastAsia="宋体" w:cs="宋体"/>
               <w:szCs w:val="24"/>
             </w:rPr>
-            <w:instrText xml:space="preserve"> HYPERLINK \l _Toc7598 </w:instrText>
-          </w:r>
-          <w:r>
-            <w:rPr>
-              <w:rFonts w:ascii="宋体" w:eastAsia="宋体" w:hAnsi="宋体" w:cs="宋体" w:hint="eastAsia"/>
+            <w:instrText xml:space="preserve"> HYPERLINK \l _Toc21838 </w:instrText>
+          </w:r>
+          <w:r>
+            <w:rPr>
+              <w:rFonts w:hint="eastAsia" w:ascii="宋体" w:hAnsi="宋体" w:eastAsia="宋体" w:cs="宋体"/>
               <w:szCs w:val="24"/>
             </w:rPr>
             <w:fldChar w:fldCharType="separate"/>
@@ -3585,7 +3612,7 @@
             <w:fldChar w:fldCharType="begin"/>
           </w:r>
           <w:r>
-            <w:instrText xml:space="preserve"> PAGEREF _Toc7598 \h </w:instrText>
+            <w:instrText xml:space="preserve"> PAGEREF _Toc21838 \h </w:instrText>
           </w:r>
           <w:r>
             <w:fldChar w:fldCharType="separate"/>
@@ -3598,7 +3625,7 @@
           </w:r>
           <w:r>
             <w:rPr>
-              <w:rFonts w:ascii="宋体" w:eastAsia="宋体" w:hAnsi="宋体" w:cs="宋体" w:hint="eastAsia"/>
+              <w:rFonts w:hint="eastAsia" w:ascii="宋体" w:hAnsi="宋体" w:eastAsia="宋体" w:cs="宋体"/>
               <w:szCs w:val="24"/>
             </w:rPr>
             <w:fldChar w:fldCharType="end"/>
@@ -3621,7 +3648,7 @@
             <w:snapToGrid w:val="0"/>
             <w:textAlignment w:val="baseline"/>
             <w:rPr>
-              <w:rFonts w:ascii="宋体" w:eastAsia="宋体" w:hAnsi="宋体" w:cs="宋体" w:hint="eastAsia"/>
+              <w:rFonts w:hint="eastAsia" w:ascii="宋体" w:hAnsi="宋体" w:eastAsia="宋体" w:cs="宋体"/>
               <w:snapToGrid w:val="0"/>
               <w:color w:val="000000"/>
               <w:kern w:val="0"/>
@@ -3632,7 +3659,7 @@
           </w:pPr>
           <w:r>
             <w:rPr>
-              <w:rFonts w:ascii="宋体" w:eastAsia="宋体" w:hAnsi="宋体" w:cs="宋体" w:hint="eastAsia"/>
+              <w:rFonts w:hint="eastAsia" w:ascii="宋体" w:hAnsi="宋体" w:eastAsia="宋体" w:cs="宋体"/>
               <w:szCs w:val="24"/>
             </w:rPr>
             <w:fldChar w:fldCharType="end"/>
@@ -3657,7 +3684,7 @@
         <w:snapToGrid w:val="0"/>
         <w:textAlignment w:val="baseline"/>
         <w:rPr>
-          <w:rFonts w:ascii="Arial" w:eastAsia="Arial" w:hAnsi="Arial" w:cs="Arial"/>
+          <w:rFonts w:ascii="Arial" w:hAnsi="Arial" w:eastAsia="Arial" w:cs="Arial"/>
           <w:snapToGrid w:val="0"/>
           <w:color w:val="000000"/>
           <w:kern w:val="0"/>
@@ -3668,7 +3695,7 @@
       </w:pPr>
       <w:r>
         <w:rPr>
-          <w:rFonts w:ascii="Arial" w:eastAsia="Arial" w:hAnsi="Arial" w:cs="Arial"/>
+          <w:rFonts w:ascii="Arial" w:hAnsi="Arial" w:eastAsia="Arial" w:cs="Arial"/>
           <w:snapToGrid w:val="0"/>
           <w:color w:val="000000"/>
           <w:kern w:val="0"/>
@@ -3681,7 +3708,7 @@
     </w:p>
     <w:p>
       <w:pPr>
-        <w:pStyle w:val="1"/>
+        <w:pStyle w:val="28"/>
         <w:keepNext w:val="0"/>
         <w:keepLines w:val="0"/>
         <w:pageBreakBefore w:val="0"/>
@@ -3701,7 +3728,7 @@
           <w:lang w:val="en-US" w:eastAsia="zh-CN"/>
         </w:rPr>
       </w:pPr>
-      <w:bookmarkStart w:id="3" w:name="_Toc26985"/>
+      <w:bookmarkStart w:id="2" w:name="_Toc7889"/>
       <w:r>
         <w:rPr>
           <w:rFonts w:hint="eastAsia"/>
@@ -3709,11 +3736,11 @@
         </w:rPr>
         <w:t>总则</w:t>
       </w:r>
-      <w:bookmarkEnd w:id="3"/>
+      <w:bookmarkEnd w:id="2"/>
     </w:p>
     <w:p>
       <w:pPr>
-        <w:pStyle w:val="2"/>
+        <w:pStyle w:val="30"/>
         <w:keepNext w:val="0"/>
         <w:keepLines w:val="0"/>
         <w:pageBreakBefore w:val="0"/>
@@ -3733,7 +3760,7 @@
           <w:lang w:val="en-US" w:eastAsia="zh-CN"/>
         </w:rPr>
       </w:pPr>
-      <w:bookmarkStart w:id="4" w:name="_Toc17382"/>
+      <w:bookmarkStart w:id="3" w:name="_Toc15913"/>
       <w:r>
         <w:rPr>
           <w:rFonts w:hint="eastAsia"/>
@@ -3741,11 +3768,11 @@
         </w:rPr>
         <w:t>目的</w:t>
       </w:r>
-      <w:bookmarkEnd w:id="4"/>
+      <w:bookmarkEnd w:id="3"/>
     </w:p>
     <w:p>
       <w:pPr>
-        <w:pStyle w:val="a1"/>
+        <w:pStyle w:val="29"/>
         <w:keepNext w:val="0"/>
         <w:keepLines w:val="0"/>
         <w:pageBreakBefore w:val="0"/>
@@ -3775,7 +3802,7 @@
     </w:p>
     <w:p>
       <w:pPr>
-        <w:pStyle w:val="2"/>
+        <w:pStyle w:val="30"/>
         <w:keepNext w:val="0"/>
         <w:keepLines w:val="0"/>
         <w:pageBreakBefore w:val="0"/>
@@ -3795,7 +3822,7 @@
           <w:lang w:val="en-US" w:eastAsia="zh-CN"/>
         </w:rPr>
       </w:pPr>
-      <w:bookmarkStart w:id="5" w:name="_Toc5791"/>
+      <w:bookmarkStart w:id="4" w:name="_Toc11171"/>
       <w:r>
         <w:rPr>
           <w:rFonts w:hint="eastAsia"/>
@@ -3803,11 +3830,11 @@
         </w:rPr>
         <w:t>适用范围</w:t>
       </w:r>
-      <w:bookmarkEnd w:id="5"/>
+      <w:bookmarkEnd w:id="4"/>
     </w:p>
     <w:p>
       <w:pPr>
-        <w:pStyle w:val="a1"/>
+        <w:pStyle w:val="29"/>
         <w:keepNext w:val="0"/>
         <w:keepLines w:val="0"/>
         <w:pageBreakBefore w:val="0"/>
@@ -3842,7 +3869,7 @@
     </w:p>
     <w:p>
       <w:pPr>
-        <w:pStyle w:val="a1"/>
+        <w:pStyle w:val="29"/>
         <w:keepNext w:val="0"/>
         <w:keepLines w:val="0"/>
         <w:pageBreakBefore w:val="0"/>
@@ -3877,7 +3904,7 @@
     </w:p>
     <w:p>
       <w:pPr>
-        <w:pStyle w:val="a1"/>
+        <w:pStyle w:val="29"/>
         <w:keepNext w:val="0"/>
         <w:keepLines w:val="0"/>
         <w:pageBreakBefore w:val="0"/>
@@ -3912,7 +3939,7 @@
     </w:p>
     <w:p>
       <w:pPr>
-        <w:pStyle w:val="a1"/>
+        <w:pStyle w:val="29"/>
         <w:keepNext w:val="0"/>
         <w:keepLines w:val="0"/>
         <w:pageBreakBefore w:val="0"/>
@@ -3947,7 +3974,7 @@
     </w:p>
     <w:p>
       <w:pPr>
-        <w:pStyle w:val="a1"/>
+        <w:pStyle w:val="29"/>
         <w:keepNext w:val="0"/>
         <w:keepLines w:val="0"/>
         <w:pageBreakBefore w:val="0"/>
@@ -3982,7 +4009,7 @@
     </w:p>
     <w:p>
       <w:pPr>
-        <w:pStyle w:val="2"/>
+        <w:pStyle w:val="30"/>
         <w:keepNext w:val="0"/>
         <w:keepLines w:val="0"/>
         <w:pageBreakBefore w:val="0"/>
@@ -4002,7 +4029,7 @@
           <w:lang w:val="en-US" w:eastAsia="zh-CN"/>
         </w:rPr>
       </w:pPr>
-      <w:bookmarkStart w:id="6" w:name="_Toc4949"/>
+      <w:bookmarkStart w:id="5" w:name="_Toc20260"/>
       <w:r>
         <w:rPr>
           <w:rFonts w:hint="eastAsia"/>
@@ -4010,11 +4037,11 @@
         </w:rPr>
         <w:t>原则</w:t>
       </w:r>
-      <w:bookmarkEnd w:id="6"/>
+      <w:bookmarkEnd w:id="5"/>
     </w:p>
     <w:p>
       <w:pPr>
-        <w:pStyle w:val="a1"/>
+        <w:pStyle w:val="29"/>
         <w:keepNext w:val="0"/>
         <w:keepLines w:val="0"/>
         <w:pageBreakBefore w:val="0"/>
@@ -4049,7 +4076,7 @@
     </w:p>
     <w:p>
       <w:pPr>
-        <w:pStyle w:val="a1"/>
+        <w:pStyle w:val="29"/>
         <w:keepNext w:val="0"/>
         <w:keepLines w:val="0"/>
         <w:pageBreakBefore w:val="0"/>
@@ -4084,7 +4111,7 @@
     </w:p>
     <w:p>
       <w:pPr>
-        <w:pStyle w:val="a1"/>
+        <w:pStyle w:val="29"/>
         <w:keepNext w:val="0"/>
         <w:keepLines w:val="0"/>
         <w:pageBreakBefore w:val="0"/>
@@ -4119,7 +4146,7 @@
     </w:p>
     <w:p>
       <w:pPr>
-        <w:pStyle w:val="a1"/>
+        <w:pStyle w:val="29"/>
         <w:keepNext w:val="0"/>
         <w:keepLines w:val="0"/>
         <w:pageBreakBefore w:val="0"/>
@@ -4154,7 +4181,7 @@
     </w:p>
     <w:p>
       <w:pPr>
-        <w:pStyle w:val="1"/>
+        <w:pStyle w:val="28"/>
         <w:keepNext w:val="0"/>
         <w:keepLines w:val="0"/>
         <w:pageBreakBefore w:val="0"/>
@@ -4174,7 +4201,7 @@
           <w:lang w:val="en-US" w:eastAsia="zh-CN"/>
         </w:rPr>
       </w:pPr>
-      <w:bookmarkStart w:id="7" w:name="_Toc11331"/>
+      <w:bookmarkStart w:id="6" w:name="_Toc30088"/>
       <w:r>
         <w:rPr>
           <w:rFonts w:hint="eastAsia"/>
@@ -4182,22 +4209,23 @@
         </w:rPr>
         <w:t>角色与职责</w:t>
       </w:r>
-      <w:bookmarkEnd w:id="7"/>
+      <w:bookmarkEnd w:id="6"/>
     </w:p>
     <w:tbl>
       <w:tblPr>
-        <w:tblStyle w:val="TableNormal"/>
+        <w:tblStyle w:val="20"/>
         <w:tblW w:w="8522" w:type="dxa"/>
         <w:jc w:val="center"/>
         <w:tblBorders>
-          <w:top w:val="single" w:sz="4" w:space="0" w:color="auto"/>
-          <w:left w:val="single" w:sz="4" w:space="0" w:color="auto"/>
-          <w:bottom w:val="single" w:sz="4" w:space="0" w:color="auto"/>
-          <w:right w:val="single" w:sz="4" w:space="0" w:color="auto"/>
-          <w:insideH w:val="single" w:sz="4" w:space="0" w:color="auto"/>
-          <w:insideV w:val="single" w:sz="4" w:space="0" w:color="auto"/>
+          <w:top w:val="single" w:color="auto" w:sz="4" w:space="0"/>
+          <w:left w:val="single" w:color="auto" w:sz="4" w:space="0"/>
+          <w:bottom w:val="single" w:color="auto" w:sz="4" w:space="0"/>
+          <w:right w:val="single" w:color="auto" w:sz="4" w:space="0"/>
+          <w:insideH w:val="single" w:color="auto" w:sz="4" w:space="0"/>
+          <w:insideV w:val="single" w:color="auto" w:sz="4" w:space="0"/>
         </w:tblBorders>
         <w:shd w:val="clear" w:color="auto" w:fill="auto"/>
+        <w:tblLayout w:type="autofit"/>
         <w:tblCellMar>
           <w:top w:w="15" w:type="dxa"/>
           <w:left w:w="15" w:type="dxa"/>
@@ -4212,15 +4240,13 @@
       </w:tblGrid>
       <w:tr>
         <w:tblPrEx>
-          <w:tblW w:w="8522" w:type="dxa"/>
-          <w:jc w:val="center"/>
           <w:tblBorders>
-            <w:top w:val="single" w:sz="4" w:space="0" w:color="auto"/>
-            <w:left w:val="single" w:sz="4" w:space="0" w:color="auto"/>
-            <w:bottom w:val="single" w:sz="4" w:space="0" w:color="auto"/>
-            <w:right w:val="single" w:sz="4" w:space="0" w:color="auto"/>
-            <w:insideH w:val="single" w:sz="4" w:space="0" w:color="auto"/>
-            <w:insideV w:val="single" w:sz="4" w:space="0" w:color="auto"/>
+            <w:top w:val="single" w:color="auto" w:sz="4" w:space="0"/>
+            <w:left w:val="single" w:color="auto" w:sz="4" w:space="0"/>
+            <w:bottom w:val="single" w:color="auto" w:sz="4" w:space="0"/>
+            <w:right w:val="single" w:color="auto" w:sz="4" w:space="0"/>
+            <w:insideH w:val="single" w:color="auto" w:sz="4" w:space="0"/>
+            <w:insideV w:val="single" w:color="auto" w:sz="4" w:space="0"/>
           </w:tblBorders>
           <w:shd w:val="clear" w:color="auto" w:fill="auto"/>
           <w:tblCellMar>
@@ -4231,7 +4257,7 @@
           </w:tblCellMar>
         </w:tblPrEx>
         <w:trPr>
-          <w:trHeight w:val="0"/>
+          <w:trHeight w:val="0" w:hRule="atLeast"/>
           <w:tblHeader/>
           <w:jc w:val="center"/>
         </w:trPr>
@@ -4239,10 +4265,10 @@
           <w:tcPr>
             <w:tcW w:w="1338" w:type="dxa"/>
             <w:tcBorders>
-              <w:top w:val="single" w:sz="12" w:space="0" w:color="auto"/>
-              <w:left w:val="single" w:sz="12" w:space="0" w:color="auto"/>
-              <w:bottom w:val="single" w:sz="4" w:space="0" w:color="auto"/>
-              <w:right w:val="single" w:sz="4" w:space="0" w:color="auto"/>
+              <w:top w:val="single" w:color="auto" w:sz="12" w:space="0"/>
+              <w:left w:val="single" w:color="auto" w:sz="12" w:space="0"/>
+              <w:bottom w:val="single" w:color="auto" w:sz="4" w:space="0"/>
+              <w:right w:val="single" w:color="auto" w:sz="4" w:space="0"/>
             </w:tcBorders>
             <w:shd w:val="clear" w:color="auto" w:fill="auto"/>
             <w:tcMar>
@@ -4270,11 +4296,11 @@
               <w:adjustRightInd w:val="0"/>
               <w:snapToGrid w:val="0"/>
               <w:spacing w:line="240" w:lineRule="auto"/>
-              <w:ind w:left="0" w:right="0" w:firstLine="0" w:leftChars="0" w:rightChars="0" w:firstLineChars="0"/>
+              <w:ind w:left="0" w:leftChars="0" w:right="0" w:rightChars="0" w:firstLine="0" w:firstLineChars="0"/>
               <w:jc w:val="center"/>
               <w:textAlignment w:val="baseline"/>
               <w:rPr>
-                <w:rFonts w:ascii="Segoe UI" w:eastAsia="Segoe UI" w:hAnsi="Segoe UI" w:cs="Segoe UI"/>
+                <w:rFonts w:ascii="Segoe UI" w:hAnsi="Segoe UI" w:eastAsia="Segoe UI" w:cs="Segoe UI"/>
                 <w:b/>
                 <w:bCs/>
                 <w:i w:val="0"/>
@@ -4288,7 +4314,7 @@
             </w:pPr>
             <w:r>
               <w:rPr>
-                <w:rFonts w:ascii="Segoe UI" w:eastAsia="Segoe UI" w:hAnsi="Segoe UI" w:cs="Segoe UI" w:hint="default"/>
+                <w:rFonts w:hint="default" w:ascii="Segoe UI" w:hAnsi="Segoe UI" w:eastAsia="Segoe UI" w:cs="Segoe UI"/>
                 <w:b/>
                 <w:bCs/>
                 <w:i w:val="0"/>
@@ -4310,10 +4336,10 @@
           <w:tcPr>
             <w:tcW w:w="3906" w:type="dxa"/>
             <w:tcBorders>
-              <w:top w:val="single" w:sz="12" w:space="0" w:color="auto"/>
-              <w:left w:val="single" w:sz="4" w:space="0" w:color="auto"/>
-              <w:bottom w:val="single" w:sz="4" w:space="0" w:color="auto"/>
-              <w:right w:val="single" w:sz="4" w:space="0" w:color="auto"/>
+              <w:top w:val="single" w:color="auto" w:sz="12" w:space="0"/>
+              <w:left w:val="single" w:color="auto" w:sz="4" w:space="0"/>
+              <w:bottom w:val="single" w:color="auto" w:sz="4" w:space="0"/>
+              <w:right w:val="single" w:color="auto" w:sz="4" w:space="0"/>
             </w:tcBorders>
             <w:shd w:val="clear" w:color="auto" w:fill="auto"/>
             <w:tcMar>
@@ -4341,11 +4367,11 @@
               <w:adjustRightInd w:val="0"/>
               <w:snapToGrid w:val="0"/>
               <w:spacing w:line="240" w:lineRule="auto"/>
-              <w:ind w:left="0" w:right="0" w:firstLine="0" w:leftChars="0" w:rightChars="0" w:firstLineChars="0"/>
+              <w:ind w:left="0" w:leftChars="0" w:right="0" w:rightChars="0" w:firstLine="0" w:firstLineChars="0"/>
               <w:jc w:val="center"/>
               <w:textAlignment w:val="baseline"/>
               <w:rPr>
-                <w:rFonts w:ascii="Segoe UI" w:eastAsia="Segoe UI" w:hAnsi="Segoe UI" w:cs="Segoe UI" w:hint="default"/>
+                <w:rFonts w:hint="default" w:ascii="Segoe UI" w:hAnsi="Segoe UI" w:eastAsia="Segoe UI" w:cs="Segoe UI"/>
                 <w:b/>
                 <w:bCs/>
                 <w:i w:val="0"/>
@@ -4359,7 +4385,7 @@
             </w:pPr>
             <w:r>
               <w:rPr>
-                <w:rFonts w:ascii="Segoe UI" w:eastAsia="Segoe UI" w:hAnsi="Segoe UI" w:cs="Segoe UI" w:hint="default"/>
+                <w:rFonts w:hint="default" w:ascii="Segoe UI" w:hAnsi="Segoe UI" w:eastAsia="Segoe UI" w:cs="Segoe UI"/>
                 <w:b/>
                 <w:bCs/>
                 <w:i w:val="0"/>
@@ -4381,10 +4407,10 @@
           <w:tcPr>
             <w:tcW w:w="3278" w:type="dxa"/>
             <w:tcBorders>
-              <w:top w:val="single" w:sz="12" w:space="0" w:color="auto"/>
-              <w:left w:val="single" w:sz="4" w:space="0" w:color="auto"/>
-              <w:bottom w:val="single" w:sz="4" w:space="0" w:color="auto"/>
-              <w:right w:val="single" w:sz="12" w:space="0" w:color="auto"/>
+              <w:top w:val="single" w:color="auto" w:sz="12" w:space="0"/>
+              <w:left w:val="single" w:color="auto" w:sz="4" w:space="0"/>
+              <w:bottom w:val="single" w:color="auto" w:sz="4" w:space="0"/>
+              <w:right w:val="single" w:color="auto" w:sz="12" w:space="0"/>
             </w:tcBorders>
             <w:shd w:val="clear" w:color="auto" w:fill="auto"/>
             <w:tcMar>
@@ -4412,11 +4438,11 @@
               <w:adjustRightInd w:val="0"/>
               <w:snapToGrid w:val="0"/>
               <w:spacing w:line="240" w:lineRule="auto"/>
-              <w:ind w:left="0" w:right="0" w:firstLine="0" w:leftChars="0" w:rightChars="0" w:firstLineChars="0"/>
+              <w:ind w:left="0" w:leftChars="0" w:right="0" w:rightChars="0" w:firstLine="0" w:firstLineChars="0"/>
               <w:jc w:val="center"/>
               <w:textAlignment w:val="baseline"/>
               <w:rPr>
-                <w:rFonts w:ascii="Segoe UI" w:eastAsia="Segoe UI" w:hAnsi="Segoe UI" w:cs="Segoe UI" w:hint="default"/>
+                <w:rFonts w:hint="default" w:ascii="Segoe UI" w:hAnsi="Segoe UI" w:eastAsia="Segoe UI" w:cs="Segoe UI"/>
                 <w:b/>
                 <w:bCs/>
                 <w:i w:val="0"/>
@@ -4430,7 +4456,7 @@
             </w:pPr>
             <w:r>
               <w:rPr>
-                <w:rFonts w:ascii="Segoe UI" w:eastAsia="Segoe UI" w:hAnsi="Segoe UI" w:cs="Segoe UI" w:hint="default"/>
+                <w:rFonts w:hint="default" w:ascii="Segoe UI" w:hAnsi="Segoe UI" w:eastAsia="Segoe UI" w:cs="Segoe UI"/>
                 <w:b/>
                 <w:bCs/>
                 <w:i w:val="0"/>
@@ -4451,8 +4477,14 @@
       </w:tr>
       <w:tr>
         <w:tblPrEx>
-          <w:tblW w:w="8522" w:type="dxa"/>
-          <w:jc w:val="center"/>
+          <w:tblBorders>
+            <w:top w:val="single" w:color="auto" w:sz="4" w:space="0"/>
+            <w:left w:val="single" w:color="auto" w:sz="4" w:space="0"/>
+            <w:bottom w:val="single" w:color="auto" w:sz="4" w:space="0"/>
+            <w:right w:val="single" w:color="auto" w:sz="4" w:space="0"/>
+            <w:insideH w:val="single" w:color="auto" w:sz="4" w:space="0"/>
+            <w:insideV w:val="single" w:color="auto" w:sz="4" w:space="0"/>
+          </w:tblBorders>
           <w:shd w:val="clear" w:color="auto" w:fill="auto"/>
           <w:tblCellMar>
             <w:top w:w="15" w:type="dxa"/>
@@ -4462,17 +4494,17 @@
           </w:tblCellMar>
         </w:tblPrEx>
         <w:trPr>
-          <w:trHeight w:val="0"/>
+          <w:trHeight w:val="0" w:hRule="atLeast"/>
           <w:jc w:val="center"/>
         </w:trPr>
         <w:tc>
           <w:tcPr>
             <w:tcW w:w="1338" w:type="dxa"/>
             <w:tcBorders>
-              <w:top w:val="single" w:sz="4" w:space="0" w:color="auto"/>
-              <w:left w:val="single" w:sz="12" w:space="0" w:color="auto"/>
-              <w:bottom w:val="single" w:sz="4" w:space="0" w:color="auto"/>
-              <w:right w:val="single" w:sz="4" w:space="0" w:color="auto"/>
+              <w:top w:val="single" w:color="auto" w:sz="4" w:space="0"/>
+              <w:left w:val="single" w:color="auto" w:sz="12" w:space="0"/>
+              <w:bottom w:val="single" w:color="auto" w:sz="4" w:space="0"/>
+              <w:right w:val="single" w:color="auto" w:sz="4" w:space="0"/>
             </w:tcBorders>
             <w:shd w:val="clear" w:color="auto" w:fill="auto"/>
             <w:tcMar>
@@ -4500,11 +4532,11 @@
               <w:adjustRightInd w:val="0"/>
               <w:snapToGrid w:val="0"/>
               <w:spacing w:line="240" w:lineRule="auto"/>
-              <w:ind w:left="0" w:right="0" w:firstLine="0" w:leftChars="0" w:rightChars="0" w:firstLineChars="0"/>
+              <w:ind w:left="0" w:leftChars="0" w:right="0" w:rightChars="0" w:firstLine="0" w:firstLineChars="0"/>
               <w:jc w:val="center"/>
               <w:textAlignment w:val="baseline"/>
               <w:rPr>
-                <w:rFonts w:ascii="Segoe UI" w:eastAsia="Segoe UI" w:hAnsi="Segoe UI" w:cs="Segoe UI" w:hint="default"/>
+                <w:rFonts w:hint="default" w:ascii="Segoe UI" w:hAnsi="Segoe UI" w:eastAsia="Segoe UI" w:cs="Segoe UI"/>
                 <w:i w:val="0"/>
                 <w:iCs w:val="0"/>
                 <w:caps w:val="0"/>
@@ -4516,8 +4548,8 @@
             </w:pPr>
             <w:r>
               <w:rPr>
-                <w:rStyle w:val="Strong"/>
-                <w:rFonts w:ascii="Segoe UI" w:eastAsia="Segoe UI" w:hAnsi="Segoe UI" w:cs="Segoe UI" w:hint="default"/>
+                <w:rStyle w:val="23"/>
+                <w:rFonts w:hint="default" w:ascii="Segoe UI" w:hAnsi="Segoe UI" w:eastAsia="Segoe UI" w:cs="Segoe UI"/>
                 <w:b/>
                 <w:bCs/>
                 <w:i w:val="0"/>
@@ -4539,10 +4571,10 @@
           <w:tcPr>
             <w:tcW w:w="3906" w:type="dxa"/>
             <w:tcBorders>
-              <w:top w:val="single" w:sz="4" w:space="0" w:color="auto"/>
-              <w:left w:val="single" w:sz="4" w:space="0" w:color="auto"/>
-              <w:bottom w:val="single" w:sz="4" w:space="0" w:color="auto"/>
-              <w:right w:val="single" w:sz="4" w:space="0" w:color="auto"/>
+              <w:top w:val="single" w:color="auto" w:sz="4" w:space="0"/>
+              <w:left w:val="single" w:color="auto" w:sz="4" w:space="0"/>
+              <w:bottom w:val="single" w:color="auto" w:sz="4" w:space="0"/>
+              <w:right w:val="single" w:color="auto" w:sz="4" w:space="0"/>
             </w:tcBorders>
             <w:shd w:val="clear" w:color="auto" w:fill="auto"/>
             <w:tcMar>
@@ -4570,11 +4602,11 @@
               <w:adjustRightInd w:val="0"/>
               <w:snapToGrid w:val="0"/>
               <w:spacing w:line="240" w:lineRule="auto"/>
-              <w:ind w:left="0" w:right="0" w:firstLine="0" w:leftChars="0" w:rightChars="0" w:firstLineChars="0"/>
+              <w:ind w:left="0" w:leftChars="0" w:right="0" w:rightChars="0" w:firstLine="0" w:firstLineChars="0"/>
               <w:jc w:val="left"/>
               <w:textAlignment w:val="baseline"/>
               <w:rPr>
-                <w:rFonts w:ascii="Segoe UI" w:eastAsia="Segoe UI" w:hAnsi="Segoe UI" w:cs="Segoe UI" w:hint="default"/>
+                <w:rFonts w:hint="default" w:ascii="Segoe UI" w:hAnsi="Segoe UI" w:eastAsia="Segoe UI" w:cs="Segoe UI"/>
                 <w:i w:val="0"/>
                 <w:iCs w:val="0"/>
                 <w:caps w:val="0"/>
@@ -4586,7 +4618,7 @@
             </w:pPr>
             <w:r>
               <w:rPr>
-                <w:rFonts w:ascii="Segoe UI" w:eastAsia="Segoe UI" w:hAnsi="Segoe UI" w:cs="Segoe UI" w:hint="default"/>
+                <w:rFonts w:hint="default" w:ascii="Segoe UI" w:hAnsi="Segoe UI" w:eastAsia="Segoe UI" w:cs="Segoe UI"/>
                 <w:i w:val="0"/>
                 <w:iCs w:val="0"/>
                 <w:caps w:val="0"/>
@@ -4602,7 +4634,7 @@
             </w:r>
             <w:r>
               <w:rPr>
-                <w:rFonts w:ascii="Segoe UI" w:eastAsia="Segoe UI" w:hAnsi="Segoe UI" w:cs="Segoe UI" w:hint="default"/>
+                <w:rFonts w:hint="default" w:ascii="Segoe UI" w:hAnsi="Segoe UI" w:eastAsia="Segoe UI" w:cs="Segoe UI"/>
                 <w:i w:val="0"/>
                 <w:iCs w:val="0"/>
                 <w:caps w:val="0"/>
@@ -4614,11 +4646,11 @@
                 <w:szCs w:val="18"/>
                 <w:lang w:val="en-US" w:eastAsia="zh-CN"/>
               </w:rPr>
-              <w:br/>
+              <w:br w:type="textWrapping"/>
             </w:r>
             <w:r>
               <w:rPr>
-                <w:rFonts w:ascii="Segoe UI" w:eastAsia="Segoe UI" w:hAnsi="Segoe UI" w:cs="Segoe UI" w:hint="default"/>
+                <w:rFonts w:hint="default" w:ascii="Segoe UI" w:hAnsi="Segoe UI" w:eastAsia="Segoe UI" w:cs="Segoe UI"/>
                 <w:i w:val="0"/>
                 <w:iCs w:val="0"/>
                 <w:caps w:val="0"/>
@@ -4634,7 +4666,7 @@
             </w:r>
             <w:r>
               <w:rPr>
-                <w:rFonts w:ascii="Segoe UI" w:eastAsia="Segoe UI" w:hAnsi="Segoe UI" w:cs="Segoe UI" w:hint="default"/>
+                <w:rFonts w:hint="default" w:ascii="Segoe UI" w:hAnsi="Segoe UI" w:eastAsia="Segoe UI" w:cs="Segoe UI"/>
                 <w:i w:val="0"/>
                 <w:iCs w:val="0"/>
                 <w:caps w:val="0"/>
@@ -4646,11 +4678,11 @@
                 <w:szCs w:val="18"/>
                 <w:lang w:val="en-US" w:eastAsia="zh-CN"/>
               </w:rPr>
-              <w:br/>
+              <w:br w:type="textWrapping"/>
             </w:r>
             <w:r>
               <w:rPr>
-                <w:rFonts w:ascii="Segoe UI" w:eastAsia="Segoe UI" w:hAnsi="Segoe UI" w:cs="Segoe UI" w:hint="default"/>
+                <w:rFonts w:hint="default" w:ascii="Segoe UI" w:hAnsi="Segoe UI" w:eastAsia="Segoe UI" w:cs="Segoe UI"/>
                 <w:i w:val="0"/>
                 <w:iCs w:val="0"/>
                 <w:caps w:val="0"/>
@@ -4670,10 +4702,10 @@
           <w:tcPr>
             <w:tcW w:w="3278" w:type="dxa"/>
             <w:tcBorders>
-              <w:top w:val="single" w:sz="4" w:space="0" w:color="auto"/>
-              <w:left w:val="single" w:sz="4" w:space="0" w:color="auto"/>
-              <w:bottom w:val="single" w:sz="4" w:space="0" w:color="auto"/>
-              <w:right w:val="single" w:sz="12" w:space="0" w:color="auto"/>
+              <w:top w:val="single" w:color="auto" w:sz="4" w:space="0"/>
+              <w:left w:val="single" w:color="auto" w:sz="4" w:space="0"/>
+              <w:bottom w:val="single" w:color="auto" w:sz="4" w:space="0"/>
+              <w:right w:val="single" w:color="auto" w:sz="12" w:space="0"/>
             </w:tcBorders>
             <w:shd w:val="clear" w:color="auto" w:fill="auto"/>
             <w:tcMar>
@@ -4701,11 +4733,11 @@
               <w:adjustRightInd w:val="0"/>
               <w:snapToGrid w:val="0"/>
               <w:spacing w:line="240" w:lineRule="auto"/>
-              <w:ind w:left="0" w:right="0" w:firstLine="0" w:leftChars="0" w:rightChars="0" w:firstLineChars="0"/>
+              <w:ind w:left="0" w:leftChars="0" w:right="0" w:rightChars="0" w:firstLine="0" w:firstLineChars="0"/>
               <w:jc w:val="left"/>
               <w:textAlignment w:val="baseline"/>
               <w:rPr>
-                <w:rFonts w:ascii="Segoe UI" w:eastAsia="Segoe UI" w:hAnsi="Segoe UI" w:cs="Segoe UI" w:hint="default"/>
+                <w:rFonts w:hint="default" w:ascii="Segoe UI" w:hAnsi="Segoe UI" w:eastAsia="Segoe UI" w:cs="Segoe UI"/>
                 <w:i w:val="0"/>
                 <w:iCs w:val="0"/>
                 <w:caps w:val="0"/>
@@ -4717,8 +4749,8 @@
             </w:pPr>
             <w:r>
               <w:rPr>
-                <w:rStyle w:val="Strong"/>
-                <w:rFonts w:ascii="Segoe UI" w:eastAsia="Segoe UI" w:hAnsi="Segoe UI" w:cs="Segoe UI" w:hint="default"/>
+                <w:rStyle w:val="23"/>
+                <w:rFonts w:hint="default" w:ascii="Segoe UI" w:hAnsi="Segoe UI" w:eastAsia="Segoe UI" w:cs="Segoe UI"/>
                 <w:b/>
                 <w:bCs/>
                 <w:i w:val="0"/>
@@ -4736,7 +4768,7 @@
             </w:r>
             <w:r>
               <w:rPr>
-                <w:rFonts w:ascii="Segoe UI" w:eastAsia="Segoe UI" w:hAnsi="Segoe UI" w:cs="Segoe UI" w:hint="default"/>
+                <w:rFonts w:hint="default" w:ascii="Segoe UI" w:hAnsi="Segoe UI" w:eastAsia="Segoe UI" w:cs="Segoe UI"/>
                 <w:i w:val="0"/>
                 <w:iCs w:val="0"/>
                 <w:caps w:val="0"/>
@@ -4752,8 +4784,8 @@
             </w:r>
             <w:r>
               <w:rPr>
-                <w:rStyle w:val="Strong"/>
-                <w:rFonts w:ascii="Segoe UI" w:eastAsia="Segoe UI" w:hAnsi="Segoe UI" w:cs="Segoe UI" w:hint="default"/>
+                <w:rStyle w:val="23"/>
+                <w:rFonts w:hint="default" w:ascii="Segoe UI" w:hAnsi="Segoe UI" w:eastAsia="Segoe UI" w:cs="Segoe UI"/>
                 <w:b/>
                 <w:bCs/>
                 <w:i w:val="0"/>
@@ -4771,7 +4803,7 @@
             </w:r>
             <w:r>
               <w:rPr>
-                <w:rFonts w:ascii="Segoe UI" w:eastAsia="Segoe UI" w:hAnsi="Segoe UI" w:cs="Segoe UI" w:hint="default"/>
+                <w:rFonts w:hint="default" w:ascii="Segoe UI" w:hAnsi="Segoe UI" w:eastAsia="Segoe UI" w:cs="Segoe UI"/>
                 <w:i w:val="0"/>
                 <w:iCs w:val="0"/>
                 <w:caps w:val="0"/>
@@ -4787,8 +4819,8 @@
             </w:r>
             <w:r>
               <w:rPr>
-                <w:rStyle w:val="Strong"/>
-                <w:rFonts w:ascii="Segoe UI" w:eastAsia="Segoe UI" w:hAnsi="Segoe UI" w:cs="Segoe UI" w:hint="default"/>
+                <w:rStyle w:val="23"/>
+                <w:rFonts w:hint="default" w:ascii="Segoe UI" w:hAnsi="Segoe UI" w:eastAsia="Segoe UI" w:cs="Segoe UI"/>
                 <w:b/>
                 <w:bCs/>
                 <w:i w:val="0"/>
@@ -4806,7 +4838,7 @@
             </w:r>
             <w:r>
               <w:rPr>
-                <w:rFonts w:ascii="Segoe UI" w:eastAsia="Segoe UI" w:hAnsi="Segoe UI" w:cs="Segoe UI" w:hint="default"/>
+                <w:rFonts w:hint="default" w:ascii="Segoe UI" w:hAnsi="Segoe UI" w:eastAsia="Segoe UI" w:cs="Segoe UI"/>
                 <w:i w:val="0"/>
                 <w:iCs w:val="0"/>
                 <w:caps w:val="0"/>
@@ -4822,8 +4854,8 @@
             </w:r>
             <w:r>
               <w:rPr>
-                <w:rStyle w:val="Strong"/>
-                <w:rFonts w:ascii="Segoe UI" w:eastAsia="Segoe UI" w:hAnsi="Segoe UI" w:cs="Segoe UI" w:hint="default"/>
+                <w:rStyle w:val="23"/>
+                <w:rFonts w:hint="default" w:ascii="Segoe UI" w:hAnsi="Segoe UI" w:eastAsia="Segoe UI" w:cs="Segoe UI"/>
                 <w:b/>
                 <w:bCs/>
                 <w:i w:val="0"/>
@@ -4844,8 +4876,14 @@
       </w:tr>
       <w:tr>
         <w:tblPrEx>
-          <w:tblW w:w="8522" w:type="dxa"/>
-          <w:jc w:val="center"/>
+          <w:tblBorders>
+            <w:top w:val="single" w:color="auto" w:sz="4" w:space="0"/>
+            <w:left w:val="single" w:color="auto" w:sz="4" w:space="0"/>
+            <w:bottom w:val="single" w:color="auto" w:sz="4" w:space="0"/>
+            <w:right w:val="single" w:color="auto" w:sz="4" w:space="0"/>
+            <w:insideH w:val="single" w:color="auto" w:sz="4" w:space="0"/>
+            <w:insideV w:val="single" w:color="auto" w:sz="4" w:space="0"/>
+          </w:tblBorders>
           <w:shd w:val="clear" w:color="auto" w:fill="auto"/>
           <w:tblCellMar>
             <w:top w:w="15" w:type="dxa"/>
@@ -4855,17 +4893,17 @@
           </w:tblCellMar>
         </w:tblPrEx>
         <w:trPr>
-          <w:trHeight w:val="0"/>
+          <w:trHeight w:val="0" w:hRule="atLeast"/>
           <w:jc w:val="center"/>
         </w:trPr>
         <w:tc>
           <w:tcPr>
             <w:tcW w:w="1338" w:type="dxa"/>
             <w:tcBorders>
-              <w:top w:val="single" w:sz="4" w:space="0" w:color="auto"/>
-              <w:left w:val="single" w:sz="12" w:space="0" w:color="auto"/>
-              <w:bottom w:val="single" w:sz="4" w:space="0" w:color="auto"/>
-              <w:right w:val="single" w:sz="4" w:space="0" w:color="auto"/>
+              <w:top w:val="single" w:color="auto" w:sz="4" w:space="0"/>
+              <w:left w:val="single" w:color="auto" w:sz="12" w:space="0"/>
+              <w:bottom w:val="single" w:color="auto" w:sz="4" w:space="0"/>
+              <w:right w:val="single" w:color="auto" w:sz="4" w:space="0"/>
             </w:tcBorders>
             <w:shd w:val="clear" w:color="auto" w:fill="auto"/>
             <w:tcMar>
@@ -4893,11 +4931,11 @@
               <w:adjustRightInd w:val="0"/>
               <w:snapToGrid w:val="0"/>
               <w:spacing w:line="240" w:lineRule="auto"/>
-              <w:ind w:left="0" w:right="0" w:firstLine="0" w:leftChars="0" w:rightChars="0" w:firstLineChars="0"/>
+              <w:ind w:left="0" w:leftChars="0" w:right="0" w:rightChars="0" w:firstLine="0" w:firstLineChars="0"/>
               <w:jc w:val="center"/>
               <w:textAlignment w:val="baseline"/>
               <w:rPr>
-                <w:rFonts w:ascii="Segoe UI" w:eastAsia="Segoe UI" w:hAnsi="Segoe UI" w:cs="Segoe UI" w:hint="default"/>
+                <w:rFonts w:hint="default" w:ascii="Segoe UI" w:hAnsi="Segoe UI" w:eastAsia="Segoe UI" w:cs="Segoe UI"/>
                 <w:i w:val="0"/>
                 <w:iCs w:val="0"/>
                 <w:caps w:val="0"/>
@@ -4909,8 +4947,8 @@
             </w:pPr>
             <w:r>
               <w:rPr>
-                <w:rStyle w:val="Strong"/>
-                <w:rFonts w:ascii="Segoe UI" w:eastAsia="Segoe UI" w:hAnsi="Segoe UI" w:cs="Segoe UI" w:hint="default"/>
+                <w:rStyle w:val="23"/>
+                <w:rFonts w:hint="default" w:ascii="Segoe UI" w:hAnsi="Segoe UI" w:eastAsia="Segoe UI" w:cs="Segoe UI"/>
                 <w:b/>
                 <w:bCs/>
                 <w:i w:val="0"/>
@@ -4932,10 +4970,10 @@
           <w:tcPr>
             <w:tcW w:w="3906" w:type="dxa"/>
             <w:tcBorders>
-              <w:top w:val="single" w:sz="4" w:space="0" w:color="auto"/>
-              <w:left w:val="single" w:sz="4" w:space="0" w:color="auto"/>
-              <w:bottom w:val="single" w:sz="4" w:space="0" w:color="auto"/>
-              <w:right w:val="single" w:sz="4" w:space="0" w:color="auto"/>
+              <w:top w:val="single" w:color="auto" w:sz="4" w:space="0"/>
+              <w:left w:val="single" w:color="auto" w:sz="4" w:space="0"/>
+              <w:bottom w:val="single" w:color="auto" w:sz="4" w:space="0"/>
+              <w:right w:val="single" w:color="auto" w:sz="4" w:space="0"/>
             </w:tcBorders>
             <w:shd w:val="clear" w:color="auto" w:fill="auto"/>
             <w:tcMar>
@@ -4963,11 +5001,11 @@
               <w:adjustRightInd w:val="0"/>
               <w:snapToGrid w:val="0"/>
               <w:spacing w:line="240" w:lineRule="auto"/>
-              <w:ind w:left="0" w:right="0" w:firstLine="0" w:leftChars="0" w:rightChars="0" w:firstLineChars="0"/>
+              <w:ind w:left="0" w:leftChars="0" w:right="0" w:rightChars="0" w:firstLine="0" w:firstLineChars="0"/>
               <w:jc w:val="left"/>
               <w:textAlignment w:val="baseline"/>
               <w:rPr>
-                <w:rFonts w:ascii="Segoe UI" w:eastAsia="Segoe UI" w:hAnsi="Segoe UI" w:cs="Segoe UI" w:hint="default"/>
+                <w:rFonts w:hint="default" w:ascii="Segoe UI" w:hAnsi="Segoe UI" w:eastAsia="Segoe UI" w:cs="Segoe UI"/>
                 <w:i w:val="0"/>
                 <w:iCs w:val="0"/>
                 <w:caps w:val="0"/>
@@ -4979,7 +5017,7 @@
             </w:pPr>
             <w:r>
               <w:rPr>
-                <w:rFonts w:ascii="Segoe UI" w:eastAsia="Segoe UI" w:hAnsi="Segoe UI" w:cs="Segoe UI" w:hint="default"/>
+                <w:rFonts w:hint="default" w:ascii="Segoe UI" w:hAnsi="Segoe UI" w:eastAsia="Segoe UI" w:cs="Segoe UI"/>
                 <w:i w:val="0"/>
                 <w:iCs w:val="0"/>
                 <w:caps w:val="0"/>
@@ -4995,7 +5033,7 @@
             </w:r>
             <w:r>
               <w:rPr>
-                <w:rFonts w:ascii="Segoe UI" w:eastAsia="Segoe UI" w:hAnsi="Segoe UI" w:cs="Segoe UI" w:hint="default"/>
+                <w:rFonts w:hint="default" w:ascii="Segoe UI" w:hAnsi="Segoe UI" w:eastAsia="Segoe UI" w:cs="Segoe UI"/>
                 <w:i w:val="0"/>
                 <w:iCs w:val="0"/>
                 <w:caps w:val="0"/>
@@ -5007,11 +5045,11 @@
                 <w:szCs w:val="18"/>
                 <w:lang w:val="en-US" w:eastAsia="zh-CN"/>
               </w:rPr>
-              <w:br/>
+              <w:br w:type="textWrapping"/>
             </w:r>
             <w:r>
               <w:rPr>
-                <w:rFonts w:ascii="Segoe UI" w:eastAsia="Segoe UI" w:hAnsi="Segoe UI" w:cs="Segoe UI" w:hint="default"/>
+                <w:rFonts w:hint="default" w:ascii="Segoe UI" w:hAnsi="Segoe UI" w:eastAsia="Segoe UI" w:cs="Segoe UI"/>
                 <w:i w:val="0"/>
                 <w:iCs w:val="0"/>
                 <w:caps w:val="0"/>
@@ -5027,7 +5065,7 @@
             </w:r>
             <w:r>
               <w:rPr>
-                <w:rFonts w:ascii="Segoe UI" w:eastAsia="Segoe UI" w:hAnsi="Segoe UI" w:cs="Segoe UI" w:hint="default"/>
+                <w:rFonts w:hint="default" w:ascii="Segoe UI" w:hAnsi="Segoe UI" w:eastAsia="Segoe UI" w:cs="Segoe UI"/>
                 <w:i w:val="0"/>
                 <w:iCs w:val="0"/>
                 <w:caps w:val="0"/>
@@ -5039,11 +5077,11 @@
                 <w:szCs w:val="18"/>
                 <w:lang w:val="en-US" w:eastAsia="zh-CN"/>
               </w:rPr>
-              <w:br/>
+              <w:br w:type="textWrapping"/>
             </w:r>
             <w:r>
               <w:rPr>
-                <w:rFonts w:ascii="Segoe UI" w:eastAsia="Segoe UI" w:hAnsi="Segoe UI" w:cs="Segoe UI" w:hint="default"/>
+                <w:rFonts w:hint="default" w:ascii="Segoe UI" w:hAnsi="Segoe UI" w:eastAsia="Segoe UI" w:cs="Segoe UI"/>
                 <w:i w:val="0"/>
                 <w:iCs w:val="0"/>
                 <w:caps w:val="0"/>
@@ -5059,7 +5097,7 @@
             </w:r>
             <w:r>
               <w:rPr>
-                <w:rFonts w:ascii="Segoe UI" w:eastAsia="Segoe UI" w:hAnsi="Segoe UI" w:cs="Segoe UI" w:hint="eastAsia"/>
+                <w:rFonts w:hint="eastAsia" w:ascii="Segoe UI" w:hAnsi="Segoe UI" w:eastAsia="Segoe UI" w:cs="Segoe UI"/>
                 <w:i w:val="0"/>
                 <w:iCs w:val="0"/>
                 <w:caps w:val="0"/>
@@ -5075,7 +5113,7 @@
             </w:r>
             <w:r>
               <w:rPr>
-                <w:rFonts w:ascii="Segoe UI" w:eastAsia="Segoe UI" w:hAnsi="Segoe UI" w:cs="Segoe UI" w:hint="default"/>
+                <w:rFonts w:hint="default" w:ascii="Segoe UI" w:hAnsi="Segoe UI" w:eastAsia="Segoe UI" w:cs="Segoe UI"/>
                 <w:i w:val="0"/>
                 <w:iCs w:val="0"/>
                 <w:caps w:val="0"/>
@@ -5091,7 +5129,7 @@
             </w:r>
             <w:r>
               <w:rPr>
-                <w:rFonts w:ascii="Segoe UI" w:eastAsia="Segoe UI" w:hAnsi="Segoe UI" w:cs="Segoe UI" w:hint="eastAsia"/>
+                <w:rFonts w:hint="eastAsia" w:ascii="Segoe UI" w:hAnsi="Segoe UI" w:eastAsia="Segoe UI" w:cs="Segoe UI"/>
                 <w:i w:val="0"/>
                 <w:iCs w:val="0"/>
                 <w:caps w:val="0"/>
@@ -5107,7 +5145,7 @@
             </w:r>
             <w:r>
               <w:rPr>
-                <w:rFonts w:ascii="Segoe UI" w:eastAsia="Segoe UI" w:hAnsi="Segoe UI" w:cs="Segoe UI" w:hint="default"/>
+                <w:rFonts w:hint="default" w:ascii="Segoe UI" w:hAnsi="Segoe UI" w:eastAsia="Segoe UI" w:cs="Segoe UI"/>
                 <w:i w:val="0"/>
                 <w:iCs w:val="0"/>
                 <w:caps w:val="0"/>
@@ -5127,10 +5165,10 @@
           <w:tcPr>
             <w:tcW w:w="3278" w:type="dxa"/>
             <w:tcBorders>
-              <w:top w:val="single" w:sz="4" w:space="0" w:color="auto"/>
-              <w:left w:val="single" w:sz="4" w:space="0" w:color="auto"/>
-              <w:bottom w:val="single" w:sz="4" w:space="0" w:color="auto"/>
-              <w:right w:val="single" w:sz="12" w:space="0" w:color="auto"/>
+              <w:top w:val="single" w:color="auto" w:sz="4" w:space="0"/>
+              <w:left w:val="single" w:color="auto" w:sz="4" w:space="0"/>
+              <w:bottom w:val="single" w:color="auto" w:sz="4" w:space="0"/>
+              <w:right w:val="single" w:color="auto" w:sz="12" w:space="0"/>
             </w:tcBorders>
             <w:shd w:val="clear" w:color="auto" w:fill="auto"/>
             <w:tcMar>
@@ -5158,11 +5196,11 @@
               <w:adjustRightInd w:val="0"/>
               <w:snapToGrid w:val="0"/>
               <w:spacing w:line="240" w:lineRule="auto"/>
-              <w:ind w:left="0" w:right="0" w:firstLine="0" w:leftChars="0" w:rightChars="0" w:firstLineChars="0"/>
+              <w:ind w:left="0" w:leftChars="0" w:right="0" w:rightChars="0" w:firstLine="0" w:firstLineChars="0"/>
               <w:jc w:val="left"/>
               <w:textAlignment w:val="baseline"/>
               <w:rPr>
-                <w:rFonts w:ascii="Segoe UI" w:eastAsia="Segoe UI" w:hAnsi="Segoe UI" w:cs="Segoe UI" w:hint="default"/>
+                <w:rFonts w:hint="default" w:ascii="Segoe UI" w:hAnsi="Segoe UI" w:eastAsia="Segoe UI" w:cs="Segoe UI"/>
                 <w:i w:val="0"/>
                 <w:iCs w:val="0"/>
                 <w:caps w:val="0"/>
@@ -5174,8 +5212,8 @@
             </w:pPr>
             <w:r>
               <w:rPr>
-                <w:rStyle w:val="Strong"/>
-                <w:rFonts w:ascii="Segoe UI" w:eastAsia="Segoe UI" w:hAnsi="Segoe UI" w:cs="Segoe UI" w:hint="default"/>
+                <w:rStyle w:val="23"/>
+                <w:rFonts w:hint="default" w:ascii="Segoe UI" w:hAnsi="Segoe UI" w:eastAsia="Segoe UI" w:cs="Segoe UI"/>
                 <w:b/>
                 <w:bCs/>
                 <w:i w:val="0"/>
@@ -5193,7 +5231,7 @@
             </w:r>
             <w:r>
               <w:rPr>
-                <w:rFonts w:ascii="Segoe UI" w:eastAsia="Segoe UI" w:hAnsi="Segoe UI" w:cs="Segoe UI" w:hint="default"/>
+                <w:rFonts w:hint="default" w:ascii="Segoe UI" w:hAnsi="Segoe UI" w:eastAsia="Segoe UI" w:cs="Segoe UI"/>
                 <w:i w:val="0"/>
                 <w:iCs w:val="0"/>
                 <w:caps w:val="0"/>
@@ -5212,8 +5250,14 @@
       </w:tr>
       <w:tr>
         <w:tblPrEx>
-          <w:tblW w:w="8522" w:type="dxa"/>
-          <w:jc w:val="center"/>
+          <w:tblBorders>
+            <w:top w:val="single" w:color="auto" w:sz="4" w:space="0"/>
+            <w:left w:val="single" w:color="auto" w:sz="4" w:space="0"/>
+            <w:bottom w:val="single" w:color="auto" w:sz="4" w:space="0"/>
+            <w:right w:val="single" w:color="auto" w:sz="4" w:space="0"/>
+            <w:insideH w:val="single" w:color="auto" w:sz="4" w:space="0"/>
+            <w:insideV w:val="single" w:color="auto" w:sz="4" w:space="0"/>
+          </w:tblBorders>
           <w:shd w:val="clear" w:color="auto" w:fill="auto"/>
           <w:tblCellMar>
             <w:top w:w="15" w:type="dxa"/>
@@ -5223,17 +5267,17 @@
           </w:tblCellMar>
         </w:tblPrEx>
         <w:trPr>
-          <w:trHeight w:val="0"/>
+          <w:trHeight w:val="0" w:hRule="atLeast"/>
           <w:jc w:val="center"/>
         </w:trPr>
         <w:tc>
           <w:tcPr>
             <w:tcW w:w="1338" w:type="dxa"/>
             <w:tcBorders>
-              <w:top w:val="single" w:sz="4" w:space="0" w:color="auto"/>
-              <w:left w:val="single" w:sz="12" w:space="0" w:color="auto"/>
-              <w:bottom w:val="single" w:sz="4" w:space="0" w:color="auto"/>
-              <w:right w:val="single" w:sz="4" w:space="0" w:color="auto"/>
+              <w:top w:val="single" w:color="auto" w:sz="4" w:space="0"/>
+              <w:left w:val="single" w:color="auto" w:sz="12" w:space="0"/>
+              <w:bottom w:val="single" w:color="auto" w:sz="4" w:space="0"/>
+              <w:right w:val="single" w:color="auto" w:sz="4" w:space="0"/>
             </w:tcBorders>
             <w:shd w:val="clear" w:color="auto" w:fill="auto"/>
             <w:tcMar>
@@ -5261,11 +5305,11 @@
               <w:adjustRightInd w:val="0"/>
               <w:snapToGrid w:val="0"/>
               <w:spacing w:line="240" w:lineRule="auto"/>
-              <w:ind w:left="0" w:right="0" w:firstLine="0" w:leftChars="0" w:rightChars="0" w:firstLineChars="0"/>
+              <w:ind w:left="0" w:leftChars="0" w:right="0" w:rightChars="0" w:firstLine="0" w:firstLineChars="0"/>
               <w:jc w:val="center"/>
               <w:textAlignment w:val="baseline"/>
               <w:rPr>
-                <w:rFonts w:ascii="Segoe UI" w:eastAsia="Segoe UI" w:hAnsi="Segoe UI" w:cs="Segoe UI" w:hint="default"/>
+                <w:rFonts w:hint="default" w:ascii="Segoe UI" w:hAnsi="Segoe UI" w:eastAsia="Segoe UI" w:cs="Segoe UI"/>
                 <w:i w:val="0"/>
                 <w:iCs w:val="0"/>
                 <w:caps w:val="0"/>
@@ -5277,8 +5321,8 @@
             </w:pPr>
             <w:r>
               <w:rPr>
-                <w:rStyle w:val="Strong"/>
-                <w:rFonts w:ascii="Segoe UI" w:eastAsia="Segoe UI" w:hAnsi="Segoe UI" w:cs="Segoe UI" w:hint="default"/>
+                <w:rStyle w:val="23"/>
+                <w:rFonts w:hint="default" w:ascii="Segoe UI" w:hAnsi="Segoe UI" w:eastAsia="Segoe UI" w:cs="Segoe UI"/>
                 <w:b/>
                 <w:bCs/>
                 <w:i w:val="0"/>
@@ -5300,10 +5344,10 @@
           <w:tcPr>
             <w:tcW w:w="3906" w:type="dxa"/>
             <w:tcBorders>
-              <w:top w:val="single" w:sz="4" w:space="0" w:color="auto"/>
-              <w:left w:val="single" w:sz="4" w:space="0" w:color="auto"/>
-              <w:bottom w:val="single" w:sz="4" w:space="0" w:color="auto"/>
-              <w:right w:val="single" w:sz="4" w:space="0" w:color="auto"/>
+              <w:top w:val="single" w:color="auto" w:sz="4" w:space="0"/>
+              <w:left w:val="single" w:color="auto" w:sz="4" w:space="0"/>
+              <w:bottom w:val="single" w:color="auto" w:sz="4" w:space="0"/>
+              <w:right w:val="single" w:color="auto" w:sz="4" w:space="0"/>
             </w:tcBorders>
             <w:shd w:val="clear" w:color="auto" w:fill="auto"/>
             <w:tcMar>
@@ -5331,11 +5375,11 @@
               <w:adjustRightInd w:val="0"/>
               <w:snapToGrid w:val="0"/>
               <w:spacing w:line="240" w:lineRule="auto"/>
-              <w:ind w:left="0" w:right="0" w:firstLine="0" w:leftChars="0" w:rightChars="0" w:firstLineChars="0"/>
+              <w:ind w:left="0" w:leftChars="0" w:right="0" w:rightChars="0" w:firstLine="0" w:firstLineChars="0"/>
               <w:jc w:val="left"/>
               <w:textAlignment w:val="baseline"/>
               <w:rPr>
-                <w:rFonts w:ascii="Segoe UI" w:eastAsia="Segoe UI" w:hAnsi="Segoe UI" w:cs="Segoe UI" w:hint="default"/>
+                <w:rFonts w:hint="default" w:ascii="Segoe UI" w:hAnsi="Segoe UI" w:eastAsia="Segoe UI" w:cs="Segoe UI"/>
                 <w:i w:val="0"/>
                 <w:iCs w:val="0"/>
                 <w:caps w:val="0"/>
@@ -5347,7 +5391,7 @@
             </w:pPr>
             <w:r>
               <w:rPr>
-                <w:rFonts w:ascii="Segoe UI" w:eastAsia="Segoe UI" w:hAnsi="Segoe UI" w:cs="Segoe UI" w:hint="default"/>
+                <w:rFonts w:hint="default" w:ascii="Segoe UI" w:hAnsi="Segoe UI" w:eastAsia="Segoe UI" w:cs="Segoe UI"/>
                 <w:i w:val="0"/>
                 <w:iCs w:val="0"/>
                 <w:caps w:val="0"/>
@@ -5363,7 +5407,7 @@
             </w:r>
             <w:r>
               <w:rPr>
-                <w:rFonts w:ascii="Segoe UI" w:eastAsia="Segoe UI" w:hAnsi="Segoe UI" w:cs="Segoe UI" w:hint="default"/>
+                <w:rFonts w:hint="default" w:ascii="Segoe UI" w:hAnsi="Segoe UI" w:eastAsia="Segoe UI" w:cs="Segoe UI"/>
                 <w:i w:val="0"/>
                 <w:iCs w:val="0"/>
                 <w:caps w:val="0"/>
@@ -5375,11 +5419,11 @@
                 <w:szCs w:val="18"/>
                 <w:lang w:val="en-US" w:eastAsia="zh-CN"/>
               </w:rPr>
-              <w:br/>
+              <w:br w:type="textWrapping"/>
             </w:r>
             <w:r>
               <w:rPr>
-                <w:rFonts w:ascii="Segoe UI" w:eastAsia="Segoe UI" w:hAnsi="Segoe UI" w:cs="Segoe UI" w:hint="default"/>
+                <w:rFonts w:hint="default" w:ascii="Segoe UI" w:hAnsi="Segoe UI" w:eastAsia="Segoe UI" w:cs="Segoe UI"/>
                 <w:i w:val="0"/>
                 <w:iCs w:val="0"/>
                 <w:caps w:val="0"/>
@@ -5399,10 +5443,10 @@
           <w:tcPr>
             <w:tcW w:w="3278" w:type="dxa"/>
             <w:tcBorders>
-              <w:top w:val="single" w:sz="4" w:space="0" w:color="auto"/>
-              <w:left w:val="single" w:sz="4" w:space="0" w:color="auto"/>
-              <w:bottom w:val="single" w:sz="4" w:space="0" w:color="auto"/>
-              <w:right w:val="single" w:sz="12" w:space="0" w:color="auto"/>
+              <w:top w:val="single" w:color="auto" w:sz="4" w:space="0"/>
+              <w:left w:val="single" w:color="auto" w:sz="4" w:space="0"/>
+              <w:bottom w:val="single" w:color="auto" w:sz="4" w:space="0"/>
+              <w:right w:val="single" w:color="auto" w:sz="12" w:space="0"/>
             </w:tcBorders>
             <w:shd w:val="clear" w:color="auto" w:fill="auto"/>
             <w:tcMar>
@@ -5430,11 +5474,11 @@
               <w:adjustRightInd w:val="0"/>
               <w:snapToGrid w:val="0"/>
               <w:spacing w:line="240" w:lineRule="auto"/>
-              <w:ind w:left="0" w:right="0" w:firstLine="0" w:leftChars="0" w:rightChars="0" w:firstLineChars="0"/>
+              <w:ind w:left="0" w:leftChars="0" w:right="0" w:rightChars="0" w:firstLine="0" w:firstLineChars="0"/>
               <w:jc w:val="left"/>
               <w:textAlignment w:val="baseline"/>
               <w:rPr>
-                <w:rFonts w:ascii="Segoe UI" w:eastAsia="Segoe UI" w:hAnsi="Segoe UI" w:cs="Segoe UI" w:hint="default"/>
+                <w:rFonts w:hint="default" w:ascii="Segoe UI" w:hAnsi="Segoe UI" w:eastAsia="Segoe UI" w:cs="Segoe UI"/>
                 <w:i w:val="0"/>
                 <w:iCs w:val="0"/>
                 <w:caps w:val="0"/>
@@ -5446,8 +5490,8 @@
             </w:pPr>
             <w:r>
               <w:rPr>
-                <w:rStyle w:val="Strong"/>
-                <w:rFonts w:ascii="Segoe UI" w:eastAsia="Segoe UI" w:hAnsi="Segoe UI" w:cs="Segoe UI" w:hint="default"/>
+                <w:rStyle w:val="23"/>
+                <w:rFonts w:hint="default" w:ascii="Segoe UI" w:hAnsi="Segoe UI" w:eastAsia="Segoe UI" w:cs="Segoe UI"/>
                 <w:b/>
                 <w:bCs/>
                 <w:i w:val="0"/>
@@ -5468,8 +5512,14 @@
       </w:tr>
       <w:tr>
         <w:tblPrEx>
-          <w:tblW w:w="8522" w:type="dxa"/>
-          <w:jc w:val="center"/>
+          <w:tblBorders>
+            <w:top w:val="single" w:color="auto" w:sz="4" w:space="0"/>
+            <w:left w:val="single" w:color="auto" w:sz="4" w:space="0"/>
+            <w:bottom w:val="single" w:color="auto" w:sz="4" w:space="0"/>
+            <w:right w:val="single" w:color="auto" w:sz="4" w:space="0"/>
+            <w:insideH w:val="single" w:color="auto" w:sz="4" w:space="0"/>
+            <w:insideV w:val="single" w:color="auto" w:sz="4" w:space="0"/>
+          </w:tblBorders>
           <w:shd w:val="clear" w:color="auto" w:fill="auto"/>
           <w:tblCellMar>
             <w:top w:w="15" w:type="dxa"/>
@@ -5479,17 +5529,17 @@
           </w:tblCellMar>
         </w:tblPrEx>
         <w:trPr>
-          <w:trHeight w:val="0"/>
+          <w:trHeight w:val="0" w:hRule="atLeast"/>
           <w:jc w:val="center"/>
         </w:trPr>
         <w:tc>
           <w:tcPr>
             <w:tcW w:w="1338" w:type="dxa"/>
             <w:tcBorders>
-              <w:top w:val="single" w:sz="4" w:space="0" w:color="auto"/>
-              <w:left w:val="single" w:sz="12" w:space="0" w:color="auto"/>
-              <w:bottom w:val="single" w:sz="4" w:space="0" w:color="auto"/>
-              <w:right w:val="single" w:sz="4" w:space="0" w:color="auto"/>
+              <w:top w:val="single" w:color="auto" w:sz="4" w:space="0"/>
+              <w:left w:val="single" w:color="auto" w:sz="12" w:space="0"/>
+              <w:bottom w:val="single" w:color="auto" w:sz="4" w:space="0"/>
+              <w:right w:val="single" w:color="auto" w:sz="4" w:space="0"/>
             </w:tcBorders>
             <w:shd w:val="clear" w:color="auto" w:fill="auto"/>
             <w:tcMar>
@@ -5517,11 +5567,11 @@
               <w:adjustRightInd w:val="0"/>
               <w:snapToGrid w:val="0"/>
               <w:spacing w:line="240" w:lineRule="auto"/>
-              <w:ind w:left="0" w:right="0" w:firstLine="0" w:leftChars="0" w:rightChars="0" w:firstLineChars="0"/>
+              <w:ind w:left="0" w:leftChars="0" w:right="0" w:rightChars="0" w:firstLine="0" w:firstLineChars="0"/>
               <w:jc w:val="center"/>
               <w:textAlignment w:val="baseline"/>
               <w:rPr>
-                <w:rFonts w:ascii="Segoe UI" w:eastAsia="Segoe UI" w:hAnsi="Segoe UI" w:cs="Segoe UI" w:hint="default"/>
+                <w:rFonts w:hint="default" w:ascii="Segoe UI" w:hAnsi="Segoe UI" w:eastAsia="Segoe UI" w:cs="Segoe UI"/>
                 <w:i w:val="0"/>
                 <w:iCs w:val="0"/>
                 <w:caps w:val="0"/>
@@ -5533,8 +5583,8 @@
             </w:pPr>
             <w:r>
               <w:rPr>
-                <w:rStyle w:val="Strong"/>
-                <w:rFonts w:ascii="Segoe UI" w:eastAsia="Segoe UI" w:hAnsi="Segoe UI" w:cs="Segoe UI" w:hint="default"/>
+                <w:rStyle w:val="23"/>
+                <w:rFonts w:hint="default" w:ascii="Segoe UI" w:hAnsi="Segoe UI" w:eastAsia="Segoe UI" w:cs="Segoe UI"/>
                 <w:b/>
                 <w:bCs/>
                 <w:i w:val="0"/>
@@ -5556,10 +5606,10 @@
           <w:tcPr>
             <w:tcW w:w="3906" w:type="dxa"/>
             <w:tcBorders>
-              <w:top w:val="single" w:sz="4" w:space="0" w:color="auto"/>
-              <w:left w:val="single" w:sz="4" w:space="0" w:color="auto"/>
-              <w:bottom w:val="single" w:sz="4" w:space="0" w:color="auto"/>
-              <w:right w:val="single" w:sz="4" w:space="0" w:color="auto"/>
+              <w:top w:val="single" w:color="auto" w:sz="4" w:space="0"/>
+              <w:left w:val="single" w:color="auto" w:sz="4" w:space="0"/>
+              <w:bottom w:val="single" w:color="auto" w:sz="4" w:space="0"/>
+              <w:right w:val="single" w:color="auto" w:sz="4" w:space="0"/>
             </w:tcBorders>
             <w:shd w:val="clear" w:color="auto" w:fill="auto"/>
             <w:tcMar>
@@ -5587,11 +5637,11 @@
               <w:adjustRightInd w:val="0"/>
               <w:snapToGrid w:val="0"/>
               <w:spacing w:line="240" w:lineRule="auto"/>
-              <w:ind w:left="0" w:right="0" w:firstLine="0" w:leftChars="0" w:rightChars="0" w:firstLineChars="0"/>
+              <w:ind w:left="0" w:leftChars="0" w:right="0" w:rightChars="0" w:firstLine="0" w:firstLineChars="0"/>
               <w:jc w:val="left"/>
               <w:textAlignment w:val="baseline"/>
               <w:rPr>
-                <w:rFonts w:ascii="Segoe UI" w:eastAsia="Segoe UI" w:hAnsi="Segoe UI" w:cs="Segoe UI" w:hint="default"/>
+                <w:rFonts w:hint="default" w:ascii="Segoe UI" w:hAnsi="Segoe UI" w:eastAsia="Segoe UI" w:cs="Segoe UI"/>
                 <w:i w:val="0"/>
                 <w:iCs w:val="0"/>
                 <w:caps w:val="0"/>
@@ -5603,7 +5653,7 @@
             </w:pPr>
             <w:r>
               <w:rPr>
-                <w:rFonts w:ascii="Segoe UI" w:eastAsia="Segoe UI" w:hAnsi="Segoe UI" w:cs="Segoe UI" w:hint="default"/>
+                <w:rFonts w:hint="default" w:ascii="Segoe UI" w:hAnsi="Segoe UI" w:eastAsia="Segoe UI" w:cs="Segoe UI"/>
                 <w:i w:val="0"/>
                 <w:iCs w:val="0"/>
                 <w:caps w:val="0"/>
@@ -5619,7 +5669,7 @@
             </w:r>
             <w:r>
               <w:rPr>
-                <w:rFonts w:ascii="Segoe UI" w:eastAsia="Segoe UI" w:hAnsi="Segoe UI" w:cs="Segoe UI" w:hint="default"/>
+                <w:rFonts w:hint="default" w:ascii="Segoe UI" w:hAnsi="Segoe UI" w:eastAsia="Segoe UI" w:cs="Segoe UI"/>
                 <w:i w:val="0"/>
                 <w:iCs w:val="0"/>
                 <w:caps w:val="0"/>
@@ -5631,11 +5681,11 @@
                 <w:szCs w:val="18"/>
                 <w:lang w:val="en-US" w:eastAsia="zh-CN"/>
               </w:rPr>
-              <w:br/>
+              <w:br w:type="textWrapping"/>
             </w:r>
             <w:r>
               <w:rPr>
-                <w:rFonts w:ascii="Segoe UI" w:eastAsia="Segoe UI" w:hAnsi="Segoe UI" w:cs="Segoe UI" w:hint="default"/>
+                <w:rFonts w:hint="default" w:ascii="Segoe UI" w:hAnsi="Segoe UI" w:eastAsia="Segoe UI" w:cs="Segoe UI"/>
                 <w:i w:val="0"/>
                 <w:iCs w:val="0"/>
                 <w:caps w:val="0"/>
@@ -5655,10 +5705,10 @@
           <w:tcPr>
             <w:tcW w:w="3278" w:type="dxa"/>
             <w:tcBorders>
-              <w:top w:val="single" w:sz="4" w:space="0" w:color="auto"/>
-              <w:left w:val="single" w:sz="4" w:space="0" w:color="auto"/>
-              <w:bottom w:val="single" w:sz="4" w:space="0" w:color="auto"/>
-              <w:right w:val="single" w:sz="12" w:space="0" w:color="auto"/>
+              <w:top w:val="single" w:color="auto" w:sz="4" w:space="0"/>
+              <w:left w:val="single" w:color="auto" w:sz="4" w:space="0"/>
+              <w:bottom w:val="single" w:color="auto" w:sz="4" w:space="0"/>
+              <w:right w:val="single" w:color="auto" w:sz="12" w:space="0"/>
             </w:tcBorders>
             <w:shd w:val="clear" w:color="auto" w:fill="auto"/>
             <w:tcMar>
@@ -5686,11 +5736,11 @@
               <w:adjustRightInd w:val="0"/>
               <w:snapToGrid w:val="0"/>
               <w:spacing w:line="240" w:lineRule="auto"/>
-              <w:ind w:left="0" w:right="0" w:firstLine="0" w:leftChars="0" w:rightChars="0" w:firstLineChars="0"/>
+              <w:ind w:left="0" w:leftChars="0" w:right="0" w:rightChars="0" w:firstLine="0" w:firstLineChars="0"/>
               <w:jc w:val="left"/>
               <w:textAlignment w:val="baseline"/>
               <w:rPr>
-                <w:rFonts w:ascii="Segoe UI" w:eastAsia="Segoe UI" w:hAnsi="Segoe UI" w:cs="Segoe UI" w:hint="default"/>
+                <w:rFonts w:hint="default" w:ascii="Segoe UI" w:hAnsi="Segoe UI" w:eastAsia="Segoe UI" w:cs="Segoe UI"/>
                 <w:i w:val="0"/>
                 <w:iCs w:val="0"/>
                 <w:caps w:val="0"/>
@@ -5702,8 +5752,8 @@
             </w:pPr>
             <w:r>
               <w:rPr>
-                <w:rStyle w:val="Strong"/>
-                <w:rFonts w:ascii="Segoe UI" w:eastAsia="Segoe UI" w:hAnsi="Segoe UI" w:cs="Segoe UI" w:hint="default"/>
+                <w:rStyle w:val="23"/>
+                <w:rFonts w:hint="default" w:ascii="Segoe UI" w:hAnsi="Segoe UI" w:eastAsia="Segoe UI" w:cs="Segoe UI"/>
                 <w:b/>
                 <w:bCs/>
                 <w:i w:val="0"/>
@@ -5724,8 +5774,14 @@
       </w:tr>
       <w:tr>
         <w:tblPrEx>
-          <w:tblW w:w="8522" w:type="dxa"/>
-          <w:jc w:val="center"/>
+          <w:tblBorders>
+            <w:top w:val="single" w:color="auto" w:sz="4" w:space="0"/>
+            <w:left w:val="single" w:color="auto" w:sz="4" w:space="0"/>
+            <w:bottom w:val="single" w:color="auto" w:sz="4" w:space="0"/>
+            <w:right w:val="single" w:color="auto" w:sz="4" w:space="0"/>
+            <w:insideH w:val="single" w:color="auto" w:sz="4" w:space="0"/>
+            <w:insideV w:val="single" w:color="auto" w:sz="4" w:space="0"/>
+          </w:tblBorders>
           <w:shd w:val="clear" w:color="auto" w:fill="auto"/>
           <w:tblCellMar>
             <w:top w:w="15" w:type="dxa"/>
@@ -5735,17 +5791,17 @@
           </w:tblCellMar>
         </w:tblPrEx>
         <w:trPr>
-          <w:trHeight w:val="0"/>
+          <w:trHeight w:val="0" w:hRule="atLeast"/>
           <w:jc w:val="center"/>
         </w:trPr>
         <w:tc>
           <w:tcPr>
             <w:tcW w:w="1338" w:type="dxa"/>
             <w:tcBorders>
-              <w:top w:val="single" w:sz="4" w:space="0" w:color="auto"/>
-              <w:left w:val="single" w:sz="12" w:space="0" w:color="auto"/>
-              <w:bottom w:val="single" w:sz="4" w:space="0" w:color="auto"/>
-              <w:right w:val="single" w:sz="4" w:space="0" w:color="auto"/>
+              <w:top w:val="single" w:color="auto" w:sz="4" w:space="0"/>
+              <w:left w:val="single" w:color="auto" w:sz="12" w:space="0"/>
+              <w:bottom w:val="single" w:color="auto" w:sz="4" w:space="0"/>
+              <w:right w:val="single" w:color="auto" w:sz="4" w:space="0"/>
             </w:tcBorders>
             <w:shd w:val="clear" w:color="auto" w:fill="auto"/>
             <w:tcMar>
@@ -5773,11 +5829,11 @@
               <w:adjustRightInd w:val="0"/>
               <w:snapToGrid w:val="0"/>
               <w:spacing w:line="240" w:lineRule="auto"/>
-              <w:ind w:left="0" w:right="0" w:firstLine="0" w:leftChars="0" w:rightChars="0" w:firstLineChars="0"/>
+              <w:ind w:left="0" w:leftChars="0" w:right="0" w:rightChars="0" w:firstLine="0" w:firstLineChars="0"/>
               <w:jc w:val="center"/>
               <w:textAlignment w:val="baseline"/>
               <w:rPr>
-                <w:rFonts w:ascii="Segoe UI" w:eastAsia="Segoe UI" w:hAnsi="Segoe UI" w:cs="Segoe UI" w:hint="default"/>
+                <w:rFonts w:hint="default" w:ascii="Segoe UI" w:hAnsi="Segoe UI" w:eastAsia="Segoe UI" w:cs="Segoe UI"/>
                 <w:i w:val="0"/>
                 <w:iCs w:val="0"/>
                 <w:caps w:val="0"/>
@@ -5789,8 +5845,8 @@
             </w:pPr>
             <w:r>
               <w:rPr>
-                <w:rStyle w:val="Strong"/>
-                <w:rFonts w:ascii="Segoe UI" w:eastAsia="Segoe UI" w:hAnsi="Segoe UI" w:cs="Segoe UI" w:hint="default"/>
+                <w:rStyle w:val="23"/>
+                <w:rFonts w:hint="default" w:ascii="Segoe UI" w:hAnsi="Segoe UI" w:eastAsia="Segoe UI" w:cs="Segoe UI"/>
                 <w:b/>
                 <w:bCs/>
                 <w:i w:val="0"/>
@@ -5812,10 +5868,10 @@
           <w:tcPr>
             <w:tcW w:w="3906" w:type="dxa"/>
             <w:tcBorders>
-              <w:top w:val="single" w:sz="4" w:space="0" w:color="auto"/>
-              <w:left w:val="single" w:sz="4" w:space="0" w:color="auto"/>
-              <w:bottom w:val="single" w:sz="4" w:space="0" w:color="auto"/>
-              <w:right w:val="single" w:sz="4" w:space="0" w:color="auto"/>
+              <w:top w:val="single" w:color="auto" w:sz="4" w:space="0"/>
+              <w:left w:val="single" w:color="auto" w:sz="4" w:space="0"/>
+              <w:bottom w:val="single" w:color="auto" w:sz="4" w:space="0"/>
+              <w:right w:val="single" w:color="auto" w:sz="4" w:space="0"/>
             </w:tcBorders>
             <w:shd w:val="clear" w:color="auto" w:fill="auto"/>
             <w:tcMar>
@@ -5843,11 +5899,11 @@
               <w:adjustRightInd w:val="0"/>
               <w:snapToGrid w:val="0"/>
               <w:spacing w:line="240" w:lineRule="auto"/>
-              <w:ind w:left="0" w:right="0" w:firstLine="0" w:leftChars="0" w:rightChars="0" w:firstLineChars="0"/>
+              <w:ind w:left="0" w:leftChars="0" w:right="0" w:rightChars="0" w:firstLine="0" w:firstLineChars="0"/>
               <w:jc w:val="left"/>
               <w:textAlignment w:val="baseline"/>
               <w:rPr>
-                <w:rFonts w:ascii="Segoe UI" w:eastAsia="Segoe UI" w:hAnsi="Segoe UI" w:cs="Segoe UI" w:hint="default"/>
+                <w:rFonts w:hint="default" w:ascii="Segoe UI" w:hAnsi="Segoe UI" w:eastAsia="Segoe UI" w:cs="Segoe UI"/>
                 <w:i w:val="0"/>
                 <w:iCs w:val="0"/>
                 <w:caps w:val="0"/>
@@ -5859,7 +5915,7 @@
             </w:pPr>
             <w:r>
               <w:rPr>
-                <w:rFonts w:ascii="Segoe UI" w:eastAsia="Segoe UI" w:hAnsi="Segoe UI" w:cs="Segoe UI" w:hint="default"/>
+                <w:rFonts w:hint="default" w:ascii="Segoe UI" w:hAnsi="Segoe UI" w:eastAsia="Segoe UI" w:cs="Segoe UI"/>
                 <w:i w:val="0"/>
                 <w:iCs w:val="0"/>
                 <w:caps w:val="0"/>
@@ -5875,7 +5931,7 @@
             </w:r>
             <w:r>
               <w:rPr>
-                <w:rFonts w:ascii="Segoe UI" w:eastAsia="Segoe UI" w:hAnsi="Segoe UI" w:cs="Segoe UI" w:hint="default"/>
+                <w:rFonts w:hint="default" w:ascii="Segoe UI" w:hAnsi="Segoe UI" w:eastAsia="Segoe UI" w:cs="Segoe UI"/>
                 <w:i w:val="0"/>
                 <w:iCs w:val="0"/>
                 <w:caps w:val="0"/>
@@ -5887,11 +5943,11 @@
                 <w:szCs w:val="18"/>
                 <w:lang w:val="en-US" w:eastAsia="zh-CN"/>
               </w:rPr>
-              <w:br/>
+              <w:br w:type="textWrapping"/>
             </w:r>
             <w:r>
               <w:rPr>
-                <w:rFonts w:ascii="Segoe UI" w:eastAsia="Segoe UI" w:hAnsi="Segoe UI" w:cs="Segoe UI" w:hint="default"/>
+                <w:rFonts w:hint="default" w:ascii="Segoe UI" w:hAnsi="Segoe UI" w:eastAsia="Segoe UI" w:cs="Segoe UI"/>
                 <w:i w:val="0"/>
                 <w:iCs w:val="0"/>
                 <w:caps w:val="0"/>
@@ -5911,10 +5967,10 @@
           <w:tcPr>
             <w:tcW w:w="3278" w:type="dxa"/>
             <w:tcBorders>
-              <w:top w:val="single" w:sz="4" w:space="0" w:color="auto"/>
-              <w:left w:val="single" w:sz="4" w:space="0" w:color="auto"/>
-              <w:bottom w:val="single" w:sz="4" w:space="0" w:color="auto"/>
-              <w:right w:val="single" w:sz="12" w:space="0" w:color="auto"/>
+              <w:top w:val="single" w:color="auto" w:sz="4" w:space="0"/>
+              <w:left w:val="single" w:color="auto" w:sz="4" w:space="0"/>
+              <w:bottom w:val="single" w:color="auto" w:sz="4" w:space="0"/>
+              <w:right w:val="single" w:color="auto" w:sz="12" w:space="0"/>
             </w:tcBorders>
             <w:shd w:val="clear" w:color="auto" w:fill="auto"/>
             <w:tcMar>
@@ -5942,11 +5998,11 @@
               <w:adjustRightInd w:val="0"/>
               <w:snapToGrid w:val="0"/>
               <w:spacing w:line="240" w:lineRule="auto"/>
-              <w:ind w:left="0" w:right="0" w:firstLine="0" w:leftChars="0" w:rightChars="0" w:firstLineChars="0"/>
+              <w:ind w:left="0" w:leftChars="0" w:right="0" w:rightChars="0" w:firstLine="0" w:firstLineChars="0"/>
               <w:jc w:val="left"/>
               <w:textAlignment w:val="baseline"/>
               <w:rPr>
-                <w:rFonts w:ascii="Segoe UI" w:eastAsia="Segoe UI" w:hAnsi="Segoe UI" w:cs="Segoe UI" w:hint="default"/>
+                <w:rFonts w:hint="default" w:ascii="Segoe UI" w:hAnsi="Segoe UI" w:eastAsia="Segoe UI" w:cs="Segoe UI"/>
                 <w:i w:val="0"/>
                 <w:iCs w:val="0"/>
                 <w:caps w:val="0"/>
@@ -5958,8 +6014,8 @@
             </w:pPr>
             <w:r>
               <w:rPr>
-                <w:rStyle w:val="Strong"/>
-                <w:rFonts w:ascii="Segoe UI" w:eastAsia="Segoe UI" w:hAnsi="Segoe UI" w:cs="Segoe UI" w:hint="default"/>
+                <w:rStyle w:val="23"/>
+                <w:rFonts w:hint="default" w:ascii="Segoe UI" w:hAnsi="Segoe UI" w:eastAsia="Segoe UI" w:cs="Segoe UI"/>
                 <w:b/>
                 <w:bCs/>
                 <w:i w:val="0"/>
@@ -5980,8 +6036,14 @@
       </w:tr>
       <w:tr>
         <w:tblPrEx>
-          <w:tblW w:w="8522" w:type="dxa"/>
-          <w:jc w:val="center"/>
+          <w:tblBorders>
+            <w:top w:val="single" w:color="auto" w:sz="4" w:space="0"/>
+            <w:left w:val="single" w:color="auto" w:sz="4" w:space="0"/>
+            <w:bottom w:val="single" w:color="auto" w:sz="4" w:space="0"/>
+            <w:right w:val="single" w:color="auto" w:sz="4" w:space="0"/>
+            <w:insideH w:val="single" w:color="auto" w:sz="4" w:space="0"/>
+            <w:insideV w:val="single" w:color="auto" w:sz="4" w:space="0"/>
+          </w:tblBorders>
           <w:shd w:val="clear" w:color="auto" w:fill="auto"/>
           <w:tblCellMar>
             <w:top w:w="15" w:type="dxa"/>
@@ -5991,17 +6053,17 @@
           </w:tblCellMar>
         </w:tblPrEx>
         <w:trPr>
-          <w:trHeight w:val="0"/>
+          <w:trHeight w:val="0" w:hRule="atLeast"/>
           <w:jc w:val="center"/>
         </w:trPr>
         <w:tc>
           <w:tcPr>
             <w:tcW w:w="1338" w:type="dxa"/>
             <w:tcBorders>
-              <w:top w:val="single" w:sz="4" w:space="0" w:color="auto"/>
-              <w:left w:val="single" w:sz="12" w:space="0" w:color="auto"/>
-              <w:bottom w:val="single" w:sz="12" w:space="0" w:color="auto"/>
-              <w:right w:val="single" w:sz="4" w:space="0" w:color="auto"/>
+              <w:top w:val="single" w:color="auto" w:sz="4" w:space="0"/>
+              <w:left w:val="single" w:color="auto" w:sz="12" w:space="0"/>
+              <w:bottom w:val="single" w:color="auto" w:sz="12" w:space="0"/>
+              <w:right w:val="single" w:color="auto" w:sz="4" w:space="0"/>
             </w:tcBorders>
             <w:shd w:val="clear" w:color="auto" w:fill="auto"/>
             <w:tcMar>
@@ -6029,11 +6091,11 @@
               <w:adjustRightInd w:val="0"/>
               <w:snapToGrid w:val="0"/>
               <w:spacing w:line="240" w:lineRule="auto"/>
-              <w:ind w:left="0" w:right="0" w:firstLine="0" w:leftChars="0" w:rightChars="0" w:firstLineChars="0"/>
+              <w:ind w:left="0" w:leftChars="0" w:right="0" w:rightChars="0" w:firstLine="0" w:firstLineChars="0"/>
               <w:jc w:val="center"/>
               <w:textAlignment w:val="baseline"/>
               <w:rPr>
-                <w:rFonts w:ascii="Segoe UI" w:eastAsia="Segoe UI" w:hAnsi="Segoe UI" w:cs="Segoe UI" w:hint="default"/>
+                <w:rFonts w:hint="default" w:ascii="Segoe UI" w:hAnsi="Segoe UI" w:eastAsia="Segoe UI" w:cs="Segoe UI"/>
                 <w:i w:val="0"/>
                 <w:iCs w:val="0"/>
                 <w:caps w:val="0"/>
@@ -6045,8 +6107,8 @@
             </w:pPr>
             <w:r>
               <w:rPr>
-                <w:rStyle w:val="Strong"/>
-                <w:rFonts w:ascii="Segoe UI" w:eastAsia="Segoe UI" w:hAnsi="Segoe UI" w:cs="Segoe UI" w:hint="default"/>
+                <w:rStyle w:val="23"/>
+                <w:rFonts w:hint="default" w:ascii="Segoe UI" w:hAnsi="Segoe UI" w:eastAsia="Segoe UI" w:cs="Segoe UI"/>
                 <w:b/>
                 <w:bCs/>
                 <w:i w:val="0"/>
@@ -6068,10 +6130,10 @@
           <w:tcPr>
             <w:tcW w:w="3906" w:type="dxa"/>
             <w:tcBorders>
-              <w:top w:val="single" w:sz="4" w:space="0" w:color="auto"/>
-              <w:left w:val="single" w:sz="4" w:space="0" w:color="auto"/>
-              <w:bottom w:val="single" w:sz="12" w:space="0" w:color="auto"/>
-              <w:right w:val="single" w:sz="4" w:space="0" w:color="auto"/>
+              <w:top w:val="single" w:color="auto" w:sz="4" w:space="0"/>
+              <w:left w:val="single" w:color="auto" w:sz="4" w:space="0"/>
+              <w:bottom w:val="single" w:color="auto" w:sz="12" w:space="0"/>
+              <w:right w:val="single" w:color="auto" w:sz="4" w:space="0"/>
             </w:tcBorders>
             <w:shd w:val="clear" w:color="auto" w:fill="auto"/>
             <w:tcMar>
@@ -6099,11 +6161,11 @@
               <w:adjustRightInd w:val="0"/>
               <w:snapToGrid w:val="0"/>
               <w:spacing w:line="240" w:lineRule="auto"/>
-              <w:ind w:left="0" w:right="0" w:firstLine="0" w:leftChars="0" w:rightChars="0" w:firstLineChars="0"/>
+              <w:ind w:left="0" w:leftChars="0" w:right="0" w:rightChars="0" w:firstLine="0" w:firstLineChars="0"/>
               <w:jc w:val="left"/>
               <w:textAlignment w:val="baseline"/>
               <w:rPr>
-                <w:rFonts w:ascii="Segoe UI" w:eastAsia="Segoe UI" w:hAnsi="Segoe UI" w:cs="Segoe UI" w:hint="default"/>
+                <w:rFonts w:hint="default" w:ascii="Segoe UI" w:hAnsi="Segoe UI" w:eastAsia="Segoe UI" w:cs="Segoe UI"/>
                 <w:i w:val="0"/>
                 <w:iCs w:val="0"/>
                 <w:caps w:val="0"/>
@@ -6115,7 +6177,7 @@
             </w:pPr>
             <w:r>
               <w:rPr>
-                <w:rFonts w:ascii="Segoe UI" w:eastAsia="Segoe UI" w:hAnsi="Segoe UI" w:cs="Segoe UI" w:hint="default"/>
+                <w:rFonts w:hint="default" w:ascii="Segoe UI" w:hAnsi="Segoe UI" w:eastAsia="Segoe UI" w:cs="Segoe UI"/>
                 <w:i w:val="0"/>
                 <w:iCs w:val="0"/>
                 <w:caps w:val="0"/>
@@ -6131,7 +6193,7 @@
             </w:r>
             <w:r>
               <w:rPr>
-                <w:rFonts w:ascii="Segoe UI" w:eastAsia="Segoe UI" w:hAnsi="Segoe UI" w:cs="Segoe UI" w:hint="default"/>
+                <w:rFonts w:hint="default" w:ascii="Segoe UI" w:hAnsi="Segoe UI" w:eastAsia="Segoe UI" w:cs="Segoe UI"/>
                 <w:i w:val="0"/>
                 <w:iCs w:val="0"/>
                 <w:caps w:val="0"/>
@@ -6143,11 +6205,11 @@
                 <w:szCs w:val="18"/>
                 <w:lang w:val="en-US" w:eastAsia="zh-CN"/>
               </w:rPr>
-              <w:br/>
+              <w:br w:type="textWrapping"/>
             </w:r>
             <w:r>
               <w:rPr>
-                <w:rFonts w:ascii="Segoe UI" w:eastAsia="Segoe UI" w:hAnsi="Segoe UI" w:cs="Segoe UI" w:hint="default"/>
+                <w:rFonts w:hint="default" w:ascii="Segoe UI" w:hAnsi="Segoe UI" w:eastAsia="Segoe UI" w:cs="Segoe UI"/>
                 <w:i w:val="0"/>
                 <w:iCs w:val="0"/>
                 <w:caps w:val="0"/>
@@ -6167,10 +6229,10 @@
           <w:tcPr>
             <w:tcW w:w="3278" w:type="dxa"/>
             <w:tcBorders>
-              <w:top w:val="single" w:sz="4" w:space="0" w:color="auto"/>
-              <w:left w:val="single" w:sz="4" w:space="0" w:color="auto"/>
-              <w:bottom w:val="single" w:sz="12" w:space="0" w:color="auto"/>
-              <w:right w:val="single" w:sz="12" w:space="0" w:color="auto"/>
+              <w:top w:val="single" w:color="auto" w:sz="4" w:space="0"/>
+              <w:left w:val="single" w:color="auto" w:sz="4" w:space="0"/>
+              <w:bottom w:val="single" w:color="auto" w:sz="12" w:space="0"/>
+              <w:right w:val="single" w:color="auto" w:sz="12" w:space="0"/>
             </w:tcBorders>
             <w:shd w:val="clear" w:color="auto" w:fill="auto"/>
             <w:tcMar>
@@ -6198,11 +6260,11 @@
               <w:adjustRightInd w:val="0"/>
               <w:snapToGrid w:val="0"/>
               <w:spacing w:line="240" w:lineRule="auto"/>
-              <w:ind w:left="0" w:right="0" w:firstLine="0" w:leftChars="0" w:rightChars="0" w:firstLineChars="0"/>
+              <w:ind w:left="0" w:leftChars="0" w:right="0" w:rightChars="0" w:firstLine="0" w:firstLineChars="0"/>
               <w:jc w:val="left"/>
               <w:textAlignment w:val="baseline"/>
               <w:rPr>
-                <w:rFonts w:ascii="Segoe UI" w:eastAsia="Segoe UI" w:hAnsi="Segoe UI" w:cs="Segoe UI" w:hint="default"/>
+                <w:rFonts w:hint="default" w:ascii="Segoe UI" w:hAnsi="Segoe UI" w:eastAsia="Segoe UI" w:cs="Segoe UI"/>
                 <w:i w:val="0"/>
                 <w:iCs w:val="0"/>
                 <w:caps w:val="0"/>
@@ -6214,8 +6276,8 @@
             </w:pPr>
             <w:r>
               <w:rPr>
-                <w:rStyle w:val="Strong"/>
-                <w:rFonts w:ascii="Segoe UI" w:eastAsia="Segoe UI" w:hAnsi="Segoe UI" w:cs="Segoe UI" w:hint="default"/>
+                <w:rStyle w:val="23"/>
+                <w:rFonts w:hint="default" w:ascii="Segoe UI" w:hAnsi="Segoe UI" w:eastAsia="Segoe UI" w:cs="Segoe UI"/>
                 <w:b/>
                 <w:bCs/>
                 <w:i w:val="0"/>
@@ -6237,7 +6299,7 @@
     </w:tbl>
     <w:p>
       <w:pPr>
-        <w:pStyle w:val="1"/>
+        <w:pStyle w:val="28"/>
         <w:keepNext w:val="0"/>
         <w:keepLines w:val="0"/>
         <w:pageBreakBefore w:val="0"/>
@@ -6257,7 +6319,7 @@
           <w:lang w:val="en-US" w:eastAsia="zh-CN"/>
         </w:rPr>
       </w:pPr>
-      <w:bookmarkStart w:id="8" w:name="_Toc11061"/>
+      <w:bookmarkStart w:id="7" w:name="_Toc4501"/>
       <w:r>
         <w:rPr>
           <w:rFonts w:hint="eastAsia"/>
@@ -6265,11 +6327,11 @@
         </w:rPr>
         <w:t>研发规划与决策</w:t>
       </w:r>
-      <w:bookmarkEnd w:id="8"/>
+      <w:bookmarkEnd w:id="7"/>
     </w:p>
     <w:p>
       <w:pPr>
-        <w:pStyle w:val="a1"/>
+        <w:pStyle w:val="29"/>
         <w:keepNext w:val="0"/>
         <w:keepLines w:val="0"/>
         <w:pageBreakBefore w:val="0"/>
@@ -6299,7 +6361,7 @@
     </w:p>
     <w:p>
       <w:pPr>
-        <w:pStyle w:val="1"/>
+        <w:pStyle w:val="28"/>
         <w:keepNext w:val="0"/>
         <w:keepLines w:val="0"/>
         <w:pageBreakBefore w:val="0"/>
@@ -6319,7 +6381,7 @@
           <w:lang w:val="en-US" w:eastAsia="zh-CN"/>
         </w:rPr>
       </w:pPr>
-      <w:bookmarkStart w:id="9" w:name="_Toc11352"/>
+      <w:bookmarkStart w:id="8" w:name="_Toc2548"/>
       <w:r>
         <w:rPr>
           <w:rFonts w:hint="eastAsia"/>
@@ -6327,11 +6389,11 @@
         </w:rPr>
         <w:t>研发流程</w:t>
       </w:r>
-      <w:bookmarkEnd w:id="9"/>
+      <w:bookmarkEnd w:id="8"/>
     </w:p>
     <w:p>
       <w:pPr>
-        <w:pStyle w:val="2"/>
+        <w:pStyle w:val="30"/>
         <w:keepNext w:val="0"/>
         <w:keepLines w:val="0"/>
         <w:pageBreakBefore w:val="0"/>
@@ -6351,7 +6413,7 @@
           <w:lang w:val="en-US" w:eastAsia="zh-CN"/>
         </w:rPr>
       </w:pPr>
-      <w:bookmarkStart w:id="10" w:name="_Toc23926"/>
+      <w:bookmarkStart w:id="9" w:name="_Toc3253"/>
       <w:r>
         <w:rPr>
           <w:rFonts w:hint="eastAsia"/>
@@ -6359,11 +6421,11 @@
         </w:rPr>
         <w:t>流程总览</w:t>
       </w:r>
-      <w:bookmarkEnd w:id="10"/>
+      <w:bookmarkEnd w:id="9"/>
     </w:p>
     <w:p>
       <w:pPr>
-        <w:pStyle w:val="a1"/>
+        <w:pStyle w:val="29"/>
         <w:keepNext w:val="0"/>
         <w:keepLines w:val="0"/>
         <w:pageBreakBefore w:val="0"/>
@@ -6398,7 +6460,7 @@
     </w:p>
     <w:p>
       <w:pPr>
-        <w:pStyle w:val="2"/>
+        <w:pStyle w:val="30"/>
         <w:keepNext w:val="0"/>
         <w:keepLines w:val="0"/>
         <w:pageBreakBefore w:val="0"/>
@@ -6418,7 +6480,7 @@
           <w:lang w:val="en-US" w:eastAsia="zh-CN"/>
         </w:rPr>
       </w:pPr>
-      <w:bookmarkStart w:id="11" w:name="_Toc24893"/>
+      <w:bookmarkStart w:id="10" w:name="_Toc3203"/>
       <w:r>
         <w:rPr>
           <w:rFonts w:hint="eastAsia"/>
@@ -6426,11 +6488,11 @@
         </w:rPr>
         <w:t>立项阶段</w:t>
       </w:r>
-      <w:bookmarkEnd w:id="11"/>
+      <w:bookmarkEnd w:id="10"/>
     </w:p>
     <w:p>
       <w:pPr>
-        <w:pStyle w:val="a1"/>
+        <w:pStyle w:val="29"/>
         <w:keepNext w:val="0"/>
         <w:keepLines w:val="0"/>
         <w:pageBreakBefore w:val="0"/>
@@ -6465,7 +6527,7 @@
     </w:p>
     <w:p>
       <w:pPr>
-        <w:pStyle w:val="a1"/>
+        <w:pStyle w:val="29"/>
         <w:keepNext w:val="0"/>
         <w:keepLines w:val="0"/>
         <w:pageBreakBefore w:val="0"/>
@@ -6500,7 +6562,7 @@
     </w:p>
     <w:p>
       <w:pPr>
-        <w:pStyle w:val="a1"/>
+        <w:pStyle w:val="29"/>
         <w:keepNext w:val="0"/>
         <w:keepLines w:val="0"/>
         <w:pageBreakBefore w:val="0"/>
@@ -6535,7 +6597,7 @@
     </w:p>
     <w:p>
       <w:pPr>
-        <w:pStyle w:val="2"/>
+        <w:pStyle w:val="30"/>
         <w:keepNext w:val="0"/>
         <w:keepLines w:val="0"/>
         <w:pageBreakBefore w:val="0"/>
@@ -6555,7 +6617,7 @@
           <w:lang w:val="en-US" w:eastAsia="zh-CN"/>
         </w:rPr>
       </w:pPr>
-      <w:bookmarkStart w:id="12" w:name="_Toc12919"/>
+      <w:bookmarkStart w:id="11" w:name="_Toc20946"/>
       <w:r>
         <w:rPr>
           <w:rFonts w:hint="eastAsia"/>
@@ -6563,11 +6625,11 @@
         </w:rPr>
         <w:t>需求阶段</w:t>
       </w:r>
-      <w:bookmarkEnd w:id="12"/>
+      <w:bookmarkEnd w:id="11"/>
     </w:p>
     <w:p>
       <w:pPr>
-        <w:pStyle w:val="a1"/>
+        <w:pStyle w:val="29"/>
         <w:keepNext w:val="0"/>
         <w:keepLines w:val="0"/>
         <w:pageBreakBefore w:val="0"/>
@@ -6602,7 +6664,7 @@
     </w:p>
     <w:p>
       <w:pPr>
-        <w:pStyle w:val="a1"/>
+        <w:pStyle w:val="29"/>
         <w:keepNext w:val="0"/>
         <w:keepLines w:val="0"/>
         <w:pageBreakBefore w:val="0"/>
@@ -6637,7 +6699,7 @@
     </w:p>
     <w:p>
       <w:pPr>
-        <w:pStyle w:val="a1"/>
+        <w:pStyle w:val="29"/>
         <w:keepNext w:val="0"/>
         <w:keepLines w:val="0"/>
         <w:pageBreakBefore w:val="0"/>
@@ -6672,7 +6734,7 @@
     </w:p>
     <w:p>
       <w:pPr>
-        <w:pStyle w:val="2"/>
+        <w:pStyle w:val="30"/>
         <w:keepNext w:val="0"/>
         <w:keepLines w:val="0"/>
         <w:pageBreakBefore w:val="0"/>
@@ -6692,7 +6754,7 @@
           <w:lang w:val="en-US" w:eastAsia="zh-CN"/>
         </w:rPr>
       </w:pPr>
-      <w:bookmarkStart w:id="13" w:name="_Toc838"/>
+      <w:bookmarkStart w:id="12" w:name="_Toc23788"/>
       <w:r>
         <w:rPr>
           <w:rFonts w:hint="eastAsia"/>
@@ -6700,11 +6762,11 @@
         </w:rPr>
         <w:t>设计阶段</w:t>
       </w:r>
-      <w:bookmarkEnd w:id="13"/>
+      <w:bookmarkEnd w:id="12"/>
     </w:p>
     <w:p>
       <w:pPr>
-        <w:pStyle w:val="a1"/>
+        <w:pStyle w:val="29"/>
         <w:keepNext w:val="0"/>
         <w:keepLines w:val="0"/>
         <w:pageBreakBefore w:val="0"/>
@@ -6739,7 +6801,7 @@
     </w:p>
     <w:p>
       <w:pPr>
-        <w:pStyle w:val="a1"/>
+        <w:pStyle w:val="29"/>
         <w:keepNext w:val="0"/>
         <w:keepLines w:val="0"/>
         <w:pageBreakBefore w:val="0"/>
@@ -6774,7 +6836,7 @@
     </w:p>
     <w:p>
       <w:pPr>
-        <w:pStyle w:val="a1"/>
+        <w:pStyle w:val="29"/>
         <w:keepNext w:val="0"/>
         <w:keepLines w:val="0"/>
         <w:pageBreakBefore w:val="0"/>
@@ -6809,7 +6871,7 @@
     </w:p>
     <w:p>
       <w:pPr>
-        <w:pStyle w:val="2"/>
+        <w:pStyle w:val="30"/>
         <w:keepNext w:val="0"/>
         <w:keepLines w:val="0"/>
         <w:pageBreakBefore w:val="0"/>
@@ -6829,7 +6891,7 @@
           <w:lang w:val="en-US" w:eastAsia="zh-CN"/>
         </w:rPr>
       </w:pPr>
-      <w:bookmarkStart w:id="14" w:name="_Toc29906"/>
+      <w:bookmarkStart w:id="13" w:name="_Toc28412"/>
       <w:r>
         <w:rPr>
           <w:rFonts w:hint="eastAsia"/>
@@ -6837,11 +6899,11 @@
         </w:rPr>
         <w:t>实现阶段</w:t>
       </w:r>
-      <w:bookmarkEnd w:id="14"/>
+      <w:bookmarkEnd w:id="13"/>
     </w:p>
     <w:p>
       <w:pPr>
-        <w:pStyle w:val="a1"/>
+        <w:pStyle w:val="29"/>
         <w:keepNext w:val="0"/>
         <w:keepLines w:val="0"/>
         <w:pageBreakBefore w:val="0"/>
@@ -6876,7 +6938,7 @@
     </w:p>
     <w:p>
       <w:pPr>
-        <w:pStyle w:val="a1"/>
+        <w:pStyle w:val="29"/>
         <w:keepNext w:val="0"/>
         <w:keepLines w:val="0"/>
         <w:pageBreakBefore w:val="0"/>
@@ -6911,7 +6973,7 @@
     </w:p>
     <w:p>
       <w:pPr>
-        <w:pStyle w:val="a1"/>
+        <w:pStyle w:val="29"/>
         <w:keepNext w:val="0"/>
         <w:keepLines w:val="0"/>
         <w:pageBreakBefore w:val="0"/>
@@ -6946,7 +7008,7 @@
     </w:p>
     <w:p>
       <w:pPr>
-        <w:pStyle w:val="2"/>
+        <w:pStyle w:val="30"/>
         <w:keepNext w:val="0"/>
         <w:keepLines w:val="0"/>
         <w:pageBreakBefore w:val="0"/>
@@ -6966,7 +7028,7 @@
           <w:lang w:val="en-US" w:eastAsia="zh-CN"/>
         </w:rPr>
       </w:pPr>
-      <w:bookmarkStart w:id="15" w:name="_Toc8184"/>
+      <w:bookmarkStart w:id="14" w:name="_Toc4452"/>
       <w:r>
         <w:rPr>
           <w:rFonts w:hint="eastAsia"/>
@@ -6974,11 +7036,11 @@
         </w:rPr>
         <w:t>测试阶段</w:t>
       </w:r>
-      <w:bookmarkEnd w:id="15"/>
+      <w:bookmarkEnd w:id="14"/>
     </w:p>
     <w:p>
       <w:pPr>
-        <w:pStyle w:val="a1"/>
+        <w:pStyle w:val="29"/>
         <w:keepNext w:val="0"/>
         <w:keepLines w:val="0"/>
         <w:pageBreakBefore w:val="0"/>
@@ -7013,7 +7075,7 @@
     </w:p>
     <w:p>
       <w:pPr>
-        <w:pStyle w:val="a1"/>
+        <w:pStyle w:val="29"/>
         <w:keepNext w:val="0"/>
         <w:keepLines w:val="0"/>
         <w:pageBreakBefore w:val="0"/>
@@ -7048,7 +7110,7 @@
     </w:p>
     <w:p>
       <w:pPr>
-        <w:pStyle w:val="a1"/>
+        <w:pStyle w:val="29"/>
         <w:keepNext w:val="0"/>
         <w:keepLines w:val="0"/>
         <w:pageBreakBefore w:val="0"/>
@@ -7083,7 +7145,7 @@
     </w:p>
     <w:p>
       <w:pPr>
-        <w:pStyle w:val="2"/>
+        <w:pStyle w:val="30"/>
         <w:keepNext w:val="0"/>
         <w:keepLines w:val="0"/>
         <w:pageBreakBefore w:val="0"/>
@@ -7103,7 +7165,7 @@
           <w:lang w:val="en-US" w:eastAsia="zh-CN"/>
         </w:rPr>
       </w:pPr>
-      <w:bookmarkStart w:id="16" w:name="_Toc23574"/>
+      <w:bookmarkStart w:id="15" w:name="_Toc2129"/>
       <w:r>
         <w:rPr>
           <w:rFonts w:hint="eastAsia"/>
@@ -7111,11 +7173,11 @@
         </w:rPr>
         <w:t>发布与验收阶段</w:t>
       </w:r>
-      <w:bookmarkEnd w:id="16"/>
+      <w:bookmarkEnd w:id="15"/>
     </w:p>
     <w:p>
       <w:pPr>
-        <w:pStyle w:val="a1"/>
+        <w:pStyle w:val="29"/>
         <w:keepNext w:val="0"/>
         <w:keepLines w:val="0"/>
         <w:pageBreakBefore w:val="0"/>
@@ -7150,7 +7212,7 @@
     </w:p>
     <w:p>
       <w:pPr>
-        <w:pStyle w:val="a1"/>
+        <w:pStyle w:val="29"/>
         <w:keepNext w:val="0"/>
         <w:keepLines w:val="0"/>
         <w:pageBreakBefore w:val="0"/>
@@ -7185,7 +7247,7 @@
     </w:p>
     <w:p>
       <w:pPr>
-        <w:pStyle w:val="a1"/>
+        <w:pStyle w:val="29"/>
         <w:keepNext w:val="0"/>
         <w:keepLines w:val="0"/>
         <w:pageBreakBefore w:val="0"/>
@@ -7220,7 +7282,7 @@
     </w:p>
     <w:p>
       <w:pPr>
-        <w:pStyle w:val="a1"/>
+        <w:pStyle w:val="29"/>
         <w:keepNext w:val="0"/>
         <w:keepLines w:val="0"/>
         <w:pageBreakBefore w:val="0"/>
@@ -7255,7 +7317,7 @@
     </w:p>
     <w:p>
       <w:pPr>
-        <w:pStyle w:val="a1"/>
+        <w:pStyle w:val="29"/>
         <w:keepNext w:val="0"/>
         <w:keepLines w:val="0"/>
         <w:pageBreakBefore w:val="0"/>
@@ -7290,7 +7352,7 @@
     </w:p>
     <w:p>
       <w:pPr>
-        <w:pStyle w:val="a1"/>
+        <w:pStyle w:val="29"/>
         <w:keepNext w:val="0"/>
         <w:keepLines w:val="0"/>
         <w:pageBreakBefore w:val="0"/>
@@ -7325,7 +7387,7 @@
     </w:p>
     <w:p>
       <w:pPr>
-        <w:pStyle w:val="1"/>
+        <w:pStyle w:val="28"/>
         <w:keepNext w:val="0"/>
         <w:keepLines w:val="0"/>
         <w:pageBreakBefore w:val="0"/>
@@ -7345,74 +7407,74 @@
           <w:lang w:val="en-US" w:eastAsia="zh-CN"/>
         </w:rPr>
       </w:pPr>
-      <w:bookmarkStart w:id="17" w:name="_Toc30779"/>
+      <w:bookmarkStart w:id="16" w:name="_Toc4429"/>
       <w:r>
         <w:rPr>
           <w:rFonts w:hint="eastAsia"/>
           <w:lang w:val="en-US" w:eastAsia="zh-CN"/>
         </w:rPr>
         <w:t>全流程管理要求</w:t>
+      </w:r>
+      <w:bookmarkEnd w:id="16"/>
+    </w:p>
+    <w:p>
+      <w:pPr>
+        <w:pStyle w:val="30"/>
+        <w:bidi w:val="0"/>
+        <w:rPr>
+          <w:rFonts w:hint="eastAsia"/>
+          <w:lang w:val="en-US" w:eastAsia="zh-CN"/>
+        </w:rPr>
+      </w:pPr>
+      <w:bookmarkStart w:id="17" w:name="_Toc21631"/>
+      <w:r>
+        <w:rPr>
+          <w:rFonts w:hint="eastAsia"/>
+          <w:lang w:val="en-US" w:eastAsia="zh-CN"/>
+        </w:rPr>
+        <w:t>项目变更与重估</w:t>
       </w:r>
       <w:bookmarkEnd w:id="17"/>
     </w:p>
     <w:p>
       <w:pPr>
-        <w:pStyle w:val="2"/>
+        <w:pStyle w:val="29"/>
         <w:bidi w:val="0"/>
         <w:rPr>
           <w:rFonts w:hint="eastAsia"/>
           <w:lang w:val="en-US" w:eastAsia="zh-CN"/>
         </w:rPr>
       </w:pPr>
-      <w:bookmarkStart w:id="18" w:name="_Toc22210"/>
       <w:r>
         <w:rPr>
           <w:rFonts w:hint="eastAsia"/>
           <w:lang w:val="en-US" w:eastAsia="zh-CN"/>
         </w:rPr>
-        <w:t>项目变更与重估</w:t>
+        <w:t>项目范围、需求、技术方案或计划发生重大变更时，必须由项目经理提交正式的变更申请，评估影响后报研发决策委员会或授权人审批。在需求、设计等关键阶段结束后，应对项目剩余工作量、资源与计划进行重新估算与调整。</w:t>
+      </w:r>
+    </w:p>
+    <w:p>
+      <w:pPr>
+        <w:pStyle w:val="30"/>
+        <w:bidi w:val="0"/>
+        <w:rPr>
+          <w:rFonts w:hint="eastAsia"/>
+          <w:lang w:val="en-US" w:eastAsia="zh-CN"/>
+        </w:rPr>
+      </w:pPr>
+      <w:bookmarkStart w:id="18" w:name="_Toc14885"/>
+      <w:r>
+        <w:rPr>
+          <w:rFonts w:hint="eastAsia"/>
+          <w:lang w:val="en-US" w:eastAsia="zh-CN"/>
+        </w:rPr>
+        <w:t>研发经费管理</w:t>
       </w:r>
       <w:bookmarkEnd w:id="18"/>
     </w:p>
     <w:p>
       <w:pPr>
-        <w:pStyle w:val="a1"/>
-        <w:bidi w:val="0"/>
-        <w:rPr>
-          <w:rFonts w:hint="eastAsia"/>
-          <w:lang w:val="en-US" w:eastAsia="zh-CN"/>
-        </w:rPr>
-      </w:pPr>
-      <w:r>
-        <w:rPr>
-          <w:rFonts w:hint="eastAsia"/>
-          <w:lang w:val="en-US" w:eastAsia="zh-CN"/>
-        </w:rPr>
-        <w:t>项目范围、需求、技术方案或计划发生重大变更时，必须由项目经理提交正式的变更申请，评估影响后报研发决策委员会或授权人审批。在需求、设计等关键阶段结束后，应对项目剩余工作量、资源与计划进行重新估算与调整。</w:t>
-      </w:r>
-    </w:p>
-    <w:p>
-      <w:pPr>
-        <w:pStyle w:val="2"/>
-        <w:bidi w:val="0"/>
-        <w:rPr>
-          <w:rFonts w:hint="eastAsia"/>
-          <w:lang w:val="en-US" w:eastAsia="zh-CN"/>
-        </w:rPr>
-      </w:pPr>
-      <w:bookmarkStart w:id="19" w:name="_Toc29949"/>
-      <w:r>
-        <w:rPr>
-          <w:rFonts w:hint="eastAsia"/>
-          <w:lang w:val="en-US" w:eastAsia="zh-CN"/>
-        </w:rPr>
-        <w:t>研发经费管理</w:t>
-      </w:r>
-      <w:bookmarkEnd w:id="19"/>
-    </w:p>
-    <w:p>
-      <w:pPr>
-        <w:pStyle w:val="a1"/>
+        <w:pStyle w:val="29"/>
         <w:keepNext w:val="0"/>
         <w:keepLines w:val="0"/>
         <w:pageBreakBefore w:val="0"/>
@@ -7447,7 +7509,7 @@
     </w:p>
     <w:p>
       <w:pPr>
-        <w:pStyle w:val="a1"/>
+        <w:pStyle w:val="29"/>
         <w:keepNext w:val="0"/>
         <w:keepLines w:val="0"/>
         <w:pageBreakBefore w:val="0"/>
@@ -7482,7 +7544,7 @@
     </w:p>
     <w:p>
       <w:pPr>
-        <w:pStyle w:val="a1"/>
+        <w:pStyle w:val="29"/>
         <w:keepNext w:val="0"/>
         <w:keepLines w:val="0"/>
         <w:pageBreakBefore w:val="0"/>
@@ -7517,14 +7579,14 @@
     </w:p>
     <w:p>
       <w:pPr>
-        <w:pStyle w:val="2"/>
+        <w:pStyle w:val="30"/>
         <w:bidi w:val="0"/>
         <w:rPr>
           <w:rFonts w:hint="eastAsia"/>
           <w:lang w:val="en-US" w:eastAsia="zh-CN"/>
         </w:rPr>
       </w:pPr>
-      <w:bookmarkStart w:id="20" w:name="_Toc13512"/>
+      <w:bookmarkStart w:id="19" w:name="_Toc24177"/>
       <w:r>
         <w:rPr>
           <w:rFonts w:hint="eastAsia"/>
@@ -7532,11 +7594,11 @@
         </w:rPr>
         <w:t>研发与测试环境管理</w:t>
       </w:r>
-      <w:bookmarkEnd w:id="20"/>
+      <w:bookmarkEnd w:id="19"/>
     </w:p>
     <w:p>
       <w:pPr>
-        <w:pStyle w:val="a1"/>
+        <w:pStyle w:val="29"/>
         <w:keepNext w:val="0"/>
         <w:keepLines w:val="0"/>
         <w:pageBreakBefore w:val="0"/>
@@ -7571,7 +7633,7 @@
     </w:p>
     <w:p>
       <w:pPr>
-        <w:pStyle w:val="a1"/>
+        <w:pStyle w:val="29"/>
         <w:keepNext w:val="0"/>
         <w:keepLines w:val="0"/>
         <w:pageBreakBefore w:val="0"/>
@@ -7606,7 +7668,7 @@
     </w:p>
     <w:p>
       <w:pPr>
-        <w:pStyle w:val="a1"/>
+        <w:pStyle w:val="29"/>
         <w:keepNext w:val="0"/>
         <w:keepLines w:val="0"/>
         <w:pageBreakBefore w:val="0"/>
@@ -7641,14 +7703,14 @@
     </w:p>
     <w:p>
       <w:pPr>
-        <w:pStyle w:val="2"/>
+        <w:pStyle w:val="30"/>
         <w:bidi w:val="0"/>
         <w:rPr>
           <w:rFonts w:hint="eastAsia"/>
           <w:lang w:val="en-US" w:eastAsia="zh-CN"/>
         </w:rPr>
       </w:pPr>
-      <w:bookmarkStart w:id="21" w:name="_Toc3617"/>
+      <w:bookmarkStart w:id="20" w:name="_Toc2311"/>
       <w:r>
         <w:rPr>
           <w:rFonts w:hint="eastAsia"/>
@@ -7656,11 +7718,11 @@
         </w:rPr>
         <w:t>配置管理与知识管理</w:t>
       </w:r>
-      <w:bookmarkEnd w:id="21"/>
+      <w:bookmarkEnd w:id="20"/>
     </w:p>
     <w:p>
       <w:pPr>
-        <w:pStyle w:val="a1"/>
+        <w:pStyle w:val="29"/>
         <w:keepNext w:val="0"/>
         <w:keepLines w:val="0"/>
         <w:pageBreakBefore w:val="0"/>
@@ -7695,7 +7757,7 @@
     </w:p>
     <w:p>
       <w:pPr>
-        <w:pStyle w:val="a1"/>
+        <w:pStyle w:val="29"/>
         <w:keepNext w:val="0"/>
         <w:keepLines w:val="0"/>
         <w:pageBreakBefore w:val="0"/>
@@ -7730,7 +7792,7 @@
     </w:p>
     <w:p>
       <w:pPr>
-        <w:pStyle w:val="1"/>
+        <w:pStyle w:val="28"/>
         <w:keepNext w:val="0"/>
         <w:keepLines w:val="0"/>
         <w:pageBreakBefore w:val="0"/>
@@ -7750,7 +7812,7 @@
           <w:lang w:val="en-US" w:eastAsia="zh-CN"/>
         </w:rPr>
       </w:pPr>
-      <w:bookmarkStart w:id="22" w:name="_Toc16213"/>
+      <w:bookmarkStart w:id="21" w:name="_Toc15681"/>
       <w:r>
         <w:rPr>
           <w:rFonts w:hint="eastAsia"/>
@@ -7758,22 +7820,23 @@
         </w:rPr>
         <w:t>考核指标</w:t>
       </w:r>
-      <w:bookmarkEnd w:id="22"/>
+      <w:bookmarkEnd w:id="21"/>
     </w:p>
     <w:tbl>
       <w:tblPr>
-        <w:tblStyle w:val="TableNormal"/>
+        <w:tblStyle w:val="20"/>
         <w:tblW w:w="8504" w:type="dxa"/>
         <w:tblInd w:w="96" w:type="dxa"/>
         <w:tblBorders>
-          <w:top w:val="nil"/>
-          <w:left w:val="nil"/>
-          <w:bottom w:val="nil"/>
-          <w:right w:val="nil"/>
-          <w:insideH w:val="nil"/>
-          <w:insideV w:val="nil"/>
+          <w:top w:val="none" w:color="auto" w:sz="0" w:space="0"/>
+          <w:left w:val="none" w:color="auto" w:sz="0" w:space="0"/>
+          <w:bottom w:val="none" w:color="auto" w:sz="0" w:space="0"/>
+          <w:right w:val="none" w:color="auto" w:sz="0" w:space="0"/>
+          <w:insideH w:val="none" w:color="auto" w:sz="0" w:space="0"/>
+          <w:insideV w:val="none" w:color="auto" w:sz="0" w:space="0"/>
         </w:tblBorders>
         <w:shd w:val="clear" w:color="auto" w:fill="auto"/>
+        <w:tblLayout w:type="autofit"/>
         <w:tblCellMar>
           <w:top w:w="0" w:type="dxa"/>
           <w:left w:w="108" w:type="dxa"/>
@@ -7789,15 +7852,13 @@
       </w:tblGrid>
       <w:tr>
         <w:tblPrEx>
-          <w:tblW w:w="8504" w:type="dxa"/>
-          <w:tblInd w:w="96" w:type="dxa"/>
           <w:tblBorders>
-            <w:top w:val="nil"/>
-            <w:left w:val="nil"/>
-            <w:bottom w:val="nil"/>
-            <w:right w:val="nil"/>
-            <w:insideH w:val="nil"/>
-            <w:insideV w:val="nil"/>
+            <w:top w:val="none" w:color="auto" w:sz="0" w:space="0"/>
+            <w:left w:val="none" w:color="auto" w:sz="0" w:space="0"/>
+            <w:bottom w:val="none" w:color="auto" w:sz="0" w:space="0"/>
+            <w:right w:val="none" w:color="auto" w:sz="0" w:space="0"/>
+            <w:insideH w:val="none" w:color="auto" w:sz="0" w:space="0"/>
+            <w:insideV w:val="none" w:color="auto" w:sz="0" w:space="0"/>
           </w:tblBorders>
           <w:shd w:val="clear" w:color="auto" w:fill="auto"/>
           <w:tblCellMar>
@@ -7808,16 +7869,16 @@
           </w:tblCellMar>
         </w:tblPrEx>
         <w:trPr>
-          <w:trHeight w:val="493"/>
+          <w:trHeight w:val="493" w:hRule="atLeast"/>
         </w:trPr>
         <w:tc>
           <w:tcPr>
             <w:tcW w:w="1723" w:type="dxa"/>
             <w:tcBorders>
-              <w:top w:val="single" w:sz="4" w:space="0" w:color="000000"/>
-              <w:left w:val="single" w:sz="4" w:space="0" w:color="000000"/>
-              <w:bottom w:val="single" w:sz="4" w:space="0" w:color="000000"/>
-              <w:right w:val="single" w:sz="4" w:space="0" w:color="000000"/>
+              <w:top w:val="single" w:color="000000" w:sz="4" w:space="0"/>
+              <w:left w:val="single" w:color="000000" w:sz="4" w:space="0"/>
+              <w:bottom w:val="single" w:color="000000" w:sz="4" w:space="0"/>
+              <w:right w:val="single" w:color="000000" w:sz="4" w:space="0"/>
             </w:tcBorders>
             <w:shd w:val="clear" w:color="auto" w:fill="C0C0C0"/>
             <w:vAlign w:val="center"/>
@@ -7831,7 +7892,7 @@
               <w:jc w:val="center"/>
               <w:textAlignment w:val="center"/>
               <w:rPr>
-                <w:rFonts w:ascii="楷体_GB2312" w:eastAsia="楷体_GB2312" w:hAnsi="宋体" w:cs="楷体_GB2312"/>
+                <w:rFonts w:ascii="楷体_GB2312" w:hAnsi="宋体" w:eastAsia="楷体_GB2312" w:cs="楷体_GB2312"/>
                 <w:b/>
                 <w:bCs/>
                 <w:i w:val="0"/>
@@ -7844,7 +7905,7 @@
             </w:pPr>
             <w:r>
               <w:rPr>
-                <w:rFonts w:ascii="楷体_GB2312" w:eastAsia="楷体_GB2312" w:hAnsi="宋体" w:cs="楷体_GB2312" w:hint="default"/>
+                <w:rFonts w:hint="default" w:ascii="楷体_GB2312" w:hAnsi="宋体" w:eastAsia="楷体_GB2312" w:cs="楷体_GB2312"/>
                 <w:b/>
                 <w:bCs/>
                 <w:i w:val="0"/>
@@ -7865,10 +7926,10 @@
           <w:tcPr>
             <w:tcW w:w="1032" w:type="dxa"/>
             <w:tcBorders>
-              <w:top w:val="single" w:sz="4" w:space="0" w:color="000000"/>
-              <w:left w:val="single" w:sz="4" w:space="0" w:color="000000"/>
-              <w:bottom w:val="single" w:sz="4" w:space="0" w:color="000000"/>
-              <w:right w:val="single" w:sz="4" w:space="0" w:color="000000"/>
+              <w:top w:val="single" w:color="000000" w:sz="4" w:space="0"/>
+              <w:left w:val="single" w:color="000000" w:sz="4" w:space="0"/>
+              <w:bottom w:val="single" w:color="000000" w:sz="4" w:space="0"/>
+              <w:right w:val="single" w:color="000000" w:sz="4" w:space="0"/>
             </w:tcBorders>
             <w:shd w:val="clear" w:color="auto" w:fill="C0C0C0"/>
             <w:vAlign w:val="center"/>
@@ -7882,7 +7943,7 @@
               <w:jc w:val="center"/>
               <w:textAlignment w:val="center"/>
               <w:rPr>
-                <w:rFonts w:ascii="楷体_GB2312" w:eastAsia="楷体_GB2312" w:hAnsi="宋体" w:cs="楷体_GB2312" w:hint="default"/>
+                <w:rFonts w:hint="default" w:ascii="楷体_GB2312" w:hAnsi="宋体" w:eastAsia="楷体_GB2312" w:cs="楷体_GB2312"/>
                 <w:b/>
                 <w:bCs/>
                 <w:i w:val="0"/>
@@ -7895,7 +7956,7 @@
             </w:pPr>
             <w:r>
               <w:rPr>
-                <w:rFonts w:ascii="楷体_GB2312" w:eastAsia="楷体_GB2312" w:hAnsi="宋体" w:cs="楷体_GB2312" w:hint="default"/>
+                <w:rFonts w:hint="default" w:ascii="楷体_GB2312" w:hAnsi="宋体" w:eastAsia="楷体_GB2312" w:cs="楷体_GB2312"/>
                 <w:b/>
                 <w:bCs/>
                 <w:i w:val="0"/>
@@ -7916,10 +7977,10 @@
           <w:tcPr>
             <w:tcW w:w="4823" w:type="dxa"/>
             <w:tcBorders>
-              <w:top w:val="single" w:sz="4" w:space="0" w:color="000000"/>
-              <w:left w:val="single" w:sz="4" w:space="0" w:color="000000"/>
-              <w:bottom w:val="single" w:sz="4" w:space="0" w:color="000000"/>
-              <w:right w:val="single" w:sz="4" w:space="0" w:color="000000"/>
+              <w:top w:val="single" w:color="000000" w:sz="4" w:space="0"/>
+              <w:left w:val="single" w:color="000000" w:sz="4" w:space="0"/>
+              <w:bottom w:val="single" w:color="000000" w:sz="4" w:space="0"/>
+              <w:right w:val="single" w:color="000000" w:sz="4" w:space="0"/>
             </w:tcBorders>
             <w:shd w:val="clear" w:color="auto" w:fill="C0C0C0"/>
             <w:vAlign w:val="center"/>
@@ -7933,7 +7994,7 @@
               <w:jc w:val="center"/>
               <w:textAlignment w:val="center"/>
               <w:rPr>
-                <w:rFonts w:ascii="楷体_GB2312" w:eastAsia="楷体_GB2312" w:hAnsi="宋体" w:cs="楷体_GB2312" w:hint="default"/>
+                <w:rFonts w:hint="default" w:ascii="楷体_GB2312" w:hAnsi="宋体" w:eastAsia="楷体_GB2312" w:cs="楷体_GB2312"/>
                 <w:b/>
                 <w:bCs/>
                 <w:i w:val="0"/>
@@ -7946,7 +8007,7 @@
             </w:pPr>
             <w:r>
               <w:rPr>
-                <w:rFonts w:ascii="楷体_GB2312" w:eastAsia="楷体_GB2312" w:hAnsi="宋体" w:cs="楷体_GB2312" w:hint="default"/>
+                <w:rFonts w:hint="default" w:ascii="楷体_GB2312" w:hAnsi="宋体" w:eastAsia="楷体_GB2312" w:cs="楷体_GB2312"/>
                 <w:b/>
                 <w:bCs/>
                 <w:i w:val="0"/>
@@ -7967,10 +8028,10 @@
           <w:tcPr>
             <w:tcW w:w="926" w:type="dxa"/>
             <w:tcBorders>
-              <w:top w:val="single" w:sz="4" w:space="0" w:color="000000"/>
-              <w:left w:val="single" w:sz="4" w:space="0" w:color="000000"/>
-              <w:bottom w:val="single" w:sz="4" w:space="0" w:color="000000"/>
-              <w:right w:val="single" w:sz="4" w:space="0" w:color="000000"/>
+              <w:top w:val="single" w:color="000000" w:sz="4" w:space="0"/>
+              <w:left w:val="single" w:color="000000" w:sz="4" w:space="0"/>
+              <w:bottom w:val="single" w:color="000000" w:sz="4" w:space="0"/>
+              <w:right w:val="single" w:color="000000" w:sz="4" w:space="0"/>
             </w:tcBorders>
             <w:shd w:val="clear" w:color="auto" w:fill="C0C0C0"/>
             <w:vAlign w:val="center"/>
@@ -7984,7 +8045,7 @@
               <w:jc w:val="center"/>
               <w:textAlignment w:val="center"/>
               <w:rPr>
-                <w:rFonts w:ascii="楷体_GB2312" w:eastAsia="楷体_GB2312" w:hAnsi="宋体" w:cs="楷体_GB2312" w:hint="default"/>
+                <w:rFonts w:hint="default" w:ascii="楷体_GB2312" w:hAnsi="宋体" w:eastAsia="楷体_GB2312" w:cs="楷体_GB2312"/>
                 <w:b/>
                 <w:bCs/>
                 <w:i w:val="0"/>
@@ -7997,7 +8058,7 @@
             </w:pPr>
             <w:r>
               <w:rPr>
-                <w:rFonts w:ascii="楷体_GB2312" w:eastAsia="楷体_GB2312" w:hAnsi="宋体" w:cs="楷体_GB2312" w:hint="default"/>
+                <w:rFonts w:hint="default" w:ascii="楷体_GB2312" w:hAnsi="宋体" w:eastAsia="楷体_GB2312" w:cs="楷体_GB2312"/>
                 <w:b/>
                 <w:bCs/>
                 <w:i w:val="0"/>
@@ -8017,8 +8078,14 @@
       </w:tr>
       <w:tr>
         <w:tblPrEx>
-          <w:tblW w:w="8504" w:type="dxa"/>
-          <w:tblInd w:w="96" w:type="dxa"/>
+          <w:tblBorders>
+            <w:top w:val="none" w:color="auto" w:sz="0" w:space="0"/>
+            <w:left w:val="none" w:color="auto" w:sz="0" w:space="0"/>
+            <w:bottom w:val="none" w:color="auto" w:sz="0" w:space="0"/>
+            <w:right w:val="none" w:color="auto" w:sz="0" w:space="0"/>
+            <w:insideH w:val="none" w:color="auto" w:sz="0" w:space="0"/>
+            <w:insideV w:val="none" w:color="auto" w:sz="0" w:space="0"/>
+          </w:tblBorders>
           <w:shd w:val="clear" w:color="auto" w:fill="auto"/>
           <w:tblCellMar>
             <w:top w:w="0" w:type="dxa"/>
@@ -8028,16 +8095,16 @@
           </w:tblCellMar>
         </w:tblPrEx>
         <w:trPr>
-          <w:trHeight w:val="493"/>
+          <w:trHeight w:val="493" w:hRule="atLeast"/>
         </w:trPr>
         <w:tc>
           <w:tcPr>
             <w:tcW w:w="1723" w:type="dxa"/>
             <w:tcBorders>
-              <w:top w:val="single" w:sz="4" w:space="0" w:color="000000"/>
-              <w:left w:val="single" w:sz="4" w:space="0" w:color="000000"/>
-              <w:bottom w:val="single" w:sz="4" w:space="0" w:color="000000"/>
-              <w:right w:val="single" w:sz="4" w:space="0" w:color="000000"/>
+              <w:top w:val="single" w:color="000000" w:sz="4" w:space="0"/>
+              <w:left w:val="single" w:color="000000" w:sz="4" w:space="0"/>
+              <w:bottom w:val="single" w:color="000000" w:sz="4" w:space="0"/>
+              <w:right w:val="single" w:color="000000" w:sz="4" w:space="0"/>
             </w:tcBorders>
             <w:shd w:val="clear" w:color="auto" w:fill="auto"/>
             <w:vAlign w:val="center"/>
@@ -8051,7 +8118,7 @@
               <w:jc w:val="left"/>
               <w:textAlignment w:val="center"/>
               <w:rPr>
-                <w:rFonts w:ascii="楷体_GB2312" w:eastAsia="楷体_GB2312" w:hAnsi="宋体" w:cs="楷体_GB2312" w:hint="default"/>
+                <w:rFonts w:hint="default" w:ascii="楷体_GB2312" w:hAnsi="宋体" w:eastAsia="楷体_GB2312" w:cs="楷体_GB2312"/>
                 <w:b/>
                 <w:bCs/>
                 <w:i w:val="0"/>
@@ -8067,7 +8134,7 @@
             </w:pPr>
             <w:r>
               <w:rPr>
-                <w:rFonts w:ascii="宋体" w:eastAsia="宋体" w:hAnsi="宋体" w:cs="宋体" w:hint="eastAsia"/>
+                <w:rFonts w:hint="eastAsia" w:ascii="宋体" w:hAnsi="宋体" w:eastAsia="宋体" w:cs="宋体"/>
                 <w:i w:val="0"/>
                 <w:iCs w:val="0"/>
                 <w:snapToGrid w:val="0"/>
@@ -8086,10 +8153,10 @@
           <w:tcPr>
             <w:tcW w:w="1032" w:type="dxa"/>
             <w:tcBorders>
-              <w:top w:val="single" w:sz="4" w:space="0" w:color="000000"/>
-              <w:left w:val="single" w:sz="4" w:space="0" w:color="000000"/>
-              <w:bottom w:val="single" w:sz="4" w:space="0" w:color="000000"/>
-              <w:right w:val="single" w:sz="4" w:space="0" w:color="000000"/>
+              <w:top w:val="single" w:color="000000" w:sz="4" w:space="0"/>
+              <w:left w:val="single" w:color="000000" w:sz="4" w:space="0"/>
+              <w:bottom w:val="single" w:color="000000" w:sz="4" w:space="0"/>
+              <w:right w:val="single" w:color="000000" w:sz="4" w:space="0"/>
             </w:tcBorders>
             <w:shd w:val="clear" w:color="auto" w:fill="auto"/>
             <w:vAlign w:val="center"/>
@@ -8103,7 +8170,7 @@
               <w:jc w:val="left"/>
               <w:textAlignment w:val="center"/>
               <w:rPr>
-                <w:rFonts w:ascii="楷体_GB2312" w:eastAsia="楷体_GB2312" w:hAnsi="宋体" w:cs="楷体_GB2312" w:hint="default"/>
+                <w:rFonts w:hint="default" w:ascii="楷体_GB2312" w:hAnsi="宋体" w:eastAsia="楷体_GB2312" w:cs="楷体_GB2312"/>
                 <w:b/>
                 <w:bCs/>
                 <w:i w:val="0"/>
@@ -8119,7 +8186,7 @@
             </w:pPr>
             <w:r>
               <w:rPr>
-                <w:rFonts w:ascii="宋体" w:eastAsia="宋体" w:hAnsi="宋体" w:cs="宋体" w:hint="eastAsia"/>
+                <w:rFonts w:hint="eastAsia" w:ascii="宋体" w:hAnsi="宋体" w:eastAsia="宋体" w:cs="宋体"/>
                 <w:i w:val="0"/>
                 <w:iCs w:val="0"/>
                 <w:snapToGrid w:val="0"/>
@@ -8138,10 +8205,10 @@
           <w:tcPr>
             <w:tcW w:w="4823" w:type="dxa"/>
             <w:tcBorders>
-              <w:top w:val="single" w:sz="4" w:space="0" w:color="000000"/>
-              <w:left w:val="single" w:sz="4" w:space="0" w:color="000000"/>
-              <w:bottom w:val="single" w:sz="4" w:space="0" w:color="000000"/>
-              <w:right w:val="single" w:sz="4" w:space="0" w:color="000000"/>
+              <w:top w:val="single" w:color="000000" w:sz="4" w:space="0"/>
+              <w:left w:val="single" w:color="000000" w:sz="4" w:space="0"/>
+              <w:bottom w:val="single" w:color="000000" w:sz="4" w:space="0"/>
+              <w:right w:val="single" w:color="000000" w:sz="4" w:space="0"/>
             </w:tcBorders>
             <w:shd w:val="clear" w:color="auto" w:fill="auto"/>
             <w:vAlign w:val="center"/>
@@ -8155,7 +8222,7 @@
               <w:jc w:val="left"/>
               <w:textAlignment w:val="center"/>
               <w:rPr>
-                <w:rFonts w:ascii="楷体_GB2312" w:eastAsia="楷体_GB2312" w:hAnsi="宋体" w:cs="楷体_GB2312" w:hint="default"/>
+                <w:rFonts w:hint="default" w:ascii="楷体_GB2312" w:hAnsi="宋体" w:eastAsia="楷体_GB2312" w:cs="楷体_GB2312"/>
                 <w:b/>
                 <w:bCs/>
                 <w:i w:val="0"/>
@@ -8171,7 +8238,7 @@
             </w:pPr>
             <w:r>
               <w:rPr>
-                <w:rFonts w:ascii="宋体" w:eastAsia="宋体" w:hAnsi="宋体" w:cs="宋体" w:hint="eastAsia"/>
+                <w:rFonts w:hint="eastAsia" w:ascii="宋体" w:hAnsi="宋体" w:eastAsia="宋体" w:cs="宋体"/>
                 <w:i w:val="0"/>
                 <w:iCs w:val="0"/>
                 <w:snapToGrid w:val="0"/>
@@ -8190,10 +8257,10 @@
           <w:tcPr>
             <w:tcW w:w="926" w:type="dxa"/>
             <w:tcBorders>
-              <w:top w:val="single" w:sz="4" w:space="0" w:color="000000"/>
-              <w:left w:val="single" w:sz="4" w:space="0" w:color="000000"/>
-              <w:bottom w:val="single" w:sz="4" w:space="0" w:color="000000"/>
-              <w:right w:val="single" w:sz="4" w:space="0" w:color="000000"/>
+              <w:top w:val="single" w:color="000000" w:sz="4" w:space="0"/>
+              <w:left w:val="single" w:color="000000" w:sz="4" w:space="0"/>
+              <w:bottom w:val="single" w:color="000000" w:sz="4" w:space="0"/>
+              <w:right w:val="single" w:color="000000" w:sz="4" w:space="0"/>
             </w:tcBorders>
             <w:shd w:val="clear" w:color="auto" w:fill="auto"/>
             <w:vAlign w:val="center"/>
@@ -8207,7 +8274,7 @@
               <w:jc w:val="left"/>
               <w:textAlignment w:val="center"/>
               <w:rPr>
-                <w:rFonts w:ascii="楷体_GB2312" w:eastAsia="楷体_GB2312" w:hAnsi="宋体" w:cs="楷体_GB2312" w:hint="default"/>
+                <w:rFonts w:hint="default" w:ascii="楷体_GB2312" w:hAnsi="宋体" w:eastAsia="楷体_GB2312" w:cs="楷体_GB2312"/>
                 <w:b/>
                 <w:bCs/>
                 <w:i w:val="0"/>
@@ -8223,7 +8290,7 @@
             </w:pPr>
             <w:r>
               <w:rPr>
-                <w:rFonts w:ascii="宋体" w:eastAsia="宋体" w:hAnsi="宋体" w:cs="宋体" w:hint="eastAsia"/>
+                <w:rFonts w:hint="eastAsia" w:ascii="宋体" w:hAnsi="宋体" w:eastAsia="宋体" w:cs="宋体"/>
                 <w:i w:val="0"/>
                 <w:iCs w:val="0"/>
                 <w:snapToGrid w:val="0"/>
@@ -8241,8 +8308,14 @@
       </w:tr>
       <w:tr>
         <w:tblPrEx>
-          <w:tblW w:w="8504" w:type="dxa"/>
-          <w:tblInd w:w="96" w:type="dxa"/>
+          <w:tblBorders>
+            <w:top w:val="none" w:color="auto" w:sz="0" w:space="0"/>
+            <w:left w:val="none" w:color="auto" w:sz="0" w:space="0"/>
+            <w:bottom w:val="none" w:color="auto" w:sz="0" w:space="0"/>
+            <w:right w:val="none" w:color="auto" w:sz="0" w:space="0"/>
+            <w:insideH w:val="none" w:color="auto" w:sz="0" w:space="0"/>
+            <w:insideV w:val="none" w:color="auto" w:sz="0" w:space="0"/>
+          </w:tblBorders>
           <w:shd w:val="clear" w:color="auto" w:fill="auto"/>
           <w:tblCellMar>
             <w:top w:w="0" w:type="dxa"/>
@@ -8252,16 +8325,16 @@
           </w:tblCellMar>
         </w:tblPrEx>
         <w:trPr>
-          <w:trHeight w:val="493"/>
+          <w:trHeight w:val="493" w:hRule="atLeast"/>
         </w:trPr>
         <w:tc>
           <w:tcPr>
             <w:tcW w:w="1723" w:type="dxa"/>
             <w:tcBorders>
-              <w:top w:val="single" w:sz="4" w:space="0" w:color="000000"/>
-              <w:left w:val="single" w:sz="4" w:space="0" w:color="000000"/>
-              <w:bottom w:val="single" w:sz="4" w:space="0" w:color="000000"/>
-              <w:right w:val="single" w:sz="4" w:space="0" w:color="000000"/>
+              <w:top w:val="single" w:color="000000" w:sz="4" w:space="0"/>
+              <w:left w:val="single" w:color="000000" w:sz="4" w:space="0"/>
+              <w:bottom w:val="single" w:color="000000" w:sz="4" w:space="0"/>
+              <w:right w:val="single" w:color="000000" w:sz="4" w:space="0"/>
             </w:tcBorders>
             <w:shd w:val="clear" w:color="auto" w:fill="auto"/>
             <w:vAlign w:val="center"/>
@@ -8275,7 +8348,7 @@
               <w:jc w:val="left"/>
               <w:textAlignment w:val="center"/>
               <w:rPr>
-                <w:rFonts w:ascii="楷体_GB2312" w:eastAsia="楷体_GB2312" w:hAnsi="宋体" w:cs="楷体_GB2312" w:hint="default"/>
+                <w:rFonts w:hint="default" w:ascii="楷体_GB2312" w:hAnsi="宋体" w:eastAsia="楷体_GB2312" w:cs="楷体_GB2312"/>
                 <w:b/>
                 <w:bCs/>
                 <w:i w:val="0"/>
@@ -8291,7 +8364,7 @@
             </w:pPr>
             <w:r>
               <w:rPr>
-                <w:rFonts w:ascii="宋体" w:eastAsia="宋体" w:hAnsi="宋体" w:cs="宋体" w:hint="eastAsia"/>
+                <w:rFonts w:hint="eastAsia" w:ascii="宋体" w:hAnsi="宋体" w:eastAsia="宋体" w:cs="宋体"/>
                 <w:i w:val="0"/>
                 <w:iCs w:val="0"/>
                 <w:snapToGrid w:val="0"/>
@@ -8310,10 +8383,10 @@
           <w:tcPr>
             <w:tcW w:w="1032" w:type="dxa"/>
             <w:tcBorders>
-              <w:top w:val="single" w:sz="4" w:space="0" w:color="000000"/>
-              <w:left w:val="single" w:sz="4" w:space="0" w:color="000000"/>
-              <w:bottom w:val="single" w:sz="4" w:space="0" w:color="000000"/>
-              <w:right w:val="single" w:sz="4" w:space="0" w:color="000000"/>
+              <w:top w:val="single" w:color="000000" w:sz="4" w:space="0"/>
+              <w:left w:val="single" w:color="000000" w:sz="4" w:space="0"/>
+              <w:bottom w:val="single" w:color="000000" w:sz="4" w:space="0"/>
+              <w:right w:val="single" w:color="000000" w:sz="4" w:space="0"/>
             </w:tcBorders>
             <w:shd w:val="clear" w:color="auto" w:fill="auto"/>
             <w:vAlign w:val="center"/>
@@ -8327,7 +8400,7 @@
               <w:jc w:val="left"/>
               <w:textAlignment w:val="center"/>
               <w:rPr>
-                <w:rFonts w:ascii="楷体_GB2312" w:eastAsia="楷体_GB2312" w:hAnsi="宋体" w:cs="楷体_GB2312" w:hint="default"/>
+                <w:rFonts w:hint="default" w:ascii="楷体_GB2312" w:hAnsi="宋体" w:eastAsia="楷体_GB2312" w:cs="楷体_GB2312"/>
                 <w:b/>
                 <w:bCs/>
                 <w:i w:val="0"/>
@@ -8343,7 +8416,7 @@
             </w:pPr>
             <w:r>
               <w:rPr>
-                <w:rFonts w:ascii="宋体" w:eastAsia="宋体" w:hAnsi="宋体" w:cs="宋体" w:hint="eastAsia"/>
+                <w:rFonts w:hint="eastAsia" w:ascii="宋体" w:hAnsi="宋体" w:eastAsia="宋体" w:cs="宋体"/>
                 <w:i w:val="0"/>
                 <w:iCs w:val="0"/>
                 <w:snapToGrid w:val="0"/>
@@ -8362,10 +8435,10 @@
           <w:tcPr>
             <w:tcW w:w="4823" w:type="dxa"/>
             <w:tcBorders>
-              <w:top w:val="single" w:sz="4" w:space="0" w:color="000000"/>
-              <w:left w:val="single" w:sz="4" w:space="0" w:color="000000"/>
-              <w:bottom w:val="single" w:sz="4" w:space="0" w:color="000000"/>
-              <w:right w:val="single" w:sz="4" w:space="0" w:color="000000"/>
+              <w:top w:val="single" w:color="000000" w:sz="4" w:space="0"/>
+              <w:left w:val="single" w:color="000000" w:sz="4" w:space="0"/>
+              <w:bottom w:val="single" w:color="000000" w:sz="4" w:space="0"/>
+              <w:right w:val="single" w:color="000000" w:sz="4" w:space="0"/>
             </w:tcBorders>
             <w:shd w:val="clear" w:color="auto" w:fill="auto"/>
             <w:vAlign w:val="center"/>
@@ -8379,7 +8452,7 @@
               <w:jc w:val="left"/>
               <w:textAlignment w:val="center"/>
               <w:rPr>
-                <w:rFonts w:ascii="楷体_GB2312" w:eastAsia="楷体_GB2312" w:hAnsi="宋体" w:cs="楷体_GB2312" w:hint="default"/>
+                <w:rFonts w:hint="default" w:ascii="楷体_GB2312" w:hAnsi="宋体" w:eastAsia="楷体_GB2312" w:cs="楷体_GB2312"/>
                 <w:b/>
                 <w:bCs/>
                 <w:i w:val="0"/>
@@ -8395,7 +8468,7 @@
             </w:pPr>
             <w:r>
               <w:rPr>
-                <w:rFonts w:ascii="宋体" w:eastAsia="宋体" w:hAnsi="宋体" w:cs="宋体" w:hint="eastAsia"/>
+                <w:rFonts w:hint="eastAsia" w:ascii="宋体" w:hAnsi="宋体" w:eastAsia="宋体" w:cs="宋体"/>
                 <w:i w:val="0"/>
                 <w:iCs w:val="0"/>
                 <w:snapToGrid w:val="0"/>
@@ -8414,10 +8487,10 @@
           <w:tcPr>
             <w:tcW w:w="926" w:type="dxa"/>
             <w:tcBorders>
-              <w:top w:val="single" w:sz="4" w:space="0" w:color="000000"/>
-              <w:left w:val="single" w:sz="4" w:space="0" w:color="000000"/>
-              <w:bottom w:val="single" w:sz="4" w:space="0" w:color="000000"/>
-              <w:right w:val="single" w:sz="4" w:space="0" w:color="000000"/>
+              <w:top w:val="single" w:color="000000" w:sz="4" w:space="0"/>
+              <w:left w:val="single" w:color="000000" w:sz="4" w:space="0"/>
+              <w:bottom w:val="single" w:color="000000" w:sz="4" w:space="0"/>
+              <w:right w:val="single" w:color="000000" w:sz="4" w:space="0"/>
             </w:tcBorders>
             <w:shd w:val="clear" w:color="auto" w:fill="auto"/>
             <w:vAlign w:val="center"/>
@@ -8431,7 +8504,7 @@
               <w:jc w:val="left"/>
               <w:textAlignment w:val="center"/>
               <w:rPr>
-                <w:rFonts w:ascii="楷体_GB2312" w:eastAsia="楷体_GB2312" w:hAnsi="宋体" w:cs="楷体_GB2312" w:hint="default"/>
+                <w:rFonts w:hint="default" w:ascii="楷体_GB2312" w:hAnsi="宋体" w:eastAsia="楷体_GB2312" w:cs="楷体_GB2312"/>
                 <w:b/>
                 <w:bCs/>
                 <w:i w:val="0"/>
@@ -8447,7 +8520,7 @@
             </w:pPr>
             <w:r>
               <w:rPr>
-                <w:rFonts w:ascii="宋体" w:eastAsia="宋体" w:hAnsi="宋体" w:cs="宋体" w:hint="eastAsia"/>
+                <w:rFonts w:hint="eastAsia" w:ascii="宋体" w:hAnsi="宋体" w:eastAsia="宋体" w:cs="宋体"/>
                 <w:i w:val="0"/>
                 <w:iCs w:val="0"/>
                 <w:snapToGrid w:val="0"/>
@@ -8466,7 +8539,7 @@
     </w:tbl>
     <w:p>
       <w:pPr>
-        <w:pStyle w:val="a1"/>
+        <w:pStyle w:val="29"/>
         <w:rPr>
           <w:rFonts w:hint="eastAsia"/>
           <w:lang w:val="en-US" w:eastAsia="zh-CN"/>
@@ -8475,7 +8548,7 @@
     </w:p>
     <w:p>
       <w:pPr>
-        <w:pStyle w:val="1"/>
+        <w:pStyle w:val="28"/>
         <w:keepNext w:val="0"/>
         <w:keepLines w:val="0"/>
         <w:pageBreakBefore w:val="0"/>
@@ -8495,7 +8568,7 @@
           <w:lang w:val="en-US" w:eastAsia="zh-CN"/>
         </w:rPr>
       </w:pPr>
-      <w:bookmarkStart w:id="23" w:name="_Toc7598"/>
+      <w:bookmarkStart w:id="22" w:name="_Toc21838"/>
       <w:r>
         <w:rPr>
           <w:rFonts w:hint="eastAsia"/>
@@ -8503,11 +8576,11 @@
         </w:rPr>
         <w:t>附则</w:t>
       </w:r>
-      <w:bookmarkEnd w:id="23"/>
+      <w:bookmarkEnd w:id="22"/>
     </w:p>
     <w:p>
       <w:pPr>
-        <w:pStyle w:val="a1"/>
+        <w:pStyle w:val="29"/>
         <w:keepNext w:val="0"/>
         <w:keepLines w:val="0"/>
         <w:pageBreakBefore w:val="0"/>
@@ -8542,7 +8615,7 @@
     </w:p>
     <w:p>
       <w:pPr>
-        <w:pStyle w:val="a1"/>
+        <w:pStyle w:val="29"/>
         <w:keepNext w:val="0"/>
         <w:keepLines w:val="0"/>
         <w:pageBreakBefore w:val="0"/>
@@ -8577,7 +8650,7 @@
     </w:p>
     <w:p>
       <w:pPr>
-        <w:pStyle w:val="a1"/>
+        <w:pStyle w:val="29"/>
         <w:keepNext w:val="0"/>
         <w:keepLines w:val="0"/>
         <w:pageBreakBefore w:val="0"/>
@@ -8611,23 +8684,73 @@
       </w:r>
     </w:p>
     <w:sectPr>
-      <w:headerReference w:type="default" r:id="rId7"/>
+      <w:headerReference r:id="rId5" w:type="default"/>
       <w:pgSz w:w="11906" w:h="16838"/>
       <w:pgMar w:top="1417" w:right="1800" w:bottom="1440" w:left="1800" w:header="1140" w:footer="992" w:gutter="0"/>
-      <w:cols w:num="1" w:space="425"/>
+      <w:cols w:space="425" w:num="1"/>
       <w:docGrid w:type="lines" w:linePitch="312" w:charSpace="0"/>
     </w:sectPr>
   </w:body>
 </w:document>
 </file>
 
+<file path=word/endnotes.xml><?xml version="1.0" encoding="utf-8"?>
+<w:endnotes xmlns:wpc="http://schemas.microsoft.com/office/word/2010/wordprocessingCanvas" xmlns:mc="http://schemas.openxmlformats.org/markup-compatibility/2006" xmlns:o="urn:schemas-microsoft-com:office:office" xmlns:r="http://schemas.openxmlformats.org/officeDocument/2006/relationships" xmlns:m="http://schemas.openxmlformats.org/officeDocument/2006/math" xmlns:v="urn:schemas-microsoft-com:vml" xmlns:wp14="http://schemas.microsoft.com/office/word/2010/wordprocessingDrawing" xmlns:wp="http://schemas.openxmlformats.org/drawingml/2006/wordprocessingDrawing" xmlns:w="http://schemas.openxmlformats.org/wordprocessingml/2006/main" xmlns:w14="http://schemas.microsoft.com/office/word/2010/wordml" xmlns:w15="http://schemas.microsoft.com/office/word/2012/wordml" xmlns:w10="urn:schemas-microsoft-com:office:word" xmlns:wpg="http://schemas.microsoft.com/office/word/2010/wordprocessingGroup" xmlns:wpi="http://schemas.microsoft.com/office/word/2010/wordprocessingInk" xmlns:wne="http://schemas.microsoft.com/office/word/2006/wordml" xmlns:wps="http://schemas.microsoft.com/office/word/2010/wordprocessingShape" xmlns:wpsCustomData="http://www.wps.cn/officeDocument/2013/wpsCustomData" mc:Ignorable="w14 w15 wp14">
+  <w:endnote w:type="separator" w:id="0">
+    <w:p>
+      <w:pPr>
+        <w:spacing w:line="240" w:lineRule="auto"/>
+      </w:pPr>
+      <w:r>
+        <w:separator/>
+      </w:r>
+    </w:p>
+  </w:endnote>
+  <w:endnote w:type="continuationSeparator" w:id="1">
+    <w:p>
+      <w:pPr>
+        <w:spacing w:line="240" w:lineRule="auto"/>
+      </w:pPr>
+      <w:r>
+        <w:continuationSeparator/>
+      </w:r>
+    </w:p>
+  </w:endnote>
+</w:endnotes>
+</file>
+
+<file path=word/footnotes.xml><?xml version="1.0" encoding="utf-8"?>
+<w:footnotes xmlns:wpc="http://schemas.microsoft.com/office/word/2010/wordprocessingCanvas" xmlns:mc="http://schemas.openxmlformats.org/markup-compatibility/2006" xmlns:o="urn:schemas-microsoft-com:office:office" xmlns:r="http://schemas.openxmlformats.org/officeDocument/2006/relationships" xmlns:m="http://schemas.openxmlformats.org/officeDocument/2006/math" xmlns:v="urn:schemas-microsoft-com:vml" xmlns:wp14="http://schemas.microsoft.com/office/word/2010/wordprocessingDrawing" xmlns:wp="http://schemas.openxmlformats.org/drawingml/2006/wordprocessingDrawing" xmlns:w="http://schemas.openxmlformats.org/wordprocessingml/2006/main" xmlns:w14="http://schemas.microsoft.com/office/word/2010/wordml" xmlns:w15="http://schemas.microsoft.com/office/word/2012/wordml" xmlns:w10="urn:schemas-microsoft-com:office:word" xmlns:wpg="http://schemas.microsoft.com/office/word/2010/wordprocessingGroup" xmlns:wpi="http://schemas.microsoft.com/office/word/2010/wordprocessingInk" xmlns:wne="http://schemas.microsoft.com/office/word/2006/wordml" xmlns:wps="http://schemas.microsoft.com/office/word/2010/wordprocessingShape" xmlns:wpsCustomData="http://www.wps.cn/officeDocument/2013/wpsCustomData" mc:Ignorable="w14 w15 wp14">
+  <w:footnote w:type="separator" w:id="0">
+    <w:p>
+      <w:pPr>
+        <w:spacing w:line="360" w:lineRule="auto"/>
+      </w:pPr>
+      <w:r>
+        <w:separator/>
+      </w:r>
+    </w:p>
+  </w:footnote>
+  <w:footnote w:type="continuationSeparator" w:id="1">
+    <w:p>
+      <w:pPr>
+        <w:spacing w:line="360" w:lineRule="auto"/>
+      </w:pPr>
+      <w:r>
+        <w:continuationSeparator/>
+      </w:r>
+    </w:p>
+  </w:footnote>
+</w:footnotes>
+</file>
+
 <file path=word/header1.xml><?xml version="1.0" encoding="utf-8"?>
-<w:hdr xmlns:wpc="http://schemas.microsoft.com/office/word/2010/wordprocessingCanvas" xmlns:mc="http://schemas.openxmlformats.org/markup-compatibility/2006" xmlns:o="urn:schemas-microsoft-com:office:office" xmlns:r="http://schemas.openxmlformats.org/officeDocument/2006/relationships" xmlns:m="http://schemas.openxmlformats.org/officeDocument/2006/math" xmlns:v="urn:schemas-microsoft-com:vml" xmlns:wp14="http://schemas.microsoft.com/office/word/2010/wordprocessingDrawing" xmlns:wp="http://schemas.openxmlformats.org/drawingml/2006/wordprocessingDrawing" xmlns:w10="urn:schemas-microsoft-com:office:word" xmlns:w="http://schemas.openxmlformats.org/wordprocessingml/2006/main" xmlns:w14="http://schemas.microsoft.com/office/word/2010/wordml" xmlns:w15="http://schemas.microsoft.com/office/word/2012/wordml" xmlns:wne="http://schemas.microsoft.com/office/word/2006/wordml" xmlns:wpg="http://schemas.microsoft.com/office/word/2010/wordprocessingGroup" xmlns:wpi="http://schemas.microsoft.com/office/word/2010/wordprocessingInk" xmlns:wps="http://schemas.microsoft.com/office/word/2010/wordprocessingShape" mc:Ignorable="w14 w15 wp14">
+<w:hdr xmlns:wpc="http://schemas.microsoft.com/office/word/2010/wordprocessingCanvas" xmlns:mc="http://schemas.openxmlformats.org/markup-compatibility/2006" xmlns:o="urn:schemas-microsoft-com:office:office" xmlns:r="http://schemas.openxmlformats.org/officeDocument/2006/relationships" xmlns:m="http://schemas.openxmlformats.org/officeDocument/2006/math" xmlns:v="urn:schemas-microsoft-com:vml" xmlns:wp14="http://schemas.microsoft.com/office/word/2010/wordprocessingDrawing" xmlns:wp="http://schemas.openxmlformats.org/drawingml/2006/wordprocessingDrawing" xmlns:w10="urn:schemas-microsoft-com:office:word" xmlns:w="http://schemas.openxmlformats.org/wordprocessingml/2006/main" xmlns:w14="http://schemas.microsoft.com/office/word/2010/wordml" xmlns:w15="http://schemas.microsoft.com/office/word/2012/wordml" xmlns:wpg="http://schemas.microsoft.com/office/word/2010/wordprocessingGroup" xmlns:wpi="http://schemas.microsoft.com/office/word/2010/wordprocessingInk" xmlns:wne="http://schemas.microsoft.com/office/word/2006/wordml" xmlns:wps="http://schemas.microsoft.com/office/word/2010/wordprocessingShape" xmlns:wpsCustomData="http://www.wps.cn/officeDocument/2013/wpsCustomData" mc:Ignorable="w14 w15 wp14">
   <w:p>
     <w:pPr>
-      <w:pStyle w:val="Header"/>
+      <w:pStyle w:val="15"/>
       <w:pBdr>
-        <w:bottom w:val="single" w:sz="4" w:space="1" w:color="auto"/>
+        <w:bottom w:val="single" w:color="auto" w:sz="4" w:space="1"/>
       </w:pBdr>
       <w:tabs>
         <w:tab w:val="left" w:pos="335"/>
@@ -8635,27 +8758,27 @@
       </w:tabs>
       <w:jc w:val="right"/>
       <w:rPr>
-        <w:rFonts w:eastAsiaTheme="minorEastAsia" w:hint="eastAsia"/>
+        <w:rFonts w:hint="eastAsia" w:eastAsiaTheme="minorEastAsia"/>
         <w:lang w:eastAsia="zh-CN"/>
       </w:rPr>
     </w:pPr>
     <w:r>
       <w:rPr>
-        <w:rFonts w:eastAsiaTheme="minorEastAsia" w:hint="eastAsia"/>
+        <w:rFonts w:hint="eastAsia" w:eastAsiaTheme="minorEastAsia"/>
         <w:lang w:val="en-US" w:eastAsia="zh-CN"/>
       </w:rPr>
       <w:tab/>
     </w:r>
     <w:r>
       <w:rPr>
-        <w:rFonts w:eastAsiaTheme="minorEastAsia" w:hint="eastAsia"/>
+        <w:rFonts w:hint="eastAsia" w:eastAsiaTheme="minorEastAsia"/>
         <w:lang w:val="en-US" w:eastAsia="zh-CN"/>
       </w:rPr>
       <w:tab/>
     </w:r>
     <w:r>
       <w:rPr>
-        <w:rFonts w:eastAsiaTheme="minorEastAsia" w:hint="eastAsia"/>
+        <w:rFonts w:hint="eastAsia" w:eastAsiaTheme="minorEastAsia"/>
         <w:lang w:val="en-US" w:eastAsia="zh-CN"/>
       </w:rPr>
       <w:t>江西通信产业服务有限公司</w:t>
@@ -8665,15 +8788,15 @@
 </file>
 
 <file path=word/numbering.xml><?xml version="1.0" encoding="utf-8"?>
-<w:numbering xmlns:wpc="http://schemas.microsoft.com/office/word/2010/wordprocessingCanvas" xmlns:mc="http://schemas.openxmlformats.org/markup-compatibility/2006" xmlns:o="urn:schemas-microsoft-com:office:office" xmlns:r="http://schemas.openxmlformats.org/officeDocument/2006/relationships" xmlns:m="http://schemas.openxmlformats.org/officeDocument/2006/math" xmlns:v="urn:schemas-microsoft-com:vml" xmlns:wp14="http://schemas.microsoft.com/office/word/2010/wordprocessingDrawing" xmlns:wp="http://schemas.openxmlformats.org/drawingml/2006/wordprocessingDrawing" xmlns:w10="urn:schemas-microsoft-com:office:word" xmlns:w="http://schemas.openxmlformats.org/wordprocessingml/2006/main" xmlns:w14="http://schemas.microsoft.com/office/word/2010/wordml" xmlns:w15="http://schemas.microsoft.com/office/word/2012/wordml" xmlns:wne="http://schemas.microsoft.com/office/word/2006/wordml" xmlns:wpg="http://schemas.microsoft.com/office/word/2010/wordprocessingGroup" xmlns:wpi="http://schemas.microsoft.com/office/word/2010/wordprocessingInk" xmlns:wps="http://schemas.microsoft.com/office/word/2010/wordprocessingShape" mc:Ignorable="w14 w15 wp14">
+<w:numbering xmlns:wpc="http://schemas.microsoft.com/office/word/2010/wordprocessingCanvas" xmlns:mc="http://schemas.openxmlformats.org/markup-compatibility/2006" xmlns:o="urn:schemas-microsoft-com:office:office" xmlns:r="http://schemas.openxmlformats.org/officeDocument/2006/relationships" xmlns:m="http://schemas.openxmlformats.org/officeDocument/2006/math" xmlns:v="urn:schemas-microsoft-com:vml" xmlns:wp14="http://schemas.microsoft.com/office/word/2010/wordprocessingDrawing" xmlns:wp="http://schemas.openxmlformats.org/drawingml/2006/wordprocessingDrawing" xmlns:w10="urn:schemas-microsoft-com:office:word" xmlns:w="http://schemas.openxmlformats.org/wordprocessingml/2006/main" xmlns:w14="http://schemas.microsoft.com/office/word/2010/wordml" xmlns:wpg="http://schemas.microsoft.com/office/word/2010/wordprocessingGroup" xmlns:wpi="http://schemas.microsoft.com/office/word/2010/wordprocessingInk" xmlns:wne="http://schemas.microsoft.com/office/word/2006/wordml" xmlns:wps="http://schemas.microsoft.com/office/word/2010/wordprocessingShape" xmlns:wpsCustomData="http://www.wps.cn/officeDocument/2013/wpsCustomData" mc:Ignorable="w14 wp14">
   <w:abstractNum w:abstractNumId="0">
     <w:nsid w:val="8E964DCE"/>
     <w:multiLevelType w:val="multilevel"/>
     <w:tmpl w:val="8E964DCE"/>
-    <w:lvl w:ilvl="0">
+    <w:lvl w:ilvl="0" w:tentative="0">
       <w:start w:val="1"/>
       <w:numFmt w:val="decimal"/>
-      <w:pStyle w:val="Heading1"/>
+      <w:pStyle w:val="2"/>
       <w:lvlText w:val="%1."/>
       <w:lvlJc w:val="left"/>
       <w:pPr>
@@ -8683,10 +8806,10 @@
         <w:rFonts w:hint="default"/>
       </w:rPr>
     </w:lvl>
-    <w:lvl w:ilvl="1">
+    <w:lvl w:ilvl="1" w:tentative="0">
       <w:start w:val="1"/>
       <w:numFmt w:val="decimal"/>
-      <w:pStyle w:val="Heading2"/>
+      <w:pStyle w:val="3"/>
       <w:lvlText w:val="%1.%2."/>
       <w:lvlJc w:val="left"/>
       <w:pPr>
@@ -8696,10 +8819,10 @@
         <w:rFonts w:hint="default"/>
       </w:rPr>
     </w:lvl>
-    <w:lvl w:ilvl="2">
+    <w:lvl w:ilvl="2" w:tentative="0">
       <w:start w:val="1"/>
       <w:numFmt w:val="decimal"/>
-      <w:pStyle w:val="Heading3"/>
+      <w:pStyle w:val="4"/>
       <w:lvlText w:val="%1.%2.%3."/>
       <w:lvlJc w:val="left"/>
       <w:pPr>
@@ -8709,10 +8832,10 @@
         <w:rFonts w:hint="default"/>
       </w:rPr>
     </w:lvl>
-    <w:lvl w:ilvl="3">
+    <w:lvl w:ilvl="3" w:tentative="0">
       <w:start w:val="1"/>
       <w:numFmt w:val="decimal"/>
-      <w:pStyle w:val="Heading4"/>
+      <w:pStyle w:val="5"/>
       <w:lvlText w:val="%1.%2.%3.%4."/>
       <w:lvlJc w:val="left"/>
       <w:pPr>
@@ -8722,10 +8845,10 @@
         <w:rFonts w:hint="default"/>
       </w:rPr>
     </w:lvl>
-    <w:lvl w:ilvl="4">
+    <w:lvl w:ilvl="4" w:tentative="0">
       <w:start w:val="1"/>
       <w:numFmt w:val="decimal"/>
-      <w:pStyle w:val="Heading5"/>
+      <w:pStyle w:val="6"/>
       <w:lvlText w:val="%1.%2.%3.%4.%5."/>
       <w:lvlJc w:val="left"/>
       <w:pPr>
@@ -8735,10 +8858,10 @@
         <w:rFonts w:hint="default"/>
       </w:rPr>
     </w:lvl>
-    <w:lvl w:ilvl="5">
+    <w:lvl w:ilvl="5" w:tentative="0">
       <w:start w:val="1"/>
       <w:numFmt w:val="decimal"/>
-      <w:pStyle w:val="Heading6"/>
+      <w:pStyle w:val="7"/>
       <w:lvlText w:val="%1.%2.%3.%4.%5.%6."/>
       <w:lvlJc w:val="left"/>
       <w:pPr>
@@ -8748,10 +8871,10 @@
         <w:rFonts w:hint="default"/>
       </w:rPr>
     </w:lvl>
-    <w:lvl w:ilvl="6">
+    <w:lvl w:ilvl="6" w:tentative="0">
       <w:start w:val="1"/>
       <w:numFmt w:val="decimal"/>
-      <w:pStyle w:val="Heading7"/>
+      <w:pStyle w:val="8"/>
       <w:lvlText w:val="%1.%2.%3.%4.%5.%6.%7."/>
       <w:lvlJc w:val="left"/>
       <w:pPr>
@@ -8761,10 +8884,10 @@
         <w:rFonts w:hint="default"/>
       </w:rPr>
     </w:lvl>
-    <w:lvl w:ilvl="7">
+    <w:lvl w:ilvl="7" w:tentative="0">
       <w:start w:val="1"/>
       <w:numFmt w:val="decimal"/>
-      <w:pStyle w:val="Heading8"/>
+      <w:pStyle w:val="9"/>
       <w:lvlText w:val="%1.%2.%3.%4.%5.%6.%7.%8."/>
       <w:lvlJc w:val="left"/>
       <w:pPr>
@@ -8774,10 +8897,10 @@
         <w:rFonts w:hint="default"/>
       </w:rPr>
     </w:lvl>
-    <w:lvl w:ilvl="8">
+    <w:lvl w:ilvl="8" w:tentative="0">
       <w:start w:val="1"/>
       <w:numFmt w:val="decimal"/>
-      <w:pStyle w:val="Heading9"/>
+      <w:pStyle w:val="10"/>
       <w:lvlText w:val="%1.%2.%3.%4.%5.%6.%7.%8.%9."/>
       <w:lvlJc w:val="left"/>
       <w:pPr>
@@ -8795,267 +8918,269 @@
 </file>
 
 <file path=word/styles.xml><?xml version="1.0" encoding="utf-8"?>
-<w:styles xmlns:mc="http://schemas.openxmlformats.org/markup-compatibility/2006" xmlns:r="http://schemas.openxmlformats.org/officeDocument/2006/relationships" xmlns:w="http://schemas.openxmlformats.org/wordprocessingml/2006/main" xmlns:w14="http://schemas.microsoft.com/office/word/2010/wordml" xmlns:w15="http://schemas.microsoft.com/office/word/2012/wordml" mc:Ignorable="w14 w15">
+<w:styles xmlns:mc="http://schemas.openxmlformats.org/markup-compatibility/2006" xmlns:o="urn:schemas-microsoft-com:office:office" xmlns:r="http://schemas.openxmlformats.org/officeDocument/2006/relationships" xmlns:m="http://schemas.openxmlformats.org/officeDocument/2006/math" xmlns:v="urn:schemas-microsoft-com:vml" xmlns:w="http://schemas.openxmlformats.org/wordprocessingml/2006/main" xmlns:w14="http://schemas.microsoft.com/office/word/2010/wordml" xmlns:w10="urn:schemas-microsoft-com:office:word" xmlns:sl="http://schemas.openxmlformats.org/schemaLibrary/2006/main" xmlns:wpsCustomData="http://www.wps.cn/officeDocument/2013/wpsCustomData" mc:Ignorable="w14">
   <w:docDefaults>
     <w:rPrDefault>
       <w:rPr>
-        <w:rFonts w:ascii="Times New Roman" w:eastAsia="宋体" w:hAnsi="Times New Roman" w:cs="Times New Roman"/>
+        <w:rFonts w:ascii="Times New Roman" w:hAnsi="Times New Roman" w:eastAsia="宋体" w:cs="Times New Roman"/>
       </w:rPr>
     </w:rPrDefault>
     <w:pPrDefault/>
   </w:docDefaults>
-  <w:latentStyles w:defLockedState="0" w:defUIPriority="99" w:defSemiHidden="1" w:defUnhideWhenUsed="1" w:defQFormat="0" w:count="260">
-    <w:lsdException w:name="Normal" w:semiHidden="0" w:uiPriority="0" w:unhideWhenUsed="0" w:qFormat="1"/>
-    <w:lsdException w:name="heading 1" w:semiHidden="0" w:uiPriority="0" w:unhideWhenUsed="0" w:qFormat="1"/>
-    <w:lsdException w:name="heading 2" w:semiHidden="0" w:uiPriority="0" w:qFormat="1"/>
-    <w:lsdException w:name="heading 3" w:uiPriority="0" w:qFormat="1"/>
-    <w:lsdException w:name="heading 4" w:semiHidden="0" w:uiPriority="0" w:qFormat="1"/>
-    <w:lsdException w:name="heading 5" w:uiPriority="0" w:qFormat="1"/>
-    <w:lsdException w:name="heading 6" w:uiPriority="0" w:qFormat="1"/>
-    <w:lsdException w:name="heading 7" w:uiPriority="0" w:qFormat="1"/>
-    <w:lsdException w:name="heading 8" w:uiPriority="0" w:qFormat="1"/>
-    <w:lsdException w:name="heading 9" w:uiPriority="0" w:qFormat="1"/>
-    <w:lsdException w:name="index 1" w:semiHidden="0" w:uiPriority="0" w:unhideWhenUsed="0"/>
-    <w:lsdException w:name="index 2" w:semiHidden="0" w:uiPriority="0" w:unhideWhenUsed="0"/>
-    <w:lsdException w:name="index 3" w:semiHidden="0" w:uiPriority="0" w:unhideWhenUsed="0"/>
-    <w:lsdException w:name="index 4" w:semiHidden="0" w:uiPriority="0" w:unhideWhenUsed="0"/>
-    <w:lsdException w:name="index 5" w:semiHidden="0" w:uiPriority="0" w:unhideWhenUsed="0"/>
-    <w:lsdException w:name="index 6" w:semiHidden="0" w:uiPriority="0" w:unhideWhenUsed="0"/>
-    <w:lsdException w:name="index 7" w:semiHidden="0" w:uiPriority="0" w:unhideWhenUsed="0"/>
-    <w:lsdException w:name="index 8" w:semiHidden="0" w:uiPriority="0" w:unhideWhenUsed="0"/>
-    <w:lsdException w:name="index 9" w:semiHidden="0" w:uiPriority="0" w:unhideWhenUsed="0"/>
-    <w:lsdException w:name="toc 1" w:semiHidden="0" w:uiPriority="0" w:unhideWhenUsed="0" w:qFormat="1"/>
-    <w:lsdException w:name="toc 2" w:semiHidden="0" w:uiPriority="0" w:unhideWhenUsed="0" w:qFormat="1"/>
-    <w:lsdException w:name="toc 3" w:semiHidden="0" w:uiPriority="0" w:unhideWhenUsed="0" w:qFormat="1"/>
-    <w:lsdException w:name="toc 4" w:semiHidden="0" w:uiPriority="0" w:unhideWhenUsed="0"/>
-    <w:lsdException w:name="toc 5" w:semiHidden="0" w:uiPriority="0" w:unhideWhenUsed="0"/>
-    <w:lsdException w:name="toc 6" w:semiHidden="0" w:uiPriority="0" w:unhideWhenUsed="0"/>
-    <w:lsdException w:name="toc 7" w:semiHidden="0" w:uiPriority="0" w:unhideWhenUsed="0"/>
-    <w:lsdException w:name="toc 8" w:semiHidden="0" w:uiPriority="0" w:unhideWhenUsed="0"/>
-    <w:lsdException w:name="toc 9" w:semiHidden="0" w:uiPriority="0" w:unhideWhenUsed="0"/>
-    <w:lsdException w:name="Normal Indent" w:semiHidden="0" w:uiPriority="0" w:unhideWhenUsed="0"/>
-    <w:lsdException w:name="footnote text" w:semiHidden="0" w:uiPriority="0" w:unhideWhenUsed="0"/>
-    <w:lsdException w:name="annotation text" w:semiHidden="0" w:uiPriority="0" w:unhideWhenUsed="0" w:qFormat="1"/>
-    <w:lsdException w:name="header" w:semiHidden="0" w:uiPriority="0" w:unhideWhenUsed="0" w:qFormat="1"/>
-    <w:lsdException w:name="footer" w:semiHidden="0" w:uiPriority="0" w:unhideWhenUsed="0" w:qFormat="1"/>
-    <w:lsdException w:name="index heading" w:semiHidden="0" w:uiPriority="0" w:unhideWhenUsed="0"/>
-    <w:lsdException w:name="caption" w:uiPriority="0" w:qFormat="1"/>
-    <w:lsdException w:name="table of figures" w:semiHidden="0" w:uiPriority="0" w:unhideWhenUsed="0"/>
-    <w:lsdException w:name="envelope address" w:semiHidden="0" w:uiPriority="0" w:unhideWhenUsed="0"/>
-    <w:lsdException w:name="envelope return" w:semiHidden="0" w:uiPriority="0" w:unhideWhenUsed="0"/>
-    <w:lsdException w:name="footnote reference" w:semiHidden="0" w:uiPriority="0" w:unhideWhenUsed="0"/>
-    <w:lsdException w:name="annotation reference" w:semiHidden="0" w:uiPriority="0" w:unhideWhenUsed="0"/>
-    <w:lsdException w:name="line number" w:semiHidden="0" w:uiPriority="0" w:unhideWhenUsed="0"/>
-    <w:lsdException w:name="page number" w:semiHidden="0" w:uiPriority="0" w:unhideWhenUsed="0"/>
-    <w:lsdException w:name="endnote reference" w:semiHidden="0" w:uiPriority="0" w:unhideWhenUsed="0"/>
-    <w:lsdException w:name="endnote text" w:semiHidden="0" w:uiPriority="0" w:unhideWhenUsed="0"/>
-    <w:lsdException w:name="table of authorities" w:semiHidden="0" w:uiPriority="0" w:unhideWhenUsed="0"/>
-    <w:lsdException w:name="macro" w:semiHidden="0" w:uiPriority="0" w:unhideWhenUsed="0"/>
-    <w:lsdException w:name="toa heading" w:semiHidden="0" w:uiPriority="0" w:unhideWhenUsed="0"/>
-    <w:lsdException w:name="List" w:semiHidden="0" w:uiPriority="0" w:unhideWhenUsed="0"/>
-    <w:lsdException w:name="List Bullet" w:semiHidden="0" w:uiPriority="0" w:unhideWhenUsed="0"/>
-    <w:lsdException w:name="List Number" w:semiHidden="0" w:uiPriority="0" w:unhideWhenUsed="0"/>
-    <w:lsdException w:name="List 2" w:semiHidden="0" w:uiPriority="0" w:unhideWhenUsed="0"/>
-    <w:lsdException w:name="List 3" w:semiHidden="0" w:uiPriority="0" w:unhideWhenUsed="0"/>
-    <w:lsdException w:name="List 4" w:semiHidden="0" w:uiPriority="0" w:unhideWhenUsed="0"/>
-    <w:lsdException w:name="List 5" w:semiHidden="0" w:uiPriority="0" w:unhideWhenUsed="0"/>
-    <w:lsdException w:name="List Bullet 2" w:semiHidden="0" w:uiPriority="0" w:unhideWhenUsed="0"/>
-    <w:lsdException w:name="List Bullet 3" w:semiHidden="0" w:uiPriority="0" w:unhideWhenUsed="0"/>
-    <w:lsdException w:name="List Bullet 4" w:semiHidden="0" w:uiPriority="0" w:unhideWhenUsed="0"/>
-    <w:lsdException w:name="List Bullet 5" w:semiHidden="0" w:uiPriority="0" w:unhideWhenUsed="0"/>
-    <w:lsdException w:name="List Number 2" w:semiHidden="0" w:uiPriority="0" w:unhideWhenUsed="0"/>
-    <w:lsdException w:name="List Number 3" w:semiHidden="0" w:uiPriority="0" w:unhideWhenUsed="0"/>
-    <w:lsdException w:name="List Number 4" w:semiHidden="0" w:uiPriority="0" w:unhideWhenUsed="0"/>
-    <w:lsdException w:name="List Number 5" w:semiHidden="0" w:uiPriority="0" w:unhideWhenUsed="0"/>
-    <w:lsdException w:name="Title" w:semiHidden="0" w:uiPriority="0" w:unhideWhenUsed="0" w:qFormat="1"/>
-    <w:lsdException w:name="Closing" w:semiHidden="0" w:uiPriority="0" w:unhideWhenUsed="0"/>
-    <w:lsdException w:name="Signature" w:semiHidden="0" w:uiPriority="0" w:unhideWhenUsed="0"/>
-    <w:lsdException w:name="Default Paragraph Font" w:uiPriority="0" w:unhideWhenUsed="0" w:qFormat="1"/>
-    <w:lsdException w:name="Body Text" w:uiPriority="0" w:unhideWhenUsed="0" w:qFormat="1"/>
-    <w:lsdException w:name="Body Text Indent" w:semiHidden="0" w:uiPriority="0" w:unhideWhenUsed="0"/>
-    <w:lsdException w:name="List Continue" w:semiHidden="0" w:uiPriority="0" w:unhideWhenUsed="0"/>
-    <w:lsdException w:name="List Continue 2" w:semiHidden="0" w:uiPriority="0" w:unhideWhenUsed="0"/>
-    <w:lsdException w:name="List Continue 3" w:semiHidden="0" w:uiPriority="0" w:unhideWhenUsed="0"/>
-    <w:lsdException w:name="List Continue 4" w:semiHidden="0" w:uiPriority="0" w:unhideWhenUsed="0"/>
-    <w:lsdException w:name="List Continue 5" w:semiHidden="0" w:uiPriority="0" w:unhideWhenUsed="0"/>
-    <w:lsdException w:name="Message Header" w:semiHidden="0" w:uiPriority="0" w:unhideWhenUsed="0"/>
-    <w:lsdException w:name="Subtitle" w:semiHidden="0" w:uiPriority="0" w:unhideWhenUsed="0" w:qFormat="1"/>
-    <w:lsdException w:name="Salutation" w:semiHidden="0" w:uiPriority="0" w:unhideWhenUsed="0"/>
-    <w:lsdException w:name="Date" w:semiHidden="0" w:uiPriority="0" w:unhideWhenUsed="0"/>
-    <w:lsdException w:name="Body Text First Indent" w:semiHidden="0" w:uiPriority="0" w:unhideWhenUsed="0"/>
-    <w:lsdException w:name="Body Text First Indent 2" w:semiHidden="0" w:uiPriority="0" w:unhideWhenUsed="0"/>
-    <w:lsdException w:name="Body Text 2" w:semiHidden="0" w:uiPriority="0" w:unhideWhenUsed="0"/>
-    <w:lsdException w:name="Body Text 3" w:semiHidden="0" w:uiPriority="0" w:unhideWhenUsed="0"/>
-    <w:lsdException w:name="Body Text Indent 2" w:semiHidden="0" w:uiPriority="0" w:unhideWhenUsed="0"/>
-    <w:lsdException w:name="Body Text Indent 3" w:semiHidden="0" w:uiPriority="0" w:unhideWhenUsed="0"/>
-    <w:lsdException w:name="Block Text" w:semiHidden="0" w:uiPriority="0" w:unhideWhenUsed="0"/>
-    <w:lsdException w:name="Hyperlink" w:semiHidden="0" w:uiPriority="0" w:unhideWhenUsed="0"/>
-    <w:lsdException w:name="FollowedHyperlink" w:semiHidden="0" w:uiPriority="0" w:unhideWhenUsed="0"/>
-    <w:lsdException w:name="Strong" w:semiHidden="0" w:uiPriority="0" w:unhideWhenUsed="0" w:qFormat="1"/>
-    <w:lsdException w:name="Emphasis" w:semiHidden="0" w:uiPriority="0" w:unhideWhenUsed="0" w:qFormat="1"/>
-    <w:lsdException w:name="Document Map" w:semiHidden="0" w:uiPriority="0" w:unhideWhenUsed="0"/>
-    <w:lsdException w:name="Plain Text" w:semiHidden="0" w:uiPriority="0" w:unhideWhenUsed="0"/>
-    <w:lsdException w:name="E-mail Signature" w:semiHidden="0" w:uiPriority="0" w:unhideWhenUsed="0"/>
-    <w:lsdException w:name="Normal (Web)" w:semiHidden="0" w:uiPriority="0" w:unhideWhenUsed="0" w:qFormat="1"/>
-    <w:lsdException w:name="HTML Acronym" w:semiHidden="0" w:uiPriority="0" w:unhideWhenUsed="0"/>
-    <w:lsdException w:name="HTML Address" w:semiHidden="0" w:uiPriority="0" w:unhideWhenUsed="0"/>
-    <w:lsdException w:name="HTML Cite" w:semiHidden="0" w:uiPriority="0" w:unhideWhenUsed="0"/>
-    <w:lsdException w:name="HTML Code" w:semiHidden="0" w:uiPriority="0" w:unhideWhenUsed="0"/>
-    <w:lsdException w:name="HTML Definition" w:semiHidden="0" w:uiPriority="0" w:unhideWhenUsed="0"/>
-    <w:lsdException w:name="HTML Keyboard" w:semiHidden="0" w:uiPriority="0" w:unhideWhenUsed="0"/>
-    <w:lsdException w:name="HTML Preformatted" w:semiHidden="0" w:uiPriority="0" w:unhideWhenUsed="0"/>
-    <w:lsdException w:name="HTML Sample" w:semiHidden="0" w:uiPriority="0" w:unhideWhenUsed="0"/>
-    <w:lsdException w:name="HTML Typewriter" w:semiHidden="0" w:uiPriority="0" w:unhideWhenUsed="0"/>
-    <w:lsdException w:name="HTML Variable" w:semiHidden="0" w:uiPriority="0" w:unhideWhenUsed="0"/>
-    <w:lsdException w:name="Normal Table" w:uiPriority="0" w:unhideWhenUsed="0" w:qFormat="1"/>
-    <w:lsdException w:name="annotation subject" w:semiHidden="0" w:uiPriority="0" w:unhideWhenUsed="0"/>
-    <w:lsdException w:name="Table Simple 1" w:semiHidden="0" w:uiPriority="0" w:unhideWhenUsed="0"/>
-    <w:lsdException w:name="Table Simple 2" w:semiHidden="0" w:uiPriority="0" w:unhideWhenUsed="0"/>
-    <w:lsdException w:name="Table Simple 3" w:semiHidden="0" w:uiPriority="0" w:unhideWhenUsed="0"/>
-    <w:lsdException w:name="Table Classic 1" w:semiHidden="0" w:uiPriority="0" w:unhideWhenUsed="0"/>
-    <w:lsdException w:name="Table Classic 2" w:semiHidden="0" w:uiPriority="0" w:unhideWhenUsed="0"/>
-    <w:lsdException w:name="Table Classic 3" w:semiHidden="0" w:uiPriority="0" w:unhideWhenUsed="0"/>
-    <w:lsdException w:name="Table Classic 4" w:semiHidden="0" w:uiPriority="0" w:unhideWhenUsed="0"/>
-    <w:lsdException w:name="Table Colorful 1" w:semiHidden="0" w:uiPriority="0" w:unhideWhenUsed="0"/>
-    <w:lsdException w:name="Table Colorful 2" w:semiHidden="0" w:uiPriority="0" w:unhideWhenUsed="0"/>
-    <w:lsdException w:name="Table Colorful 3" w:semiHidden="0" w:uiPriority="0" w:unhideWhenUsed="0"/>
-    <w:lsdException w:name="Table Columns 1" w:semiHidden="0" w:uiPriority="0" w:unhideWhenUsed="0"/>
-    <w:lsdException w:name="Table Columns 2" w:semiHidden="0" w:uiPriority="0" w:unhideWhenUsed="0"/>
-    <w:lsdException w:name="Table Columns 3" w:semiHidden="0" w:uiPriority="0" w:unhideWhenUsed="0"/>
-    <w:lsdException w:name="Table Columns 4" w:semiHidden="0" w:uiPriority="0" w:unhideWhenUsed="0"/>
-    <w:lsdException w:name="Table Columns 5" w:semiHidden="0" w:uiPriority="0" w:unhideWhenUsed="0"/>
-    <w:lsdException w:name="Table Grid 1" w:semiHidden="0" w:uiPriority="0" w:unhideWhenUsed="0"/>
-    <w:lsdException w:name="Table Grid 2" w:semiHidden="0" w:uiPriority="0" w:unhideWhenUsed="0"/>
-    <w:lsdException w:name="Table Grid 3" w:semiHidden="0" w:uiPriority="0" w:unhideWhenUsed="0"/>
-    <w:lsdException w:name="Table Grid 4" w:semiHidden="0" w:uiPriority="0" w:unhideWhenUsed="0"/>
-    <w:lsdException w:name="Table Grid 5" w:semiHidden="0" w:uiPriority="0" w:unhideWhenUsed="0"/>
-    <w:lsdException w:name="Table Grid 6" w:semiHidden="0" w:uiPriority="0" w:unhideWhenUsed="0"/>
-    <w:lsdException w:name="Table Grid 7" w:semiHidden="0" w:uiPriority="0" w:unhideWhenUsed="0"/>
-    <w:lsdException w:name="Table Grid 8" w:semiHidden="0" w:uiPriority="0" w:unhideWhenUsed="0"/>
-    <w:lsdException w:name="Table List 1" w:semiHidden="0" w:uiPriority="0" w:unhideWhenUsed="0"/>
-    <w:lsdException w:name="Table List 2" w:semiHidden="0" w:uiPriority="0" w:unhideWhenUsed="0"/>
-    <w:lsdException w:name="Table List 3" w:semiHidden="0" w:uiPriority="0" w:unhideWhenUsed="0"/>
-    <w:lsdException w:name="Table List 4" w:semiHidden="0" w:uiPriority="0" w:unhideWhenUsed="0"/>
-    <w:lsdException w:name="Table List 5" w:semiHidden="0" w:uiPriority="0" w:unhideWhenUsed="0"/>
-    <w:lsdException w:name="Table List 6" w:semiHidden="0" w:uiPriority="0" w:unhideWhenUsed="0"/>
-    <w:lsdException w:name="Table List 7" w:semiHidden="0" w:uiPriority="0" w:unhideWhenUsed="0"/>
-    <w:lsdException w:name="Table List 8" w:semiHidden="0" w:uiPriority="0" w:unhideWhenUsed="0"/>
-    <w:lsdException w:name="Table 3D effects 1" w:semiHidden="0" w:uiPriority="0" w:unhideWhenUsed="0"/>
-    <w:lsdException w:name="Table 3D effects 2" w:semiHidden="0" w:uiPriority="0" w:unhideWhenUsed="0"/>
-    <w:lsdException w:name="Table 3D effects 3" w:semiHidden="0" w:uiPriority="0" w:unhideWhenUsed="0"/>
-    <w:lsdException w:name="Table Contemporary" w:semiHidden="0" w:uiPriority="0" w:unhideWhenUsed="0"/>
-    <w:lsdException w:name="Table Elegant" w:semiHidden="0" w:uiPriority="0" w:unhideWhenUsed="0"/>
-    <w:lsdException w:name="Table Professional" w:semiHidden="0" w:uiPriority="0" w:unhideWhenUsed="0"/>
-    <w:lsdException w:name="Table Subtle 1" w:semiHidden="0" w:uiPriority="0" w:unhideWhenUsed="0"/>
-    <w:lsdException w:name="Table Subtle 2" w:semiHidden="0" w:uiPriority="0" w:unhideWhenUsed="0"/>
-    <w:lsdException w:name="Table Web 1" w:semiHidden="0" w:uiPriority="0" w:unhideWhenUsed="0"/>
-    <w:lsdException w:name="Table Web 2" w:semiHidden="0" w:uiPriority="0" w:unhideWhenUsed="0"/>
-    <w:lsdException w:name="Table Web 3" w:semiHidden="0" w:uiPriority="0" w:unhideWhenUsed="0"/>
-    <w:lsdException w:name="Balloon Text" w:semiHidden="0" w:uiPriority="0" w:unhideWhenUsed="0"/>
-    <w:lsdException w:name="Table Grid" w:semiHidden="0" w:uiPriority="0" w:unhideWhenUsed="0" w:qFormat="1"/>
-    <w:lsdException w:name="Table Theme" w:semiHidden="0" w:uiPriority="0" w:unhideWhenUsed="0"/>
-    <w:lsdException w:name="Light Shading" w:semiHidden="0" w:uiPriority="60" w:unhideWhenUsed="0"/>
-    <w:lsdException w:name="Light List" w:semiHidden="0" w:uiPriority="61" w:unhideWhenUsed="0"/>
-    <w:lsdException w:name="Light Grid" w:semiHidden="0" w:uiPriority="62" w:unhideWhenUsed="0"/>
-    <w:lsdException w:name="Medium Shading 1" w:semiHidden="0" w:uiPriority="63" w:unhideWhenUsed="0"/>
-    <w:lsdException w:name="Medium Shading 2" w:semiHidden="0" w:uiPriority="64" w:unhideWhenUsed="0"/>
-    <w:lsdException w:name="Medium List 1" w:semiHidden="0" w:uiPriority="65" w:unhideWhenUsed="0"/>
-    <w:lsdException w:name="Medium List 2" w:semiHidden="0" w:uiPriority="66" w:unhideWhenUsed="0"/>
-    <w:lsdException w:name="Medium Grid 1" w:semiHidden="0" w:uiPriority="67" w:unhideWhenUsed="0"/>
-    <w:lsdException w:name="Medium Grid 2" w:semiHidden="0" w:uiPriority="68" w:unhideWhenUsed="0"/>
-    <w:lsdException w:name="Medium Grid 3" w:semiHidden="0" w:uiPriority="69" w:unhideWhenUsed="0"/>
-    <w:lsdException w:name="Dark List" w:semiHidden="0" w:uiPriority="70" w:unhideWhenUsed="0"/>
-    <w:lsdException w:name="Colorful Shading" w:semiHidden="0" w:uiPriority="71" w:unhideWhenUsed="0"/>
-    <w:lsdException w:name="Colorful List" w:semiHidden="0" w:uiPriority="72" w:unhideWhenUsed="0"/>
-    <w:lsdException w:name="Colorful Grid" w:semiHidden="0" w:uiPriority="73" w:unhideWhenUsed="0"/>
-    <w:lsdException w:name="Light Shading Accent 1" w:semiHidden="0" w:uiPriority="60" w:unhideWhenUsed="0"/>
-    <w:lsdException w:name="Light List Accent 1" w:semiHidden="0" w:uiPriority="61" w:unhideWhenUsed="0"/>
-    <w:lsdException w:name="Light Grid Accent 1" w:semiHidden="0" w:uiPriority="62" w:unhideWhenUsed="0"/>
-    <w:lsdException w:name="Medium Shading 1 Accent 1" w:semiHidden="0" w:uiPriority="63" w:unhideWhenUsed="0"/>
-    <w:lsdException w:name="Medium Shading 2 Accent 1" w:semiHidden="0" w:uiPriority="64" w:unhideWhenUsed="0"/>
-    <w:lsdException w:name="Medium List 1 Accent 1" w:semiHidden="0" w:uiPriority="65" w:unhideWhenUsed="0"/>
-    <w:lsdException w:name="Medium List 2 Accent 1" w:semiHidden="0" w:uiPriority="66" w:unhideWhenUsed="0"/>
-    <w:lsdException w:name="Medium Grid 1 Accent 1" w:semiHidden="0" w:uiPriority="67" w:unhideWhenUsed="0"/>
-    <w:lsdException w:name="Medium Grid 2 Accent 1" w:semiHidden="0" w:uiPriority="68" w:unhideWhenUsed="0"/>
-    <w:lsdException w:name="Medium Grid 3 Accent 1" w:semiHidden="0" w:uiPriority="69" w:unhideWhenUsed="0"/>
-    <w:lsdException w:name="Dark List Accent 1" w:semiHidden="0" w:uiPriority="70" w:unhideWhenUsed="0"/>
-    <w:lsdException w:name="Colorful Shading Accent 1" w:semiHidden="0" w:uiPriority="71" w:unhideWhenUsed="0"/>
-    <w:lsdException w:name="Colorful List Accent 1" w:semiHidden="0" w:uiPriority="72" w:unhideWhenUsed="0"/>
-    <w:lsdException w:name="Colorful Grid Accent 1" w:semiHidden="0" w:uiPriority="73" w:unhideWhenUsed="0"/>
-    <w:lsdException w:name="Light Shading Accent 2" w:semiHidden="0" w:uiPriority="60" w:unhideWhenUsed="0"/>
-    <w:lsdException w:name="Light List Accent 2" w:semiHidden="0" w:uiPriority="61" w:unhideWhenUsed="0"/>
-    <w:lsdException w:name="Light Grid Accent 2" w:semiHidden="0" w:uiPriority="62" w:unhideWhenUsed="0"/>
-    <w:lsdException w:name="Medium Shading 1 Accent 2" w:semiHidden="0" w:uiPriority="63" w:unhideWhenUsed="0"/>
-    <w:lsdException w:name="Medium Shading 2 Accent 2" w:semiHidden="0" w:uiPriority="64" w:unhideWhenUsed="0"/>
-    <w:lsdException w:name="Medium List 1 Accent 2" w:semiHidden="0" w:uiPriority="65" w:unhideWhenUsed="0"/>
-    <w:lsdException w:name="Medium List 2 Accent 2" w:semiHidden="0" w:uiPriority="66" w:unhideWhenUsed="0"/>
-    <w:lsdException w:name="Medium Grid 1 Accent 2" w:semiHidden="0" w:uiPriority="67" w:unhideWhenUsed="0"/>
-    <w:lsdException w:name="Medium Grid 2 Accent 2" w:semiHidden="0" w:uiPriority="68" w:unhideWhenUsed="0"/>
-    <w:lsdException w:name="Medium Grid 3 Accent 2" w:semiHidden="0" w:uiPriority="69" w:unhideWhenUsed="0"/>
-    <w:lsdException w:name="Dark List Accent 2" w:semiHidden="0" w:uiPriority="70" w:unhideWhenUsed="0"/>
-    <w:lsdException w:name="Colorful Shading Accent 2" w:semiHidden="0" w:uiPriority="71" w:unhideWhenUsed="0"/>
-    <w:lsdException w:name="Colorful List Accent 2" w:semiHidden="0" w:uiPriority="72" w:unhideWhenUsed="0"/>
-    <w:lsdException w:name="Colorful Grid Accent 2" w:semiHidden="0" w:uiPriority="73" w:unhideWhenUsed="0"/>
-    <w:lsdException w:name="Light Shading Accent 3" w:semiHidden="0" w:uiPriority="60" w:unhideWhenUsed="0"/>
-    <w:lsdException w:name="Light List Accent 3" w:semiHidden="0" w:uiPriority="61" w:unhideWhenUsed="0"/>
-    <w:lsdException w:name="Light Grid Accent 3" w:semiHidden="0" w:uiPriority="62" w:unhideWhenUsed="0"/>
-    <w:lsdException w:name="Medium Shading 1 Accent 3" w:semiHidden="0" w:uiPriority="63" w:unhideWhenUsed="0"/>
-    <w:lsdException w:name="Medium Shading 2 Accent 3" w:semiHidden="0" w:uiPriority="64" w:unhideWhenUsed="0"/>
-    <w:lsdException w:name="Medium List 1 Accent 3" w:semiHidden="0" w:uiPriority="65" w:unhideWhenUsed="0"/>
-    <w:lsdException w:name="Medium List 2 Accent 3" w:semiHidden="0" w:uiPriority="66" w:unhideWhenUsed="0"/>
-    <w:lsdException w:name="Medium Grid 1 Accent 3" w:semiHidden="0" w:uiPriority="67" w:unhideWhenUsed="0"/>
-    <w:lsdException w:name="Medium Grid 2 Accent 3" w:semiHidden="0" w:uiPriority="68" w:unhideWhenUsed="0"/>
-    <w:lsdException w:name="Medium Grid 3 Accent 3" w:semiHidden="0" w:uiPriority="69" w:unhideWhenUsed="0"/>
-    <w:lsdException w:name="Dark List Accent 3" w:semiHidden="0" w:uiPriority="70" w:unhideWhenUsed="0"/>
-    <w:lsdException w:name="Colorful Shading Accent 3" w:semiHidden="0" w:uiPriority="71" w:unhideWhenUsed="0"/>
-    <w:lsdException w:name="Colorful List Accent 3" w:semiHidden="0" w:uiPriority="72" w:unhideWhenUsed="0"/>
-    <w:lsdException w:name="Colorful Grid Accent 3" w:semiHidden="0" w:uiPriority="73" w:unhideWhenUsed="0"/>
-    <w:lsdException w:name="Light Shading Accent 4" w:semiHidden="0" w:uiPriority="60" w:unhideWhenUsed="0"/>
-    <w:lsdException w:name="Light List Accent 4" w:semiHidden="0" w:uiPriority="61" w:unhideWhenUsed="0"/>
-    <w:lsdException w:name="Light Grid Accent 4" w:semiHidden="0" w:uiPriority="62" w:unhideWhenUsed="0"/>
-    <w:lsdException w:name="Medium Shading 1 Accent 4" w:semiHidden="0" w:uiPriority="63" w:unhideWhenUsed="0"/>
-    <w:lsdException w:name="Medium Shading 2 Accent 4" w:semiHidden="0" w:uiPriority="64" w:unhideWhenUsed="0"/>
-    <w:lsdException w:name="Medium List 1 Accent 4" w:semiHidden="0" w:uiPriority="65" w:unhideWhenUsed="0"/>
-    <w:lsdException w:name="Medium List 2 Accent 4" w:semiHidden="0" w:uiPriority="66" w:unhideWhenUsed="0"/>
-    <w:lsdException w:name="Medium Grid 1 Accent 4" w:semiHidden="0" w:uiPriority="67" w:unhideWhenUsed="0"/>
-    <w:lsdException w:name="Medium Grid 2 Accent 4" w:semiHidden="0" w:uiPriority="68" w:unhideWhenUsed="0"/>
-    <w:lsdException w:name="Medium Grid 3 Accent 4" w:semiHidden="0" w:uiPriority="69" w:unhideWhenUsed="0"/>
-    <w:lsdException w:name="Dark List Accent 4" w:semiHidden="0" w:uiPriority="70" w:unhideWhenUsed="0"/>
-    <w:lsdException w:name="Colorful Shading Accent 4" w:semiHidden="0" w:uiPriority="71" w:unhideWhenUsed="0"/>
-    <w:lsdException w:name="Colorful List Accent 4" w:semiHidden="0" w:uiPriority="72" w:unhideWhenUsed="0"/>
-    <w:lsdException w:name="Colorful Grid Accent 4" w:semiHidden="0" w:uiPriority="73" w:unhideWhenUsed="0"/>
-    <w:lsdException w:name="Light Shading Accent 5" w:semiHidden="0" w:uiPriority="60" w:unhideWhenUsed="0"/>
-    <w:lsdException w:name="Light List Accent 5" w:semiHidden="0" w:uiPriority="61" w:unhideWhenUsed="0"/>
-    <w:lsdException w:name="Light Grid Accent 5" w:semiHidden="0" w:uiPriority="62" w:unhideWhenUsed="0"/>
-    <w:lsdException w:name="Medium Shading 1 Accent 5" w:semiHidden="0" w:uiPriority="63" w:unhideWhenUsed="0"/>
-    <w:lsdException w:name="Medium Shading 2 Accent 5" w:semiHidden="0" w:uiPriority="64" w:unhideWhenUsed="0"/>
-    <w:lsdException w:name="Medium List 1 Accent 5" w:semiHidden="0" w:uiPriority="65" w:unhideWhenUsed="0"/>
-    <w:lsdException w:name="Medium List 2 Accent 5" w:semiHidden="0" w:uiPriority="66" w:unhideWhenUsed="0"/>
-    <w:lsdException w:name="Medium Grid 1 Accent 5" w:semiHidden="0" w:uiPriority="67" w:unhideWhenUsed="0"/>
-    <w:lsdException w:name="Medium Grid 2 Accent 5" w:semiHidden="0" w:uiPriority="68" w:unhideWhenUsed="0"/>
-    <w:lsdException w:name="Medium Grid 3 Accent 5" w:semiHidden="0" w:uiPriority="69" w:unhideWhenUsed="0"/>
-    <w:lsdException w:name="Dark List Accent 5" w:semiHidden="0" w:uiPriority="70" w:unhideWhenUsed="0"/>
-    <w:lsdException w:name="Colorful Shading Accent 5" w:semiHidden="0" w:uiPriority="71" w:unhideWhenUsed="0"/>
-    <w:lsdException w:name="Colorful List Accent 5" w:semiHidden="0" w:uiPriority="72" w:unhideWhenUsed="0"/>
-    <w:lsdException w:name="Colorful Grid Accent 5" w:semiHidden="0" w:uiPriority="73" w:unhideWhenUsed="0"/>
-    <w:lsdException w:name="Light Shading Accent 6" w:semiHidden="0" w:uiPriority="60" w:unhideWhenUsed="0"/>
-    <w:lsdException w:name="Light List Accent 6" w:semiHidden="0" w:uiPriority="61" w:unhideWhenUsed="0"/>
-    <w:lsdException w:name="Light Grid Accent 6" w:semiHidden="0" w:uiPriority="62" w:unhideWhenUsed="0"/>
-    <w:lsdException w:name="Medium Shading 1 Accent 6" w:semiHidden="0" w:uiPriority="63" w:unhideWhenUsed="0"/>
-    <w:lsdException w:name="Medium Shading 2 Accent 6" w:semiHidden="0" w:uiPriority="64" w:unhideWhenUsed="0"/>
-    <w:lsdException w:name="Medium List 1 Accent 6" w:semiHidden="0" w:uiPriority="65" w:unhideWhenUsed="0"/>
-    <w:lsdException w:name="Medium List 2 Accent 6" w:semiHidden="0" w:uiPriority="66" w:unhideWhenUsed="0"/>
-    <w:lsdException w:name="Medium Grid 1 Accent 6" w:semiHidden="0" w:uiPriority="67" w:unhideWhenUsed="0"/>
-    <w:lsdException w:name="Medium Grid 2 Accent 6" w:semiHidden="0" w:uiPriority="68" w:unhideWhenUsed="0"/>
-    <w:lsdException w:name="Medium Grid 3 Accent 6" w:semiHidden="0" w:uiPriority="69" w:unhideWhenUsed="0"/>
-    <w:lsdException w:name="Dark List Accent 6" w:semiHidden="0" w:uiPriority="70" w:unhideWhenUsed="0"/>
-    <w:lsdException w:name="Colorful Shading Accent 6" w:semiHidden="0" w:uiPriority="71" w:unhideWhenUsed="0"/>
-    <w:lsdException w:name="Colorful List Accent 6" w:semiHidden="0" w:uiPriority="72" w:unhideWhenUsed="0"/>
-    <w:lsdException w:name="Colorful Grid Accent 6" w:semiHidden="0" w:uiPriority="73" w:unhideWhenUsed="0"/>
+  <w:latentStyles w:count="260" w:defQFormat="0" w:defUnhideWhenUsed="1" w:defSemiHidden="1" w:defUIPriority="99" w:defLockedState="0">
+    <w:lsdException w:qFormat="1" w:unhideWhenUsed="0" w:uiPriority="0" w:semiHidden="0" w:name="Normal"/>
+    <w:lsdException w:qFormat="1" w:unhideWhenUsed="0" w:uiPriority="0" w:semiHidden="0" w:name="heading 1"/>
+    <w:lsdException w:qFormat="1" w:uiPriority="0" w:semiHidden="0" w:name="heading 2"/>
+    <w:lsdException w:qFormat="1" w:uiPriority="0" w:name="heading 3"/>
+    <w:lsdException w:qFormat="1" w:uiPriority="0" w:semiHidden="0" w:name="heading 4"/>
+    <w:lsdException w:qFormat="1" w:uiPriority="0" w:name="heading 5"/>
+    <w:lsdException w:qFormat="1" w:uiPriority="0" w:name="heading 6"/>
+    <w:lsdException w:qFormat="1" w:uiPriority="0" w:name="heading 7"/>
+    <w:lsdException w:qFormat="1" w:uiPriority="0" w:name="heading 8"/>
+    <w:lsdException w:qFormat="1" w:uiPriority="0" w:name="heading 9"/>
+    <w:lsdException w:unhideWhenUsed="0" w:uiPriority="0" w:semiHidden="0" w:name="index 1"/>
+    <w:lsdException w:unhideWhenUsed="0" w:uiPriority="0" w:semiHidden="0" w:name="index 2"/>
+    <w:lsdException w:unhideWhenUsed="0" w:uiPriority="0" w:semiHidden="0" w:name="index 3"/>
+    <w:lsdException w:unhideWhenUsed="0" w:uiPriority="0" w:semiHidden="0" w:name="index 4"/>
+    <w:lsdException w:unhideWhenUsed="0" w:uiPriority="0" w:semiHidden="0" w:name="index 5"/>
+    <w:lsdException w:unhideWhenUsed="0" w:uiPriority="0" w:semiHidden="0" w:name="index 6"/>
+    <w:lsdException w:unhideWhenUsed="0" w:uiPriority="0" w:semiHidden="0" w:name="index 7"/>
+    <w:lsdException w:unhideWhenUsed="0" w:uiPriority="0" w:semiHidden="0" w:name="index 8"/>
+    <w:lsdException w:unhideWhenUsed="0" w:uiPriority="0" w:semiHidden="0" w:name="index 9"/>
+    <w:lsdException w:qFormat="1" w:unhideWhenUsed="0" w:uiPriority="0" w:semiHidden="0" w:name="toc 1"/>
+    <w:lsdException w:qFormat="1" w:unhideWhenUsed="0" w:uiPriority="0" w:semiHidden="0" w:name="toc 2"/>
+    <w:lsdException w:qFormat="1" w:unhideWhenUsed="0" w:uiPriority="0" w:semiHidden="0" w:name="toc 3"/>
+    <w:lsdException w:unhideWhenUsed="0" w:uiPriority="0" w:semiHidden="0" w:name="toc 4"/>
+    <w:lsdException w:unhideWhenUsed="0" w:uiPriority="0" w:semiHidden="0" w:name="toc 5"/>
+    <w:lsdException w:unhideWhenUsed="0" w:uiPriority="0" w:semiHidden="0" w:name="toc 6"/>
+    <w:lsdException w:unhideWhenUsed="0" w:uiPriority="0" w:semiHidden="0" w:name="toc 7"/>
+    <w:lsdException w:unhideWhenUsed="0" w:uiPriority="0" w:semiHidden="0" w:name="toc 8"/>
+    <w:lsdException w:unhideWhenUsed="0" w:uiPriority="0" w:semiHidden="0" w:name="toc 9"/>
+    <w:lsdException w:unhideWhenUsed="0" w:uiPriority="0" w:semiHidden="0" w:name="Normal Indent"/>
+    <w:lsdException w:unhideWhenUsed="0" w:uiPriority="0" w:semiHidden="0" w:name="footnote text"/>
+    <w:lsdException w:qFormat="1" w:unhideWhenUsed="0" w:uiPriority="0" w:semiHidden="0" w:name="annotation text"/>
+    <w:lsdException w:qFormat="1" w:unhideWhenUsed="0" w:uiPriority="0" w:semiHidden="0" w:name="header"/>
+    <w:lsdException w:qFormat="1" w:unhideWhenUsed="0" w:uiPriority="0" w:semiHidden="0" w:name="footer"/>
+    <w:lsdException w:unhideWhenUsed="0" w:uiPriority="0" w:semiHidden="0" w:name="index heading"/>
+    <w:lsdException w:qFormat="1" w:uiPriority="0" w:name="caption"/>
+    <w:lsdException w:unhideWhenUsed="0" w:uiPriority="0" w:semiHidden="0" w:name="table of figures"/>
+    <w:lsdException w:unhideWhenUsed="0" w:uiPriority="0" w:semiHidden="0" w:name="envelope address"/>
+    <w:lsdException w:unhideWhenUsed="0" w:uiPriority="0" w:semiHidden="0" w:name="envelope return"/>
+    <w:lsdException w:unhideWhenUsed="0" w:uiPriority="0" w:semiHidden="0" w:name="footnote reference"/>
+    <w:lsdException w:unhideWhenUsed="0" w:uiPriority="0" w:semiHidden="0" w:name="annotation reference"/>
+    <w:lsdException w:unhideWhenUsed="0" w:uiPriority="0" w:semiHidden="0" w:name="line number"/>
+    <w:lsdException w:unhideWhenUsed="0" w:uiPriority="0" w:semiHidden="0" w:name="page number"/>
+    <w:lsdException w:unhideWhenUsed="0" w:uiPriority="0" w:semiHidden="0" w:name="endnote reference"/>
+    <w:lsdException w:unhideWhenUsed="0" w:uiPriority="0" w:semiHidden="0" w:name="endnote text"/>
+    <w:lsdException w:unhideWhenUsed="0" w:uiPriority="0" w:semiHidden="0" w:name="table of authorities"/>
+    <w:lsdException w:unhideWhenUsed="0" w:uiPriority="0" w:semiHidden="0" w:name="macro"/>
+    <w:lsdException w:unhideWhenUsed="0" w:uiPriority="0" w:semiHidden="0" w:name="toa heading"/>
+    <w:lsdException w:unhideWhenUsed="0" w:uiPriority="0" w:semiHidden="0" w:name="List"/>
+    <w:lsdException w:unhideWhenUsed="0" w:uiPriority="0" w:semiHidden="0" w:name="List Bullet"/>
+    <w:lsdException w:unhideWhenUsed="0" w:uiPriority="0" w:semiHidden="0" w:name="List Number"/>
+    <w:lsdException w:unhideWhenUsed="0" w:uiPriority="0" w:semiHidden="0" w:name="List 2"/>
+    <w:lsdException w:unhideWhenUsed="0" w:uiPriority="0" w:semiHidden="0" w:name="List 3"/>
+    <w:lsdException w:unhideWhenUsed="0" w:uiPriority="0" w:semiHidden="0" w:name="List 4"/>
+    <w:lsdException w:unhideWhenUsed="0" w:uiPriority="0" w:semiHidden="0" w:name="List 5"/>
+    <w:lsdException w:unhideWhenUsed="0" w:uiPriority="0" w:semiHidden="0" w:name="List Bullet 2"/>
+    <w:lsdException w:unhideWhenUsed="0" w:uiPriority="0" w:semiHidden="0" w:name="List Bullet 3"/>
+    <w:lsdException w:unhideWhenUsed="0" w:uiPriority="0" w:semiHidden="0" w:name="List Bullet 4"/>
+    <w:lsdException w:unhideWhenUsed="0" w:uiPriority="0" w:semiHidden="0" w:name="List Bullet 5"/>
+    <w:lsdException w:unhideWhenUsed="0" w:uiPriority="0" w:semiHidden="0" w:name="List Number 2"/>
+    <w:lsdException w:unhideWhenUsed="0" w:uiPriority="0" w:semiHidden="0" w:name="List Number 3"/>
+    <w:lsdException w:unhideWhenUsed="0" w:uiPriority="0" w:semiHidden="0" w:name="List Number 4"/>
+    <w:lsdException w:unhideWhenUsed="0" w:uiPriority="0" w:semiHidden="0" w:name="List Number 5"/>
+    <w:lsdException w:qFormat="1" w:unhideWhenUsed="0" w:uiPriority="0" w:semiHidden="0" w:name="Title"/>
+    <w:lsdException w:unhideWhenUsed="0" w:uiPriority="0" w:semiHidden="0" w:name="Closing"/>
+    <w:lsdException w:unhideWhenUsed="0" w:uiPriority="0" w:semiHidden="0" w:name="Signature"/>
+    <w:lsdException w:qFormat="1" w:unhideWhenUsed="0" w:uiPriority="0" w:name="Default Paragraph Font"/>
+    <w:lsdException w:qFormat="1" w:unhideWhenUsed="0" w:uiPriority="0" w:name="Body Text"/>
+    <w:lsdException w:unhideWhenUsed="0" w:uiPriority="0" w:semiHidden="0" w:name="Body Text Indent"/>
+    <w:lsdException w:unhideWhenUsed="0" w:uiPriority="0" w:semiHidden="0" w:name="List Continue"/>
+    <w:lsdException w:unhideWhenUsed="0" w:uiPriority="0" w:semiHidden="0" w:name="List Continue 2"/>
+    <w:lsdException w:unhideWhenUsed="0" w:uiPriority="0" w:semiHidden="0" w:name="List Continue 3"/>
+    <w:lsdException w:unhideWhenUsed="0" w:uiPriority="0" w:semiHidden="0" w:name="List Continue 4"/>
+    <w:lsdException w:unhideWhenUsed="0" w:uiPriority="0" w:semiHidden="0" w:name="List Continue 5"/>
+    <w:lsdException w:unhideWhenUsed="0" w:uiPriority="0" w:semiHidden="0" w:name="Message Header"/>
+    <w:lsdException w:qFormat="1" w:unhideWhenUsed="0" w:uiPriority="0" w:semiHidden="0" w:name="Subtitle"/>
+    <w:lsdException w:unhideWhenUsed="0" w:uiPriority="0" w:semiHidden="0" w:name="Salutation"/>
+    <w:lsdException w:unhideWhenUsed="0" w:uiPriority="0" w:semiHidden="0" w:name="Date"/>
+    <w:lsdException w:unhideWhenUsed="0" w:uiPriority="0" w:semiHidden="0" w:name="Body Text First Indent"/>
+    <w:lsdException w:unhideWhenUsed="0" w:uiPriority="0" w:semiHidden="0" w:name="Body Text First Indent 2"/>
+    <w:lsdException w:uiPriority="99" w:name="Note Heading"/>
+    <w:lsdException w:unhideWhenUsed="0" w:uiPriority="0" w:semiHidden="0" w:name="Body Text 2"/>
+    <w:lsdException w:unhideWhenUsed="0" w:uiPriority="0" w:semiHidden="0" w:name="Body Text 3"/>
+    <w:lsdException w:unhideWhenUsed="0" w:uiPriority="0" w:semiHidden="0" w:name="Body Text Indent 2"/>
+    <w:lsdException w:unhideWhenUsed="0" w:uiPriority="0" w:semiHidden="0" w:name="Body Text Indent 3"/>
+    <w:lsdException w:unhideWhenUsed="0" w:uiPriority="0" w:semiHidden="0" w:name="Block Text"/>
+    <w:lsdException w:unhideWhenUsed="0" w:uiPriority="0" w:semiHidden="0" w:name="Hyperlink"/>
+    <w:lsdException w:unhideWhenUsed="0" w:uiPriority="0" w:semiHidden="0" w:name="FollowedHyperlink"/>
+    <w:lsdException w:qFormat="1" w:unhideWhenUsed="0" w:uiPriority="0" w:semiHidden="0" w:name="Strong"/>
+    <w:lsdException w:qFormat="1" w:unhideWhenUsed="0" w:uiPriority="0" w:semiHidden="0" w:name="Emphasis"/>
+    <w:lsdException w:unhideWhenUsed="0" w:uiPriority="0" w:semiHidden="0" w:name="Document Map"/>
+    <w:lsdException w:unhideWhenUsed="0" w:uiPriority="0" w:semiHidden="0" w:name="Plain Text"/>
+    <w:lsdException w:unhideWhenUsed="0" w:uiPriority="0" w:semiHidden="0" w:name="E-mail Signature"/>
+    <w:lsdException w:qFormat="1" w:unhideWhenUsed="0" w:uiPriority="0" w:semiHidden="0" w:name="Normal (Web)"/>
+    <w:lsdException w:unhideWhenUsed="0" w:uiPriority="0" w:semiHidden="0" w:name="HTML Acronym"/>
+    <w:lsdException w:unhideWhenUsed="0" w:uiPriority="0" w:semiHidden="0" w:name="HTML Address"/>
+    <w:lsdException w:unhideWhenUsed="0" w:uiPriority="0" w:semiHidden="0" w:name="HTML Cite"/>
+    <w:lsdException w:unhideWhenUsed="0" w:uiPriority="0" w:semiHidden="0" w:name="HTML Code"/>
+    <w:lsdException w:unhideWhenUsed="0" w:uiPriority="0" w:semiHidden="0" w:name="HTML Definition"/>
+    <w:lsdException w:unhideWhenUsed="0" w:uiPriority="0" w:semiHidden="0" w:name="HTML Keyboard"/>
+    <w:lsdException w:unhideWhenUsed="0" w:uiPriority="0" w:semiHidden="0" w:name="HTML Preformatted"/>
+    <w:lsdException w:unhideWhenUsed="0" w:uiPriority="0" w:semiHidden="0" w:name="HTML Sample"/>
+    <w:lsdException w:unhideWhenUsed="0" w:uiPriority="0" w:semiHidden="0" w:name="HTML Typewriter"/>
+    <w:lsdException w:unhideWhenUsed="0" w:uiPriority="0" w:semiHidden="0" w:name="HTML Variable"/>
+    <w:lsdException w:qFormat="1" w:unhideWhenUsed="0" w:uiPriority="0" w:name="Normal Table"/>
+    <w:lsdException w:unhideWhenUsed="0" w:uiPriority="0" w:semiHidden="0" w:name="annotation subject"/>
+    <w:lsdException w:unhideWhenUsed="0" w:uiPriority="0" w:semiHidden="0" w:name="Table Simple 1"/>
+    <w:lsdException w:unhideWhenUsed="0" w:uiPriority="0" w:semiHidden="0" w:name="Table Simple 2"/>
+    <w:lsdException w:unhideWhenUsed="0" w:uiPriority="0" w:semiHidden="0" w:name="Table Simple 3"/>
+    <w:lsdException w:unhideWhenUsed="0" w:uiPriority="0" w:semiHidden="0" w:name="Table Classic 1"/>
+    <w:lsdException w:unhideWhenUsed="0" w:uiPriority="0" w:semiHidden="0" w:name="Table Classic 2"/>
+    <w:lsdException w:unhideWhenUsed="0" w:uiPriority="0" w:semiHidden="0" w:name="Table Classic 3"/>
+    <w:lsdException w:unhideWhenUsed="0" w:uiPriority="0" w:semiHidden="0" w:name="Table Classic 4"/>
+    <w:lsdException w:unhideWhenUsed="0" w:uiPriority="0" w:semiHidden="0" w:name="Table Colorful 1"/>
+    <w:lsdException w:unhideWhenUsed="0" w:uiPriority="0" w:semiHidden="0" w:name="Table Colorful 2"/>
+    <w:lsdException w:unhideWhenUsed="0" w:uiPriority="0" w:semiHidden="0" w:name="Table Colorful 3"/>
+    <w:lsdException w:unhideWhenUsed="0" w:uiPriority="0" w:semiHidden="0" w:name="Table Columns 1"/>
+    <w:lsdException w:unhideWhenUsed="0" w:uiPriority="0" w:semiHidden="0" w:name="Table Columns 2"/>
+    <w:lsdException w:unhideWhenUsed="0" w:uiPriority="0" w:semiHidden="0" w:name="Table Columns 3"/>
+    <w:lsdException w:unhideWhenUsed="0" w:uiPriority="0" w:semiHidden="0" w:name="Table Columns 4"/>
+    <w:lsdException w:unhideWhenUsed="0" w:uiPriority="0" w:semiHidden="0" w:name="Table Columns 5"/>
+    <w:lsdException w:unhideWhenUsed="0" w:uiPriority="0" w:semiHidden="0" w:name="Table Grid 1"/>
+    <w:lsdException w:unhideWhenUsed="0" w:uiPriority="0" w:semiHidden="0" w:name="Table Grid 2"/>
+    <w:lsdException w:unhideWhenUsed="0" w:uiPriority="0" w:semiHidden="0" w:name="Table Grid 3"/>
+    <w:lsdException w:unhideWhenUsed="0" w:uiPriority="0" w:semiHidden="0" w:name="Table Grid 4"/>
+    <w:lsdException w:unhideWhenUsed="0" w:uiPriority="0" w:semiHidden="0" w:name="Table Grid 5"/>
+    <w:lsdException w:unhideWhenUsed="0" w:uiPriority="0" w:semiHidden="0" w:name="Table Grid 6"/>
+    <w:lsdException w:unhideWhenUsed="0" w:uiPriority="0" w:semiHidden="0" w:name="Table Grid 7"/>
+    <w:lsdException w:unhideWhenUsed="0" w:uiPriority="0" w:semiHidden="0" w:name="Table Grid 8"/>
+    <w:lsdException w:unhideWhenUsed="0" w:uiPriority="0" w:semiHidden="0" w:name="Table List 1"/>
+    <w:lsdException w:unhideWhenUsed="0" w:uiPriority="0" w:semiHidden="0" w:name="Table List 2"/>
+    <w:lsdException w:unhideWhenUsed="0" w:uiPriority="0" w:semiHidden="0" w:name="Table List 3"/>
+    <w:lsdException w:unhideWhenUsed="0" w:uiPriority="0" w:semiHidden="0" w:name="Table List 4"/>
+    <w:lsdException w:unhideWhenUsed="0" w:uiPriority="0" w:semiHidden="0" w:name="Table List 5"/>
+    <w:lsdException w:unhideWhenUsed="0" w:uiPriority="0" w:semiHidden="0" w:name="Table List 6"/>
+    <w:lsdException w:unhideWhenUsed="0" w:uiPriority="0" w:semiHidden="0" w:name="Table List 7"/>
+    <w:lsdException w:unhideWhenUsed="0" w:uiPriority="0" w:semiHidden="0" w:name="Table List 8"/>
+    <w:lsdException w:unhideWhenUsed="0" w:uiPriority="0" w:semiHidden="0" w:name="Table 3D effects 1"/>
+    <w:lsdException w:unhideWhenUsed="0" w:uiPriority="0" w:semiHidden="0" w:name="Table 3D effects 2"/>
+    <w:lsdException w:unhideWhenUsed="0" w:uiPriority="0" w:semiHidden="0" w:name="Table 3D effects 3"/>
+    <w:lsdException w:unhideWhenUsed="0" w:uiPriority="0" w:semiHidden="0" w:name="Table Contemporary"/>
+    <w:lsdException w:unhideWhenUsed="0" w:uiPriority="0" w:semiHidden="0" w:name="Table Elegant"/>
+    <w:lsdException w:unhideWhenUsed="0" w:uiPriority="0" w:semiHidden="0" w:name="Table Professional"/>
+    <w:lsdException w:unhideWhenUsed="0" w:uiPriority="0" w:semiHidden="0" w:name="Table Subtle 1"/>
+    <w:lsdException w:unhideWhenUsed="0" w:uiPriority="0" w:semiHidden="0" w:name="Table Subtle 2"/>
+    <w:lsdException w:unhideWhenUsed="0" w:uiPriority="0" w:semiHidden="0" w:name="Table Web 1"/>
+    <w:lsdException w:unhideWhenUsed="0" w:uiPriority="0" w:semiHidden="0" w:name="Table Web 2"/>
+    <w:lsdException w:unhideWhenUsed="0" w:uiPriority="0" w:semiHidden="0" w:name="Table Web 3"/>
+    <w:lsdException w:unhideWhenUsed="0" w:uiPriority="0" w:semiHidden="0" w:name="Balloon Text"/>
+    <w:lsdException w:qFormat="1" w:unhideWhenUsed="0" w:uiPriority="0" w:semiHidden="0" w:name="Table Grid"/>
+    <w:lsdException w:unhideWhenUsed="0" w:uiPriority="0" w:semiHidden="0" w:name="Table Theme"/>
+    <w:lsdException w:unhideWhenUsed="0" w:uiPriority="60" w:semiHidden="0" w:name="Light Shading"/>
+    <w:lsdException w:unhideWhenUsed="0" w:uiPriority="61" w:semiHidden="0" w:name="Light List"/>
+    <w:lsdException w:unhideWhenUsed="0" w:uiPriority="62" w:semiHidden="0" w:name="Light Grid"/>
+    <w:lsdException w:unhideWhenUsed="0" w:uiPriority="63" w:semiHidden="0" w:name="Medium Shading 1"/>
+    <w:lsdException w:unhideWhenUsed="0" w:uiPriority="64" w:semiHidden="0" w:name="Medium Shading 2"/>
+    <w:lsdException w:unhideWhenUsed="0" w:uiPriority="65" w:semiHidden="0" w:name="Medium List 1"/>
+    <w:lsdException w:unhideWhenUsed="0" w:uiPriority="66" w:semiHidden="0" w:name="Medium List 2"/>
+    <w:lsdException w:unhideWhenUsed="0" w:uiPriority="67" w:semiHidden="0" w:name="Medium Grid 1"/>
+    <w:lsdException w:unhideWhenUsed="0" w:uiPriority="68" w:semiHidden="0" w:name="Medium Grid 2"/>
+    <w:lsdException w:unhideWhenUsed="0" w:uiPriority="69" w:semiHidden="0" w:name="Medium Grid 3"/>
+    <w:lsdException w:unhideWhenUsed="0" w:uiPriority="70" w:semiHidden="0" w:name="Dark List"/>
+    <w:lsdException w:unhideWhenUsed="0" w:uiPriority="71" w:semiHidden="0" w:name="Colorful Shading"/>
+    <w:lsdException w:unhideWhenUsed="0" w:uiPriority="72" w:semiHidden="0" w:name="Colorful List"/>
+    <w:lsdException w:unhideWhenUsed="0" w:uiPriority="73" w:semiHidden="0" w:name="Colorful Grid"/>
+    <w:lsdException w:unhideWhenUsed="0" w:uiPriority="60" w:semiHidden="0" w:name="Light Shading Accent 1"/>
+    <w:lsdException w:unhideWhenUsed="0" w:uiPriority="61" w:semiHidden="0" w:name="Light List Accent 1"/>
+    <w:lsdException w:unhideWhenUsed="0" w:uiPriority="62" w:semiHidden="0" w:name="Light Grid Accent 1"/>
+    <w:lsdException w:unhideWhenUsed="0" w:uiPriority="63" w:semiHidden="0" w:name="Medium Shading 1 Accent 1"/>
+    <w:lsdException w:unhideWhenUsed="0" w:uiPriority="64" w:semiHidden="0" w:name="Medium Shading 2 Accent 1"/>
+    <w:lsdException w:unhideWhenUsed="0" w:uiPriority="65" w:semiHidden="0" w:name="Medium List 1 Accent 1"/>
+    <w:lsdException w:unhideWhenUsed="0" w:uiPriority="66" w:semiHidden="0" w:name="Medium List 2 Accent 1"/>
+    <w:lsdException w:unhideWhenUsed="0" w:uiPriority="67" w:semiHidden="0" w:name="Medium Grid 1 Accent 1"/>
+    <w:lsdException w:unhideWhenUsed="0" w:uiPriority="68" w:semiHidden="0" w:name="Medium Grid 2 Accent 1"/>
+    <w:lsdException w:unhideWhenUsed="0" w:uiPriority="69" w:semiHidden="0" w:name="Medium Grid 3 Accent 1"/>
+    <w:lsdException w:unhideWhenUsed="0" w:uiPriority="70" w:semiHidden="0" w:name="Dark List Accent 1"/>
+    <w:lsdException w:unhideWhenUsed="0" w:uiPriority="71" w:semiHidden="0" w:name="Colorful Shading Accent 1"/>
+    <w:lsdException w:unhideWhenUsed="0" w:uiPriority="72" w:semiHidden="0" w:name="Colorful List Accent 1"/>
+    <w:lsdException w:unhideWhenUsed="0" w:uiPriority="73" w:semiHidden="0" w:name="Colorful Grid Accent 1"/>
+    <w:lsdException w:unhideWhenUsed="0" w:uiPriority="60" w:semiHidden="0" w:name="Light Shading Accent 2"/>
+    <w:lsdException w:unhideWhenUsed="0" w:uiPriority="61" w:semiHidden="0" w:name="Light List Accent 2"/>
+    <w:lsdException w:unhideWhenUsed="0" w:uiPriority="62" w:semiHidden="0" w:name="Light Grid Accent 2"/>
+    <w:lsdException w:unhideWhenUsed="0" w:uiPriority="63" w:semiHidden="0" w:name="Medium Shading 1 Accent 2"/>
+    <w:lsdException w:unhideWhenUsed="0" w:uiPriority="64" w:semiHidden="0" w:name="Medium Shading 2 Accent 2"/>
+    <w:lsdException w:unhideWhenUsed="0" w:uiPriority="65" w:semiHidden="0" w:name="Medium List 1 Accent 2"/>
+    <w:lsdException w:unhideWhenUsed="0" w:uiPriority="66" w:semiHidden="0" w:name="Medium List 2 Accent 2"/>
+    <w:lsdException w:unhideWhenUsed="0" w:uiPriority="67" w:semiHidden="0" w:name="Medium Grid 1 Accent 2"/>
+    <w:lsdException w:unhideWhenUsed="0" w:uiPriority="68" w:semiHidden="0" w:name="Medium Grid 2 Accent 2"/>
+    <w:lsdException w:unhideWhenUsed="0" w:uiPriority="69" w:semiHidden="0" w:name="Medium Grid 3 Accent 2"/>
+    <w:lsdException w:unhideWhenUsed="0" w:uiPriority="70" w:semiHidden="0" w:name="Dark List Accent 2"/>
+    <w:lsdException w:unhideWhenUsed="0" w:uiPriority="71" w:semiHidden="0" w:name="Colorful Shading Accent 2"/>
+    <w:lsdException w:unhideWhenUsed="0" w:uiPriority="72" w:semiHidden="0" w:name="Colorful List Accent 2"/>
+    <w:lsdException w:unhideWhenUsed="0" w:uiPriority="73" w:semiHidden="0" w:name="Colorful Grid Accent 2"/>
+    <w:lsdException w:unhideWhenUsed="0" w:uiPriority="60" w:semiHidden="0" w:name="Light Shading Accent 3"/>
+    <w:lsdException w:unhideWhenUsed="0" w:uiPriority="61" w:semiHidden="0" w:name="Light List Accent 3"/>
+    <w:lsdException w:unhideWhenUsed="0" w:uiPriority="62" w:semiHidden="0" w:name="Light Grid Accent 3"/>
+    <w:lsdException w:unhideWhenUsed="0" w:uiPriority="63" w:semiHidden="0" w:name="Medium Shading 1 Accent 3"/>
+    <w:lsdException w:unhideWhenUsed="0" w:uiPriority="64" w:semiHidden="0" w:name="Medium Shading 2 Accent 3"/>
+    <w:lsdException w:unhideWhenUsed="0" w:uiPriority="65" w:semiHidden="0" w:name="Medium List 1 Accent 3"/>
+    <w:lsdException w:unhideWhenUsed="0" w:uiPriority="66" w:semiHidden="0" w:name="Medium List 2 Accent 3"/>
+    <w:lsdException w:unhideWhenUsed="0" w:uiPriority="67" w:semiHidden="0" w:name="Medium Grid 1 Accent 3"/>
+    <w:lsdException w:unhideWhenUsed="0" w:uiPriority="68" w:semiHidden="0" w:name="Medium Grid 2 Accent 3"/>
+    <w:lsdException w:unhideWhenUsed="0" w:uiPriority="69" w:semiHidden="0" w:name="Medium Grid 3 Accent 3"/>
+    <w:lsdException w:unhideWhenUsed="0" w:uiPriority="70" w:semiHidden="0" w:name="Dark List Accent 3"/>
+    <w:lsdException w:unhideWhenUsed="0" w:uiPriority="71" w:semiHidden="0" w:name="Colorful Shading Accent 3"/>
+    <w:lsdException w:unhideWhenUsed="0" w:uiPriority="72" w:semiHidden="0" w:name="Colorful List Accent 3"/>
+    <w:lsdException w:unhideWhenUsed="0" w:uiPriority="73" w:semiHidden="0" w:name="Colorful Grid Accent 3"/>
+    <w:lsdException w:unhideWhenUsed="0" w:uiPriority="60" w:semiHidden="0" w:name="Light Shading Accent 4"/>
+    <w:lsdException w:unhideWhenUsed="0" w:uiPriority="61" w:semiHidden="0" w:name="Light List Accent 4"/>
+    <w:lsdException w:unhideWhenUsed="0" w:uiPriority="62" w:semiHidden="0" w:name="Light Grid Accent 4"/>
+    <w:lsdException w:unhideWhenUsed="0" w:uiPriority="63" w:semiHidden="0" w:name="Medium Shading 1 Accent 4"/>
+    <w:lsdException w:unhideWhenUsed="0" w:uiPriority="64" w:semiHidden="0" w:name="Medium Shading 2 Accent 4"/>
+    <w:lsdException w:unhideWhenUsed="0" w:uiPriority="65" w:semiHidden="0" w:name="Medium List 1 Accent 4"/>
+    <w:lsdException w:unhideWhenUsed="0" w:uiPriority="66" w:semiHidden="0" w:name="Medium List 2 Accent 4"/>
+    <w:lsdException w:unhideWhenUsed="0" w:uiPriority="67" w:semiHidden="0" w:name="Medium Grid 1 Accent 4"/>
+    <w:lsdException w:unhideWhenUsed="0" w:uiPriority="68" w:semiHidden="0" w:name="Medium Grid 2 Accent 4"/>
+    <w:lsdException w:unhideWhenUsed="0" w:uiPriority="69" w:semiHidden="0" w:name="Medium Grid 3 Accent 4"/>
+    <w:lsdException w:unhideWhenUsed="0" w:uiPriority="70" w:semiHidden="0" w:name="Dark List Accent 4"/>
+    <w:lsdException w:unhideWhenUsed="0" w:uiPriority="71" w:semiHidden="0" w:name="Colorful Shading Accent 4"/>
+    <w:lsdException w:unhideWhenUsed="0" w:uiPriority="72" w:semiHidden="0" w:name="Colorful List Accent 4"/>
+    <w:lsdException w:unhideWhenUsed="0" w:uiPriority="73" w:semiHidden="0" w:name="Colorful Grid Accent 4"/>
+    <w:lsdException w:unhideWhenUsed="0" w:uiPriority="60" w:semiHidden="0" w:name="Light Shading Accent 5"/>
+    <w:lsdException w:unhideWhenUsed="0" w:uiPriority="61" w:semiHidden="0" w:name="Light List Accent 5"/>
+    <w:lsdException w:unhideWhenUsed="0" w:uiPriority="62" w:semiHidden="0" w:name="Light Grid Accent 5"/>
+    <w:lsdException w:unhideWhenUsed="0" w:uiPriority="63" w:semiHidden="0" w:name="Medium Shading 1 Accent 5"/>
+    <w:lsdException w:unhideWhenUsed="0" w:uiPriority="64" w:semiHidden="0" w:name="Medium Shading 2 Accent 5"/>
+    <w:lsdException w:unhideWhenUsed="0" w:uiPriority="65" w:semiHidden="0" w:name="Medium List 1 Accent 5"/>
+    <w:lsdException w:unhideWhenUsed="0" w:uiPriority="66" w:semiHidden="0" w:name="Medium List 2 Accent 5"/>
+    <w:lsdException w:unhideWhenUsed="0" w:uiPriority="67" w:semiHidden="0" w:name="Medium Grid 1 Accent 5"/>
+    <w:lsdException w:unhideWhenUsed="0" w:uiPriority="68" w:semiHidden="0" w:name="Medium Grid 2 Accent 5"/>
+    <w:lsdException w:unhideWhenUsed="0" w:uiPriority="69" w:semiHidden="0" w:name="Medium Grid 3 Accent 5"/>
+    <w:lsdException w:unhideWhenUsed="0" w:uiPriority="70" w:semiHidden="0" w:name="Dark List Accent 5"/>
+    <w:lsdException w:unhideWhenUsed="0" w:uiPriority="71" w:semiHidden="0" w:name="Colorful Shading Accent 5"/>
+    <w:lsdException w:unhideWhenUsed="0" w:uiPriority="72" w:semiHidden="0" w:name="Colorful List Accent 5"/>
+    <w:lsdException w:unhideWhenUsed="0" w:uiPriority="73" w:semiHidden="0" w:name="Colorful Grid Accent 5"/>
+    <w:lsdException w:unhideWhenUsed="0" w:uiPriority="60" w:semiHidden="0" w:name="Light Shading Accent 6"/>
+    <w:lsdException w:unhideWhenUsed="0" w:uiPriority="61" w:semiHidden="0" w:name="Light List Accent 6"/>
+    <w:lsdException w:unhideWhenUsed="0" w:uiPriority="62" w:semiHidden="0" w:name="Light Grid Accent 6"/>
+    <w:lsdException w:unhideWhenUsed="0" w:uiPriority="63" w:semiHidden="0" w:name="Medium Shading 1 Accent 6"/>
+    <w:lsdException w:unhideWhenUsed="0" w:uiPriority="64" w:semiHidden="0" w:name="Medium Shading 2 Accent 6"/>
+    <w:lsdException w:unhideWhenUsed="0" w:uiPriority="65" w:semiHidden="0" w:name="Medium List 1 Accent 6"/>
+    <w:lsdException w:unhideWhenUsed="0" w:uiPriority="66" w:semiHidden="0" w:name="Medium List 2 Accent 6"/>
+    <w:lsdException w:unhideWhenUsed="0" w:uiPriority="67" w:semiHidden="0" w:name="Medium Grid 1 Accent 6"/>
+    <w:lsdException w:unhideWhenUsed="0" w:uiPriority="68" w:semiHidden="0" w:name="Medium Grid 2 Accent 6"/>
+    <w:lsdException w:unhideWhenUsed="0" w:uiPriority="69" w:semiHidden="0" w:name="Medium Grid 3 Accent 6"/>
+    <w:lsdException w:unhideWhenUsed="0" w:uiPriority="70" w:semiHidden="0" w:name="Dark List Accent 6"/>
+    <w:lsdException w:unhideWhenUsed="0" w:uiPriority="71" w:semiHidden="0" w:name="Colorful Shading Accent 6"/>
+    <w:lsdException w:unhideWhenUsed="0" w:uiPriority="72" w:semiHidden="0" w:name="Colorful List Accent 6"/>
+    <w:lsdException w:unhideWhenUsed="0" w:uiPriority="73" w:semiHidden="0" w:name="Colorful Grid Accent 6"/>
   </w:latentStyles>
-  <w:style w:type="paragraph" w:default="1" w:styleId="Normal">
+  <w:style w:type="paragraph" w:default="1" w:styleId="1">
     <w:name w:val="Normal"/>
     <w:qFormat/>
+    <w:uiPriority w:val="0"/>
     <w:pPr>
       <w:kinsoku w:val="0"/>
       <w:autoSpaceDE w:val="0"/>
@@ -9067,7 +9192,7 @@
       <w:textAlignment w:val="baseline"/>
     </w:pPr>
     <w:rPr>
-      <w:rFonts w:ascii="Arial" w:eastAsia="宋体" w:hAnsi="Arial" w:cs="Arial"/>
+      <w:rFonts w:ascii="Arial" w:hAnsi="Arial" w:eastAsia="宋体" w:cs="Arial"/>
       <w:snapToGrid w:val="0"/>
       <w:color w:val="000000"/>
       <w:kern w:val="0"/>
@@ -9076,11 +9201,12 @@
       <w:lang w:val="en-US" w:eastAsia="en-US" w:bidi="ar-SA"/>
     </w:rPr>
   </w:style>
-  <w:style w:type="paragraph" w:styleId="Heading1">
+  <w:style w:type="paragraph" w:styleId="2">
     <w:name w:val="heading 1"/>
-    <w:basedOn w:val="Normal"/>
-    <w:next w:val="Normal"/>
+    <w:basedOn w:val="1"/>
+    <w:next w:val="1"/>
     <w:qFormat/>
+    <w:uiPriority w:val="0"/>
     <w:pPr>
       <w:keepNext/>
       <w:keepLines/>
@@ -9098,12 +9224,13 @@
       <w:sz w:val="44"/>
     </w:rPr>
   </w:style>
-  <w:style w:type="paragraph" w:styleId="Heading2">
+  <w:style w:type="paragraph" w:styleId="3">
     <w:name w:val="heading 2"/>
-    <w:basedOn w:val="Normal"/>
-    <w:next w:val="Normal"/>
+    <w:basedOn w:val="1"/>
+    <w:next w:val="1"/>
     <w:unhideWhenUsed/>
     <w:qFormat/>
+    <w:uiPriority w:val="0"/>
     <w:pPr>
       <w:keepNext/>
       <w:keepLines/>
@@ -9116,18 +9243,19 @@
       <w:outlineLvl w:val="1"/>
     </w:pPr>
     <w:rPr>
-      <w:rFonts w:ascii="Arial" w:eastAsia="黑体" w:hAnsi="Arial"/>
+      <w:rFonts w:ascii="Arial" w:hAnsi="Arial" w:eastAsia="黑体"/>
       <w:b/>
       <w:sz w:val="32"/>
     </w:rPr>
   </w:style>
-  <w:style w:type="paragraph" w:styleId="Heading3">
+  <w:style w:type="paragraph" w:styleId="4">
     <w:name w:val="heading 3"/>
-    <w:basedOn w:val="Normal"/>
-    <w:next w:val="Normal"/>
+    <w:basedOn w:val="1"/>
+    <w:next w:val="1"/>
     <w:semiHidden/>
     <w:unhideWhenUsed/>
     <w:qFormat/>
+    <w:uiPriority w:val="0"/>
     <w:pPr>
       <w:keepNext/>
       <w:keepLines/>
@@ -9144,12 +9272,13 @@
       <w:sz w:val="32"/>
     </w:rPr>
   </w:style>
-  <w:style w:type="paragraph" w:styleId="Heading4">
+  <w:style w:type="paragraph" w:styleId="5">
     <w:name w:val="heading 4"/>
-    <w:basedOn w:val="Normal"/>
-    <w:next w:val="Normal"/>
+    <w:basedOn w:val="1"/>
+    <w:next w:val="1"/>
     <w:unhideWhenUsed/>
     <w:qFormat/>
+    <w:uiPriority w:val="0"/>
     <w:pPr>
       <w:keepNext/>
       <w:keepLines/>
@@ -9162,18 +9291,19 @@
       <w:outlineLvl w:val="3"/>
     </w:pPr>
     <w:rPr>
-      <w:rFonts w:ascii="Arial" w:eastAsia="黑体" w:hAnsi="Arial"/>
+      <w:rFonts w:ascii="Arial" w:hAnsi="Arial" w:eastAsia="黑体"/>
       <w:b/>
       <w:sz w:val="28"/>
     </w:rPr>
   </w:style>
-  <w:style w:type="paragraph" w:styleId="Heading5">
+  <w:style w:type="paragraph" w:styleId="6">
     <w:name w:val="heading 5"/>
-    <w:basedOn w:val="Normal"/>
-    <w:next w:val="Normal"/>
+    <w:basedOn w:val="1"/>
+    <w:next w:val="1"/>
     <w:semiHidden/>
     <w:unhideWhenUsed/>
     <w:qFormat/>
+    <w:uiPriority w:val="0"/>
     <w:pPr>
       <w:keepNext/>
       <w:keepLines/>
@@ -9190,13 +9320,14 @@
       <w:sz w:val="28"/>
     </w:rPr>
   </w:style>
-  <w:style w:type="paragraph" w:styleId="Heading6">
+  <w:style w:type="paragraph" w:styleId="7">
     <w:name w:val="heading 6"/>
-    <w:basedOn w:val="Normal"/>
-    <w:next w:val="Normal"/>
+    <w:basedOn w:val="1"/>
+    <w:next w:val="1"/>
     <w:semiHidden/>
     <w:unhideWhenUsed/>
     <w:qFormat/>
+    <w:uiPriority w:val="0"/>
     <w:pPr>
       <w:keepNext/>
       <w:keepLines/>
@@ -9209,18 +9340,19 @@
       <w:outlineLvl w:val="5"/>
     </w:pPr>
     <w:rPr>
-      <w:rFonts w:ascii="Arial" w:eastAsia="黑体" w:hAnsi="Arial"/>
+      <w:rFonts w:ascii="Arial" w:hAnsi="Arial" w:eastAsia="黑体"/>
       <w:b/>
       <w:sz w:val="24"/>
     </w:rPr>
   </w:style>
-  <w:style w:type="paragraph" w:styleId="Heading7">
+  <w:style w:type="paragraph" w:styleId="8">
     <w:name w:val="heading 7"/>
-    <w:basedOn w:val="Normal"/>
-    <w:next w:val="Normal"/>
+    <w:basedOn w:val="1"/>
+    <w:next w:val="1"/>
     <w:semiHidden/>
     <w:unhideWhenUsed/>
     <w:qFormat/>
+    <w:uiPriority w:val="0"/>
     <w:pPr>
       <w:keepNext/>
       <w:keepLines/>
@@ -9237,13 +9369,14 @@
       <w:sz w:val="24"/>
     </w:rPr>
   </w:style>
-  <w:style w:type="paragraph" w:styleId="Heading8">
+  <w:style w:type="paragraph" w:styleId="9">
     <w:name w:val="heading 8"/>
-    <w:basedOn w:val="Normal"/>
-    <w:next w:val="Normal"/>
+    <w:basedOn w:val="1"/>
+    <w:next w:val="1"/>
     <w:semiHidden/>
     <w:unhideWhenUsed/>
     <w:qFormat/>
+    <w:uiPriority w:val="0"/>
     <w:pPr>
       <w:keepNext/>
       <w:keepLines/>
@@ -9256,17 +9389,18 @@
       <w:outlineLvl w:val="7"/>
     </w:pPr>
     <w:rPr>
-      <w:rFonts w:ascii="Arial" w:eastAsia="黑体" w:hAnsi="Arial"/>
+      <w:rFonts w:ascii="Arial" w:hAnsi="Arial" w:eastAsia="黑体"/>
       <w:sz w:val="24"/>
     </w:rPr>
   </w:style>
-  <w:style w:type="paragraph" w:styleId="Heading9">
+  <w:style w:type="paragraph" w:styleId="10">
     <w:name w:val="heading 9"/>
-    <w:basedOn w:val="Normal"/>
-    <w:next w:val="Normal"/>
+    <w:basedOn w:val="1"/>
+    <w:next w:val="1"/>
     <w:semiHidden/>
     <w:unhideWhenUsed/>
     <w:qFormat/>
+    <w:uiPriority w:val="0"/>
     <w:pPr>
       <w:keepNext/>
       <w:keepLines/>
@@ -9279,19 +9413,21 @@
       <w:outlineLvl w:val="8"/>
     </w:pPr>
     <w:rPr>
-      <w:rFonts w:ascii="Arial" w:eastAsia="黑体" w:hAnsi="Arial"/>
+      <w:rFonts w:ascii="Arial" w:hAnsi="Arial" w:eastAsia="黑体"/>
       <w:sz w:val="21"/>
     </w:rPr>
   </w:style>
-  <w:style w:type="character" w:default="1" w:styleId="DefaultParagraphFont">
+  <w:style w:type="character" w:default="1" w:styleId="22">
     <w:name w:val="Default Paragraph Font"/>
     <w:semiHidden/>
     <w:qFormat/>
+    <w:uiPriority w:val="0"/>
   </w:style>
-  <w:style w:type="table" w:default="1" w:styleId="TableNormal">
+  <w:style w:type="table" w:default="1" w:styleId="20">
     <w:name w:val="Normal Table"/>
     <w:semiHidden/>
     <w:qFormat/>
+    <w:uiPriority w:val="0"/>
     <w:tblPr>
       <w:tblCellMar>
         <w:top w:w="0" w:type="dxa"/>
@@ -9301,39 +9437,43 @@
       </w:tblCellMar>
     </w:tblPr>
   </w:style>
-  <w:style w:type="paragraph" w:styleId="CommentText">
+  <w:style w:type="paragraph" w:styleId="11">
     <w:name w:val="annotation text"/>
-    <w:basedOn w:val="Normal"/>
+    <w:basedOn w:val="1"/>
     <w:qFormat/>
+    <w:uiPriority w:val="0"/>
     <w:pPr>
       <w:jc w:val="left"/>
     </w:pPr>
   </w:style>
-  <w:style w:type="paragraph" w:styleId="BodyText">
+  <w:style w:type="paragraph" w:styleId="12">
     <w:name w:val="Body Text"/>
-    <w:basedOn w:val="Normal"/>
+    <w:basedOn w:val="1"/>
     <w:semiHidden/>
     <w:qFormat/>
+    <w:uiPriority w:val="0"/>
     <w:rPr>
-      <w:rFonts w:ascii="Arial" w:eastAsia="Arial" w:hAnsi="Arial" w:cs="Arial"/>
+      <w:rFonts w:ascii="Arial" w:hAnsi="Arial" w:eastAsia="Arial" w:cs="Arial"/>
       <w:sz w:val="21"/>
       <w:szCs w:val="21"/>
       <w:lang w:val="en-US" w:eastAsia="en-US" w:bidi="ar-SA"/>
     </w:rPr>
   </w:style>
-  <w:style w:type="paragraph" w:styleId="TOC3">
+  <w:style w:type="paragraph" w:styleId="13">
     <w:name w:val="toc 3"/>
-    <w:basedOn w:val="Normal"/>
-    <w:next w:val="Normal"/>
+    <w:basedOn w:val="1"/>
+    <w:next w:val="1"/>
     <w:qFormat/>
+    <w:uiPriority w:val="0"/>
     <w:pPr>
       <w:ind w:left="840" w:leftChars="400"/>
     </w:pPr>
   </w:style>
-  <w:style w:type="paragraph" w:styleId="Footer">
+  <w:style w:type="paragraph" w:styleId="14">
     <w:name w:val="footer"/>
-    <w:basedOn w:val="Normal"/>
+    <w:basedOn w:val="1"/>
     <w:qFormat/>
+    <w:uiPriority w:val="0"/>
     <w:pPr>
       <w:tabs>
         <w:tab w:val="center" w:pos="4153"/>
@@ -9346,16 +9486,17 @@
       <w:sz w:val="18"/>
     </w:rPr>
   </w:style>
-  <w:style w:type="paragraph" w:styleId="Header">
+  <w:style w:type="paragraph" w:styleId="15">
     <w:name w:val="header"/>
-    <w:basedOn w:val="Normal"/>
+    <w:basedOn w:val="1"/>
     <w:qFormat/>
+    <w:uiPriority w:val="0"/>
     <w:pPr>
       <w:pBdr>
-        <w:top w:val="nil"/>
-        <w:left w:val="nil"/>
-        <w:bottom w:val="nil"/>
-        <w:right w:val="nil"/>
+        <w:top w:val="none" w:color="auto" w:sz="0" w:space="0"/>
+        <w:left w:val="none" w:color="auto" w:sz="0" w:space="0"/>
+        <w:bottom w:val="none" w:color="auto" w:sz="0" w:space="0"/>
+        <w:right w:val="none" w:color="auto" w:sz="0" w:space="0"/>
       </w:pBdr>
       <w:tabs>
         <w:tab w:val="center" w:pos="4153"/>
@@ -9370,37 +9511,41 @@
       <w:sz w:val="18"/>
     </w:rPr>
   </w:style>
-  <w:style w:type="paragraph" w:styleId="TOC1">
+  <w:style w:type="paragraph" w:styleId="16">
     <w:name w:val="toc 1"/>
-    <w:basedOn w:val="Normal"/>
-    <w:next w:val="Normal"/>
+    <w:basedOn w:val="1"/>
+    <w:next w:val="1"/>
     <w:qFormat/>
+    <w:uiPriority w:val="0"/>
     <w:rPr>
-      <w:rFonts w:ascii="Arial" w:eastAsia="Microsoft JhengHei" w:hAnsi="Arial"/>
+      <w:rFonts w:ascii="Arial" w:hAnsi="Arial" w:eastAsia="Microsoft JhengHei"/>
       <w:sz w:val="24"/>
     </w:rPr>
   </w:style>
-  <w:style w:type="paragraph" w:styleId="TOC2">
+  <w:style w:type="paragraph" w:styleId="17">
     <w:name w:val="toc 2"/>
-    <w:basedOn w:val="Normal"/>
-    <w:next w:val="Normal"/>
+    <w:basedOn w:val="1"/>
+    <w:next w:val="1"/>
     <w:qFormat/>
+    <w:uiPriority w:val="0"/>
     <w:pPr>
       <w:ind w:left="420" w:leftChars="200"/>
     </w:pPr>
   </w:style>
-  <w:style w:type="paragraph" w:styleId="NormalWeb">
+  <w:style w:type="paragraph" w:styleId="18">
     <w:name w:val="Normal (Web)"/>
-    <w:basedOn w:val="Normal"/>
+    <w:basedOn w:val="1"/>
     <w:qFormat/>
+    <w:uiPriority w:val="0"/>
     <w:rPr>
       <w:sz w:val="24"/>
     </w:rPr>
   </w:style>
-  <w:style w:type="paragraph" w:styleId="Title">
+  <w:style w:type="paragraph" w:styleId="19">
     <w:name w:val="Title"/>
-    <w:basedOn w:val="Normal"/>
+    <w:basedOn w:val="1"/>
     <w:qFormat/>
+    <w:uiPriority w:val="0"/>
     <w:pPr>
       <w:spacing w:before="240" w:beforeLines="0" w:beforeAutospacing="0" w:after="60" w:afterLines="0" w:afterAutospacing="0"/>
       <w:jc w:val="center"/>
@@ -9412,68 +9557,73 @@
       <w:sz w:val="32"/>
     </w:rPr>
   </w:style>
-  <w:style w:type="table" w:styleId="TableGrid">
+  <w:style w:type="table" w:styleId="21">
     <w:name w:val="Table Grid"/>
-    <w:basedOn w:val="TableNormal"/>
+    <w:basedOn w:val="20"/>
     <w:qFormat/>
+    <w:uiPriority w:val="0"/>
     <w:pPr>
       <w:widowControl w:val="0"/>
       <w:jc w:val="both"/>
     </w:pPr>
     <w:tblPr>
       <w:tblBorders>
-        <w:top w:val="single" w:sz="4" w:space="0" w:color="auto"/>
-        <w:left w:val="single" w:sz="4" w:space="0" w:color="auto"/>
-        <w:bottom w:val="single" w:sz="4" w:space="0" w:color="auto"/>
-        <w:right w:val="single" w:sz="4" w:space="0" w:color="auto"/>
-        <w:insideH w:val="single" w:sz="4" w:space="0" w:color="auto"/>
-        <w:insideV w:val="single" w:sz="4" w:space="0" w:color="auto"/>
+        <w:top w:val="single" w:color="auto" w:sz="4" w:space="0"/>
+        <w:left w:val="single" w:color="auto" w:sz="4" w:space="0"/>
+        <w:bottom w:val="single" w:color="auto" w:sz="4" w:space="0"/>
+        <w:right w:val="single" w:color="auto" w:sz="4" w:space="0"/>
+        <w:insideH w:val="single" w:color="auto" w:sz="4" w:space="0"/>
+        <w:insideV w:val="single" w:color="auto" w:sz="4" w:space="0"/>
       </w:tblBorders>
     </w:tblPr>
   </w:style>
-  <w:style w:type="character" w:styleId="Strong">
+  <w:style w:type="character" w:styleId="23">
     <w:name w:val="Strong"/>
-    <w:basedOn w:val="DefaultParagraphFont"/>
+    <w:basedOn w:val="22"/>
     <w:qFormat/>
+    <w:uiPriority w:val="0"/>
     <w:rPr>
       <w:b/>
     </w:rPr>
   </w:style>
-  <w:style w:type="paragraph" w:customStyle="1" w:styleId="a">
+  <w:style w:type="paragraph" w:customStyle="1" w:styleId="24">
     <w:name w:val="柴_公司名"/>
-    <w:basedOn w:val="Title"/>
+    <w:basedOn w:val="19"/>
     <w:qFormat/>
+    <w:uiPriority w:val="0"/>
     <w:pPr>
       <w:spacing w:after="600" w:afterLines="600"/>
     </w:pPr>
     <w:rPr>
-      <w:rFonts w:ascii="宋体" w:eastAsia="宋体" w:hAnsi="宋体" w:cs="宋体" w:hint="eastAsia"/>
+      <w:rFonts w:hint="eastAsia" w:ascii="宋体" w:hAnsi="宋体" w:eastAsia="宋体" w:cs="宋体"/>
       <w:bCs/>
       <w:spacing w:val="-6"/>
       <w:sz w:val="52"/>
       <w:szCs w:val="52"/>
     </w:rPr>
   </w:style>
-  <w:style w:type="paragraph" w:customStyle="1" w:styleId="a0">
+  <w:style w:type="paragraph" w:customStyle="1" w:styleId="25">
     <w:name w:val="柴_文档名"/>
-    <w:basedOn w:val="Title"/>
+    <w:basedOn w:val="19"/>
     <w:qFormat/>
+    <w:uiPriority w:val="0"/>
     <w:pPr>
       <w:spacing w:after="900" w:afterLines="900"/>
     </w:pPr>
     <w:rPr>
-      <w:rFonts w:ascii="黑体" w:eastAsia="黑体" w:hAnsi="黑体" w:cs="黑体"/>
+      <w:rFonts w:ascii="黑体" w:hAnsi="黑体" w:eastAsia="黑体" w:cs="黑体"/>
       <w:bCs/>
       <w:spacing w:val="-7"/>
       <w:sz w:val="52"/>
       <w:szCs w:val="52"/>
     </w:rPr>
   </w:style>
-  <w:style w:type="table" w:customStyle="1" w:styleId="TableNormal0">
+  <w:style w:type="table" w:customStyle="1" w:styleId="26">
     <w:name w:val="Table Normal_0"/>
     <w:semiHidden/>
     <w:unhideWhenUsed/>
     <w:qFormat/>
+    <w:uiPriority w:val="0"/>
     <w:tblPr>
       <w:tblCellMar>
         <w:top w:w="0" w:type="dxa"/>
@@ -9483,81 +9633,87 @@
       </w:tblCellMar>
     </w:tblPr>
   </w:style>
-  <w:style w:type="paragraph" w:customStyle="1" w:styleId="TableText">
+  <w:style w:type="paragraph" w:customStyle="1" w:styleId="27">
     <w:name w:val="Table Text"/>
-    <w:basedOn w:val="Normal"/>
+    <w:basedOn w:val="1"/>
     <w:semiHidden/>
     <w:qFormat/>
+    <w:uiPriority w:val="0"/>
     <w:rPr>
-      <w:rFonts w:ascii="宋体" w:eastAsia="宋体" w:hAnsi="宋体" w:cs="宋体"/>
+      <w:rFonts w:ascii="宋体" w:hAnsi="宋体" w:eastAsia="宋体" w:cs="宋体"/>
       <w:sz w:val="21"/>
       <w:szCs w:val="21"/>
       <w:lang w:val="en-US" w:eastAsia="en-US" w:bidi="ar-SA"/>
     </w:rPr>
   </w:style>
-  <w:style w:type="paragraph" w:customStyle="1" w:styleId="1">
+  <w:style w:type="paragraph" w:customStyle="1" w:styleId="28">
     <w:name w:val="柴_标题1"/>
-    <w:basedOn w:val="Heading1"/>
-    <w:next w:val="a1"/>
-    <w:link w:val="1Char"/>
+    <w:basedOn w:val="2"/>
+    <w:next w:val="29"/>
+    <w:link w:val="38"/>
     <w:qFormat/>
+    <w:uiPriority w:val="0"/>
     <w:pPr>
       <w:spacing w:before="100" w:after="90" w:line="360" w:lineRule="auto"/>
     </w:pPr>
     <w:rPr>
-      <w:rFonts w:ascii="Arial" w:eastAsia="宋体" w:hAnsi="Arial"/>
+      <w:rFonts w:ascii="Arial" w:hAnsi="Arial" w:eastAsia="宋体"/>
       <w:sz w:val="32"/>
     </w:rPr>
   </w:style>
-  <w:style w:type="paragraph" w:customStyle="1" w:styleId="a1">
+  <w:style w:type="paragraph" w:customStyle="1" w:styleId="29">
     <w:name w:val="柴_正文"/>
-    <w:basedOn w:val="BodyText"/>
-    <w:link w:val="Char"/>
+    <w:basedOn w:val="12"/>
+    <w:link w:val="42"/>
     <w:qFormat/>
+    <w:uiPriority w:val="0"/>
     <w:pPr>
       <w:spacing w:line="360" w:lineRule="auto"/>
       <w:ind w:firstLine="470" w:firstLineChars="200"/>
     </w:pPr>
     <w:rPr>
-      <w:rFonts w:ascii="Arial" w:eastAsia="宋体" w:hAnsi="Arial"/>
+      <w:rFonts w:ascii="Arial" w:hAnsi="Arial" w:eastAsia="宋体"/>
       <w:sz w:val="24"/>
       <w:lang w:eastAsia="zh-CN"/>
     </w:rPr>
   </w:style>
-  <w:style w:type="paragraph" w:customStyle="1" w:styleId="2">
+  <w:style w:type="paragraph" w:customStyle="1" w:styleId="30">
     <w:name w:val="柴_标题2"/>
-    <w:basedOn w:val="Heading2"/>
-    <w:next w:val="a1"/>
+    <w:basedOn w:val="3"/>
+    <w:next w:val="29"/>
     <w:qFormat/>
+    <w:uiPriority w:val="0"/>
     <w:pPr>
       <w:spacing w:line="360" w:lineRule="auto"/>
     </w:pPr>
     <w:rPr>
-      <w:rFonts w:ascii="Arial" w:eastAsia="宋体" w:hAnsi="Arial"/>
+      <w:rFonts w:ascii="Arial" w:hAnsi="Arial" w:eastAsia="宋体"/>
       <w:sz w:val="28"/>
     </w:rPr>
   </w:style>
-  <w:style w:type="paragraph" w:customStyle="1" w:styleId="3">
+  <w:style w:type="paragraph" w:customStyle="1" w:styleId="31">
     <w:name w:val="柴_标题3"/>
-    <w:basedOn w:val="Heading3"/>
-    <w:next w:val="a1"/>
+    <w:basedOn w:val="4"/>
+    <w:next w:val="29"/>
     <w:qFormat/>
+    <w:uiPriority w:val="0"/>
     <w:pPr>
       <w:spacing w:line="360" w:lineRule="auto"/>
       <w:ind w:left="0" w:firstLine="472" w:firstLineChars="200"/>
     </w:pPr>
     <w:rPr>
-      <w:rFonts w:ascii="宋体" w:eastAsia="宋体" w:hAnsi="宋体" w:cs="宋体"/>
+      <w:rFonts w:ascii="宋体" w:hAnsi="宋体" w:eastAsia="宋体" w:cs="宋体"/>
       <w:spacing w:val="-2"/>
       <w:sz w:val="24"/>
       <w:szCs w:val="24"/>
     </w:rPr>
   </w:style>
-  <w:style w:type="paragraph" w:customStyle="1" w:styleId="a2">
+  <w:style w:type="paragraph" w:customStyle="1" w:styleId="32">
     <w:name w:val="柴_目录"/>
-    <w:basedOn w:val="Normal"/>
-    <w:next w:val="BodyText"/>
+    <w:basedOn w:val="1"/>
+    <w:next w:val="12"/>
     <w:qFormat/>
+    <w:uiPriority w:val="0"/>
     <w:pPr>
       <w:tabs>
         <w:tab w:val="right" w:leader="dot" w:pos="8442"/>
@@ -9565,59 +9721,64 @@
       <w:ind w:left="0" w:leftChars="0"/>
     </w:pPr>
     <w:rPr>
-      <w:rFonts w:ascii="Arial" w:eastAsia="Microsoft JhengHei" w:hAnsi="Arial"/>
+      <w:rFonts w:ascii="Arial" w:hAnsi="Arial" w:eastAsia="Microsoft JhengHei"/>
       <w:sz w:val="24"/>
     </w:rPr>
   </w:style>
-  <w:style w:type="paragraph" w:customStyle="1" w:styleId="WPSOffice1">
+  <w:style w:type="paragraph" w:customStyle="1" w:styleId="33">
     <w:name w:val="WPSOffice手动目录 1"/>
     <w:qFormat/>
+    <w:uiPriority w:val="0"/>
     <w:pPr>
       <w:ind w:leftChars="0"/>
     </w:pPr>
     <w:rPr>
-      <w:rFonts w:ascii="Times New Roman" w:eastAsia="宋体" w:hAnsi="Times New Roman" w:cs="Times New Roman"/>
+      <w:rFonts w:ascii="Times New Roman" w:hAnsi="Times New Roman" w:eastAsia="宋体" w:cs="Times New Roman"/>
       <w:sz w:val="20"/>
       <w:szCs w:val="20"/>
     </w:rPr>
   </w:style>
-  <w:style w:type="paragraph" w:customStyle="1" w:styleId="WPSOffice2">
+  <w:style w:type="paragraph" w:customStyle="1" w:styleId="34">
     <w:name w:val="WPSOffice手动目录 2"/>
     <w:qFormat/>
+    <w:uiPriority w:val="0"/>
     <w:pPr>
       <w:ind w:leftChars="200"/>
     </w:pPr>
     <w:rPr>
-      <w:rFonts w:ascii="Times New Roman" w:eastAsia="宋体" w:hAnsi="Times New Roman" w:cs="Times New Roman"/>
+      <w:rFonts w:ascii="Times New Roman" w:hAnsi="Times New Roman" w:eastAsia="宋体" w:cs="Times New Roman"/>
       <w:sz w:val="20"/>
       <w:szCs w:val="20"/>
     </w:rPr>
   </w:style>
-  <w:style w:type="paragraph" w:customStyle="1" w:styleId="WPSOffice3">
+  <w:style w:type="paragraph" w:customStyle="1" w:styleId="35">
     <w:name w:val="WPSOffice手动目录 3"/>
     <w:qFormat/>
+    <w:uiPriority w:val="0"/>
     <w:pPr>
       <w:ind w:leftChars="400"/>
     </w:pPr>
     <w:rPr>
-      <w:rFonts w:ascii="Times New Roman" w:eastAsia="宋体" w:hAnsi="Times New Roman" w:cs="Times New Roman"/>
+      <w:rFonts w:ascii="Times New Roman" w:hAnsi="Times New Roman" w:eastAsia="宋体" w:cs="Times New Roman"/>
       <w:sz w:val="20"/>
       <w:szCs w:val="20"/>
     </w:rPr>
   </w:style>
-  <w:style w:type="paragraph" w:customStyle="1" w:styleId="Compact">
+  <w:style w:type="paragraph" w:customStyle="1" w:styleId="36">
     <w:name w:val="Compact"/>
-    <w:basedOn w:val="BodyText"/>
+    <w:basedOn w:val="12"/>
     <w:qFormat/>
+    <w:uiPriority w:val="0"/>
     <w:pPr>
       <w:spacing w:before="36" w:after="36"/>
     </w:pPr>
   </w:style>
-  <w:style w:type="table" w:customStyle="1" w:styleId="Table">
+  <w:style w:type="table" w:customStyle="1" w:styleId="37">
     <w:name w:val="Table"/>
     <w:semiHidden/>
     <w:unhideWhenUsed/>
     <w:qFormat/>
+    <w:uiPriority w:val="0"/>
     <w:tblPr>
       <w:tblCellMar>
         <w:top w:w="0" w:type="dxa"/>
@@ -9629,26 +9790,28 @@
     <w:tblStylePr w:type="firstRow">
       <w:tcPr>
         <w:tcBorders>
-          <w:bottom w:val="single" w:sz="0" w:space="0" w:color="auto"/>
+          <w:bottom w:val="single" w:color="auto" w:sz="0" w:space="0"/>
         </w:tcBorders>
         <w:vAlign w:val="bottom"/>
       </w:tcPr>
     </w:tblStylePr>
   </w:style>
-  <w:style w:type="character" w:customStyle="1" w:styleId="1Char">
+  <w:style w:type="character" w:customStyle="1" w:styleId="38">
     <w:name w:val="柴_标题1 Char"/>
-    <w:link w:val="1"/>
+    <w:link w:val="28"/>
     <w:qFormat/>
+    <w:uiPriority w:val="0"/>
     <w:rPr>
-      <w:rFonts w:ascii="Arial" w:eastAsia="宋体" w:hAnsi="Arial"/>
+      <w:rFonts w:ascii="Arial" w:hAnsi="Arial" w:eastAsia="宋体"/>
       <w:sz w:val="32"/>
     </w:rPr>
   </w:style>
-  <w:style w:type="table" w:customStyle="1" w:styleId="TableNormal1">
+  <w:style w:type="table" w:customStyle="1" w:styleId="39">
     <w:name w:val="Table Normal_1"/>
     <w:semiHidden/>
     <w:unhideWhenUsed/>
     <w:qFormat/>
+    <w:uiPriority w:val="0"/>
     <w:tblPr>
       <w:tblCellMar>
         <w:top w:w="0" w:type="dxa"/>
@@ -9658,10 +9821,11 @@
       </w:tblCellMar>
     </w:tblPr>
   </w:style>
-  <w:style w:type="paragraph" w:customStyle="1" w:styleId="a3">
+  <w:style w:type="paragraph" w:customStyle="1" w:styleId="40">
     <w:name w:val="柴_正文_无缩进"/>
-    <w:basedOn w:val="Normal"/>
+    <w:basedOn w:val="1"/>
     <w:qFormat/>
+    <w:uiPriority w:val="0"/>
     <w:pPr>
       <w:ind w:firstLine="0" w:firstLineChars="0"/>
     </w:pPr>
@@ -9671,29 +9835,31 @@
       <w:lang w:eastAsia="zh-CN"/>
     </w:rPr>
   </w:style>
-  <w:style w:type="paragraph" w:customStyle="1" w:styleId="4">
+  <w:style w:type="paragraph" w:customStyle="1" w:styleId="41">
     <w:name w:val="柴_标题4"/>
-    <w:basedOn w:val="Heading4"/>
-    <w:next w:val="Normal"/>
+    <w:basedOn w:val="5"/>
+    <w:next w:val="1"/>
     <w:qFormat/>
+    <w:uiPriority w:val="0"/>
     <w:pPr>
       <w:widowControl w:val="0"/>
       <w:spacing w:before="160" w:line="360" w:lineRule="auto"/>
-      <w:ind w:left="981" w:hanging="862" w:leftChars="300"/>
+      <w:ind w:left="981" w:leftChars="300" w:hanging="862"/>
     </w:pPr>
     <w:rPr>
-      <w:rFonts w:ascii="Calibri" w:eastAsia="宋体" w:hAnsi="Calibri" w:cs="宋体" w:hint="eastAsia"/>
+      <w:rFonts w:hint="eastAsia" w:ascii="Calibri" w:hAnsi="Calibri" w:eastAsia="宋体" w:cs="宋体"/>
       <w:sz w:val="24"/>
       <w:szCs w:val="24"/>
       <w:lang w:eastAsia="zh-CN" w:bidi="zh-CN"/>
     </w:rPr>
   </w:style>
-  <w:style w:type="character" w:customStyle="1" w:styleId="Char">
+  <w:style w:type="character" w:customStyle="1" w:styleId="42">
     <w:name w:val="柴_正文 Char"/>
-    <w:link w:val="a1"/>
+    <w:link w:val="29"/>
     <w:qFormat/>
+    <w:uiPriority w:val="0"/>
     <w:rPr>
-      <w:rFonts w:ascii="Arial" w:eastAsia="宋体" w:hAnsi="Arial"/>
+      <w:rFonts w:ascii="Arial" w:hAnsi="Arial" w:eastAsia="宋体"/>
       <w:sz w:val="24"/>
       <w:lang w:eastAsia="zh-CN"/>
     </w:rPr>
